--- a/SuperScorex.docx
+++ b/SuperScorex.docx
@@ -1957,23 +1957,7 @@
                 <w:rFonts w:ascii="Times New Roman" w:hAnsi="Times New Roman" w:cs="Times New Roman"/>
                 <w:lang w:val="ro-RO"/>
               </w:rPr>
-              <w:t>Doar Vizualizare (</w:t>
-            </w:r>
-            <w:r>
-              <w:rPr>
-                <w:rFonts w:ascii="Times New Roman" w:hAnsi="Times New Roman" w:cs="Times New Roman"/>
-                <w:i/>
-                <w:iCs/>
-                <w:lang w:val="ro-RO"/>
-              </w:rPr>
-              <w:t>Read-Only</w:t>
-            </w:r>
-            <w:r>
-              <w:rPr>
-                <w:rFonts w:ascii="Times New Roman" w:hAnsi="Times New Roman" w:cs="Times New Roman"/>
-                <w:lang w:val="ro-RO"/>
-              </w:rPr>
-              <w:t>)</w:t>
+              <w:t xml:space="preserve">Doar Vizualizare </w:t>
             </w:r>
           </w:p>
         </w:tc>
@@ -2839,27 +2823,9 @@
   </w:num>
   <w:num w:numId="2" w16cid:durableId="1335764726">
     <w:abstractNumId w:val="0"/>
-    <w:lvlOverride w:ilvl="0"/>
-    <w:lvlOverride w:ilvl="1"/>
-    <w:lvlOverride w:ilvl="2"/>
-    <w:lvlOverride w:ilvl="3"/>
-    <w:lvlOverride w:ilvl="4"/>
-    <w:lvlOverride w:ilvl="5"/>
-    <w:lvlOverride w:ilvl="6"/>
-    <w:lvlOverride w:ilvl="7"/>
-    <w:lvlOverride w:ilvl="8"/>
   </w:num>
   <w:num w:numId="3" w16cid:durableId="2062630656">
     <w:abstractNumId w:val="2"/>
-    <w:lvlOverride w:ilvl="0"/>
-    <w:lvlOverride w:ilvl="1"/>
-    <w:lvlOverride w:ilvl="2"/>
-    <w:lvlOverride w:ilvl="3"/>
-    <w:lvlOverride w:ilvl="4"/>
-    <w:lvlOverride w:ilvl="5"/>
-    <w:lvlOverride w:ilvl="6"/>
-    <w:lvlOverride w:ilvl="7"/>
-    <w:lvlOverride w:ilvl="8"/>
   </w:num>
   <w:num w:numId="4" w16cid:durableId="1113789406">
     <w:abstractNumId w:val="3"/>
@@ -3470,6 +3436,7 @@
   <w:style w:type="character" w:default="1" w:styleId="DefaultParagraphFont">
     <w:name w:val="Default Paragraph Font"/>
     <w:uiPriority w:val="1"/>
+    <w:semiHidden/>
     <w:unhideWhenUsed/>
   </w:style>
   <w:style w:type="table" w:default="1" w:styleId="TableNormal">

--- a/SuperScorex.docx
+++ b/SuperScorex.docx
@@ -554,14 +554,59 @@
     </w:p>
     <w:p>
       <w:pPr>
+        <w:pStyle w:val="ListParagraph"/>
+        <w:numPr>
+          <w:ilvl w:val="0"/>
+          <w:numId w:val="1"/>
+        </w:numPr>
         <w:rPr>
           <w:b/>
           <w:bCs/>
           <w:lang w:val="ro-RO"/>
         </w:rPr>
       </w:pPr>
+      <w:r>
+        <w:rPr>
+          <w:b/>
+          <w:bCs/>
+          <w:lang w:val="ro-RO"/>
+        </w:rPr>
+        <w:t>Diagrama UML</w:t>
+      </w:r>
+    </w:p>
+    <w:p>
+      <w:pPr>
+        <w:pStyle w:val="ListParagraph"/>
+        <w:ind w:left="1440"/>
+        <w:rPr>
+          <w:lang w:val="ro-RO"/>
+        </w:rPr>
+      </w:pPr>
+      <w:r>
+        <w:rPr>
+          <w:lang w:val="ro-RO"/>
+        </w:rPr>
+        <w:t>4.1. Explicarea tabelelor</w:t>
+      </w:r>
+    </w:p>
+    <w:p>
+      <w:pPr>
+        <w:rPr>
+          <w:b/>
+          <w:bCs/>
+          <w:lang w:val="ro-RO"/>
+        </w:rPr>
+      </w:pPr>
       <w:bookmarkStart w:id="1" w:name="_1jxsaueh8sud"/>
       <w:bookmarkEnd w:id="1"/>
+      <w:r>
+        <w:rPr>
+          <w:b/>
+          <w:bCs/>
+          <w:lang w:val="ro-RO"/>
+        </w:rPr>
+        <w:t xml:space="preserve"> </w:t>
+      </w:r>
     </w:p>
     <w:p>
       <w:pPr>
@@ -691,7 +736,6 @@
           <w:szCs w:val="36"/>
           <w:lang w:val="ro-RO"/>
         </w:rPr>
-        <w:lastRenderedPageBreak/>
         <w:t>2. SCOPUL PROIECTULUI</w:t>
       </w:r>
     </w:p>
@@ -1089,7 +1133,6 @@
           <w:szCs w:val="32"/>
           <w:lang w:val="ro-RO"/>
         </w:rPr>
-        <w:lastRenderedPageBreak/>
         <w:t>3. OBIECTIVELE APLICAȚIEI</w:t>
       </w:r>
     </w:p>
@@ -1609,7 +1652,6 @@
           <w:szCs w:val="28"/>
           <w:lang w:val="ro-RO"/>
         </w:rPr>
-        <w:lastRenderedPageBreak/>
         <w:t>3.3. Categorii de utilizatori și drepturi de acces</w:t>
       </w:r>
     </w:p>
@@ -1991,7 +2033,2854 @@
         </w:rPr>
       </w:pPr>
     </w:p>
-    <w:p/>
+    <w:p>
+      <w:pPr>
+        <w:rPr>
+          <w:rFonts w:ascii="Times New Roman" w:hAnsi="Times New Roman" w:cs="Times New Roman"/>
+          <w:b/>
+          <w:bCs/>
+          <w:sz w:val="28"/>
+          <w:szCs w:val="28"/>
+          <w:lang w:val="ro-RO"/>
+        </w:rPr>
+      </w:pPr>
+      <w:r>
+        <w:rPr>
+          <w:rFonts w:ascii="Times New Roman" w:hAnsi="Times New Roman" w:cs="Times New Roman"/>
+          <w:b/>
+          <w:bCs/>
+          <w:noProof/>
+          <w:sz w:val="28"/>
+          <w:szCs w:val="28"/>
+          <w:lang w:val="ro-RO"/>
+        </w:rPr>
+        <w:lastRenderedPageBreak/>
+        <mc:AlternateContent>
+          <mc:Choice Requires="wps">
+            <w:drawing>
+              <wp:anchor distT="0" distB="0" distL="114300" distR="114300" simplePos="0" relativeHeight="251658240" behindDoc="0" locked="0" layoutInCell="1" allowOverlap="1" wp14:anchorId="547BC18C" wp14:editId="66E963FA">
+                <wp:simplePos x="0" y="0"/>
+                <wp:positionH relativeFrom="page">
+                  <wp:align>left</wp:align>
+                </wp:positionH>
+                <wp:positionV relativeFrom="paragraph">
+                  <wp:posOffset>0</wp:posOffset>
+                </wp:positionV>
+                <wp:extent cx="2360930" cy="350520"/>
+                <wp:effectExtent l="0" t="0" r="20320" b="11430"/>
+                <wp:wrapSquare wrapText="bothSides"/>
+                <wp:docPr id="217" name="Text Box 2"/>
+                <wp:cNvGraphicFramePr>
+                  <a:graphicFrameLocks xmlns:a="http://schemas.openxmlformats.org/drawingml/2006/main"/>
+                </wp:cNvGraphicFramePr>
+                <a:graphic xmlns:a="http://schemas.openxmlformats.org/drawingml/2006/main">
+                  <a:graphicData uri="http://schemas.microsoft.com/office/word/2010/wordprocessingShape">
+                    <wps:wsp>
+                      <wps:cNvSpPr txBox="1">
+                        <a:spLocks noChangeArrowheads="1"/>
+                      </wps:cNvSpPr>
+                      <wps:spPr bwMode="auto">
+                        <a:xfrm>
+                          <a:off x="0" y="0"/>
+                          <a:ext cx="2360930" cy="350520"/>
+                        </a:xfrm>
+                        <a:prstGeom prst="rect">
+                          <a:avLst/>
+                        </a:prstGeom>
+                        <a:solidFill>
+                          <a:srgbClr val="FFFFFF"/>
+                        </a:solidFill>
+                        <a:ln w="9525">
+                          <a:solidFill>
+                            <a:srgbClr val="000000"/>
+                          </a:solidFill>
+                          <a:miter lim="800000"/>
+                          <a:headEnd/>
+                          <a:tailEnd/>
+                        </a:ln>
+                      </wps:spPr>
+                      <wps:txbx>
+                        <w:txbxContent>
+                          <w:p>
+                            <w:pPr>
+                              <w:pStyle w:val="ListParagraph"/>
+                              <w:numPr>
+                                <w:ilvl w:val="0"/>
+                                <w:numId w:val="5"/>
+                              </w:numPr>
+                              <w:rPr>
+                                <w:rFonts w:ascii="Times New Roman" w:hAnsi="Times New Roman" w:cs="Times New Roman"/>
+                                <w:b/>
+                                <w:bCs/>
+                                <w:sz w:val="32"/>
+                                <w:szCs w:val="32"/>
+                                <w:lang w:val="ro-RO"/>
+                              </w:rPr>
+                            </w:pPr>
+                            <w:r>
+                              <w:rPr>
+                                <w:rFonts w:ascii="Times New Roman" w:hAnsi="Times New Roman" w:cs="Times New Roman"/>
+                                <w:b/>
+                                <w:bCs/>
+                                <w:sz w:val="32"/>
+                                <w:szCs w:val="32"/>
+                                <w:lang w:val="ro-RO"/>
+                              </w:rPr>
+                              <w:t>Diagrama UML</w:t>
+                            </w:r>
+                          </w:p>
+                          <w:p/>
+                        </w:txbxContent>
+                      </wps:txbx>
+                      <wps:bodyPr rot="0" vert="horz" wrap="square" lIns="91440" tIns="45720" rIns="91440" bIns="45720" anchor="t" anchorCtr="0">
+                        <a:noAutofit/>
+                      </wps:bodyPr>
+                    </wps:wsp>
+                  </a:graphicData>
+                </a:graphic>
+              </wp:anchor>
+            </w:drawing>
+          </mc:Choice>
+          <mc:Fallback>
+            <w:pict>
+              <v:shapetype w14:anchorId="547BC18C" id="_x0000_t202" coordsize="21600,21600" o:spt="202" path="m,l,21600r21600,l21600,xe">
+                <v:stroke joinstyle="miter"/>
+                <v:path gradientshapeok="t" o:connecttype="rect"/>
+              </v:shapetype>
+              <v:shape id="Text Box 2" o:spid="_x0000_s1026" type="#_x0000_t202" style="position:absolute;margin-left:0;margin-top:0;width:185.9pt;height:27.6pt;z-index:251658240;visibility:visible;mso-wrap-style:square;mso-wrap-distance-left:9pt;mso-wrap-distance-top:0;mso-wrap-distance-right:9pt;mso-wrap-distance-bottom:0;mso-position-horizontal:left;mso-position-horizontal-relative:page;mso-position-vertical:absolute;mso-position-vertical-relative:text;v-text-anchor:top" o:gfxdata="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">
+                <v:textbox>
+                  <w:txbxContent>
+                    <w:p>
+                      <w:pPr>
+                        <w:pStyle w:val="ListParagraph"/>
+                        <w:numPr>
+                          <w:ilvl w:val="0"/>
+                          <w:numId w:val="5"/>
+                        </w:numPr>
+                        <w:rPr>
+                          <w:rFonts w:ascii="Times New Roman" w:hAnsi="Times New Roman" w:cs="Times New Roman"/>
+                          <w:b/>
+                          <w:bCs/>
+                          <w:sz w:val="32"/>
+                          <w:szCs w:val="32"/>
+                          <w:lang w:val="ro-RO"/>
+                        </w:rPr>
+                      </w:pPr>
+                      <w:r>
+                        <w:rPr>
+                          <w:rFonts w:ascii="Times New Roman" w:hAnsi="Times New Roman" w:cs="Times New Roman"/>
+                          <w:b/>
+                          <w:bCs/>
+                          <w:sz w:val="32"/>
+                          <w:szCs w:val="32"/>
+                          <w:lang w:val="ro-RO"/>
+                        </w:rPr>
+                        <w:t>Diagrama UML</w:t>
+                      </w:r>
+                    </w:p>
+                    <w:p/>
+                  </w:txbxContent>
+                </v:textbox>
+                <w10:wrap type="square" anchorx="page"/>
+              </v:shape>
+            </w:pict>
+          </mc:Fallback>
+        </mc:AlternateContent>
+      </w:r>
+      <w:r>
+        <w:rPr>
+          <w:noProof/>
+          <w:lang w:val="ro-RO"/>
+        </w:rPr>
+        <w:drawing>
+          <wp:inline distT="0" distB="0" distL="0" distR="0" wp14:anchorId="4D2B8BAD" wp14:editId="13C9A1C5">
+            <wp:extent cx="5943600" cy="7863840"/>
+            <wp:effectExtent l="0" t="0" r="0" b="3810"/>
+            <wp:docPr id="1810313865" name="Picture 1"/>
+            <wp:cNvGraphicFramePr>
+              <a:graphicFrameLocks xmlns:a="http://schemas.openxmlformats.org/drawingml/2006/main" noChangeAspect="1"/>
+            </wp:cNvGraphicFramePr>
+            <a:graphic xmlns:a="http://schemas.openxmlformats.org/drawingml/2006/main">
+              <a:graphicData uri="http://schemas.openxmlformats.org/drawingml/2006/picture">
+                <pic:pic xmlns:pic="http://schemas.openxmlformats.org/drawingml/2006/picture">
+                  <pic:nvPicPr>
+                    <pic:cNvPr id="0" name="Picture 1"/>
+                    <pic:cNvPicPr>
+                      <a:picLocks noChangeAspect="1" noChangeArrowheads="1"/>
+                    </pic:cNvPicPr>
+                  </pic:nvPicPr>
+                  <pic:blipFill>
+                    <a:blip r:embed="rId7">
+                      <a:extLst>
+                        <a:ext uri="{28A0092B-C50C-407E-A947-70E740481C1C}">
+                          <a14:useLocalDpi xmlns:a14="http://schemas.microsoft.com/office/drawing/2010/main" val="0"/>
+                        </a:ext>
+                      </a:extLst>
+                    </a:blip>
+                    <a:srcRect/>
+                    <a:stretch>
+                      <a:fillRect/>
+                    </a:stretch>
+                  </pic:blipFill>
+                  <pic:spPr bwMode="auto">
+                    <a:xfrm>
+                      <a:off x="0" y="0"/>
+                      <a:ext cx="5943600" cy="7863840"/>
+                    </a:xfrm>
+                    <a:prstGeom prst="rect">
+                      <a:avLst/>
+                    </a:prstGeom>
+                    <a:noFill/>
+                    <a:ln>
+                      <a:noFill/>
+                    </a:ln>
+                  </pic:spPr>
+                </pic:pic>
+              </a:graphicData>
+            </a:graphic>
+          </wp:inline>
+        </w:drawing>
+      </w:r>
+    </w:p>
+    <w:p>
+      <w:pPr>
+        <w:rPr>
+          <w:rFonts w:ascii="Times New Roman" w:hAnsi="Times New Roman" w:cs="Times New Roman"/>
+          <w:b/>
+          <w:bCs/>
+          <w:sz w:val="28"/>
+          <w:szCs w:val="28"/>
+          <w:lang w:val="ro-RO"/>
+        </w:rPr>
+      </w:pPr>
+      <w:r>
+        <w:rPr>
+          <w:rFonts w:ascii="Times New Roman" w:hAnsi="Times New Roman" w:cs="Times New Roman"/>
+          <w:b/>
+          <w:bCs/>
+          <w:sz w:val="28"/>
+          <w:szCs w:val="28"/>
+          <w:lang w:val="ro-RO"/>
+        </w:rPr>
+        <w:lastRenderedPageBreak/>
+        <w:t>4.1</w:t>
+      </w:r>
+      <w:r>
+        <w:rPr>
+          <w:rFonts w:ascii="Times New Roman" w:hAnsi="Times New Roman" w:cs="Times New Roman"/>
+          <w:b/>
+          <w:bCs/>
+          <w:sz w:val="28"/>
+          <w:szCs w:val="28"/>
+          <w:lang w:val="ro-RO"/>
+        </w:rPr>
+        <w:t xml:space="preserve">. </w:t>
+      </w:r>
+      <w:proofErr w:type="spellStart"/>
+      <w:r>
+        <w:rPr>
+          <w:rFonts w:ascii="Times New Roman" w:hAnsi="Times New Roman" w:cs="Times New Roman"/>
+          <w:b/>
+          <w:bCs/>
+          <w:sz w:val="28"/>
+          <w:szCs w:val="28"/>
+        </w:rPr>
+        <w:t>Descrierea</w:t>
+      </w:r>
+      <w:proofErr w:type="spellEnd"/>
+      <w:r>
+        <w:rPr>
+          <w:rFonts w:ascii="Times New Roman" w:hAnsi="Times New Roman" w:cs="Times New Roman"/>
+          <w:b/>
+          <w:bCs/>
+          <w:sz w:val="28"/>
+          <w:szCs w:val="28"/>
+        </w:rPr>
+        <w:t xml:space="preserve"> </w:t>
+      </w:r>
+      <w:proofErr w:type="spellStart"/>
+      <w:r>
+        <w:rPr>
+          <w:rFonts w:ascii="Times New Roman" w:hAnsi="Times New Roman" w:cs="Times New Roman"/>
+          <w:b/>
+          <w:bCs/>
+          <w:sz w:val="28"/>
+          <w:szCs w:val="28"/>
+        </w:rPr>
+        <w:t>claselor</w:t>
+      </w:r>
+      <w:proofErr w:type="spellEnd"/>
+      <w:r>
+        <w:rPr>
+          <w:rFonts w:ascii="Times New Roman" w:hAnsi="Times New Roman" w:cs="Times New Roman"/>
+          <w:b/>
+          <w:bCs/>
+          <w:sz w:val="28"/>
+          <w:szCs w:val="28"/>
+        </w:rPr>
+        <w:t xml:space="preserve"> </w:t>
+      </w:r>
+      <w:proofErr w:type="spellStart"/>
+      <w:r>
+        <w:rPr>
+          <w:rFonts w:ascii="Times New Roman" w:hAnsi="Times New Roman" w:cs="Times New Roman"/>
+          <w:b/>
+          <w:bCs/>
+          <w:sz w:val="28"/>
+          <w:szCs w:val="28"/>
+        </w:rPr>
+        <w:t>și</w:t>
+      </w:r>
+      <w:proofErr w:type="spellEnd"/>
+      <w:r>
+        <w:rPr>
+          <w:rFonts w:ascii="Times New Roman" w:hAnsi="Times New Roman" w:cs="Times New Roman"/>
+          <w:b/>
+          <w:bCs/>
+          <w:sz w:val="28"/>
+          <w:szCs w:val="28"/>
+        </w:rPr>
+        <w:t xml:space="preserve"> a </w:t>
+      </w:r>
+      <w:proofErr w:type="spellStart"/>
+      <w:r>
+        <w:rPr>
+          <w:rFonts w:ascii="Times New Roman" w:hAnsi="Times New Roman" w:cs="Times New Roman"/>
+          <w:b/>
+          <w:bCs/>
+          <w:sz w:val="28"/>
+          <w:szCs w:val="28"/>
+        </w:rPr>
+        <w:t>atributelor</w:t>
+      </w:r>
+      <w:proofErr w:type="spellEnd"/>
+    </w:p>
+    <w:p>
+      <w:pPr>
+        <w:rPr>
+          <w:rFonts w:ascii="Times New Roman" w:hAnsi="Times New Roman" w:cs="Times New Roman"/>
+        </w:rPr>
+      </w:pPr>
+      <w:r>
+        <w:rPr>
+          <w:rFonts w:ascii="Times New Roman" w:hAnsi="Times New Roman" w:cs="Times New Roman"/>
+        </w:rPr>
+        <w:t>  Championship:</w:t>
+      </w:r>
+    </w:p>
+    <w:p>
+      <w:pPr>
+        <w:numPr>
+          <w:ilvl w:val="0"/>
+          <w:numId w:val="6"/>
+        </w:numPr>
+        <w:rPr>
+          <w:rFonts w:ascii="Times New Roman" w:hAnsi="Times New Roman" w:cs="Times New Roman"/>
+        </w:rPr>
+      </w:pPr>
+      <w:r>
+        <w:rPr>
+          <w:rFonts w:ascii="Times New Roman" w:hAnsi="Times New Roman" w:cs="Times New Roman"/>
+        </w:rPr>
+        <w:t xml:space="preserve">Rol: </w:t>
+      </w:r>
+      <w:proofErr w:type="spellStart"/>
+      <w:r>
+        <w:rPr>
+          <w:rFonts w:ascii="Times New Roman" w:hAnsi="Times New Roman" w:cs="Times New Roman"/>
+        </w:rPr>
+        <w:t>Reprezintă</w:t>
+      </w:r>
+      <w:proofErr w:type="spellEnd"/>
+      <w:r>
+        <w:rPr>
+          <w:rFonts w:ascii="Times New Roman" w:hAnsi="Times New Roman" w:cs="Times New Roman"/>
+        </w:rPr>
+        <w:t xml:space="preserve"> </w:t>
+      </w:r>
+      <w:proofErr w:type="spellStart"/>
+      <w:r>
+        <w:rPr>
+          <w:rFonts w:ascii="Times New Roman" w:hAnsi="Times New Roman" w:cs="Times New Roman"/>
+        </w:rPr>
+        <w:t>entitatea</w:t>
+      </w:r>
+      <w:proofErr w:type="spellEnd"/>
+      <w:r>
+        <w:rPr>
+          <w:rFonts w:ascii="Times New Roman" w:hAnsi="Times New Roman" w:cs="Times New Roman"/>
+        </w:rPr>
+        <w:t xml:space="preserve"> </w:t>
+      </w:r>
+      <w:proofErr w:type="spellStart"/>
+      <w:r>
+        <w:rPr>
+          <w:rFonts w:ascii="Times New Roman" w:hAnsi="Times New Roman" w:cs="Times New Roman"/>
+        </w:rPr>
+        <w:t>principală</w:t>
+      </w:r>
+      <w:proofErr w:type="spellEnd"/>
+      <w:r>
+        <w:rPr>
+          <w:rFonts w:ascii="Times New Roman" w:hAnsi="Times New Roman" w:cs="Times New Roman"/>
+        </w:rPr>
+        <w:t xml:space="preserve"> a </w:t>
+      </w:r>
+      <w:proofErr w:type="spellStart"/>
+      <w:r>
+        <w:rPr>
+          <w:rFonts w:ascii="Times New Roman" w:hAnsi="Times New Roman" w:cs="Times New Roman"/>
+        </w:rPr>
+        <w:t>competiției</w:t>
+      </w:r>
+      <w:proofErr w:type="spellEnd"/>
+      <w:r>
+        <w:rPr>
+          <w:rFonts w:ascii="Times New Roman" w:hAnsi="Times New Roman" w:cs="Times New Roman"/>
+        </w:rPr>
+        <w:t xml:space="preserve">, </w:t>
+      </w:r>
+      <w:proofErr w:type="spellStart"/>
+      <w:r>
+        <w:rPr>
+          <w:rFonts w:ascii="Times New Roman" w:hAnsi="Times New Roman" w:cs="Times New Roman"/>
+        </w:rPr>
+        <w:t>adică</w:t>
+      </w:r>
+      <w:proofErr w:type="spellEnd"/>
+      <w:r>
+        <w:rPr>
+          <w:rFonts w:ascii="Times New Roman" w:hAnsi="Times New Roman" w:cs="Times New Roman"/>
+        </w:rPr>
+        <w:t xml:space="preserve"> Premier League.</w:t>
+      </w:r>
+    </w:p>
+    <w:p>
+      <w:pPr>
+        <w:numPr>
+          <w:ilvl w:val="0"/>
+          <w:numId w:val="6"/>
+        </w:numPr>
+        <w:rPr>
+          <w:rFonts w:ascii="Times New Roman" w:hAnsi="Times New Roman" w:cs="Times New Roman"/>
+        </w:rPr>
+      </w:pPr>
+      <w:proofErr w:type="spellStart"/>
+      <w:r>
+        <w:rPr>
+          <w:rFonts w:ascii="Times New Roman" w:hAnsi="Times New Roman" w:cs="Times New Roman"/>
+        </w:rPr>
+        <w:t>Atribute</w:t>
+      </w:r>
+      <w:proofErr w:type="spellEnd"/>
+      <w:r>
+        <w:rPr>
+          <w:rFonts w:ascii="Times New Roman" w:hAnsi="Times New Roman" w:cs="Times New Roman"/>
+        </w:rPr>
+        <w:t xml:space="preserve">: </w:t>
+      </w:r>
+      <w:proofErr w:type="spellStart"/>
+      <w:r>
+        <w:rPr>
+          <w:rFonts w:ascii="Times New Roman" w:hAnsi="Times New Roman" w:cs="Times New Roman"/>
+        </w:rPr>
+        <w:t>championship_id</w:t>
+      </w:r>
+      <w:proofErr w:type="spellEnd"/>
+      <w:r>
+        <w:rPr>
+          <w:rFonts w:ascii="Times New Roman" w:hAnsi="Times New Roman" w:cs="Times New Roman"/>
+        </w:rPr>
+        <w:t>, country, teams, field, awards.</w:t>
+      </w:r>
+    </w:p>
+    <w:p>
+      <w:pPr>
+        <w:numPr>
+          <w:ilvl w:val="0"/>
+          <w:numId w:val="6"/>
+        </w:numPr>
+        <w:rPr>
+          <w:rFonts w:ascii="Times New Roman" w:hAnsi="Times New Roman" w:cs="Times New Roman"/>
+        </w:rPr>
+      </w:pPr>
+      <w:proofErr w:type="spellStart"/>
+      <w:r>
+        <w:rPr>
+          <w:rFonts w:ascii="Times New Roman" w:hAnsi="Times New Roman" w:cs="Times New Roman"/>
+        </w:rPr>
+        <w:t>Relații</w:t>
+      </w:r>
+      <w:proofErr w:type="spellEnd"/>
+      <w:r>
+        <w:rPr>
+          <w:rFonts w:ascii="Times New Roman" w:hAnsi="Times New Roman" w:cs="Times New Roman"/>
+        </w:rPr>
+        <w:t xml:space="preserve">: </w:t>
+      </w:r>
+      <w:proofErr w:type="spellStart"/>
+      <w:r>
+        <w:rPr>
+          <w:rFonts w:ascii="Times New Roman" w:hAnsi="Times New Roman" w:cs="Times New Roman"/>
+        </w:rPr>
+        <w:t>Grupează</w:t>
+      </w:r>
+      <w:proofErr w:type="spellEnd"/>
+      <w:r>
+        <w:rPr>
+          <w:rFonts w:ascii="Times New Roman" w:hAnsi="Times New Roman" w:cs="Times New Roman"/>
+        </w:rPr>
+        <w:t xml:space="preserve"> minim 20 de </w:t>
+      </w:r>
+      <w:proofErr w:type="spellStart"/>
+      <w:r>
+        <w:rPr>
+          <w:rFonts w:ascii="Times New Roman" w:hAnsi="Times New Roman" w:cs="Times New Roman"/>
+        </w:rPr>
+        <w:t>echipe</w:t>
+      </w:r>
+      <w:proofErr w:type="spellEnd"/>
+      <w:r>
+        <w:rPr>
+          <w:rFonts w:ascii="Times New Roman" w:hAnsi="Times New Roman" w:cs="Times New Roman"/>
+        </w:rPr>
+        <w:t xml:space="preserve"> </w:t>
+      </w:r>
+      <w:proofErr w:type="spellStart"/>
+      <w:r>
+        <w:rPr>
+          <w:rFonts w:ascii="Times New Roman" w:hAnsi="Times New Roman" w:cs="Times New Roman"/>
+        </w:rPr>
+        <w:t>și</w:t>
+      </w:r>
+      <w:proofErr w:type="spellEnd"/>
+      <w:r>
+        <w:rPr>
+          <w:rFonts w:ascii="Times New Roman" w:hAnsi="Times New Roman" w:cs="Times New Roman"/>
+        </w:rPr>
+        <w:t xml:space="preserve"> </w:t>
+      </w:r>
+      <w:proofErr w:type="spellStart"/>
+      <w:r>
+        <w:rPr>
+          <w:rFonts w:ascii="Times New Roman" w:hAnsi="Times New Roman" w:cs="Times New Roman"/>
+        </w:rPr>
+        <w:t>corpul</w:t>
+      </w:r>
+      <w:proofErr w:type="spellEnd"/>
+      <w:r>
+        <w:rPr>
+          <w:rFonts w:ascii="Times New Roman" w:hAnsi="Times New Roman" w:cs="Times New Roman"/>
+        </w:rPr>
+        <w:t xml:space="preserve"> de </w:t>
+      </w:r>
+      <w:proofErr w:type="spellStart"/>
+      <w:r>
+        <w:rPr>
+          <w:rFonts w:ascii="Times New Roman" w:hAnsi="Times New Roman" w:cs="Times New Roman"/>
+        </w:rPr>
+        <w:t>arbitri</w:t>
+      </w:r>
+      <w:proofErr w:type="spellEnd"/>
+      <w:r>
+        <w:rPr>
+          <w:rFonts w:ascii="Times New Roman" w:hAnsi="Times New Roman" w:cs="Times New Roman"/>
+        </w:rPr>
+        <w:t>.</w:t>
+      </w:r>
+    </w:p>
+    <w:p>
+      <w:pPr>
+        <w:rPr>
+          <w:rFonts w:ascii="Times New Roman" w:hAnsi="Times New Roman" w:cs="Times New Roman"/>
+        </w:rPr>
+      </w:pPr>
+      <w:r>
+        <w:rPr>
+          <w:rFonts w:ascii="Times New Roman" w:hAnsi="Times New Roman" w:cs="Times New Roman"/>
+        </w:rPr>
+        <w:t>  Team:</w:t>
+      </w:r>
+    </w:p>
+    <w:p>
+      <w:pPr>
+        <w:numPr>
+          <w:ilvl w:val="0"/>
+          <w:numId w:val="7"/>
+        </w:numPr>
+        <w:rPr>
+          <w:rFonts w:ascii="Times New Roman" w:hAnsi="Times New Roman" w:cs="Times New Roman"/>
+        </w:rPr>
+      </w:pPr>
+      <w:r>
+        <w:rPr>
+          <w:rFonts w:ascii="Times New Roman" w:hAnsi="Times New Roman" w:cs="Times New Roman"/>
+        </w:rPr>
+        <w:t xml:space="preserve">Rol: </w:t>
+      </w:r>
+      <w:proofErr w:type="spellStart"/>
+      <w:r>
+        <w:rPr>
+          <w:rFonts w:ascii="Times New Roman" w:hAnsi="Times New Roman" w:cs="Times New Roman"/>
+        </w:rPr>
+        <w:t>Stochează</w:t>
+      </w:r>
+      <w:proofErr w:type="spellEnd"/>
+      <w:r>
+        <w:rPr>
+          <w:rFonts w:ascii="Times New Roman" w:hAnsi="Times New Roman" w:cs="Times New Roman"/>
+        </w:rPr>
+        <w:t xml:space="preserve"> </w:t>
+      </w:r>
+      <w:proofErr w:type="spellStart"/>
+      <w:r>
+        <w:rPr>
+          <w:rFonts w:ascii="Times New Roman" w:hAnsi="Times New Roman" w:cs="Times New Roman"/>
+        </w:rPr>
+        <w:t>datele</w:t>
+      </w:r>
+      <w:proofErr w:type="spellEnd"/>
+      <w:r>
+        <w:rPr>
+          <w:rFonts w:ascii="Times New Roman" w:hAnsi="Times New Roman" w:cs="Times New Roman"/>
+        </w:rPr>
+        <w:t xml:space="preserve"> </w:t>
+      </w:r>
+      <w:proofErr w:type="spellStart"/>
+      <w:r>
+        <w:rPr>
+          <w:rFonts w:ascii="Times New Roman" w:hAnsi="Times New Roman" w:cs="Times New Roman"/>
+        </w:rPr>
+        <w:t>cluburilor</w:t>
+      </w:r>
+      <w:proofErr w:type="spellEnd"/>
+      <w:r>
+        <w:rPr>
+          <w:rFonts w:ascii="Times New Roman" w:hAnsi="Times New Roman" w:cs="Times New Roman"/>
+        </w:rPr>
+        <w:t xml:space="preserve"> de </w:t>
+      </w:r>
+      <w:proofErr w:type="spellStart"/>
+      <w:r>
+        <w:rPr>
+          <w:rFonts w:ascii="Times New Roman" w:hAnsi="Times New Roman" w:cs="Times New Roman"/>
+        </w:rPr>
+        <w:t>fotbal</w:t>
+      </w:r>
+      <w:proofErr w:type="spellEnd"/>
+      <w:r>
+        <w:rPr>
+          <w:rFonts w:ascii="Times New Roman" w:hAnsi="Times New Roman" w:cs="Times New Roman"/>
+        </w:rPr>
+        <w:t xml:space="preserve"> din </w:t>
+      </w:r>
+      <w:proofErr w:type="spellStart"/>
+      <w:r>
+        <w:rPr>
+          <w:rFonts w:ascii="Times New Roman" w:hAnsi="Times New Roman" w:cs="Times New Roman"/>
+        </w:rPr>
+        <w:t>campionat</w:t>
+      </w:r>
+      <w:proofErr w:type="spellEnd"/>
+      <w:r>
+        <w:rPr>
+          <w:rFonts w:ascii="Times New Roman" w:hAnsi="Times New Roman" w:cs="Times New Roman"/>
+        </w:rPr>
+        <w:t>.</w:t>
+      </w:r>
+    </w:p>
+    <w:p>
+      <w:pPr>
+        <w:numPr>
+          <w:ilvl w:val="0"/>
+          <w:numId w:val="7"/>
+        </w:numPr>
+        <w:rPr>
+          <w:rFonts w:ascii="Times New Roman" w:hAnsi="Times New Roman" w:cs="Times New Roman"/>
+        </w:rPr>
+      </w:pPr>
+      <w:proofErr w:type="spellStart"/>
+      <w:r>
+        <w:rPr>
+          <w:rFonts w:ascii="Times New Roman" w:hAnsi="Times New Roman" w:cs="Times New Roman"/>
+        </w:rPr>
+        <w:t>Atribute</w:t>
+      </w:r>
+      <w:proofErr w:type="spellEnd"/>
+      <w:r>
+        <w:rPr>
+          <w:rFonts w:ascii="Times New Roman" w:hAnsi="Times New Roman" w:cs="Times New Roman"/>
+        </w:rPr>
+        <w:t xml:space="preserve">: </w:t>
+      </w:r>
+      <w:proofErr w:type="spellStart"/>
+      <w:r>
+        <w:rPr>
+          <w:rFonts w:ascii="Times New Roman" w:hAnsi="Times New Roman" w:cs="Times New Roman"/>
+        </w:rPr>
+        <w:t>team_id</w:t>
+      </w:r>
+      <w:proofErr w:type="spellEnd"/>
+      <w:r>
+        <w:rPr>
+          <w:rFonts w:ascii="Times New Roman" w:hAnsi="Times New Roman" w:cs="Times New Roman"/>
+        </w:rPr>
+        <w:t xml:space="preserve">, </w:t>
+      </w:r>
+      <w:proofErr w:type="spellStart"/>
+      <w:r>
+        <w:rPr>
+          <w:rFonts w:ascii="Times New Roman" w:hAnsi="Times New Roman" w:cs="Times New Roman"/>
+        </w:rPr>
+        <w:t>team_name</w:t>
+      </w:r>
+      <w:proofErr w:type="spellEnd"/>
+      <w:r>
+        <w:rPr>
+          <w:rFonts w:ascii="Times New Roman" w:hAnsi="Times New Roman" w:cs="Times New Roman"/>
+        </w:rPr>
+        <w:t xml:space="preserve">, points, players , position, </w:t>
+      </w:r>
+      <w:proofErr w:type="spellStart"/>
+      <w:r>
+        <w:rPr>
+          <w:rFonts w:ascii="Times New Roman" w:hAnsi="Times New Roman" w:cs="Times New Roman"/>
+        </w:rPr>
+        <w:t>stadium_id</w:t>
+      </w:r>
+      <w:proofErr w:type="spellEnd"/>
+      <w:r>
+        <w:rPr>
+          <w:rFonts w:ascii="Times New Roman" w:hAnsi="Times New Roman" w:cs="Times New Roman"/>
+        </w:rPr>
+        <w:t>, rating.</w:t>
+      </w:r>
+    </w:p>
+    <w:p>
+      <w:pPr>
+        <w:numPr>
+          <w:ilvl w:val="0"/>
+          <w:numId w:val="7"/>
+        </w:numPr>
+        <w:rPr>
+          <w:rFonts w:ascii="Times New Roman" w:hAnsi="Times New Roman" w:cs="Times New Roman"/>
+        </w:rPr>
+      </w:pPr>
+      <w:proofErr w:type="spellStart"/>
+      <w:r>
+        <w:rPr>
+          <w:rFonts w:ascii="Times New Roman" w:hAnsi="Times New Roman" w:cs="Times New Roman"/>
+        </w:rPr>
+        <w:t>Relații</w:t>
+      </w:r>
+      <w:proofErr w:type="spellEnd"/>
+      <w:r>
+        <w:rPr>
+          <w:rFonts w:ascii="Times New Roman" w:hAnsi="Times New Roman" w:cs="Times New Roman"/>
+        </w:rPr>
+        <w:t xml:space="preserve">: </w:t>
+      </w:r>
+      <w:proofErr w:type="spellStart"/>
+      <w:r>
+        <w:rPr>
+          <w:rFonts w:ascii="Times New Roman" w:hAnsi="Times New Roman" w:cs="Times New Roman"/>
+        </w:rPr>
+        <w:t>Aparține</w:t>
+      </w:r>
+      <w:proofErr w:type="spellEnd"/>
+      <w:r>
+        <w:rPr>
+          <w:rFonts w:ascii="Times New Roman" w:hAnsi="Times New Roman" w:cs="Times New Roman"/>
+        </w:rPr>
+        <w:t xml:space="preserve"> de Championship, </w:t>
+      </w:r>
+      <w:proofErr w:type="spellStart"/>
+      <w:r>
+        <w:rPr>
+          <w:rFonts w:ascii="Times New Roman" w:hAnsi="Times New Roman" w:cs="Times New Roman"/>
+        </w:rPr>
+        <w:t>este</w:t>
+      </w:r>
+      <w:proofErr w:type="spellEnd"/>
+      <w:r>
+        <w:rPr>
+          <w:rFonts w:ascii="Times New Roman" w:hAnsi="Times New Roman" w:cs="Times New Roman"/>
+        </w:rPr>
+        <w:t xml:space="preserve"> </w:t>
+      </w:r>
+      <w:proofErr w:type="spellStart"/>
+      <w:r>
+        <w:rPr>
+          <w:rFonts w:ascii="Times New Roman" w:hAnsi="Times New Roman" w:cs="Times New Roman"/>
+        </w:rPr>
+        <w:t>legată</w:t>
+      </w:r>
+      <w:proofErr w:type="spellEnd"/>
+      <w:r>
+        <w:rPr>
+          <w:rFonts w:ascii="Times New Roman" w:hAnsi="Times New Roman" w:cs="Times New Roman"/>
+        </w:rPr>
+        <w:t xml:space="preserve"> de un Season, un Stadium, </w:t>
+      </w:r>
+      <w:proofErr w:type="spellStart"/>
+      <w:r>
+        <w:rPr>
+          <w:rFonts w:ascii="Times New Roman" w:hAnsi="Times New Roman" w:cs="Times New Roman"/>
+        </w:rPr>
+        <w:t>lotul</w:t>
+      </w:r>
+      <w:proofErr w:type="spellEnd"/>
+      <w:r>
+        <w:rPr>
+          <w:rFonts w:ascii="Times New Roman" w:hAnsi="Times New Roman" w:cs="Times New Roman"/>
+        </w:rPr>
+        <w:t xml:space="preserve"> de </w:t>
+      </w:r>
+      <w:proofErr w:type="spellStart"/>
+      <w:r>
+        <w:rPr>
+          <w:rFonts w:ascii="Times New Roman" w:hAnsi="Times New Roman" w:cs="Times New Roman"/>
+        </w:rPr>
+        <w:t>jucători</w:t>
+      </w:r>
+      <w:proofErr w:type="spellEnd"/>
+      <w:r>
+        <w:rPr>
+          <w:rFonts w:ascii="Times New Roman" w:hAnsi="Times New Roman" w:cs="Times New Roman"/>
+        </w:rPr>
+        <w:t xml:space="preserve">, </w:t>
+      </w:r>
+      <w:proofErr w:type="spellStart"/>
+      <w:r>
+        <w:rPr>
+          <w:rFonts w:ascii="Times New Roman" w:hAnsi="Times New Roman" w:cs="Times New Roman"/>
+        </w:rPr>
+        <w:t>colectivul</w:t>
+      </w:r>
+      <w:proofErr w:type="spellEnd"/>
+      <w:r>
+        <w:rPr>
+          <w:rFonts w:ascii="Times New Roman" w:hAnsi="Times New Roman" w:cs="Times New Roman"/>
+        </w:rPr>
+        <w:t xml:space="preserve"> </w:t>
+      </w:r>
+      <w:proofErr w:type="spellStart"/>
+      <w:r>
+        <w:rPr>
+          <w:rFonts w:ascii="Times New Roman" w:hAnsi="Times New Roman" w:cs="Times New Roman"/>
+        </w:rPr>
+        <w:t>tehnic</w:t>
+      </w:r>
+      <w:proofErr w:type="spellEnd"/>
+      <w:r>
+        <w:rPr>
+          <w:rFonts w:ascii="Times New Roman" w:hAnsi="Times New Roman" w:cs="Times New Roman"/>
+        </w:rPr>
+        <w:t xml:space="preserve"> </w:t>
+      </w:r>
+      <w:proofErr w:type="spellStart"/>
+      <w:r>
+        <w:rPr>
+          <w:rFonts w:ascii="Times New Roman" w:hAnsi="Times New Roman" w:cs="Times New Roman"/>
+        </w:rPr>
+        <w:t>și</w:t>
+      </w:r>
+      <w:proofErr w:type="spellEnd"/>
+      <w:r>
+        <w:rPr>
+          <w:rFonts w:ascii="Times New Roman" w:hAnsi="Times New Roman" w:cs="Times New Roman"/>
+        </w:rPr>
+        <w:t xml:space="preserve"> </w:t>
+      </w:r>
+      <w:proofErr w:type="spellStart"/>
+      <w:r>
+        <w:rPr>
+          <w:rFonts w:ascii="Times New Roman" w:hAnsi="Times New Roman" w:cs="Times New Roman"/>
+        </w:rPr>
+        <w:t>meciurile</w:t>
+      </w:r>
+      <w:proofErr w:type="spellEnd"/>
+      <w:r>
+        <w:rPr>
+          <w:rFonts w:ascii="Times New Roman" w:hAnsi="Times New Roman" w:cs="Times New Roman"/>
+        </w:rPr>
+        <w:t xml:space="preserve"> </w:t>
+      </w:r>
+      <w:proofErr w:type="spellStart"/>
+      <w:r>
+        <w:rPr>
+          <w:rFonts w:ascii="Times New Roman" w:hAnsi="Times New Roman" w:cs="Times New Roman"/>
+        </w:rPr>
+        <w:t>programate</w:t>
+      </w:r>
+      <w:proofErr w:type="spellEnd"/>
+      <w:r>
+        <w:rPr>
+          <w:rFonts w:ascii="Times New Roman" w:hAnsi="Times New Roman" w:cs="Times New Roman"/>
+        </w:rPr>
+        <w:t>.</w:t>
+      </w:r>
+    </w:p>
+    <w:p>
+      <w:pPr>
+        <w:rPr>
+          <w:rFonts w:ascii="Times New Roman" w:hAnsi="Times New Roman" w:cs="Times New Roman"/>
+        </w:rPr>
+      </w:pPr>
+      <w:r>
+        <w:rPr>
+          <w:rFonts w:ascii="Times New Roman" w:hAnsi="Times New Roman" w:cs="Times New Roman"/>
+        </w:rPr>
+        <w:t>  Season:</w:t>
+      </w:r>
+    </w:p>
+    <w:p>
+      <w:pPr>
+        <w:numPr>
+          <w:ilvl w:val="0"/>
+          <w:numId w:val="8"/>
+        </w:numPr>
+        <w:rPr>
+          <w:rFonts w:ascii="Times New Roman" w:hAnsi="Times New Roman" w:cs="Times New Roman"/>
+        </w:rPr>
+      </w:pPr>
+      <w:r>
+        <w:rPr>
+          <w:rFonts w:ascii="Times New Roman" w:hAnsi="Times New Roman" w:cs="Times New Roman"/>
+        </w:rPr>
+        <w:t xml:space="preserve">Rol: </w:t>
+      </w:r>
+      <w:proofErr w:type="spellStart"/>
+      <w:r>
+        <w:rPr>
+          <w:rFonts w:ascii="Times New Roman" w:hAnsi="Times New Roman" w:cs="Times New Roman"/>
+        </w:rPr>
+        <w:t>Definește</w:t>
+      </w:r>
+      <w:proofErr w:type="spellEnd"/>
+      <w:r>
+        <w:rPr>
+          <w:rFonts w:ascii="Times New Roman" w:hAnsi="Times New Roman" w:cs="Times New Roman"/>
+        </w:rPr>
+        <w:t xml:space="preserve"> </w:t>
+      </w:r>
+      <w:proofErr w:type="spellStart"/>
+      <w:r>
+        <w:rPr>
+          <w:rFonts w:ascii="Times New Roman" w:hAnsi="Times New Roman" w:cs="Times New Roman"/>
+        </w:rPr>
+        <w:t>cadrul</w:t>
+      </w:r>
+      <w:proofErr w:type="spellEnd"/>
+      <w:r>
+        <w:rPr>
+          <w:rFonts w:ascii="Times New Roman" w:hAnsi="Times New Roman" w:cs="Times New Roman"/>
+        </w:rPr>
+        <w:t xml:space="preserve"> temporal </w:t>
+      </w:r>
+      <w:proofErr w:type="spellStart"/>
+      <w:r>
+        <w:rPr>
+          <w:rFonts w:ascii="Times New Roman" w:hAnsi="Times New Roman" w:cs="Times New Roman"/>
+        </w:rPr>
+        <w:t>și</w:t>
+      </w:r>
+      <w:proofErr w:type="spellEnd"/>
+      <w:r>
+        <w:rPr>
+          <w:rFonts w:ascii="Times New Roman" w:hAnsi="Times New Roman" w:cs="Times New Roman"/>
+        </w:rPr>
+        <w:t xml:space="preserve"> </w:t>
+      </w:r>
+      <w:proofErr w:type="spellStart"/>
+      <w:r>
+        <w:rPr>
+          <w:rFonts w:ascii="Times New Roman" w:hAnsi="Times New Roman" w:cs="Times New Roman"/>
+        </w:rPr>
+        <w:t>organizatoric</w:t>
+      </w:r>
+      <w:proofErr w:type="spellEnd"/>
+      <w:r>
+        <w:rPr>
+          <w:rFonts w:ascii="Times New Roman" w:hAnsi="Times New Roman" w:cs="Times New Roman"/>
+        </w:rPr>
+        <w:t xml:space="preserve"> al </w:t>
+      </w:r>
+      <w:proofErr w:type="spellStart"/>
+      <w:r>
+        <w:rPr>
+          <w:rFonts w:ascii="Times New Roman" w:hAnsi="Times New Roman" w:cs="Times New Roman"/>
+        </w:rPr>
+        <w:t>unei</w:t>
+      </w:r>
+      <w:proofErr w:type="spellEnd"/>
+      <w:r>
+        <w:rPr>
+          <w:rFonts w:ascii="Times New Roman" w:hAnsi="Times New Roman" w:cs="Times New Roman"/>
+        </w:rPr>
+        <w:t xml:space="preserve"> </w:t>
+      </w:r>
+      <w:proofErr w:type="spellStart"/>
+      <w:r>
+        <w:rPr>
+          <w:rFonts w:ascii="Times New Roman" w:hAnsi="Times New Roman" w:cs="Times New Roman"/>
+        </w:rPr>
+        <w:t>ediții</w:t>
+      </w:r>
+      <w:proofErr w:type="spellEnd"/>
+      <w:r>
+        <w:rPr>
+          <w:rFonts w:ascii="Times New Roman" w:hAnsi="Times New Roman" w:cs="Times New Roman"/>
+        </w:rPr>
+        <w:t xml:space="preserve"> </w:t>
+      </w:r>
+      <w:proofErr w:type="spellStart"/>
+      <w:r>
+        <w:rPr>
+          <w:rFonts w:ascii="Times New Roman" w:hAnsi="Times New Roman" w:cs="Times New Roman"/>
+        </w:rPr>
+        <w:t>competiționale</w:t>
+      </w:r>
+      <w:proofErr w:type="spellEnd"/>
+      <w:r>
+        <w:rPr>
+          <w:rFonts w:ascii="Times New Roman" w:hAnsi="Times New Roman" w:cs="Times New Roman"/>
+        </w:rPr>
+        <w:t>.</w:t>
+      </w:r>
+    </w:p>
+    <w:p>
+      <w:pPr>
+        <w:numPr>
+          <w:ilvl w:val="0"/>
+          <w:numId w:val="8"/>
+        </w:numPr>
+        <w:rPr>
+          <w:rFonts w:ascii="Times New Roman" w:hAnsi="Times New Roman" w:cs="Times New Roman"/>
+        </w:rPr>
+      </w:pPr>
+      <w:proofErr w:type="spellStart"/>
+      <w:r>
+        <w:rPr>
+          <w:rFonts w:ascii="Times New Roman" w:hAnsi="Times New Roman" w:cs="Times New Roman"/>
+        </w:rPr>
+        <w:t>Atribute</w:t>
+      </w:r>
+      <w:proofErr w:type="spellEnd"/>
+      <w:r>
+        <w:rPr>
+          <w:rFonts w:ascii="Times New Roman" w:hAnsi="Times New Roman" w:cs="Times New Roman"/>
+        </w:rPr>
+        <w:t xml:space="preserve">: </w:t>
+      </w:r>
+      <w:proofErr w:type="spellStart"/>
+      <w:r>
+        <w:rPr>
+          <w:rFonts w:ascii="Times New Roman" w:hAnsi="Times New Roman" w:cs="Times New Roman"/>
+        </w:rPr>
+        <w:t>season_id</w:t>
+      </w:r>
+      <w:proofErr w:type="spellEnd"/>
+      <w:r>
+        <w:rPr>
+          <w:rFonts w:ascii="Times New Roman" w:hAnsi="Times New Roman" w:cs="Times New Roman"/>
+        </w:rPr>
+        <w:t xml:space="preserve">, year, </w:t>
+      </w:r>
+      <w:proofErr w:type="spellStart"/>
+      <w:r>
+        <w:rPr>
+          <w:rFonts w:ascii="Times New Roman" w:hAnsi="Times New Roman" w:cs="Times New Roman"/>
+        </w:rPr>
+        <w:t>date_start</w:t>
+      </w:r>
+      <w:proofErr w:type="spellEnd"/>
+      <w:r>
+        <w:rPr>
+          <w:rFonts w:ascii="Times New Roman" w:hAnsi="Times New Roman" w:cs="Times New Roman"/>
+        </w:rPr>
+        <w:t xml:space="preserve"> / </w:t>
+      </w:r>
+      <w:proofErr w:type="spellStart"/>
+      <w:r>
+        <w:rPr>
+          <w:rFonts w:ascii="Times New Roman" w:hAnsi="Times New Roman" w:cs="Times New Roman"/>
+        </w:rPr>
+        <w:t>date_end</w:t>
+      </w:r>
+      <w:proofErr w:type="spellEnd"/>
+      <w:r>
+        <w:rPr>
+          <w:rFonts w:ascii="Times New Roman" w:hAnsi="Times New Roman" w:cs="Times New Roman"/>
+        </w:rPr>
+        <w:t xml:space="preserve">, </w:t>
+      </w:r>
+      <w:proofErr w:type="spellStart"/>
+      <w:r>
+        <w:rPr>
+          <w:rFonts w:ascii="Times New Roman" w:hAnsi="Times New Roman" w:cs="Times New Roman"/>
+        </w:rPr>
+        <w:t>transfer_window</w:t>
+      </w:r>
+      <w:proofErr w:type="spellEnd"/>
+      <w:r>
+        <w:rPr>
+          <w:rFonts w:ascii="Times New Roman" w:hAnsi="Times New Roman" w:cs="Times New Roman"/>
+        </w:rPr>
+        <w:t xml:space="preserve">, </w:t>
+      </w:r>
+      <w:proofErr w:type="spellStart"/>
+      <w:r>
+        <w:rPr>
+          <w:rFonts w:ascii="Times New Roman" w:hAnsi="Times New Roman" w:cs="Times New Roman"/>
+        </w:rPr>
+        <w:t>fixture_id</w:t>
+      </w:r>
+      <w:proofErr w:type="spellEnd"/>
+      <w:r>
+        <w:rPr>
+          <w:rFonts w:ascii="Times New Roman" w:hAnsi="Times New Roman" w:cs="Times New Roman"/>
+        </w:rPr>
+        <w:t>.</w:t>
+      </w:r>
+    </w:p>
+    <w:p>
+      <w:pPr>
+        <w:rPr>
+          <w:rFonts w:ascii="Times New Roman" w:hAnsi="Times New Roman" w:cs="Times New Roman"/>
+        </w:rPr>
+      </w:pPr>
+      <w:r>
+        <w:rPr>
+          <w:rFonts w:ascii="Times New Roman" w:hAnsi="Times New Roman" w:cs="Times New Roman"/>
+        </w:rPr>
+        <w:t>  Fixtures:</w:t>
+      </w:r>
+    </w:p>
+    <w:p>
+      <w:pPr>
+        <w:numPr>
+          <w:ilvl w:val="0"/>
+          <w:numId w:val="9"/>
+        </w:numPr>
+        <w:rPr>
+          <w:rFonts w:ascii="Times New Roman" w:hAnsi="Times New Roman" w:cs="Times New Roman"/>
+        </w:rPr>
+      </w:pPr>
+      <w:r>
+        <w:rPr>
+          <w:rFonts w:ascii="Times New Roman" w:hAnsi="Times New Roman" w:cs="Times New Roman"/>
+        </w:rPr>
+        <w:t xml:space="preserve">Rol: </w:t>
+      </w:r>
+      <w:proofErr w:type="spellStart"/>
+      <w:r>
+        <w:rPr>
+          <w:rFonts w:ascii="Times New Roman" w:hAnsi="Times New Roman" w:cs="Times New Roman"/>
+        </w:rPr>
+        <w:t>Centralizează</w:t>
+      </w:r>
+      <w:proofErr w:type="spellEnd"/>
+      <w:r>
+        <w:rPr>
+          <w:rFonts w:ascii="Times New Roman" w:hAnsi="Times New Roman" w:cs="Times New Roman"/>
+        </w:rPr>
+        <w:t xml:space="preserve"> </w:t>
+      </w:r>
+      <w:proofErr w:type="spellStart"/>
+      <w:r>
+        <w:rPr>
+          <w:rFonts w:ascii="Times New Roman" w:hAnsi="Times New Roman" w:cs="Times New Roman"/>
+        </w:rPr>
+        <w:t>partidele</w:t>
+      </w:r>
+      <w:proofErr w:type="spellEnd"/>
+      <w:r>
+        <w:rPr>
+          <w:rFonts w:ascii="Times New Roman" w:hAnsi="Times New Roman" w:cs="Times New Roman"/>
+        </w:rPr>
+        <w:t xml:space="preserve"> </w:t>
+      </w:r>
+      <w:proofErr w:type="spellStart"/>
+      <w:r>
+        <w:rPr>
+          <w:rFonts w:ascii="Times New Roman" w:hAnsi="Times New Roman" w:cs="Times New Roman"/>
+        </w:rPr>
+        <w:t>programate</w:t>
+      </w:r>
+      <w:proofErr w:type="spellEnd"/>
+      <w:r>
+        <w:rPr>
+          <w:rFonts w:ascii="Times New Roman" w:hAnsi="Times New Roman" w:cs="Times New Roman"/>
+        </w:rPr>
+        <w:t xml:space="preserve"> </w:t>
+      </w:r>
+      <w:proofErr w:type="spellStart"/>
+      <w:r>
+        <w:rPr>
+          <w:rFonts w:ascii="Times New Roman" w:hAnsi="Times New Roman" w:cs="Times New Roman"/>
+        </w:rPr>
+        <w:t>în</w:t>
+      </w:r>
+      <w:proofErr w:type="spellEnd"/>
+      <w:r>
+        <w:rPr>
+          <w:rFonts w:ascii="Times New Roman" w:hAnsi="Times New Roman" w:cs="Times New Roman"/>
+        </w:rPr>
+        <w:t xml:space="preserve"> </w:t>
+      </w:r>
+      <w:proofErr w:type="spellStart"/>
+      <w:r>
+        <w:rPr>
+          <w:rFonts w:ascii="Times New Roman" w:hAnsi="Times New Roman" w:cs="Times New Roman"/>
+        </w:rPr>
+        <w:t>cadrul</w:t>
+      </w:r>
+      <w:proofErr w:type="spellEnd"/>
+      <w:r>
+        <w:rPr>
+          <w:rFonts w:ascii="Times New Roman" w:hAnsi="Times New Roman" w:cs="Times New Roman"/>
+        </w:rPr>
+        <w:t xml:space="preserve"> </w:t>
+      </w:r>
+      <w:proofErr w:type="spellStart"/>
+      <w:r>
+        <w:rPr>
+          <w:rFonts w:ascii="Times New Roman" w:hAnsi="Times New Roman" w:cs="Times New Roman"/>
+        </w:rPr>
+        <w:t>etapelor</w:t>
+      </w:r>
+      <w:proofErr w:type="spellEnd"/>
+      <w:r>
+        <w:rPr>
+          <w:rFonts w:ascii="Times New Roman" w:hAnsi="Times New Roman" w:cs="Times New Roman"/>
+        </w:rPr>
+        <w:t>.</w:t>
+      </w:r>
+    </w:p>
+    <w:p>
+      <w:pPr>
+        <w:numPr>
+          <w:ilvl w:val="0"/>
+          <w:numId w:val="9"/>
+        </w:numPr>
+        <w:rPr>
+          <w:rFonts w:ascii="Times New Roman" w:hAnsi="Times New Roman" w:cs="Times New Roman"/>
+        </w:rPr>
+      </w:pPr>
+      <w:proofErr w:type="spellStart"/>
+      <w:r>
+        <w:rPr>
+          <w:rFonts w:ascii="Times New Roman" w:hAnsi="Times New Roman" w:cs="Times New Roman"/>
+        </w:rPr>
+        <w:t>Atribute</w:t>
+      </w:r>
+      <w:proofErr w:type="spellEnd"/>
+      <w:r>
+        <w:rPr>
+          <w:rFonts w:ascii="Times New Roman" w:hAnsi="Times New Roman" w:cs="Times New Roman"/>
+        </w:rPr>
+        <w:t>: id, date, time.</w:t>
+      </w:r>
+    </w:p>
+    <w:p>
+      <w:pPr>
+        <w:numPr>
+          <w:ilvl w:val="0"/>
+          <w:numId w:val="9"/>
+        </w:numPr>
+        <w:rPr>
+          <w:rFonts w:ascii="Times New Roman" w:hAnsi="Times New Roman" w:cs="Times New Roman"/>
+        </w:rPr>
+      </w:pPr>
+      <w:proofErr w:type="spellStart"/>
+      <w:r>
+        <w:rPr>
+          <w:rFonts w:ascii="Times New Roman" w:hAnsi="Times New Roman" w:cs="Times New Roman"/>
+        </w:rPr>
+        <w:t>Relații</w:t>
+      </w:r>
+      <w:proofErr w:type="spellEnd"/>
+      <w:r>
+        <w:rPr>
+          <w:rFonts w:ascii="Times New Roman" w:hAnsi="Times New Roman" w:cs="Times New Roman"/>
+        </w:rPr>
+        <w:t xml:space="preserve">: </w:t>
+      </w:r>
+      <w:proofErr w:type="spellStart"/>
+      <w:r>
+        <w:rPr>
+          <w:rFonts w:ascii="Times New Roman" w:hAnsi="Times New Roman" w:cs="Times New Roman"/>
+        </w:rPr>
+        <w:t>Conectează</w:t>
+      </w:r>
+      <w:proofErr w:type="spellEnd"/>
+      <w:r>
+        <w:rPr>
+          <w:rFonts w:ascii="Times New Roman" w:hAnsi="Times New Roman" w:cs="Times New Roman"/>
+        </w:rPr>
+        <w:t xml:space="preserve"> </w:t>
+      </w:r>
+      <w:proofErr w:type="spellStart"/>
+      <w:r>
+        <w:rPr>
+          <w:rFonts w:ascii="Times New Roman" w:hAnsi="Times New Roman" w:cs="Times New Roman"/>
+        </w:rPr>
+        <w:t>echipele</w:t>
+      </w:r>
+      <w:proofErr w:type="spellEnd"/>
+      <w:r>
+        <w:rPr>
+          <w:rFonts w:ascii="Times New Roman" w:hAnsi="Times New Roman" w:cs="Times New Roman"/>
+        </w:rPr>
+        <w:t xml:space="preserve"> </w:t>
+      </w:r>
+      <w:proofErr w:type="spellStart"/>
+      <w:r>
+        <w:rPr>
+          <w:rFonts w:ascii="Times New Roman" w:hAnsi="Times New Roman" w:cs="Times New Roman"/>
+        </w:rPr>
+        <w:t>participante</w:t>
+      </w:r>
+      <w:proofErr w:type="spellEnd"/>
+      <w:r>
+        <w:rPr>
+          <w:rFonts w:ascii="Times New Roman" w:hAnsi="Times New Roman" w:cs="Times New Roman"/>
+        </w:rPr>
+        <w:t xml:space="preserve">, </w:t>
+      </w:r>
+      <w:proofErr w:type="spellStart"/>
+      <w:r>
+        <w:rPr>
+          <w:rFonts w:ascii="Times New Roman" w:hAnsi="Times New Roman" w:cs="Times New Roman"/>
+        </w:rPr>
+        <w:t>sezonul</w:t>
+      </w:r>
+      <w:proofErr w:type="spellEnd"/>
+      <w:r>
+        <w:rPr>
+          <w:rFonts w:ascii="Times New Roman" w:hAnsi="Times New Roman" w:cs="Times New Roman"/>
+        </w:rPr>
+        <w:t xml:space="preserve"> </w:t>
+      </w:r>
+      <w:proofErr w:type="spellStart"/>
+      <w:r>
+        <w:rPr>
+          <w:rFonts w:ascii="Times New Roman" w:hAnsi="Times New Roman" w:cs="Times New Roman"/>
+        </w:rPr>
+        <w:t>aferent</w:t>
+      </w:r>
+      <w:proofErr w:type="spellEnd"/>
+      <w:r>
+        <w:rPr>
+          <w:rFonts w:ascii="Times New Roman" w:hAnsi="Times New Roman" w:cs="Times New Roman"/>
+        </w:rPr>
+        <w:t xml:space="preserve"> </w:t>
+      </w:r>
+      <w:proofErr w:type="spellStart"/>
+      <w:r>
+        <w:rPr>
+          <w:rFonts w:ascii="Times New Roman" w:hAnsi="Times New Roman" w:cs="Times New Roman"/>
+        </w:rPr>
+        <w:t>și</w:t>
+      </w:r>
+      <w:proofErr w:type="spellEnd"/>
+      <w:r>
+        <w:rPr>
+          <w:rFonts w:ascii="Times New Roman" w:hAnsi="Times New Roman" w:cs="Times New Roman"/>
+        </w:rPr>
+        <w:t xml:space="preserve"> </w:t>
+      </w:r>
+      <w:proofErr w:type="spellStart"/>
+      <w:r>
+        <w:rPr>
+          <w:rFonts w:ascii="Times New Roman" w:hAnsi="Times New Roman" w:cs="Times New Roman"/>
+        </w:rPr>
+        <w:t>arbitrii</w:t>
+      </w:r>
+      <w:proofErr w:type="spellEnd"/>
+      <w:r>
+        <w:rPr>
+          <w:rFonts w:ascii="Times New Roman" w:hAnsi="Times New Roman" w:cs="Times New Roman"/>
+        </w:rPr>
+        <w:t xml:space="preserve"> </w:t>
+      </w:r>
+      <w:proofErr w:type="spellStart"/>
+      <w:r>
+        <w:rPr>
+          <w:rFonts w:ascii="Times New Roman" w:hAnsi="Times New Roman" w:cs="Times New Roman"/>
+        </w:rPr>
+        <w:t>delegați</w:t>
+      </w:r>
+      <w:proofErr w:type="spellEnd"/>
+      <w:r>
+        <w:rPr>
+          <w:rFonts w:ascii="Times New Roman" w:hAnsi="Times New Roman" w:cs="Times New Roman"/>
+        </w:rPr>
+        <w:t>.</w:t>
+      </w:r>
+    </w:p>
+    <w:p>
+      <w:pPr>
+        <w:rPr>
+          <w:rFonts w:ascii="Times New Roman" w:hAnsi="Times New Roman" w:cs="Times New Roman"/>
+        </w:rPr>
+      </w:pPr>
+      <w:r>
+        <w:rPr>
+          <w:rFonts w:ascii="Times New Roman" w:hAnsi="Times New Roman" w:cs="Times New Roman"/>
+        </w:rPr>
+        <w:t>  Stadiums:</w:t>
+      </w:r>
+    </w:p>
+    <w:p>
+      <w:pPr>
+        <w:numPr>
+          <w:ilvl w:val="0"/>
+          <w:numId w:val="10"/>
+        </w:numPr>
+        <w:rPr>
+          <w:rFonts w:ascii="Times New Roman" w:hAnsi="Times New Roman" w:cs="Times New Roman"/>
+        </w:rPr>
+      </w:pPr>
+      <w:r>
+        <w:rPr>
+          <w:rFonts w:ascii="Times New Roman" w:hAnsi="Times New Roman" w:cs="Times New Roman"/>
+        </w:rPr>
+        <w:t xml:space="preserve">Rol: </w:t>
+      </w:r>
+      <w:proofErr w:type="spellStart"/>
+      <w:r>
+        <w:rPr>
+          <w:rFonts w:ascii="Times New Roman" w:hAnsi="Times New Roman" w:cs="Times New Roman"/>
+        </w:rPr>
+        <w:t>Contorizează</w:t>
+      </w:r>
+      <w:proofErr w:type="spellEnd"/>
+      <w:r>
+        <w:rPr>
+          <w:rFonts w:ascii="Times New Roman" w:hAnsi="Times New Roman" w:cs="Times New Roman"/>
+        </w:rPr>
+        <w:t xml:space="preserve"> </w:t>
+      </w:r>
+      <w:proofErr w:type="spellStart"/>
+      <w:r>
+        <w:rPr>
+          <w:rFonts w:ascii="Times New Roman" w:hAnsi="Times New Roman" w:cs="Times New Roman"/>
+        </w:rPr>
+        <w:t>informațiile</w:t>
+      </w:r>
+      <w:proofErr w:type="spellEnd"/>
+      <w:r>
+        <w:rPr>
+          <w:rFonts w:ascii="Times New Roman" w:hAnsi="Times New Roman" w:cs="Times New Roman"/>
+        </w:rPr>
+        <w:t xml:space="preserve"> </w:t>
+      </w:r>
+      <w:proofErr w:type="spellStart"/>
+      <w:r>
+        <w:rPr>
+          <w:rFonts w:ascii="Times New Roman" w:hAnsi="Times New Roman" w:cs="Times New Roman"/>
+        </w:rPr>
+        <w:t>despre</w:t>
+      </w:r>
+      <w:proofErr w:type="spellEnd"/>
+      <w:r>
+        <w:rPr>
+          <w:rFonts w:ascii="Times New Roman" w:hAnsi="Times New Roman" w:cs="Times New Roman"/>
+        </w:rPr>
+        <w:t xml:space="preserve"> </w:t>
+      </w:r>
+      <w:proofErr w:type="spellStart"/>
+      <w:r>
+        <w:rPr>
+          <w:rFonts w:ascii="Times New Roman" w:hAnsi="Times New Roman" w:cs="Times New Roman"/>
+        </w:rPr>
+        <w:t>infrastructura</w:t>
+      </w:r>
+      <w:proofErr w:type="spellEnd"/>
+      <w:r>
+        <w:rPr>
+          <w:rFonts w:ascii="Times New Roman" w:hAnsi="Times New Roman" w:cs="Times New Roman"/>
+        </w:rPr>
+        <w:t xml:space="preserve"> </w:t>
+      </w:r>
+      <w:proofErr w:type="spellStart"/>
+      <w:r>
+        <w:rPr>
+          <w:rFonts w:ascii="Times New Roman" w:hAnsi="Times New Roman" w:cs="Times New Roman"/>
+        </w:rPr>
+        <w:t>sportivă</w:t>
+      </w:r>
+      <w:proofErr w:type="spellEnd"/>
+      <w:r>
+        <w:rPr>
+          <w:rFonts w:ascii="Times New Roman" w:hAnsi="Times New Roman" w:cs="Times New Roman"/>
+        </w:rPr>
+        <w:t xml:space="preserve"> a </w:t>
+      </w:r>
+      <w:proofErr w:type="spellStart"/>
+      <w:r>
+        <w:rPr>
+          <w:rFonts w:ascii="Times New Roman" w:hAnsi="Times New Roman" w:cs="Times New Roman"/>
+        </w:rPr>
+        <w:t>cluburilor</w:t>
+      </w:r>
+      <w:proofErr w:type="spellEnd"/>
+      <w:r>
+        <w:rPr>
+          <w:rFonts w:ascii="Times New Roman" w:hAnsi="Times New Roman" w:cs="Times New Roman"/>
+        </w:rPr>
+        <w:t>.</w:t>
+      </w:r>
+    </w:p>
+    <w:p>
+      <w:pPr>
+        <w:numPr>
+          <w:ilvl w:val="0"/>
+          <w:numId w:val="10"/>
+        </w:numPr>
+        <w:rPr>
+          <w:rFonts w:ascii="Times New Roman" w:hAnsi="Times New Roman" w:cs="Times New Roman"/>
+        </w:rPr>
+      </w:pPr>
+      <w:proofErr w:type="spellStart"/>
+      <w:r>
+        <w:rPr>
+          <w:rFonts w:ascii="Times New Roman" w:hAnsi="Times New Roman" w:cs="Times New Roman"/>
+        </w:rPr>
+        <w:t>Atribute</w:t>
+      </w:r>
+      <w:proofErr w:type="spellEnd"/>
+      <w:r>
+        <w:rPr>
+          <w:rFonts w:ascii="Times New Roman" w:hAnsi="Times New Roman" w:cs="Times New Roman"/>
+        </w:rPr>
+        <w:t xml:space="preserve">: id, </w:t>
+      </w:r>
+      <w:proofErr w:type="spellStart"/>
+      <w:r>
+        <w:rPr>
+          <w:rFonts w:ascii="Times New Roman" w:hAnsi="Times New Roman" w:cs="Times New Roman"/>
+        </w:rPr>
+        <w:t>staium_name</w:t>
+      </w:r>
+      <w:proofErr w:type="spellEnd"/>
+      <w:r>
+        <w:rPr>
+          <w:rFonts w:ascii="Times New Roman" w:hAnsi="Times New Roman" w:cs="Times New Roman"/>
+        </w:rPr>
+        <w:t xml:space="preserve">, </w:t>
+      </w:r>
+      <w:proofErr w:type="spellStart"/>
+      <w:r>
+        <w:rPr>
+          <w:rFonts w:ascii="Times New Roman" w:hAnsi="Times New Roman" w:cs="Times New Roman"/>
+        </w:rPr>
+        <w:t>stadium_</w:t>
+      </w:r>
+      <w:r>
+        <w:rPr>
+          <w:rFonts w:ascii="Times New Roman" w:hAnsi="Times New Roman" w:cs="Times New Roman"/>
+        </w:rPr>
+        <w:t>capacity</w:t>
+      </w:r>
+      <w:proofErr w:type="spellEnd"/>
+      <w:r>
+        <w:rPr>
+          <w:rFonts w:ascii="Times New Roman" w:hAnsi="Times New Roman" w:cs="Times New Roman"/>
+        </w:rPr>
+        <w:t>.</w:t>
+      </w:r>
+    </w:p>
+    <w:p>
+      <w:pPr>
+        <w:rPr>
+          <w:rFonts w:ascii="Times New Roman" w:hAnsi="Times New Roman" w:cs="Times New Roman"/>
+        </w:rPr>
+      </w:pPr>
+      <w:r>
+        <w:rPr>
+          <w:rFonts w:ascii="Times New Roman" w:hAnsi="Times New Roman" w:cs="Times New Roman"/>
+        </w:rPr>
+        <w:t>  Player:</w:t>
+      </w:r>
+    </w:p>
+    <w:p>
+      <w:pPr>
+        <w:numPr>
+          <w:ilvl w:val="0"/>
+          <w:numId w:val="11"/>
+        </w:numPr>
+        <w:rPr>
+          <w:rFonts w:ascii="Times New Roman" w:hAnsi="Times New Roman" w:cs="Times New Roman"/>
+        </w:rPr>
+      </w:pPr>
+      <w:r>
+        <w:rPr>
+          <w:rFonts w:ascii="Times New Roman" w:hAnsi="Times New Roman" w:cs="Times New Roman"/>
+        </w:rPr>
+        <w:t xml:space="preserve">Rol: </w:t>
+      </w:r>
+      <w:proofErr w:type="spellStart"/>
+      <w:r>
+        <w:rPr>
+          <w:rFonts w:ascii="Times New Roman" w:hAnsi="Times New Roman" w:cs="Times New Roman"/>
+        </w:rPr>
+        <w:t>Retine</w:t>
+      </w:r>
+      <w:proofErr w:type="spellEnd"/>
+      <w:r>
+        <w:rPr>
+          <w:rFonts w:ascii="Times New Roman" w:hAnsi="Times New Roman" w:cs="Times New Roman"/>
+        </w:rPr>
+        <w:t xml:space="preserve"> </w:t>
+      </w:r>
+      <w:proofErr w:type="spellStart"/>
+      <w:r>
+        <w:rPr>
+          <w:rFonts w:ascii="Times New Roman" w:hAnsi="Times New Roman" w:cs="Times New Roman"/>
+        </w:rPr>
+        <w:t>datele</w:t>
+      </w:r>
+      <w:proofErr w:type="spellEnd"/>
+      <w:r>
+        <w:rPr>
+          <w:rFonts w:ascii="Times New Roman" w:hAnsi="Times New Roman" w:cs="Times New Roman"/>
+        </w:rPr>
+        <w:t xml:space="preserve"> </w:t>
+      </w:r>
+      <w:proofErr w:type="spellStart"/>
+      <w:r>
+        <w:rPr>
+          <w:rFonts w:ascii="Times New Roman" w:hAnsi="Times New Roman" w:cs="Times New Roman"/>
+        </w:rPr>
+        <w:t>personale</w:t>
+      </w:r>
+      <w:proofErr w:type="spellEnd"/>
+      <w:r>
+        <w:rPr>
+          <w:rFonts w:ascii="Times New Roman" w:hAnsi="Times New Roman" w:cs="Times New Roman"/>
+        </w:rPr>
+        <w:t xml:space="preserve"> </w:t>
+      </w:r>
+      <w:proofErr w:type="spellStart"/>
+      <w:r>
+        <w:rPr>
+          <w:rFonts w:ascii="Times New Roman" w:hAnsi="Times New Roman" w:cs="Times New Roman"/>
+        </w:rPr>
+        <w:t>și</w:t>
+      </w:r>
+      <w:proofErr w:type="spellEnd"/>
+      <w:r>
+        <w:rPr>
+          <w:rFonts w:ascii="Times New Roman" w:hAnsi="Times New Roman" w:cs="Times New Roman"/>
+        </w:rPr>
+        <w:t xml:space="preserve"> sportive ale </w:t>
+      </w:r>
+      <w:proofErr w:type="spellStart"/>
+      <w:r>
+        <w:rPr>
+          <w:rFonts w:ascii="Times New Roman" w:hAnsi="Times New Roman" w:cs="Times New Roman"/>
+        </w:rPr>
+        <w:t>fotbaliștilor</w:t>
+      </w:r>
+      <w:proofErr w:type="spellEnd"/>
+      <w:r>
+        <w:rPr>
+          <w:rFonts w:ascii="Times New Roman" w:hAnsi="Times New Roman" w:cs="Times New Roman"/>
+        </w:rPr>
+        <w:t>.</w:t>
+      </w:r>
+    </w:p>
+    <w:p>
+      <w:pPr>
+        <w:numPr>
+          <w:ilvl w:val="0"/>
+          <w:numId w:val="11"/>
+        </w:numPr>
+        <w:rPr>
+          <w:rFonts w:ascii="Times New Roman" w:hAnsi="Times New Roman" w:cs="Times New Roman"/>
+        </w:rPr>
+      </w:pPr>
+      <w:proofErr w:type="spellStart"/>
+      <w:r>
+        <w:rPr>
+          <w:rFonts w:ascii="Times New Roman" w:hAnsi="Times New Roman" w:cs="Times New Roman"/>
+        </w:rPr>
+        <w:t>Atribute</w:t>
+      </w:r>
+      <w:proofErr w:type="spellEnd"/>
+      <w:r>
+        <w:rPr>
+          <w:rFonts w:ascii="Times New Roman" w:hAnsi="Times New Roman" w:cs="Times New Roman"/>
+        </w:rPr>
+        <w:t xml:space="preserve">: </w:t>
+      </w:r>
+      <w:proofErr w:type="spellStart"/>
+      <w:r>
+        <w:rPr>
+          <w:rFonts w:ascii="Times New Roman" w:hAnsi="Times New Roman" w:cs="Times New Roman"/>
+        </w:rPr>
+        <w:t>player_id</w:t>
+      </w:r>
+      <w:proofErr w:type="spellEnd"/>
+      <w:r>
+        <w:rPr>
+          <w:rFonts w:ascii="Times New Roman" w:hAnsi="Times New Roman" w:cs="Times New Roman"/>
+        </w:rPr>
+        <w:t xml:space="preserve">, </w:t>
+      </w:r>
+      <w:proofErr w:type="spellStart"/>
+      <w:r>
+        <w:rPr>
+          <w:rFonts w:ascii="Times New Roman" w:hAnsi="Times New Roman" w:cs="Times New Roman"/>
+        </w:rPr>
+        <w:t>player_name</w:t>
+      </w:r>
+      <w:proofErr w:type="spellEnd"/>
+      <w:r>
+        <w:rPr>
+          <w:rFonts w:ascii="Times New Roman" w:hAnsi="Times New Roman" w:cs="Times New Roman"/>
+        </w:rPr>
+        <w:t xml:space="preserve">, age, </w:t>
+      </w:r>
+      <w:proofErr w:type="spellStart"/>
+      <w:r>
+        <w:rPr>
+          <w:rFonts w:ascii="Times New Roman" w:hAnsi="Times New Roman" w:cs="Times New Roman"/>
+        </w:rPr>
+        <w:t>player_position</w:t>
+      </w:r>
+      <w:proofErr w:type="spellEnd"/>
+      <w:r>
+        <w:rPr>
+          <w:rFonts w:ascii="Times New Roman" w:hAnsi="Times New Roman" w:cs="Times New Roman"/>
+        </w:rPr>
+        <w:t xml:space="preserve">, </w:t>
+      </w:r>
+      <w:proofErr w:type="spellStart"/>
+      <w:r>
+        <w:rPr>
+          <w:rFonts w:ascii="Times New Roman" w:hAnsi="Times New Roman" w:cs="Times New Roman"/>
+        </w:rPr>
+        <w:t>shirt_number</w:t>
+      </w:r>
+      <w:proofErr w:type="spellEnd"/>
+      <w:r>
+        <w:rPr>
+          <w:rFonts w:ascii="Times New Roman" w:hAnsi="Times New Roman" w:cs="Times New Roman"/>
+        </w:rPr>
+        <w:t xml:space="preserve">, </w:t>
+      </w:r>
+      <w:proofErr w:type="spellStart"/>
+      <w:r>
+        <w:rPr>
+          <w:rFonts w:ascii="Times New Roman" w:hAnsi="Times New Roman" w:cs="Times New Roman"/>
+        </w:rPr>
+        <w:t>player_value</w:t>
+      </w:r>
+      <w:proofErr w:type="spellEnd"/>
+      <w:r>
+        <w:rPr>
+          <w:rFonts w:ascii="Times New Roman" w:hAnsi="Times New Roman" w:cs="Times New Roman"/>
+        </w:rPr>
+        <w:t xml:space="preserve">, </w:t>
+      </w:r>
+      <w:proofErr w:type="spellStart"/>
+      <w:r>
+        <w:rPr>
+          <w:rFonts w:ascii="Times New Roman" w:hAnsi="Times New Roman" w:cs="Times New Roman"/>
+        </w:rPr>
+        <w:t>games_played</w:t>
+      </w:r>
+      <w:proofErr w:type="spellEnd"/>
+      <w:r>
+        <w:rPr>
+          <w:rFonts w:ascii="Times New Roman" w:hAnsi="Times New Roman" w:cs="Times New Roman"/>
+        </w:rPr>
+        <w:t>.</w:t>
+      </w:r>
+    </w:p>
+    <w:p>
+      <w:pPr>
+        <w:numPr>
+          <w:ilvl w:val="0"/>
+          <w:numId w:val="11"/>
+        </w:numPr>
+        <w:rPr>
+          <w:rFonts w:ascii="Times New Roman" w:hAnsi="Times New Roman" w:cs="Times New Roman"/>
+        </w:rPr>
+      </w:pPr>
+      <w:proofErr w:type="spellStart"/>
+      <w:r>
+        <w:rPr>
+          <w:rFonts w:ascii="Times New Roman" w:hAnsi="Times New Roman" w:cs="Times New Roman"/>
+        </w:rPr>
+        <w:t>Relații</w:t>
+      </w:r>
+      <w:proofErr w:type="spellEnd"/>
+      <w:r>
+        <w:rPr>
+          <w:rFonts w:ascii="Times New Roman" w:hAnsi="Times New Roman" w:cs="Times New Roman"/>
+        </w:rPr>
+        <w:t xml:space="preserve">: </w:t>
+      </w:r>
+      <w:proofErr w:type="spellStart"/>
+      <w:r>
+        <w:rPr>
+          <w:rFonts w:ascii="Times New Roman" w:hAnsi="Times New Roman" w:cs="Times New Roman"/>
+        </w:rPr>
+        <w:t>Fiecare</w:t>
+      </w:r>
+      <w:proofErr w:type="spellEnd"/>
+      <w:r>
+        <w:rPr>
+          <w:rFonts w:ascii="Times New Roman" w:hAnsi="Times New Roman" w:cs="Times New Roman"/>
+        </w:rPr>
+        <w:t xml:space="preserve"> </w:t>
+      </w:r>
+      <w:proofErr w:type="spellStart"/>
+      <w:r>
+        <w:rPr>
+          <w:rFonts w:ascii="Times New Roman" w:hAnsi="Times New Roman" w:cs="Times New Roman"/>
+        </w:rPr>
+        <w:t>echipă</w:t>
+      </w:r>
+      <w:proofErr w:type="spellEnd"/>
+      <w:r>
+        <w:rPr>
+          <w:rFonts w:ascii="Times New Roman" w:hAnsi="Times New Roman" w:cs="Times New Roman"/>
+        </w:rPr>
+        <w:t xml:space="preserve"> are un lot de minim 17 </w:t>
+      </w:r>
+      <w:proofErr w:type="spellStart"/>
+      <w:r>
+        <w:rPr>
+          <w:rFonts w:ascii="Times New Roman" w:hAnsi="Times New Roman" w:cs="Times New Roman"/>
+        </w:rPr>
+        <w:t>jucători</w:t>
+      </w:r>
+      <w:proofErr w:type="spellEnd"/>
+      <w:r>
+        <w:rPr>
+          <w:rFonts w:ascii="Times New Roman" w:hAnsi="Times New Roman" w:cs="Times New Roman"/>
+        </w:rPr>
+        <w:t xml:space="preserve">; un </w:t>
+      </w:r>
+      <w:proofErr w:type="spellStart"/>
+      <w:r>
+        <w:rPr>
+          <w:rFonts w:ascii="Times New Roman" w:hAnsi="Times New Roman" w:cs="Times New Roman"/>
+        </w:rPr>
+        <w:t>jucător</w:t>
+      </w:r>
+      <w:proofErr w:type="spellEnd"/>
+      <w:r>
+        <w:rPr>
+          <w:rFonts w:ascii="Times New Roman" w:hAnsi="Times New Roman" w:cs="Times New Roman"/>
+        </w:rPr>
+        <w:t xml:space="preserve"> are </w:t>
+      </w:r>
+      <w:proofErr w:type="spellStart"/>
+      <w:r>
+        <w:rPr>
+          <w:rFonts w:ascii="Times New Roman" w:hAnsi="Times New Roman" w:cs="Times New Roman"/>
+        </w:rPr>
+        <w:t>asociată</w:t>
+      </w:r>
+      <w:proofErr w:type="spellEnd"/>
+      <w:r>
+        <w:rPr>
+          <w:rFonts w:ascii="Times New Roman" w:hAnsi="Times New Roman" w:cs="Times New Roman"/>
+        </w:rPr>
+        <w:t xml:space="preserve"> o </w:t>
+      </w:r>
+      <w:proofErr w:type="spellStart"/>
+      <w:r>
+        <w:rPr>
+          <w:rFonts w:ascii="Times New Roman" w:hAnsi="Times New Roman" w:cs="Times New Roman"/>
+        </w:rPr>
+        <w:t>poziție</w:t>
+      </w:r>
+      <w:proofErr w:type="spellEnd"/>
+      <w:r>
+        <w:rPr>
+          <w:rFonts w:ascii="Times New Roman" w:hAnsi="Times New Roman" w:cs="Times New Roman"/>
+        </w:rPr>
+        <w:t xml:space="preserve"> </w:t>
+      </w:r>
+      <w:proofErr w:type="spellStart"/>
+      <w:r>
+        <w:rPr>
+          <w:rFonts w:ascii="Times New Roman" w:hAnsi="Times New Roman" w:cs="Times New Roman"/>
+        </w:rPr>
+        <w:t>în</w:t>
+      </w:r>
+      <w:proofErr w:type="spellEnd"/>
+      <w:r>
+        <w:rPr>
+          <w:rFonts w:ascii="Times New Roman" w:hAnsi="Times New Roman" w:cs="Times New Roman"/>
+        </w:rPr>
+        <w:t xml:space="preserve"> </w:t>
+      </w:r>
+      <w:proofErr w:type="spellStart"/>
+      <w:r>
+        <w:rPr>
+          <w:rFonts w:ascii="Times New Roman" w:hAnsi="Times New Roman" w:cs="Times New Roman"/>
+        </w:rPr>
+        <w:t>teren</w:t>
+      </w:r>
+      <w:proofErr w:type="spellEnd"/>
+      <w:r>
+        <w:rPr>
+          <w:rFonts w:ascii="Times New Roman" w:hAnsi="Times New Roman" w:cs="Times New Roman"/>
+        </w:rPr>
+        <w:t xml:space="preserve"> </w:t>
+      </w:r>
+      <w:proofErr w:type="spellStart"/>
+      <w:r>
+        <w:rPr>
+          <w:rFonts w:ascii="Times New Roman" w:hAnsi="Times New Roman" w:cs="Times New Roman"/>
+        </w:rPr>
+        <w:t>și</w:t>
+      </w:r>
+      <w:proofErr w:type="spellEnd"/>
+      <w:r>
+        <w:rPr>
+          <w:rFonts w:ascii="Times New Roman" w:hAnsi="Times New Roman" w:cs="Times New Roman"/>
+        </w:rPr>
+        <w:t xml:space="preserve"> </w:t>
+      </w:r>
+      <w:proofErr w:type="spellStart"/>
+      <w:r>
+        <w:rPr>
+          <w:rFonts w:ascii="Times New Roman" w:hAnsi="Times New Roman" w:cs="Times New Roman"/>
+        </w:rPr>
+        <w:t>statistici</w:t>
+      </w:r>
+      <w:proofErr w:type="spellEnd"/>
+      <w:r>
+        <w:rPr>
+          <w:rFonts w:ascii="Times New Roman" w:hAnsi="Times New Roman" w:cs="Times New Roman"/>
+        </w:rPr>
+        <w:t xml:space="preserve"> </w:t>
+      </w:r>
+      <w:proofErr w:type="spellStart"/>
+      <w:r>
+        <w:rPr>
+          <w:rFonts w:ascii="Times New Roman" w:hAnsi="Times New Roman" w:cs="Times New Roman"/>
+        </w:rPr>
+        <w:t>individuale</w:t>
+      </w:r>
+      <w:proofErr w:type="spellEnd"/>
+      <w:r>
+        <w:rPr>
+          <w:rFonts w:ascii="Times New Roman" w:hAnsi="Times New Roman" w:cs="Times New Roman"/>
+        </w:rPr>
+        <w:t>.</w:t>
+      </w:r>
+    </w:p>
+    <w:p>
+      <w:pPr>
+        <w:rPr>
+          <w:rFonts w:ascii="Times New Roman" w:hAnsi="Times New Roman" w:cs="Times New Roman"/>
+        </w:rPr>
+      </w:pPr>
+      <w:r>
+        <w:rPr>
+          <w:rFonts w:ascii="Times New Roman" w:hAnsi="Times New Roman" w:cs="Times New Roman"/>
+        </w:rPr>
+        <w:t xml:space="preserve">  </w:t>
+      </w:r>
+      <w:proofErr w:type="spellStart"/>
+      <w:r>
+        <w:rPr>
+          <w:rFonts w:ascii="Times New Roman" w:hAnsi="Times New Roman" w:cs="Times New Roman"/>
+        </w:rPr>
+        <w:t>Player_Position</w:t>
+      </w:r>
+      <w:r>
+        <w:rPr>
+          <w:rFonts w:ascii="Times New Roman" w:hAnsi="Times New Roman" w:cs="Times New Roman"/>
+        </w:rPr>
+        <w:t>s</w:t>
+      </w:r>
+      <w:proofErr w:type="spellEnd"/>
+      <w:r>
+        <w:rPr>
+          <w:rFonts w:ascii="Times New Roman" w:hAnsi="Times New Roman" w:cs="Times New Roman"/>
+        </w:rPr>
+        <w:t>:</w:t>
+      </w:r>
+    </w:p>
+    <w:p>
+      <w:pPr>
+        <w:numPr>
+          <w:ilvl w:val="0"/>
+          <w:numId w:val="12"/>
+        </w:numPr>
+        <w:rPr>
+          <w:rFonts w:ascii="Times New Roman" w:hAnsi="Times New Roman" w:cs="Times New Roman"/>
+        </w:rPr>
+      </w:pPr>
+      <w:r>
+        <w:rPr>
+          <w:rFonts w:ascii="Times New Roman" w:hAnsi="Times New Roman" w:cs="Times New Roman"/>
+        </w:rPr>
+        <w:t xml:space="preserve">Rol: Nomenclator </w:t>
+      </w:r>
+      <w:proofErr w:type="spellStart"/>
+      <w:r>
+        <w:rPr>
+          <w:rFonts w:ascii="Times New Roman" w:hAnsi="Times New Roman" w:cs="Times New Roman"/>
+        </w:rPr>
+        <w:t>pentru</w:t>
+      </w:r>
+      <w:proofErr w:type="spellEnd"/>
+      <w:r>
+        <w:rPr>
+          <w:rFonts w:ascii="Times New Roman" w:hAnsi="Times New Roman" w:cs="Times New Roman"/>
+        </w:rPr>
+        <w:t xml:space="preserve"> </w:t>
+      </w:r>
+      <w:proofErr w:type="spellStart"/>
+      <w:r>
+        <w:rPr>
+          <w:rFonts w:ascii="Times New Roman" w:hAnsi="Times New Roman" w:cs="Times New Roman"/>
+        </w:rPr>
+        <w:t>rolurile</w:t>
+      </w:r>
+      <w:proofErr w:type="spellEnd"/>
+      <w:r>
+        <w:rPr>
+          <w:rFonts w:ascii="Times New Roman" w:hAnsi="Times New Roman" w:cs="Times New Roman"/>
+        </w:rPr>
+        <w:t xml:space="preserve"> </w:t>
+      </w:r>
+      <w:proofErr w:type="spellStart"/>
+      <w:r>
+        <w:rPr>
+          <w:rFonts w:ascii="Times New Roman" w:hAnsi="Times New Roman" w:cs="Times New Roman"/>
+        </w:rPr>
+        <w:t>tactice</w:t>
+      </w:r>
+      <w:proofErr w:type="spellEnd"/>
+      <w:r>
+        <w:rPr>
+          <w:rFonts w:ascii="Times New Roman" w:hAnsi="Times New Roman" w:cs="Times New Roman"/>
+        </w:rPr>
+        <w:t xml:space="preserve"> din </w:t>
+      </w:r>
+      <w:proofErr w:type="spellStart"/>
+      <w:r>
+        <w:rPr>
+          <w:rFonts w:ascii="Times New Roman" w:hAnsi="Times New Roman" w:cs="Times New Roman"/>
+        </w:rPr>
+        <w:t>teren</w:t>
+      </w:r>
+      <w:proofErr w:type="spellEnd"/>
+      <w:r>
+        <w:rPr>
+          <w:rFonts w:ascii="Times New Roman" w:hAnsi="Times New Roman" w:cs="Times New Roman"/>
+        </w:rPr>
+        <w:t>.</w:t>
+      </w:r>
+    </w:p>
+    <w:p>
+      <w:pPr>
+        <w:numPr>
+          <w:ilvl w:val="0"/>
+          <w:numId w:val="12"/>
+        </w:numPr>
+        <w:rPr>
+          <w:rFonts w:ascii="Times New Roman" w:hAnsi="Times New Roman" w:cs="Times New Roman"/>
+        </w:rPr>
+      </w:pPr>
+      <w:proofErr w:type="spellStart"/>
+      <w:r>
+        <w:rPr>
+          <w:rFonts w:ascii="Times New Roman" w:hAnsi="Times New Roman" w:cs="Times New Roman"/>
+        </w:rPr>
+        <w:lastRenderedPageBreak/>
+        <w:t>Atribute</w:t>
+      </w:r>
+      <w:proofErr w:type="spellEnd"/>
+      <w:r>
+        <w:rPr>
+          <w:rFonts w:ascii="Times New Roman" w:hAnsi="Times New Roman" w:cs="Times New Roman"/>
+        </w:rPr>
+        <w:t xml:space="preserve">: </w:t>
+      </w:r>
+      <w:proofErr w:type="spellStart"/>
+      <w:r>
+        <w:rPr>
+          <w:rFonts w:ascii="Times New Roman" w:hAnsi="Times New Roman" w:cs="Times New Roman"/>
+        </w:rPr>
+        <w:t>player_position_id</w:t>
+      </w:r>
+      <w:proofErr w:type="spellEnd"/>
+      <w:r>
+        <w:rPr>
+          <w:rFonts w:ascii="Times New Roman" w:hAnsi="Times New Roman" w:cs="Times New Roman"/>
+        </w:rPr>
+        <w:t>, position.</w:t>
+      </w:r>
+    </w:p>
+    <w:p>
+      <w:pPr>
+        <w:rPr>
+          <w:rFonts w:ascii="Times New Roman" w:hAnsi="Times New Roman" w:cs="Times New Roman"/>
+        </w:rPr>
+      </w:pPr>
+      <w:r>
+        <w:rPr>
+          <w:rFonts w:ascii="Times New Roman" w:hAnsi="Times New Roman" w:cs="Times New Roman"/>
+        </w:rPr>
+        <w:t xml:space="preserve">  </w:t>
+      </w:r>
+      <w:r>
+        <w:rPr>
+          <w:rFonts w:ascii="Times New Roman" w:hAnsi="Times New Roman" w:cs="Times New Roman"/>
+        </w:rPr>
+        <w:t xml:space="preserve">Individual </w:t>
+      </w:r>
+      <w:r>
+        <w:rPr>
+          <w:rFonts w:ascii="Times New Roman" w:hAnsi="Times New Roman" w:cs="Times New Roman"/>
+        </w:rPr>
+        <w:t>Stats:</w:t>
+      </w:r>
+    </w:p>
+    <w:p>
+      <w:pPr>
+        <w:numPr>
+          <w:ilvl w:val="0"/>
+          <w:numId w:val="13"/>
+        </w:numPr>
+        <w:rPr>
+          <w:rFonts w:ascii="Times New Roman" w:hAnsi="Times New Roman" w:cs="Times New Roman"/>
+        </w:rPr>
+      </w:pPr>
+      <w:r>
+        <w:rPr>
+          <w:rFonts w:ascii="Times New Roman" w:hAnsi="Times New Roman" w:cs="Times New Roman"/>
+        </w:rPr>
+        <w:t xml:space="preserve">Rol: </w:t>
+      </w:r>
+      <w:proofErr w:type="spellStart"/>
+      <w:r>
+        <w:rPr>
+          <w:rFonts w:ascii="Times New Roman" w:hAnsi="Times New Roman" w:cs="Times New Roman"/>
+        </w:rPr>
+        <w:t>Monitorizează</w:t>
+      </w:r>
+      <w:proofErr w:type="spellEnd"/>
+      <w:r>
+        <w:rPr>
+          <w:rFonts w:ascii="Times New Roman" w:hAnsi="Times New Roman" w:cs="Times New Roman"/>
+        </w:rPr>
+        <w:t xml:space="preserve"> </w:t>
+      </w:r>
+      <w:proofErr w:type="spellStart"/>
+      <w:r>
+        <w:rPr>
+          <w:rFonts w:ascii="Times New Roman" w:hAnsi="Times New Roman" w:cs="Times New Roman"/>
+        </w:rPr>
+        <w:t>randamentul</w:t>
+      </w:r>
+      <w:proofErr w:type="spellEnd"/>
+      <w:r>
+        <w:rPr>
+          <w:rFonts w:ascii="Times New Roman" w:hAnsi="Times New Roman" w:cs="Times New Roman"/>
+        </w:rPr>
+        <w:t xml:space="preserve"> </w:t>
+      </w:r>
+      <w:proofErr w:type="spellStart"/>
+      <w:r>
+        <w:rPr>
+          <w:rFonts w:ascii="Times New Roman" w:hAnsi="Times New Roman" w:cs="Times New Roman"/>
+        </w:rPr>
+        <w:t>sportiv</w:t>
+      </w:r>
+      <w:proofErr w:type="spellEnd"/>
+      <w:r>
+        <w:rPr>
+          <w:rFonts w:ascii="Times New Roman" w:hAnsi="Times New Roman" w:cs="Times New Roman"/>
+        </w:rPr>
+        <w:t xml:space="preserve"> al </w:t>
+      </w:r>
+      <w:proofErr w:type="spellStart"/>
+      <w:r>
+        <w:rPr>
+          <w:rFonts w:ascii="Times New Roman" w:hAnsi="Times New Roman" w:cs="Times New Roman"/>
+        </w:rPr>
+        <w:t>fiecărui</w:t>
+      </w:r>
+      <w:proofErr w:type="spellEnd"/>
+      <w:r>
+        <w:rPr>
+          <w:rFonts w:ascii="Times New Roman" w:hAnsi="Times New Roman" w:cs="Times New Roman"/>
+        </w:rPr>
+        <w:t xml:space="preserve"> </w:t>
+      </w:r>
+      <w:proofErr w:type="spellStart"/>
+      <w:r>
+        <w:rPr>
+          <w:rFonts w:ascii="Times New Roman" w:hAnsi="Times New Roman" w:cs="Times New Roman"/>
+        </w:rPr>
+        <w:t>jucător</w:t>
+      </w:r>
+      <w:proofErr w:type="spellEnd"/>
+      <w:r>
+        <w:rPr>
+          <w:rFonts w:ascii="Times New Roman" w:hAnsi="Times New Roman" w:cs="Times New Roman"/>
+        </w:rPr>
+        <w:t>.</w:t>
+      </w:r>
+    </w:p>
+    <w:p>
+      <w:pPr>
+        <w:numPr>
+          <w:ilvl w:val="0"/>
+          <w:numId w:val="13"/>
+        </w:numPr>
+        <w:rPr>
+          <w:rFonts w:ascii="Times New Roman" w:hAnsi="Times New Roman" w:cs="Times New Roman"/>
+        </w:rPr>
+      </w:pPr>
+      <w:proofErr w:type="spellStart"/>
+      <w:r>
+        <w:rPr>
+          <w:rFonts w:ascii="Times New Roman" w:hAnsi="Times New Roman" w:cs="Times New Roman"/>
+        </w:rPr>
+        <w:t>Atribute</w:t>
+      </w:r>
+      <w:proofErr w:type="spellEnd"/>
+      <w:r>
+        <w:rPr>
+          <w:rFonts w:ascii="Times New Roman" w:hAnsi="Times New Roman" w:cs="Times New Roman"/>
+        </w:rPr>
+        <w:t>: goals (</w:t>
+      </w:r>
+      <w:proofErr w:type="spellStart"/>
+      <w:r>
+        <w:rPr>
+          <w:rFonts w:ascii="Times New Roman" w:hAnsi="Times New Roman" w:cs="Times New Roman"/>
+        </w:rPr>
+        <w:t>goluri</w:t>
+      </w:r>
+      <w:proofErr w:type="spellEnd"/>
+      <w:r>
+        <w:rPr>
+          <w:rFonts w:ascii="Times New Roman" w:hAnsi="Times New Roman" w:cs="Times New Roman"/>
+        </w:rPr>
+        <w:t xml:space="preserve"> </w:t>
+      </w:r>
+      <w:proofErr w:type="spellStart"/>
+      <w:r>
+        <w:rPr>
+          <w:rFonts w:ascii="Times New Roman" w:hAnsi="Times New Roman" w:cs="Times New Roman"/>
+        </w:rPr>
+        <w:t>marcate</w:t>
+      </w:r>
+      <w:proofErr w:type="spellEnd"/>
+      <w:r>
+        <w:rPr>
+          <w:rFonts w:ascii="Times New Roman" w:hAnsi="Times New Roman" w:cs="Times New Roman"/>
+        </w:rPr>
+        <w:t>), assists (</w:t>
+      </w:r>
+      <w:proofErr w:type="spellStart"/>
+      <w:r>
+        <w:rPr>
+          <w:rFonts w:ascii="Times New Roman" w:hAnsi="Times New Roman" w:cs="Times New Roman"/>
+        </w:rPr>
+        <w:t>pase</w:t>
+      </w:r>
+      <w:proofErr w:type="spellEnd"/>
+      <w:r>
+        <w:rPr>
+          <w:rFonts w:ascii="Times New Roman" w:hAnsi="Times New Roman" w:cs="Times New Roman"/>
+        </w:rPr>
+        <w:t xml:space="preserve"> de </w:t>
+      </w:r>
+      <w:proofErr w:type="spellStart"/>
+      <w:r>
+        <w:rPr>
+          <w:rFonts w:ascii="Times New Roman" w:hAnsi="Times New Roman" w:cs="Times New Roman"/>
+        </w:rPr>
+        <w:t>gol</w:t>
+      </w:r>
+      <w:proofErr w:type="spellEnd"/>
+      <w:r>
+        <w:rPr>
+          <w:rFonts w:ascii="Times New Roman" w:hAnsi="Times New Roman" w:cs="Times New Roman"/>
+        </w:rPr>
+        <w:t xml:space="preserve">), </w:t>
+      </w:r>
+      <w:proofErr w:type="spellStart"/>
+      <w:r>
+        <w:rPr>
+          <w:rFonts w:ascii="Times New Roman" w:hAnsi="Times New Roman" w:cs="Times New Roman"/>
+        </w:rPr>
+        <w:t>clean_sheets</w:t>
+      </w:r>
+      <w:proofErr w:type="spellEnd"/>
+      <w:r>
+        <w:rPr>
+          <w:rFonts w:ascii="Times New Roman" w:hAnsi="Times New Roman" w:cs="Times New Roman"/>
+        </w:rPr>
+        <w:t xml:space="preserve"> (</w:t>
+      </w:r>
+      <w:proofErr w:type="spellStart"/>
+      <w:r>
+        <w:rPr>
+          <w:rFonts w:ascii="Times New Roman" w:hAnsi="Times New Roman" w:cs="Times New Roman"/>
+        </w:rPr>
+        <w:t>meciuri</w:t>
+      </w:r>
+      <w:proofErr w:type="spellEnd"/>
+      <w:r>
+        <w:rPr>
+          <w:rFonts w:ascii="Times New Roman" w:hAnsi="Times New Roman" w:cs="Times New Roman"/>
+        </w:rPr>
+        <w:t xml:space="preserve"> </w:t>
+      </w:r>
+      <w:proofErr w:type="spellStart"/>
+      <w:r>
+        <w:rPr>
+          <w:rFonts w:ascii="Times New Roman" w:hAnsi="Times New Roman" w:cs="Times New Roman"/>
+        </w:rPr>
+        <w:t>fără</w:t>
+      </w:r>
+      <w:proofErr w:type="spellEnd"/>
+      <w:r>
+        <w:rPr>
+          <w:rFonts w:ascii="Times New Roman" w:hAnsi="Times New Roman" w:cs="Times New Roman"/>
+        </w:rPr>
+        <w:t xml:space="preserve"> </w:t>
+      </w:r>
+      <w:proofErr w:type="spellStart"/>
+      <w:r>
+        <w:rPr>
+          <w:rFonts w:ascii="Times New Roman" w:hAnsi="Times New Roman" w:cs="Times New Roman"/>
+        </w:rPr>
+        <w:t>gol</w:t>
+      </w:r>
+      <w:proofErr w:type="spellEnd"/>
+      <w:r>
+        <w:rPr>
+          <w:rFonts w:ascii="Times New Roman" w:hAnsi="Times New Roman" w:cs="Times New Roman"/>
+        </w:rPr>
+        <w:t xml:space="preserve"> </w:t>
+      </w:r>
+      <w:proofErr w:type="spellStart"/>
+      <w:r>
+        <w:rPr>
+          <w:rFonts w:ascii="Times New Roman" w:hAnsi="Times New Roman" w:cs="Times New Roman"/>
+        </w:rPr>
+        <w:t>primit</w:t>
+      </w:r>
+      <w:proofErr w:type="spellEnd"/>
+      <w:r>
+        <w:rPr>
+          <w:rFonts w:ascii="Times New Roman" w:hAnsi="Times New Roman" w:cs="Times New Roman"/>
+        </w:rPr>
+        <w:t xml:space="preserve"> </w:t>
+      </w:r>
+      <w:proofErr w:type="spellStart"/>
+      <w:r>
+        <w:rPr>
+          <w:rFonts w:ascii="Times New Roman" w:hAnsi="Times New Roman" w:cs="Times New Roman"/>
+        </w:rPr>
+        <w:t>pentru</w:t>
+      </w:r>
+      <w:proofErr w:type="spellEnd"/>
+      <w:r>
+        <w:rPr>
+          <w:rFonts w:ascii="Times New Roman" w:hAnsi="Times New Roman" w:cs="Times New Roman"/>
+        </w:rPr>
+        <w:t xml:space="preserve"> </w:t>
+      </w:r>
+      <w:proofErr w:type="spellStart"/>
+      <w:r>
+        <w:rPr>
+          <w:rFonts w:ascii="Times New Roman" w:hAnsi="Times New Roman" w:cs="Times New Roman"/>
+        </w:rPr>
+        <w:t>portari</w:t>
+      </w:r>
+      <w:proofErr w:type="spellEnd"/>
+      <w:r>
+        <w:rPr>
+          <w:rFonts w:ascii="Times New Roman" w:hAnsi="Times New Roman" w:cs="Times New Roman"/>
+        </w:rPr>
+        <w:t xml:space="preserve"> </w:t>
+      </w:r>
+      <w:proofErr w:type="spellStart"/>
+      <w:r>
+        <w:rPr>
+          <w:rFonts w:ascii="Times New Roman" w:hAnsi="Times New Roman" w:cs="Times New Roman"/>
+        </w:rPr>
+        <w:t>sau</w:t>
+      </w:r>
+      <w:proofErr w:type="spellEnd"/>
+      <w:r>
+        <w:rPr>
+          <w:rFonts w:ascii="Times New Roman" w:hAnsi="Times New Roman" w:cs="Times New Roman"/>
+        </w:rPr>
+        <w:t xml:space="preserve"> funda</w:t>
+      </w:r>
+      <w:r>
+        <w:rPr>
+          <w:rFonts w:ascii="Times New Roman" w:hAnsi="Times New Roman" w:cs="Times New Roman"/>
+          <w:lang w:val="ro-RO"/>
+        </w:rPr>
+        <w:t>și</w:t>
+      </w:r>
+      <w:r>
+        <w:rPr>
+          <w:rFonts w:ascii="Times New Roman" w:hAnsi="Times New Roman" w:cs="Times New Roman"/>
+        </w:rPr>
+        <w:t>).</w:t>
+      </w:r>
+    </w:p>
+    <w:p>
+      <w:pPr>
+        <w:rPr>
+          <w:rFonts w:ascii="Times New Roman" w:hAnsi="Times New Roman" w:cs="Times New Roman"/>
+        </w:rPr>
+      </w:pPr>
+      <w:r>
+        <w:rPr>
+          <w:rFonts w:ascii="Times New Roman" w:hAnsi="Times New Roman" w:cs="Times New Roman"/>
+        </w:rPr>
+        <w:t>  Staff:</w:t>
+      </w:r>
+    </w:p>
+    <w:p>
+      <w:pPr>
+        <w:numPr>
+          <w:ilvl w:val="0"/>
+          <w:numId w:val="14"/>
+        </w:numPr>
+        <w:rPr>
+          <w:rFonts w:ascii="Times New Roman" w:hAnsi="Times New Roman" w:cs="Times New Roman"/>
+        </w:rPr>
+      </w:pPr>
+      <w:r>
+        <w:rPr>
+          <w:rFonts w:ascii="Times New Roman" w:hAnsi="Times New Roman" w:cs="Times New Roman"/>
+        </w:rPr>
+        <w:t xml:space="preserve">Rol: </w:t>
+      </w:r>
+      <w:proofErr w:type="spellStart"/>
+      <w:r>
+        <w:rPr>
+          <w:rFonts w:ascii="Times New Roman" w:hAnsi="Times New Roman" w:cs="Times New Roman"/>
+        </w:rPr>
+        <w:t>Gestionarea</w:t>
+      </w:r>
+      <w:proofErr w:type="spellEnd"/>
+      <w:r>
+        <w:rPr>
+          <w:rFonts w:ascii="Times New Roman" w:hAnsi="Times New Roman" w:cs="Times New Roman"/>
+        </w:rPr>
+        <w:t xml:space="preserve"> </w:t>
+      </w:r>
+      <w:proofErr w:type="spellStart"/>
+      <w:r>
+        <w:rPr>
+          <w:rFonts w:ascii="Times New Roman" w:hAnsi="Times New Roman" w:cs="Times New Roman"/>
+        </w:rPr>
+        <w:t>antrenorilor</w:t>
+      </w:r>
+      <w:proofErr w:type="spellEnd"/>
+      <w:r>
+        <w:rPr>
+          <w:rFonts w:ascii="Times New Roman" w:hAnsi="Times New Roman" w:cs="Times New Roman"/>
+        </w:rPr>
+        <w:t xml:space="preserve"> </w:t>
+      </w:r>
+      <w:proofErr w:type="spellStart"/>
+      <w:r>
+        <w:rPr>
+          <w:rFonts w:ascii="Times New Roman" w:hAnsi="Times New Roman" w:cs="Times New Roman"/>
+        </w:rPr>
+        <w:t>și</w:t>
+      </w:r>
+      <w:proofErr w:type="spellEnd"/>
+      <w:r>
+        <w:rPr>
+          <w:rFonts w:ascii="Times New Roman" w:hAnsi="Times New Roman" w:cs="Times New Roman"/>
+        </w:rPr>
+        <w:t xml:space="preserve"> a </w:t>
+      </w:r>
+      <w:proofErr w:type="spellStart"/>
+      <w:r>
+        <w:rPr>
+          <w:rFonts w:ascii="Times New Roman" w:hAnsi="Times New Roman" w:cs="Times New Roman"/>
+        </w:rPr>
+        <w:t>personalului</w:t>
+      </w:r>
+      <w:proofErr w:type="spellEnd"/>
+      <w:r>
+        <w:rPr>
+          <w:rFonts w:ascii="Times New Roman" w:hAnsi="Times New Roman" w:cs="Times New Roman"/>
+        </w:rPr>
+        <w:t xml:space="preserve"> </w:t>
+      </w:r>
+      <w:proofErr w:type="spellStart"/>
+      <w:r>
+        <w:rPr>
+          <w:rFonts w:ascii="Times New Roman" w:hAnsi="Times New Roman" w:cs="Times New Roman"/>
+        </w:rPr>
+        <w:t>tehnic</w:t>
+      </w:r>
+      <w:proofErr w:type="spellEnd"/>
+      <w:r>
+        <w:rPr>
+          <w:rFonts w:ascii="Times New Roman" w:hAnsi="Times New Roman" w:cs="Times New Roman"/>
+        </w:rPr>
+        <w:t xml:space="preserve"> al </w:t>
+      </w:r>
+      <w:proofErr w:type="spellStart"/>
+      <w:r>
+        <w:rPr>
+          <w:rFonts w:ascii="Times New Roman" w:hAnsi="Times New Roman" w:cs="Times New Roman"/>
+        </w:rPr>
+        <w:t>fiecărui</w:t>
+      </w:r>
+      <w:proofErr w:type="spellEnd"/>
+      <w:r>
+        <w:rPr>
+          <w:rFonts w:ascii="Times New Roman" w:hAnsi="Times New Roman" w:cs="Times New Roman"/>
+        </w:rPr>
+        <w:t xml:space="preserve"> club.</w:t>
+      </w:r>
+    </w:p>
+    <w:p>
+      <w:pPr>
+        <w:numPr>
+          <w:ilvl w:val="0"/>
+          <w:numId w:val="14"/>
+        </w:numPr>
+        <w:rPr>
+          <w:rFonts w:ascii="Times New Roman" w:hAnsi="Times New Roman" w:cs="Times New Roman"/>
+        </w:rPr>
+      </w:pPr>
+      <w:proofErr w:type="spellStart"/>
+      <w:r>
+        <w:rPr>
+          <w:rFonts w:ascii="Times New Roman" w:hAnsi="Times New Roman" w:cs="Times New Roman"/>
+        </w:rPr>
+        <w:t>Atribute</w:t>
+      </w:r>
+      <w:proofErr w:type="spellEnd"/>
+      <w:r>
+        <w:rPr>
+          <w:rFonts w:ascii="Times New Roman" w:hAnsi="Times New Roman" w:cs="Times New Roman"/>
+        </w:rPr>
+        <w:t xml:space="preserve">: </w:t>
+      </w:r>
+      <w:proofErr w:type="spellStart"/>
+      <w:r>
+        <w:rPr>
+          <w:rFonts w:ascii="Times New Roman" w:hAnsi="Times New Roman" w:cs="Times New Roman"/>
+        </w:rPr>
+        <w:t>staff_id</w:t>
+      </w:r>
+      <w:proofErr w:type="spellEnd"/>
+      <w:r>
+        <w:rPr>
+          <w:rFonts w:ascii="Times New Roman" w:hAnsi="Times New Roman" w:cs="Times New Roman"/>
+        </w:rPr>
+        <w:t xml:space="preserve"> (ID </w:t>
+      </w:r>
+      <w:proofErr w:type="spellStart"/>
+      <w:r>
+        <w:rPr>
+          <w:rFonts w:ascii="Times New Roman" w:hAnsi="Times New Roman" w:cs="Times New Roman"/>
+        </w:rPr>
+        <w:t>cadru</w:t>
+      </w:r>
+      <w:proofErr w:type="spellEnd"/>
+      <w:r>
+        <w:rPr>
+          <w:rFonts w:ascii="Times New Roman" w:hAnsi="Times New Roman" w:cs="Times New Roman"/>
+        </w:rPr>
+        <w:t xml:space="preserve"> </w:t>
+      </w:r>
+      <w:proofErr w:type="spellStart"/>
+      <w:r>
+        <w:rPr>
+          <w:rFonts w:ascii="Times New Roman" w:hAnsi="Times New Roman" w:cs="Times New Roman"/>
+        </w:rPr>
+        <w:t>tehnic</w:t>
+      </w:r>
+      <w:proofErr w:type="spellEnd"/>
+      <w:r>
+        <w:rPr>
+          <w:rFonts w:ascii="Times New Roman" w:hAnsi="Times New Roman" w:cs="Times New Roman"/>
+        </w:rPr>
+        <w:t xml:space="preserve">), </w:t>
+      </w:r>
+      <w:proofErr w:type="spellStart"/>
+      <w:r>
+        <w:rPr>
+          <w:rFonts w:ascii="Times New Roman" w:hAnsi="Times New Roman" w:cs="Times New Roman"/>
+        </w:rPr>
+        <w:t>coach_name</w:t>
+      </w:r>
+      <w:proofErr w:type="spellEnd"/>
+      <w:r>
+        <w:rPr>
+          <w:rFonts w:ascii="Times New Roman" w:hAnsi="Times New Roman" w:cs="Times New Roman"/>
+        </w:rPr>
+        <w:t xml:space="preserve"> (</w:t>
+      </w:r>
+      <w:proofErr w:type="spellStart"/>
+      <w:r>
+        <w:rPr>
+          <w:rFonts w:ascii="Times New Roman" w:hAnsi="Times New Roman" w:cs="Times New Roman"/>
+        </w:rPr>
+        <w:t>numele</w:t>
+      </w:r>
+      <w:proofErr w:type="spellEnd"/>
+      <w:r>
+        <w:rPr>
+          <w:rFonts w:ascii="Times New Roman" w:hAnsi="Times New Roman" w:cs="Times New Roman"/>
+        </w:rPr>
+        <w:t xml:space="preserve"> </w:t>
+      </w:r>
+      <w:proofErr w:type="spellStart"/>
+      <w:r>
+        <w:rPr>
+          <w:rFonts w:ascii="Times New Roman" w:hAnsi="Times New Roman" w:cs="Times New Roman"/>
+        </w:rPr>
+        <w:t>antrenorului</w:t>
+      </w:r>
+      <w:proofErr w:type="spellEnd"/>
+      <w:r>
+        <w:rPr>
+          <w:rFonts w:ascii="Times New Roman" w:hAnsi="Times New Roman" w:cs="Times New Roman"/>
+        </w:rPr>
+        <w:t xml:space="preserve"> / </w:t>
+      </w:r>
+      <w:proofErr w:type="spellStart"/>
+      <w:r>
+        <w:rPr>
+          <w:rFonts w:ascii="Times New Roman" w:hAnsi="Times New Roman" w:cs="Times New Roman"/>
+        </w:rPr>
+        <w:t>reprezentantului</w:t>
+      </w:r>
+      <w:proofErr w:type="spellEnd"/>
+      <w:r>
+        <w:rPr>
+          <w:rFonts w:ascii="Times New Roman" w:hAnsi="Times New Roman" w:cs="Times New Roman"/>
+        </w:rPr>
+        <w:t>).</w:t>
+      </w:r>
+    </w:p>
+    <w:p>
+      <w:pPr>
+        <w:rPr>
+          <w:rFonts w:ascii="Times New Roman" w:hAnsi="Times New Roman" w:cs="Times New Roman"/>
+        </w:rPr>
+      </w:pPr>
+      <w:r>
+        <w:rPr>
+          <w:rFonts w:ascii="Times New Roman" w:hAnsi="Times New Roman" w:cs="Times New Roman"/>
+        </w:rPr>
+        <w:t>  Referee:</w:t>
+      </w:r>
+    </w:p>
+    <w:p>
+      <w:pPr>
+        <w:numPr>
+          <w:ilvl w:val="0"/>
+          <w:numId w:val="15"/>
+        </w:numPr>
+        <w:rPr>
+          <w:rFonts w:ascii="Times New Roman" w:hAnsi="Times New Roman" w:cs="Times New Roman"/>
+        </w:rPr>
+      </w:pPr>
+      <w:r>
+        <w:rPr>
+          <w:rFonts w:ascii="Times New Roman" w:hAnsi="Times New Roman" w:cs="Times New Roman"/>
+        </w:rPr>
+        <w:t xml:space="preserve">Rol: </w:t>
+      </w:r>
+      <w:proofErr w:type="spellStart"/>
+      <w:r>
+        <w:rPr>
+          <w:rFonts w:ascii="Times New Roman" w:hAnsi="Times New Roman" w:cs="Times New Roman"/>
+        </w:rPr>
+        <w:t>Evidența</w:t>
+      </w:r>
+      <w:proofErr w:type="spellEnd"/>
+      <w:r>
+        <w:rPr>
+          <w:rFonts w:ascii="Times New Roman" w:hAnsi="Times New Roman" w:cs="Times New Roman"/>
+        </w:rPr>
+        <w:t xml:space="preserve"> </w:t>
+      </w:r>
+      <w:proofErr w:type="spellStart"/>
+      <w:r>
+        <w:rPr>
+          <w:rFonts w:ascii="Times New Roman" w:hAnsi="Times New Roman" w:cs="Times New Roman"/>
+        </w:rPr>
+        <w:t>arbitrilor</w:t>
+      </w:r>
+      <w:proofErr w:type="spellEnd"/>
+      <w:r>
+        <w:rPr>
+          <w:rFonts w:ascii="Times New Roman" w:hAnsi="Times New Roman" w:cs="Times New Roman"/>
+        </w:rPr>
+        <w:t xml:space="preserve"> </w:t>
+      </w:r>
+      <w:proofErr w:type="spellStart"/>
+      <w:r>
+        <w:rPr>
+          <w:rFonts w:ascii="Times New Roman" w:hAnsi="Times New Roman" w:cs="Times New Roman"/>
+        </w:rPr>
+        <w:t>oficiali</w:t>
+      </w:r>
+      <w:proofErr w:type="spellEnd"/>
+      <w:r>
+        <w:rPr>
+          <w:rFonts w:ascii="Times New Roman" w:hAnsi="Times New Roman" w:cs="Times New Roman"/>
+        </w:rPr>
+        <w:t xml:space="preserve"> </w:t>
+      </w:r>
+      <w:proofErr w:type="spellStart"/>
+      <w:r>
+        <w:rPr>
+          <w:rFonts w:ascii="Times New Roman" w:hAnsi="Times New Roman" w:cs="Times New Roman"/>
+        </w:rPr>
+        <w:t>acreditați</w:t>
+      </w:r>
+      <w:proofErr w:type="spellEnd"/>
+      <w:r>
+        <w:rPr>
+          <w:rFonts w:ascii="Times New Roman" w:hAnsi="Times New Roman" w:cs="Times New Roman"/>
+        </w:rPr>
+        <w:t xml:space="preserve"> </w:t>
+      </w:r>
+      <w:proofErr w:type="spellStart"/>
+      <w:r>
+        <w:rPr>
+          <w:rFonts w:ascii="Times New Roman" w:hAnsi="Times New Roman" w:cs="Times New Roman"/>
+        </w:rPr>
+        <w:t>pentru</w:t>
+      </w:r>
+      <w:proofErr w:type="spellEnd"/>
+      <w:r>
+        <w:rPr>
+          <w:rFonts w:ascii="Times New Roman" w:hAnsi="Times New Roman" w:cs="Times New Roman"/>
+        </w:rPr>
+        <w:t xml:space="preserve"> </w:t>
+      </w:r>
+      <w:proofErr w:type="spellStart"/>
+      <w:r>
+        <w:rPr>
+          <w:rFonts w:ascii="Times New Roman" w:hAnsi="Times New Roman" w:cs="Times New Roman"/>
+        </w:rPr>
+        <w:t>campionat</w:t>
+      </w:r>
+      <w:proofErr w:type="spellEnd"/>
+      <w:r>
+        <w:rPr>
+          <w:rFonts w:ascii="Times New Roman" w:hAnsi="Times New Roman" w:cs="Times New Roman"/>
+        </w:rPr>
+        <w:t>.</w:t>
+      </w:r>
+    </w:p>
+    <w:p>
+      <w:pPr>
+        <w:numPr>
+          <w:ilvl w:val="0"/>
+          <w:numId w:val="15"/>
+        </w:numPr>
+        <w:rPr>
+          <w:rFonts w:ascii="Times New Roman" w:hAnsi="Times New Roman" w:cs="Times New Roman"/>
+        </w:rPr>
+      </w:pPr>
+      <w:proofErr w:type="spellStart"/>
+      <w:r>
+        <w:rPr>
+          <w:rFonts w:ascii="Times New Roman" w:hAnsi="Times New Roman" w:cs="Times New Roman"/>
+        </w:rPr>
+        <w:t>Atribute</w:t>
+      </w:r>
+      <w:proofErr w:type="spellEnd"/>
+      <w:r>
+        <w:rPr>
+          <w:rFonts w:ascii="Times New Roman" w:hAnsi="Times New Roman" w:cs="Times New Roman"/>
+        </w:rPr>
+        <w:t xml:space="preserve">: </w:t>
+      </w:r>
+      <w:proofErr w:type="spellStart"/>
+      <w:r>
+        <w:rPr>
+          <w:rFonts w:ascii="Times New Roman" w:hAnsi="Times New Roman" w:cs="Times New Roman"/>
+        </w:rPr>
+        <w:t>ref_id</w:t>
+      </w:r>
+      <w:proofErr w:type="spellEnd"/>
+      <w:r>
+        <w:rPr>
+          <w:rFonts w:ascii="Times New Roman" w:hAnsi="Times New Roman" w:cs="Times New Roman"/>
+        </w:rPr>
+        <w:t xml:space="preserve">, </w:t>
+      </w:r>
+      <w:proofErr w:type="spellStart"/>
+      <w:r>
+        <w:rPr>
+          <w:rFonts w:ascii="Times New Roman" w:hAnsi="Times New Roman" w:cs="Times New Roman"/>
+        </w:rPr>
+        <w:t>ref_nam</w:t>
+      </w:r>
+      <w:r>
+        <w:rPr>
+          <w:rFonts w:ascii="Times New Roman" w:hAnsi="Times New Roman" w:cs="Times New Roman"/>
+        </w:rPr>
+        <w:t>e</w:t>
+      </w:r>
+      <w:proofErr w:type="spellEnd"/>
+      <w:r>
+        <w:rPr>
+          <w:rFonts w:ascii="Times New Roman" w:hAnsi="Times New Roman" w:cs="Times New Roman"/>
+        </w:rPr>
+        <w:t xml:space="preserve">, </w:t>
+      </w:r>
+      <w:proofErr w:type="spellStart"/>
+      <w:r>
+        <w:rPr>
+          <w:rFonts w:ascii="Times New Roman" w:hAnsi="Times New Roman" w:cs="Times New Roman"/>
+        </w:rPr>
+        <w:t>officiated_matches</w:t>
+      </w:r>
+      <w:proofErr w:type="spellEnd"/>
+      <w:r>
+        <w:rPr>
+          <w:rFonts w:ascii="Times New Roman" w:hAnsi="Times New Roman" w:cs="Times New Roman"/>
+        </w:rPr>
+        <w:t>.</w:t>
+      </w:r>
+    </w:p>
+    <w:p>
+      <w:pPr>
+        <w:rPr>
+          <w:rFonts w:ascii="Times New Roman" w:hAnsi="Times New Roman" w:cs="Times New Roman"/>
+          <w:b/>
+          <w:bCs/>
+          <w:sz w:val="28"/>
+          <w:szCs w:val="28"/>
+          <w:lang w:val="ro-RO"/>
+        </w:rPr>
+      </w:pPr>
+    </w:p>
     <w:sectPr>
       <w:pgSz w:w="12240" w:h="15840"/>
       <w:pgMar w:top="1440" w:right="1440" w:bottom="1440" w:left="1440" w:header="720" w:footer="720" w:gutter="0"/>
@@ -2002,9 +4891,506 @@
 </w:document>
 </file>
 
+<file path=word/endnotes.xml><?xml version="1.0" encoding="utf-8"?>
+<w:endnotes xmlns:wpc="http://schemas.microsoft.com/office/word/2010/wordprocessingCanvas" xmlns:cx="http://schemas.microsoft.com/office/drawing/2014/chartex" xmlns:cx1="http://schemas.microsoft.com/office/drawing/2015/9/8/chartex" xmlns:cx2="http://schemas.microsoft.com/office/drawing/2015/10/21/chartex" xmlns:cx3="http://schemas.microsoft.com/office/drawing/2016/5/9/chartex" xmlns:cx4="http://schemas.microsoft.com/office/drawing/2016/5/10/chartex" xmlns:cx5="http://schemas.microsoft.com/office/drawing/2016/5/11/chartex" xmlns:cx6="http://schemas.microsoft.com/office/drawing/2016/5/12/chartex" xmlns:cx7="http://schemas.microsoft.com/office/drawing/2016/5/13/chartex" xmlns:cx8="http://schemas.microsoft.com/office/drawing/2016/5/14/chartex" xmlns:mc="http://schemas.openxmlformats.org/markup-compatibility/2006" xmlns:aink="http://schemas.microsoft.com/office/drawing/2016/ink" xmlns:am3d="http://schemas.microsoft.com/office/drawing/2017/model3d" xmlns:o="urn:schemas-microsoft-com:office:office" xmlns:oel="http://schemas.microsoft.com/office/2019/extlst" xmlns:r="http://schemas.openxmlformats.org/officeDocument/2006/relationships" xmlns:m="http://schemas.openxmlformats.org/officeDocument/2006/math" xmlns:v="urn:schemas-microsoft-com:vml" xmlns:wp14="http://schemas.microsoft.com/office/word/2010/wordprocessingDrawing" xmlns:wp="http://schemas.openxmlformats.org/drawingml/2006/wordprocessingDrawing" xmlns:w10="urn:schemas-microsoft-com:office:word" xmlns:w="http://schemas.openxmlformats.org/wordprocessingml/2006/main" xmlns:w14="http://schemas.microsoft.com/office/word/2010/wordml" xmlns:w15="http://schemas.microsoft.com/office/word/2012/wordml" xmlns:w16cex="http://schemas.microsoft.com/office/word/2018/wordml/cex" xmlns:w16cid="http://schemas.microsoft.com/office/word/2016/wordml/cid" xmlns:w16="http://schemas.microsoft.com/office/word/2018/wordml" xmlns:w16du="http://schemas.microsoft.com/office/word/2023/wordml/word16du" xmlns:w16sdtdh="http://schemas.microsoft.com/office/word/2020/wordml/sdtdatahash" xmlns:w16sdtfl="http://schemas.microsoft.com/office/word/2024/wordml/sdtformatlock" xmlns:w16se="http://schemas.microsoft.com/office/word/2015/wordml/symex" xmlns:wpg="http://schemas.microsoft.com/office/word/2010/wordprocessingGroup" xmlns:wpi="http://schemas.microsoft.com/office/word/2010/wordprocessingInk" xmlns:wne="http://schemas.microsoft.com/office/word/2006/wordml" xmlns:wps="http://schemas.microsoft.com/office/word/2010/wordprocessingShape" mc:Ignorable="w14 w15 w16se w16cid w16 w16cex w16sdtdh w16sdtfl w16du wp14">
+  <w:endnote w:type="separator" w:id="-1">
+    <w:p>
+      <w:pPr>
+        <w:spacing w:after="0" w:line="240" w:lineRule="auto"/>
+      </w:pPr>
+      <w:r>
+        <w:separator/>
+      </w:r>
+    </w:p>
+  </w:endnote>
+  <w:endnote w:type="continuationSeparator" w:id="0">
+    <w:p>
+      <w:pPr>
+        <w:spacing w:after="0" w:line="240" w:lineRule="auto"/>
+      </w:pPr>
+      <w:r>
+        <w:continuationSeparator/>
+      </w:r>
+    </w:p>
+  </w:endnote>
+</w:endnotes>
+</file>
+
+<file path=word/footnotes.xml><?xml version="1.0" encoding="utf-8"?>
+<w:footnotes xmlns:wpc="http://schemas.microsoft.com/office/word/2010/wordprocessingCanvas" xmlns:cx="http://schemas.microsoft.com/office/drawing/2014/chartex" xmlns:cx1="http://schemas.microsoft.com/office/drawing/2015/9/8/chartex" xmlns:cx2="http://schemas.microsoft.com/office/drawing/2015/10/21/chartex" xmlns:cx3="http://schemas.microsoft.com/office/drawing/2016/5/9/chartex" xmlns:cx4="http://schemas.microsoft.com/office/drawing/2016/5/10/chartex" xmlns:cx5="http://schemas.microsoft.com/office/drawing/2016/5/11/chartex" xmlns:cx6="http://schemas.microsoft.com/office/drawing/2016/5/12/chartex" xmlns:cx7="http://schemas.microsoft.com/office/drawing/2016/5/13/chartex" xmlns:cx8="http://schemas.microsoft.com/office/drawing/2016/5/14/chartex" xmlns:mc="http://schemas.openxmlformats.org/markup-compatibility/2006" xmlns:aink="http://schemas.microsoft.com/office/drawing/2016/ink" xmlns:am3d="http://schemas.microsoft.com/office/drawing/2017/model3d" xmlns:o="urn:schemas-microsoft-com:office:office" xmlns:oel="http://schemas.microsoft.com/office/2019/extlst" xmlns:r="http://schemas.openxmlformats.org/officeDocument/2006/relationships" xmlns:m="http://schemas.openxmlformats.org/officeDocument/2006/math" xmlns:v="urn:schemas-microsoft-com:vml" xmlns:wp14="http://schemas.microsoft.com/office/word/2010/wordprocessingDrawing" xmlns:wp="http://schemas.openxmlformats.org/drawingml/2006/wordprocessingDrawing" xmlns:w10="urn:schemas-microsoft-com:office:word" xmlns:w="http://schemas.openxmlformats.org/wordprocessingml/2006/main" xmlns:w14="http://schemas.microsoft.com/office/word/2010/wordml" xmlns:w15="http://schemas.microsoft.com/office/word/2012/wordml" xmlns:w16cex="http://schemas.microsoft.com/office/word/2018/wordml/cex" xmlns:w16cid="http://schemas.microsoft.com/office/word/2016/wordml/cid" xmlns:w16="http://schemas.microsoft.com/office/word/2018/wordml" xmlns:w16du="http://schemas.microsoft.com/office/word/2023/wordml/word16du" xmlns:w16sdtdh="http://schemas.microsoft.com/office/word/2020/wordml/sdtdatahash" xmlns:w16sdtfl="http://schemas.microsoft.com/office/word/2024/wordml/sdtformatlock" xmlns:w16se="http://schemas.microsoft.com/office/word/2015/wordml/symex" xmlns:wpg="http://schemas.microsoft.com/office/word/2010/wordprocessingGroup" xmlns:wpi="http://schemas.microsoft.com/office/word/2010/wordprocessingInk" xmlns:wne="http://schemas.microsoft.com/office/word/2006/wordml" xmlns:wps="http://schemas.microsoft.com/office/word/2010/wordprocessingShape" mc:Ignorable="w14 w15 w16se w16cid w16 w16cex w16sdtdh w16sdtfl w16du wp14">
+  <w:footnote w:type="separator" w:id="-1">
+    <w:p>
+      <w:pPr>
+        <w:spacing w:after="0" w:line="240" w:lineRule="auto"/>
+      </w:pPr>
+      <w:r>
+        <w:separator/>
+      </w:r>
+    </w:p>
+  </w:footnote>
+  <w:footnote w:type="continuationSeparator" w:id="0">
+    <w:p>
+      <w:pPr>
+        <w:spacing w:after="0" w:line="240" w:lineRule="auto"/>
+      </w:pPr>
+      <w:r>
+        <w:continuationSeparator/>
+      </w:r>
+    </w:p>
+  </w:footnote>
+</w:footnotes>
+</file>
+
 <file path=word/numbering.xml><?xml version="1.0" encoding="utf-8"?>
 <w:numbering xmlns:wpc="http://schemas.microsoft.com/office/word/2010/wordprocessingCanvas" xmlns:cx="http://schemas.microsoft.com/office/drawing/2014/chartex" xmlns:cx1="http://schemas.microsoft.com/office/drawing/2015/9/8/chartex" xmlns:cx2="http://schemas.microsoft.com/office/drawing/2015/10/21/chartex" xmlns:cx3="http://schemas.microsoft.com/office/drawing/2016/5/9/chartex" xmlns:cx4="http://schemas.microsoft.com/office/drawing/2016/5/10/chartex" xmlns:cx5="http://schemas.microsoft.com/office/drawing/2016/5/11/chartex" xmlns:cx6="http://schemas.microsoft.com/office/drawing/2016/5/12/chartex" xmlns:cx7="http://schemas.microsoft.com/office/drawing/2016/5/13/chartex" xmlns:cx8="http://schemas.microsoft.com/office/drawing/2016/5/14/chartex" xmlns:mc="http://schemas.openxmlformats.org/markup-compatibility/2006" xmlns:aink="http://schemas.microsoft.com/office/drawing/2016/ink" xmlns:am3d="http://schemas.microsoft.com/office/drawing/2017/model3d" xmlns:o="urn:schemas-microsoft-com:office:office" xmlns:oel="http://schemas.microsoft.com/office/2019/extlst" xmlns:r="http://schemas.openxmlformats.org/officeDocument/2006/relationships" xmlns:m="http://schemas.openxmlformats.org/officeDocument/2006/math" xmlns:v="urn:schemas-microsoft-com:vml" xmlns:wp14="http://schemas.microsoft.com/office/word/2010/wordprocessingDrawing" xmlns:wp="http://schemas.openxmlformats.org/drawingml/2006/wordprocessingDrawing" xmlns:w10="urn:schemas-microsoft-com:office:word" xmlns:w="http://schemas.openxmlformats.org/wordprocessingml/2006/main" xmlns:w14="http://schemas.microsoft.com/office/word/2010/wordml" xmlns:w15="http://schemas.microsoft.com/office/word/2012/wordml" xmlns:w16cex="http://schemas.microsoft.com/office/word/2018/wordml/cex" xmlns:w16cid="http://schemas.microsoft.com/office/word/2016/wordml/cid" xmlns:w16="http://schemas.microsoft.com/office/word/2018/wordml" xmlns:w16du="http://schemas.microsoft.com/office/word/2023/wordml/word16du" xmlns:w16sdtdh="http://schemas.microsoft.com/office/word/2020/wordml/sdtdatahash" xmlns:w16sdtfl="http://schemas.microsoft.com/office/word/2024/wordml/sdtformatlock" xmlns:w16se="http://schemas.microsoft.com/office/word/2015/wordml/symex" xmlns:wpg="http://schemas.microsoft.com/office/word/2010/wordprocessingGroup" xmlns:wpi="http://schemas.microsoft.com/office/word/2010/wordprocessingInk" xmlns:wne="http://schemas.microsoft.com/office/word/2006/wordml" xmlns:wps="http://schemas.microsoft.com/office/word/2010/wordprocessingShape" mc:Ignorable="w14 w15 w16se w16cid w16 w16cex w16sdtdh w16sdtfl w16du wp14">
   <w:abstractNum w:abstractNumId="0" w15:restartNumberingAfterBreak="0">
+    <w:nsid w:val="09C73770"/>
+    <w:multiLevelType w:val="multilevel"/>
+    <w:tmpl w:val="22149B04"/>
+    <w:lvl w:ilvl="0">
+      <w:start w:val="1"/>
+      <w:numFmt w:val="bullet"/>
+      <w:lvlText w:val=""/>
+      <w:lvlJc w:val="left"/>
+      <w:pPr>
+        <w:tabs>
+          <w:tab w:val="num" w:pos="720"/>
+        </w:tabs>
+        <w:ind w:left="720" w:hanging="360"/>
+      </w:pPr>
+      <w:rPr>
+        <w:rFonts w:ascii="Symbol" w:hAnsi="Symbol" w:hint="default"/>
+        <w:sz w:val="20"/>
+      </w:rPr>
+    </w:lvl>
+    <w:lvl w:ilvl="1" w:tentative="1">
+      <w:start w:val="1"/>
+      <w:numFmt w:val="bullet"/>
+      <w:lvlText w:val="o"/>
+      <w:lvlJc w:val="left"/>
+      <w:pPr>
+        <w:tabs>
+          <w:tab w:val="num" w:pos="1440"/>
+        </w:tabs>
+        <w:ind w:left="1440" w:hanging="360"/>
+      </w:pPr>
+      <w:rPr>
+        <w:rFonts w:ascii="Courier New" w:hAnsi="Courier New" w:hint="default"/>
+        <w:sz w:val="20"/>
+      </w:rPr>
+    </w:lvl>
+    <w:lvl w:ilvl="2" w:tentative="1">
+      <w:start w:val="1"/>
+      <w:numFmt w:val="bullet"/>
+      <w:lvlText w:val=""/>
+      <w:lvlJc w:val="left"/>
+      <w:pPr>
+        <w:tabs>
+          <w:tab w:val="num" w:pos="2160"/>
+        </w:tabs>
+        <w:ind w:left="2160" w:hanging="360"/>
+      </w:pPr>
+      <w:rPr>
+        <w:rFonts w:ascii="Wingdings" w:hAnsi="Wingdings" w:hint="default"/>
+        <w:sz w:val="20"/>
+      </w:rPr>
+    </w:lvl>
+    <w:lvl w:ilvl="3" w:tentative="1">
+      <w:start w:val="1"/>
+      <w:numFmt w:val="bullet"/>
+      <w:lvlText w:val=""/>
+      <w:lvlJc w:val="left"/>
+      <w:pPr>
+        <w:tabs>
+          <w:tab w:val="num" w:pos="2880"/>
+        </w:tabs>
+        <w:ind w:left="2880" w:hanging="360"/>
+      </w:pPr>
+      <w:rPr>
+        <w:rFonts w:ascii="Wingdings" w:hAnsi="Wingdings" w:hint="default"/>
+        <w:sz w:val="20"/>
+      </w:rPr>
+    </w:lvl>
+    <w:lvl w:ilvl="4" w:tentative="1">
+      <w:start w:val="1"/>
+      <w:numFmt w:val="bullet"/>
+      <w:lvlText w:val=""/>
+      <w:lvlJc w:val="left"/>
+      <w:pPr>
+        <w:tabs>
+          <w:tab w:val="num" w:pos="3600"/>
+        </w:tabs>
+        <w:ind w:left="3600" w:hanging="360"/>
+      </w:pPr>
+      <w:rPr>
+        <w:rFonts w:ascii="Wingdings" w:hAnsi="Wingdings" w:hint="default"/>
+        <w:sz w:val="20"/>
+      </w:rPr>
+    </w:lvl>
+    <w:lvl w:ilvl="5" w:tentative="1">
+      <w:start w:val="1"/>
+      <w:numFmt w:val="bullet"/>
+      <w:lvlText w:val=""/>
+      <w:lvlJc w:val="left"/>
+      <w:pPr>
+        <w:tabs>
+          <w:tab w:val="num" w:pos="4320"/>
+        </w:tabs>
+        <w:ind w:left="4320" w:hanging="360"/>
+      </w:pPr>
+      <w:rPr>
+        <w:rFonts w:ascii="Wingdings" w:hAnsi="Wingdings" w:hint="default"/>
+        <w:sz w:val="20"/>
+      </w:rPr>
+    </w:lvl>
+    <w:lvl w:ilvl="6" w:tentative="1">
+      <w:start w:val="1"/>
+      <w:numFmt w:val="bullet"/>
+      <w:lvlText w:val=""/>
+      <w:lvlJc w:val="left"/>
+      <w:pPr>
+        <w:tabs>
+          <w:tab w:val="num" w:pos="5040"/>
+        </w:tabs>
+        <w:ind w:left="5040" w:hanging="360"/>
+      </w:pPr>
+      <w:rPr>
+        <w:rFonts w:ascii="Wingdings" w:hAnsi="Wingdings" w:hint="default"/>
+        <w:sz w:val="20"/>
+      </w:rPr>
+    </w:lvl>
+    <w:lvl w:ilvl="7" w:tentative="1">
+      <w:start w:val="1"/>
+      <w:numFmt w:val="bullet"/>
+      <w:lvlText w:val=""/>
+      <w:lvlJc w:val="left"/>
+      <w:pPr>
+        <w:tabs>
+          <w:tab w:val="num" w:pos="5760"/>
+        </w:tabs>
+        <w:ind w:left="5760" w:hanging="360"/>
+      </w:pPr>
+      <w:rPr>
+        <w:rFonts w:ascii="Wingdings" w:hAnsi="Wingdings" w:hint="default"/>
+        <w:sz w:val="20"/>
+      </w:rPr>
+    </w:lvl>
+    <w:lvl w:ilvl="8" w:tentative="1">
+      <w:start w:val="1"/>
+      <w:numFmt w:val="bullet"/>
+      <w:lvlText w:val=""/>
+      <w:lvlJc w:val="left"/>
+      <w:pPr>
+        <w:tabs>
+          <w:tab w:val="num" w:pos="6480"/>
+        </w:tabs>
+        <w:ind w:left="6480" w:hanging="360"/>
+      </w:pPr>
+      <w:rPr>
+        <w:rFonts w:ascii="Wingdings" w:hAnsi="Wingdings" w:hint="default"/>
+        <w:sz w:val="20"/>
+      </w:rPr>
+    </w:lvl>
+  </w:abstractNum>
+  <w:abstractNum w:abstractNumId="1" w15:restartNumberingAfterBreak="0">
+    <w:nsid w:val="0EEC278D"/>
+    <w:multiLevelType w:val="multilevel"/>
+    <w:tmpl w:val="0986C774"/>
+    <w:lvl w:ilvl="0">
+      <w:start w:val="1"/>
+      <w:numFmt w:val="bullet"/>
+      <w:lvlText w:val=""/>
+      <w:lvlJc w:val="left"/>
+      <w:pPr>
+        <w:tabs>
+          <w:tab w:val="num" w:pos="720"/>
+        </w:tabs>
+        <w:ind w:left="720" w:hanging="360"/>
+      </w:pPr>
+      <w:rPr>
+        <w:rFonts w:ascii="Symbol" w:hAnsi="Symbol" w:hint="default"/>
+        <w:sz w:val="20"/>
+      </w:rPr>
+    </w:lvl>
+    <w:lvl w:ilvl="1" w:tentative="1">
+      <w:start w:val="1"/>
+      <w:numFmt w:val="bullet"/>
+      <w:lvlText w:val="o"/>
+      <w:lvlJc w:val="left"/>
+      <w:pPr>
+        <w:tabs>
+          <w:tab w:val="num" w:pos="1440"/>
+        </w:tabs>
+        <w:ind w:left="1440" w:hanging="360"/>
+      </w:pPr>
+      <w:rPr>
+        <w:rFonts w:ascii="Courier New" w:hAnsi="Courier New" w:hint="default"/>
+        <w:sz w:val="20"/>
+      </w:rPr>
+    </w:lvl>
+    <w:lvl w:ilvl="2" w:tentative="1">
+      <w:start w:val="1"/>
+      <w:numFmt w:val="bullet"/>
+      <w:lvlText w:val=""/>
+      <w:lvlJc w:val="left"/>
+      <w:pPr>
+        <w:tabs>
+          <w:tab w:val="num" w:pos="2160"/>
+        </w:tabs>
+        <w:ind w:left="2160" w:hanging="360"/>
+      </w:pPr>
+      <w:rPr>
+        <w:rFonts w:ascii="Wingdings" w:hAnsi="Wingdings" w:hint="default"/>
+        <w:sz w:val="20"/>
+      </w:rPr>
+    </w:lvl>
+    <w:lvl w:ilvl="3" w:tentative="1">
+      <w:start w:val="1"/>
+      <w:numFmt w:val="bullet"/>
+      <w:lvlText w:val=""/>
+      <w:lvlJc w:val="left"/>
+      <w:pPr>
+        <w:tabs>
+          <w:tab w:val="num" w:pos="2880"/>
+        </w:tabs>
+        <w:ind w:left="2880" w:hanging="360"/>
+      </w:pPr>
+      <w:rPr>
+        <w:rFonts w:ascii="Wingdings" w:hAnsi="Wingdings" w:hint="default"/>
+        <w:sz w:val="20"/>
+      </w:rPr>
+    </w:lvl>
+    <w:lvl w:ilvl="4" w:tentative="1">
+      <w:start w:val="1"/>
+      <w:numFmt w:val="bullet"/>
+      <w:lvlText w:val=""/>
+      <w:lvlJc w:val="left"/>
+      <w:pPr>
+        <w:tabs>
+          <w:tab w:val="num" w:pos="3600"/>
+        </w:tabs>
+        <w:ind w:left="3600" w:hanging="360"/>
+      </w:pPr>
+      <w:rPr>
+        <w:rFonts w:ascii="Wingdings" w:hAnsi="Wingdings" w:hint="default"/>
+        <w:sz w:val="20"/>
+      </w:rPr>
+    </w:lvl>
+    <w:lvl w:ilvl="5" w:tentative="1">
+      <w:start w:val="1"/>
+      <w:numFmt w:val="bullet"/>
+      <w:lvlText w:val=""/>
+      <w:lvlJc w:val="left"/>
+      <w:pPr>
+        <w:tabs>
+          <w:tab w:val="num" w:pos="4320"/>
+        </w:tabs>
+        <w:ind w:left="4320" w:hanging="360"/>
+      </w:pPr>
+      <w:rPr>
+        <w:rFonts w:ascii="Wingdings" w:hAnsi="Wingdings" w:hint="default"/>
+        <w:sz w:val="20"/>
+      </w:rPr>
+    </w:lvl>
+    <w:lvl w:ilvl="6" w:tentative="1">
+      <w:start w:val="1"/>
+      <w:numFmt w:val="bullet"/>
+      <w:lvlText w:val=""/>
+      <w:lvlJc w:val="left"/>
+      <w:pPr>
+        <w:tabs>
+          <w:tab w:val="num" w:pos="5040"/>
+        </w:tabs>
+        <w:ind w:left="5040" w:hanging="360"/>
+      </w:pPr>
+      <w:rPr>
+        <w:rFonts w:ascii="Wingdings" w:hAnsi="Wingdings" w:hint="default"/>
+        <w:sz w:val="20"/>
+      </w:rPr>
+    </w:lvl>
+    <w:lvl w:ilvl="7" w:tentative="1">
+      <w:start w:val="1"/>
+      <w:numFmt w:val="bullet"/>
+      <w:lvlText w:val=""/>
+      <w:lvlJc w:val="left"/>
+      <w:pPr>
+        <w:tabs>
+          <w:tab w:val="num" w:pos="5760"/>
+        </w:tabs>
+        <w:ind w:left="5760" w:hanging="360"/>
+      </w:pPr>
+      <w:rPr>
+        <w:rFonts w:ascii="Wingdings" w:hAnsi="Wingdings" w:hint="default"/>
+        <w:sz w:val="20"/>
+      </w:rPr>
+    </w:lvl>
+    <w:lvl w:ilvl="8" w:tentative="1">
+      <w:start w:val="1"/>
+      <w:numFmt w:val="bullet"/>
+      <w:lvlText w:val=""/>
+      <w:lvlJc w:val="left"/>
+      <w:pPr>
+        <w:tabs>
+          <w:tab w:val="num" w:pos="6480"/>
+        </w:tabs>
+        <w:ind w:left="6480" w:hanging="360"/>
+      </w:pPr>
+      <w:rPr>
+        <w:rFonts w:ascii="Wingdings" w:hAnsi="Wingdings" w:hint="default"/>
+        <w:sz w:val="20"/>
+      </w:rPr>
+    </w:lvl>
+  </w:abstractNum>
+  <w:abstractNum w:abstractNumId="2" w15:restartNumberingAfterBreak="0">
+    <w:nsid w:val="274D796D"/>
+    <w:multiLevelType w:val="multilevel"/>
+    <w:tmpl w:val="1FD69EEC"/>
+    <w:lvl w:ilvl="0">
+      <w:start w:val="1"/>
+      <w:numFmt w:val="bullet"/>
+      <w:lvlText w:val=""/>
+      <w:lvlJc w:val="left"/>
+      <w:pPr>
+        <w:tabs>
+          <w:tab w:val="num" w:pos="720"/>
+        </w:tabs>
+        <w:ind w:left="720" w:hanging="360"/>
+      </w:pPr>
+      <w:rPr>
+        <w:rFonts w:ascii="Symbol" w:hAnsi="Symbol" w:hint="default"/>
+        <w:sz w:val="20"/>
+      </w:rPr>
+    </w:lvl>
+    <w:lvl w:ilvl="1" w:tentative="1">
+      <w:start w:val="1"/>
+      <w:numFmt w:val="bullet"/>
+      <w:lvlText w:val="o"/>
+      <w:lvlJc w:val="left"/>
+      <w:pPr>
+        <w:tabs>
+          <w:tab w:val="num" w:pos="1440"/>
+        </w:tabs>
+        <w:ind w:left="1440" w:hanging="360"/>
+      </w:pPr>
+      <w:rPr>
+        <w:rFonts w:ascii="Courier New" w:hAnsi="Courier New" w:hint="default"/>
+        <w:sz w:val="20"/>
+      </w:rPr>
+    </w:lvl>
+    <w:lvl w:ilvl="2" w:tentative="1">
+      <w:start w:val="1"/>
+      <w:numFmt w:val="bullet"/>
+      <w:lvlText w:val=""/>
+      <w:lvlJc w:val="left"/>
+      <w:pPr>
+        <w:tabs>
+          <w:tab w:val="num" w:pos="2160"/>
+        </w:tabs>
+        <w:ind w:left="2160" w:hanging="360"/>
+      </w:pPr>
+      <w:rPr>
+        <w:rFonts w:ascii="Wingdings" w:hAnsi="Wingdings" w:hint="default"/>
+        <w:sz w:val="20"/>
+      </w:rPr>
+    </w:lvl>
+    <w:lvl w:ilvl="3" w:tentative="1">
+      <w:start w:val="1"/>
+      <w:numFmt w:val="bullet"/>
+      <w:lvlText w:val=""/>
+      <w:lvlJc w:val="left"/>
+      <w:pPr>
+        <w:tabs>
+          <w:tab w:val="num" w:pos="2880"/>
+        </w:tabs>
+        <w:ind w:left="2880" w:hanging="360"/>
+      </w:pPr>
+      <w:rPr>
+        <w:rFonts w:ascii="Wingdings" w:hAnsi="Wingdings" w:hint="default"/>
+        <w:sz w:val="20"/>
+      </w:rPr>
+    </w:lvl>
+    <w:lvl w:ilvl="4" w:tentative="1">
+      <w:start w:val="1"/>
+      <w:numFmt w:val="bullet"/>
+      <w:lvlText w:val=""/>
+      <w:lvlJc w:val="left"/>
+      <w:pPr>
+        <w:tabs>
+          <w:tab w:val="num" w:pos="3600"/>
+        </w:tabs>
+        <w:ind w:left="3600" w:hanging="360"/>
+      </w:pPr>
+      <w:rPr>
+        <w:rFonts w:ascii="Wingdings" w:hAnsi="Wingdings" w:hint="default"/>
+        <w:sz w:val="20"/>
+      </w:rPr>
+    </w:lvl>
+    <w:lvl w:ilvl="5" w:tentative="1">
+      <w:start w:val="1"/>
+      <w:numFmt w:val="bullet"/>
+      <w:lvlText w:val=""/>
+      <w:lvlJc w:val="left"/>
+      <w:pPr>
+        <w:tabs>
+          <w:tab w:val="num" w:pos="4320"/>
+        </w:tabs>
+        <w:ind w:left="4320" w:hanging="360"/>
+      </w:pPr>
+      <w:rPr>
+        <w:rFonts w:ascii="Wingdings" w:hAnsi="Wingdings" w:hint="default"/>
+        <w:sz w:val="20"/>
+      </w:rPr>
+    </w:lvl>
+    <w:lvl w:ilvl="6" w:tentative="1">
+      <w:start w:val="1"/>
+      <w:numFmt w:val="bullet"/>
+      <w:lvlText w:val=""/>
+      <w:lvlJc w:val="left"/>
+      <w:pPr>
+        <w:tabs>
+          <w:tab w:val="num" w:pos="5040"/>
+        </w:tabs>
+        <w:ind w:left="5040" w:hanging="360"/>
+      </w:pPr>
+      <w:rPr>
+        <w:rFonts w:ascii="Wingdings" w:hAnsi="Wingdings" w:hint="default"/>
+        <w:sz w:val="20"/>
+      </w:rPr>
+    </w:lvl>
+    <w:lvl w:ilvl="7" w:tentative="1">
+      <w:start w:val="1"/>
+      <w:numFmt w:val="bullet"/>
+      <w:lvlText w:val=""/>
+      <w:lvlJc w:val="left"/>
+      <w:pPr>
+        <w:tabs>
+          <w:tab w:val="num" w:pos="5760"/>
+        </w:tabs>
+        <w:ind w:left="5760" w:hanging="360"/>
+      </w:pPr>
+      <w:rPr>
+        <w:rFonts w:ascii="Wingdings" w:hAnsi="Wingdings" w:hint="default"/>
+        <w:sz w:val="20"/>
+      </w:rPr>
+    </w:lvl>
+    <w:lvl w:ilvl="8" w:tentative="1">
+      <w:start w:val="1"/>
+      <w:numFmt w:val="bullet"/>
+      <w:lvlText w:val=""/>
+      <w:lvlJc w:val="left"/>
+      <w:pPr>
+        <w:tabs>
+          <w:tab w:val="num" w:pos="6480"/>
+        </w:tabs>
+        <w:ind w:left="6480" w:hanging="360"/>
+      </w:pPr>
+      <w:rPr>
+        <w:rFonts w:ascii="Wingdings" w:hAnsi="Wingdings" w:hint="default"/>
+        <w:sz w:val="20"/>
+      </w:rPr>
+    </w:lvl>
+  </w:abstractNum>
+  <w:abstractNum w:abstractNumId="3" w15:restartNumberingAfterBreak="0">
     <w:nsid w:val="27942461"/>
     <w:multiLevelType w:val="multilevel"/>
     <w:tmpl w:val="9CBED1B0"/>
@@ -2234,7 +5620,305 @@
       </w:rPr>
     </w:lvl>
   </w:abstractNum>
-  <w:abstractNum w:abstractNumId="1" w15:restartNumberingAfterBreak="0">
+  <w:abstractNum w:abstractNumId="4" w15:restartNumberingAfterBreak="0">
+    <w:nsid w:val="2A506DFA"/>
+    <w:multiLevelType w:val="multilevel"/>
+    <w:tmpl w:val="9BAA405A"/>
+    <w:lvl w:ilvl="0">
+      <w:start w:val="1"/>
+      <w:numFmt w:val="bullet"/>
+      <w:lvlText w:val=""/>
+      <w:lvlJc w:val="left"/>
+      <w:pPr>
+        <w:tabs>
+          <w:tab w:val="num" w:pos="720"/>
+        </w:tabs>
+        <w:ind w:left="720" w:hanging="360"/>
+      </w:pPr>
+      <w:rPr>
+        <w:rFonts w:ascii="Symbol" w:hAnsi="Symbol" w:hint="default"/>
+        <w:sz w:val="20"/>
+      </w:rPr>
+    </w:lvl>
+    <w:lvl w:ilvl="1" w:tentative="1">
+      <w:start w:val="1"/>
+      <w:numFmt w:val="bullet"/>
+      <w:lvlText w:val="o"/>
+      <w:lvlJc w:val="left"/>
+      <w:pPr>
+        <w:tabs>
+          <w:tab w:val="num" w:pos="1440"/>
+        </w:tabs>
+        <w:ind w:left="1440" w:hanging="360"/>
+      </w:pPr>
+      <w:rPr>
+        <w:rFonts w:ascii="Courier New" w:hAnsi="Courier New" w:hint="default"/>
+        <w:sz w:val="20"/>
+      </w:rPr>
+    </w:lvl>
+    <w:lvl w:ilvl="2" w:tentative="1">
+      <w:start w:val="1"/>
+      <w:numFmt w:val="bullet"/>
+      <w:lvlText w:val=""/>
+      <w:lvlJc w:val="left"/>
+      <w:pPr>
+        <w:tabs>
+          <w:tab w:val="num" w:pos="2160"/>
+        </w:tabs>
+        <w:ind w:left="2160" w:hanging="360"/>
+      </w:pPr>
+      <w:rPr>
+        <w:rFonts w:ascii="Wingdings" w:hAnsi="Wingdings" w:hint="default"/>
+        <w:sz w:val="20"/>
+      </w:rPr>
+    </w:lvl>
+    <w:lvl w:ilvl="3" w:tentative="1">
+      <w:start w:val="1"/>
+      <w:numFmt w:val="bullet"/>
+      <w:lvlText w:val=""/>
+      <w:lvlJc w:val="left"/>
+      <w:pPr>
+        <w:tabs>
+          <w:tab w:val="num" w:pos="2880"/>
+        </w:tabs>
+        <w:ind w:left="2880" w:hanging="360"/>
+      </w:pPr>
+      <w:rPr>
+        <w:rFonts w:ascii="Wingdings" w:hAnsi="Wingdings" w:hint="default"/>
+        <w:sz w:val="20"/>
+      </w:rPr>
+    </w:lvl>
+    <w:lvl w:ilvl="4" w:tentative="1">
+      <w:start w:val="1"/>
+      <w:numFmt w:val="bullet"/>
+      <w:lvlText w:val=""/>
+      <w:lvlJc w:val="left"/>
+      <w:pPr>
+        <w:tabs>
+          <w:tab w:val="num" w:pos="3600"/>
+        </w:tabs>
+        <w:ind w:left="3600" w:hanging="360"/>
+      </w:pPr>
+      <w:rPr>
+        <w:rFonts w:ascii="Wingdings" w:hAnsi="Wingdings" w:hint="default"/>
+        <w:sz w:val="20"/>
+      </w:rPr>
+    </w:lvl>
+    <w:lvl w:ilvl="5" w:tentative="1">
+      <w:start w:val="1"/>
+      <w:numFmt w:val="bullet"/>
+      <w:lvlText w:val=""/>
+      <w:lvlJc w:val="left"/>
+      <w:pPr>
+        <w:tabs>
+          <w:tab w:val="num" w:pos="4320"/>
+        </w:tabs>
+        <w:ind w:left="4320" w:hanging="360"/>
+      </w:pPr>
+      <w:rPr>
+        <w:rFonts w:ascii="Wingdings" w:hAnsi="Wingdings" w:hint="default"/>
+        <w:sz w:val="20"/>
+      </w:rPr>
+    </w:lvl>
+    <w:lvl w:ilvl="6" w:tentative="1">
+      <w:start w:val="1"/>
+      <w:numFmt w:val="bullet"/>
+      <w:lvlText w:val=""/>
+      <w:lvlJc w:val="left"/>
+      <w:pPr>
+        <w:tabs>
+          <w:tab w:val="num" w:pos="5040"/>
+        </w:tabs>
+        <w:ind w:left="5040" w:hanging="360"/>
+      </w:pPr>
+      <w:rPr>
+        <w:rFonts w:ascii="Wingdings" w:hAnsi="Wingdings" w:hint="default"/>
+        <w:sz w:val="20"/>
+      </w:rPr>
+    </w:lvl>
+    <w:lvl w:ilvl="7" w:tentative="1">
+      <w:start w:val="1"/>
+      <w:numFmt w:val="bullet"/>
+      <w:lvlText w:val=""/>
+      <w:lvlJc w:val="left"/>
+      <w:pPr>
+        <w:tabs>
+          <w:tab w:val="num" w:pos="5760"/>
+        </w:tabs>
+        <w:ind w:left="5760" w:hanging="360"/>
+      </w:pPr>
+      <w:rPr>
+        <w:rFonts w:ascii="Wingdings" w:hAnsi="Wingdings" w:hint="default"/>
+        <w:sz w:val="20"/>
+      </w:rPr>
+    </w:lvl>
+    <w:lvl w:ilvl="8" w:tentative="1">
+      <w:start w:val="1"/>
+      <w:numFmt w:val="bullet"/>
+      <w:lvlText w:val=""/>
+      <w:lvlJc w:val="left"/>
+      <w:pPr>
+        <w:tabs>
+          <w:tab w:val="num" w:pos="6480"/>
+        </w:tabs>
+        <w:ind w:left="6480" w:hanging="360"/>
+      </w:pPr>
+      <w:rPr>
+        <w:rFonts w:ascii="Wingdings" w:hAnsi="Wingdings" w:hint="default"/>
+        <w:sz w:val="20"/>
+      </w:rPr>
+    </w:lvl>
+  </w:abstractNum>
+  <w:abstractNum w:abstractNumId="5" w15:restartNumberingAfterBreak="0">
+    <w:nsid w:val="329539A4"/>
+    <w:multiLevelType w:val="multilevel"/>
+    <w:tmpl w:val="192C0960"/>
+    <w:lvl w:ilvl="0">
+      <w:start w:val="1"/>
+      <w:numFmt w:val="bullet"/>
+      <w:lvlText w:val=""/>
+      <w:lvlJc w:val="left"/>
+      <w:pPr>
+        <w:tabs>
+          <w:tab w:val="num" w:pos="720"/>
+        </w:tabs>
+        <w:ind w:left="720" w:hanging="360"/>
+      </w:pPr>
+      <w:rPr>
+        <w:rFonts w:ascii="Symbol" w:hAnsi="Symbol" w:hint="default"/>
+        <w:sz w:val="20"/>
+      </w:rPr>
+    </w:lvl>
+    <w:lvl w:ilvl="1" w:tentative="1">
+      <w:start w:val="1"/>
+      <w:numFmt w:val="bullet"/>
+      <w:lvlText w:val="o"/>
+      <w:lvlJc w:val="left"/>
+      <w:pPr>
+        <w:tabs>
+          <w:tab w:val="num" w:pos="1440"/>
+        </w:tabs>
+        <w:ind w:left="1440" w:hanging="360"/>
+      </w:pPr>
+      <w:rPr>
+        <w:rFonts w:ascii="Courier New" w:hAnsi="Courier New" w:hint="default"/>
+        <w:sz w:val="20"/>
+      </w:rPr>
+    </w:lvl>
+    <w:lvl w:ilvl="2" w:tentative="1">
+      <w:start w:val="1"/>
+      <w:numFmt w:val="bullet"/>
+      <w:lvlText w:val=""/>
+      <w:lvlJc w:val="left"/>
+      <w:pPr>
+        <w:tabs>
+          <w:tab w:val="num" w:pos="2160"/>
+        </w:tabs>
+        <w:ind w:left="2160" w:hanging="360"/>
+      </w:pPr>
+      <w:rPr>
+        <w:rFonts w:ascii="Wingdings" w:hAnsi="Wingdings" w:hint="default"/>
+        <w:sz w:val="20"/>
+      </w:rPr>
+    </w:lvl>
+    <w:lvl w:ilvl="3" w:tentative="1">
+      <w:start w:val="1"/>
+      <w:numFmt w:val="bullet"/>
+      <w:lvlText w:val=""/>
+      <w:lvlJc w:val="left"/>
+      <w:pPr>
+        <w:tabs>
+          <w:tab w:val="num" w:pos="2880"/>
+        </w:tabs>
+        <w:ind w:left="2880" w:hanging="360"/>
+      </w:pPr>
+      <w:rPr>
+        <w:rFonts w:ascii="Wingdings" w:hAnsi="Wingdings" w:hint="default"/>
+        <w:sz w:val="20"/>
+      </w:rPr>
+    </w:lvl>
+    <w:lvl w:ilvl="4" w:tentative="1">
+      <w:start w:val="1"/>
+      <w:numFmt w:val="bullet"/>
+      <w:lvlText w:val=""/>
+      <w:lvlJc w:val="left"/>
+      <w:pPr>
+        <w:tabs>
+          <w:tab w:val="num" w:pos="3600"/>
+        </w:tabs>
+        <w:ind w:left="3600" w:hanging="360"/>
+      </w:pPr>
+      <w:rPr>
+        <w:rFonts w:ascii="Wingdings" w:hAnsi="Wingdings" w:hint="default"/>
+        <w:sz w:val="20"/>
+      </w:rPr>
+    </w:lvl>
+    <w:lvl w:ilvl="5" w:tentative="1">
+      <w:start w:val="1"/>
+      <w:numFmt w:val="bullet"/>
+      <w:lvlText w:val=""/>
+      <w:lvlJc w:val="left"/>
+      <w:pPr>
+        <w:tabs>
+          <w:tab w:val="num" w:pos="4320"/>
+        </w:tabs>
+        <w:ind w:left="4320" w:hanging="360"/>
+      </w:pPr>
+      <w:rPr>
+        <w:rFonts w:ascii="Wingdings" w:hAnsi="Wingdings" w:hint="default"/>
+        <w:sz w:val="20"/>
+      </w:rPr>
+    </w:lvl>
+    <w:lvl w:ilvl="6" w:tentative="1">
+      <w:start w:val="1"/>
+      <w:numFmt w:val="bullet"/>
+      <w:lvlText w:val=""/>
+      <w:lvlJc w:val="left"/>
+      <w:pPr>
+        <w:tabs>
+          <w:tab w:val="num" w:pos="5040"/>
+        </w:tabs>
+        <w:ind w:left="5040" w:hanging="360"/>
+      </w:pPr>
+      <w:rPr>
+        <w:rFonts w:ascii="Wingdings" w:hAnsi="Wingdings" w:hint="default"/>
+        <w:sz w:val="20"/>
+      </w:rPr>
+    </w:lvl>
+    <w:lvl w:ilvl="7" w:tentative="1">
+      <w:start w:val="1"/>
+      <w:numFmt w:val="bullet"/>
+      <w:lvlText w:val=""/>
+      <w:lvlJc w:val="left"/>
+      <w:pPr>
+        <w:tabs>
+          <w:tab w:val="num" w:pos="5760"/>
+        </w:tabs>
+        <w:ind w:left="5760" w:hanging="360"/>
+      </w:pPr>
+      <w:rPr>
+        <w:rFonts w:ascii="Wingdings" w:hAnsi="Wingdings" w:hint="default"/>
+        <w:sz w:val="20"/>
+      </w:rPr>
+    </w:lvl>
+    <w:lvl w:ilvl="8" w:tentative="1">
+      <w:start w:val="1"/>
+      <w:numFmt w:val="bullet"/>
+      <w:lvlText w:val=""/>
+      <w:lvlJc w:val="left"/>
+      <w:pPr>
+        <w:tabs>
+          <w:tab w:val="num" w:pos="6480"/>
+        </w:tabs>
+        <w:ind w:left="6480" w:hanging="360"/>
+      </w:pPr>
+      <w:rPr>
+        <w:rFonts w:ascii="Wingdings" w:hAnsi="Wingdings" w:hint="default"/>
+        <w:sz w:val="20"/>
+      </w:rPr>
+    </w:lvl>
+  </w:abstractNum>
+  <w:abstractNum w:abstractNumId="6" w15:restartNumberingAfterBreak="0">
     <w:nsid w:val="343231D5"/>
     <w:multiLevelType w:val="multilevel"/>
     <w:tmpl w:val="E44A99BA"/>
@@ -2464,7 +6148,394 @@
       </w:rPr>
     </w:lvl>
   </w:abstractNum>
-  <w:abstractNum w:abstractNumId="2" w15:restartNumberingAfterBreak="0">
+  <w:abstractNum w:abstractNumId="7" w15:restartNumberingAfterBreak="0">
+    <w:nsid w:val="38AF6005"/>
+    <w:multiLevelType w:val="hybridMultilevel"/>
+    <w:tmpl w:val="9E327228"/>
+    <w:lvl w:ilvl="0" w:tplc="0409000F">
+      <w:start w:val="4"/>
+      <w:numFmt w:val="decimal"/>
+      <w:lvlText w:val="%1."/>
+      <w:lvlJc w:val="left"/>
+      <w:pPr>
+        <w:ind w:left="720" w:hanging="360"/>
+      </w:pPr>
+      <w:rPr>
+        <w:rFonts w:hint="default"/>
+      </w:rPr>
+    </w:lvl>
+    <w:lvl w:ilvl="1" w:tplc="04090019" w:tentative="1">
+      <w:start w:val="1"/>
+      <w:numFmt w:val="lowerLetter"/>
+      <w:lvlText w:val="%2."/>
+      <w:lvlJc w:val="left"/>
+      <w:pPr>
+        <w:ind w:left="1440" w:hanging="360"/>
+      </w:pPr>
+    </w:lvl>
+    <w:lvl w:ilvl="2" w:tplc="0409001B" w:tentative="1">
+      <w:start w:val="1"/>
+      <w:numFmt w:val="lowerRoman"/>
+      <w:lvlText w:val="%3."/>
+      <w:lvlJc w:val="right"/>
+      <w:pPr>
+        <w:ind w:left="2160" w:hanging="180"/>
+      </w:pPr>
+    </w:lvl>
+    <w:lvl w:ilvl="3" w:tplc="0409000F" w:tentative="1">
+      <w:start w:val="1"/>
+      <w:numFmt w:val="decimal"/>
+      <w:lvlText w:val="%4."/>
+      <w:lvlJc w:val="left"/>
+      <w:pPr>
+        <w:ind w:left="2880" w:hanging="360"/>
+      </w:pPr>
+    </w:lvl>
+    <w:lvl w:ilvl="4" w:tplc="04090019" w:tentative="1">
+      <w:start w:val="1"/>
+      <w:numFmt w:val="lowerLetter"/>
+      <w:lvlText w:val="%5."/>
+      <w:lvlJc w:val="left"/>
+      <w:pPr>
+        <w:ind w:left="3600" w:hanging="360"/>
+      </w:pPr>
+    </w:lvl>
+    <w:lvl w:ilvl="5" w:tplc="0409001B" w:tentative="1">
+      <w:start w:val="1"/>
+      <w:numFmt w:val="lowerRoman"/>
+      <w:lvlText w:val="%6."/>
+      <w:lvlJc w:val="right"/>
+      <w:pPr>
+        <w:ind w:left="4320" w:hanging="180"/>
+      </w:pPr>
+    </w:lvl>
+    <w:lvl w:ilvl="6" w:tplc="0409000F" w:tentative="1">
+      <w:start w:val="1"/>
+      <w:numFmt w:val="decimal"/>
+      <w:lvlText w:val="%7."/>
+      <w:lvlJc w:val="left"/>
+      <w:pPr>
+        <w:ind w:left="5040" w:hanging="360"/>
+      </w:pPr>
+    </w:lvl>
+    <w:lvl w:ilvl="7" w:tplc="04090019" w:tentative="1">
+      <w:start w:val="1"/>
+      <w:numFmt w:val="lowerLetter"/>
+      <w:lvlText w:val="%8."/>
+      <w:lvlJc w:val="left"/>
+      <w:pPr>
+        <w:ind w:left="5760" w:hanging="360"/>
+      </w:pPr>
+    </w:lvl>
+    <w:lvl w:ilvl="8" w:tplc="0409001B" w:tentative="1">
+      <w:start w:val="1"/>
+      <w:numFmt w:val="lowerRoman"/>
+      <w:lvlText w:val="%9."/>
+      <w:lvlJc w:val="right"/>
+      <w:pPr>
+        <w:ind w:left="6480" w:hanging="180"/>
+      </w:pPr>
+    </w:lvl>
+  </w:abstractNum>
+  <w:abstractNum w:abstractNumId="8" w15:restartNumberingAfterBreak="0">
+    <w:nsid w:val="3C496B39"/>
+    <w:multiLevelType w:val="multilevel"/>
+    <w:tmpl w:val="73CE1E40"/>
+    <w:lvl w:ilvl="0">
+      <w:start w:val="1"/>
+      <w:numFmt w:val="bullet"/>
+      <w:lvlText w:val=""/>
+      <w:lvlJc w:val="left"/>
+      <w:pPr>
+        <w:tabs>
+          <w:tab w:val="num" w:pos="720"/>
+        </w:tabs>
+        <w:ind w:left="720" w:hanging="360"/>
+      </w:pPr>
+      <w:rPr>
+        <w:rFonts w:ascii="Symbol" w:hAnsi="Symbol" w:hint="default"/>
+        <w:sz w:val="20"/>
+      </w:rPr>
+    </w:lvl>
+    <w:lvl w:ilvl="1" w:tentative="1">
+      <w:start w:val="1"/>
+      <w:numFmt w:val="bullet"/>
+      <w:lvlText w:val="o"/>
+      <w:lvlJc w:val="left"/>
+      <w:pPr>
+        <w:tabs>
+          <w:tab w:val="num" w:pos="1440"/>
+        </w:tabs>
+        <w:ind w:left="1440" w:hanging="360"/>
+      </w:pPr>
+      <w:rPr>
+        <w:rFonts w:ascii="Courier New" w:hAnsi="Courier New" w:hint="default"/>
+        <w:sz w:val="20"/>
+      </w:rPr>
+    </w:lvl>
+    <w:lvl w:ilvl="2" w:tentative="1">
+      <w:start w:val="1"/>
+      <w:numFmt w:val="bullet"/>
+      <w:lvlText w:val=""/>
+      <w:lvlJc w:val="left"/>
+      <w:pPr>
+        <w:tabs>
+          <w:tab w:val="num" w:pos="2160"/>
+        </w:tabs>
+        <w:ind w:left="2160" w:hanging="360"/>
+      </w:pPr>
+      <w:rPr>
+        <w:rFonts w:ascii="Wingdings" w:hAnsi="Wingdings" w:hint="default"/>
+        <w:sz w:val="20"/>
+      </w:rPr>
+    </w:lvl>
+    <w:lvl w:ilvl="3" w:tentative="1">
+      <w:start w:val="1"/>
+      <w:numFmt w:val="bullet"/>
+      <w:lvlText w:val=""/>
+      <w:lvlJc w:val="left"/>
+      <w:pPr>
+        <w:tabs>
+          <w:tab w:val="num" w:pos="2880"/>
+        </w:tabs>
+        <w:ind w:left="2880" w:hanging="360"/>
+      </w:pPr>
+      <w:rPr>
+        <w:rFonts w:ascii="Wingdings" w:hAnsi="Wingdings" w:hint="default"/>
+        <w:sz w:val="20"/>
+      </w:rPr>
+    </w:lvl>
+    <w:lvl w:ilvl="4" w:tentative="1">
+      <w:start w:val="1"/>
+      <w:numFmt w:val="bullet"/>
+      <w:lvlText w:val=""/>
+      <w:lvlJc w:val="left"/>
+      <w:pPr>
+        <w:tabs>
+          <w:tab w:val="num" w:pos="3600"/>
+        </w:tabs>
+        <w:ind w:left="3600" w:hanging="360"/>
+      </w:pPr>
+      <w:rPr>
+        <w:rFonts w:ascii="Wingdings" w:hAnsi="Wingdings" w:hint="default"/>
+        <w:sz w:val="20"/>
+      </w:rPr>
+    </w:lvl>
+    <w:lvl w:ilvl="5" w:tentative="1">
+      <w:start w:val="1"/>
+      <w:numFmt w:val="bullet"/>
+      <w:lvlText w:val=""/>
+      <w:lvlJc w:val="left"/>
+      <w:pPr>
+        <w:tabs>
+          <w:tab w:val="num" w:pos="4320"/>
+        </w:tabs>
+        <w:ind w:left="4320" w:hanging="360"/>
+      </w:pPr>
+      <w:rPr>
+        <w:rFonts w:ascii="Wingdings" w:hAnsi="Wingdings" w:hint="default"/>
+        <w:sz w:val="20"/>
+      </w:rPr>
+    </w:lvl>
+    <w:lvl w:ilvl="6" w:tentative="1">
+      <w:start w:val="1"/>
+      <w:numFmt w:val="bullet"/>
+      <w:lvlText w:val=""/>
+      <w:lvlJc w:val="left"/>
+      <w:pPr>
+        <w:tabs>
+          <w:tab w:val="num" w:pos="5040"/>
+        </w:tabs>
+        <w:ind w:left="5040" w:hanging="360"/>
+      </w:pPr>
+      <w:rPr>
+        <w:rFonts w:ascii="Wingdings" w:hAnsi="Wingdings" w:hint="default"/>
+        <w:sz w:val="20"/>
+      </w:rPr>
+    </w:lvl>
+    <w:lvl w:ilvl="7" w:tentative="1">
+      <w:start w:val="1"/>
+      <w:numFmt w:val="bullet"/>
+      <w:lvlText w:val=""/>
+      <w:lvlJc w:val="left"/>
+      <w:pPr>
+        <w:tabs>
+          <w:tab w:val="num" w:pos="5760"/>
+        </w:tabs>
+        <w:ind w:left="5760" w:hanging="360"/>
+      </w:pPr>
+      <w:rPr>
+        <w:rFonts w:ascii="Wingdings" w:hAnsi="Wingdings" w:hint="default"/>
+        <w:sz w:val="20"/>
+      </w:rPr>
+    </w:lvl>
+    <w:lvl w:ilvl="8" w:tentative="1">
+      <w:start w:val="1"/>
+      <w:numFmt w:val="bullet"/>
+      <w:lvlText w:val=""/>
+      <w:lvlJc w:val="left"/>
+      <w:pPr>
+        <w:tabs>
+          <w:tab w:val="num" w:pos="6480"/>
+        </w:tabs>
+        <w:ind w:left="6480" w:hanging="360"/>
+      </w:pPr>
+      <w:rPr>
+        <w:rFonts w:ascii="Wingdings" w:hAnsi="Wingdings" w:hint="default"/>
+        <w:sz w:val="20"/>
+      </w:rPr>
+    </w:lvl>
+  </w:abstractNum>
+  <w:abstractNum w:abstractNumId="9" w15:restartNumberingAfterBreak="0">
+    <w:nsid w:val="3C570F9A"/>
+    <w:multiLevelType w:val="multilevel"/>
+    <w:tmpl w:val="90D85B68"/>
+    <w:lvl w:ilvl="0">
+      <w:start w:val="1"/>
+      <w:numFmt w:val="bullet"/>
+      <w:lvlText w:val=""/>
+      <w:lvlJc w:val="left"/>
+      <w:pPr>
+        <w:tabs>
+          <w:tab w:val="num" w:pos="720"/>
+        </w:tabs>
+        <w:ind w:left="720" w:hanging="360"/>
+      </w:pPr>
+      <w:rPr>
+        <w:rFonts w:ascii="Symbol" w:hAnsi="Symbol" w:hint="default"/>
+        <w:sz w:val="20"/>
+      </w:rPr>
+    </w:lvl>
+    <w:lvl w:ilvl="1" w:tentative="1">
+      <w:start w:val="1"/>
+      <w:numFmt w:val="bullet"/>
+      <w:lvlText w:val="o"/>
+      <w:lvlJc w:val="left"/>
+      <w:pPr>
+        <w:tabs>
+          <w:tab w:val="num" w:pos="1440"/>
+        </w:tabs>
+        <w:ind w:left="1440" w:hanging="360"/>
+      </w:pPr>
+      <w:rPr>
+        <w:rFonts w:ascii="Courier New" w:hAnsi="Courier New" w:hint="default"/>
+        <w:sz w:val="20"/>
+      </w:rPr>
+    </w:lvl>
+    <w:lvl w:ilvl="2" w:tentative="1">
+      <w:start w:val="1"/>
+      <w:numFmt w:val="bullet"/>
+      <w:lvlText w:val=""/>
+      <w:lvlJc w:val="left"/>
+      <w:pPr>
+        <w:tabs>
+          <w:tab w:val="num" w:pos="2160"/>
+        </w:tabs>
+        <w:ind w:left="2160" w:hanging="360"/>
+      </w:pPr>
+      <w:rPr>
+        <w:rFonts w:ascii="Wingdings" w:hAnsi="Wingdings" w:hint="default"/>
+        <w:sz w:val="20"/>
+      </w:rPr>
+    </w:lvl>
+    <w:lvl w:ilvl="3" w:tentative="1">
+      <w:start w:val="1"/>
+      <w:numFmt w:val="bullet"/>
+      <w:lvlText w:val=""/>
+      <w:lvlJc w:val="left"/>
+      <w:pPr>
+        <w:tabs>
+          <w:tab w:val="num" w:pos="2880"/>
+        </w:tabs>
+        <w:ind w:left="2880" w:hanging="360"/>
+      </w:pPr>
+      <w:rPr>
+        <w:rFonts w:ascii="Wingdings" w:hAnsi="Wingdings" w:hint="default"/>
+        <w:sz w:val="20"/>
+      </w:rPr>
+    </w:lvl>
+    <w:lvl w:ilvl="4" w:tentative="1">
+      <w:start w:val="1"/>
+      <w:numFmt w:val="bullet"/>
+      <w:lvlText w:val=""/>
+      <w:lvlJc w:val="left"/>
+      <w:pPr>
+        <w:tabs>
+          <w:tab w:val="num" w:pos="3600"/>
+        </w:tabs>
+        <w:ind w:left="3600" w:hanging="360"/>
+      </w:pPr>
+      <w:rPr>
+        <w:rFonts w:ascii="Wingdings" w:hAnsi="Wingdings" w:hint="default"/>
+        <w:sz w:val="20"/>
+      </w:rPr>
+    </w:lvl>
+    <w:lvl w:ilvl="5" w:tentative="1">
+      <w:start w:val="1"/>
+      <w:numFmt w:val="bullet"/>
+      <w:lvlText w:val=""/>
+      <w:lvlJc w:val="left"/>
+      <w:pPr>
+        <w:tabs>
+          <w:tab w:val="num" w:pos="4320"/>
+        </w:tabs>
+        <w:ind w:left="4320" w:hanging="360"/>
+      </w:pPr>
+      <w:rPr>
+        <w:rFonts w:ascii="Wingdings" w:hAnsi="Wingdings" w:hint="default"/>
+        <w:sz w:val="20"/>
+      </w:rPr>
+    </w:lvl>
+    <w:lvl w:ilvl="6" w:tentative="1">
+      <w:start w:val="1"/>
+      <w:numFmt w:val="bullet"/>
+      <w:lvlText w:val=""/>
+      <w:lvlJc w:val="left"/>
+      <w:pPr>
+        <w:tabs>
+          <w:tab w:val="num" w:pos="5040"/>
+        </w:tabs>
+        <w:ind w:left="5040" w:hanging="360"/>
+      </w:pPr>
+      <w:rPr>
+        <w:rFonts w:ascii="Wingdings" w:hAnsi="Wingdings" w:hint="default"/>
+        <w:sz w:val="20"/>
+      </w:rPr>
+    </w:lvl>
+    <w:lvl w:ilvl="7" w:tentative="1">
+      <w:start w:val="1"/>
+      <w:numFmt w:val="bullet"/>
+      <w:lvlText w:val=""/>
+      <w:lvlJc w:val="left"/>
+      <w:pPr>
+        <w:tabs>
+          <w:tab w:val="num" w:pos="5760"/>
+        </w:tabs>
+        <w:ind w:left="5760" w:hanging="360"/>
+      </w:pPr>
+      <w:rPr>
+        <w:rFonts w:ascii="Wingdings" w:hAnsi="Wingdings" w:hint="default"/>
+        <w:sz w:val="20"/>
+      </w:rPr>
+    </w:lvl>
+    <w:lvl w:ilvl="8" w:tentative="1">
+      <w:start w:val="1"/>
+      <w:numFmt w:val="bullet"/>
+      <w:lvlText w:val=""/>
+      <w:lvlJc w:val="left"/>
+      <w:pPr>
+        <w:tabs>
+          <w:tab w:val="num" w:pos="6480"/>
+        </w:tabs>
+        <w:ind w:left="6480" w:hanging="360"/>
+      </w:pPr>
+      <w:rPr>
+        <w:rFonts w:ascii="Wingdings" w:hAnsi="Wingdings" w:hint="default"/>
+        <w:sz w:val="20"/>
+      </w:rPr>
+    </w:lvl>
+  </w:abstractNum>
+  <w:abstractNum w:abstractNumId="10" w15:restartNumberingAfterBreak="0">
     <w:nsid w:val="5A332A92"/>
     <w:multiLevelType w:val="multilevel"/>
     <w:tmpl w:val="39B4FF3C"/>
@@ -2694,7 +6765,156 @@
       </w:rPr>
     </w:lvl>
   </w:abstractNum>
-  <w:abstractNum w:abstractNumId="3" w15:restartNumberingAfterBreak="0">
+  <w:abstractNum w:abstractNumId="11" w15:restartNumberingAfterBreak="0">
+    <w:nsid w:val="62F64EC4"/>
+    <w:multiLevelType w:val="multilevel"/>
+    <w:tmpl w:val="F30CB15C"/>
+    <w:lvl w:ilvl="0">
+      <w:start w:val="1"/>
+      <w:numFmt w:val="bullet"/>
+      <w:lvlText w:val=""/>
+      <w:lvlJc w:val="left"/>
+      <w:pPr>
+        <w:tabs>
+          <w:tab w:val="num" w:pos="720"/>
+        </w:tabs>
+        <w:ind w:left="720" w:hanging="360"/>
+      </w:pPr>
+      <w:rPr>
+        <w:rFonts w:ascii="Symbol" w:hAnsi="Symbol" w:hint="default"/>
+        <w:sz w:val="20"/>
+      </w:rPr>
+    </w:lvl>
+    <w:lvl w:ilvl="1" w:tentative="1">
+      <w:start w:val="1"/>
+      <w:numFmt w:val="bullet"/>
+      <w:lvlText w:val="o"/>
+      <w:lvlJc w:val="left"/>
+      <w:pPr>
+        <w:tabs>
+          <w:tab w:val="num" w:pos="1440"/>
+        </w:tabs>
+        <w:ind w:left="1440" w:hanging="360"/>
+      </w:pPr>
+      <w:rPr>
+        <w:rFonts w:ascii="Courier New" w:hAnsi="Courier New" w:hint="default"/>
+        <w:sz w:val="20"/>
+      </w:rPr>
+    </w:lvl>
+    <w:lvl w:ilvl="2" w:tentative="1">
+      <w:start w:val="1"/>
+      <w:numFmt w:val="bullet"/>
+      <w:lvlText w:val=""/>
+      <w:lvlJc w:val="left"/>
+      <w:pPr>
+        <w:tabs>
+          <w:tab w:val="num" w:pos="2160"/>
+        </w:tabs>
+        <w:ind w:left="2160" w:hanging="360"/>
+      </w:pPr>
+      <w:rPr>
+        <w:rFonts w:ascii="Wingdings" w:hAnsi="Wingdings" w:hint="default"/>
+        <w:sz w:val="20"/>
+      </w:rPr>
+    </w:lvl>
+    <w:lvl w:ilvl="3" w:tentative="1">
+      <w:start w:val="1"/>
+      <w:numFmt w:val="bullet"/>
+      <w:lvlText w:val=""/>
+      <w:lvlJc w:val="left"/>
+      <w:pPr>
+        <w:tabs>
+          <w:tab w:val="num" w:pos="2880"/>
+        </w:tabs>
+        <w:ind w:left="2880" w:hanging="360"/>
+      </w:pPr>
+      <w:rPr>
+        <w:rFonts w:ascii="Wingdings" w:hAnsi="Wingdings" w:hint="default"/>
+        <w:sz w:val="20"/>
+      </w:rPr>
+    </w:lvl>
+    <w:lvl w:ilvl="4" w:tentative="1">
+      <w:start w:val="1"/>
+      <w:numFmt w:val="bullet"/>
+      <w:lvlText w:val=""/>
+      <w:lvlJc w:val="left"/>
+      <w:pPr>
+        <w:tabs>
+          <w:tab w:val="num" w:pos="3600"/>
+        </w:tabs>
+        <w:ind w:left="3600" w:hanging="360"/>
+      </w:pPr>
+      <w:rPr>
+        <w:rFonts w:ascii="Wingdings" w:hAnsi="Wingdings" w:hint="default"/>
+        <w:sz w:val="20"/>
+      </w:rPr>
+    </w:lvl>
+    <w:lvl w:ilvl="5" w:tentative="1">
+      <w:start w:val="1"/>
+      <w:numFmt w:val="bullet"/>
+      <w:lvlText w:val=""/>
+      <w:lvlJc w:val="left"/>
+      <w:pPr>
+        <w:tabs>
+          <w:tab w:val="num" w:pos="4320"/>
+        </w:tabs>
+        <w:ind w:left="4320" w:hanging="360"/>
+      </w:pPr>
+      <w:rPr>
+        <w:rFonts w:ascii="Wingdings" w:hAnsi="Wingdings" w:hint="default"/>
+        <w:sz w:val="20"/>
+      </w:rPr>
+    </w:lvl>
+    <w:lvl w:ilvl="6" w:tentative="1">
+      <w:start w:val="1"/>
+      <w:numFmt w:val="bullet"/>
+      <w:lvlText w:val=""/>
+      <w:lvlJc w:val="left"/>
+      <w:pPr>
+        <w:tabs>
+          <w:tab w:val="num" w:pos="5040"/>
+        </w:tabs>
+        <w:ind w:left="5040" w:hanging="360"/>
+      </w:pPr>
+      <w:rPr>
+        <w:rFonts w:ascii="Wingdings" w:hAnsi="Wingdings" w:hint="default"/>
+        <w:sz w:val="20"/>
+      </w:rPr>
+    </w:lvl>
+    <w:lvl w:ilvl="7" w:tentative="1">
+      <w:start w:val="1"/>
+      <w:numFmt w:val="bullet"/>
+      <w:lvlText w:val=""/>
+      <w:lvlJc w:val="left"/>
+      <w:pPr>
+        <w:tabs>
+          <w:tab w:val="num" w:pos="5760"/>
+        </w:tabs>
+        <w:ind w:left="5760" w:hanging="360"/>
+      </w:pPr>
+      <w:rPr>
+        <w:rFonts w:ascii="Wingdings" w:hAnsi="Wingdings" w:hint="default"/>
+        <w:sz w:val="20"/>
+      </w:rPr>
+    </w:lvl>
+    <w:lvl w:ilvl="8" w:tentative="1">
+      <w:start w:val="1"/>
+      <w:numFmt w:val="bullet"/>
+      <w:lvlText w:val=""/>
+      <w:lvlJc w:val="left"/>
+      <w:pPr>
+        <w:tabs>
+          <w:tab w:val="num" w:pos="6480"/>
+        </w:tabs>
+        <w:ind w:left="6480" w:hanging="360"/>
+      </w:pPr>
+      <w:rPr>
+        <w:rFonts w:ascii="Wingdings" w:hAnsi="Wingdings" w:hint="default"/>
+        <w:sz w:val="20"/>
+      </w:rPr>
+    </w:lvl>
+  </w:abstractNum>
+  <w:abstractNum w:abstractNumId="12" w15:restartNumberingAfterBreak="0">
     <w:nsid w:val="64933712"/>
     <w:multiLevelType w:val="hybridMultilevel"/>
     <w:tmpl w:val="F4669D3A"/>
@@ -2807,8 +7027,306 @@
       </w:rPr>
     </w:lvl>
   </w:abstractNum>
+  <w:abstractNum w:abstractNumId="13" w15:restartNumberingAfterBreak="0">
+    <w:nsid w:val="68066BE6"/>
+    <w:multiLevelType w:val="multilevel"/>
+    <w:tmpl w:val="623051F0"/>
+    <w:lvl w:ilvl="0">
+      <w:start w:val="1"/>
+      <w:numFmt w:val="bullet"/>
+      <w:lvlText w:val=""/>
+      <w:lvlJc w:val="left"/>
+      <w:pPr>
+        <w:tabs>
+          <w:tab w:val="num" w:pos="720"/>
+        </w:tabs>
+        <w:ind w:left="720" w:hanging="360"/>
+      </w:pPr>
+      <w:rPr>
+        <w:rFonts w:ascii="Symbol" w:hAnsi="Symbol" w:hint="default"/>
+        <w:sz w:val="20"/>
+      </w:rPr>
+    </w:lvl>
+    <w:lvl w:ilvl="1" w:tentative="1">
+      <w:start w:val="1"/>
+      <w:numFmt w:val="bullet"/>
+      <w:lvlText w:val="o"/>
+      <w:lvlJc w:val="left"/>
+      <w:pPr>
+        <w:tabs>
+          <w:tab w:val="num" w:pos="1440"/>
+        </w:tabs>
+        <w:ind w:left="1440" w:hanging="360"/>
+      </w:pPr>
+      <w:rPr>
+        <w:rFonts w:ascii="Courier New" w:hAnsi="Courier New" w:hint="default"/>
+        <w:sz w:val="20"/>
+      </w:rPr>
+    </w:lvl>
+    <w:lvl w:ilvl="2" w:tentative="1">
+      <w:start w:val="1"/>
+      <w:numFmt w:val="bullet"/>
+      <w:lvlText w:val=""/>
+      <w:lvlJc w:val="left"/>
+      <w:pPr>
+        <w:tabs>
+          <w:tab w:val="num" w:pos="2160"/>
+        </w:tabs>
+        <w:ind w:left="2160" w:hanging="360"/>
+      </w:pPr>
+      <w:rPr>
+        <w:rFonts w:ascii="Wingdings" w:hAnsi="Wingdings" w:hint="default"/>
+        <w:sz w:val="20"/>
+      </w:rPr>
+    </w:lvl>
+    <w:lvl w:ilvl="3" w:tentative="1">
+      <w:start w:val="1"/>
+      <w:numFmt w:val="bullet"/>
+      <w:lvlText w:val=""/>
+      <w:lvlJc w:val="left"/>
+      <w:pPr>
+        <w:tabs>
+          <w:tab w:val="num" w:pos="2880"/>
+        </w:tabs>
+        <w:ind w:left="2880" w:hanging="360"/>
+      </w:pPr>
+      <w:rPr>
+        <w:rFonts w:ascii="Wingdings" w:hAnsi="Wingdings" w:hint="default"/>
+        <w:sz w:val="20"/>
+      </w:rPr>
+    </w:lvl>
+    <w:lvl w:ilvl="4" w:tentative="1">
+      <w:start w:val="1"/>
+      <w:numFmt w:val="bullet"/>
+      <w:lvlText w:val=""/>
+      <w:lvlJc w:val="left"/>
+      <w:pPr>
+        <w:tabs>
+          <w:tab w:val="num" w:pos="3600"/>
+        </w:tabs>
+        <w:ind w:left="3600" w:hanging="360"/>
+      </w:pPr>
+      <w:rPr>
+        <w:rFonts w:ascii="Wingdings" w:hAnsi="Wingdings" w:hint="default"/>
+        <w:sz w:val="20"/>
+      </w:rPr>
+    </w:lvl>
+    <w:lvl w:ilvl="5" w:tentative="1">
+      <w:start w:val="1"/>
+      <w:numFmt w:val="bullet"/>
+      <w:lvlText w:val=""/>
+      <w:lvlJc w:val="left"/>
+      <w:pPr>
+        <w:tabs>
+          <w:tab w:val="num" w:pos="4320"/>
+        </w:tabs>
+        <w:ind w:left="4320" w:hanging="360"/>
+      </w:pPr>
+      <w:rPr>
+        <w:rFonts w:ascii="Wingdings" w:hAnsi="Wingdings" w:hint="default"/>
+        <w:sz w:val="20"/>
+      </w:rPr>
+    </w:lvl>
+    <w:lvl w:ilvl="6" w:tentative="1">
+      <w:start w:val="1"/>
+      <w:numFmt w:val="bullet"/>
+      <w:lvlText w:val=""/>
+      <w:lvlJc w:val="left"/>
+      <w:pPr>
+        <w:tabs>
+          <w:tab w:val="num" w:pos="5040"/>
+        </w:tabs>
+        <w:ind w:left="5040" w:hanging="360"/>
+      </w:pPr>
+      <w:rPr>
+        <w:rFonts w:ascii="Wingdings" w:hAnsi="Wingdings" w:hint="default"/>
+        <w:sz w:val="20"/>
+      </w:rPr>
+    </w:lvl>
+    <w:lvl w:ilvl="7" w:tentative="1">
+      <w:start w:val="1"/>
+      <w:numFmt w:val="bullet"/>
+      <w:lvlText w:val=""/>
+      <w:lvlJc w:val="left"/>
+      <w:pPr>
+        <w:tabs>
+          <w:tab w:val="num" w:pos="5760"/>
+        </w:tabs>
+        <w:ind w:left="5760" w:hanging="360"/>
+      </w:pPr>
+      <w:rPr>
+        <w:rFonts w:ascii="Wingdings" w:hAnsi="Wingdings" w:hint="default"/>
+        <w:sz w:val="20"/>
+      </w:rPr>
+    </w:lvl>
+    <w:lvl w:ilvl="8" w:tentative="1">
+      <w:start w:val="1"/>
+      <w:numFmt w:val="bullet"/>
+      <w:lvlText w:val=""/>
+      <w:lvlJc w:val="left"/>
+      <w:pPr>
+        <w:tabs>
+          <w:tab w:val="num" w:pos="6480"/>
+        </w:tabs>
+        <w:ind w:left="6480" w:hanging="360"/>
+      </w:pPr>
+      <w:rPr>
+        <w:rFonts w:ascii="Wingdings" w:hAnsi="Wingdings" w:hint="default"/>
+        <w:sz w:val="20"/>
+      </w:rPr>
+    </w:lvl>
+  </w:abstractNum>
+  <w:abstractNum w:abstractNumId="14" w15:restartNumberingAfterBreak="0">
+    <w:nsid w:val="6D390219"/>
+    <w:multiLevelType w:val="multilevel"/>
+    <w:tmpl w:val="3378130E"/>
+    <w:lvl w:ilvl="0">
+      <w:start w:val="1"/>
+      <w:numFmt w:val="bullet"/>
+      <w:lvlText w:val=""/>
+      <w:lvlJc w:val="left"/>
+      <w:pPr>
+        <w:tabs>
+          <w:tab w:val="num" w:pos="720"/>
+        </w:tabs>
+        <w:ind w:left="720" w:hanging="360"/>
+      </w:pPr>
+      <w:rPr>
+        <w:rFonts w:ascii="Symbol" w:hAnsi="Symbol" w:hint="default"/>
+        <w:sz w:val="20"/>
+      </w:rPr>
+    </w:lvl>
+    <w:lvl w:ilvl="1" w:tentative="1">
+      <w:start w:val="1"/>
+      <w:numFmt w:val="bullet"/>
+      <w:lvlText w:val="o"/>
+      <w:lvlJc w:val="left"/>
+      <w:pPr>
+        <w:tabs>
+          <w:tab w:val="num" w:pos="1440"/>
+        </w:tabs>
+        <w:ind w:left="1440" w:hanging="360"/>
+      </w:pPr>
+      <w:rPr>
+        <w:rFonts w:ascii="Courier New" w:hAnsi="Courier New" w:hint="default"/>
+        <w:sz w:val="20"/>
+      </w:rPr>
+    </w:lvl>
+    <w:lvl w:ilvl="2" w:tentative="1">
+      <w:start w:val="1"/>
+      <w:numFmt w:val="bullet"/>
+      <w:lvlText w:val=""/>
+      <w:lvlJc w:val="left"/>
+      <w:pPr>
+        <w:tabs>
+          <w:tab w:val="num" w:pos="2160"/>
+        </w:tabs>
+        <w:ind w:left="2160" w:hanging="360"/>
+      </w:pPr>
+      <w:rPr>
+        <w:rFonts w:ascii="Wingdings" w:hAnsi="Wingdings" w:hint="default"/>
+        <w:sz w:val="20"/>
+      </w:rPr>
+    </w:lvl>
+    <w:lvl w:ilvl="3" w:tentative="1">
+      <w:start w:val="1"/>
+      <w:numFmt w:val="bullet"/>
+      <w:lvlText w:val=""/>
+      <w:lvlJc w:val="left"/>
+      <w:pPr>
+        <w:tabs>
+          <w:tab w:val="num" w:pos="2880"/>
+        </w:tabs>
+        <w:ind w:left="2880" w:hanging="360"/>
+      </w:pPr>
+      <w:rPr>
+        <w:rFonts w:ascii="Wingdings" w:hAnsi="Wingdings" w:hint="default"/>
+        <w:sz w:val="20"/>
+      </w:rPr>
+    </w:lvl>
+    <w:lvl w:ilvl="4" w:tentative="1">
+      <w:start w:val="1"/>
+      <w:numFmt w:val="bullet"/>
+      <w:lvlText w:val=""/>
+      <w:lvlJc w:val="left"/>
+      <w:pPr>
+        <w:tabs>
+          <w:tab w:val="num" w:pos="3600"/>
+        </w:tabs>
+        <w:ind w:left="3600" w:hanging="360"/>
+      </w:pPr>
+      <w:rPr>
+        <w:rFonts w:ascii="Wingdings" w:hAnsi="Wingdings" w:hint="default"/>
+        <w:sz w:val="20"/>
+      </w:rPr>
+    </w:lvl>
+    <w:lvl w:ilvl="5" w:tentative="1">
+      <w:start w:val="1"/>
+      <w:numFmt w:val="bullet"/>
+      <w:lvlText w:val=""/>
+      <w:lvlJc w:val="left"/>
+      <w:pPr>
+        <w:tabs>
+          <w:tab w:val="num" w:pos="4320"/>
+        </w:tabs>
+        <w:ind w:left="4320" w:hanging="360"/>
+      </w:pPr>
+      <w:rPr>
+        <w:rFonts w:ascii="Wingdings" w:hAnsi="Wingdings" w:hint="default"/>
+        <w:sz w:val="20"/>
+      </w:rPr>
+    </w:lvl>
+    <w:lvl w:ilvl="6" w:tentative="1">
+      <w:start w:val="1"/>
+      <w:numFmt w:val="bullet"/>
+      <w:lvlText w:val=""/>
+      <w:lvlJc w:val="left"/>
+      <w:pPr>
+        <w:tabs>
+          <w:tab w:val="num" w:pos="5040"/>
+        </w:tabs>
+        <w:ind w:left="5040" w:hanging="360"/>
+      </w:pPr>
+      <w:rPr>
+        <w:rFonts w:ascii="Wingdings" w:hAnsi="Wingdings" w:hint="default"/>
+        <w:sz w:val="20"/>
+      </w:rPr>
+    </w:lvl>
+    <w:lvl w:ilvl="7" w:tentative="1">
+      <w:start w:val="1"/>
+      <w:numFmt w:val="bullet"/>
+      <w:lvlText w:val=""/>
+      <w:lvlJc w:val="left"/>
+      <w:pPr>
+        <w:tabs>
+          <w:tab w:val="num" w:pos="5760"/>
+        </w:tabs>
+        <w:ind w:left="5760" w:hanging="360"/>
+      </w:pPr>
+      <w:rPr>
+        <w:rFonts w:ascii="Wingdings" w:hAnsi="Wingdings" w:hint="default"/>
+        <w:sz w:val="20"/>
+      </w:rPr>
+    </w:lvl>
+    <w:lvl w:ilvl="8" w:tentative="1">
+      <w:start w:val="1"/>
+      <w:numFmt w:val="bullet"/>
+      <w:lvlText w:val=""/>
+      <w:lvlJc w:val="left"/>
+      <w:pPr>
+        <w:tabs>
+          <w:tab w:val="num" w:pos="6480"/>
+        </w:tabs>
+        <w:ind w:left="6480" w:hanging="360"/>
+      </w:pPr>
+      <w:rPr>
+        <w:rFonts w:ascii="Wingdings" w:hAnsi="Wingdings" w:hint="default"/>
+        <w:sz w:val="20"/>
+      </w:rPr>
+    </w:lvl>
+  </w:abstractNum>
   <w:num w:numId="1" w16cid:durableId="1005788694">
-    <w:abstractNumId w:val="1"/>
+    <w:abstractNumId w:val="6"/>
     <w:lvlOverride w:ilvl="0">
       <w:startOverride w:val="1"/>
     </w:lvlOverride>
@@ -2822,13 +7340,46 @@
     <w:lvlOverride w:ilvl="8"/>
   </w:num>
   <w:num w:numId="2" w16cid:durableId="1335764726">
+    <w:abstractNumId w:val="3"/>
+  </w:num>
+  <w:num w:numId="3" w16cid:durableId="2062630656">
+    <w:abstractNumId w:val="10"/>
+  </w:num>
+  <w:num w:numId="4" w16cid:durableId="1113789406">
+    <w:abstractNumId w:val="12"/>
+  </w:num>
+  <w:num w:numId="5" w16cid:durableId="1823616948">
+    <w:abstractNumId w:val="7"/>
+  </w:num>
+  <w:num w:numId="6" w16cid:durableId="279918998">
+    <w:abstractNumId w:val="4"/>
+  </w:num>
+  <w:num w:numId="7" w16cid:durableId="1452816955">
+    <w:abstractNumId w:val="11"/>
+  </w:num>
+  <w:num w:numId="8" w16cid:durableId="1636452792">
+    <w:abstractNumId w:val="8"/>
+  </w:num>
+  <w:num w:numId="9" w16cid:durableId="617298098">
+    <w:abstractNumId w:val="14"/>
+  </w:num>
+  <w:num w:numId="10" w16cid:durableId="299115649">
+    <w:abstractNumId w:val="9"/>
+  </w:num>
+  <w:num w:numId="11" w16cid:durableId="850685461">
+    <w:abstractNumId w:val="1"/>
+  </w:num>
+  <w:num w:numId="12" w16cid:durableId="1505315087">
+    <w:abstractNumId w:val="13"/>
+  </w:num>
+  <w:num w:numId="13" w16cid:durableId="793061916">
     <w:abstractNumId w:val="0"/>
   </w:num>
-  <w:num w:numId="3" w16cid:durableId="2062630656">
+  <w:num w:numId="14" w16cid:durableId="1904287566">
+    <w:abstractNumId w:val="5"/>
+  </w:num>
+  <w:num w:numId="15" w16cid:durableId="376974792">
     <w:abstractNumId w:val="2"/>
-  </w:num>
-  <w:num w:numId="4" w16cid:durableId="1113789406">
-    <w:abstractNumId w:val="3"/>
   </w:num>
 </w:numbering>
 </file>
@@ -3233,6 +7784,7 @@
   <w:style w:type="paragraph" w:default="1" w:styleId="Normal">
     <w:name w:val="Normal"/>
     <w:qFormat/>
+    <w:rsid w:val="00CD1A39"/>
   </w:style>
   <w:style w:type="paragraph" w:styleId="Heading1">
     <w:name w:val="heading 1"/>
@@ -3436,7 +7988,6 @@
   <w:style w:type="character" w:default="1" w:styleId="DefaultParagraphFont">
     <w:name w:val="Default Paragraph Font"/>
     <w:uiPriority w:val="1"/>
-    <w:semiHidden/>
     <w:unhideWhenUsed/>
   </w:style>
   <w:style w:type="table" w:default="1" w:styleId="TableNormal">
@@ -3750,6 +8301,50 @@
       <w:spacing w:val="5"/>
     </w:rPr>
   </w:style>
+  <w:style w:type="paragraph" w:styleId="Header">
+    <w:name w:val="header"/>
+    <w:basedOn w:val="Normal"/>
+    <w:link w:val="HeaderChar"/>
+    <w:uiPriority w:val="99"/>
+    <w:unhideWhenUsed/>
+    <w:rsid w:val="00712352"/>
+    <w:pPr>
+      <w:tabs>
+        <w:tab w:val="center" w:pos="4680"/>
+        <w:tab w:val="right" w:pos="9360"/>
+      </w:tabs>
+      <w:spacing w:after="0" w:line="240" w:lineRule="auto"/>
+    </w:pPr>
+  </w:style>
+  <w:style w:type="character" w:customStyle="1" w:styleId="HeaderChar">
+    <w:name w:val="Header Char"/>
+    <w:basedOn w:val="DefaultParagraphFont"/>
+    <w:link w:val="Header"/>
+    <w:uiPriority w:val="99"/>
+    <w:rsid w:val="00712352"/>
+  </w:style>
+  <w:style w:type="paragraph" w:styleId="Footer">
+    <w:name w:val="footer"/>
+    <w:basedOn w:val="Normal"/>
+    <w:link w:val="FooterChar"/>
+    <w:uiPriority w:val="99"/>
+    <w:unhideWhenUsed/>
+    <w:rsid w:val="00712352"/>
+    <w:pPr>
+      <w:tabs>
+        <w:tab w:val="center" w:pos="4680"/>
+        <w:tab w:val="right" w:pos="9360"/>
+      </w:tabs>
+      <w:spacing w:after="0" w:line="240" w:lineRule="auto"/>
+    </w:pPr>
+  </w:style>
+  <w:style w:type="character" w:customStyle="1" w:styleId="FooterChar">
+    <w:name w:val="Footer Char"/>
+    <w:basedOn w:val="DefaultParagraphFont"/>
+    <w:link w:val="Footer"/>
+    <w:uiPriority w:val="99"/>
+    <w:rsid w:val="00712352"/>
+  </w:style>
 </w:styles>
 </file>
 

--- a/SuperScorex.docx
+++ b/SuperScorex.docx
@@ -2276,7 +2276,6 @@
         </w:rPr>
         <w:t xml:space="preserve">. </w:t>
       </w:r>
-      <w:proofErr w:type="spellStart"/>
       <w:r>
         <w:rPr>
           <w:rFonts w:ascii="Times New Roman" w:hAnsi="Times New Roman" w:cs="Times New Roman"/>
@@ -2285,75 +2284,8 @@
           <w:sz w:val="28"/>
           <w:szCs w:val="28"/>
         </w:rPr>
-        <w:t>Descrierea</w:t>
-      </w:r>
-      <w:proofErr w:type="spellEnd"/>
-      <w:r>
-        <w:rPr>
-          <w:rFonts w:ascii="Times New Roman" w:hAnsi="Times New Roman" w:cs="Times New Roman"/>
-          <w:b/>
-          <w:bCs/>
-          <w:sz w:val="28"/>
-          <w:szCs w:val="28"/>
-        </w:rPr>
-        <w:t xml:space="preserve"> </w:t>
-      </w:r>
-      <w:proofErr w:type="spellStart"/>
-      <w:r>
-        <w:rPr>
-          <w:rFonts w:ascii="Times New Roman" w:hAnsi="Times New Roman" w:cs="Times New Roman"/>
-          <w:b/>
-          <w:bCs/>
-          <w:sz w:val="28"/>
-          <w:szCs w:val="28"/>
-        </w:rPr>
-        <w:t>claselor</w:t>
-      </w:r>
-      <w:proofErr w:type="spellEnd"/>
-      <w:r>
-        <w:rPr>
-          <w:rFonts w:ascii="Times New Roman" w:hAnsi="Times New Roman" w:cs="Times New Roman"/>
-          <w:b/>
-          <w:bCs/>
-          <w:sz w:val="28"/>
-          <w:szCs w:val="28"/>
-        </w:rPr>
-        <w:t xml:space="preserve"> </w:t>
-      </w:r>
-      <w:proofErr w:type="spellStart"/>
-      <w:r>
-        <w:rPr>
-          <w:rFonts w:ascii="Times New Roman" w:hAnsi="Times New Roman" w:cs="Times New Roman"/>
-          <w:b/>
-          <w:bCs/>
-          <w:sz w:val="28"/>
-          <w:szCs w:val="28"/>
-        </w:rPr>
-        <w:t>și</w:t>
-      </w:r>
-      <w:proofErr w:type="spellEnd"/>
-      <w:r>
-        <w:rPr>
-          <w:rFonts w:ascii="Times New Roman" w:hAnsi="Times New Roman" w:cs="Times New Roman"/>
-          <w:b/>
-          <w:bCs/>
-          <w:sz w:val="28"/>
-          <w:szCs w:val="28"/>
-        </w:rPr>
-        <w:t xml:space="preserve"> a </w:t>
-      </w:r>
-      <w:proofErr w:type="spellStart"/>
-      <w:r>
-        <w:rPr>
-          <w:rFonts w:ascii="Times New Roman" w:hAnsi="Times New Roman" w:cs="Times New Roman"/>
-          <w:b/>
-          <w:bCs/>
-          <w:sz w:val="28"/>
-          <w:szCs w:val="28"/>
-        </w:rPr>
-        <w:t>atributelor</w:t>
-      </w:r>
-      <w:proofErr w:type="spellEnd"/>
+        <w:t>Descrierea claselor și a atributelor</w:t>
+      </w:r>
     </w:p>
     <w:p>
       <w:pPr>
@@ -2382,77 +2314,13 @@
         <w:rPr>
           <w:rFonts w:ascii="Times New Roman" w:hAnsi="Times New Roman" w:cs="Times New Roman"/>
         </w:rPr>
-        <w:t xml:space="preserve">Rol: </w:t>
-      </w:r>
-      <w:proofErr w:type="spellStart"/>
-      <w:r>
-        <w:rPr>
-          <w:rFonts w:ascii="Times New Roman" w:hAnsi="Times New Roman" w:cs="Times New Roman"/>
-        </w:rPr>
-        <w:t>Reprezintă</w:t>
-      </w:r>
-      <w:proofErr w:type="spellEnd"/>
-      <w:r>
-        <w:rPr>
-          <w:rFonts w:ascii="Times New Roman" w:hAnsi="Times New Roman" w:cs="Times New Roman"/>
-        </w:rPr>
-        <w:t xml:space="preserve"> </w:t>
-      </w:r>
-      <w:proofErr w:type="spellStart"/>
-      <w:r>
-        <w:rPr>
-          <w:rFonts w:ascii="Times New Roman" w:hAnsi="Times New Roman" w:cs="Times New Roman"/>
-        </w:rPr>
-        <w:t>entitatea</w:t>
-      </w:r>
-      <w:proofErr w:type="spellEnd"/>
-      <w:r>
-        <w:rPr>
-          <w:rFonts w:ascii="Times New Roman" w:hAnsi="Times New Roman" w:cs="Times New Roman"/>
-        </w:rPr>
-        <w:t xml:space="preserve"> </w:t>
-      </w:r>
-      <w:proofErr w:type="spellStart"/>
-      <w:r>
-        <w:rPr>
-          <w:rFonts w:ascii="Times New Roman" w:hAnsi="Times New Roman" w:cs="Times New Roman"/>
-        </w:rPr>
-        <w:t>principală</w:t>
-      </w:r>
-      <w:proofErr w:type="spellEnd"/>
-      <w:r>
-        <w:rPr>
-          <w:rFonts w:ascii="Times New Roman" w:hAnsi="Times New Roman" w:cs="Times New Roman"/>
-        </w:rPr>
-        <w:t xml:space="preserve"> a </w:t>
-      </w:r>
-      <w:proofErr w:type="spellStart"/>
-      <w:r>
-        <w:rPr>
-          <w:rFonts w:ascii="Times New Roman" w:hAnsi="Times New Roman" w:cs="Times New Roman"/>
-        </w:rPr>
-        <w:t>competiției</w:t>
-      </w:r>
-      <w:proofErr w:type="spellEnd"/>
-      <w:r>
-        <w:rPr>
-          <w:rFonts w:ascii="Times New Roman" w:hAnsi="Times New Roman" w:cs="Times New Roman"/>
-        </w:rPr>
-        <w:t xml:space="preserve">, </w:t>
-      </w:r>
-      <w:proofErr w:type="spellStart"/>
-      <w:r>
-        <w:rPr>
-          <w:rFonts w:ascii="Times New Roman" w:hAnsi="Times New Roman" w:cs="Times New Roman"/>
-        </w:rPr>
-        <w:t>adică</w:t>
-      </w:r>
-      <w:proofErr w:type="spellEnd"/>
-      <w:r>
-        <w:rPr>
-          <w:rFonts w:ascii="Times New Roman" w:hAnsi="Times New Roman" w:cs="Times New Roman"/>
-        </w:rPr>
-        <w:t xml:space="preserve"> Premier League.</w:t>
+        <w:t>Rol: Reprezintă entitatea principală a competiției</w:t>
+      </w:r>
+      <w:r>
+        <w:rPr>
+          <w:rFonts w:ascii="Times New Roman" w:hAnsi="Times New Roman" w:cs="Times New Roman"/>
+        </w:rPr>
+        <w:t>, adică Premier League.</w:t>
       </w:r>
     </w:p>
     <w:p>
@@ -2465,33 +2333,11 @@
           <w:rFonts w:ascii="Times New Roman" w:hAnsi="Times New Roman" w:cs="Times New Roman"/>
         </w:rPr>
       </w:pPr>
-      <w:proofErr w:type="spellStart"/>
-      <w:r>
-        <w:rPr>
-          <w:rFonts w:ascii="Times New Roman" w:hAnsi="Times New Roman" w:cs="Times New Roman"/>
-        </w:rPr>
-        <w:t>Atribute</w:t>
-      </w:r>
-      <w:proofErr w:type="spellEnd"/>
-      <w:r>
-        <w:rPr>
-          <w:rFonts w:ascii="Times New Roman" w:hAnsi="Times New Roman" w:cs="Times New Roman"/>
-        </w:rPr>
-        <w:t xml:space="preserve">: </w:t>
-      </w:r>
-      <w:proofErr w:type="spellStart"/>
-      <w:r>
-        <w:rPr>
-          <w:rFonts w:ascii="Times New Roman" w:hAnsi="Times New Roman" w:cs="Times New Roman"/>
-        </w:rPr>
-        <w:t>championship_id</w:t>
-      </w:r>
-      <w:proofErr w:type="spellEnd"/>
-      <w:r>
-        <w:rPr>
-          <w:rFonts w:ascii="Times New Roman" w:hAnsi="Times New Roman" w:cs="Times New Roman"/>
-        </w:rPr>
-        <w:t>, country, teams, field, awards.</w:t>
+      <w:r>
+        <w:rPr>
+          <w:rFonts w:ascii="Times New Roman" w:hAnsi="Times New Roman" w:cs="Times New Roman"/>
+        </w:rPr>
+        <w:t>Atribute: championship_id, country, teams, field, awards.</w:t>
       </w:r>
     </w:p>
     <w:p>
@@ -2504,89 +2350,11 @@
           <w:rFonts w:ascii="Times New Roman" w:hAnsi="Times New Roman" w:cs="Times New Roman"/>
         </w:rPr>
       </w:pPr>
-      <w:proofErr w:type="spellStart"/>
-      <w:r>
-        <w:rPr>
-          <w:rFonts w:ascii="Times New Roman" w:hAnsi="Times New Roman" w:cs="Times New Roman"/>
-        </w:rPr>
-        <w:t>Relații</w:t>
-      </w:r>
-      <w:proofErr w:type="spellEnd"/>
-      <w:r>
-        <w:rPr>
-          <w:rFonts w:ascii="Times New Roman" w:hAnsi="Times New Roman" w:cs="Times New Roman"/>
-        </w:rPr>
-        <w:t xml:space="preserve">: </w:t>
-      </w:r>
-      <w:proofErr w:type="spellStart"/>
-      <w:r>
-        <w:rPr>
-          <w:rFonts w:ascii="Times New Roman" w:hAnsi="Times New Roman" w:cs="Times New Roman"/>
-        </w:rPr>
-        <w:t>Grupează</w:t>
-      </w:r>
-      <w:proofErr w:type="spellEnd"/>
-      <w:r>
-        <w:rPr>
-          <w:rFonts w:ascii="Times New Roman" w:hAnsi="Times New Roman" w:cs="Times New Roman"/>
-        </w:rPr>
-        <w:t xml:space="preserve"> minim 20 de </w:t>
-      </w:r>
-      <w:proofErr w:type="spellStart"/>
-      <w:r>
-        <w:rPr>
-          <w:rFonts w:ascii="Times New Roman" w:hAnsi="Times New Roman" w:cs="Times New Roman"/>
-        </w:rPr>
-        <w:t>echipe</w:t>
-      </w:r>
-      <w:proofErr w:type="spellEnd"/>
-      <w:r>
-        <w:rPr>
-          <w:rFonts w:ascii="Times New Roman" w:hAnsi="Times New Roman" w:cs="Times New Roman"/>
-        </w:rPr>
-        <w:t xml:space="preserve"> </w:t>
-      </w:r>
-      <w:proofErr w:type="spellStart"/>
-      <w:r>
-        <w:rPr>
-          <w:rFonts w:ascii="Times New Roman" w:hAnsi="Times New Roman" w:cs="Times New Roman"/>
-        </w:rPr>
-        <w:t>și</w:t>
-      </w:r>
-      <w:proofErr w:type="spellEnd"/>
-      <w:r>
-        <w:rPr>
-          <w:rFonts w:ascii="Times New Roman" w:hAnsi="Times New Roman" w:cs="Times New Roman"/>
-        </w:rPr>
-        <w:t xml:space="preserve"> </w:t>
-      </w:r>
-      <w:proofErr w:type="spellStart"/>
-      <w:r>
-        <w:rPr>
-          <w:rFonts w:ascii="Times New Roman" w:hAnsi="Times New Roman" w:cs="Times New Roman"/>
-        </w:rPr>
-        <w:t>corpul</w:t>
-      </w:r>
-      <w:proofErr w:type="spellEnd"/>
-      <w:r>
-        <w:rPr>
-          <w:rFonts w:ascii="Times New Roman" w:hAnsi="Times New Roman" w:cs="Times New Roman"/>
-        </w:rPr>
-        <w:t xml:space="preserve"> de </w:t>
-      </w:r>
-      <w:proofErr w:type="spellStart"/>
-      <w:r>
-        <w:rPr>
-          <w:rFonts w:ascii="Times New Roman" w:hAnsi="Times New Roman" w:cs="Times New Roman"/>
-        </w:rPr>
-        <w:t>arbitri</w:t>
-      </w:r>
-      <w:proofErr w:type="spellEnd"/>
-      <w:r>
-        <w:rPr>
-          <w:rFonts w:ascii="Times New Roman" w:hAnsi="Times New Roman" w:cs="Times New Roman"/>
-        </w:rPr>
-        <w:t>.</w:t>
+      <w:r>
+        <w:rPr>
+          <w:rFonts w:ascii="Times New Roman" w:hAnsi="Times New Roman" w:cs="Times New Roman"/>
+        </w:rPr>
+        <w:t>Relații: Grupează minim 20 de echipe și corpul de arbitri.</w:t>
       </w:r>
     </w:p>
     <w:p>
@@ -2616,77 +2384,7 @@
         <w:rPr>
           <w:rFonts w:ascii="Times New Roman" w:hAnsi="Times New Roman" w:cs="Times New Roman"/>
         </w:rPr>
-        <w:t xml:space="preserve">Rol: </w:t>
-      </w:r>
-      <w:proofErr w:type="spellStart"/>
-      <w:r>
-        <w:rPr>
-          <w:rFonts w:ascii="Times New Roman" w:hAnsi="Times New Roman" w:cs="Times New Roman"/>
-        </w:rPr>
-        <w:t>Stochează</w:t>
-      </w:r>
-      <w:proofErr w:type="spellEnd"/>
-      <w:r>
-        <w:rPr>
-          <w:rFonts w:ascii="Times New Roman" w:hAnsi="Times New Roman" w:cs="Times New Roman"/>
-        </w:rPr>
-        <w:t xml:space="preserve"> </w:t>
-      </w:r>
-      <w:proofErr w:type="spellStart"/>
-      <w:r>
-        <w:rPr>
-          <w:rFonts w:ascii="Times New Roman" w:hAnsi="Times New Roman" w:cs="Times New Roman"/>
-        </w:rPr>
-        <w:t>datele</w:t>
-      </w:r>
-      <w:proofErr w:type="spellEnd"/>
-      <w:r>
-        <w:rPr>
-          <w:rFonts w:ascii="Times New Roman" w:hAnsi="Times New Roman" w:cs="Times New Roman"/>
-        </w:rPr>
-        <w:t xml:space="preserve"> </w:t>
-      </w:r>
-      <w:proofErr w:type="spellStart"/>
-      <w:r>
-        <w:rPr>
-          <w:rFonts w:ascii="Times New Roman" w:hAnsi="Times New Roman" w:cs="Times New Roman"/>
-        </w:rPr>
-        <w:t>cluburilor</w:t>
-      </w:r>
-      <w:proofErr w:type="spellEnd"/>
-      <w:r>
-        <w:rPr>
-          <w:rFonts w:ascii="Times New Roman" w:hAnsi="Times New Roman" w:cs="Times New Roman"/>
-        </w:rPr>
-        <w:t xml:space="preserve"> de </w:t>
-      </w:r>
-      <w:proofErr w:type="spellStart"/>
-      <w:r>
-        <w:rPr>
-          <w:rFonts w:ascii="Times New Roman" w:hAnsi="Times New Roman" w:cs="Times New Roman"/>
-        </w:rPr>
-        <w:t>fotbal</w:t>
-      </w:r>
-      <w:proofErr w:type="spellEnd"/>
-      <w:r>
-        <w:rPr>
-          <w:rFonts w:ascii="Times New Roman" w:hAnsi="Times New Roman" w:cs="Times New Roman"/>
-        </w:rPr>
-        <w:t xml:space="preserve"> din </w:t>
-      </w:r>
-      <w:proofErr w:type="spellStart"/>
-      <w:r>
-        <w:rPr>
-          <w:rFonts w:ascii="Times New Roman" w:hAnsi="Times New Roman" w:cs="Times New Roman"/>
-        </w:rPr>
-        <w:t>campionat</w:t>
-      </w:r>
-      <w:proofErr w:type="spellEnd"/>
-      <w:r>
-        <w:rPr>
-          <w:rFonts w:ascii="Times New Roman" w:hAnsi="Times New Roman" w:cs="Times New Roman"/>
-        </w:rPr>
-        <w:t>.</w:t>
+        <w:t>Rol: Stochează datele cluburilor de fotbal din campionat.</w:t>
       </w:r>
     </w:p>
     <w:p>
@@ -2699,61 +2397,11 @@
           <w:rFonts w:ascii="Times New Roman" w:hAnsi="Times New Roman" w:cs="Times New Roman"/>
         </w:rPr>
       </w:pPr>
-      <w:proofErr w:type="spellStart"/>
-      <w:r>
-        <w:rPr>
-          <w:rFonts w:ascii="Times New Roman" w:hAnsi="Times New Roman" w:cs="Times New Roman"/>
-        </w:rPr>
-        <w:t>Atribute</w:t>
-      </w:r>
-      <w:proofErr w:type="spellEnd"/>
-      <w:r>
-        <w:rPr>
-          <w:rFonts w:ascii="Times New Roman" w:hAnsi="Times New Roman" w:cs="Times New Roman"/>
-        </w:rPr>
-        <w:t xml:space="preserve">: </w:t>
-      </w:r>
-      <w:proofErr w:type="spellStart"/>
-      <w:r>
-        <w:rPr>
-          <w:rFonts w:ascii="Times New Roman" w:hAnsi="Times New Roman" w:cs="Times New Roman"/>
-        </w:rPr>
-        <w:t>team_id</w:t>
-      </w:r>
-      <w:proofErr w:type="spellEnd"/>
-      <w:r>
-        <w:rPr>
-          <w:rFonts w:ascii="Times New Roman" w:hAnsi="Times New Roman" w:cs="Times New Roman"/>
-        </w:rPr>
-        <w:t xml:space="preserve">, </w:t>
-      </w:r>
-      <w:proofErr w:type="spellStart"/>
-      <w:r>
-        <w:rPr>
-          <w:rFonts w:ascii="Times New Roman" w:hAnsi="Times New Roman" w:cs="Times New Roman"/>
-        </w:rPr>
-        <w:t>team_name</w:t>
-      </w:r>
-      <w:proofErr w:type="spellEnd"/>
-      <w:r>
-        <w:rPr>
-          <w:rFonts w:ascii="Times New Roman" w:hAnsi="Times New Roman" w:cs="Times New Roman"/>
-        </w:rPr>
-        <w:t xml:space="preserve">, points, players , position, </w:t>
-      </w:r>
-      <w:proofErr w:type="spellStart"/>
-      <w:r>
-        <w:rPr>
-          <w:rFonts w:ascii="Times New Roman" w:hAnsi="Times New Roman" w:cs="Times New Roman"/>
-        </w:rPr>
-        <w:t>stadium_id</w:t>
-      </w:r>
-      <w:proofErr w:type="spellEnd"/>
-      <w:r>
-        <w:rPr>
-          <w:rFonts w:ascii="Times New Roman" w:hAnsi="Times New Roman" w:cs="Times New Roman"/>
-        </w:rPr>
-        <w:t>, rating.</w:t>
+      <w:r>
+        <w:rPr>
+          <w:rFonts w:ascii="Times New Roman" w:hAnsi="Times New Roman" w:cs="Times New Roman"/>
+        </w:rPr>
+        <w:t>Atribute: team_id, team_name, points, players , position, stadium_id, rating.</w:t>
       </w:r>
     </w:p>
     <w:p>
@@ -2766,159 +2414,11 @@
           <w:rFonts w:ascii="Times New Roman" w:hAnsi="Times New Roman" w:cs="Times New Roman"/>
         </w:rPr>
       </w:pPr>
-      <w:proofErr w:type="spellStart"/>
-      <w:r>
-        <w:rPr>
-          <w:rFonts w:ascii="Times New Roman" w:hAnsi="Times New Roman" w:cs="Times New Roman"/>
-        </w:rPr>
-        <w:t>Relații</w:t>
-      </w:r>
-      <w:proofErr w:type="spellEnd"/>
-      <w:r>
-        <w:rPr>
-          <w:rFonts w:ascii="Times New Roman" w:hAnsi="Times New Roman" w:cs="Times New Roman"/>
-        </w:rPr>
-        <w:t xml:space="preserve">: </w:t>
-      </w:r>
-      <w:proofErr w:type="spellStart"/>
-      <w:r>
-        <w:rPr>
-          <w:rFonts w:ascii="Times New Roman" w:hAnsi="Times New Roman" w:cs="Times New Roman"/>
-        </w:rPr>
-        <w:t>Aparține</w:t>
-      </w:r>
-      <w:proofErr w:type="spellEnd"/>
-      <w:r>
-        <w:rPr>
-          <w:rFonts w:ascii="Times New Roman" w:hAnsi="Times New Roman" w:cs="Times New Roman"/>
-        </w:rPr>
-        <w:t xml:space="preserve"> de Championship, </w:t>
-      </w:r>
-      <w:proofErr w:type="spellStart"/>
-      <w:r>
-        <w:rPr>
-          <w:rFonts w:ascii="Times New Roman" w:hAnsi="Times New Roman" w:cs="Times New Roman"/>
-        </w:rPr>
-        <w:t>este</w:t>
-      </w:r>
-      <w:proofErr w:type="spellEnd"/>
-      <w:r>
-        <w:rPr>
-          <w:rFonts w:ascii="Times New Roman" w:hAnsi="Times New Roman" w:cs="Times New Roman"/>
-        </w:rPr>
-        <w:t xml:space="preserve"> </w:t>
-      </w:r>
-      <w:proofErr w:type="spellStart"/>
-      <w:r>
-        <w:rPr>
-          <w:rFonts w:ascii="Times New Roman" w:hAnsi="Times New Roman" w:cs="Times New Roman"/>
-        </w:rPr>
-        <w:t>legată</w:t>
-      </w:r>
-      <w:proofErr w:type="spellEnd"/>
-      <w:r>
-        <w:rPr>
-          <w:rFonts w:ascii="Times New Roman" w:hAnsi="Times New Roman" w:cs="Times New Roman"/>
-        </w:rPr>
-        <w:t xml:space="preserve"> de un Season, un Stadium, </w:t>
-      </w:r>
-      <w:proofErr w:type="spellStart"/>
-      <w:r>
-        <w:rPr>
-          <w:rFonts w:ascii="Times New Roman" w:hAnsi="Times New Roman" w:cs="Times New Roman"/>
-        </w:rPr>
-        <w:t>lotul</w:t>
-      </w:r>
-      <w:proofErr w:type="spellEnd"/>
-      <w:r>
-        <w:rPr>
-          <w:rFonts w:ascii="Times New Roman" w:hAnsi="Times New Roman" w:cs="Times New Roman"/>
-        </w:rPr>
-        <w:t xml:space="preserve"> de </w:t>
-      </w:r>
-      <w:proofErr w:type="spellStart"/>
-      <w:r>
-        <w:rPr>
-          <w:rFonts w:ascii="Times New Roman" w:hAnsi="Times New Roman" w:cs="Times New Roman"/>
-        </w:rPr>
-        <w:t>jucători</w:t>
-      </w:r>
-      <w:proofErr w:type="spellEnd"/>
-      <w:r>
-        <w:rPr>
-          <w:rFonts w:ascii="Times New Roman" w:hAnsi="Times New Roman" w:cs="Times New Roman"/>
-        </w:rPr>
-        <w:t xml:space="preserve">, </w:t>
-      </w:r>
-      <w:proofErr w:type="spellStart"/>
-      <w:r>
-        <w:rPr>
-          <w:rFonts w:ascii="Times New Roman" w:hAnsi="Times New Roman" w:cs="Times New Roman"/>
-        </w:rPr>
-        <w:t>colectivul</w:t>
-      </w:r>
-      <w:proofErr w:type="spellEnd"/>
-      <w:r>
-        <w:rPr>
-          <w:rFonts w:ascii="Times New Roman" w:hAnsi="Times New Roman" w:cs="Times New Roman"/>
-        </w:rPr>
-        <w:t xml:space="preserve"> </w:t>
-      </w:r>
-      <w:proofErr w:type="spellStart"/>
-      <w:r>
-        <w:rPr>
-          <w:rFonts w:ascii="Times New Roman" w:hAnsi="Times New Roman" w:cs="Times New Roman"/>
-        </w:rPr>
-        <w:t>tehnic</w:t>
-      </w:r>
-      <w:proofErr w:type="spellEnd"/>
-      <w:r>
-        <w:rPr>
-          <w:rFonts w:ascii="Times New Roman" w:hAnsi="Times New Roman" w:cs="Times New Roman"/>
-        </w:rPr>
-        <w:t xml:space="preserve"> </w:t>
-      </w:r>
-      <w:proofErr w:type="spellStart"/>
-      <w:r>
-        <w:rPr>
-          <w:rFonts w:ascii="Times New Roman" w:hAnsi="Times New Roman" w:cs="Times New Roman"/>
-        </w:rPr>
-        <w:t>și</w:t>
-      </w:r>
-      <w:proofErr w:type="spellEnd"/>
-      <w:r>
-        <w:rPr>
-          <w:rFonts w:ascii="Times New Roman" w:hAnsi="Times New Roman" w:cs="Times New Roman"/>
-        </w:rPr>
-        <w:t xml:space="preserve"> </w:t>
-      </w:r>
-      <w:proofErr w:type="spellStart"/>
-      <w:r>
-        <w:rPr>
-          <w:rFonts w:ascii="Times New Roman" w:hAnsi="Times New Roman" w:cs="Times New Roman"/>
-        </w:rPr>
-        <w:t>meciurile</w:t>
-      </w:r>
-      <w:proofErr w:type="spellEnd"/>
-      <w:r>
-        <w:rPr>
-          <w:rFonts w:ascii="Times New Roman" w:hAnsi="Times New Roman" w:cs="Times New Roman"/>
-        </w:rPr>
-        <w:t xml:space="preserve"> </w:t>
-      </w:r>
-      <w:proofErr w:type="spellStart"/>
-      <w:r>
-        <w:rPr>
-          <w:rFonts w:ascii="Times New Roman" w:hAnsi="Times New Roman" w:cs="Times New Roman"/>
-        </w:rPr>
-        <w:t>programate</w:t>
-      </w:r>
-      <w:proofErr w:type="spellEnd"/>
-      <w:r>
-        <w:rPr>
-          <w:rFonts w:ascii="Times New Roman" w:hAnsi="Times New Roman" w:cs="Times New Roman"/>
-        </w:rPr>
-        <w:t>.</w:t>
+      <w:r>
+        <w:rPr>
+          <w:rFonts w:ascii="Times New Roman" w:hAnsi="Times New Roman" w:cs="Times New Roman"/>
+        </w:rPr>
+        <w:t>Relații: Aparține de Championship, este legată de un Season, un Stadium, lotul de jucători, colectivul tehnic și meciurile programate.</w:t>
       </w:r>
     </w:p>
     <w:p>
@@ -2948,105 +2448,7 @@
         <w:rPr>
           <w:rFonts w:ascii="Times New Roman" w:hAnsi="Times New Roman" w:cs="Times New Roman"/>
         </w:rPr>
-        <w:t xml:space="preserve">Rol: </w:t>
-      </w:r>
-      <w:proofErr w:type="spellStart"/>
-      <w:r>
-        <w:rPr>
-          <w:rFonts w:ascii="Times New Roman" w:hAnsi="Times New Roman" w:cs="Times New Roman"/>
-        </w:rPr>
-        <w:t>Definește</w:t>
-      </w:r>
-      <w:proofErr w:type="spellEnd"/>
-      <w:r>
-        <w:rPr>
-          <w:rFonts w:ascii="Times New Roman" w:hAnsi="Times New Roman" w:cs="Times New Roman"/>
-        </w:rPr>
-        <w:t xml:space="preserve"> </w:t>
-      </w:r>
-      <w:proofErr w:type="spellStart"/>
-      <w:r>
-        <w:rPr>
-          <w:rFonts w:ascii="Times New Roman" w:hAnsi="Times New Roman" w:cs="Times New Roman"/>
-        </w:rPr>
-        <w:t>cadrul</w:t>
-      </w:r>
-      <w:proofErr w:type="spellEnd"/>
-      <w:r>
-        <w:rPr>
-          <w:rFonts w:ascii="Times New Roman" w:hAnsi="Times New Roman" w:cs="Times New Roman"/>
-        </w:rPr>
-        <w:t xml:space="preserve"> temporal </w:t>
-      </w:r>
-      <w:proofErr w:type="spellStart"/>
-      <w:r>
-        <w:rPr>
-          <w:rFonts w:ascii="Times New Roman" w:hAnsi="Times New Roman" w:cs="Times New Roman"/>
-        </w:rPr>
-        <w:t>și</w:t>
-      </w:r>
-      <w:proofErr w:type="spellEnd"/>
-      <w:r>
-        <w:rPr>
-          <w:rFonts w:ascii="Times New Roman" w:hAnsi="Times New Roman" w:cs="Times New Roman"/>
-        </w:rPr>
-        <w:t xml:space="preserve"> </w:t>
-      </w:r>
-      <w:proofErr w:type="spellStart"/>
-      <w:r>
-        <w:rPr>
-          <w:rFonts w:ascii="Times New Roman" w:hAnsi="Times New Roman" w:cs="Times New Roman"/>
-        </w:rPr>
-        <w:t>organizatoric</w:t>
-      </w:r>
-      <w:proofErr w:type="spellEnd"/>
-      <w:r>
-        <w:rPr>
-          <w:rFonts w:ascii="Times New Roman" w:hAnsi="Times New Roman" w:cs="Times New Roman"/>
-        </w:rPr>
-        <w:t xml:space="preserve"> al </w:t>
-      </w:r>
-      <w:proofErr w:type="spellStart"/>
-      <w:r>
-        <w:rPr>
-          <w:rFonts w:ascii="Times New Roman" w:hAnsi="Times New Roman" w:cs="Times New Roman"/>
-        </w:rPr>
-        <w:t>unei</w:t>
-      </w:r>
-      <w:proofErr w:type="spellEnd"/>
-      <w:r>
-        <w:rPr>
-          <w:rFonts w:ascii="Times New Roman" w:hAnsi="Times New Roman" w:cs="Times New Roman"/>
-        </w:rPr>
-        <w:t xml:space="preserve"> </w:t>
-      </w:r>
-      <w:proofErr w:type="spellStart"/>
-      <w:r>
-        <w:rPr>
-          <w:rFonts w:ascii="Times New Roman" w:hAnsi="Times New Roman" w:cs="Times New Roman"/>
-        </w:rPr>
-        <w:t>ediții</w:t>
-      </w:r>
-      <w:proofErr w:type="spellEnd"/>
-      <w:r>
-        <w:rPr>
-          <w:rFonts w:ascii="Times New Roman" w:hAnsi="Times New Roman" w:cs="Times New Roman"/>
-        </w:rPr>
-        <w:t xml:space="preserve"> </w:t>
-      </w:r>
-      <w:proofErr w:type="spellStart"/>
-      <w:r>
-        <w:rPr>
-          <w:rFonts w:ascii="Times New Roman" w:hAnsi="Times New Roman" w:cs="Times New Roman"/>
-        </w:rPr>
-        <w:t>competiționale</w:t>
-      </w:r>
-      <w:proofErr w:type="spellEnd"/>
-      <w:r>
-        <w:rPr>
-          <w:rFonts w:ascii="Times New Roman" w:hAnsi="Times New Roman" w:cs="Times New Roman"/>
-        </w:rPr>
-        <w:t>.</w:t>
+        <w:t>Rol: Definește cadrul temporal și organizatoric al unei ediții competiționale.</w:t>
       </w:r>
     </w:p>
     <w:p>
@@ -3059,89 +2461,11 @@
           <w:rFonts w:ascii="Times New Roman" w:hAnsi="Times New Roman" w:cs="Times New Roman"/>
         </w:rPr>
       </w:pPr>
-      <w:proofErr w:type="spellStart"/>
-      <w:r>
-        <w:rPr>
-          <w:rFonts w:ascii="Times New Roman" w:hAnsi="Times New Roman" w:cs="Times New Roman"/>
-        </w:rPr>
-        <w:t>Atribute</w:t>
-      </w:r>
-      <w:proofErr w:type="spellEnd"/>
-      <w:r>
-        <w:rPr>
-          <w:rFonts w:ascii="Times New Roman" w:hAnsi="Times New Roman" w:cs="Times New Roman"/>
-        </w:rPr>
-        <w:t xml:space="preserve">: </w:t>
-      </w:r>
-      <w:proofErr w:type="spellStart"/>
-      <w:r>
-        <w:rPr>
-          <w:rFonts w:ascii="Times New Roman" w:hAnsi="Times New Roman" w:cs="Times New Roman"/>
-        </w:rPr>
-        <w:t>season_id</w:t>
-      </w:r>
-      <w:proofErr w:type="spellEnd"/>
-      <w:r>
-        <w:rPr>
-          <w:rFonts w:ascii="Times New Roman" w:hAnsi="Times New Roman" w:cs="Times New Roman"/>
-        </w:rPr>
-        <w:t xml:space="preserve">, year, </w:t>
-      </w:r>
-      <w:proofErr w:type="spellStart"/>
-      <w:r>
-        <w:rPr>
-          <w:rFonts w:ascii="Times New Roman" w:hAnsi="Times New Roman" w:cs="Times New Roman"/>
-        </w:rPr>
-        <w:t>date_start</w:t>
-      </w:r>
-      <w:proofErr w:type="spellEnd"/>
-      <w:r>
-        <w:rPr>
-          <w:rFonts w:ascii="Times New Roman" w:hAnsi="Times New Roman" w:cs="Times New Roman"/>
-        </w:rPr>
-        <w:t xml:space="preserve"> / </w:t>
-      </w:r>
-      <w:proofErr w:type="spellStart"/>
-      <w:r>
-        <w:rPr>
-          <w:rFonts w:ascii="Times New Roman" w:hAnsi="Times New Roman" w:cs="Times New Roman"/>
-        </w:rPr>
-        <w:t>date_end</w:t>
-      </w:r>
-      <w:proofErr w:type="spellEnd"/>
-      <w:r>
-        <w:rPr>
-          <w:rFonts w:ascii="Times New Roman" w:hAnsi="Times New Roman" w:cs="Times New Roman"/>
-        </w:rPr>
-        <w:t xml:space="preserve">, </w:t>
-      </w:r>
-      <w:proofErr w:type="spellStart"/>
-      <w:r>
-        <w:rPr>
-          <w:rFonts w:ascii="Times New Roman" w:hAnsi="Times New Roman" w:cs="Times New Roman"/>
-        </w:rPr>
-        <w:t>transfer_window</w:t>
-      </w:r>
-      <w:proofErr w:type="spellEnd"/>
-      <w:r>
-        <w:rPr>
-          <w:rFonts w:ascii="Times New Roman" w:hAnsi="Times New Roman" w:cs="Times New Roman"/>
-        </w:rPr>
-        <w:t xml:space="preserve">, </w:t>
-      </w:r>
-      <w:proofErr w:type="spellStart"/>
-      <w:r>
-        <w:rPr>
-          <w:rFonts w:ascii="Times New Roman" w:hAnsi="Times New Roman" w:cs="Times New Roman"/>
-        </w:rPr>
-        <w:t>fixture_id</w:t>
-      </w:r>
-      <w:proofErr w:type="spellEnd"/>
-      <w:r>
-        <w:rPr>
-          <w:rFonts w:ascii="Times New Roman" w:hAnsi="Times New Roman" w:cs="Times New Roman"/>
-        </w:rPr>
-        <w:t>.</w:t>
+      <w:r>
+        <w:rPr>
+          <w:rFonts w:ascii="Times New Roman" w:hAnsi="Times New Roman" w:cs="Times New Roman"/>
+        </w:rPr>
+        <w:t>Atribute: season_id, year, date_start / date_end, transfer_window, fixture_id.</w:t>
       </w:r>
     </w:p>
     <w:p>
@@ -3171,91 +2495,7 @@
         <w:rPr>
           <w:rFonts w:ascii="Times New Roman" w:hAnsi="Times New Roman" w:cs="Times New Roman"/>
         </w:rPr>
-        <w:t xml:space="preserve">Rol: </w:t>
-      </w:r>
-      <w:proofErr w:type="spellStart"/>
-      <w:r>
-        <w:rPr>
-          <w:rFonts w:ascii="Times New Roman" w:hAnsi="Times New Roman" w:cs="Times New Roman"/>
-        </w:rPr>
-        <w:t>Centralizează</w:t>
-      </w:r>
-      <w:proofErr w:type="spellEnd"/>
-      <w:r>
-        <w:rPr>
-          <w:rFonts w:ascii="Times New Roman" w:hAnsi="Times New Roman" w:cs="Times New Roman"/>
-        </w:rPr>
-        <w:t xml:space="preserve"> </w:t>
-      </w:r>
-      <w:proofErr w:type="spellStart"/>
-      <w:r>
-        <w:rPr>
-          <w:rFonts w:ascii="Times New Roman" w:hAnsi="Times New Roman" w:cs="Times New Roman"/>
-        </w:rPr>
-        <w:t>partidele</w:t>
-      </w:r>
-      <w:proofErr w:type="spellEnd"/>
-      <w:r>
-        <w:rPr>
-          <w:rFonts w:ascii="Times New Roman" w:hAnsi="Times New Roman" w:cs="Times New Roman"/>
-        </w:rPr>
-        <w:t xml:space="preserve"> </w:t>
-      </w:r>
-      <w:proofErr w:type="spellStart"/>
-      <w:r>
-        <w:rPr>
-          <w:rFonts w:ascii="Times New Roman" w:hAnsi="Times New Roman" w:cs="Times New Roman"/>
-        </w:rPr>
-        <w:t>programate</w:t>
-      </w:r>
-      <w:proofErr w:type="spellEnd"/>
-      <w:r>
-        <w:rPr>
-          <w:rFonts w:ascii="Times New Roman" w:hAnsi="Times New Roman" w:cs="Times New Roman"/>
-        </w:rPr>
-        <w:t xml:space="preserve"> </w:t>
-      </w:r>
-      <w:proofErr w:type="spellStart"/>
-      <w:r>
-        <w:rPr>
-          <w:rFonts w:ascii="Times New Roman" w:hAnsi="Times New Roman" w:cs="Times New Roman"/>
-        </w:rPr>
-        <w:t>în</w:t>
-      </w:r>
-      <w:proofErr w:type="spellEnd"/>
-      <w:r>
-        <w:rPr>
-          <w:rFonts w:ascii="Times New Roman" w:hAnsi="Times New Roman" w:cs="Times New Roman"/>
-        </w:rPr>
-        <w:t xml:space="preserve"> </w:t>
-      </w:r>
-      <w:proofErr w:type="spellStart"/>
-      <w:r>
-        <w:rPr>
-          <w:rFonts w:ascii="Times New Roman" w:hAnsi="Times New Roman" w:cs="Times New Roman"/>
-        </w:rPr>
-        <w:t>cadrul</w:t>
-      </w:r>
-      <w:proofErr w:type="spellEnd"/>
-      <w:r>
-        <w:rPr>
-          <w:rFonts w:ascii="Times New Roman" w:hAnsi="Times New Roman" w:cs="Times New Roman"/>
-        </w:rPr>
-        <w:t xml:space="preserve"> </w:t>
-      </w:r>
-      <w:proofErr w:type="spellStart"/>
-      <w:r>
-        <w:rPr>
-          <w:rFonts w:ascii="Times New Roman" w:hAnsi="Times New Roman" w:cs="Times New Roman"/>
-        </w:rPr>
-        <w:t>etapelor</w:t>
-      </w:r>
-      <w:proofErr w:type="spellEnd"/>
-      <w:r>
-        <w:rPr>
-          <w:rFonts w:ascii="Times New Roman" w:hAnsi="Times New Roman" w:cs="Times New Roman"/>
-        </w:rPr>
-        <w:t>.</w:t>
+        <w:t>Rol: Centralizează partidele programate în cadrul etapelor.</w:t>
       </w:r>
     </w:p>
     <w:p>
@@ -3268,19 +2508,11 @@
           <w:rFonts w:ascii="Times New Roman" w:hAnsi="Times New Roman" w:cs="Times New Roman"/>
         </w:rPr>
       </w:pPr>
-      <w:proofErr w:type="spellStart"/>
-      <w:r>
-        <w:rPr>
-          <w:rFonts w:ascii="Times New Roman" w:hAnsi="Times New Roman" w:cs="Times New Roman"/>
-        </w:rPr>
-        <w:t>Atribute</w:t>
-      </w:r>
-      <w:proofErr w:type="spellEnd"/>
-      <w:r>
-        <w:rPr>
-          <w:rFonts w:ascii="Times New Roman" w:hAnsi="Times New Roman" w:cs="Times New Roman"/>
-        </w:rPr>
-        <w:t>: id, date, time.</w:t>
+      <w:r>
+        <w:rPr>
+          <w:rFonts w:ascii="Times New Roman" w:hAnsi="Times New Roman" w:cs="Times New Roman"/>
+        </w:rPr>
+        <w:t>Atribute: id, date, time.</w:t>
       </w:r>
     </w:p>
     <w:p>
@@ -3293,131 +2525,11 @@
           <w:rFonts w:ascii="Times New Roman" w:hAnsi="Times New Roman" w:cs="Times New Roman"/>
         </w:rPr>
       </w:pPr>
-      <w:proofErr w:type="spellStart"/>
-      <w:r>
-        <w:rPr>
-          <w:rFonts w:ascii="Times New Roman" w:hAnsi="Times New Roman" w:cs="Times New Roman"/>
-        </w:rPr>
-        <w:t>Relații</w:t>
-      </w:r>
-      <w:proofErr w:type="spellEnd"/>
-      <w:r>
-        <w:rPr>
-          <w:rFonts w:ascii="Times New Roman" w:hAnsi="Times New Roman" w:cs="Times New Roman"/>
-        </w:rPr>
-        <w:t xml:space="preserve">: </w:t>
-      </w:r>
-      <w:proofErr w:type="spellStart"/>
-      <w:r>
-        <w:rPr>
-          <w:rFonts w:ascii="Times New Roman" w:hAnsi="Times New Roman" w:cs="Times New Roman"/>
-        </w:rPr>
-        <w:t>Conectează</w:t>
-      </w:r>
-      <w:proofErr w:type="spellEnd"/>
-      <w:r>
-        <w:rPr>
-          <w:rFonts w:ascii="Times New Roman" w:hAnsi="Times New Roman" w:cs="Times New Roman"/>
-        </w:rPr>
-        <w:t xml:space="preserve"> </w:t>
-      </w:r>
-      <w:proofErr w:type="spellStart"/>
-      <w:r>
-        <w:rPr>
-          <w:rFonts w:ascii="Times New Roman" w:hAnsi="Times New Roman" w:cs="Times New Roman"/>
-        </w:rPr>
-        <w:t>echipele</w:t>
-      </w:r>
-      <w:proofErr w:type="spellEnd"/>
-      <w:r>
-        <w:rPr>
-          <w:rFonts w:ascii="Times New Roman" w:hAnsi="Times New Roman" w:cs="Times New Roman"/>
-        </w:rPr>
-        <w:t xml:space="preserve"> </w:t>
-      </w:r>
-      <w:proofErr w:type="spellStart"/>
-      <w:r>
-        <w:rPr>
-          <w:rFonts w:ascii="Times New Roman" w:hAnsi="Times New Roman" w:cs="Times New Roman"/>
-        </w:rPr>
-        <w:t>participante</w:t>
-      </w:r>
-      <w:proofErr w:type="spellEnd"/>
-      <w:r>
-        <w:rPr>
-          <w:rFonts w:ascii="Times New Roman" w:hAnsi="Times New Roman" w:cs="Times New Roman"/>
-        </w:rPr>
-        <w:t xml:space="preserve">, </w:t>
-      </w:r>
-      <w:proofErr w:type="spellStart"/>
-      <w:r>
-        <w:rPr>
-          <w:rFonts w:ascii="Times New Roman" w:hAnsi="Times New Roman" w:cs="Times New Roman"/>
-        </w:rPr>
-        <w:t>sezonul</w:t>
-      </w:r>
-      <w:proofErr w:type="spellEnd"/>
-      <w:r>
-        <w:rPr>
-          <w:rFonts w:ascii="Times New Roman" w:hAnsi="Times New Roman" w:cs="Times New Roman"/>
-        </w:rPr>
-        <w:t xml:space="preserve"> </w:t>
-      </w:r>
-      <w:proofErr w:type="spellStart"/>
-      <w:r>
-        <w:rPr>
-          <w:rFonts w:ascii="Times New Roman" w:hAnsi="Times New Roman" w:cs="Times New Roman"/>
-        </w:rPr>
-        <w:t>aferent</w:t>
-      </w:r>
-      <w:proofErr w:type="spellEnd"/>
-      <w:r>
-        <w:rPr>
-          <w:rFonts w:ascii="Times New Roman" w:hAnsi="Times New Roman" w:cs="Times New Roman"/>
-        </w:rPr>
-        <w:t xml:space="preserve"> </w:t>
-      </w:r>
-      <w:proofErr w:type="spellStart"/>
-      <w:r>
-        <w:rPr>
-          <w:rFonts w:ascii="Times New Roman" w:hAnsi="Times New Roman" w:cs="Times New Roman"/>
-        </w:rPr>
-        <w:t>și</w:t>
-      </w:r>
-      <w:proofErr w:type="spellEnd"/>
-      <w:r>
-        <w:rPr>
-          <w:rFonts w:ascii="Times New Roman" w:hAnsi="Times New Roman" w:cs="Times New Roman"/>
-        </w:rPr>
-        <w:t xml:space="preserve"> </w:t>
-      </w:r>
-      <w:proofErr w:type="spellStart"/>
-      <w:r>
-        <w:rPr>
-          <w:rFonts w:ascii="Times New Roman" w:hAnsi="Times New Roman" w:cs="Times New Roman"/>
-        </w:rPr>
-        <w:t>arbitrii</w:t>
-      </w:r>
-      <w:proofErr w:type="spellEnd"/>
-      <w:r>
-        <w:rPr>
-          <w:rFonts w:ascii="Times New Roman" w:hAnsi="Times New Roman" w:cs="Times New Roman"/>
-        </w:rPr>
-        <w:t xml:space="preserve"> </w:t>
-      </w:r>
-      <w:proofErr w:type="spellStart"/>
-      <w:r>
-        <w:rPr>
-          <w:rFonts w:ascii="Times New Roman" w:hAnsi="Times New Roman" w:cs="Times New Roman"/>
-        </w:rPr>
-        <w:t>delegați</w:t>
-      </w:r>
-      <w:proofErr w:type="spellEnd"/>
-      <w:r>
-        <w:rPr>
-          <w:rFonts w:ascii="Times New Roman" w:hAnsi="Times New Roman" w:cs="Times New Roman"/>
-        </w:rPr>
-        <w:t>.</w:t>
+      <w:r>
+        <w:rPr>
+          <w:rFonts w:ascii="Times New Roman" w:hAnsi="Times New Roman" w:cs="Times New Roman"/>
+        </w:rPr>
+        <w:t>Relații: Conectează echipele participante, sezonul aferent și arbitrii delegați.</w:t>
       </w:r>
     </w:p>
     <w:p>
@@ -3447,91 +2559,7 @@
         <w:rPr>
           <w:rFonts w:ascii="Times New Roman" w:hAnsi="Times New Roman" w:cs="Times New Roman"/>
         </w:rPr>
-        <w:t xml:space="preserve">Rol: </w:t>
-      </w:r>
-      <w:proofErr w:type="spellStart"/>
-      <w:r>
-        <w:rPr>
-          <w:rFonts w:ascii="Times New Roman" w:hAnsi="Times New Roman" w:cs="Times New Roman"/>
-        </w:rPr>
-        <w:t>Contorizează</w:t>
-      </w:r>
-      <w:proofErr w:type="spellEnd"/>
-      <w:r>
-        <w:rPr>
-          <w:rFonts w:ascii="Times New Roman" w:hAnsi="Times New Roman" w:cs="Times New Roman"/>
-        </w:rPr>
-        <w:t xml:space="preserve"> </w:t>
-      </w:r>
-      <w:proofErr w:type="spellStart"/>
-      <w:r>
-        <w:rPr>
-          <w:rFonts w:ascii="Times New Roman" w:hAnsi="Times New Roman" w:cs="Times New Roman"/>
-        </w:rPr>
-        <w:t>informațiile</w:t>
-      </w:r>
-      <w:proofErr w:type="spellEnd"/>
-      <w:r>
-        <w:rPr>
-          <w:rFonts w:ascii="Times New Roman" w:hAnsi="Times New Roman" w:cs="Times New Roman"/>
-        </w:rPr>
-        <w:t xml:space="preserve"> </w:t>
-      </w:r>
-      <w:proofErr w:type="spellStart"/>
-      <w:r>
-        <w:rPr>
-          <w:rFonts w:ascii="Times New Roman" w:hAnsi="Times New Roman" w:cs="Times New Roman"/>
-        </w:rPr>
-        <w:t>despre</w:t>
-      </w:r>
-      <w:proofErr w:type="spellEnd"/>
-      <w:r>
-        <w:rPr>
-          <w:rFonts w:ascii="Times New Roman" w:hAnsi="Times New Roman" w:cs="Times New Roman"/>
-        </w:rPr>
-        <w:t xml:space="preserve"> </w:t>
-      </w:r>
-      <w:proofErr w:type="spellStart"/>
-      <w:r>
-        <w:rPr>
-          <w:rFonts w:ascii="Times New Roman" w:hAnsi="Times New Roman" w:cs="Times New Roman"/>
-        </w:rPr>
-        <w:t>infrastructura</w:t>
-      </w:r>
-      <w:proofErr w:type="spellEnd"/>
-      <w:r>
-        <w:rPr>
-          <w:rFonts w:ascii="Times New Roman" w:hAnsi="Times New Roman" w:cs="Times New Roman"/>
-        </w:rPr>
-        <w:t xml:space="preserve"> </w:t>
-      </w:r>
-      <w:proofErr w:type="spellStart"/>
-      <w:r>
-        <w:rPr>
-          <w:rFonts w:ascii="Times New Roman" w:hAnsi="Times New Roman" w:cs="Times New Roman"/>
-        </w:rPr>
-        <w:t>sportivă</w:t>
-      </w:r>
-      <w:proofErr w:type="spellEnd"/>
-      <w:r>
-        <w:rPr>
-          <w:rFonts w:ascii="Times New Roman" w:hAnsi="Times New Roman" w:cs="Times New Roman"/>
-        </w:rPr>
-        <w:t xml:space="preserve"> a </w:t>
-      </w:r>
-      <w:proofErr w:type="spellStart"/>
-      <w:r>
-        <w:rPr>
-          <w:rFonts w:ascii="Times New Roman" w:hAnsi="Times New Roman" w:cs="Times New Roman"/>
-        </w:rPr>
-        <w:t>cluburilor</w:t>
-      </w:r>
-      <w:proofErr w:type="spellEnd"/>
-      <w:r>
-        <w:rPr>
-          <w:rFonts w:ascii="Times New Roman" w:hAnsi="Times New Roman" w:cs="Times New Roman"/>
-        </w:rPr>
-        <w:t>.</w:t>
+        <w:t>Rol: Contorizează informațiile despre infrastructura sportivă a cluburilor.</w:t>
       </w:r>
     </w:p>
     <w:p>
@@ -3544,35 +2572,12 @@
           <w:rFonts w:ascii="Times New Roman" w:hAnsi="Times New Roman" w:cs="Times New Roman"/>
         </w:rPr>
       </w:pPr>
-      <w:proofErr w:type="spellStart"/>
-      <w:r>
-        <w:rPr>
-          <w:rFonts w:ascii="Times New Roman" w:hAnsi="Times New Roman" w:cs="Times New Roman"/>
-        </w:rPr>
-        <w:t>Atribute</w:t>
-      </w:r>
-      <w:proofErr w:type="spellEnd"/>
-      <w:r>
-        <w:rPr>
-          <w:rFonts w:ascii="Times New Roman" w:hAnsi="Times New Roman" w:cs="Times New Roman"/>
-        </w:rPr>
-        <w:t xml:space="preserve">: id, </w:t>
-      </w:r>
-      <w:proofErr w:type="spellStart"/>
-      <w:r>
-        <w:rPr>
-          <w:rFonts w:ascii="Times New Roman" w:hAnsi="Times New Roman" w:cs="Times New Roman"/>
-        </w:rPr>
-        <w:t>staium_name</w:t>
-      </w:r>
-      <w:proofErr w:type="spellEnd"/>
-      <w:r>
-        <w:rPr>
-          <w:rFonts w:ascii="Times New Roman" w:hAnsi="Times New Roman" w:cs="Times New Roman"/>
-        </w:rPr>
-        <w:t xml:space="preserve">, </w:t>
-      </w:r>
-      <w:proofErr w:type="spellStart"/>
+      <w:r>
+        <w:rPr>
+          <w:rFonts w:ascii="Times New Roman" w:hAnsi="Times New Roman" w:cs="Times New Roman"/>
+        </w:rPr>
+        <w:t xml:space="preserve">Atribute: id, staium_name, </w:t>
+      </w:r>
       <w:r>
         <w:rPr>
           <w:rFonts w:ascii="Times New Roman" w:hAnsi="Times New Roman" w:cs="Times New Roman"/>
@@ -3583,14 +2588,7 @@
         <w:rPr>
           <w:rFonts w:ascii="Times New Roman" w:hAnsi="Times New Roman" w:cs="Times New Roman"/>
         </w:rPr>
-        <w:t>capacity</w:t>
-      </w:r>
-      <w:proofErr w:type="spellEnd"/>
-      <w:r>
-        <w:rPr>
-          <w:rFonts w:ascii="Times New Roman" w:hAnsi="Times New Roman" w:cs="Times New Roman"/>
-        </w:rPr>
-        <w:t>.</w:t>
+        <w:t>capacity.</w:t>
       </w:r>
     </w:p>
     <w:p>
@@ -3620,77 +2618,7 @@
         <w:rPr>
           <w:rFonts w:ascii="Times New Roman" w:hAnsi="Times New Roman" w:cs="Times New Roman"/>
         </w:rPr>
-        <w:t xml:space="preserve">Rol: </w:t>
-      </w:r>
-      <w:proofErr w:type="spellStart"/>
-      <w:r>
-        <w:rPr>
-          <w:rFonts w:ascii="Times New Roman" w:hAnsi="Times New Roman" w:cs="Times New Roman"/>
-        </w:rPr>
-        <w:t>Retine</w:t>
-      </w:r>
-      <w:proofErr w:type="spellEnd"/>
-      <w:r>
-        <w:rPr>
-          <w:rFonts w:ascii="Times New Roman" w:hAnsi="Times New Roman" w:cs="Times New Roman"/>
-        </w:rPr>
-        <w:t xml:space="preserve"> </w:t>
-      </w:r>
-      <w:proofErr w:type="spellStart"/>
-      <w:r>
-        <w:rPr>
-          <w:rFonts w:ascii="Times New Roman" w:hAnsi="Times New Roman" w:cs="Times New Roman"/>
-        </w:rPr>
-        <w:t>datele</w:t>
-      </w:r>
-      <w:proofErr w:type="spellEnd"/>
-      <w:r>
-        <w:rPr>
-          <w:rFonts w:ascii="Times New Roman" w:hAnsi="Times New Roman" w:cs="Times New Roman"/>
-        </w:rPr>
-        <w:t xml:space="preserve"> </w:t>
-      </w:r>
-      <w:proofErr w:type="spellStart"/>
-      <w:r>
-        <w:rPr>
-          <w:rFonts w:ascii="Times New Roman" w:hAnsi="Times New Roman" w:cs="Times New Roman"/>
-        </w:rPr>
-        <w:t>personale</w:t>
-      </w:r>
-      <w:proofErr w:type="spellEnd"/>
-      <w:r>
-        <w:rPr>
-          <w:rFonts w:ascii="Times New Roman" w:hAnsi="Times New Roman" w:cs="Times New Roman"/>
-        </w:rPr>
-        <w:t xml:space="preserve"> </w:t>
-      </w:r>
-      <w:proofErr w:type="spellStart"/>
-      <w:r>
-        <w:rPr>
-          <w:rFonts w:ascii="Times New Roman" w:hAnsi="Times New Roman" w:cs="Times New Roman"/>
-        </w:rPr>
-        <w:t>și</w:t>
-      </w:r>
-      <w:proofErr w:type="spellEnd"/>
-      <w:r>
-        <w:rPr>
-          <w:rFonts w:ascii="Times New Roman" w:hAnsi="Times New Roman" w:cs="Times New Roman"/>
-        </w:rPr>
-        <w:t xml:space="preserve"> sportive ale </w:t>
-      </w:r>
-      <w:proofErr w:type="spellStart"/>
-      <w:r>
-        <w:rPr>
-          <w:rFonts w:ascii="Times New Roman" w:hAnsi="Times New Roman" w:cs="Times New Roman"/>
-        </w:rPr>
-        <w:t>fotbaliștilor</w:t>
-      </w:r>
-      <w:proofErr w:type="spellEnd"/>
-      <w:r>
-        <w:rPr>
-          <w:rFonts w:ascii="Times New Roman" w:hAnsi="Times New Roman" w:cs="Times New Roman"/>
-        </w:rPr>
-        <w:t>.</w:t>
+        <w:t>Rol: Retine datele personale și sportive ale fotbaliștilor.</w:t>
       </w:r>
     </w:p>
     <w:p>
@@ -3703,103 +2631,11 @@
           <w:rFonts w:ascii="Times New Roman" w:hAnsi="Times New Roman" w:cs="Times New Roman"/>
         </w:rPr>
       </w:pPr>
-      <w:proofErr w:type="spellStart"/>
-      <w:r>
-        <w:rPr>
-          <w:rFonts w:ascii="Times New Roman" w:hAnsi="Times New Roman" w:cs="Times New Roman"/>
-        </w:rPr>
-        <w:t>Atribute</w:t>
-      </w:r>
-      <w:proofErr w:type="spellEnd"/>
-      <w:r>
-        <w:rPr>
-          <w:rFonts w:ascii="Times New Roman" w:hAnsi="Times New Roman" w:cs="Times New Roman"/>
-        </w:rPr>
-        <w:t xml:space="preserve">: </w:t>
-      </w:r>
-      <w:proofErr w:type="spellStart"/>
-      <w:r>
-        <w:rPr>
-          <w:rFonts w:ascii="Times New Roman" w:hAnsi="Times New Roman" w:cs="Times New Roman"/>
-        </w:rPr>
-        <w:t>player_id</w:t>
-      </w:r>
-      <w:proofErr w:type="spellEnd"/>
-      <w:r>
-        <w:rPr>
-          <w:rFonts w:ascii="Times New Roman" w:hAnsi="Times New Roman" w:cs="Times New Roman"/>
-        </w:rPr>
-        <w:t xml:space="preserve">, </w:t>
-      </w:r>
-      <w:proofErr w:type="spellStart"/>
-      <w:r>
-        <w:rPr>
-          <w:rFonts w:ascii="Times New Roman" w:hAnsi="Times New Roman" w:cs="Times New Roman"/>
-        </w:rPr>
-        <w:t>player_name</w:t>
-      </w:r>
-      <w:proofErr w:type="spellEnd"/>
-      <w:r>
-        <w:rPr>
-          <w:rFonts w:ascii="Times New Roman" w:hAnsi="Times New Roman" w:cs="Times New Roman"/>
-        </w:rPr>
-        <w:t xml:space="preserve">, age, </w:t>
-      </w:r>
-      <w:proofErr w:type="spellStart"/>
-      <w:r>
-        <w:rPr>
-          <w:rFonts w:ascii="Times New Roman" w:hAnsi="Times New Roman" w:cs="Times New Roman"/>
-        </w:rPr>
-        <w:t>player_position</w:t>
-      </w:r>
-      <w:proofErr w:type="spellEnd"/>
-      <w:r>
-        <w:rPr>
-          <w:rFonts w:ascii="Times New Roman" w:hAnsi="Times New Roman" w:cs="Times New Roman"/>
-        </w:rPr>
-        <w:t xml:space="preserve">, </w:t>
-      </w:r>
-      <w:proofErr w:type="spellStart"/>
-      <w:r>
-        <w:rPr>
-          <w:rFonts w:ascii="Times New Roman" w:hAnsi="Times New Roman" w:cs="Times New Roman"/>
-        </w:rPr>
-        <w:t>shirt_number</w:t>
-      </w:r>
-      <w:proofErr w:type="spellEnd"/>
-      <w:r>
-        <w:rPr>
-          <w:rFonts w:ascii="Times New Roman" w:hAnsi="Times New Roman" w:cs="Times New Roman"/>
-        </w:rPr>
-        <w:t xml:space="preserve">, </w:t>
-      </w:r>
-      <w:proofErr w:type="spellStart"/>
-      <w:r>
-        <w:rPr>
-          <w:rFonts w:ascii="Times New Roman" w:hAnsi="Times New Roman" w:cs="Times New Roman"/>
-        </w:rPr>
-        <w:t>player_value</w:t>
-      </w:r>
-      <w:proofErr w:type="spellEnd"/>
-      <w:r>
-        <w:rPr>
-          <w:rFonts w:ascii="Times New Roman" w:hAnsi="Times New Roman" w:cs="Times New Roman"/>
-        </w:rPr>
-        <w:t xml:space="preserve">, </w:t>
-      </w:r>
-      <w:proofErr w:type="spellStart"/>
-      <w:r>
-        <w:rPr>
-          <w:rFonts w:ascii="Times New Roman" w:hAnsi="Times New Roman" w:cs="Times New Roman"/>
-        </w:rPr>
-        <w:t>games_played</w:t>
-      </w:r>
-      <w:proofErr w:type="spellEnd"/>
-      <w:r>
-        <w:rPr>
-          <w:rFonts w:ascii="Times New Roman" w:hAnsi="Times New Roman" w:cs="Times New Roman"/>
-        </w:rPr>
-        <w:t>.</w:t>
+      <w:r>
+        <w:rPr>
+          <w:rFonts w:ascii="Times New Roman" w:hAnsi="Times New Roman" w:cs="Times New Roman"/>
+        </w:rPr>
+        <w:t>Atribute: player_id, player_name, age, player_position, shirt_number, player_value, games_played.</w:t>
       </w:r>
     </w:p>
     <w:p>
@@ -3812,193 +2648,24 @@
           <w:rFonts w:ascii="Times New Roman" w:hAnsi="Times New Roman" w:cs="Times New Roman"/>
         </w:rPr>
       </w:pPr>
-      <w:proofErr w:type="spellStart"/>
-      <w:r>
-        <w:rPr>
-          <w:rFonts w:ascii="Times New Roman" w:hAnsi="Times New Roman" w:cs="Times New Roman"/>
-        </w:rPr>
-        <w:t>Relații</w:t>
-      </w:r>
-      <w:proofErr w:type="spellEnd"/>
-      <w:r>
-        <w:rPr>
-          <w:rFonts w:ascii="Times New Roman" w:hAnsi="Times New Roman" w:cs="Times New Roman"/>
-        </w:rPr>
-        <w:t xml:space="preserve">: </w:t>
-      </w:r>
-      <w:proofErr w:type="spellStart"/>
-      <w:r>
-        <w:rPr>
-          <w:rFonts w:ascii="Times New Roman" w:hAnsi="Times New Roman" w:cs="Times New Roman"/>
-        </w:rPr>
-        <w:t>Fiecare</w:t>
-      </w:r>
-      <w:proofErr w:type="spellEnd"/>
-      <w:r>
-        <w:rPr>
-          <w:rFonts w:ascii="Times New Roman" w:hAnsi="Times New Roman" w:cs="Times New Roman"/>
-        </w:rPr>
-        <w:t xml:space="preserve"> </w:t>
-      </w:r>
-      <w:proofErr w:type="spellStart"/>
-      <w:r>
-        <w:rPr>
-          <w:rFonts w:ascii="Times New Roman" w:hAnsi="Times New Roman" w:cs="Times New Roman"/>
-        </w:rPr>
-        <w:t>echipă</w:t>
-      </w:r>
-      <w:proofErr w:type="spellEnd"/>
-      <w:r>
-        <w:rPr>
-          <w:rFonts w:ascii="Times New Roman" w:hAnsi="Times New Roman" w:cs="Times New Roman"/>
-        </w:rPr>
-        <w:t xml:space="preserve"> are un lot de minim 17 </w:t>
-      </w:r>
-      <w:proofErr w:type="spellStart"/>
-      <w:r>
-        <w:rPr>
-          <w:rFonts w:ascii="Times New Roman" w:hAnsi="Times New Roman" w:cs="Times New Roman"/>
-        </w:rPr>
-        <w:t>jucători</w:t>
-      </w:r>
-      <w:proofErr w:type="spellEnd"/>
-      <w:r>
-        <w:rPr>
-          <w:rFonts w:ascii="Times New Roman" w:hAnsi="Times New Roman" w:cs="Times New Roman"/>
-        </w:rPr>
-        <w:t xml:space="preserve">; un </w:t>
-      </w:r>
-      <w:proofErr w:type="spellStart"/>
-      <w:r>
-        <w:rPr>
-          <w:rFonts w:ascii="Times New Roman" w:hAnsi="Times New Roman" w:cs="Times New Roman"/>
-        </w:rPr>
-        <w:t>jucător</w:t>
-      </w:r>
-      <w:proofErr w:type="spellEnd"/>
-      <w:r>
-        <w:rPr>
-          <w:rFonts w:ascii="Times New Roman" w:hAnsi="Times New Roman" w:cs="Times New Roman"/>
-        </w:rPr>
-        <w:t xml:space="preserve"> are </w:t>
-      </w:r>
-      <w:proofErr w:type="spellStart"/>
-      <w:r>
-        <w:rPr>
-          <w:rFonts w:ascii="Times New Roman" w:hAnsi="Times New Roman" w:cs="Times New Roman"/>
-        </w:rPr>
-        <w:t>asociată</w:t>
-      </w:r>
-      <w:proofErr w:type="spellEnd"/>
-      <w:r>
-        <w:rPr>
-          <w:rFonts w:ascii="Times New Roman" w:hAnsi="Times New Roman" w:cs="Times New Roman"/>
-        </w:rPr>
-        <w:t xml:space="preserve"> o </w:t>
-      </w:r>
-      <w:proofErr w:type="spellStart"/>
-      <w:r>
-        <w:rPr>
-          <w:rFonts w:ascii="Times New Roman" w:hAnsi="Times New Roman" w:cs="Times New Roman"/>
-        </w:rPr>
-        <w:t>poziție</w:t>
-      </w:r>
-      <w:proofErr w:type="spellEnd"/>
-      <w:r>
-        <w:rPr>
-          <w:rFonts w:ascii="Times New Roman" w:hAnsi="Times New Roman" w:cs="Times New Roman"/>
-        </w:rPr>
-        <w:t xml:space="preserve"> </w:t>
-      </w:r>
-      <w:proofErr w:type="spellStart"/>
-      <w:r>
-        <w:rPr>
-          <w:rFonts w:ascii="Times New Roman" w:hAnsi="Times New Roman" w:cs="Times New Roman"/>
-        </w:rPr>
-        <w:t>în</w:t>
-      </w:r>
-      <w:proofErr w:type="spellEnd"/>
-      <w:r>
-        <w:rPr>
-          <w:rFonts w:ascii="Times New Roman" w:hAnsi="Times New Roman" w:cs="Times New Roman"/>
-        </w:rPr>
-        <w:t xml:space="preserve"> </w:t>
-      </w:r>
-      <w:proofErr w:type="spellStart"/>
-      <w:r>
-        <w:rPr>
-          <w:rFonts w:ascii="Times New Roman" w:hAnsi="Times New Roman" w:cs="Times New Roman"/>
-        </w:rPr>
-        <w:t>teren</w:t>
-      </w:r>
-      <w:proofErr w:type="spellEnd"/>
-      <w:r>
-        <w:rPr>
-          <w:rFonts w:ascii="Times New Roman" w:hAnsi="Times New Roman" w:cs="Times New Roman"/>
-        </w:rPr>
-        <w:t xml:space="preserve"> </w:t>
-      </w:r>
-      <w:proofErr w:type="spellStart"/>
-      <w:r>
-        <w:rPr>
-          <w:rFonts w:ascii="Times New Roman" w:hAnsi="Times New Roman" w:cs="Times New Roman"/>
-        </w:rPr>
-        <w:t>și</w:t>
-      </w:r>
-      <w:proofErr w:type="spellEnd"/>
-      <w:r>
-        <w:rPr>
-          <w:rFonts w:ascii="Times New Roman" w:hAnsi="Times New Roman" w:cs="Times New Roman"/>
-        </w:rPr>
-        <w:t xml:space="preserve"> </w:t>
-      </w:r>
-      <w:proofErr w:type="spellStart"/>
-      <w:r>
-        <w:rPr>
-          <w:rFonts w:ascii="Times New Roman" w:hAnsi="Times New Roman" w:cs="Times New Roman"/>
-        </w:rPr>
-        <w:t>statistici</w:t>
-      </w:r>
-      <w:proofErr w:type="spellEnd"/>
-      <w:r>
-        <w:rPr>
-          <w:rFonts w:ascii="Times New Roman" w:hAnsi="Times New Roman" w:cs="Times New Roman"/>
-        </w:rPr>
-        <w:t xml:space="preserve"> </w:t>
-      </w:r>
-      <w:proofErr w:type="spellStart"/>
-      <w:r>
-        <w:rPr>
-          <w:rFonts w:ascii="Times New Roman" w:hAnsi="Times New Roman" w:cs="Times New Roman"/>
-        </w:rPr>
-        <w:t>individuale</w:t>
-      </w:r>
-      <w:proofErr w:type="spellEnd"/>
-      <w:r>
-        <w:rPr>
-          <w:rFonts w:ascii="Times New Roman" w:hAnsi="Times New Roman" w:cs="Times New Roman"/>
-        </w:rPr>
-        <w:t>.</w:t>
-      </w:r>
-    </w:p>
-    <w:p>
-      <w:pPr>
-        <w:rPr>
-          <w:rFonts w:ascii="Times New Roman" w:hAnsi="Times New Roman" w:cs="Times New Roman"/>
-        </w:rPr>
-      </w:pPr>
-      <w:r>
-        <w:rPr>
-          <w:rFonts w:ascii="Times New Roman" w:hAnsi="Times New Roman" w:cs="Times New Roman"/>
-        </w:rPr>
-        <w:t xml:space="preserve">  </w:t>
-      </w:r>
-      <w:proofErr w:type="spellStart"/>
-      <w:r>
-        <w:rPr>
-          <w:rFonts w:ascii="Times New Roman" w:hAnsi="Times New Roman" w:cs="Times New Roman"/>
-        </w:rPr>
-        <w:t>Player_Position</w:t>
+      <w:r>
+        <w:rPr>
+          <w:rFonts w:ascii="Times New Roman" w:hAnsi="Times New Roman" w:cs="Times New Roman"/>
+        </w:rPr>
+        <w:t>Relații: Fiecare echipă are un lot de minim 17 jucători; un jucător are asociată o poziție în teren și statistici individuale.</w:t>
+      </w:r>
+    </w:p>
+    <w:p>
+      <w:pPr>
+        <w:rPr>
+          <w:rFonts w:ascii="Times New Roman" w:hAnsi="Times New Roman" w:cs="Times New Roman"/>
+        </w:rPr>
+      </w:pPr>
+      <w:r>
+        <w:rPr>
+          <w:rFonts w:ascii="Times New Roman" w:hAnsi="Times New Roman" w:cs="Times New Roman"/>
+        </w:rPr>
+        <w:t>  Player_Position</w:t>
       </w:r>
       <w:r>
         <w:rPr>
@@ -4006,7 +2673,6 @@
         </w:rPr>
         <w:t>s</w:t>
       </w:r>
-      <w:proofErr w:type="spellEnd"/>
       <w:r>
         <w:rPr>
           <w:rFonts w:ascii="Times New Roman" w:hAnsi="Times New Roman" w:cs="Times New Roman"/>
@@ -4028,63 +2694,19 @@
         <w:rPr>
           <w:rFonts w:ascii="Times New Roman" w:hAnsi="Times New Roman" w:cs="Times New Roman"/>
         </w:rPr>
-        <w:t xml:space="preserve">Rol: Nomenclator </w:t>
-      </w:r>
-      <w:proofErr w:type="spellStart"/>
-      <w:r>
-        <w:rPr>
-          <w:rFonts w:ascii="Times New Roman" w:hAnsi="Times New Roman" w:cs="Times New Roman"/>
-        </w:rPr>
-        <w:t>pentru</w:t>
-      </w:r>
-      <w:proofErr w:type="spellEnd"/>
-      <w:r>
-        <w:rPr>
-          <w:rFonts w:ascii="Times New Roman" w:hAnsi="Times New Roman" w:cs="Times New Roman"/>
-        </w:rPr>
-        <w:t xml:space="preserve"> </w:t>
-      </w:r>
-      <w:proofErr w:type="spellStart"/>
-      <w:r>
-        <w:rPr>
-          <w:rFonts w:ascii="Times New Roman" w:hAnsi="Times New Roman" w:cs="Times New Roman"/>
-        </w:rPr>
-        <w:t>rolurile</w:t>
-      </w:r>
-      <w:proofErr w:type="spellEnd"/>
-      <w:r>
-        <w:rPr>
-          <w:rFonts w:ascii="Times New Roman" w:hAnsi="Times New Roman" w:cs="Times New Roman"/>
-        </w:rPr>
-        <w:t xml:space="preserve"> </w:t>
-      </w:r>
-      <w:proofErr w:type="spellStart"/>
-      <w:r>
-        <w:rPr>
-          <w:rFonts w:ascii="Times New Roman" w:hAnsi="Times New Roman" w:cs="Times New Roman"/>
-        </w:rPr>
-        <w:t>tactice</w:t>
-      </w:r>
-      <w:proofErr w:type="spellEnd"/>
-      <w:r>
-        <w:rPr>
-          <w:rFonts w:ascii="Times New Roman" w:hAnsi="Times New Roman" w:cs="Times New Roman"/>
-        </w:rPr>
-        <w:t xml:space="preserve"> din </w:t>
-      </w:r>
-      <w:proofErr w:type="spellStart"/>
-      <w:r>
-        <w:rPr>
-          <w:rFonts w:ascii="Times New Roman" w:hAnsi="Times New Roman" w:cs="Times New Roman"/>
-        </w:rPr>
-        <w:t>teren</w:t>
-      </w:r>
-      <w:proofErr w:type="spellEnd"/>
-      <w:r>
-        <w:rPr>
-          <w:rFonts w:ascii="Times New Roman" w:hAnsi="Times New Roman" w:cs="Times New Roman"/>
-        </w:rPr>
-        <w:t>.</w:t>
+        <w:t xml:space="preserve">Rol: pentru </w:t>
+      </w:r>
+      <w:r>
+        <w:rPr>
+          <w:rFonts w:ascii="Times New Roman" w:hAnsi="Times New Roman" w:cs="Times New Roman"/>
+        </w:rPr>
+        <w:t>atributile si indicatiile</w:t>
+      </w:r>
+      <w:r>
+        <w:rPr>
+          <w:rFonts w:ascii="Times New Roman" w:hAnsi="Times New Roman" w:cs="Times New Roman"/>
+        </w:rPr>
+        <w:t xml:space="preserve"> tactice din teren.</w:t>
       </w:r>
     </w:p>
     <w:p>
@@ -4097,29 +2719,19 @@
           <w:rFonts w:ascii="Times New Roman" w:hAnsi="Times New Roman" w:cs="Times New Roman"/>
         </w:rPr>
       </w:pPr>
-      <w:proofErr w:type="spellStart"/>
       <w:r>
         <w:rPr>
           <w:rFonts w:ascii="Times New Roman" w:hAnsi="Times New Roman" w:cs="Times New Roman"/>
         </w:rPr>
         <w:lastRenderedPageBreak/>
-        <w:t>Atribute</w:t>
-      </w:r>
-      <w:proofErr w:type="spellEnd"/>
-      <w:r>
-        <w:rPr>
-          <w:rFonts w:ascii="Times New Roman" w:hAnsi="Times New Roman" w:cs="Times New Roman"/>
-        </w:rPr>
-        <w:t xml:space="preserve">: </w:t>
-      </w:r>
-      <w:proofErr w:type="spellStart"/>
-      <w:r>
-        <w:rPr>
-          <w:rFonts w:ascii="Times New Roman" w:hAnsi="Times New Roman" w:cs="Times New Roman"/>
-        </w:rPr>
-        <w:t>player_position_id</w:t>
-      </w:r>
-      <w:proofErr w:type="spellEnd"/>
+        <w:t>Atribute: player_position_id</w:t>
+      </w:r>
+      <w:r>
+        <w:rPr>
+          <w:rFonts w:ascii="Times New Roman" w:hAnsi="Times New Roman" w:cs="Times New Roman"/>
+        </w:rPr>
+        <w:t xml:space="preserve"> (foreign key pentru tabelul Players)</w:t>
+      </w:r>
       <w:r>
         <w:rPr>
           <w:rFonts w:ascii="Times New Roman" w:hAnsi="Times New Roman" w:cs="Times New Roman"/>
@@ -4166,77 +2778,7 @@
         <w:rPr>
           <w:rFonts w:ascii="Times New Roman" w:hAnsi="Times New Roman" w:cs="Times New Roman"/>
         </w:rPr>
-        <w:t xml:space="preserve">Rol: </w:t>
-      </w:r>
-      <w:proofErr w:type="spellStart"/>
-      <w:r>
-        <w:rPr>
-          <w:rFonts w:ascii="Times New Roman" w:hAnsi="Times New Roman" w:cs="Times New Roman"/>
-        </w:rPr>
-        <w:t>Monitorizează</w:t>
-      </w:r>
-      <w:proofErr w:type="spellEnd"/>
-      <w:r>
-        <w:rPr>
-          <w:rFonts w:ascii="Times New Roman" w:hAnsi="Times New Roman" w:cs="Times New Roman"/>
-        </w:rPr>
-        <w:t xml:space="preserve"> </w:t>
-      </w:r>
-      <w:proofErr w:type="spellStart"/>
-      <w:r>
-        <w:rPr>
-          <w:rFonts w:ascii="Times New Roman" w:hAnsi="Times New Roman" w:cs="Times New Roman"/>
-        </w:rPr>
-        <w:t>randamentul</w:t>
-      </w:r>
-      <w:proofErr w:type="spellEnd"/>
-      <w:r>
-        <w:rPr>
-          <w:rFonts w:ascii="Times New Roman" w:hAnsi="Times New Roman" w:cs="Times New Roman"/>
-        </w:rPr>
-        <w:t xml:space="preserve"> </w:t>
-      </w:r>
-      <w:proofErr w:type="spellStart"/>
-      <w:r>
-        <w:rPr>
-          <w:rFonts w:ascii="Times New Roman" w:hAnsi="Times New Roman" w:cs="Times New Roman"/>
-        </w:rPr>
-        <w:t>sportiv</w:t>
-      </w:r>
-      <w:proofErr w:type="spellEnd"/>
-      <w:r>
-        <w:rPr>
-          <w:rFonts w:ascii="Times New Roman" w:hAnsi="Times New Roman" w:cs="Times New Roman"/>
-        </w:rPr>
-        <w:t xml:space="preserve"> al </w:t>
-      </w:r>
-      <w:proofErr w:type="spellStart"/>
-      <w:r>
-        <w:rPr>
-          <w:rFonts w:ascii="Times New Roman" w:hAnsi="Times New Roman" w:cs="Times New Roman"/>
-        </w:rPr>
-        <w:t>fiecărui</w:t>
-      </w:r>
-      <w:proofErr w:type="spellEnd"/>
-      <w:r>
-        <w:rPr>
-          <w:rFonts w:ascii="Times New Roman" w:hAnsi="Times New Roman" w:cs="Times New Roman"/>
-        </w:rPr>
-        <w:t xml:space="preserve"> </w:t>
-      </w:r>
-      <w:proofErr w:type="spellStart"/>
-      <w:r>
-        <w:rPr>
-          <w:rFonts w:ascii="Times New Roman" w:hAnsi="Times New Roman" w:cs="Times New Roman"/>
-        </w:rPr>
-        <w:t>jucător</w:t>
-      </w:r>
-      <w:proofErr w:type="spellEnd"/>
-      <w:r>
-        <w:rPr>
-          <w:rFonts w:ascii="Times New Roman" w:hAnsi="Times New Roman" w:cs="Times New Roman"/>
-        </w:rPr>
-        <w:t>.</w:t>
+        <w:t>Rol: Monitorizează randamentul sportiv al fiecărui jucător.</w:t>
       </w:r>
     </w:p>
     <w:p>
@@ -4249,187 +2791,17 @@
           <w:rFonts w:ascii="Times New Roman" w:hAnsi="Times New Roman" w:cs="Times New Roman"/>
         </w:rPr>
       </w:pPr>
-      <w:proofErr w:type="spellStart"/>
-      <w:r>
-        <w:rPr>
-          <w:rFonts w:ascii="Times New Roman" w:hAnsi="Times New Roman" w:cs="Times New Roman"/>
-        </w:rPr>
-        <w:t>Atribute</w:t>
-      </w:r>
-      <w:proofErr w:type="spellEnd"/>
-      <w:r>
-        <w:rPr>
-          <w:rFonts w:ascii="Times New Roman" w:hAnsi="Times New Roman" w:cs="Times New Roman"/>
-        </w:rPr>
-        <w:t>: goals (</w:t>
-      </w:r>
-      <w:proofErr w:type="spellStart"/>
-      <w:r>
-        <w:rPr>
-          <w:rFonts w:ascii="Times New Roman" w:hAnsi="Times New Roman" w:cs="Times New Roman"/>
-        </w:rPr>
-        <w:t>goluri</w:t>
-      </w:r>
-      <w:proofErr w:type="spellEnd"/>
-      <w:r>
-        <w:rPr>
-          <w:rFonts w:ascii="Times New Roman" w:hAnsi="Times New Roman" w:cs="Times New Roman"/>
-        </w:rPr>
-        <w:t xml:space="preserve"> </w:t>
-      </w:r>
-      <w:proofErr w:type="spellStart"/>
-      <w:r>
-        <w:rPr>
-          <w:rFonts w:ascii="Times New Roman" w:hAnsi="Times New Roman" w:cs="Times New Roman"/>
-        </w:rPr>
-        <w:t>marcate</w:t>
-      </w:r>
-      <w:proofErr w:type="spellEnd"/>
-      <w:r>
-        <w:rPr>
-          <w:rFonts w:ascii="Times New Roman" w:hAnsi="Times New Roman" w:cs="Times New Roman"/>
-        </w:rPr>
-        <w:t>), assists (</w:t>
-      </w:r>
-      <w:proofErr w:type="spellStart"/>
-      <w:r>
-        <w:rPr>
-          <w:rFonts w:ascii="Times New Roman" w:hAnsi="Times New Roman" w:cs="Times New Roman"/>
-        </w:rPr>
-        <w:t>pase</w:t>
-      </w:r>
-      <w:proofErr w:type="spellEnd"/>
-      <w:r>
-        <w:rPr>
-          <w:rFonts w:ascii="Times New Roman" w:hAnsi="Times New Roman" w:cs="Times New Roman"/>
-        </w:rPr>
-        <w:t xml:space="preserve"> de </w:t>
-      </w:r>
-      <w:proofErr w:type="spellStart"/>
-      <w:r>
-        <w:rPr>
-          <w:rFonts w:ascii="Times New Roman" w:hAnsi="Times New Roman" w:cs="Times New Roman"/>
-        </w:rPr>
-        <w:t>gol</w:t>
-      </w:r>
-      <w:proofErr w:type="spellEnd"/>
-      <w:r>
-        <w:rPr>
-          <w:rFonts w:ascii="Times New Roman" w:hAnsi="Times New Roman" w:cs="Times New Roman"/>
-        </w:rPr>
-        <w:t xml:space="preserve">), </w:t>
-      </w:r>
-      <w:proofErr w:type="spellStart"/>
-      <w:r>
-        <w:rPr>
-          <w:rFonts w:ascii="Times New Roman" w:hAnsi="Times New Roman" w:cs="Times New Roman"/>
-        </w:rPr>
-        <w:t>clean_sheets</w:t>
-      </w:r>
-      <w:proofErr w:type="spellEnd"/>
-      <w:r>
-        <w:rPr>
-          <w:rFonts w:ascii="Times New Roman" w:hAnsi="Times New Roman" w:cs="Times New Roman"/>
-        </w:rPr>
-        <w:t xml:space="preserve"> (</w:t>
-      </w:r>
-      <w:proofErr w:type="spellStart"/>
-      <w:r>
-        <w:rPr>
-          <w:rFonts w:ascii="Times New Roman" w:hAnsi="Times New Roman" w:cs="Times New Roman"/>
-        </w:rPr>
-        <w:t>meciuri</w:t>
-      </w:r>
-      <w:proofErr w:type="spellEnd"/>
-      <w:r>
-        <w:rPr>
-          <w:rFonts w:ascii="Times New Roman" w:hAnsi="Times New Roman" w:cs="Times New Roman"/>
-        </w:rPr>
-        <w:t xml:space="preserve"> </w:t>
-      </w:r>
-      <w:proofErr w:type="spellStart"/>
-      <w:r>
-        <w:rPr>
-          <w:rFonts w:ascii="Times New Roman" w:hAnsi="Times New Roman" w:cs="Times New Roman"/>
-        </w:rPr>
-        <w:t>fără</w:t>
-      </w:r>
-      <w:proofErr w:type="spellEnd"/>
-      <w:r>
-        <w:rPr>
-          <w:rFonts w:ascii="Times New Roman" w:hAnsi="Times New Roman" w:cs="Times New Roman"/>
-        </w:rPr>
-        <w:t xml:space="preserve"> </w:t>
-      </w:r>
-      <w:proofErr w:type="spellStart"/>
-      <w:r>
-        <w:rPr>
-          <w:rFonts w:ascii="Times New Roman" w:hAnsi="Times New Roman" w:cs="Times New Roman"/>
-        </w:rPr>
-        <w:t>gol</w:t>
-      </w:r>
-      <w:proofErr w:type="spellEnd"/>
-      <w:r>
-        <w:rPr>
-          <w:rFonts w:ascii="Times New Roman" w:hAnsi="Times New Roman" w:cs="Times New Roman"/>
-        </w:rPr>
-        <w:t xml:space="preserve"> </w:t>
-      </w:r>
-      <w:proofErr w:type="spellStart"/>
-      <w:r>
-        <w:rPr>
-          <w:rFonts w:ascii="Times New Roman" w:hAnsi="Times New Roman" w:cs="Times New Roman"/>
-        </w:rPr>
-        <w:t>primit</w:t>
-      </w:r>
-      <w:proofErr w:type="spellEnd"/>
-      <w:r>
-        <w:rPr>
-          <w:rFonts w:ascii="Times New Roman" w:hAnsi="Times New Roman" w:cs="Times New Roman"/>
-        </w:rPr>
-        <w:t xml:space="preserve"> </w:t>
-      </w:r>
-      <w:proofErr w:type="spellStart"/>
-      <w:r>
-        <w:rPr>
-          <w:rFonts w:ascii="Times New Roman" w:hAnsi="Times New Roman" w:cs="Times New Roman"/>
-        </w:rPr>
-        <w:t>pentru</w:t>
-      </w:r>
-      <w:proofErr w:type="spellEnd"/>
-      <w:r>
-        <w:rPr>
-          <w:rFonts w:ascii="Times New Roman" w:hAnsi="Times New Roman" w:cs="Times New Roman"/>
-        </w:rPr>
-        <w:t xml:space="preserve"> </w:t>
-      </w:r>
-      <w:proofErr w:type="spellStart"/>
-      <w:r>
-        <w:rPr>
-          <w:rFonts w:ascii="Times New Roman" w:hAnsi="Times New Roman" w:cs="Times New Roman"/>
-        </w:rPr>
-        <w:t>portari</w:t>
-      </w:r>
-      <w:proofErr w:type="spellEnd"/>
-      <w:r>
-        <w:rPr>
-          <w:rFonts w:ascii="Times New Roman" w:hAnsi="Times New Roman" w:cs="Times New Roman"/>
-        </w:rPr>
-        <w:t xml:space="preserve"> </w:t>
-      </w:r>
-      <w:proofErr w:type="spellStart"/>
-      <w:r>
-        <w:rPr>
-          <w:rFonts w:ascii="Times New Roman" w:hAnsi="Times New Roman" w:cs="Times New Roman"/>
-        </w:rPr>
-        <w:t>sau</w:t>
-      </w:r>
-      <w:proofErr w:type="spellEnd"/>
-      <w:r>
-        <w:rPr>
-          <w:rFonts w:ascii="Times New Roman" w:hAnsi="Times New Roman" w:cs="Times New Roman"/>
-        </w:rPr>
-        <w:t xml:space="preserve"> funda</w:t>
+      <w:r>
+        <w:rPr>
+          <w:rFonts w:ascii="Times New Roman" w:hAnsi="Times New Roman" w:cs="Times New Roman"/>
+        </w:rPr>
+        <w:t>Atribute: goals (goluri marcate), assists (pase de gol), clean_sheets (meciuri fără gol primit pentru portari</w:t>
+      </w:r>
+      <w:r>
+        <w:rPr>
+          <w:rFonts w:ascii="Times New Roman" w:hAnsi="Times New Roman" w:cs="Times New Roman"/>
+        </w:rPr>
+        <w:t xml:space="preserve"> sau funda</w:t>
       </w:r>
       <w:r>
         <w:rPr>
@@ -4472,91 +2844,7 @@
         <w:rPr>
           <w:rFonts w:ascii="Times New Roman" w:hAnsi="Times New Roman" w:cs="Times New Roman"/>
         </w:rPr>
-        <w:t xml:space="preserve">Rol: </w:t>
-      </w:r>
-      <w:proofErr w:type="spellStart"/>
-      <w:r>
-        <w:rPr>
-          <w:rFonts w:ascii="Times New Roman" w:hAnsi="Times New Roman" w:cs="Times New Roman"/>
-        </w:rPr>
-        <w:t>Gestionarea</w:t>
-      </w:r>
-      <w:proofErr w:type="spellEnd"/>
-      <w:r>
-        <w:rPr>
-          <w:rFonts w:ascii="Times New Roman" w:hAnsi="Times New Roman" w:cs="Times New Roman"/>
-        </w:rPr>
-        <w:t xml:space="preserve"> </w:t>
-      </w:r>
-      <w:proofErr w:type="spellStart"/>
-      <w:r>
-        <w:rPr>
-          <w:rFonts w:ascii="Times New Roman" w:hAnsi="Times New Roman" w:cs="Times New Roman"/>
-        </w:rPr>
-        <w:t>antrenorilor</w:t>
-      </w:r>
-      <w:proofErr w:type="spellEnd"/>
-      <w:r>
-        <w:rPr>
-          <w:rFonts w:ascii="Times New Roman" w:hAnsi="Times New Roman" w:cs="Times New Roman"/>
-        </w:rPr>
-        <w:t xml:space="preserve"> </w:t>
-      </w:r>
-      <w:proofErr w:type="spellStart"/>
-      <w:r>
-        <w:rPr>
-          <w:rFonts w:ascii="Times New Roman" w:hAnsi="Times New Roman" w:cs="Times New Roman"/>
-        </w:rPr>
-        <w:t>și</w:t>
-      </w:r>
-      <w:proofErr w:type="spellEnd"/>
-      <w:r>
-        <w:rPr>
-          <w:rFonts w:ascii="Times New Roman" w:hAnsi="Times New Roman" w:cs="Times New Roman"/>
-        </w:rPr>
-        <w:t xml:space="preserve"> a </w:t>
-      </w:r>
-      <w:proofErr w:type="spellStart"/>
-      <w:r>
-        <w:rPr>
-          <w:rFonts w:ascii="Times New Roman" w:hAnsi="Times New Roman" w:cs="Times New Roman"/>
-        </w:rPr>
-        <w:t>personalului</w:t>
-      </w:r>
-      <w:proofErr w:type="spellEnd"/>
-      <w:r>
-        <w:rPr>
-          <w:rFonts w:ascii="Times New Roman" w:hAnsi="Times New Roman" w:cs="Times New Roman"/>
-        </w:rPr>
-        <w:t xml:space="preserve"> </w:t>
-      </w:r>
-      <w:proofErr w:type="spellStart"/>
-      <w:r>
-        <w:rPr>
-          <w:rFonts w:ascii="Times New Roman" w:hAnsi="Times New Roman" w:cs="Times New Roman"/>
-        </w:rPr>
-        <w:t>tehnic</w:t>
-      </w:r>
-      <w:proofErr w:type="spellEnd"/>
-      <w:r>
-        <w:rPr>
-          <w:rFonts w:ascii="Times New Roman" w:hAnsi="Times New Roman" w:cs="Times New Roman"/>
-        </w:rPr>
-        <w:t xml:space="preserve"> al </w:t>
-      </w:r>
-      <w:proofErr w:type="spellStart"/>
-      <w:r>
-        <w:rPr>
-          <w:rFonts w:ascii="Times New Roman" w:hAnsi="Times New Roman" w:cs="Times New Roman"/>
-        </w:rPr>
-        <w:t>fiecărui</w:t>
-      </w:r>
-      <w:proofErr w:type="spellEnd"/>
-      <w:r>
-        <w:rPr>
-          <w:rFonts w:ascii="Times New Roman" w:hAnsi="Times New Roman" w:cs="Times New Roman"/>
-        </w:rPr>
-        <w:t xml:space="preserve"> club.</w:t>
+        <w:t>Rol: Gestionarea antrenorilor și a personalului tehnic al fiecărui club.</w:t>
       </w:r>
     </w:p>
     <w:p>
@@ -4569,117 +2857,11 @@
           <w:rFonts w:ascii="Times New Roman" w:hAnsi="Times New Roman" w:cs="Times New Roman"/>
         </w:rPr>
       </w:pPr>
-      <w:proofErr w:type="spellStart"/>
-      <w:r>
-        <w:rPr>
-          <w:rFonts w:ascii="Times New Roman" w:hAnsi="Times New Roman" w:cs="Times New Roman"/>
-        </w:rPr>
-        <w:t>Atribute</w:t>
-      </w:r>
-      <w:proofErr w:type="spellEnd"/>
-      <w:r>
-        <w:rPr>
-          <w:rFonts w:ascii="Times New Roman" w:hAnsi="Times New Roman" w:cs="Times New Roman"/>
-        </w:rPr>
-        <w:t xml:space="preserve">: </w:t>
-      </w:r>
-      <w:proofErr w:type="spellStart"/>
-      <w:r>
-        <w:rPr>
-          <w:rFonts w:ascii="Times New Roman" w:hAnsi="Times New Roman" w:cs="Times New Roman"/>
-        </w:rPr>
-        <w:t>staff_id</w:t>
-      </w:r>
-      <w:proofErr w:type="spellEnd"/>
-      <w:r>
-        <w:rPr>
-          <w:rFonts w:ascii="Times New Roman" w:hAnsi="Times New Roman" w:cs="Times New Roman"/>
-        </w:rPr>
-        <w:t xml:space="preserve"> (ID </w:t>
-      </w:r>
-      <w:proofErr w:type="spellStart"/>
-      <w:r>
-        <w:rPr>
-          <w:rFonts w:ascii="Times New Roman" w:hAnsi="Times New Roman" w:cs="Times New Roman"/>
-        </w:rPr>
-        <w:t>cadru</w:t>
-      </w:r>
-      <w:proofErr w:type="spellEnd"/>
-      <w:r>
-        <w:rPr>
-          <w:rFonts w:ascii="Times New Roman" w:hAnsi="Times New Roman" w:cs="Times New Roman"/>
-        </w:rPr>
-        <w:t xml:space="preserve"> </w:t>
-      </w:r>
-      <w:proofErr w:type="spellStart"/>
-      <w:r>
-        <w:rPr>
-          <w:rFonts w:ascii="Times New Roman" w:hAnsi="Times New Roman" w:cs="Times New Roman"/>
-        </w:rPr>
-        <w:t>tehnic</w:t>
-      </w:r>
-      <w:proofErr w:type="spellEnd"/>
-      <w:r>
-        <w:rPr>
-          <w:rFonts w:ascii="Times New Roman" w:hAnsi="Times New Roman" w:cs="Times New Roman"/>
-        </w:rPr>
-        <w:t xml:space="preserve">), </w:t>
-      </w:r>
-      <w:proofErr w:type="spellStart"/>
-      <w:r>
-        <w:rPr>
-          <w:rFonts w:ascii="Times New Roman" w:hAnsi="Times New Roman" w:cs="Times New Roman"/>
-        </w:rPr>
-        <w:t>coach_name</w:t>
-      </w:r>
-      <w:proofErr w:type="spellEnd"/>
-      <w:r>
-        <w:rPr>
-          <w:rFonts w:ascii="Times New Roman" w:hAnsi="Times New Roman" w:cs="Times New Roman"/>
-        </w:rPr>
-        <w:t xml:space="preserve"> (</w:t>
-      </w:r>
-      <w:proofErr w:type="spellStart"/>
-      <w:r>
-        <w:rPr>
-          <w:rFonts w:ascii="Times New Roman" w:hAnsi="Times New Roman" w:cs="Times New Roman"/>
-        </w:rPr>
-        <w:t>numele</w:t>
-      </w:r>
-      <w:proofErr w:type="spellEnd"/>
-      <w:r>
-        <w:rPr>
-          <w:rFonts w:ascii="Times New Roman" w:hAnsi="Times New Roman" w:cs="Times New Roman"/>
-        </w:rPr>
-        <w:t xml:space="preserve"> </w:t>
-      </w:r>
-      <w:proofErr w:type="spellStart"/>
-      <w:r>
-        <w:rPr>
-          <w:rFonts w:ascii="Times New Roman" w:hAnsi="Times New Roman" w:cs="Times New Roman"/>
-        </w:rPr>
-        <w:t>antrenorului</w:t>
-      </w:r>
-      <w:proofErr w:type="spellEnd"/>
-      <w:r>
-        <w:rPr>
-          <w:rFonts w:ascii="Times New Roman" w:hAnsi="Times New Roman" w:cs="Times New Roman"/>
-        </w:rPr>
-        <w:t xml:space="preserve"> / </w:t>
-      </w:r>
-      <w:proofErr w:type="spellStart"/>
-      <w:r>
-        <w:rPr>
-          <w:rFonts w:ascii="Times New Roman" w:hAnsi="Times New Roman" w:cs="Times New Roman"/>
-        </w:rPr>
-        <w:t>reprezentantului</w:t>
-      </w:r>
-      <w:proofErr w:type="spellEnd"/>
-      <w:r>
-        <w:rPr>
-          <w:rFonts w:ascii="Times New Roman" w:hAnsi="Times New Roman" w:cs="Times New Roman"/>
-        </w:rPr>
-        <w:t>).</w:t>
+      <w:r>
+        <w:rPr>
+          <w:rFonts w:ascii="Times New Roman" w:hAnsi="Times New Roman" w:cs="Times New Roman"/>
+        </w:rPr>
+        <w:t>Atribute: staff_id (ID cadru tehnic), coach_name (numele antrenorului / reprezentantului).</w:t>
       </w:r>
     </w:p>
     <w:p>
@@ -4709,91 +2891,7 @@
         <w:rPr>
           <w:rFonts w:ascii="Times New Roman" w:hAnsi="Times New Roman" w:cs="Times New Roman"/>
         </w:rPr>
-        <w:t xml:space="preserve">Rol: </w:t>
-      </w:r>
-      <w:proofErr w:type="spellStart"/>
-      <w:r>
-        <w:rPr>
-          <w:rFonts w:ascii="Times New Roman" w:hAnsi="Times New Roman" w:cs="Times New Roman"/>
-        </w:rPr>
-        <w:t>Evidența</w:t>
-      </w:r>
-      <w:proofErr w:type="spellEnd"/>
-      <w:r>
-        <w:rPr>
-          <w:rFonts w:ascii="Times New Roman" w:hAnsi="Times New Roman" w:cs="Times New Roman"/>
-        </w:rPr>
-        <w:t xml:space="preserve"> </w:t>
-      </w:r>
-      <w:proofErr w:type="spellStart"/>
-      <w:r>
-        <w:rPr>
-          <w:rFonts w:ascii="Times New Roman" w:hAnsi="Times New Roman" w:cs="Times New Roman"/>
-        </w:rPr>
-        <w:t>arbitrilor</w:t>
-      </w:r>
-      <w:proofErr w:type="spellEnd"/>
-      <w:r>
-        <w:rPr>
-          <w:rFonts w:ascii="Times New Roman" w:hAnsi="Times New Roman" w:cs="Times New Roman"/>
-        </w:rPr>
-        <w:t xml:space="preserve"> </w:t>
-      </w:r>
-      <w:proofErr w:type="spellStart"/>
-      <w:r>
-        <w:rPr>
-          <w:rFonts w:ascii="Times New Roman" w:hAnsi="Times New Roman" w:cs="Times New Roman"/>
-        </w:rPr>
-        <w:t>oficiali</w:t>
-      </w:r>
-      <w:proofErr w:type="spellEnd"/>
-      <w:r>
-        <w:rPr>
-          <w:rFonts w:ascii="Times New Roman" w:hAnsi="Times New Roman" w:cs="Times New Roman"/>
-        </w:rPr>
-        <w:t xml:space="preserve"> </w:t>
-      </w:r>
-      <w:proofErr w:type="spellStart"/>
-      <w:r>
-        <w:rPr>
-          <w:rFonts w:ascii="Times New Roman" w:hAnsi="Times New Roman" w:cs="Times New Roman"/>
-        </w:rPr>
-        <w:t>acreditați</w:t>
-      </w:r>
-      <w:proofErr w:type="spellEnd"/>
-      <w:r>
-        <w:rPr>
-          <w:rFonts w:ascii="Times New Roman" w:hAnsi="Times New Roman" w:cs="Times New Roman"/>
-        </w:rPr>
-        <w:t xml:space="preserve"> </w:t>
-      </w:r>
-      <w:proofErr w:type="spellStart"/>
-      <w:r>
-        <w:rPr>
-          <w:rFonts w:ascii="Times New Roman" w:hAnsi="Times New Roman" w:cs="Times New Roman"/>
-        </w:rPr>
-        <w:t>pentru</w:t>
-      </w:r>
-      <w:proofErr w:type="spellEnd"/>
-      <w:r>
-        <w:rPr>
-          <w:rFonts w:ascii="Times New Roman" w:hAnsi="Times New Roman" w:cs="Times New Roman"/>
-        </w:rPr>
-        <w:t xml:space="preserve"> </w:t>
-      </w:r>
-      <w:proofErr w:type="spellStart"/>
-      <w:r>
-        <w:rPr>
-          <w:rFonts w:ascii="Times New Roman" w:hAnsi="Times New Roman" w:cs="Times New Roman"/>
-        </w:rPr>
-        <w:t>campionat</w:t>
-      </w:r>
-      <w:proofErr w:type="spellEnd"/>
-      <w:r>
-        <w:rPr>
-          <w:rFonts w:ascii="Times New Roman" w:hAnsi="Times New Roman" w:cs="Times New Roman"/>
-        </w:rPr>
-        <w:t>.</w:t>
+        <w:t>Rol: Evidența arbitrilor oficiali acreditați pentru campionat.</w:t>
       </w:r>
     </w:p>
     <w:p>
@@ -4806,40 +2904,11 @@
           <w:rFonts w:ascii="Times New Roman" w:hAnsi="Times New Roman" w:cs="Times New Roman"/>
         </w:rPr>
       </w:pPr>
-      <w:proofErr w:type="spellStart"/>
-      <w:r>
-        <w:rPr>
-          <w:rFonts w:ascii="Times New Roman" w:hAnsi="Times New Roman" w:cs="Times New Roman"/>
-        </w:rPr>
-        <w:t>Atribute</w:t>
-      </w:r>
-      <w:proofErr w:type="spellEnd"/>
-      <w:r>
-        <w:rPr>
-          <w:rFonts w:ascii="Times New Roman" w:hAnsi="Times New Roman" w:cs="Times New Roman"/>
-        </w:rPr>
-        <w:t xml:space="preserve">: </w:t>
-      </w:r>
-      <w:proofErr w:type="spellStart"/>
-      <w:r>
-        <w:rPr>
-          <w:rFonts w:ascii="Times New Roman" w:hAnsi="Times New Roman" w:cs="Times New Roman"/>
-        </w:rPr>
-        <w:t>ref_id</w:t>
-      </w:r>
-      <w:proofErr w:type="spellEnd"/>
-      <w:r>
-        <w:rPr>
-          <w:rFonts w:ascii="Times New Roman" w:hAnsi="Times New Roman" w:cs="Times New Roman"/>
-        </w:rPr>
-        <w:t xml:space="preserve">, </w:t>
-      </w:r>
-      <w:proofErr w:type="spellStart"/>
-      <w:r>
-        <w:rPr>
-          <w:rFonts w:ascii="Times New Roman" w:hAnsi="Times New Roman" w:cs="Times New Roman"/>
-        </w:rPr>
-        <w:t>ref_nam</w:t>
+      <w:r>
+        <w:rPr>
+          <w:rFonts w:ascii="Times New Roman" w:hAnsi="Times New Roman" w:cs="Times New Roman"/>
+        </w:rPr>
+        <w:t>Atribute: ref_id, ref_nam</w:t>
       </w:r>
       <w:r>
         <w:rPr>
@@ -4847,26 +2916,11 @@
         </w:rPr>
         <w:t>e</w:t>
       </w:r>
-      <w:proofErr w:type="spellEnd"/>
-      <w:r>
-        <w:rPr>
-          <w:rFonts w:ascii="Times New Roman" w:hAnsi="Times New Roman" w:cs="Times New Roman"/>
-        </w:rPr>
-        <w:t xml:space="preserve">, </w:t>
-      </w:r>
-      <w:proofErr w:type="spellStart"/>
-      <w:r>
-        <w:rPr>
-          <w:rFonts w:ascii="Times New Roman" w:hAnsi="Times New Roman" w:cs="Times New Roman"/>
-        </w:rPr>
-        <w:t>officiated_matches</w:t>
-      </w:r>
-      <w:proofErr w:type="spellEnd"/>
-      <w:r>
-        <w:rPr>
-          <w:rFonts w:ascii="Times New Roman" w:hAnsi="Times New Roman" w:cs="Times New Roman"/>
-        </w:rPr>
-        <w:t>.</w:t>
+      <w:r>
+        <w:rPr>
+          <w:rFonts w:ascii="Times New Roman" w:hAnsi="Times New Roman" w:cs="Times New Roman"/>
+        </w:rPr>
+        <w:t>, officiated_matches.</w:t>
       </w:r>
     </w:p>
     <w:p>
@@ -7988,6 +6042,7 @@
   <w:style w:type="character" w:default="1" w:styleId="DefaultParagraphFont">
     <w:name w:val="Default Paragraph Font"/>
     <w:uiPriority w:val="1"/>
+    <w:semiHidden/>
     <w:unhideWhenUsed/>
   </w:style>
   <w:style w:type="table" w:default="1" w:styleId="TableNormal">

--- a/SuperScorex.docx
+++ b/SuperScorex.docx
@@ -777,6 +777,13 @@
           <w:lang w:val="ro-RO"/>
         </w:rPr>
         <w:t>Proiectul se încadrează în domeniul Sistemelor de Management Informațional în Sport. În fotbalul modern, în special în competiții de mare amploare precum Premier League</w:t>
+      </w:r>
+      <w:r>
+        <w:rPr>
+          <w:rFonts w:ascii="Times New Roman" w:hAnsi="Times New Roman" w:cs="Times New Roman"/>
+          <w:lang w:val="ro-RO"/>
+        </w:rPr>
+        <w:t xml:space="preserve"> (care e și campionatul pe care se bazează aceasta aplicație)</w:t>
       </w:r>
       <w:r>
         <w:rPr>
@@ -2276,6 +2283,7 @@
         </w:rPr>
         <w:t xml:space="preserve">. </w:t>
       </w:r>
+      <w:proofErr w:type="spellStart"/>
       <w:r>
         <w:rPr>
           <w:rFonts w:ascii="Times New Roman" w:hAnsi="Times New Roman" w:cs="Times New Roman"/>
@@ -2284,20 +2292,117 @@
           <w:sz w:val="28"/>
           <w:szCs w:val="28"/>
         </w:rPr>
-        <w:t>Descrierea claselor și a atributelor</w:t>
-      </w:r>
-    </w:p>
-    <w:p>
-      <w:pPr>
-        <w:rPr>
-          <w:rFonts w:ascii="Times New Roman" w:hAnsi="Times New Roman" w:cs="Times New Roman"/>
-        </w:rPr>
-      </w:pPr>
-      <w:r>
-        <w:rPr>
-          <w:rFonts w:ascii="Times New Roman" w:hAnsi="Times New Roman" w:cs="Times New Roman"/>
-        </w:rPr>
-        <w:t>  Championship:</w:t>
+        <w:t>Descrierea</w:t>
+      </w:r>
+      <w:proofErr w:type="spellEnd"/>
+      <w:r>
+        <w:rPr>
+          <w:rFonts w:ascii="Times New Roman" w:hAnsi="Times New Roman" w:cs="Times New Roman"/>
+          <w:b/>
+          <w:bCs/>
+          <w:sz w:val="28"/>
+          <w:szCs w:val="28"/>
+        </w:rPr>
+        <w:t xml:space="preserve"> </w:t>
+      </w:r>
+      <w:proofErr w:type="spellStart"/>
+      <w:r>
+        <w:rPr>
+          <w:rFonts w:ascii="Times New Roman" w:hAnsi="Times New Roman" w:cs="Times New Roman"/>
+          <w:b/>
+          <w:bCs/>
+          <w:sz w:val="28"/>
+          <w:szCs w:val="28"/>
+        </w:rPr>
+        <w:t>claselor</w:t>
+      </w:r>
+      <w:proofErr w:type="spellEnd"/>
+      <w:r>
+        <w:rPr>
+          <w:rFonts w:ascii="Times New Roman" w:hAnsi="Times New Roman" w:cs="Times New Roman"/>
+          <w:b/>
+          <w:bCs/>
+          <w:sz w:val="28"/>
+          <w:szCs w:val="28"/>
+        </w:rPr>
+        <w:t xml:space="preserve"> </w:t>
+      </w:r>
+      <w:proofErr w:type="spellStart"/>
+      <w:r>
+        <w:rPr>
+          <w:rFonts w:ascii="Times New Roman" w:hAnsi="Times New Roman" w:cs="Times New Roman"/>
+          <w:b/>
+          <w:bCs/>
+          <w:sz w:val="28"/>
+          <w:szCs w:val="28"/>
+        </w:rPr>
+        <w:t>și</w:t>
+      </w:r>
+      <w:proofErr w:type="spellEnd"/>
+      <w:r>
+        <w:rPr>
+          <w:rFonts w:ascii="Times New Roman" w:hAnsi="Times New Roman" w:cs="Times New Roman"/>
+          <w:b/>
+          <w:bCs/>
+          <w:sz w:val="28"/>
+          <w:szCs w:val="28"/>
+        </w:rPr>
+        <w:t xml:space="preserve"> </w:t>
+      </w:r>
+      <w:proofErr w:type="gramStart"/>
+      <w:r>
+        <w:rPr>
+          <w:rFonts w:ascii="Times New Roman" w:hAnsi="Times New Roman" w:cs="Times New Roman"/>
+          <w:b/>
+          <w:bCs/>
+          <w:sz w:val="28"/>
+          <w:szCs w:val="28"/>
+        </w:rPr>
+        <w:t>a</w:t>
+      </w:r>
+      <w:proofErr w:type="gramEnd"/>
+      <w:r>
+        <w:rPr>
+          <w:rFonts w:ascii="Times New Roman" w:hAnsi="Times New Roman" w:cs="Times New Roman"/>
+          <w:b/>
+          <w:bCs/>
+          <w:sz w:val="28"/>
+          <w:szCs w:val="28"/>
+        </w:rPr>
+        <w:t xml:space="preserve"> </w:t>
+      </w:r>
+      <w:proofErr w:type="spellStart"/>
+      <w:r>
+        <w:rPr>
+          <w:rFonts w:ascii="Times New Roman" w:hAnsi="Times New Roman" w:cs="Times New Roman"/>
+          <w:b/>
+          <w:bCs/>
+          <w:sz w:val="28"/>
+          <w:szCs w:val="28"/>
+        </w:rPr>
+        <w:t>atributelor</w:t>
+      </w:r>
+      <w:proofErr w:type="spellEnd"/>
+    </w:p>
+    <w:p>
+      <w:pPr>
+        <w:rPr>
+          <w:rFonts w:ascii="Times New Roman" w:hAnsi="Times New Roman" w:cs="Times New Roman"/>
+        </w:rPr>
+      </w:pPr>
+      <w:proofErr w:type="gramStart"/>
+      <w:r>
+        <w:rPr>
+          <w:rFonts w:ascii="Times New Roman" w:hAnsi="Times New Roman" w:cs="Times New Roman"/>
+        </w:rPr>
+        <w:t>  Championship</w:t>
+      </w:r>
+      <w:proofErr w:type="gramEnd"/>
+      <w:r>
+        <w:rPr>
+          <w:rFonts w:ascii="Times New Roman" w:hAnsi="Times New Roman" w:cs="Times New Roman"/>
+        </w:rPr>
+        <w:t>:</w:t>
       </w:r>
     </w:p>
     <w:p>
@@ -2314,13 +2419,77 @@
         <w:rPr>
           <w:rFonts w:ascii="Times New Roman" w:hAnsi="Times New Roman" w:cs="Times New Roman"/>
         </w:rPr>
-        <w:t>Rol: Reprezintă entitatea principală a competiției</w:t>
-      </w:r>
-      <w:r>
-        <w:rPr>
-          <w:rFonts w:ascii="Times New Roman" w:hAnsi="Times New Roman" w:cs="Times New Roman"/>
-        </w:rPr>
-        <w:t>, adică Premier League.</w:t>
+        <w:t xml:space="preserve">Rol: </w:t>
+      </w:r>
+      <w:proofErr w:type="spellStart"/>
+      <w:r>
+        <w:rPr>
+          <w:rFonts w:ascii="Times New Roman" w:hAnsi="Times New Roman" w:cs="Times New Roman"/>
+        </w:rPr>
+        <w:t>Reprezintă</w:t>
+      </w:r>
+      <w:proofErr w:type="spellEnd"/>
+      <w:r>
+        <w:rPr>
+          <w:rFonts w:ascii="Times New Roman" w:hAnsi="Times New Roman" w:cs="Times New Roman"/>
+        </w:rPr>
+        <w:t xml:space="preserve"> </w:t>
+      </w:r>
+      <w:proofErr w:type="spellStart"/>
+      <w:r>
+        <w:rPr>
+          <w:rFonts w:ascii="Times New Roman" w:hAnsi="Times New Roman" w:cs="Times New Roman"/>
+        </w:rPr>
+        <w:t>entitatea</w:t>
+      </w:r>
+      <w:proofErr w:type="spellEnd"/>
+      <w:r>
+        <w:rPr>
+          <w:rFonts w:ascii="Times New Roman" w:hAnsi="Times New Roman" w:cs="Times New Roman"/>
+        </w:rPr>
+        <w:t xml:space="preserve"> </w:t>
+      </w:r>
+      <w:proofErr w:type="spellStart"/>
+      <w:r>
+        <w:rPr>
+          <w:rFonts w:ascii="Times New Roman" w:hAnsi="Times New Roman" w:cs="Times New Roman"/>
+        </w:rPr>
+        <w:t>principală</w:t>
+      </w:r>
+      <w:proofErr w:type="spellEnd"/>
+      <w:r>
+        <w:rPr>
+          <w:rFonts w:ascii="Times New Roman" w:hAnsi="Times New Roman" w:cs="Times New Roman"/>
+        </w:rPr>
+        <w:t xml:space="preserve"> a </w:t>
+      </w:r>
+      <w:proofErr w:type="spellStart"/>
+      <w:r>
+        <w:rPr>
+          <w:rFonts w:ascii="Times New Roman" w:hAnsi="Times New Roman" w:cs="Times New Roman"/>
+        </w:rPr>
+        <w:t>competiției</w:t>
+      </w:r>
+      <w:proofErr w:type="spellEnd"/>
+      <w:r>
+        <w:rPr>
+          <w:rFonts w:ascii="Times New Roman" w:hAnsi="Times New Roman" w:cs="Times New Roman"/>
+        </w:rPr>
+        <w:t xml:space="preserve">, </w:t>
+      </w:r>
+      <w:proofErr w:type="spellStart"/>
+      <w:r>
+        <w:rPr>
+          <w:rFonts w:ascii="Times New Roman" w:hAnsi="Times New Roman" w:cs="Times New Roman"/>
+        </w:rPr>
+        <w:t>adică</w:t>
+      </w:r>
+      <w:proofErr w:type="spellEnd"/>
+      <w:r>
+        <w:rPr>
+          <w:rFonts w:ascii="Times New Roman" w:hAnsi="Times New Roman" w:cs="Times New Roman"/>
+        </w:rPr>
+        <w:t xml:space="preserve"> Premier League.</w:t>
       </w:r>
     </w:p>
     <w:p>
@@ -2333,11 +2502,33 @@
           <w:rFonts w:ascii="Times New Roman" w:hAnsi="Times New Roman" w:cs="Times New Roman"/>
         </w:rPr>
       </w:pPr>
-      <w:r>
-        <w:rPr>
-          <w:rFonts w:ascii="Times New Roman" w:hAnsi="Times New Roman" w:cs="Times New Roman"/>
-        </w:rPr>
-        <w:t>Atribute: championship_id, country, teams, field, awards.</w:t>
+      <w:proofErr w:type="spellStart"/>
+      <w:r>
+        <w:rPr>
+          <w:rFonts w:ascii="Times New Roman" w:hAnsi="Times New Roman" w:cs="Times New Roman"/>
+        </w:rPr>
+        <w:t>Atribute</w:t>
+      </w:r>
+      <w:proofErr w:type="spellEnd"/>
+      <w:r>
+        <w:rPr>
+          <w:rFonts w:ascii="Times New Roman" w:hAnsi="Times New Roman" w:cs="Times New Roman"/>
+        </w:rPr>
+        <w:t xml:space="preserve">: </w:t>
+      </w:r>
+      <w:proofErr w:type="spellStart"/>
+      <w:r>
+        <w:rPr>
+          <w:rFonts w:ascii="Times New Roman" w:hAnsi="Times New Roman" w:cs="Times New Roman"/>
+        </w:rPr>
+        <w:t>championship_id</w:t>
+      </w:r>
+      <w:proofErr w:type="spellEnd"/>
+      <w:r>
+        <w:rPr>
+          <w:rFonts w:ascii="Times New Roman" w:hAnsi="Times New Roman" w:cs="Times New Roman"/>
+        </w:rPr>
+        <w:t>, country, teams, field, awards.</w:t>
       </w:r>
     </w:p>
     <w:p>
@@ -2350,24 +2541,110 @@
           <w:rFonts w:ascii="Times New Roman" w:hAnsi="Times New Roman" w:cs="Times New Roman"/>
         </w:rPr>
       </w:pPr>
-      <w:r>
-        <w:rPr>
-          <w:rFonts w:ascii="Times New Roman" w:hAnsi="Times New Roman" w:cs="Times New Roman"/>
-        </w:rPr>
-        <w:t>Relații: Grupează minim 20 de echipe și corpul de arbitri.</w:t>
-      </w:r>
-    </w:p>
-    <w:p>
-      <w:pPr>
-        <w:rPr>
-          <w:rFonts w:ascii="Times New Roman" w:hAnsi="Times New Roman" w:cs="Times New Roman"/>
-        </w:rPr>
-      </w:pPr>
-      <w:r>
-        <w:rPr>
-          <w:rFonts w:ascii="Times New Roman" w:hAnsi="Times New Roman" w:cs="Times New Roman"/>
-        </w:rPr>
-        <w:t>  Team:</w:t>
+      <w:proofErr w:type="spellStart"/>
+      <w:r>
+        <w:rPr>
+          <w:rFonts w:ascii="Times New Roman" w:hAnsi="Times New Roman" w:cs="Times New Roman"/>
+        </w:rPr>
+        <w:t>Relații</w:t>
+      </w:r>
+      <w:proofErr w:type="spellEnd"/>
+      <w:r>
+        <w:rPr>
+          <w:rFonts w:ascii="Times New Roman" w:hAnsi="Times New Roman" w:cs="Times New Roman"/>
+        </w:rPr>
+        <w:t xml:space="preserve">: </w:t>
+      </w:r>
+      <w:proofErr w:type="spellStart"/>
+      <w:r>
+        <w:rPr>
+          <w:rFonts w:ascii="Times New Roman" w:hAnsi="Times New Roman" w:cs="Times New Roman"/>
+        </w:rPr>
+        <w:t>Grupează</w:t>
+      </w:r>
+      <w:proofErr w:type="spellEnd"/>
+      <w:r>
+        <w:rPr>
+          <w:rFonts w:ascii="Times New Roman" w:hAnsi="Times New Roman" w:cs="Times New Roman"/>
+        </w:rPr>
+        <w:t xml:space="preserve"> minim 20 de </w:t>
+      </w:r>
+      <w:proofErr w:type="spellStart"/>
+      <w:r>
+        <w:rPr>
+          <w:rFonts w:ascii="Times New Roman" w:hAnsi="Times New Roman" w:cs="Times New Roman"/>
+        </w:rPr>
+        <w:t>echipe</w:t>
+      </w:r>
+      <w:proofErr w:type="spellEnd"/>
+      <w:r>
+        <w:rPr>
+          <w:rFonts w:ascii="Times New Roman" w:hAnsi="Times New Roman" w:cs="Times New Roman"/>
+        </w:rPr>
+        <w:t xml:space="preserve"> </w:t>
+      </w:r>
+      <w:proofErr w:type="spellStart"/>
+      <w:r>
+        <w:rPr>
+          <w:rFonts w:ascii="Times New Roman" w:hAnsi="Times New Roman" w:cs="Times New Roman"/>
+        </w:rPr>
+        <w:t>și</w:t>
+      </w:r>
+      <w:proofErr w:type="spellEnd"/>
+      <w:r>
+        <w:rPr>
+          <w:rFonts w:ascii="Times New Roman" w:hAnsi="Times New Roman" w:cs="Times New Roman"/>
+        </w:rPr>
+        <w:t xml:space="preserve"> </w:t>
+      </w:r>
+      <w:proofErr w:type="spellStart"/>
+      <w:r>
+        <w:rPr>
+          <w:rFonts w:ascii="Times New Roman" w:hAnsi="Times New Roman" w:cs="Times New Roman"/>
+        </w:rPr>
+        <w:t>corpul</w:t>
+      </w:r>
+      <w:proofErr w:type="spellEnd"/>
+      <w:r>
+        <w:rPr>
+          <w:rFonts w:ascii="Times New Roman" w:hAnsi="Times New Roman" w:cs="Times New Roman"/>
+        </w:rPr>
+        <w:t xml:space="preserve"> de </w:t>
+      </w:r>
+      <w:proofErr w:type="spellStart"/>
+      <w:r>
+        <w:rPr>
+          <w:rFonts w:ascii="Times New Roman" w:hAnsi="Times New Roman" w:cs="Times New Roman"/>
+        </w:rPr>
+        <w:t>arbitri</w:t>
+      </w:r>
+      <w:proofErr w:type="spellEnd"/>
+      <w:r>
+        <w:rPr>
+          <w:rFonts w:ascii="Times New Roman" w:hAnsi="Times New Roman" w:cs="Times New Roman"/>
+        </w:rPr>
+        <w:t>.</w:t>
+      </w:r>
+    </w:p>
+    <w:p>
+      <w:pPr>
+        <w:rPr>
+          <w:rFonts w:ascii="Times New Roman" w:hAnsi="Times New Roman" w:cs="Times New Roman"/>
+        </w:rPr>
+      </w:pPr>
+      <w:proofErr w:type="gramStart"/>
+      <w:r>
+        <w:rPr>
+          <w:rFonts w:ascii="Times New Roman" w:hAnsi="Times New Roman" w:cs="Times New Roman"/>
+        </w:rPr>
+        <w:t>  Team</w:t>
+      </w:r>
+      <w:proofErr w:type="gramEnd"/>
+      <w:r>
+        <w:rPr>
+          <w:rFonts w:ascii="Times New Roman" w:hAnsi="Times New Roman" w:cs="Times New Roman"/>
+        </w:rPr>
+        <w:t>:</w:t>
       </w:r>
     </w:p>
     <w:p>
@@ -2384,7 +2661,77 @@
         <w:rPr>
           <w:rFonts w:ascii="Times New Roman" w:hAnsi="Times New Roman" w:cs="Times New Roman"/>
         </w:rPr>
-        <w:t>Rol: Stochează datele cluburilor de fotbal din campionat.</w:t>
+        <w:t xml:space="preserve">Rol: </w:t>
+      </w:r>
+      <w:proofErr w:type="spellStart"/>
+      <w:r>
+        <w:rPr>
+          <w:rFonts w:ascii="Times New Roman" w:hAnsi="Times New Roman" w:cs="Times New Roman"/>
+        </w:rPr>
+        <w:t>Stochează</w:t>
+      </w:r>
+      <w:proofErr w:type="spellEnd"/>
+      <w:r>
+        <w:rPr>
+          <w:rFonts w:ascii="Times New Roman" w:hAnsi="Times New Roman" w:cs="Times New Roman"/>
+        </w:rPr>
+        <w:t xml:space="preserve"> </w:t>
+      </w:r>
+      <w:proofErr w:type="spellStart"/>
+      <w:r>
+        <w:rPr>
+          <w:rFonts w:ascii="Times New Roman" w:hAnsi="Times New Roman" w:cs="Times New Roman"/>
+        </w:rPr>
+        <w:t>datele</w:t>
+      </w:r>
+      <w:proofErr w:type="spellEnd"/>
+      <w:r>
+        <w:rPr>
+          <w:rFonts w:ascii="Times New Roman" w:hAnsi="Times New Roman" w:cs="Times New Roman"/>
+        </w:rPr>
+        <w:t xml:space="preserve"> </w:t>
+      </w:r>
+      <w:proofErr w:type="spellStart"/>
+      <w:r>
+        <w:rPr>
+          <w:rFonts w:ascii="Times New Roman" w:hAnsi="Times New Roman" w:cs="Times New Roman"/>
+        </w:rPr>
+        <w:t>cluburilor</w:t>
+      </w:r>
+      <w:proofErr w:type="spellEnd"/>
+      <w:r>
+        <w:rPr>
+          <w:rFonts w:ascii="Times New Roman" w:hAnsi="Times New Roman" w:cs="Times New Roman"/>
+        </w:rPr>
+        <w:t xml:space="preserve"> de </w:t>
+      </w:r>
+      <w:proofErr w:type="spellStart"/>
+      <w:r>
+        <w:rPr>
+          <w:rFonts w:ascii="Times New Roman" w:hAnsi="Times New Roman" w:cs="Times New Roman"/>
+        </w:rPr>
+        <w:t>fotbal</w:t>
+      </w:r>
+      <w:proofErr w:type="spellEnd"/>
+      <w:r>
+        <w:rPr>
+          <w:rFonts w:ascii="Times New Roman" w:hAnsi="Times New Roman" w:cs="Times New Roman"/>
+        </w:rPr>
+        <w:t xml:space="preserve"> din </w:t>
+      </w:r>
+      <w:proofErr w:type="spellStart"/>
+      <w:r>
+        <w:rPr>
+          <w:rFonts w:ascii="Times New Roman" w:hAnsi="Times New Roman" w:cs="Times New Roman"/>
+        </w:rPr>
+        <w:t>campionat</w:t>
+      </w:r>
+      <w:proofErr w:type="spellEnd"/>
+      <w:r>
+        <w:rPr>
+          <w:rFonts w:ascii="Times New Roman" w:hAnsi="Times New Roman" w:cs="Times New Roman"/>
+        </w:rPr>
+        <w:t>.</w:t>
       </w:r>
     </w:p>
     <w:p>
@@ -2397,11 +2744,75 @@
           <w:rFonts w:ascii="Times New Roman" w:hAnsi="Times New Roman" w:cs="Times New Roman"/>
         </w:rPr>
       </w:pPr>
-      <w:r>
-        <w:rPr>
-          <w:rFonts w:ascii="Times New Roman" w:hAnsi="Times New Roman" w:cs="Times New Roman"/>
-        </w:rPr>
-        <w:t>Atribute: team_id, team_name, points, players , position, stadium_id, rating.</w:t>
+      <w:proofErr w:type="spellStart"/>
+      <w:r>
+        <w:rPr>
+          <w:rFonts w:ascii="Times New Roman" w:hAnsi="Times New Roman" w:cs="Times New Roman"/>
+        </w:rPr>
+        <w:t>Atribute</w:t>
+      </w:r>
+      <w:proofErr w:type="spellEnd"/>
+      <w:r>
+        <w:rPr>
+          <w:rFonts w:ascii="Times New Roman" w:hAnsi="Times New Roman" w:cs="Times New Roman"/>
+        </w:rPr>
+        <w:t xml:space="preserve">: </w:t>
+      </w:r>
+      <w:proofErr w:type="spellStart"/>
+      <w:r>
+        <w:rPr>
+          <w:rFonts w:ascii="Times New Roman" w:hAnsi="Times New Roman" w:cs="Times New Roman"/>
+        </w:rPr>
+        <w:t>team_id</w:t>
+      </w:r>
+      <w:proofErr w:type="spellEnd"/>
+      <w:r>
+        <w:rPr>
+          <w:rFonts w:ascii="Times New Roman" w:hAnsi="Times New Roman" w:cs="Times New Roman"/>
+        </w:rPr>
+        <w:t xml:space="preserve">, </w:t>
+      </w:r>
+      <w:proofErr w:type="spellStart"/>
+      <w:r>
+        <w:rPr>
+          <w:rFonts w:ascii="Times New Roman" w:hAnsi="Times New Roman" w:cs="Times New Roman"/>
+        </w:rPr>
+        <w:t>team_name</w:t>
+      </w:r>
+      <w:proofErr w:type="spellEnd"/>
+      <w:r>
+        <w:rPr>
+          <w:rFonts w:ascii="Times New Roman" w:hAnsi="Times New Roman" w:cs="Times New Roman"/>
+        </w:rPr>
+        <w:t xml:space="preserve">, points, </w:t>
+      </w:r>
+      <w:proofErr w:type="gramStart"/>
+      <w:r>
+        <w:rPr>
+          <w:rFonts w:ascii="Times New Roman" w:hAnsi="Times New Roman" w:cs="Times New Roman"/>
+        </w:rPr>
+        <w:t>players ,</w:t>
+      </w:r>
+      <w:proofErr w:type="gramEnd"/>
+      <w:r>
+        <w:rPr>
+          <w:rFonts w:ascii="Times New Roman" w:hAnsi="Times New Roman" w:cs="Times New Roman"/>
+        </w:rPr>
+        <w:t xml:space="preserve"> position, </w:t>
+      </w:r>
+      <w:proofErr w:type="spellStart"/>
+      <w:r>
+        <w:rPr>
+          <w:rFonts w:ascii="Times New Roman" w:hAnsi="Times New Roman" w:cs="Times New Roman"/>
+        </w:rPr>
+        <w:t>stadium_id</w:t>
+      </w:r>
+      <w:proofErr w:type="spellEnd"/>
+      <w:r>
+        <w:rPr>
+          <w:rFonts w:ascii="Times New Roman" w:hAnsi="Times New Roman" w:cs="Times New Roman"/>
+        </w:rPr>
+        <w:t>, rating.</w:t>
       </w:r>
     </w:p>
     <w:p>
@@ -2414,24 +2825,208 @@
           <w:rFonts w:ascii="Times New Roman" w:hAnsi="Times New Roman" w:cs="Times New Roman"/>
         </w:rPr>
       </w:pPr>
-      <w:r>
-        <w:rPr>
-          <w:rFonts w:ascii="Times New Roman" w:hAnsi="Times New Roman" w:cs="Times New Roman"/>
-        </w:rPr>
-        <w:t>Relații: Aparține de Championship, este legată de un Season, un Stadium, lotul de jucători, colectivul tehnic și meciurile programate.</w:t>
-      </w:r>
-    </w:p>
-    <w:p>
-      <w:pPr>
-        <w:rPr>
-          <w:rFonts w:ascii="Times New Roman" w:hAnsi="Times New Roman" w:cs="Times New Roman"/>
-        </w:rPr>
-      </w:pPr>
-      <w:r>
-        <w:rPr>
-          <w:rFonts w:ascii="Times New Roman" w:hAnsi="Times New Roman" w:cs="Times New Roman"/>
-        </w:rPr>
-        <w:t>  Season:</w:t>
+      <w:proofErr w:type="spellStart"/>
+      <w:r>
+        <w:rPr>
+          <w:rFonts w:ascii="Times New Roman" w:hAnsi="Times New Roman" w:cs="Times New Roman"/>
+        </w:rPr>
+        <w:t>Relații</w:t>
+      </w:r>
+      <w:proofErr w:type="spellEnd"/>
+      <w:r>
+        <w:rPr>
+          <w:rFonts w:ascii="Times New Roman" w:hAnsi="Times New Roman" w:cs="Times New Roman"/>
+        </w:rPr>
+        <w:t xml:space="preserve">: </w:t>
+      </w:r>
+      <w:proofErr w:type="spellStart"/>
+      <w:r>
+        <w:rPr>
+          <w:rFonts w:ascii="Times New Roman" w:hAnsi="Times New Roman" w:cs="Times New Roman"/>
+        </w:rPr>
+        <w:t>Aparține</w:t>
+      </w:r>
+      <w:proofErr w:type="spellEnd"/>
+      <w:r>
+        <w:rPr>
+          <w:rFonts w:ascii="Times New Roman" w:hAnsi="Times New Roman" w:cs="Times New Roman"/>
+        </w:rPr>
+        <w:t xml:space="preserve"> de Championship, </w:t>
+      </w:r>
+      <w:proofErr w:type="spellStart"/>
+      <w:r>
+        <w:rPr>
+          <w:rFonts w:ascii="Times New Roman" w:hAnsi="Times New Roman" w:cs="Times New Roman"/>
+        </w:rPr>
+        <w:t>este</w:t>
+      </w:r>
+      <w:proofErr w:type="spellEnd"/>
+      <w:r>
+        <w:rPr>
+          <w:rFonts w:ascii="Times New Roman" w:hAnsi="Times New Roman" w:cs="Times New Roman"/>
+        </w:rPr>
+        <w:t xml:space="preserve"> </w:t>
+      </w:r>
+      <w:proofErr w:type="spellStart"/>
+      <w:r>
+        <w:rPr>
+          <w:rFonts w:ascii="Times New Roman" w:hAnsi="Times New Roman" w:cs="Times New Roman"/>
+        </w:rPr>
+        <w:t>legată</w:t>
+      </w:r>
+      <w:proofErr w:type="spellEnd"/>
+      <w:r>
+        <w:rPr>
+          <w:rFonts w:ascii="Times New Roman" w:hAnsi="Times New Roman" w:cs="Times New Roman"/>
+        </w:rPr>
+        <w:t xml:space="preserve"> de </w:t>
+      </w:r>
+      <w:proofErr w:type="gramStart"/>
+      <w:r>
+        <w:rPr>
+          <w:rFonts w:ascii="Times New Roman" w:hAnsi="Times New Roman" w:cs="Times New Roman"/>
+        </w:rPr>
+        <w:t>un Season</w:t>
+      </w:r>
+      <w:proofErr w:type="gramEnd"/>
+      <w:r>
+        <w:rPr>
+          <w:rFonts w:ascii="Times New Roman" w:hAnsi="Times New Roman" w:cs="Times New Roman"/>
+        </w:rPr>
+        <w:t xml:space="preserve">, </w:t>
+      </w:r>
+      <w:proofErr w:type="gramStart"/>
+      <w:r>
+        <w:rPr>
+          <w:rFonts w:ascii="Times New Roman" w:hAnsi="Times New Roman" w:cs="Times New Roman"/>
+        </w:rPr>
+        <w:t>un Stadium</w:t>
+      </w:r>
+      <w:proofErr w:type="gramEnd"/>
+      <w:r>
+        <w:rPr>
+          <w:rFonts w:ascii="Times New Roman" w:hAnsi="Times New Roman" w:cs="Times New Roman"/>
+        </w:rPr>
+        <w:t xml:space="preserve">, </w:t>
+      </w:r>
+      <w:proofErr w:type="spellStart"/>
+      <w:r>
+        <w:rPr>
+          <w:rFonts w:ascii="Times New Roman" w:hAnsi="Times New Roman" w:cs="Times New Roman"/>
+        </w:rPr>
+        <w:t>lotul</w:t>
+      </w:r>
+      <w:proofErr w:type="spellEnd"/>
+      <w:r>
+        <w:rPr>
+          <w:rFonts w:ascii="Times New Roman" w:hAnsi="Times New Roman" w:cs="Times New Roman"/>
+        </w:rPr>
+        <w:t xml:space="preserve"> de </w:t>
+      </w:r>
+      <w:proofErr w:type="spellStart"/>
+      <w:r>
+        <w:rPr>
+          <w:rFonts w:ascii="Times New Roman" w:hAnsi="Times New Roman" w:cs="Times New Roman"/>
+        </w:rPr>
+        <w:t>jucători</w:t>
+      </w:r>
+      <w:proofErr w:type="spellEnd"/>
+      <w:r>
+        <w:rPr>
+          <w:rFonts w:ascii="Times New Roman" w:hAnsi="Times New Roman" w:cs="Times New Roman"/>
+        </w:rPr>
+        <w:t xml:space="preserve">, </w:t>
+      </w:r>
+      <w:proofErr w:type="spellStart"/>
+      <w:r>
+        <w:rPr>
+          <w:rFonts w:ascii="Times New Roman" w:hAnsi="Times New Roman" w:cs="Times New Roman"/>
+        </w:rPr>
+        <w:t>colectivul</w:t>
+      </w:r>
+      <w:proofErr w:type="spellEnd"/>
+      <w:r>
+        <w:rPr>
+          <w:rFonts w:ascii="Times New Roman" w:hAnsi="Times New Roman" w:cs="Times New Roman"/>
+        </w:rPr>
+        <w:t xml:space="preserve"> </w:t>
+      </w:r>
+      <w:proofErr w:type="spellStart"/>
+      <w:r>
+        <w:rPr>
+          <w:rFonts w:ascii="Times New Roman" w:hAnsi="Times New Roman" w:cs="Times New Roman"/>
+        </w:rPr>
+        <w:t>tehnic</w:t>
+      </w:r>
+      <w:proofErr w:type="spellEnd"/>
+      <w:r>
+        <w:rPr>
+          <w:rFonts w:ascii="Times New Roman" w:hAnsi="Times New Roman" w:cs="Times New Roman"/>
+        </w:rPr>
+        <w:t xml:space="preserve"> </w:t>
+      </w:r>
+      <w:proofErr w:type="spellStart"/>
+      <w:r>
+        <w:rPr>
+          <w:rFonts w:ascii="Times New Roman" w:hAnsi="Times New Roman" w:cs="Times New Roman"/>
+        </w:rPr>
+        <w:t>și</w:t>
+      </w:r>
+      <w:proofErr w:type="spellEnd"/>
+      <w:r>
+        <w:rPr>
+          <w:rFonts w:ascii="Times New Roman" w:hAnsi="Times New Roman" w:cs="Times New Roman"/>
+        </w:rPr>
+        <w:t xml:space="preserve"> </w:t>
+      </w:r>
+      <w:proofErr w:type="spellStart"/>
+      <w:r>
+        <w:rPr>
+          <w:rFonts w:ascii="Times New Roman" w:hAnsi="Times New Roman" w:cs="Times New Roman"/>
+        </w:rPr>
+        <w:t>meciurile</w:t>
+      </w:r>
+      <w:proofErr w:type="spellEnd"/>
+      <w:r>
+        <w:rPr>
+          <w:rFonts w:ascii="Times New Roman" w:hAnsi="Times New Roman" w:cs="Times New Roman"/>
+        </w:rPr>
+        <w:t xml:space="preserve"> </w:t>
+      </w:r>
+      <w:proofErr w:type="spellStart"/>
+      <w:r>
+        <w:rPr>
+          <w:rFonts w:ascii="Times New Roman" w:hAnsi="Times New Roman" w:cs="Times New Roman"/>
+        </w:rPr>
+        <w:t>programate</w:t>
+      </w:r>
+      <w:proofErr w:type="spellEnd"/>
+      <w:r>
+        <w:rPr>
+          <w:rFonts w:ascii="Times New Roman" w:hAnsi="Times New Roman" w:cs="Times New Roman"/>
+        </w:rPr>
+        <w:t>.</w:t>
+      </w:r>
+    </w:p>
+    <w:p>
+      <w:pPr>
+        <w:rPr>
+          <w:rFonts w:ascii="Times New Roman" w:hAnsi="Times New Roman" w:cs="Times New Roman"/>
+        </w:rPr>
+      </w:pPr>
+      <w:proofErr w:type="gramStart"/>
+      <w:r>
+        <w:rPr>
+          <w:rFonts w:ascii="Times New Roman" w:hAnsi="Times New Roman" w:cs="Times New Roman"/>
+        </w:rPr>
+        <w:t>  Season</w:t>
+      </w:r>
+      <w:proofErr w:type="gramEnd"/>
+      <w:r>
+        <w:rPr>
+          <w:rFonts w:ascii="Times New Roman" w:hAnsi="Times New Roman" w:cs="Times New Roman"/>
+        </w:rPr>
+        <w:t>:</w:t>
       </w:r>
     </w:p>
     <w:p>
@@ -2448,7 +3043,105 @@
         <w:rPr>
           <w:rFonts w:ascii="Times New Roman" w:hAnsi="Times New Roman" w:cs="Times New Roman"/>
         </w:rPr>
-        <w:t>Rol: Definește cadrul temporal și organizatoric al unei ediții competiționale.</w:t>
+        <w:t xml:space="preserve">Rol: </w:t>
+      </w:r>
+      <w:proofErr w:type="spellStart"/>
+      <w:r>
+        <w:rPr>
+          <w:rFonts w:ascii="Times New Roman" w:hAnsi="Times New Roman" w:cs="Times New Roman"/>
+        </w:rPr>
+        <w:t>Definește</w:t>
+      </w:r>
+      <w:proofErr w:type="spellEnd"/>
+      <w:r>
+        <w:rPr>
+          <w:rFonts w:ascii="Times New Roman" w:hAnsi="Times New Roman" w:cs="Times New Roman"/>
+        </w:rPr>
+        <w:t xml:space="preserve"> </w:t>
+      </w:r>
+      <w:proofErr w:type="spellStart"/>
+      <w:r>
+        <w:rPr>
+          <w:rFonts w:ascii="Times New Roman" w:hAnsi="Times New Roman" w:cs="Times New Roman"/>
+        </w:rPr>
+        <w:t>cadrul</w:t>
+      </w:r>
+      <w:proofErr w:type="spellEnd"/>
+      <w:r>
+        <w:rPr>
+          <w:rFonts w:ascii="Times New Roman" w:hAnsi="Times New Roman" w:cs="Times New Roman"/>
+        </w:rPr>
+        <w:t xml:space="preserve"> temporal </w:t>
+      </w:r>
+      <w:proofErr w:type="spellStart"/>
+      <w:r>
+        <w:rPr>
+          <w:rFonts w:ascii="Times New Roman" w:hAnsi="Times New Roman" w:cs="Times New Roman"/>
+        </w:rPr>
+        <w:t>și</w:t>
+      </w:r>
+      <w:proofErr w:type="spellEnd"/>
+      <w:r>
+        <w:rPr>
+          <w:rFonts w:ascii="Times New Roman" w:hAnsi="Times New Roman" w:cs="Times New Roman"/>
+        </w:rPr>
+        <w:t xml:space="preserve"> </w:t>
+      </w:r>
+      <w:proofErr w:type="spellStart"/>
+      <w:r>
+        <w:rPr>
+          <w:rFonts w:ascii="Times New Roman" w:hAnsi="Times New Roman" w:cs="Times New Roman"/>
+        </w:rPr>
+        <w:t>organizatoric</w:t>
+      </w:r>
+      <w:proofErr w:type="spellEnd"/>
+      <w:r>
+        <w:rPr>
+          <w:rFonts w:ascii="Times New Roman" w:hAnsi="Times New Roman" w:cs="Times New Roman"/>
+        </w:rPr>
+        <w:t xml:space="preserve"> al </w:t>
+      </w:r>
+      <w:proofErr w:type="spellStart"/>
+      <w:r>
+        <w:rPr>
+          <w:rFonts w:ascii="Times New Roman" w:hAnsi="Times New Roman" w:cs="Times New Roman"/>
+        </w:rPr>
+        <w:t>unei</w:t>
+      </w:r>
+      <w:proofErr w:type="spellEnd"/>
+      <w:r>
+        <w:rPr>
+          <w:rFonts w:ascii="Times New Roman" w:hAnsi="Times New Roman" w:cs="Times New Roman"/>
+        </w:rPr>
+        <w:t xml:space="preserve"> </w:t>
+      </w:r>
+      <w:proofErr w:type="spellStart"/>
+      <w:r>
+        <w:rPr>
+          <w:rFonts w:ascii="Times New Roman" w:hAnsi="Times New Roman" w:cs="Times New Roman"/>
+        </w:rPr>
+        <w:t>ediții</w:t>
+      </w:r>
+      <w:proofErr w:type="spellEnd"/>
+      <w:r>
+        <w:rPr>
+          <w:rFonts w:ascii="Times New Roman" w:hAnsi="Times New Roman" w:cs="Times New Roman"/>
+        </w:rPr>
+        <w:t xml:space="preserve"> </w:t>
+      </w:r>
+      <w:proofErr w:type="spellStart"/>
+      <w:r>
+        <w:rPr>
+          <w:rFonts w:ascii="Times New Roman" w:hAnsi="Times New Roman" w:cs="Times New Roman"/>
+        </w:rPr>
+        <w:t>competiționale</w:t>
+      </w:r>
+      <w:proofErr w:type="spellEnd"/>
+      <w:r>
+        <w:rPr>
+          <w:rFonts w:ascii="Times New Roman" w:hAnsi="Times New Roman" w:cs="Times New Roman"/>
+        </w:rPr>
+        <w:t>.</w:t>
       </w:r>
     </w:p>
     <w:p>
@@ -2461,24 +3154,158 @@
           <w:rFonts w:ascii="Times New Roman" w:hAnsi="Times New Roman" w:cs="Times New Roman"/>
         </w:rPr>
       </w:pPr>
-      <w:r>
-        <w:rPr>
-          <w:rFonts w:ascii="Times New Roman" w:hAnsi="Times New Roman" w:cs="Times New Roman"/>
-        </w:rPr>
-        <w:t>Atribute: season_id, year, date_start / date_end, transfer_window, fixture_id.</w:t>
-      </w:r>
-    </w:p>
-    <w:p>
-      <w:pPr>
-        <w:rPr>
-          <w:rFonts w:ascii="Times New Roman" w:hAnsi="Times New Roman" w:cs="Times New Roman"/>
-        </w:rPr>
-      </w:pPr>
-      <w:r>
-        <w:rPr>
-          <w:rFonts w:ascii="Times New Roman" w:hAnsi="Times New Roman" w:cs="Times New Roman"/>
-        </w:rPr>
-        <w:t>  Fixtures:</w:t>
+      <w:proofErr w:type="spellStart"/>
+      <w:r>
+        <w:rPr>
+          <w:rFonts w:ascii="Times New Roman" w:hAnsi="Times New Roman" w:cs="Times New Roman"/>
+        </w:rPr>
+        <w:t>Atribute</w:t>
+      </w:r>
+      <w:proofErr w:type="spellEnd"/>
+      <w:r>
+        <w:rPr>
+          <w:rFonts w:ascii="Times New Roman" w:hAnsi="Times New Roman" w:cs="Times New Roman"/>
+        </w:rPr>
+        <w:t xml:space="preserve">: </w:t>
+      </w:r>
+      <w:proofErr w:type="spellStart"/>
+      <w:r>
+        <w:rPr>
+          <w:rFonts w:ascii="Times New Roman" w:hAnsi="Times New Roman" w:cs="Times New Roman"/>
+        </w:rPr>
+        <w:t>season_id</w:t>
+      </w:r>
+      <w:proofErr w:type="spellEnd"/>
+      <w:r>
+        <w:rPr>
+          <w:rFonts w:ascii="Times New Roman" w:hAnsi="Times New Roman" w:cs="Times New Roman"/>
+        </w:rPr>
+        <w:t xml:space="preserve">, year, </w:t>
+      </w:r>
+      <w:proofErr w:type="spellStart"/>
+      <w:r>
+        <w:rPr>
+          <w:rFonts w:ascii="Times New Roman" w:hAnsi="Times New Roman" w:cs="Times New Roman"/>
+        </w:rPr>
+        <w:t>date_start</w:t>
+      </w:r>
+      <w:proofErr w:type="spellEnd"/>
+      <w:r>
+        <w:rPr>
+          <w:rFonts w:ascii="Times New Roman" w:hAnsi="Times New Roman" w:cs="Times New Roman"/>
+        </w:rPr>
+        <w:t xml:space="preserve"> / </w:t>
+      </w:r>
+      <w:proofErr w:type="spellStart"/>
+      <w:r>
+        <w:rPr>
+          <w:rFonts w:ascii="Times New Roman" w:hAnsi="Times New Roman" w:cs="Times New Roman"/>
+        </w:rPr>
+        <w:t>date_end</w:t>
+      </w:r>
+      <w:proofErr w:type="spellEnd"/>
+      <w:r>
+        <w:rPr>
+          <w:rFonts w:ascii="Times New Roman" w:hAnsi="Times New Roman" w:cs="Times New Roman"/>
+        </w:rPr>
+        <w:t xml:space="preserve">, </w:t>
+      </w:r>
+      <w:proofErr w:type="spellStart"/>
+      <w:r>
+        <w:rPr>
+          <w:rFonts w:ascii="Times New Roman" w:hAnsi="Times New Roman" w:cs="Times New Roman"/>
+        </w:rPr>
+        <w:t>transfer_window</w:t>
+      </w:r>
+      <w:proofErr w:type="spellEnd"/>
+      <w:r>
+        <w:rPr>
+          <w:rFonts w:ascii="Times New Roman" w:hAnsi="Times New Roman" w:cs="Times New Roman"/>
+        </w:rPr>
+        <w:t xml:space="preserve">, </w:t>
+      </w:r>
+      <w:proofErr w:type="spellStart"/>
+      <w:r>
+        <w:rPr>
+          <w:rFonts w:ascii="Times New Roman" w:hAnsi="Times New Roman" w:cs="Times New Roman"/>
+        </w:rPr>
+        <w:t>fixture_</w:t>
+      </w:r>
+      <w:proofErr w:type="gramStart"/>
+      <w:r>
+        <w:rPr>
+          <w:rFonts w:ascii="Times New Roman" w:hAnsi="Times New Roman" w:cs="Times New Roman"/>
+        </w:rPr>
+        <w:t>id</w:t>
+      </w:r>
+      <w:proofErr w:type="spellEnd"/>
+      <w:r>
+        <w:rPr>
+          <w:rFonts w:ascii="Times New Roman" w:hAnsi="Times New Roman" w:cs="Times New Roman"/>
+        </w:rPr>
+        <w:t>(</w:t>
+      </w:r>
+      <w:proofErr w:type="gramEnd"/>
+      <w:r>
+        <w:rPr>
+          <w:rFonts w:ascii="Times New Roman" w:hAnsi="Times New Roman" w:cs="Times New Roman"/>
+        </w:rPr>
+        <w:t xml:space="preserve">foreign key </w:t>
+      </w:r>
+      <w:proofErr w:type="spellStart"/>
+      <w:r>
+        <w:rPr>
+          <w:rFonts w:ascii="Times New Roman" w:hAnsi="Times New Roman" w:cs="Times New Roman"/>
+        </w:rPr>
+        <w:t>pentru</w:t>
+      </w:r>
+      <w:proofErr w:type="spellEnd"/>
+      <w:r>
+        <w:rPr>
+          <w:rFonts w:ascii="Times New Roman" w:hAnsi="Times New Roman" w:cs="Times New Roman"/>
+        </w:rPr>
+        <w:t xml:space="preserve"> </w:t>
+      </w:r>
+      <w:proofErr w:type="spellStart"/>
+      <w:r>
+        <w:rPr>
+          <w:rFonts w:ascii="Times New Roman" w:hAnsi="Times New Roman" w:cs="Times New Roman"/>
+        </w:rPr>
+        <w:t>tabelul</w:t>
+      </w:r>
+      <w:proofErr w:type="spellEnd"/>
+      <w:r>
+        <w:rPr>
+          <w:rFonts w:ascii="Times New Roman" w:hAnsi="Times New Roman" w:cs="Times New Roman"/>
+        </w:rPr>
+        <w:t xml:space="preserve"> Fixtures)</w:t>
+      </w:r>
+      <w:r>
+        <w:rPr>
+          <w:rFonts w:ascii="Times New Roman" w:hAnsi="Times New Roman" w:cs="Times New Roman"/>
+        </w:rPr>
+        <w:t>.</w:t>
+      </w:r>
+    </w:p>
+    <w:p>
+      <w:pPr>
+        <w:rPr>
+          <w:rFonts w:ascii="Times New Roman" w:hAnsi="Times New Roman" w:cs="Times New Roman"/>
+        </w:rPr>
+      </w:pPr>
+      <w:proofErr w:type="gramStart"/>
+      <w:r>
+        <w:rPr>
+          <w:rFonts w:ascii="Times New Roman" w:hAnsi="Times New Roman" w:cs="Times New Roman"/>
+        </w:rPr>
+        <w:t>  Fixtures</w:t>
+      </w:r>
+      <w:proofErr w:type="gramEnd"/>
+      <w:r>
+        <w:rPr>
+          <w:rFonts w:ascii="Times New Roman" w:hAnsi="Times New Roman" w:cs="Times New Roman"/>
+        </w:rPr>
+        <w:t>:</w:t>
       </w:r>
     </w:p>
     <w:p>
@@ -2495,7 +3322,91 @@
         <w:rPr>
           <w:rFonts w:ascii="Times New Roman" w:hAnsi="Times New Roman" w:cs="Times New Roman"/>
         </w:rPr>
-        <w:t>Rol: Centralizează partidele programate în cadrul etapelor.</w:t>
+        <w:t xml:space="preserve">Rol: </w:t>
+      </w:r>
+      <w:proofErr w:type="spellStart"/>
+      <w:r>
+        <w:rPr>
+          <w:rFonts w:ascii="Times New Roman" w:hAnsi="Times New Roman" w:cs="Times New Roman"/>
+        </w:rPr>
+        <w:t>Centralizează</w:t>
+      </w:r>
+      <w:proofErr w:type="spellEnd"/>
+      <w:r>
+        <w:rPr>
+          <w:rFonts w:ascii="Times New Roman" w:hAnsi="Times New Roman" w:cs="Times New Roman"/>
+        </w:rPr>
+        <w:t xml:space="preserve"> </w:t>
+      </w:r>
+      <w:proofErr w:type="spellStart"/>
+      <w:r>
+        <w:rPr>
+          <w:rFonts w:ascii="Times New Roman" w:hAnsi="Times New Roman" w:cs="Times New Roman"/>
+        </w:rPr>
+        <w:t>partidele</w:t>
+      </w:r>
+      <w:proofErr w:type="spellEnd"/>
+      <w:r>
+        <w:rPr>
+          <w:rFonts w:ascii="Times New Roman" w:hAnsi="Times New Roman" w:cs="Times New Roman"/>
+        </w:rPr>
+        <w:t xml:space="preserve"> </w:t>
+      </w:r>
+      <w:proofErr w:type="spellStart"/>
+      <w:r>
+        <w:rPr>
+          <w:rFonts w:ascii="Times New Roman" w:hAnsi="Times New Roman" w:cs="Times New Roman"/>
+        </w:rPr>
+        <w:t>programate</w:t>
+      </w:r>
+      <w:proofErr w:type="spellEnd"/>
+      <w:r>
+        <w:rPr>
+          <w:rFonts w:ascii="Times New Roman" w:hAnsi="Times New Roman" w:cs="Times New Roman"/>
+        </w:rPr>
+        <w:t xml:space="preserve"> </w:t>
+      </w:r>
+      <w:proofErr w:type="spellStart"/>
+      <w:r>
+        <w:rPr>
+          <w:rFonts w:ascii="Times New Roman" w:hAnsi="Times New Roman" w:cs="Times New Roman"/>
+        </w:rPr>
+        <w:t>în</w:t>
+      </w:r>
+      <w:proofErr w:type="spellEnd"/>
+      <w:r>
+        <w:rPr>
+          <w:rFonts w:ascii="Times New Roman" w:hAnsi="Times New Roman" w:cs="Times New Roman"/>
+        </w:rPr>
+        <w:t xml:space="preserve"> </w:t>
+      </w:r>
+      <w:proofErr w:type="spellStart"/>
+      <w:r>
+        <w:rPr>
+          <w:rFonts w:ascii="Times New Roman" w:hAnsi="Times New Roman" w:cs="Times New Roman"/>
+        </w:rPr>
+        <w:t>cadrul</w:t>
+      </w:r>
+      <w:proofErr w:type="spellEnd"/>
+      <w:r>
+        <w:rPr>
+          <w:rFonts w:ascii="Times New Roman" w:hAnsi="Times New Roman" w:cs="Times New Roman"/>
+        </w:rPr>
+        <w:t xml:space="preserve"> </w:t>
+      </w:r>
+      <w:proofErr w:type="spellStart"/>
+      <w:r>
+        <w:rPr>
+          <w:rFonts w:ascii="Times New Roman" w:hAnsi="Times New Roman" w:cs="Times New Roman"/>
+        </w:rPr>
+        <w:t>etapelor</w:t>
+      </w:r>
+      <w:proofErr w:type="spellEnd"/>
+      <w:r>
+        <w:rPr>
+          <w:rFonts w:ascii="Times New Roman" w:hAnsi="Times New Roman" w:cs="Times New Roman"/>
+        </w:rPr>
+        <w:t>.</w:t>
       </w:r>
     </w:p>
     <w:p>
@@ -2508,11 +3419,19 @@
           <w:rFonts w:ascii="Times New Roman" w:hAnsi="Times New Roman" w:cs="Times New Roman"/>
         </w:rPr>
       </w:pPr>
-      <w:r>
-        <w:rPr>
-          <w:rFonts w:ascii="Times New Roman" w:hAnsi="Times New Roman" w:cs="Times New Roman"/>
-        </w:rPr>
-        <w:t>Atribute: id, date, time.</w:t>
+      <w:proofErr w:type="spellStart"/>
+      <w:r>
+        <w:rPr>
+          <w:rFonts w:ascii="Times New Roman" w:hAnsi="Times New Roman" w:cs="Times New Roman"/>
+        </w:rPr>
+        <w:t>Atribute</w:t>
+      </w:r>
+      <w:proofErr w:type="spellEnd"/>
+      <w:r>
+        <w:rPr>
+          <w:rFonts w:ascii="Times New Roman" w:hAnsi="Times New Roman" w:cs="Times New Roman"/>
+        </w:rPr>
+        <w:t>: id, date, time.</w:t>
       </w:r>
     </w:p>
     <w:p>
@@ -2525,24 +3444,152 @@
           <w:rFonts w:ascii="Times New Roman" w:hAnsi="Times New Roman" w:cs="Times New Roman"/>
         </w:rPr>
       </w:pPr>
-      <w:r>
-        <w:rPr>
-          <w:rFonts w:ascii="Times New Roman" w:hAnsi="Times New Roman" w:cs="Times New Roman"/>
-        </w:rPr>
-        <w:t>Relații: Conectează echipele participante, sezonul aferent și arbitrii delegați.</w:t>
-      </w:r>
-    </w:p>
-    <w:p>
-      <w:pPr>
-        <w:rPr>
-          <w:rFonts w:ascii="Times New Roman" w:hAnsi="Times New Roman" w:cs="Times New Roman"/>
-        </w:rPr>
-      </w:pPr>
-      <w:r>
-        <w:rPr>
-          <w:rFonts w:ascii="Times New Roman" w:hAnsi="Times New Roman" w:cs="Times New Roman"/>
-        </w:rPr>
-        <w:t>  Stadiums:</w:t>
+      <w:proofErr w:type="spellStart"/>
+      <w:r>
+        <w:rPr>
+          <w:rFonts w:ascii="Times New Roman" w:hAnsi="Times New Roman" w:cs="Times New Roman"/>
+        </w:rPr>
+        <w:t>Relații</w:t>
+      </w:r>
+      <w:proofErr w:type="spellEnd"/>
+      <w:r>
+        <w:rPr>
+          <w:rFonts w:ascii="Times New Roman" w:hAnsi="Times New Roman" w:cs="Times New Roman"/>
+        </w:rPr>
+        <w:t xml:space="preserve">: </w:t>
+      </w:r>
+      <w:proofErr w:type="spellStart"/>
+      <w:r>
+        <w:rPr>
+          <w:rFonts w:ascii="Times New Roman" w:hAnsi="Times New Roman" w:cs="Times New Roman"/>
+        </w:rPr>
+        <w:t>Conectează</w:t>
+      </w:r>
+      <w:proofErr w:type="spellEnd"/>
+      <w:r>
+        <w:rPr>
+          <w:rFonts w:ascii="Times New Roman" w:hAnsi="Times New Roman" w:cs="Times New Roman"/>
+        </w:rPr>
+        <w:t xml:space="preserve"> </w:t>
+      </w:r>
+      <w:proofErr w:type="spellStart"/>
+      <w:r>
+        <w:rPr>
+          <w:rFonts w:ascii="Times New Roman" w:hAnsi="Times New Roman" w:cs="Times New Roman"/>
+        </w:rPr>
+        <w:t>echipele</w:t>
+      </w:r>
+      <w:proofErr w:type="spellEnd"/>
+      <w:r>
+        <w:rPr>
+          <w:rFonts w:ascii="Times New Roman" w:hAnsi="Times New Roman" w:cs="Times New Roman"/>
+        </w:rPr>
+        <w:t xml:space="preserve"> </w:t>
+      </w:r>
+      <w:proofErr w:type="spellStart"/>
+      <w:r>
+        <w:rPr>
+          <w:rFonts w:ascii="Times New Roman" w:hAnsi="Times New Roman" w:cs="Times New Roman"/>
+        </w:rPr>
+        <w:t>participante</w:t>
+      </w:r>
+      <w:proofErr w:type="spellEnd"/>
+      <w:r>
+        <w:rPr>
+          <w:rFonts w:ascii="Times New Roman" w:hAnsi="Times New Roman" w:cs="Times New Roman"/>
+        </w:rPr>
+        <w:t xml:space="preserve">, </w:t>
+      </w:r>
+      <w:proofErr w:type="spellStart"/>
+      <w:r>
+        <w:rPr>
+          <w:rFonts w:ascii="Times New Roman" w:hAnsi="Times New Roman" w:cs="Times New Roman"/>
+        </w:rPr>
+        <w:t>sezonul</w:t>
+      </w:r>
+      <w:proofErr w:type="spellEnd"/>
+      <w:r>
+        <w:rPr>
+          <w:rFonts w:ascii="Times New Roman" w:hAnsi="Times New Roman" w:cs="Times New Roman"/>
+        </w:rPr>
+        <w:t xml:space="preserve"> </w:t>
+      </w:r>
+      <w:proofErr w:type="spellStart"/>
+      <w:r>
+        <w:rPr>
+          <w:rFonts w:ascii="Times New Roman" w:hAnsi="Times New Roman" w:cs="Times New Roman"/>
+        </w:rPr>
+        <w:t>respectiv</w:t>
+      </w:r>
+      <w:proofErr w:type="spellEnd"/>
+      <w:r>
+        <w:rPr>
+          <w:rFonts w:ascii="Times New Roman" w:hAnsi="Times New Roman" w:cs="Times New Roman"/>
+        </w:rPr>
+        <w:t xml:space="preserve"> </w:t>
+      </w:r>
+      <w:proofErr w:type="spellStart"/>
+      <w:r>
+        <w:rPr>
+          <w:rFonts w:ascii="Times New Roman" w:hAnsi="Times New Roman" w:cs="Times New Roman"/>
+        </w:rPr>
+        <w:t>și</w:t>
+      </w:r>
+      <w:proofErr w:type="spellEnd"/>
+      <w:r>
+        <w:rPr>
+          <w:rFonts w:ascii="Times New Roman" w:hAnsi="Times New Roman" w:cs="Times New Roman"/>
+        </w:rPr>
+        <w:t xml:space="preserve"> </w:t>
+      </w:r>
+      <w:proofErr w:type="spellStart"/>
+      <w:r>
+        <w:rPr>
+          <w:rFonts w:ascii="Times New Roman" w:hAnsi="Times New Roman" w:cs="Times New Roman"/>
+        </w:rPr>
+        <w:t>arbitrii</w:t>
+      </w:r>
+      <w:proofErr w:type="spellEnd"/>
+      <w:r>
+        <w:rPr>
+          <w:rFonts w:ascii="Times New Roman" w:hAnsi="Times New Roman" w:cs="Times New Roman"/>
+        </w:rPr>
+        <w:t xml:space="preserve"> </w:t>
+      </w:r>
+      <w:proofErr w:type="spellStart"/>
+      <w:r>
+        <w:rPr>
+          <w:rFonts w:ascii="Times New Roman" w:hAnsi="Times New Roman" w:cs="Times New Roman"/>
+        </w:rPr>
+        <w:t>delegați</w:t>
+      </w:r>
+      <w:proofErr w:type="spellEnd"/>
+      <w:r>
+        <w:rPr>
+          <w:rFonts w:ascii="Times New Roman" w:hAnsi="Times New Roman" w:cs="Times New Roman"/>
+        </w:rPr>
+        <w:t>.</w:t>
+      </w:r>
+    </w:p>
+    <w:p>
+      <w:pPr>
+        <w:rPr>
+          <w:rFonts w:ascii="Times New Roman" w:hAnsi="Times New Roman" w:cs="Times New Roman"/>
+        </w:rPr>
+      </w:pPr>
+      <w:proofErr w:type="gramStart"/>
+      <w:r>
+        <w:rPr>
+          <w:rFonts w:ascii="Times New Roman" w:hAnsi="Times New Roman" w:cs="Times New Roman"/>
+        </w:rPr>
+        <w:t>  Stadiums</w:t>
+      </w:r>
+      <w:proofErr w:type="gramEnd"/>
+      <w:r>
+        <w:rPr>
+          <w:rFonts w:ascii="Times New Roman" w:hAnsi="Times New Roman" w:cs="Times New Roman"/>
+        </w:rPr>
+        <w:t>:</w:t>
       </w:r>
     </w:p>
     <w:p>
@@ -2559,7 +3606,91 @@
         <w:rPr>
           <w:rFonts w:ascii="Times New Roman" w:hAnsi="Times New Roman" w:cs="Times New Roman"/>
         </w:rPr>
-        <w:t>Rol: Contorizează informațiile despre infrastructura sportivă a cluburilor.</w:t>
+        <w:t xml:space="preserve">Rol: </w:t>
+      </w:r>
+      <w:proofErr w:type="spellStart"/>
+      <w:r>
+        <w:rPr>
+          <w:rFonts w:ascii="Times New Roman" w:hAnsi="Times New Roman" w:cs="Times New Roman"/>
+        </w:rPr>
+        <w:t>Contorizează</w:t>
+      </w:r>
+      <w:proofErr w:type="spellEnd"/>
+      <w:r>
+        <w:rPr>
+          <w:rFonts w:ascii="Times New Roman" w:hAnsi="Times New Roman" w:cs="Times New Roman"/>
+        </w:rPr>
+        <w:t xml:space="preserve"> </w:t>
+      </w:r>
+      <w:proofErr w:type="spellStart"/>
+      <w:r>
+        <w:rPr>
+          <w:rFonts w:ascii="Times New Roman" w:hAnsi="Times New Roman" w:cs="Times New Roman"/>
+        </w:rPr>
+        <w:t>informațiile</w:t>
+      </w:r>
+      <w:proofErr w:type="spellEnd"/>
+      <w:r>
+        <w:rPr>
+          <w:rFonts w:ascii="Times New Roman" w:hAnsi="Times New Roman" w:cs="Times New Roman"/>
+        </w:rPr>
+        <w:t xml:space="preserve"> </w:t>
+      </w:r>
+      <w:proofErr w:type="spellStart"/>
+      <w:r>
+        <w:rPr>
+          <w:rFonts w:ascii="Times New Roman" w:hAnsi="Times New Roman" w:cs="Times New Roman"/>
+        </w:rPr>
+        <w:t>despre</w:t>
+      </w:r>
+      <w:proofErr w:type="spellEnd"/>
+      <w:r>
+        <w:rPr>
+          <w:rFonts w:ascii="Times New Roman" w:hAnsi="Times New Roman" w:cs="Times New Roman"/>
+        </w:rPr>
+        <w:t xml:space="preserve"> </w:t>
+      </w:r>
+      <w:proofErr w:type="spellStart"/>
+      <w:r>
+        <w:rPr>
+          <w:rFonts w:ascii="Times New Roman" w:hAnsi="Times New Roman" w:cs="Times New Roman"/>
+        </w:rPr>
+        <w:t>infrastructura</w:t>
+      </w:r>
+      <w:proofErr w:type="spellEnd"/>
+      <w:r>
+        <w:rPr>
+          <w:rFonts w:ascii="Times New Roman" w:hAnsi="Times New Roman" w:cs="Times New Roman"/>
+        </w:rPr>
+        <w:t xml:space="preserve"> </w:t>
+      </w:r>
+      <w:proofErr w:type="spellStart"/>
+      <w:r>
+        <w:rPr>
+          <w:rFonts w:ascii="Times New Roman" w:hAnsi="Times New Roman" w:cs="Times New Roman"/>
+        </w:rPr>
+        <w:t>sportivă</w:t>
+      </w:r>
+      <w:proofErr w:type="spellEnd"/>
+      <w:r>
+        <w:rPr>
+          <w:rFonts w:ascii="Times New Roman" w:hAnsi="Times New Roman" w:cs="Times New Roman"/>
+        </w:rPr>
+        <w:t xml:space="preserve"> a </w:t>
+      </w:r>
+      <w:proofErr w:type="spellStart"/>
+      <w:r>
+        <w:rPr>
+          <w:rFonts w:ascii="Times New Roman" w:hAnsi="Times New Roman" w:cs="Times New Roman"/>
+        </w:rPr>
+        <w:t>cluburilor</w:t>
+      </w:r>
+      <w:proofErr w:type="spellEnd"/>
+      <w:r>
+        <w:rPr>
+          <w:rFonts w:ascii="Times New Roman" w:hAnsi="Times New Roman" w:cs="Times New Roman"/>
+        </w:rPr>
+        <w:t>.</w:t>
       </w:r>
     </w:p>
     <w:p>
@@ -2572,12 +3703,35 @@
           <w:rFonts w:ascii="Times New Roman" w:hAnsi="Times New Roman" w:cs="Times New Roman"/>
         </w:rPr>
       </w:pPr>
-      <w:r>
-        <w:rPr>
-          <w:rFonts w:ascii="Times New Roman" w:hAnsi="Times New Roman" w:cs="Times New Roman"/>
-        </w:rPr>
-        <w:t xml:space="preserve">Atribute: id, staium_name, </w:t>
-      </w:r>
+      <w:proofErr w:type="spellStart"/>
+      <w:r>
+        <w:rPr>
+          <w:rFonts w:ascii="Times New Roman" w:hAnsi="Times New Roman" w:cs="Times New Roman"/>
+        </w:rPr>
+        <w:t>Atribute</w:t>
+      </w:r>
+      <w:proofErr w:type="spellEnd"/>
+      <w:r>
+        <w:rPr>
+          <w:rFonts w:ascii="Times New Roman" w:hAnsi="Times New Roman" w:cs="Times New Roman"/>
+        </w:rPr>
+        <w:t xml:space="preserve">: id, </w:t>
+      </w:r>
+      <w:proofErr w:type="spellStart"/>
+      <w:r>
+        <w:rPr>
+          <w:rFonts w:ascii="Times New Roman" w:hAnsi="Times New Roman" w:cs="Times New Roman"/>
+        </w:rPr>
+        <w:t>staium_name</w:t>
+      </w:r>
+      <w:proofErr w:type="spellEnd"/>
+      <w:r>
+        <w:rPr>
+          <w:rFonts w:ascii="Times New Roman" w:hAnsi="Times New Roman" w:cs="Times New Roman"/>
+        </w:rPr>
+        <w:t xml:space="preserve">, </w:t>
+      </w:r>
+      <w:proofErr w:type="spellStart"/>
       <w:r>
         <w:rPr>
           <w:rFonts w:ascii="Times New Roman" w:hAnsi="Times New Roman" w:cs="Times New Roman"/>
@@ -2588,20 +3742,35 @@
         <w:rPr>
           <w:rFonts w:ascii="Times New Roman" w:hAnsi="Times New Roman" w:cs="Times New Roman"/>
         </w:rPr>
-        <w:t>capacity.</w:t>
-      </w:r>
-    </w:p>
-    <w:p>
-      <w:pPr>
-        <w:rPr>
-          <w:rFonts w:ascii="Times New Roman" w:hAnsi="Times New Roman" w:cs="Times New Roman"/>
-        </w:rPr>
-      </w:pPr>
-      <w:r>
-        <w:rPr>
-          <w:rFonts w:ascii="Times New Roman" w:hAnsi="Times New Roman" w:cs="Times New Roman"/>
-        </w:rPr>
-        <w:t>  Player:</w:t>
+        <w:t>capacity</w:t>
+      </w:r>
+      <w:proofErr w:type="spellEnd"/>
+      <w:r>
+        <w:rPr>
+          <w:rFonts w:ascii="Times New Roman" w:hAnsi="Times New Roman" w:cs="Times New Roman"/>
+        </w:rPr>
+        <w:t>.</w:t>
+      </w:r>
+    </w:p>
+    <w:p>
+      <w:pPr>
+        <w:rPr>
+          <w:rFonts w:ascii="Times New Roman" w:hAnsi="Times New Roman" w:cs="Times New Roman"/>
+        </w:rPr>
+      </w:pPr>
+      <w:proofErr w:type="gramStart"/>
+      <w:r>
+        <w:rPr>
+          <w:rFonts w:ascii="Times New Roman" w:hAnsi="Times New Roman" w:cs="Times New Roman"/>
+        </w:rPr>
+        <w:t>  Player</w:t>
+      </w:r>
+      <w:proofErr w:type="gramEnd"/>
+      <w:r>
+        <w:rPr>
+          <w:rFonts w:ascii="Times New Roman" w:hAnsi="Times New Roman" w:cs="Times New Roman"/>
+        </w:rPr>
+        <w:t>:</w:t>
       </w:r>
     </w:p>
     <w:p>
@@ -2618,7 +3787,77 @@
         <w:rPr>
           <w:rFonts w:ascii="Times New Roman" w:hAnsi="Times New Roman" w:cs="Times New Roman"/>
         </w:rPr>
-        <w:t>Rol: Retine datele personale și sportive ale fotbaliștilor.</w:t>
+        <w:t xml:space="preserve">Rol: </w:t>
+      </w:r>
+      <w:proofErr w:type="spellStart"/>
+      <w:r>
+        <w:rPr>
+          <w:rFonts w:ascii="Times New Roman" w:hAnsi="Times New Roman" w:cs="Times New Roman"/>
+        </w:rPr>
+        <w:t>Retine</w:t>
+      </w:r>
+      <w:proofErr w:type="spellEnd"/>
+      <w:r>
+        <w:rPr>
+          <w:rFonts w:ascii="Times New Roman" w:hAnsi="Times New Roman" w:cs="Times New Roman"/>
+        </w:rPr>
+        <w:t xml:space="preserve"> </w:t>
+      </w:r>
+      <w:proofErr w:type="spellStart"/>
+      <w:r>
+        <w:rPr>
+          <w:rFonts w:ascii="Times New Roman" w:hAnsi="Times New Roman" w:cs="Times New Roman"/>
+        </w:rPr>
+        <w:t>datele</w:t>
+      </w:r>
+      <w:proofErr w:type="spellEnd"/>
+      <w:r>
+        <w:rPr>
+          <w:rFonts w:ascii="Times New Roman" w:hAnsi="Times New Roman" w:cs="Times New Roman"/>
+        </w:rPr>
+        <w:t xml:space="preserve"> </w:t>
+      </w:r>
+      <w:proofErr w:type="spellStart"/>
+      <w:r>
+        <w:rPr>
+          <w:rFonts w:ascii="Times New Roman" w:hAnsi="Times New Roman" w:cs="Times New Roman"/>
+        </w:rPr>
+        <w:t>personale</w:t>
+      </w:r>
+      <w:proofErr w:type="spellEnd"/>
+      <w:r>
+        <w:rPr>
+          <w:rFonts w:ascii="Times New Roman" w:hAnsi="Times New Roman" w:cs="Times New Roman"/>
+        </w:rPr>
+        <w:t xml:space="preserve"> </w:t>
+      </w:r>
+      <w:proofErr w:type="spellStart"/>
+      <w:r>
+        <w:rPr>
+          <w:rFonts w:ascii="Times New Roman" w:hAnsi="Times New Roman" w:cs="Times New Roman"/>
+        </w:rPr>
+        <w:t>și</w:t>
+      </w:r>
+      <w:proofErr w:type="spellEnd"/>
+      <w:r>
+        <w:rPr>
+          <w:rFonts w:ascii="Times New Roman" w:hAnsi="Times New Roman" w:cs="Times New Roman"/>
+        </w:rPr>
+        <w:t xml:space="preserve"> sportive ale </w:t>
+      </w:r>
+      <w:proofErr w:type="spellStart"/>
+      <w:r>
+        <w:rPr>
+          <w:rFonts w:ascii="Times New Roman" w:hAnsi="Times New Roman" w:cs="Times New Roman"/>
+        </w:rPr>
+        <w:t>fotbaliștilor</w:t>
+      </w:r>
+      <w:proofErr w:type="spellEnd"/>
+      <w:r>
+        <w:rPr>
+          <w:rFonts w:ascii="Times New Roman" w:hAnsi="Times New Roman" w:cs="Times New Roman"/>
+        </w:rPr>
+        <w:t>.</w:t>
       </w:r>
     </w:p>
     <w:p>
@@ -2631,11 +3870,103 @@
           <w:rFonts w:ascii="Times New Roman" w:hAnsi="Times New Roman" w:cs="Times New Roman"/>
         </w:rPr>
       </w:pPr>
-      <w:r>
-        <w:rPr>
-          <w:rFonts w:ascii="Times New Roman" w:hAnsi="Times New Roman" w:cs="Times New Roman"/>
-        </w:rPr>
-        <w:t>Atribute: player_id, player_name, age, player_position, shirt_number, player_value, games_played.</w:t>
+      <w:proofErr w:type="spellStart"/>
+      <w:r>
+        <w:rPr>
+          <w:rFonts w:ascii="Times New Roman" w:hAnsi="Times New Roman" w:cs="Times New Roman"/>
+        </w:rPr>
+        <w:t>Atribute</w:t>
+      </w:r>
+      <w:proofErr w:type="spellEnd"/>
+      <w:r>
+        <w:rPr>
+          <w:rFonts w:ascii="Times New Roman" w:hAnsi="Times New Roman" w:cs="Times New Roman"/>
+        </w:rPr>
+        <w:t xml:space="preserve">: </w:t>
+      </w:r>
+      <w:proofErr w:type="spellStart"/>
+      <w:r>
+        <w:rPr>
+          <w:rFonts w:ascii="Times New Roman" w:hAnsi="Times New Roman" w:cs="Times New Roman"/>
+        </w:rPr>
+        <w:t>player_id</w:t>
+      </w:r>
+      <w:proofErr w:type="spellEnd"/>
+      <w:r>
+        <w:rPr>
+          <w:rFonts w:ascii="Times New Roman" w:hAnsi="Times New Roman" w:cs="Times New Roman"/>
+        </w:rPr>
+        <w:t xml:space="preserve">, </w:t>
+      </w:r>
+      <w:proofErr w:type="spellStart"/>
+      <w:r>
+        <w:rPr>
+          <w:rFonts w:ascii="Times New Roman" w:hAnsi="Times New Roman" w:cs="Times New Roman"/>
+        </w:rPr>
+        <w:t>player_name</w:t>
+      </w:r>
+      <w:proofErr w:type="spellEnd"/>
+      <w:r>
+        <w:rPr>
+          <w:rFonts w:ascii="Times New Roman" w:hAnsi="Times New Roman" w:cs="Times New Roman"/>
+        </w:rPr>
+        <w:t xml:space="preserve">, age, </w:t>
+      </w:r>
+      <w:proofErr w:type="spellStart"/>
+      <w:r>
+        <w:rPr>
+          <w:rFonts w:ascii="Times New Roman" w:hAnsi="Times New Roman" w:cs="Times New Roman"/>
+        </w:rPr>
+        <w:t>player_position</w:t>
+      </w:r>
+      <w:proofErr w:type="spellEnd"/>
+      <w:r>
+        <w:rPr>
+          <w:rFonts w:ascii="Times New Roman" w:hAnsi="Times New Roman" w:cs="Times New Roman"/>
+        </w:rPr>
+        <w:t xml:space="preserve">, </w:t>
+      </w:r>
+      <w:proofErr w:type="spellStart"/>
+      <w:r>
+        <w:rPr>
+          <w:rFonts w:ascii="Times New Roman" w:hAnsi="Times New Roman" w:cs="Times New Roman"/>
+        </w:rPr>
+        <w:t>shirt_number</w:t>
+      </w:r>
+      <w:proofErr w:type="spellEnd"/>
+      <w:r>
+        <w:rPr>
+          <w:rFonts w:ascii="Times New Roman" w:hAnsi="Times New Roman" w:cs="Times New Roman"/>
+        </w:rPr>
+        <w:t xml:space="preserve">, </w:t>
+      </w:r>
+      <w:proofErr w:type="spellStart"/>
+      <w:r>
+        <w:rPr>
+          <w:rFonts w:ascii="Times New Roman" w:hAnsi="Times New Roman" w:cs="Times New Roman"/>
+        </w:rPr>
+        <w:t>player_value</w:t>
+      </w:r>
+      <w:proofErr w:type="spellEnd"/>
+      <w:r>
+        <w:rPr>
+          <w:rFonts w:ascii="Times New Roman" w:hAnsi="Times New Roman" w:cs="Times New Roman"/>
+        </w:rPr>
+        <w:t xml:space="preserve">, </w:t>
+      </w:r>
+      <w:proofErr w:type="spellStart"/>
+      <w:r>
+        <w:rPr>
+          <w:rFonts w:ascii="Times New Roman" w:hAnsi="Times New Roman" w:cs="Times New Roman"/>
+        </w:rPr>
+        <w:t>games_played</w:t>
+      </w:r>
+      <w:proofErr w:type="spellEnd"/>
+      <w:r>
+        <w:rPr>
+          <w:rFonts w:ascii="Times New Roman" w:hAnsi="Times New Roman" w:cs="Times New Roman"/>
+        </w:rPr>
+        <w:t>.</w:t>
       </w:r>
     </w:p>
     <w:p>
@@ -2648,24 +3979,201 @@
           <w:rFonts w:ascii="Times New Roman" w:hAnsi="Times New Roman" w:cs="Times New Roman"/>
         </w:rPr>
       </w:pPr>
-      <w:r>
-        <w:rPr>
-          <w:rFonts w:ascii="Times New Roman" w:hAnsi="Times New Roman" w:cs="Times New Roman"/>
-        </w:rPr>
-        <w:t>Relații: Fiecare echipă are un lot de minim 17 jucători; un jucător are asociată o poziție în teren și statistici individuale.</w:t>
-      </w:r>
-    </w:p>
-    <w:p>
-      <w:pPr>
-        <w:rPr>
-          <w:rFonts w:ascii="Times New Roman" w:hAnsi="Times New Roman" w:cs="Times New Roman"/>
-        </w:rPr>
-      </w:pPr>
-      <w:r>
-        <w:rPr>
-          <w:rFonts w:ascii="Times New Roman" w:hAnsi="Times New Roman" w:cs="Times New Roman"/>
-        </w:rPr>
-        <w:t>  Player_Position</w:t>
+      <w:proofErr w:type="spellStart"/>
+      <w:r>
+        <w:rPr>
+          <w:rFonts w:ascii="Times New Roman" w:hAnsi="Times New Roman" w:cs="Times New Roman"/>
+        </w:rPr>
+        <w:t>Relații</w:t>
+      </w:r>
+      <w:proofErr w:type="spellEnd"/>
+      <w:r>
+        <w:rPr>
+          <w:rFonts w:ascii="Times New Roman" w:hAnsi="Times New Roman" w:cs="Times New Roman"/>
+        </w:rPr>
+        <w:t xml:space="preserve">: </w:t>
+      </w:r>
+      <w:proofErr w:type="spellStart"/>
+      <w:r>
+        <w:rPr>
+          <w:rFonts w:ascii="Times New Roman" w:hAnsi="Times New Roman" w:cs="Times New Roman"/>
+        </w:rPr>
+        <w:t>Fiecare</w:t>
+      </w:r>
+      <w:proofErr w:type="spellEnd"/>
+      <w:r>
+        <w:rPr>
+          <w:rFonts w:ascii="Times New Roman" w:hAnsi="Times New Roman" w:cs="Times New Roman"/>
+        </w:rPr>
+        <w:t xml:space="preserve"> </w:t>
+      </w:r>
+      <w:proofErr w:type="spellStart"/>
+      <w:r>
+        <w:rPr>
+          <w:rFonts w:ascii="Times New Roman" w:hAnsi="Times New Roman" w:cs="Times New Roman"/>
+        </w:rPr>
+        <w:t>echipă</w:t>
+      </w:r>
+      <w:proofErr w:type="spellEnd"/>
+      <w:r>
+        <w:rPr>
+          <w:rFonts w:ascii="Times New Roman" w:hAnsi="Times New Roman" w:cs="Times New Roman"/>
+        </w:rPr>
+        <w:t xml:space="preserve"> are un lot de minim 17 </w:t>
+      </w:r>
+      <w:proofErr w:type="spellStart"/>
+      <w:r>
+        <w:rPr>
+          <w:rFonts w:ascii="Times New Roman" w:hAnsi="Times New Roman" w:cs="Times New Roman"/>
+        </w:rPr>
+        <w:t>jucători</w:t>
+      </w:r>
+      <w:proofErr w:type="spellEnd"/>
+      <w:r>
+        <w:rPr>
+          <w:rFonts w:ascii="Times New Roman" w:hAnsi="Times New Roman" w:cs="Times New Roman"/>
+        </w:rPr>
+        <w:t xml:space="preserve">; un </w:t>
+      </w:r>
+      <w:proofErr w:type="spellStart"/>
+      <w:r>
+        <w:rPr>
+          <w:rFonts w:ascii="Times New Roman" w:hAnsi="Times New Roman" w:cs="Times New Roman"/>
+        </w:rPr>
+        <w:t>jucător</w:t>
+      </w:r>
+      <w:proofErr w:type="spellEnd"/>
+      <w:r>
+        <w:rPr>
+          <w:rFonts w:ascii="Times New Roman" w:hAnsi="Times New Roman" w:cs="Times New Roman"/>
+        </w:rPr>
+        <w:t xml:space="preserve"> are </w:t>
+      </w:r>
+      <w:proofErr w:type="spellStart"/>
+      <w:r>
+        <w:rPr>
+          <w:rFonts w:ascii="Times New Roman" w:hAnsi="Times New Roman" w:cs="Times New Roman"/>
+        </w:rPr>
+        <w:t>asociată</w:t>
+      </w:r>
+      <w:proofErr w:type="spellEnd"/>
+      <w:r>
+        <w:rPr>
+          <w:rFonts w:ascii="Times New Roman" w:hAnsi="Times New Roman" w:cs="Times New Roman"/>
+        </w:rPr>
+        <w:t xml:space="preserve"> o </w:t>
+      </w:r>
+      <w:proofErr w:type="spellStart"/>
+      <w:r>
+        <w:rPr>
+          <w:rFonts w:ascii="Times New Roman" w:hAnsi="Times New Roman" w:cs="Times New Roman"/>
+        </w:rPr>
+        <w:t>poziție</w:t>
+      </w:r>
+      <w:proofErr w:type="spellEnd"/>
+      <w:r>
+        <w:rPr>
+          <w:rFonts w:ascii="Times New Roman" w:hAnsi="Times New Roman" w:cs="Times New Roman"/>
+        </w:rPr>
+        <w:t xml:space="preserve"> </w:t>
+      </w:r>
+      <w:proofErr w:type="spellStart"/>
+      <w:r>
+        <w:rPr>
+          <w:rFonts w:ascii="Times New Roman" w:hAnsi="Times New Roman" w:cs="Times New Roman"/>
+        </w:rPr>
+        <w:t>în</w:t>
+      </w:r>
+      <w:proofErr w:type="spellEnd"/>
+      <w:r>
+        <w:rPr>
+          <w:rFonts w:ascii="Times New Roman" w:hAnsi="Times New Roman" w:cs="Times New Roman"/>
+        </w:rPr>
+        <w:t xml:space="preserve"> </w:t>
+      </w:r>
+      <w:proofErr w:type="spellStart"/>
+      <w:r>
+        <w:rPr>
+          <w:rFonts w:ascii="Times New Roman" w:hAnsi="Times New Roman" w:cs="Times New Roman"/>
+        </w:rPr>
+        <w:t>teren</w:t>
+      </w:r>
+      <w:proofErr w:type="spellEnd"/>
+      <w:r>
+        <w:rPr>
+          <w:rFonts w:ascii="Times New Roman" w:hAnsi="Times New Roman" w:cs="Times New Roman"/>
+        </w:rPr>
+        <w:t xml:space="preserve"> </w:t>
+      </w:r>
+      <w:proofErr w:type="spellStart"/>
+      <w:r>
+        <w:rPr>
+          <w:rFonts w:ascii="Times New Roman" w:hAnsi="Times New Roman" w:cs="Times New Roman"/>
+        </w:rPr>
+        <w:t>și</w:t>
+      </w:r>
+      <w:proofErr w:type="spellEnd"/>
+      <w:r>
+        <w:rPr>
+          <w:rFonts w:ascii="Times New Roman" w:hAnsi="Times New Roman" w:cs="Times New Roman"/>
+        </w:rPr>
+        <w:t xml:space="preserve"> </w:t>
+      </w:r>
+      <w:proofErr w:type="spellStart"/>
+      <w:r>
+        <w:rPr>
+          <w:rFonts w:ascii="Times New Roman" w:hAnsi="Times New Roman" w:cs="Times New Roman"/>
+        </w:rPr>
+        <w:t>statistici</w:t>
+      </w:r>
+      <w:proofErr w:type="spellEnd"/>
+      <w:r>
+        <w:rPr>
+          <w:rFonts w:ascii="Times New Roman" w:hAnsi="Times New Roman" w:cs="Times New Roman"/>
+        </w:rPr>
+        <w:t xml:space="preserve"> </w:t>
+      </w:r>
+      <w:proofErr w:type="spellStart"/>
+      <w:r>
+        <w:rPr>
+          <w:rFonts w:ascii="Times New Roman" w:hAnsi="Times New Roman" w:cs="Times New Roman"/>
+        </w:rPr>
+        <w:t>individuale</w:t>
+      </w:r>
+      <w:proofErr w:type="spellEnd"/>
+      <w:r>
+        <w:rPr>
+          <w:rFonts w:ascii="Times New Roman" w:hAnsi="Times New Roman" w:cs="Times New Roman"/>
+        </w:rPr>
+        <w:t>.</w:t>
+      </w:r>
+    </w:p>
+    <w:p>
+      <w:pPr>
+        <w:rPr>
+          <w:rFonts w:ascii="Times New Roman" w:hAnsi="Times New Roman" w:cs="Times New Roman"/>
+        </w:rPr>
+      </w:pPr>
+      <w:proofErr w:type="gramStart"/>
+      <w:r>
+        <w:rPr>
+          <w:rFonts w:ascii="Times New Roman" w:hAnsi="Times New Roman" w:cs="Times New Roman"/>
+        </w:rPr>
+        <w:t xml:space="preserve">  </w:t>
+      </w:r>
+      <w:proofErr w:type="spellStart"/>
+      <w:r>
+        <w:rPr>
+          <w:rFonts w:ascii="Times New Roman" w:hAnsi="Times New Roman" w:cs="Times New Roman"/>
+        </w:rPr>
+        <w:t>Player</w:t>
+      </w:r>
+      <w:proofErr w:type="gramEnd"/>
+      <w:r>
+        <w:rPr>
+          <w:rFonts w:ascii="Times New Roman" w:hAnsi="Times New Roman" w:cs="Times New Roman"/>
+        </w:rPr>
+        <w:t>_Position</w:t>
       </w:r>
       <w:r>
         <w:rPr>
@@ -2673,6 +4181,7 @@
         </w:rPr>
         <w:t>s</w:t>
       </w:r>
+      <w:proofErr w:type="spellEnd"/>
       <w:r>
         <w:rPr>
           <w:rFonts w:ascii="Times New Roman" w:hAnsi="Times New Roman" w:cs="Times New Roman"/>
@@ -2694,19 +4203,92 @@
         <w:rPr>
           <w:rFonts w:ascii="Times New Roman" w:hAnsi="Times New Roman" w:cs="Times New Roman"/>
         </w:rPr>
-        <w:t xml:space="preserve">Rol: pentru </w:t>
-      </w:r>
-      <w:r>
-        <w:rPr>
-          <w:rFonts w:ascii="Times New Roman" w:hAnsi="Times New Roman" w:cs="Times New Roman"/>
-        </w:rPr>
-        <w:t>atributile si indicatiile</w:t>
-      </w:r>
-      <w:r>
-        <w:rPr>
-          <w:rFonts w:ascii="Times New Roman" w:hAnsi="Times New Roman" w:cs="Times New Roman"/>
-        </w:rPr>
-        <w:t xml:space="preserve"> tactice din teren.</w:t>
+        <w:lastRenderedPageBreak/>
+        <w:t xml:space="preserve">Rol: </w:t>
+      </w:r>
+      <w:proofErr w:type="spellStart"/>
+      <w:r>
+        <w:rPr>
+          <w:rFonts w:ascii="Times New Roman" w:hAnsi="Times New Roman" w:cs="Times New Roman"/>
+        </w:rPr>
+        <w:t>pentru</w:t>
+      </w:r>
+      <w:proofErr w:type="spellEnd"/>
+      <w:r>
+        <w:rPr>
+          <w:rFonts w:ascii="Times New Roman" w:hAnsi="Times New Roman" w:cs="Times New Roman"/>
+        </w:rPr>
+        <w:t xml:space="preserve"> </w:t>
+      </w:r>
+      <w:proofErr w:type="spellStart"/>
+      <w:r>
+        <w:rPr>
+          <w:rFonts w:ascii="Times New Roman" w:hAnsi="Times New Roman" w:cs="Times New Roman"/>
+        </w:rPr>
+        <w:t>atributile</w:t>
+      </w:r>
+      <w:proofErr w:type="spellEnd"/>
+      <w:r>
+        <w:rPr>
+          <w:rFonts w:ascii="Times New Roman" w:hAnsi="Times New Roman" w:cs="Times New Roman"/>
+        </w:rPr>
+        <w:t xml:space="preserve"> </w:t>
+      </w:r>
+      <w:proofErr w:type="spellStart"/>
+      <w:r>
+        <w:rPr>
+          <w:rFonts w:ascii="Times New Roman" w:hAnsi="Times New Roman" w:cs="Times New Roman"/>
+        </w:rPr>
+        <w:t>si</w:t>
+      </w:r>
+      <w:proofErr w:type="spellEnd"/>
+      <w:r>
+        <w:rPr>
+          <w:rFonts w:ascii="Times New Roman" w:hAnsi="Times New Roman" w:cs="Times New Roman"/>
+        </w:rPr>
+        <w:t xml:space="preserve"> </w:t>
+      </w:r>
+      <w:proofErr w:type="spellStart"/>
+      <w:r>
+        <w:rPr>
+          <w:rFonts w:ascii="Times New Roman" w:hAnsi="Times New Roman" w:cs="Times New Roman"/>
+        </w:rPr>
+        <w:t>indicatiile</w:t>
+      </w:r>
+      <w:proofErr w:type="spellEnd"/>
+      <w:r>
+        <w:rPr>
+          <w:rFonts w:ascii="Times New Roman" w:hAnsi="Times New Roman" w:cs="Times New Roman"/>
+        </w:rPr>
+        <w:t xml:space="preserve"> </w:t>
+      </w:r>
+      <w:proofErr w:type="spellStart"/>
+      <w:r>
+        <w:rPr>
+          <w:rFonts w:ascii="Times New Roman" w:hAnsi="Times New Roman" w:cs="Times New Roman"/>
+        </w:rPr>
+        <w:t>tactice</w:t>
+      </w:r>
+      <w:proofErr w:type="spellEnd"/>
+      <w:r>
+        <w:rPr>
+          <w:rFonts w:ascii="Times New Roman" w:hAnsi="Times New Roman" w:cs="Times New Roman"/>
+        </w:rPr>
+        <w:t xml:space="preserve"> din </w:t>
+      </w:r>
+      <w:proofErr w:type="spellStart"/>
+      <w:r>
+        <w:rPr>
+          <w:rFonts w:ascii="Times New Roman" w:hAnsi="Times New Roman" w:cs="Times New Roman"/>
+        </w:rPr>
+        <w:t>teren</w:t>
+      </w:r>
+      <w:proofErr w:type="spellEnd"/>
+      <w:r>
+        <w:rPr>
+          <w:rFonts w:ascii="Times New Roman" w:hAnsi="Times New Roman" w:cs="Times New Roman"/>
+        </w:rPr>
+        <w:t>.</w:t>
       </w:r>
     </w:p>
     <w:p>
@@ -2719,18 +4301,61 @@
           <w:rFonts w:ascii="Times New Roman" w:hAnsi="Times New Roman" w:cs="Times New Roman"/>
         </w:rPr>
       </w:pPr>
-      <w:r>
-        <w:rPr>
-          <w:rFonts w:ascii="Times New Roman" w:hAnsi="Times New Roman" w:cs="Times New Roman"/>
-        </w:rPr>
-        <w:lastRenderedPageBreak/>
-        <w:t>Atribute: player_position_id</w:t>
-      </w:r>
-      <w:r>
-        <w:rPr>
-          <w:rFonts w:ascii="Times New Roman" w:hAnsi="Times New Roman" w:cs="Times New Roman"/>
-        </w:rPr>
-        <w:t xml:space="preserve"> (foreign key pentru tabelul Players)</w:t>
+      <w:proofErr w:type="spellStart"/>
+      <w:r>
+        <w:rPr>
+          <w:rFonts w:ascii="Times New Roman" w:hAnsi="Times New Roman" w:cs="Times New Roman"/>
+        </w:rPr>
+        <w:t>Atribute</w:t>
+      </w:r>
+      <w:proofErr w:type="spellEnd"/>
+      <w:r>
+        <w:rPr>
+          <w:rFonts w:ascii="Times New Roman" w:hAnsi="Times New Roman" w:cs="Times New Roman"/>
+        </w:rPr>
+        <w:t xml:space="preserve">: </w:t>
+      </w:r>
+      <w:proofErr w:type="spellStart"/>
+      <w:r>
+        <w:rPr>
+          <w:rFonts w:ascii="Times New Roman" w:hAnsi="Times New Roman" w:cs="Times New Roman"/>
+        </w:rPr>
+        <w:t>player_position_id</w:t>
+      </w:r>
+      <w:proofErr w:type="spellEnd"/>
+      <w:r>
+        <w:rPr>
+          <w:rFonts w:ascii="Times New Roman" w:hAnsi="Times New Roman" w:cs="Times New Roman"/>
+        </w:rPr>
+        <w:t xml:space="preserve"> (foreign key </w:t>
+      </w:r>
+      <w:proofErr w:type="spellStart"/>
+      <w:r>
+        <w:rPr>
+          <w:rFonts w:ascii="Times New Roman" w:hAnsi="Times New Roman" w:cs="Times New Roman"/>
+        </w:rPr>
+        <w:t>pentru</w:t>
+      </w:r>
+      <w:proofErr w:type="spellEnd"/>
+      <w:r>
+        <w:rPr>
+          <w:rFonts w:ascii="Times New Roman" w:hAnsi="Times New Roman" w:cs="Times New Roman"/>
+        </w:rPr>
+        <w:t xml:space="preserve"> </w:t>
+      </w:r>
+      <w:proofErr w:type="spellStart"/>
+      <w:r>
+        <w:rPr>
+          <w:rFonts w:ascii="Times New Roman" w:hAnsi="Times New Roman" w:cs="Times New Roman"/>
+        </w:rPr>
+        <w:t>tabelul</w:t>
+      </w:r>
+      <w:proofErr w:type="spellEnd"/>
+      <w:r>
+        <w:rPr>
+          <w:rFonts w:ascii="Times New Roman" w:hAnsi="Times New Roman" w:cs="Times New Roman"/>
+        </w:rPr>
+        <w:t xml:space="preserve"> Players)</w:t>
       </w:r>
       <w:r>
         <w:rPr>
@@ -2745,6 +4370,7 @@
           <w:rFonts w:ascii="Times New Roman" w:hAnsi="Times New Roman" w:cs="Times New Roman"/>
         </w:rPr>
       </w:pPr>
+      <w:proofErr w:type="gramStart"/>
       <w:r>
         <w:rPr>
           <w:rFonts w:ascii="Times New Roman" w:hAnsi="Times New Roman" w:cs="Times New Roman"/>
@@ -2755,7 +4381,14 @@
         <w:rPr>
           <w:rFonts w:ascii="Times New Roman" w:hAnsi="Times New Roman" w:cs="Times New Roman"/>
         </w:rPr>
-        <w:t xml:space="preserve">Individual </w:t>
+        <w:t>Individual</w:t>
+      </w:r>
+      <w:proofErr w:type="gramEnd"/>
+      <w:r>
+        <w:rPr>
+          <w:rFonts w:ascii="Times New Roman" w:hAnsi="Times New Roman" w:cs="Times New Roman"/>
+        </w:rPr>
+        <w:t xml:space="preserve"> </w:t>
       </w:r>
       <w:r>
         <w:rPr>
@@ -2778,7 +4411,77 @@
         <w:rPr>
           <w:rFonts w:ascii="Times New Roman" w:hAnsi="Times New Roman" w:cs="Times New Roman"/>
         </w:rPr>
-        <w:t>Rol: Monitorizează randamentul sportiv al fiecărui jucător.</w:t>
+        <w:t xml:space="preserve">Rol: </w:t>
+      </w:r>
+      <w:proofErr w:type="spellStart"/>
+      <w:r>
+        <w:rPr>
+          <w:rFonts w:ascii="Times New Roman" w:hAnsi="Times New Roman" w:cs="Times New Roman"/>
+        </w:rPr>
+        <w:t>Monitorizează</w:t>
+      </w:r>
+      <w:proofErr w:type="spellEnd"/>
+      <w:r>
+        <w:rPr>
+          <w:rFonts w:ascii="Times New Roman" w:hAnsi="Times New Roman" w:cs="Times New Roman"/>
+        </w:rPr>
+        <w:t xml:space="preserve"> </w:t>
+      </w:r>
+      <w:proofErr w:type="spellStart"/>
+      <w:r>
+        <w:rPr>
+          <w:rFonts w:ascii="Times New Roman" w:hAnsi="Times New Roman" w:cs="Times New Roman"/>
+        </w:rPr>
+        <w:t>randamentul</w:t>
+      </w:r>
+      <w:proofErr w:type="spellEnd"/>
+      <w:r>
+        <w:rPr>
+          <w:rFonts w:ascii="Times New Roman" w:hAnsi="Times New Roman" w:cs="Times New Roman"/>
+        </w:rPr>
+        <w:t xml:space="preserve"> </w:t>
+      </w:r>
+      <w:proofErr w:type="spellStart"/>
+      <w:r>
+        <w:rPr>
+          <w:rFonts w:ascii="Times New Roman" w:hAnsi="Times New Roman" w:cs="Times New Roman"/>
+        </w:rPr>
+        <w:t>sportiv</w:t>
+      </w:r>
+      <w:proofErr w:type="spellEnd"/>
+      <w:r>
+        <w:rPr>
+          <w:rFonts w:ascii="Times New Roman" w:hAnsi="Times New Roman" w:cs="Times New Roman"/>
+        </w:rPr>
+        <w:t xml:space="preserve"> al </w:t>
+      </w:r>
+      <w:proofErr w:type="spellStart"/>
+      <w:r>
+        <w:rPr>
+          <w:rFonts w:ascii="Times New Roman" w:hAnsi="Times New Roman" w:cs="Times New Roman"/>
+        </w:rPr>
+        <w:t>fiecărui</w:t>
+      </w:r>
+      <w:proofErr w:type="spellEnd"/>
+      <w:r>
+        <w:rPr>
+          <w:rFonts w:ascii="Times New Roman" w:hAnsi="Times New Roman" w:cs="Times New Roman"/>
+        </w:rPr>
+        <w:t xml:space="preserve"> </w:t>
+      </w:r>
+      <w:proofErr w:type="spellStart"/>
+      <w:r>
+        <w:rPr>
+          <w:rFonts w:ascii="Times New Roman" w:hAnsi="Times New Roman" w:cs="Times New Roman"/>
+        </w:rPr>
+        <w:t>jucător</w:t>
+      </w:r>
+      <w:proofErr w:type="spellEnd"/>
+      <w:r>
+        <w:rPr>
+          <w:rFonts w:ascii="Times New Roman" w:hAnsi="Times New Roman" w:cs="Times New Roman"/>
+        </w:rPr>
+        <w:t>.</w:t>
       </w:r>
     </w:p>
     <w:p>
@@ -2791,17 +4494,131 @@
           <w:rFonts w:ascii="Times New Roman" w:hAnsi="Times New Roman" w:cs="Times New Roman"/>
         </w:rPr>
       </w:pPr>
-      <w:r>
-        <w:rPr>
-          <w:rFonts w:ascii="Times New Roman" w:hAnsi="Times New Roman" w:cs="Times New Roman"/>
-        </w:rPr>
-        <w:t>Atribute: goals (goluri marcate), assists (pase de gol), clean_sheets (meciuri fără gol primit pentru portari</w:t>
-      </w:r>
-      <w:r>
-        <w:rPr>
-          <w:rFonts w:ascii="Times New Roman" w:hAnsi="Times New Roman" w:cs="Times New Roman"/>
-        </w:rPr>
-        <w:t xml:space="preserve"> sau funda</w:t>
+      <w:proofErr w:type="spellStart"/>
+      <w:r>
+        <w:rPr>
+          <w:rFonts w:ascii="Times New Roman" w:hAnsi="Times New Roman" w:cs="Times New Roman"/>
+        </w:rPr>
+        <w:t>Atribute</w:t>
+      </w:r>
+      <w:proofErr w:type="spellEnd"/>
+      <w:r>
+        <w:rPr>
+          <w:rFonts w:ascii="Times New Roman" w:hAnsi="Times New Roman" w:cs="Times New Roman"/>
+        </w:rPr>
+        <w:t>: goals, assists, cl</w:t>
+      </w:r>
+      <w:proofErr w:type="spellStart"/>
+      <w:r>
+        <w:rPr>
+          <w:rFonts w:ascii="Times New Roman" w:hAnsi="Times New Roman" w:cs="Times New Roman"/>
+        </w:rPr>
+        <w:t>ean_sheets</w:t>
+      </w:r>
+      <w:proofErr w:type="spellEnd"/>
+      <w:r>
+        <w:rPr>
+          <w:rFonts w:ascii="Times New Roman" w:hAnsi="Times New Roman" w:cs="Times New Roman"/>
+        </w:rPr>
+        <w:t xml:space="preserve"> (</w:t>
+      </w:r>
+      <w:proofErr w:type="spellStart"/>
+      <w:r>
+        <w:rPr>
+          <w:rFonts w:ascii="Times New Roman" w:hAnsi="Times New Roman" w:cs="Times New Roman"/>
+        </w:rPr>
+        <w:t>meciuri</w:t>
+      </w:r>
+      <w:proofErr w:type="spellEnd"/>
+      <w:r>
+        <w:rPr>
+          <w:rFonts w:ascii="Times New Roman" w:hAnsi="Times New Roman" w:cs="Times New Roman"/>
+        </w:rPr>
+        <w:t xml:space="preserve"> </w:t>
+      </w:r>
+      <w:proofErr w:type="spellStart"/>
+      <w:r>
+        <w:rPr>
+          <w:rFonts w:ascii="Times New Roman" w:hAnsi="Times New Roman" w:cs="Times New Roman"/>
+        </w:rPr>
+        <w:t>fără</w:t>
+      </w:r>
+      <w:proofErr w:type="spellEnd"/>
+      <w:r>
+        <w:rPr>
+          <w:rFonts w:ascii="Times New Roman" w:hAnsi="Times New Roman" w:cs="Times New Roman"/>
+        </w:rPr>
+        <w:t xml:space="preserve"> </w:t>
+      </w:r>
+      <w:proofErr w:type="spellStart"/>
+      <w:r>
+        <w:rPr>
+          <w:rFonts w:ascii="Times New Roman" w:hAnsi="Times New Roman" w:cs="Times New Roman"/>
+        </w:rPr>
+        <w:t>gol</w:t>
+      </w:r>
+      <w:proofErr w:type="spellEnd"/>
+      <w:r>
+        <w:rPr>
+          <w:rFonts w:ascii="Times New Roman" w:hAnsi="Times New Roman" w:cs="Times New Roman"/>
+        </w:rPr>
+        <w:t xml:space="preserve"> </w:t>
+      </w:r>
+      <w:proofErr w:type="spellStart"/>
+      <w:r>
+        <w:rPr>
+          <w:rFonts w:ascii="Times New Roman" w:hAnsi="Times New Roman" w:cs="Times New Roman"/>
+        </w:rPr>
+        <w:t>primit</w:t>
+      </w:r>
+      <w:proofErr w:type="spellEnd"/>
+      <w:r>
+        <w:rPr>
+          <w:rFonts w:ascii="Times New Roman" w:hAnsi="Times New Roman" w:cs="Times New Roman"/>
+        </w:rPr>
+        <w:t xml:space="preserve"> </w:t>
+      </w:r>
+      <w:proofErr w:type="spellStart"/>
+      <w:r>
+        <w:rPr>
+          <w:rFonts w:ascii="Times New Roman" w:hAnsi="Times New Roman" w:cs="Times New Roman"/>
+        </w:rPr>
+        <w:t>pentru</w:t>
+      </w:r>
+      <w:proofErr w:type="spellEnd"/>
+      <w:r>
+        <w:rPr>
+          <w:rFonts w:ascii="Times New Roman" w:hAnsi="Times New Roman" w:cs="Times New Roman"/>
+        </w:rPr>
+        <w:t xml:space="preserve"> </w:t>
+      </w:r>
+      <w:proofErr w:type="spellStart"/>
+      <w:r>
+        <w:rPr>
+          <w:rFonts w:ascii="Times New Roman" w:hAnsi="Times New Roman" w:cs="Times New Roman"/>
+        </w:rPr>
+        <w:t>portari</w:t>
+      </w:r>
+      <w:proofErr w:type="spellEnd"/>
+      <w:r>
+        <w:rPr>
+          <w:rFonts w:ascii="Times New Roman" w:hAnsi="Times New Roman" w:cs="Times New Roman"/>
+        </w:rPr>
+        <w:t xml:space="preserve"> </w:t>
+      </w:r>
+      <w:proofErr w:type="spellStart"/>
+      <w:r>
+        <w:rPr>
+          <w:rFonts w:ascii="Times New Roman" w:hAnsi="Times New Roman" w:cs="Times New Roman"/>
+        </w:rPr>
+        <w:t>sau</w:t>
+      </w:r>
+      <w:proofErr w:type="spellEnd"/>
+      <w:r>
+        <w:rPr>
+          <w:rFonts w:ascii="Times New Roman" w:hAnsi="Times New Roman" w:cs="Times New Roman"/>
+        </w:rPr>
+        <w:t xml:space="preserve"> funda</w:t>
       </w:r>
       <w:r>
         <w:rPr>
@@ -2823,11 +4640,19 @@
           <w:rFonts w:ascii="Times New Roman" w:hAnsi="Times New Roman" w:cs="Times New Roman"/>
         </w:rPr>
       </w:pPr>
-      <w:r>
-        <w:rPr>
-          <w:rFonts w:ascii="Times New Roman" w:hAnsi="Times New Roman" w:cs="Times New Roman"/>
-        </w:rPr>
-        <w:t>  Staff:</w:t>
+      <w:proofErr w:type="gramStart"/>
+      <w:r>
+        <w:rPr>
+          <w:rFonts w:ascii="Times New Roman" w:hAnsi="Times New Roman" w:cs="Times New Roman"/>
+        </w:rPr>
+        <w:t>  Staff</w:t>
+      </w:r>
+      <w:proofErr w:type="gramEnd"/>
+      <w:r>
+        <w:rPr>
+          <w:rFonts w:ascii="Times New Roman" w:hAnsi="Times New Roman" w:cs="Times New Roman"/>
+        </w:rPr>
+        <w:t>:</w:t>
       </w:r>
     </w:p>
     <w:p>
@@ -2844,7 +4669,91 @@
         <w:rPr>
           <w:rFonts w:ascii="Times New Roman" w:hAnsi="Times New Roman" w:cs="Times New Roman"/>
         </w:rPr>
-        <w:t>Rol: Gestionarea antrenorilor și a personalului tehnic al fiecărui club.</w:t>
+        <w:t xml:space="preserve">Rol: </w:t>
+      </w:r>
+      <w:proofErr w:type="spellStart"/>
+      <w:r>
+        <w:rPr>
+          <w:rFonts w:ascii="Times New Roman" w:hAnsi="Times New Roman" w:cs="Times New Roman"/>
+        </w:rPr>
+        <w:t>Gestionarea</w:t>
+      </w:r>
+      <w:proofErr w:type="spellEnd"/>
+      <w:r>
+        <w:rPr>
+          <w:rFonts w:ascii="Times New Roman" w:hAnsi="Times New Roman" w:cs="Times New Roman"/>
+        </w:rPr>
+        <w:t xml:space="preserve"> </w:t>
+      </w:r>
+      <w:proofErr w:type="spellStart"/>
+      <w:r>
+        <w:rPr>
+          <w:rFonts w:ascii="Times New Roman" w:hAnsi="Times New Roman" w:cs="Times New Roman"/>
+        </w:rPr>
+        <w:t>antrenorilor</w:t>
+      </w:r>
+      <w:proofErr w:type="spellEnd"/>
+      <w:r>
+        <w:rPr>
+          <w:rFonts w:ascii="Times New Roman" w:hAnsi="Times New Roman" w:cs="Times New Roman"/>
+        </w:rPr>
+        <w:t xml:space="preserve"> </w:t>
+      </w:r>
+      <w:proofErr w:type="spellStart"/>
+      <w:r>
+        <w:rPr>
+          <w:rFonts w:ascii="Times New Roman" w:hAnsi="Times New Roman" w:cs="Times New Roman"/>
+        </w:rPr>
+        <w:t>și</w:t>
+      </w:r>
+      <w:proofErr w:type="spellEnd"/>
+      <w:r>
+        <w:rPr>
+          <w:rFonts w:ascii="Times New Roman" w:hAnsi="Times New Roman" w:cs="Times New Roman"/>
+        </w:rPr>
+        <w:t xml:space="preserve"> a </w:t>
+      </w:r>
+      <w:proofErr w:type="spellStart"/>
+      <w:r>
+        <w:rPr>
+          <w:rFonts w:ascii="Times New Roman" w:hAnsi="Times New Roman" w:cs="Times New Roman"/>
+        </w:rPr>
+        <w:t>personalului</w:t>
+      </w:r>
+      <w:proofErr w:type="spellEnd"/>
+      <w:r>
+        <w:rPr>
+          <w:rFonts w:ascii="Times New Roman" w:hAnsi="Times New Roman" w:cs="Times New Roman"/>
+        </w:rPr>
+        <w:t xml:space="preserve"> </w:t>
+      </w:r>
+      <w:proofErr w:type="spellStart"/>
+      <w:r>
+        <w:rPr>
+          <w:rFonts w:ascii="Times New Roman" w:hAnsi="Times New Roman" w:cs="Times New Roman"/>
+        </w:rPr>
+        <w:t>tehnic</w:t>
+      </w:r>
+      <w:proofErr w:type="spellEnd"/>
+      <w:r>
+        <w:rPr>
+          <w:rFonts w:ascii="Times New Roman" w:hAnsi="Times New Roman" w:cs="Times New Roman"/>
+        </w:rPr>
+        <w:t xml:space="preserve"> al </w:t>
+      </w:r>
+      <w:proofErr w:type="spellStart"/>
+      <w:r>
+        <w:rPr>
+          <w:rFonts w:ascii="Times New Roman" w:hAnsi="Times New Roman" w:cs="Times New Roman"/>
+        </w:rPr>
+        <w:t>fiecărui</w:t>
+      </w:r>
+      <w:proofErr w:type="spellEnd"/>
+      <w:r>
+        <w:rPr>
+          <w:rFonts w:ascii="Times New Roman" w:hAnsi="Times New Roman" w:cs="Times New Roman"/>
+        </w:rPr>
+        <w:t xml:space="preserve"> club.</w:t>
       </w:r>
     </w:p>
     <w:p>
@@ -2857,24 +4766,68 @@
           <w:rFonts w:ascii="Times New Roman" w:hAnsi="Times New Roman" w:cs="Times New Roman"/>
         </w:rPr>
       </w:pPr>
-      <w:r>
-        <w:rPr>
-          <w:rFonts w:ascii="Times New Roman" w:hAnsi="Times New Roman" w:cs="Times New Roman"/>
-        </w:rPr>
-        <w:t>Atribute: staff_id (ID cadru tehnic), coach_name (numele antrenorului / reprezentantului).</w:t>
-      </w:r>
-    </w:p>
-    <w:p>
-      <w:pPr>
-        <w:rPr>
-          <w:rFonts w:ascii="Times New Roman" w:hAnsi="Times New Roman" w:cs="Times New Roman"/>
-        </w:rPr>
-      </w:pPr>
-      <w:r>
-        <w:rPr>
-          <w:rFonts w:ascii="Times New Roman" w:hAnsi="Times New Roman" w:cs="Times New Roman"/>
-        </w:rPr>
-        <w:t>  Referee:</w:t>
+      <w:proofErr w:type="spellStart"/>
+      <w:r>
+        <w:rPr>
+          <w:rFonts w:ascii="Times New Roman" w:hAnsi="Times New Roman" w:cs="Times New Roman"/>
+        </w:rPr>
+        <w:t>Atribute</w:t>
+      </w:r>
+      <w:proofErr w:type="spellEnd"/>
+      <w:r>
+        <w:rPr>
+          <w:rFonts w:ascii="Times New Roman" w:hAnsi="Times New Roman" w:cs="Times New Roman"/>
+        </w:rPr>
+        <w:t xml:space="preserve">: </w:t>
+      </w:r>
+      <w:proofErr w:type="spellStart"/>
+      <w:r>
+        <w:rPr>
+          <w:rFonts w:ascii="Times New Roman" w:hAnsi="Times New Roman" w:cs="Times New Roman"/>
+        </w:rPr>
+        <w:t>staff_id</w:t>
+      </w:r>
+      <w:proofErr w:type="spellEnd"/>
+      <w:r>
+        <w:rPr>
+          <w:rFonts w:ascii="Times New Roman" w:hAnsi="Times New Roman" w:cs="Times New Roman"/>
+        </w:rPr>
+        <w:t xml:space="preserve">, </w:t>
+      </w:r>
+      <w:proofErr w:type="spellStart"/>
+      <w:r>
+        <w:rPr>
+          <w:rFonts w:ascii="Times New Roman" w:hAnsi="Times New Roman" w:cs="Times New Roman"/>
+        </w:rPr>
+        <w:t>coach_name</w:t>
+      </w:r>
+      <w:proofErr w:type="spellEnd"/>
+      <w:r>
+        <w:rPr>
+          <w:rFonts w:ascii="Times New Roman" w:hAnsi="Times New Roman" w:cs="Times New Roman"/>
+        </w:rPr>
+        <w:t>.</w:t>
+      </w:r>
+    </w:p>
+    <w:p>
+      <w:pPr>
+        <w:rPr>
+          <w:rFonts w:ascii="Times New Roman" w:hAnsi="Times New Roman" w:cs="Times New Roman"/>
+        </w:rPr>
+      </w:pPr>
+      <w:proofErr w:type="gramStart"/>
+      <w:r>
+        <w:rPr>
+          <w:rFonts w:ascii="Times New Roman" w:hAnsi="Times New Roman" w:cs="Times New Roman"/>
+        </w:rPr>
+        <w:t>  Referee</w:t>
+      </w:r>
+      <w:proofErr w:type="gramEnd"/>
+      <w:r>
+        <w:rPr>
+          <w:rFonts w:ascii="Times New Roman" w:hAnsi="Times New Roman" w:cs="Times New Roman"/>
+        </w:rPr>
+        <w:t>:</w:t>
       </w:r>
     </w:p>
     <w:p>
@@ -2891,7 +4844,97 @@
         <w:rPr>
           <w:rFonts w:ascii="Times New Roman" w:hAnsi="Times New Roman" w:cs="Times New Roman"/>
         </w:rPr>
-        <w:t>Rol: Evidența arbitrilor oficiali acreditați pentru campionat.</w:t>
+        <w:t xml:space="preserve">Rol: </w:t>
+      </w:r>
+      <w:proofErr w:type="spellStart"/>
+      <w:r>
+        <w:rPr>
+          <w:rFonts w:ascii="Times New Roman" w:hAnsi="Times New Roman" w:cs="Times New Roman"/>
+        </w:rPr>
+        <w:t>Evidența</w:t>
+      </w:r>
+      <w:proofErr w:type="spellEnd"/>
+      <w:r>
+        <w:rPr>
+          <w:rFonts w:ascii="Times New Roman" w:hAnsi="Times New Roman" w:cs="Times New Roman"/>
+        </w:rPr>
+        <w:t xml:space="preserve"> </w:t>
+      </w:r>
+      <w:proofErr w:type="spellStart"/>
+      <w:r>
+        <w:rPr>
+          <w:rFonts w:ascii="Times New Roman" w:hAnsi="Times New Roman" w:cs="Times New Roman"/>
+        </w:rPr>
+        <w:t>arbitrilor</w:t>
+      </w:r>
+      <w:proofErr w:type="spellEnd"/>
+      <w:r>
+        <w:rPr>
+          <w:rFonts w:ascii="Times New Roman" w:hAnsi="Times New Roman" w:cs="Times New Roman"/>
+        </w:rPr>
+        <w:t xml:space="preserve"> </w:t>
+      </w:r>
+      <w:proofErr w:type="spellStart"/>
+      <w:r>
+        <w:rPr>
+          <w:rFonts w:ascii="Times New Roman" w:hAnsi="Times New Roman" w:cs="Times New Roman"/>
+        </w:rPr>
+        <w:t>oficiali</w:t>
+      </w:r>
+      <w:proofErr w:type="spellEnd"/>
+      <w:r>
+        <w:rPr>
+          <w:rFonts w:ascii="Times New Roman" w:hAnsi="Times New Roman" w:cs="Times New Roman"/>
+        </w:rPr>
+        <w:t xml:space="preserve"> </w:t>
+      </w:r>
+      <w:r>
+        <w:rPr>
+          <w:rFonts w:ascii="Times New Roman" w:hAnsi="Times New Roman" w:cs="Times New Roman"/>
+        </w:rPr>
+        <w:t xml:space="preserve">care </w:t>
+      </w:r>
+      <w:proofErr w:type="spellStart"/>
+      <w:r>
+        <w:rPr>
+          <w:rFonts w:ascii="Times New Roman" w:hAnsi="Times New Roman" w:cs="Times New Roman"/>
+        </w:rPr>
+        <w:t>prestează</w:t>
+      </w:r>
+      <w:proofErr w:type="spellEnd"/>
+      <w:r>
+        <w:rPr>
+          <w:rFonts w:ascii="Times New Roman" w:hAnsi="Times New Roman" w:cs="Times New Roman"/>
+        </w:rPr>
+        <w:t xml:space="preserve"> </w:t>
+      </w:r>
+      <w:proofErr w:type="spellStart"/>
+      <w:r>
+        <w:rPr>
+          <w:rFonts w:ascii="Times New Roman" w:hAnsi="Times New Roman" w:cs="Times New Roman"/>
+        </w:rPr>
+        <w:t>pentru</w:t>
+      </w:r>
+      <w:proofErr w:type="spellEnd"/>
+      <w:r>
+        <w:rPr>
+          <w:rFonts w:ascii="Times New Roman" w:hAnsi="Times New Roman" w:cs="Times New Roman"/>
+        </w:rPr>
+        <w:t xml:space="preserve"> </w:t>
+      </w:r>
+      <w:proofErr w:type="spellStart"/>
+      <w:r>
+        <w:rPr>
+          <w:rFonts w:ascii="Times New Roman" w:hAnsi="Times New Roman" w:cs="Times New Roman"/>
+        </w:rPr>
+        <w:t>campionat</w:t>
+      </w:r>
+      <w:proofErr w:type="spellEnd"/>
+      <w:r>
+        <w:rPr>
+          <w:rFonts w:ascii="Times New Roman" w:hAnsi="Times New Roman" w:cs="Times New Roman"/>
+        </w:rPr>
+        <w:t>.</w:t>
       </w:r>
     </w:p>
     <w:p>
@@ -2904,11 +4947,40 @@
           <w:rFonts w:ascii="Times New Roman" w:hAnsi="Times New Roman" w:cs="Times New Roman"/>
         </w:rPr>
       </w:pPr>
-      <w:r>
-        <w:rPr>
-          <w:rFonts w:ascii="Times New Roman" w:hAnsi="Times New Roman" w:cs="Times New Roman"/>
-        </w:rPr>
-        <w:t>Atribute: ref_id, ref_nam</w:t>
+      <w:proofErr w:type="spellStart"/>
+      <w:r>
+        <w:rPr>
+          <w:rFonts w:ascii="Times New Roman" w:hAnsi="Times New Roman" w:cs="Times New Roman"/>
+        </w:rPr>
+        <w:t>Atribute</w:t>
+      </w:r>
+      <w:proofErr w:type="spellEnd"/>
+      <w:r>
+        <w:rPr>
+          <w:rFonts w:ascii="Times New Roman" w:hAnsi="Times New Roman" w:cs="Times New Roman"/>
+        </w:rPr>
+        <w:t xml:space="preserve">: </w:t>
+      </w:r>
+      <w:proofErr w:type="spellStart"/>
+      <w:r>
+        <w:rPr>
+          <w:rFonts w:ascii="Times New Roman" w:hAnsi="Times New Roman" w:cs="Times New Roman"/>
+        </w:rPr>
+        <w:t>ref_id</w:t>
+      </w:r>
+      <w:proofErr w:type="spellEnd"/>
+      <w:r>
+        <w:rPr>
+          <w:rFonts w:ascii="Times New Roman" w:hAnsi="Times New Roman" w:cs="Times New Roman"/>
+        </w:rPr>
+        <w:t xml:space="preserve">, </w:t>
+      </w:r>
+      <w:proofErr w:type="spellStart"/>
+      <w:r>
+        <w:rPr>
+          <w:rFonts w:ascii="Times New Roman" w:hAnsi="Times New Roman" w:cs="Times New Roman"/>
+        </w:rPr>
+        <w:t>ref_nam</w:t>
       </w:r>
       <w:r>
         <w:rPr>
@@ -2916,11 +4988,26 @@
         </w:rPr>
         <w:t>e</w:t>
       </w:r>
-      <w:r>
-        <w:rPr>
-          <w:rFonts w:ascii="Times New Roman" w:hAnsi="Times New Roman" w:cs="Times New Roman"/>
-        </w:rPr>
-        <w:t>, officiated_matches.</w:t>
+      <w:proofErr w:type="spellEnd"/>
+      <w:r>
+        <w:rPr>
+          <w:rFonts w:ascii="Times New Roman" w:hAnsi="Times New Roman" w:cs="Times New Roman"/>
+        </w:rPr>
+        <w:t xml:space="preserve">, </w:t>
+      </w:r>
+      <w:proofErr w:type="spellStart"/>
+      <w:r>
+        <w:rPr>
+          <w:rFonts w:ascii="Times New Roman" w:hAnsi="Times New Roman" w:cs="Times New Roman"/>
+        </w:rPr>
+        <w:t>officiated_matches</w:t>
+      </w:r>
+      <w:proofErr w:type="spellEnd"/>
+      <w:r>
+        <w:rPr>
+          <w:rFonts w:ascii="Times New Roman" w:hAnsi="Times New Roman" w:cs="Times New Roman"/>
+        </w:rPr>
+        <w:t>.</w:t>
       </w:r>
     </w:p>
     <w:p>

--- a/SuperScorex.docx
+++ b/SuperScorex.docx
@@ -375,6 +375,14 @@
         </w:rPr>
         <w:t>Cuprins</w:t>
       </w:r>
+      <w:r>
+        <w:rPr>
+          <w:b/>
+          <w:bCs/>
+          <w:lang w:val="ro-RO"/>
+        </w:rPr>
+        <w:t>.................................1</w:t>
+      </w:r>
     </w:p>
     <w:p>
       <w:pPr>
@@ -394,74 +402,13 @@
         </w:rPr>
         <w:t>Scopul Proiectului</w:t>
       </w:r>
-    </w:p>
-    <w:p>
-      <w:pPr>
-        <w:numPr>
-          <w:ilvl w:val="1"/>
-          <w:numId w:val="1"/>
-        </w:numPr>
-        <w:rPr>
-          <w:lang w:val="ro-RO"/>
-        </w:rPr>
-      </w:pPr>
-      <w:r>
-        <w:rPr>
-          <w:lang w:val="ro-RO"/>
-        </w:rPr>
-        <w:t>2</w:t>
-      </w:r>
-      <w:r>
-        <w:rPr>
-          <w:lang w:val="ro-RO"/>
-        </w:rPr>
-        <w:t>.1. Domeniul de aplicabilitate</w:t>
-      </w:r>
-    </w:p>
-    <w:p>
-      <w:pPr>
-        <w:numPr>
-          <w:ilvl w:val="1"/>
-          <w:numId w:val="1"/>
-        </w:numPr>
-        <w:rPr>
-          <w:lang w:val="ro-RO"/>
-        </w:rPr>
-      </w:pPr>
-      <w:r>
-        <w:rPr>
-          <w:lang w:val="ro-RO"/>
-        </w:rPr>
-        <w:t>2</w:t>
-      </w:r>
-      <w:r>
-        <w:rPr>
-          <w:lang w:val="ro-RO"/>
-        </w:rPr>
-        <w:t>.2. Problema concretă adresată</w:t>
-      </w:r>
-    </w:p>
-    <w:p>
-      <w:pPr>
-        <w:numPr>
-          <w:ilvl w:val="1"/>
-          <w:numId w:val="1"/>
-        </w:numPr>
-        <w:rPr>
-          <w:lang w:val="ro-RO"/>
-        </w:rPr>
-      </w:pPr>
-      <w:r>
-        <w:rPr>
-          <w:lang w:val="ro-RO"/>
-        </w:rPr>
-        <w:t>2</w:t>
-      </w:r>
-      <w:r>
-        <w:rPr>
-          <w:lang w:val="ro-RO"/>
-        </w:rPr>
-        <w:t>.3. Utilitatea practică a aplicației</w:t>
+      <w:r>
+        <w:rPr>
+          <w:b/>
+          <w:bCs/>
+          <w:lang w:val="ro-RO"/>
+        </w:rPr>
+        <w:t>.................2</w:t>
       </w:r>
     </w:p>
     <w:p>
@@ -482,74 +429,13 @@
         </w:rPr>
         <w:t>Obiectivele Sistemului</w:t>
       </w:r>
-    </w:p>
-    <w:p>
-      <w:pPr>
-        <w:numPr>
-          <w:ilvl w:val="1"/>
-          <w:numId w:val="1"/>
-        </w:numPr>
-        <w:rPr>
-          <w:lang w:val="ro-RO"/>
-        </w:rPr>
-      </w:pPr>
-      <w:r>
-        <w:rPr>
-          <w:lang w:val="ro-RO"/>
-        </w:rPr>
-        <w:t>3</w:t>
-      </w:r>
-      <w:r>
-        <w:rPr>
-          <w:lang w:val="ro-RO"/>
-        </w:rPr>
-        <w:t>.1. Funcționalități principale</w:t>
-      </w:r>
-    </w:p>
-    <w:p>
-      <w:pPr>
-        <w:numPr>
-          <w:ilvl w:val="1"/>
-          <w:numId w:val="1"/>
-        </w:numPr>
-        <w:rPr>
-          <w:lang w:val="ro-RO"/>
-        </w:rPr>
-      </w:pPr>
-      <w:r>
-        <w:rPr>
-          <w:lang w:val="ro-RO"/>
-        </w:rPr>
-        <w:t>3</w:t>
-      </w:r>
-      <w:r>
-        <w:rPr>
-          <w:lang w:val="ro-RO"/>
-        </w:rPr>
-        <w:t>.2. Operații de sistem (CRUD și Algoritmi)</w:t>
-      </w:r>
-    </w:p>
-    <w:p>
-      <w:pPr>
-        <w:numPr>
-          <w:ilvl w:val="1"/>
-          <w:numId w:val="1"/>
-        </w:numPr>
-        <w:rPr>
-          <w:lang w:val="ro-RO"/>
-        </w:rPr>
-      </w:pPr>
-      <w:r>
-        <w:rPr>
-          <w:lang w:val="ro-RO"/>
-        </w:rPr>
-        <w:t>3</w:t>
-      </w:r>
-      <w:r>
-        <w:rPr>
-          <w:lang w:val="ro-RO"/>
-        </w:rPr>
-        <w:t>.3. Categorii de utilizatori și drepturi de acces</w:t>
+      <w:r>
+        <w:rPr>
+          <w:b/>
+          <w:bCs/>
+          <w:lang w:val="ro-RO"/>
+        </w:rPr>
+        <w:t>..........3</w:t>
       </w:r>
     </w:p>
     <w:p>
@@ -573,40 +459,68 @@
         </w:rPr>
         <w:t>Diagrama UML</w:t>
       </w:r>
-    </w:p>
-    <w:p>
-      <w:pPr>
-        <w:pStyle w:val="ListParagraph"/>
-        <w:ind w:left="1440"/>
-        <w:rPr>
-          <w:lang w:val="ro-RO"/>
-        </w:rPr>
-      </w:pPr>
-      <w:r>
-        <w:rPr>
-          <w:lang w:val="ro-RO"/>
-        </w:rPr>
-        <w:t>4.1. Explicarea tabelelor</w:t>
-      </w:r>
-    </w:p>
-    <w:p>
-      <w:pPr>
+      <w:r>
         <w:rPr>
           <w:b/>
           <w:bCs/>
           <w:lang w:val="ro-RO"/>
         </w:rPr>
-      </w:pPr>
-      <w:bookmarkStart w:id="1" w:name="_1jxsaueh8sud"/>
-      <w:bookmarkEnd w:id="1"/>
-      <w:r>
+        <w:t>.......................4</w:t>
+      </w:r>
+    </w:p>
+    <w:p>
+      <w:pPr>
         <w:rPr>
           <w:b/>
           <w:bCs/>
           <w:lang w:val="ro-RO"/>
         </w:rPr>
-        <w:t xml:space="preserve"> </w:t>
-      </w:r>
+      </w:pPr>
+    </w:p>
+    <w:p>
+      <w:pPr>
+        <w:rPr>
+          <w:b/>
+          <w:bCs/>
+          <w:lang w:val="ro-RO"/>
+        </w:rPr>
+      </w:pPr>
+    </w:p>
+    <w:p>
+      <w:pPr>
+        <w:rPr>
+          <w:b/>
+          <w:bCs/>
+          <w:lang w:val="ro-RO"/>
+        </w:rPr>
+      </w:pPr>
+    </w:p>
+    <w:p>
+      <w:pPr>
+        <w:rPr>
+          <w:b/>
+          <w:bCs/>
+          <w:lang w:val="ro-RO"/>
+        </w:rPr>
+      </w:pPr>
+    </w:p>
+    <w:p>
+      <w:pPr>
+        <w:rPr>
+          <w:b/>
+          <w:bCs/>
+          <w:lang w:val="ro-RO"/>
+        </w:rPr>
+      </w:pPr>
+    </w:p>
+    <w:p>
+      <w:pPr>
+        <w:rPr>
+          <w:b/>
+          <w:bCs/>
+          <w:lang w:val="ro-RO"/>
+        </w:rPr>
+      </w:pPr>
     </w:p>
     <w:p>
       <w:pPr>
@@ -736,7 +650,593 @@
           <w:szCs w:val="36"/>
           <w:lang w:val="ro-RO"/>
         </w:rPr>
+        <w:lastRenderedPageBreak/>
         <w:t>2. SCOPUL PROIECTULUI</w:t>
+      </w:r>
+    </w:p>
+    <w:p>
+      <w:pPr>
+        <w:rPr>
+          <w:rFonts w:ascii="Times New Roman" w:hAnsi="Times New Roman" w:cs="Times New Roman"/>
+          <w:lang w:val="ro-RO"/>
+        </w:rPr>
+      </w:pPr>
+      <w:bookmarkStart w:id="1" w:name="_830nqsaltrxi"/>
+      <w:bookmarkEnd w:id="1"/>
+      <w:r>
+        <w:rPr>
+          <w:rFonts w:ascii="Times New Roman" w:hAnsi="Times New Roman" w:cs="Times New Roman"/>
+          <w:lang w:val="ro-RO"/>
+        </w:rPr>
+        <w:t>Proiectul se încadrează în domeniul Sistemelor de Management Informațional în Sport. În fotbalul modern, în special în competiții de mare amploare precum Premier League</w:t>
+      </w:r>
+      <w:r>
+        <w:rPr>
+          <w:rFonts w:ascii="Times New Roman" w:hAnsi="Times New Roman" w:cs="Times New Roman"/>
+          <w:lang w:val="ro-RO"/>
+        </w:rPr>
+        <w:t xml:space="preserve"> (care e și campionatul pe care se bazează aceasta aplicație)</w:t>
+      </w:r>
+      <w:r>
+        <w:rPr>
+          <w:rFonts w:ascii="Times New Roman" w:hAnsi="Times New Roman" w:cs="Times New Roman"/>
+          <w:lang w:val="ro-RO"/>
+        </w:rPr>
+        <w:t>.</w:t>
+      </w:r>
+    </w:p>
+    <w:p>
+      <w:pPr>
+        <w:rPr>
+          <w:rFonts w:ascii="Times New Roman" w:hAnsi="Times New Roman" w:cs="Times New Roman"/>
+          <w:lang w:val="ro-RO"/>
+        </w:rPr>
+      </w:pPr>
+      <w:bookmarkStart w:id="2" w:name="_v5sq6zrg633y"/>
+      <w:bookmarkEnd w:id="2"/>
+      <w:r>
+        <w:rPr>
+          <w:rFonts w:ascii="Times New Roman" w:hAnsi="Times New Roman" w:cs="Times New Roman"/>
+          <w:lang w:val="ro-RO"/>
+        </w:rPr>
+        <w:t>Gestionarea manuală sau prin fișiere disparate a unui campionat de fotbal întâmpină multiple dificultăți:</w:t>
+      </w:r>
+    </w:p>
+    <w:p>
+      <w:pPr>
+        <w:numPr>
+          <w:ilvl w:val="0"/>
+          <w:numId w:val="2"/>
+        </w:numPr>
+        <w:rPr>
+          <w:rFonts w:ascii="Times New Roman" w:hAnsi="Times New Roman" w:cs="Times New Roman"/>
+          <w:lang w:val="ro-RO"/>
+        </w:rPr>
+      </w:pPr>
+      <w:r>
+        <w:rPr>
+          <w:rFonts w:ascii="Times New Roman" w:hAnsi="Times New Roman" w:cs="Times New Roman"/>
+          <w:b/>
+          <w:bCs/>
+          <w:lang w:val="ro-RO"/>
+        </w:rPr>
+        <w:t>Risc ridicat de eroare umană</w:t>
+      </w:r>
+    </w:p>
+    <w:p>
+      <w:pPr>
+        <w:numPr>
+          <w:ilvl w:val="0"/>
+          <w:numId w:val="2"/>
+        </w:numPr>
+        <w:rPr>
+          <w:rFonts w:ascii="Times New Roman" w:hAnsi="Times New Roman" w:cs="Times New Roman"/>
+          <w:lang w:val="ro-RO"/>
+        </w:rPr>
+      </w:pPr>
+      <w:r>
+        <w:rPr>
+          <w:rFonts w:ascii="Times New Roman" w:hAnsi="Times New Roman" w:cs="Times New Roman"/>
+          <w:b/>
+          <w:bCs/>
+          <w:lang w:val="ro-RO"/>
+        </w:rPr>
+        <w:t>Lipsa de sincronizare</w:t>
+      </w:r>
+    </w:p>
+    <w:p>
+      <w:pPr>
+        <w:numPr>
+          <w:ilvl w:val="0"/>
+          <w:numId w:val="2"/>
+        </w:numPr>
+        <w:rPr>
+          <w:rFonts w:ascii="Times New Roman" w:hAnsi="Times New Roman" w:cs="Times New Roman"/>
+          <w:lang w:val="ro-RO"/>
+        </w:rPr>
+      </w:pPr>
+      <w:r>
+        <w:rPr>
+          <w:rFonts w:ascii="Times New Roman" w:hAnsi="Times New Roman" w:cs="Times New Roman"/>
+          <w:b/>
+          <w:bCs/>
+          <w:lang w:val="ro-RO"/>
+        </w:rPr>
+        <w:t>Lipse de accesibilitate</w:t>
+      </w:r>
+    </w:p>
+    <w:p>
+      <w:pPr>
+        <w:rPr>
+          <w:rFonts w:ascii="Times New Roman" w:hAnsi="Times New Roman" w:cs="Times New Roman"/>
+          <w:lang w:val="ro-RO"/>
+        </w:rPr>
+      </w:pPr>
+      <w:bookmarkStart w:id="3" w:name="_9kkmlnnf89fu"/>
+      <w:bookmarkEnd w:id="3"/>
+      <w:r>
+        <w:rPr>
+          <w:rFonts w:ascii="Times New Roman" w:hAnsi="Times New Roman" w:cs="Times New Roman"/>
+          <w:lang w:val="ro-RO"/>
+        </w:rPr>
+        <w:t>Aplicația oferă o soluție software integrată care automatizează întreaga logistică informațională a competiției:</w:t>
+      </w:r>
+    </w:p>
+    <w:p>
+      <w:pPr>
+        <w:numPr>
+          <w:ilvl w:val="0"/>
+          <w:numId w:val="3"/>
+        </w:numPr>
+        <w:rPr>
+          <w:rFonts w:ascii="Times New Roman" w:hAnsi="Times New Roman" w:cs="Times New Roman"/>
+          <w:lang w:val="ro-RO"/>
+        </w:rPr>
+      </w:pPr>
+      <w:r>
+        <w:rPr>
+          <w:rFonts w:ascii="Times New Roman" w:hAnsi="Times New Roman" w:cs="Times New Roman"/>
+          <w:b/>
+          <w:bCs/>
+          <w:lang w:val="ro-RO"/>
+        </w:rPr>
+        <w:t>Automatizare completă</w:t>
+      </w:r>
+    </w:p>
+    <w:p>
+      <w:pPr>
+        <w:numPr>
+          <w:ilvl w:val="0"/>
+          <w:numId w:val="3"/>
+        </w:numPr>
+        <w:rPr>
+          <w:rFonts w:ascii="Times New Roman" w:hAnsi="Times New Roman" w:cs="Times New Roman"/>
+          <w:lang w:val="ro-RO"/>
+        </w:rPr>
+      </w:pPr>
+      <w:r>
+        <w:rPr>
+          <w:rFonts w:ascii="Times New Roman" w:hAnsi="Times New Roman" w:cs="Times New Roman"/>
+          <w:b/>
+          <w:bCs/>
+          <w:lang w:val="ro-RO"/>
+        </w:rPr>
+        <w:t>Consistență și integritate a datelor</w:t>
+      </w:r>
+    </w:p>
+    <w:p>
+      <w:pPr>
+        <w:numPr>
+          <w:ilvl w:val="0"/>
+          <w:numId w:val="3"/>
+        </w:numPr>
+        <w:rPr>
+          <w:rFonts w:ascii="Times New Roman" w:hAnsi="Times New Roman" w:cs="Times New Roman"/>
+          <w:lang w:val="ro-RO"/>
+        </w:rPr>
+      </w:pPr>
+      <w:r>
+        <w:rPr>
+          <w:rFonts w:ascii="Times New Roman" w:hAnsi="Times New Roman" w:cs="Times New Roman"/>
+          <w:b/>
+          <w:bCs/>
+          <w:lang w:val="ro-RO"/>
+        </w:rPr>
+        <w:t>Eficiență operațională</w:t>
+      </w:r>
+    </w:p>
+    <w:p>
+      <w:pPr>
+        <w:numPr>
+          <w:ilvl w:val="0"/>
+          <w:numId w:val="3"/>
+        </w:numPr>
+        <w:rPr>
+          <w:rFonts w:ascii="Times New Roman" w:hAnsi="Times New Roman" w:cs="Times New Roman"/>
+          <w:lang w:val="ro-RO"/>
+        </w:rPr>
+      </w:pPr>
+      <w:r>
+        <w:rPr>
+          <w:rFonts w:ascii="Times New Roman" w:hAnsi="Times New Roman" w:cs="Times New Roman"/>
+          <w:b/>
+          <w:bCs/>
+          <w:lang w:val="ro-RO"/>
+        </w:rPr>
+        <w:t>Transparență și accesibilitate</w:t>
+      </w:r>
+    </w:p>
+    <w:p>
+      <w:pPr>
+        <w:ind w:left="720"/>
+        <w:rPr>
+          <w:rFonts w:ascii="Times New Roman" w:hAnsi="Times New Roman" w:cs="Times New Roman"/>
+          <w:lang w:val="ro-RO"/>
+        </w:rPr>
+      </w:pPr>
+    </w:p>
+    <w:p>
+      <w:pPr>
+        <w:rPr>
+          <w:rFonts w:ascii="Times New Roman" w:hAnsi="Times New Roman" w:cs="Times New Roman"/>
+          <w:b/>
+          <w:bCs/>
+          <w:sz w:val="32"/>
+          <w:szCs w:val="32"/>
+          <w:lang w:val="ro-RO"/>
+        </w:rPr>
+      </w:pPr>
+      <w:bookmarkStart w:id="4" w:name="_cn3392u3yboa"/>
+      <w:bookmarkEnd w:id="4"/>
+    </w:p>
+    <w:p>
+      <w:pPr>
+        <w:rPr>
+          <w:rFonts w:ascii="Times New Roman" w:hAnsi="Times New Roman" w:cs="Times New Roman"/>
+          <w:b/>
+          <w:bCs/>
+          <w:sz w:val="32"/>
+          <w:szCs w:val="32"/>
+          <w:lang w:val="ro-RO"/>
+        </w:rPr>
+      </w:pPr>
+    </w:p>
+    <w:p>
+      <w:pPr>
+        <w:rPr>
+          <w:rFonts w:ascii="Times New Roman" w:hAnsi="Times New Roman" w:cs="Times New Roman"/>
+          <w:b/>
+          <w:bCs/>
+          <w:sz w:val="32"/>
+          <w:szCs w:val="32"/>
+          <w:lang w:val="ro-RO"/>
+        </w:rPr>
+      </w:pPr>
+    </w:p>
+    <w:p>
+      <w:pPr>
+        <w:rPr>
+          <w:rFonts w:ascii="Times New Roman" w:hAnsi="Times New Roman" w:cs="Times New Roman"/>
+          <w:b/>
+          <w:bCs/>
+          <w:sz w:val="32"/>
+          <w:szCs w:val="32"/>
+          <w:lang w:val="ro-RO"/>
+        </w:rPr>
+      </w:pPr>
+    </w:p>
+    <w:p>
+      <w:pPr>
+        <w:rPr>
+          <w:rFonts w:ascii="Times New Roman" w:hAnsi="Times New Roman" w:cs="Times New Roman"/>
+          <w:b/>
+          <w:bCs/>
+          <w:sz w:val="32"/>
+          <w:szCs w:val="32"/>
+          <w:lang w:val="ro-RO"/>
+        </w:rPr>
+      </w:pPr>
+    </w:p>
+    <w:p>
+      <w:pPr>
+        <w:rPr>
+          <w:rFonts w:ascii="Times New Roman" w:hAnsi="Times New Roman" w:cs="Times New Roman"/>
+          <w:b/>
+          <w:bCs/>
+          <w:sz w:val="32"/>
+          <w:szCs w:val="32"/>
+          <w:lang w:val="ro-RO"/>
+        </w:rPr>
+      </w:pPr>
+    </w:p>
+    <w:p>
+      <w:pPr>
+        <w:rPr>
+          <w:rFonts w:ascii="Times New Roman" w:hAnsi="Times New Roman" w:cs="Times New Roman"/>
+          <w:b/>
+          <w:bCs/>
+          <w:sz w:val="32"/>
+          <w:szCs w:val="32"/>
+          <w:lang w:val="ro-RO"/>
+        </w:rPr>
+      </w:pPr>
+    </w:p>
+    <w:p>
+      <w:pPr>
+        <w:rPr>
+          <w:rFonts w:ascii="Times New Roman" w:hAnsi="Times New Roman" w:cs="Times New Roman"/>
+          <w:b/>
+          <w:bCs/>
+          <w:sz w:val="32"/>
+          <w:szCs w:val="32"/>
+          <w:lang w:val="ro-RO"/>
+        </w:rPr>
+      </w:pPr>
+    </w:p>
+    <w:p>
+      <w:pPr>
+        <w:rPr>
+          <w:rFonts w:ascii="Times New Roman" w:hAnsi="Times New Roman" w:cs="Times New Roman"/>
+          <w:b/>
+          <w:bCs/>
+          <w:sz w:val="32"/>
+          <w:szCs w:val="32"/>
+          <w:lang w:val="ro-RO"/>
+        </w:rPr>
+      </w:pPr>
+    </w:p>
+    <w:p>
+      <w:pPr>
+        <w:rPr>
+          <w:rFonts w:ascii="Times New Roman" w:hAnsi="Times New Roman" w:cs="Times New Roman"/>
+          <w:b/>
+          <w:bCs/>
+          <w:sz w:val="32"/>
+          <w:szCs w:val="32"/>
+          <w:lang w:val="ro-RO"/>
+        </w:rPr>
+      </w:pPr>
+    </w:p>
+    <w:p>
+      <w:pPr>
+        <w:rPr>
+          <w:rFonts w:ascii="Times New Roman" w:hAnsi="Times New Roman" w:cs="Times New Roman"/>
+          <w:b/>
+          <w:bCs/>
+          <w:sz w:val="32"/>
+          <w:szCs w:val="32"/>
+          <w:lang w:val="ro-RO"/>
+        </w:rPr>
+      </w:pPr>
+      <w:r>
+        <w:rPr>
+          <w:rFonts w:ascii="Times New Roman" w:hAnsi="Times New Roman" w:cs="Times New Roman"/>
+          <w:b/>
+          <w:bCs/>
+          <w:sz w:val="32"/>
+          <w:szCs w:val="32"/>
+          <w:lang w:val="ro-RO"/>
+        </w:rPr>
+        <w:lastRenderedPageBreak/>
+        <w:t>3. OBIECTIVELE APLICAȚIEI</w:t>
+      </w:r>
+    </w:p>
+    <w:p>
+      <w:pPr>
+        <w:numPr>
+          <w:ilvl w:val="0"/>
+          <w:numId w:val="3"/>
+        </w:numPr>
+        <w:rPr>
+          <w:rFonts w:ascii="Times New Roman" w:hAnsi="Times New Roman" w:cs="Times New Roman"/>
+          <w:lang w:val="ro-RO"/>
+        </w:rPr>
+      </w:pPr>
+      <w:bookmarkStart w:id="5" w:name="_jnphsrknr88"/>
+      <w:bookmarkEnd w:id="5"/>
+      <w:r>
+        <w:rPr>
+          <w:rFonts w:ascii="Times New Roman" w:hAnsi="Times New Roman" w:cs="Times New Roman"/>
+          <w:b/>
+          <w:bCs/>
+          <w:lang w:val="ro-RO"/>
+        </w:rPr>
+        <w:t>Gestiunea Entităților Competiționale:</w:t>
+      </w:r>
+      <w:r>
+        <w:rPr>
+          <w:rFonts w:ascii="Times New Roman" w:hAnsi="Times New Roman" w:cs="Times New Roman"/>
+          <w:lang w:val="ro-RO"/>
+        </w:rPr>
+        <w:t xml:space="preserve"> Crearea și administrarea cluburilor, stadioanelor, antrenorilor și a loturilor de jucători.</w:t>
+      </w:r>
+    </w:p>
+    <w:p>
+      <w:pPr>
+        <w:numPr>
+          <w:ilvl w:val="0"/>
+          <w:numId w:val="3"/>
+        </w:numPr>
+        <w:rPr>
+          <w:rFonts w:ascii="Times New Roman" w:hAnsi="Times New Roman" w:cs="Times New Roman"/>
+          <w:lang w:val="ro-RO"/>
+        </w:rPr>
+      </w:pPr>
+      <w:r>
+        <w:rPr>
+          <w:rFonts w:ascii="Times New Roman" w:hAnsi="Times New Roman" w:cs="Times New Roman"/>
+          <w:b/>
+          <w:bCs/>
+          <w:lang w:val="ro-RO"/>
+        </w:rPr>
+        <w:t>Generator de Calendar / Meciuri:</w:t>
+      </w:r>
+      <w:r>
+        <w:rPr>
+          <w:rFonts w:ascii="Times New Roman" w:hAnsi="Times New Roman" w:cs="Times New Roman"/>
+          <w:lang w:val="ro-RO"/>
+        </w:rPr>
+        <w:t xml:space="preserve"> Generarea automată sau manuală a programului competițional tur-retur pentru cele 38 de etape.</w:t>
+      </w:r>
+    </w:p>
+    <w:p>
+      <w:pPr>
+        <w:numPr>
+          <w:ilvl w:val="0"/>
+          <w:numId w:val="3"/>
+        </w:numPr>
+        <w:rPr>
+          <w:rFonts w:ascii="Times New Roman" w:hAnsi="Times New Roman" w:cs="Times New Roman"/>
+          <w:lang w:val="ro-RO"/>
+        </w:rPr>
+      </w:pPr>
+      <w:r>
+        <w:rPr>
+          <w:rFonts w:ascii="Times New Roman" w:hAnsi="Times New Roman" w:cs="Times New Roman"/>
+          <w:b/>
+          <w:bCs/>
+          <w:lang w:val="ro-RO"/>
+        </w:rPr>
+        <w:t>Centru de Meci în Timp Real:</w:t>
+      </w:r>
+      <w:r>
+        <w:rPr>
+          <w:rFonts w:ascii="Times New Roman" w:hAnsi="Times New Roman" w:cs="Times New Roman"/>
+          <w:lang w:val="ro-RO"/>
+        </w:rPr>
+        <w:t xml:space="preserve"> Înregistrarea evoluției scorului, a marcatorilor, a pasatorilor decisivi, a schimbărilor și a sancțiunilor.</w:t>
+      </w:r>
+    </w:p>
+    <w:p>
+      <w:pPr>
+        <w:numPr>
+          <w:ilvl w:val="0"/>
+          <w:numId w:val="3"/>
+        </w:numPr>
+        <w:rPr>
+          <w:rFonts w:ascii="Times New Roman" w:hAnsi="Times New Roman" w:cs="Times New Roman"/>
+          <w:lang w:val="ro-RO"/>
+        </w:rPr>
+      </w:pPr>
+      <w:r>
+        <w:rPr>
+          <w:rFonts w:ascii="Times New Roman" w:hAnsi="Times New Roman" w:cs="Times New Roman"/>
+          <w:b/>
+          <w:bCs/>
+          <w:lang w:val="ro-RO"/>
+        </w:rPr>
+        <w:t>Modul de Calcul și Tablou de Clasament:</w:t>
+      </w:r>
+      <w:r>
+        <w:rPr>
+          <w:rFonts w:ascii="Times New Roman" w:hAnsi="Times New Roman" w:cs="Times New Roman"/>
+          <w:lang w:val="ro-RO"/>
+        </w:rPr>
+        <w:t xml:space="preserve"> Generarea dinamică a clasamentului cu posibilitatea de filtrare pe meciuri acasă/deplasare sau ultimele N</w:t>
+      </w:r>
+      <w:r>
+        <w:rPr>
+          <w:rFonts w:ascii="Times New Roman" w:hAnsi="Times New Roman" w:cs="Times New Roman"/>
+          <w:lang w:val="ro-RO"/>
+        </w:rPr>
+        <w:t xml:space="preserve"> meciuri</w:t>
+      </w:r>
+      <w:r>
+        <w:rPr>
+          <w:rFonts w:ascii="Times New Roman" w:hAnsi="Times New Roman" w:cs="Times New Roman"/>
+          <w:lang w:val="ro-RO"/>
+        </w:rPr>
+        <w:t>.</w:t>
+      </w:r>
+    </w:p>
+    <w:p>
+      <w:pPr>
+        <w:numPr>
+          <w:ilvl w:val="0"/>
+          <w:numId w:val="3"/>
+        </w:numPr>
+        <w:rPr>
+          <w:rFonts w:ascii="Times New Roman" w:hAnsi="Times New Roman" w:cs="Times New Roman"/>
+          <w:lang w:val="ro-RO"/>
+        </w:rPr>
+      </w:pPr>
+      <w:r>
+        <w:rPr>
+          <w:rFonts w:ascii="Times New Roman" w:hAnsi="Times New Roman" w:cs="Times New Roman"/>
+          <w:b/>
+          <w:bCs/>
+          <w:lang w:val="ro-RO"/>
+        </w:rPr>
+        <w:t>Modul de Statistici Avansate:</w:t>
+      </w:r>
+      <w:r>
+        <w:rPr>
+          <w:rFonts w:ascii="Times New Roman" w:hAnsi="Times New Roman" w:cs="Times New Roman"/>
+          <w:lang w:val="ro-RO"/>
+        </w:rPr>
+        <w:t xml:space="preserve"> </w:t>
+      </w:r>
+      <w:r>
+        <w:rPr>
+          <w:rFonts w:ascii="Times New Roman" w:hAnsi="Times New Roman" w:cs="Times New Roman"/>
+          <w:lang w:val="ro-RO"/>
+        </w:rPr>
+        <w:t>Notarea și prezentarea</w:t>
+      </w:r>
+      <w:r>
+        <w:rPr>
+          <w:rFonts w:ascii="Times New Roman" w:hAnsi="Times New Roman" w:cs="Times New Roman"/>
+          <w:lang w:val="ro-RO"/>
+        </w:rPr>
+        <w:t xml:space="preserve"> topului golgheterilor (</w:t>
+      </w:r>
+      <w:r>
+        <w:rPr>
+          <w:rFonts w:ascii="Times New Roman" w:hAnsi="Times New Roman" w:cs="Times New Roman"/>
+          <w:i/>
+          <w:iCs/>
+          <w:lang w:val="ro-RO"/>
+        </w:rPr>
+        <w:t>Golden Boot Award</w:t>
+      </w:r>
+      <w:r>
+        <w:rPr>
+          <w:rFonts w:ascii="Times New Roman" w:hAnsi="Times New Roman" w:cs="Times New Roman"/>
+          <w:lang w:val="ro-RO"/>
+        </w:rPr>
+        <w:t>), pasatorilor (</w:t>
+      </w:r>
+      <w:r>
+        <w:rPr>
+          <w:rFonts w:ascii="Times New Roman" w:hAnsi="Times New Roman" w:cs="Times New Roman"/>
+          <w:i/>
+          <w:iCs/>
+          <w:lang w:val="ro-RO"/>
+        </w:rPr>
+        <w:t>Playmaker Award</w:t>
+      </w:r>
+      <w:r>
+        <w:rPr>
+          <w:rFonts w:ascii="Times New Roman" w:hAnsi="Times New Roman" w:cs="Times New Roman"/>
+          <w:lang w:val="ro-RO"/>
+        </w:rPr>
+        <w:t>) și meciurilor fără gol primit de către un portar (</w:t>
+      </w:r>
+      <w:r>
+        <w:rPr>
+          <w:rFonts w:ascii="Times New Roman" w:hAnsi="Times New Roman" w:cs="Times New Roman"/>
+          <w:i/>
+          <w:iCs/>
+          <w:lang w:val="ro-RO"/>
+        </w:rPr>
+        <w:t>Clean Sheets Award</w:t>
+      </w:r>
+      <w:r>
+        <w:rPr>
+          <w:rFonts w:ascii="Times New Roman" w:hAnsi="Times New Roman" w:cs="Times New Roman"/>
+          <w:lang w:val="ro-RO"/>
+        </w:rPr>
+        <w:t>).</w:t>
       </w:r>
     </w:p>
     <w:p>
@@ -750,8 +1250,10 @@
           <w:lang w:val="ro-RO"/>
         </w:rPr>
       </w:pPr>
-      <w:bookmarkStart w:id="2" w:name="_830nqsaltrxi"/>
-      <w:bookmarkEnd w:id="2"/>
+      <w:bookmarkStart w:id="6" w:name="_wxmxt85cqdun"/>
+      <w:bookmarkStart w:id="7" w:name="_o1udgd14v0e"/>
+      <w:bookmarkEnd w:id="6"/>
+      <w:bookmarkEnd w:id="7"/>
       <w:r>
         <w:rPr>
           <w:rFonts w:ascii="Times New Roman" w:hAnsi="Times New Roman" w:cs="Times New Roman"/>
@@ -761,45 +1263,27 @@
           <w:szCs w:val="28"/>
           <w:lang w:val="ro-RO"/>
         </w:rPr>
-        <w:t>2.1. Domeniul de aplicabilitate</w:t>
-      </w:r>
-    </w:p>
-    <w:p>
-      <w:pPr>
-        <w:rPr>
-          <w:rFonts w:ascii="Times New Roman" w:hAnsi="Times New Roman" w:cs="Times New Roman"/>
-          <w:lang w:val="ro-RO"/>
-        </w:rPr>
-      </w:pPr>
-      <w:r>
-        <w:rPr>
-          <w:rFonts w:ascii="Times New Roman" w:hAnsi="Times New Roman" w:cs="Times New Roman"/>
-          <w:lang w:val="ro-RO"/>
-        </w:rPr>
-        <w:t>Proiectul se încadrează în domeniul Sistemelor de Management Informațional în Sport. În fotbalul modern, în special în competiții de mare amploare precum Premier League</w:t>
-      </w:r>
-      <w:r>
-        <w:rPr>
-          <w:rFonts w:ascii="Times New Roman" w:hAnsi="Times New Roman" w:cs="Times New Roman"/>
-          <w:lang w:val="ro-RO"/>
-        </w:rPr>
-        <w:t xml:space="preserve"> (care e și campionatul pe care se bazează aceasta aplicație)</w:t>
-      </w:r>
-      <w:r>
-        <w:rPr>
-          <w:rFonts w:ascii="Times New Roman" w:hAnsi="Times New Roman" w:cs="Times New Roman"/>
-          <w:lang w:val="ro-RO"/>
-        </w:rPr>
-        <w:t>.</w:t>
-      </w:r>
-    </w:p>
-    <w:p>
-      <w:pPr>
-        <w:rPr>
-          <w:rFonts w:ascii="Times New Roman" w:hAnsi="Times New Roman" w:cs="Times New Roman"/>
-          <w:lang w:val="ro-RO"/>
-        </w:rPr>
-      </w:pPr>
+        <w:t>Operații CRUD</w:t>
+      </w:r>
+    </w:p>
+    <w:p>
+      <w:pPr>
+        <w:numPr>
+          <w:ilvl w:val="0"/>
+          <w:numId w:val="3"/>
+        </w:numPr>
+        <w:rPr>
+          <w:rFonts w:ascii="Times New Roman" w:hAnsi="Times New Roman" w:cs="Times New Roman"/>
+          <w:lang w:val="ro-RO"/>
+        </w:rPr>
+      </w:pPr>
+      <w:r>
+        <w:rPr>
+          <w:rFonts w:ascii="Times New Roman" w:hAnsi="Times New Roman" w:cs="Times New Roman"/>
+          <w:lang w:val="ro-RO"/>
+        </w:rPr>
+        <w:t>Administrare Echipe, Jucători, Arbitri, Stadioane și Meciuri.</w:t>
+      </w:r>
     </w:p>
     <w:p>
       <w:pPr>
@@ -812,8 +1296,8 @@
           <w:lang w:val="ro-RO"/>
         </w:rPr>
       </w:pPr>
-      <w:bookmarkStart w:id="3" w:name="_v5sq6zrg633y"/>
-      <w:bookmarkEnd w:id="3"/>
+      <w:bookmarkStart w:id="8" w:name="_o2eblgpbajn8"/>
+      <w:bookmarkEnd w:id="8"/>
       <w:r>
         <w:rPr>
           <w:rFonts w:ascii="Times New Roman" w:hAnsi="Times New Roman" w:cs="Times New Roman"/>
@@ -823,29 +1307,14 @@
           <w:szCs w:val="28"/>
           <w:lang w:val="ro-RO"/>
         </w:rPr>
-        <w:t>2.2. Problema adresată</w:t>
-      </w:r>
-    </w:p>
-    <w:p>
-      <w:pPr>
-        <w:rPr>
-          <w:rFonts w:ascii="Times New Roman" w:hAnsi="Times New Roman" w:cs="Times New Roman"/>
-          <w:lang w:val="ro-RO"/>
-        </w:rPr>
-      </w:pPr>
-      <w:r>
-        <w:rPr>
-          <w:rFonts w:ascii="Times New Roman" w:hAnsi="Times New Roman" w:cs="Times New Roman"/>
-          <w:lang w:val="ro-RO"/>
-        </w:rPr>
-        <w:t>Gestionarea manuală sau prin fișiere disparate a unui campionat de fotbal întâmpină multiple dificultăți:</w:t>
+        <w:t>Operații de Calcul și Logică de Business</w:t>
       </w:r>
     </w:p>
     <w:p>
       <w:pPr>
         <w:numPr>
           <w:ilvl w:val="0"/>
-          <w:numId w:val="2"/>
+          <w:numId w:val="3"/>
         </w:numPr>
         <w:rPr>
           <w:rFonts w:ascii="Times New Roman" w:hAnsi="Times New Roman" w:cs="Times New Roman"/>
@@ -855,18 +1324,16 @@
       <w:r>
         <w:rPr>
           <w:rFonts w:ascii="Times New Roman" w:hAnsi="Times New Roman" w:cs="Times New Roman"/>
-          <w:b/>
-          <w:bCs/>
-          <w:lang w:val="ro-RO"/>
-        </w:rPr>
-        <w:t>Risc ridicat de eroare umană</w:t>
+          <w:lang w:val="ro-RO"/>
+        </w:rPr>
+        <w:t>Calculul automat al punctelor.</w:t>
       </w:r>
     </w:p>
     <w:p>
       <w:pPr>
         <w:numPr>
           <w:ilvl w:val="0"/>
-          <w:numId w:val="2"/>
+          <w:numId w:val="3"/>
         </w:numPr>
         <w:rPr>
           <w:rFonts w:ascii="Times New Roman" w:hAnsi="Times New Roman" w:cs="Times New Roman"/>
@@ -876,18 +1343,16 @@
       <w:r>
         <w:rPr>
           <w:rFonts w:ascii="Times New Roman" w:hAnsi="Times New Roman" w:cs="Times New Roman"/>
-          <w:b/>
-          <w:bCs/>
-          <w:lang w:val="ro-RO"/>
-        </w:rPr>
-        <w:t>Lipsa de sincronizare</w:t>
+          <w:lang w:val="ro-RO"/>
+        </w:rPr>
+        <w:t>Actualizarea automată a etapelor de suspendare ale jucătorilor în funcție de acumulările de cartonașe.</w:t>
       </w:r>
     </w:p>
     <w:p>
       <w:pPr>
         <w:numPr>
           <w:ilvl w:val="0"/>
-          <w:numId w:val="2"/>
+          <w:numId w:val="3"/>
         </w:numPr>
         <w:rPr>
           <w:rFonts w:ascii="Times New Roman" w:hAnsi="Times New Roman" w:cs="Times New Roman"/>
@@ -897,21 +1362,17 @@
       <w:r>
         <w:rPr>
           <w:rFonts w:ascii="Times New Roman" w:hAnsi="Times New Roman" w:cs="Times New Roman"/>
-          <w:b/>
-          <w:bCs/>
-          <w:lang w:val="ro-RO"/>
-        </w:rPr>
-        <w:t>Lipse de accesibilitate</w:t>
-      </w:r>
-    </w:p>
-    <w:p>
-      <w:pPr>
-        <w:ind w:left="720"/>
-        <w:rPr>
-          <w:rFonts w:ascii="Times New Roman" w:hAnsi="Times New Roman" w:cs="Times New Roman"/>
-          <w:lang w:val="ro-RO"/>
-        </w:rPr>
-      </w:pPr>
+          <w:lang w:val="ro-RO"/>
+        </w:rPr>
+        <w:t>Validarea regulilor de business</w:t>
+      </w:r>
+      <w:r>
+        <w:rPr>
+          <w:rFonts w:ascii="Times New Roman" w:hAnsi="Times New Roman" w:cs="Times New Roman"/>
+          <w:lang w:val="ro-RO"/>
+        </w:rPr>
+        <w:t>.</w:t>
+      </w:r>
     </w:p>
     <w:p>
       <w:pPr>
@@ -924,8 +1385,8 @@
           <w:lang w:val="ro-RO"/>
         </w:rPr>
       </w:pPr>
-      <w:bookmarkStart w:id="4" w:name="_9kkmlnnf89fu"/>
-      <w:bookmarkEnd w:id="4"/>
+      <w:bookmarkStart w:id="9" w:name="_3nwgpvv2oh2d"/>
+      <w:bookmarkEnd w:id="9"/>
       <w:r>
         <w:rPr>
           <w:rFonts w:ascii="Times New Roman" w:hAnsi="Times New Roman" w:cs="Times New Roman"/>
@@ -935,22 +1396,7 @@
           <w:szCs w:val="28"/>
           <w:lang w:val="ro-RO"/>
         </w:rPr>
-        <w:t>2.3. Utilitatea practică</w:t>
-      </w:r>
-    </w:p>
-    <w:p>
-      <w:pPr>
-        <w:rPr>
-          <w:rFonts w:ascii="Times New Roman" w:hAnsi="Times New Roman" w:cs="Times New Roman"/>
-          <w:lang w:val="ro-RO"/>
-        </w:rPr>
-      </w:pPr>
-      <w:r>
-        <w:rPr>
-          <w:rFonts w:ascii="Times New Roman" w:hAnsi="Times New Roman" w:cs="Times New Roman"/>
-          <w:lang w:val="ro-RO"/>
-        </w:rPr>
-        <w:t>Aplicația oferă o soluție software integrată care automatizează întreaga logistică informațională a competiției:</w:t>
+        <w:t>Căutare și Filtrare</w:t>
       </w:r>
     </w:p>
     <w:p>
@@ -967,11 +1413,9 @@
       <w:r>
         <w:rPr>
           <w:rFonts w:ascii="Times New Roman" w:hAnsi="Times New Roman" w:cs="Times New Roman"/>
-          <w:b/>
-          <w:bCs/>
-          <w:lang w:val="ro-RO"/>
-        </w:rPr>
-        <w:t>Automatizare completă</w:t>
+          <w:lang w:val="ro-RO"/>
+        </w:rPr>
+        <w:t>Căutare rapidă după jucător, echipă sau meci.</w:t>
       </w:r>
     </w:p>
     <w:p>
@@ -988,165 +1432,35 @@
       <w:r>
         <w:rPr>
           <w:rFonts w:ascii="Times New Roman" w:hAnsi="Times New Roman" w:cs="Times New Roman"/>
-          <w:b/>
-          <w:bCs/>
-          <w:lang w:val="ro-RO"/>
-        </w:rPr>
-        <w:t>Consistență și integritate a datelor</w:t>
-      </w:r>
-    </w:p>
-    <w:p>
-      <w:pPr>
-        <w:numPr>
-          <w:ilvl w:val="0"/>
-          <w:numId w:val="3"/>
-        </w:numPr>
-        <w:rPr>
-          <w:rFonts w:ascii="Times New Roman" w:hAnsi="Times New Roman" w:cs="Times New Roman"/>
-          <w:lang w:val="ro-RO"/>
-        </w:rPr>
-      </w:pPr>
-      <w:r>
-        <w:rPr>
-          <w:rFonts w:ascii="Times New Roman" w:hAnsi="Times New Roman" w:cs="Times New Roman"/>
-          <w:b/>
-          <w:bCs/>
-          <w:lang w:val="ro-RO"/>
-        </w:rPr>
-        <w:t>Eficiență operațională</w:t>
-      </w:r>
-    </w:p>
-    <w:p>
-      <w:pPr>
-        <w:numPr>
-          <w:ilvl w:val="0"/>
-          <w:numId w:val="3"/>
-        </w:numPr>
-        <w:rPr>
-          <w:rFonts w:ascii="Times New Roman" w:hAnsi="Times New Roman" w:cs="Times New Roman"/>
-          <w:lang w:val="ro-RO"/>
-        </w:rPr>
-      </w:pPr>
-      <w:r>
-        <w:rPr>
-          <w:rFonts w:ascii="Times New Roman" w:hAnsi="Times New Roman" w:cs="Times New Roman"/>
-          <w:b/>
-          <w:bCs/>
-          <w:lang w:val="ro-RO"/>
-        </w:rPr>
-        <w:t>Transparență și accesibilitate</w:t>
-      </w:r>
-    </w:p>
-    <w:p>
-      <w:pPr>
-        <w:ind w:left="720"/>
-        <w:rPr>
-          <w:rFonts w:ascii="Times New Roman" w:hAnsi="Times New Roman" w:cs="Times New Roman"/>
-          <w:lang w:val="ro-RO"/>
-        </w:rPr>
-      </w:pPr>
-    </w:p>
-    <w:p>
-      <w:pPr>
-        <w:rPr>
-          <w:rFonts w:ascii="Times New Roman" w:hAnsi="Times New Roman" w:cs="Times New Roman"/>
-          <w:b/>
-          <w:bCs/>
-          <w:sz w:val="32"/>
-          <w:szCs w:val="32"/>
-          <w:lang w:val="ro-RO"/>
-        </w:rPr>
-      </w:pPr>
-      <w:bookmarkStart w:id="5" w:name="_cn3392u3yboa"/>
-      <w:bookmarkEnd w:id="5"/>
-    </w:p>
-    <w:p>
-      <w:pPr>
-        <w:rPr>
-          <w:rFonts w:ascii="Times New Roman" w:hAnsi="Times New Roman" w:cs="Times New Roman"/>
-          <w:b/>
-          <w:bCs/>
-          <w:sz w:val="32"/>
-          <w:szCs w:val="32"/>
-          <w:lang w:val="ro-RO"/>
-        </w:rPr>
-      </w:pPr>
-    </w:p>
-    <w:p>
-      <w:pPr>
-        <w:rPr>
-          <w:rFonts w:ascii="Times New Roman" w:hAnsi="Times New Roman" w:cs="Times New Roman"/>
-          <w:b/>
-          <w:bCs/>
-          <w:sz w:val="32"/>
-          <w:szCs w:val="32"/>
-          <w:lang w:val="ro-RO"/>
-        </w:rPr>
-      </w:pPr>
-    </w:p>
-    <w:p>
-      <w:pPr>
-        <w:rPr>
-          <w:rFonts w:ascii="Times New Roman" w:hAnsi="Times New Roman" w:cs="Times New Roman"/>
-          <w:b/>
-          <w:bCs/>
-          <w:sz w:val="32"/>
-          <w:szCs w:val="32"/>
-          <w:lang w:val="ro-RO"/>
-        </w:rPr>
-      </w:pPr>
-    </w:p>
-    <w:p>
-      <w:pPr>
-        <w:rPr>
-          <w:rFonts w:ascii="Times New Roman" w:hAnsi="Times New Roman" w:cs="Times New Roman"/>
-          <w:b/>
-          <w:bCs/>
-          <w:sz w:val="32"/>
-          <w:szCs w:val="32"/>
-          <w:lang w:val="ro-RO"/>
-        </w:rPr>
-      </w:pPr>
-    </w:p>
-    <w:p>
-      <w:pPr>
-        <w:rPr>
-          <w:rFonts w:ascii="Times New Roman" w:hAnsi="Times New Roman" w:cs="Times New Roman"/>
-          <w:b/>
-          <w:bCs/>
-          <w:sz w:val="32"/>
-          <w:szCs w:val="32"/>
-          <w:lang w:val="ro-RO"/>
-        </w:rPr>
-      </w:pPr>
-    </w:p>
-    <w:p>
-      <w:pPr>
-        <w:rPr>
-          <w:rFonts w:ascii="Times New Roman" w:hAnsi="Times New Roman" w:cs="Times New Roman"/>
-          <w:b/>
-          <w:bCs/>
-          <w:sz w:val="32"/>
-          <w:szCs w:val="32"/>
-          <w:lang w:val="ro-RO"/>
-        </w:rPr>
-      </w:pPr>
-      <w:r>
-        <w:rPr>
-          <w:rFonts w:ascii="Times New Roman" w:hAnsi="Times New Roman" w:cs="Times New Roman"/>
-          <w:b/>
-          <w:bCs/>
-          <w:sz w:val="32"/>
-          <w:szCs w:val="32"/>
-          <w:lang w:val="ro-RO"/>
-        </w:rPr>
-        <w:t>3. OBIECTIVELE APLICAȚIEI</w:t>
-      </w:r>
-    </w:p>
-    <w:p>
-      <w:pPr>
-        <w:rPr>
-          <w:rFonts w:ascii="Times New Roman" w:hAnsi="Times New Roman" w:cs="Times New Roman"/>
+          <w:lang w:val="ro-RO"/>
+        </w:rPr>
+        <w:t>Filtrare după etapă, sezon sau statutul meciului.</w:t>
+      </w:r>
+    </w:p>
+    <w:p>
+      <w:pPr>
+        <w:rPr>
+          <w:lang w:val="ro-RO"/>
+        </w:rPr>
+      </w:pPr>
+    </w:p>
+    <w:p>
+      <w:pPr>
+        <w:rPr>
+          <w:lang w:val="ro-RO"/>
+        </w:rPr>
+      </w:pPr>
+    </w:p>
+    <w:p>
+      <w:pPr>
+        <w:rPr>
+          <w:lang w:val="ro-RO"/>
+        </w:rPr>
+      </w:pPr>
+    </w:p>
+    <w:p>
+      <w:pPr>
+        <w:rPr>
           <w:b/>
           <w:bCs/>
           <w:sz w:val="28"/>
@@ -1154,240 +1468,23 @@
           <w:lang w:val="ro-RO"/>
         </w:rPr>
       </w:pPr>
-      <w:bookmarkStart w:id="6" w:name="_jnphsrknr88"/>
-      <w:bookmarkEnd w:id="6"/>
-      <w:r>
-        <w:rPr>
-          <w:rFonts w:ascii="Times New Roman" w:hAnsi="Times New Roman" w:cs="Times New Roman"/>
+      <w:bookmarkStart w:id="10" w:name="_avvozj6i1z1i"/>
+      <w:bookmarkEnd w:id="10"/>
+    </w:p>
+    <w:p>
+      <w:pPr>
+        <w:rPr>
           <w:b/>
           <w:bCs/>
           <w:sz w:val="28"/>
           <w:szCs w:val="28"/>
           <w:lang w:val="ro-RO"/>
         </w:rPr>
-        <w:t>3.1. Funcționalități principale</w:t>
-      </w:r>
-    </w:p>
-    <w:p>
-      <w:pPr>
-        <w:numPr>
-          <w:ilvl w:val="0"/>
-          <w:numId w:val="3"/>
-        </w:numPr>
-        <w:rPr>
-          <w:rFonts w:ascii="Times New Roman" w:hAnsi="Times New Roman" w:cs="Times New Roman"/>
-          <w:lang w:val="ro-RO"/>
-        </w:rPr>
-      </w:pPr>
-      <w:r>
-        <w:rPr>
-          <w:rFonts w:ascii="Times New Roman" w:hAnsi="Times New Roman" w:cs="Times New Roman"/>
-          <w:b/>
-          <w:bCs/>
-          <w:lang w:val="ro-RO"/>
-        </w:rPr>
-        <w:t>Gestiunea Entităților Competiționale:</w:t>
-      </w:r>
-      <w:r>
-        <w:rPr>
-          <w:rFonts w:ascii="Times New Roman" w:hAnsi="Times New Roman" w:cs="Times New Roman"/>
-          <w:lang w:val="ro-RO"/>
-        </w:rPr>
-        <w:t xml:space="preserve"> Crearea și administrarea cluburilor, stadioanelor, antrenorilor și a loturilor de jucători.</w:t>
-      </w:r>
-    </w:p>
-    <w:p>
-      <w:pPr>
-        <w:numPr>
-          <w:ilvl w:val="0"/>
-          <w:numId w:val="3"/>
-        </w:numPr>
-        <w:rPr>
-          <w:rFonts w:ascii="Times New Roman" w:hAnsi="Times New Roman" w:cs="Times New Roman"/>
-          <w:lang w:val="ro-RO"/>
-        </w:rPr>
-      </w:pPr>
-      <w:r>
-        <w:rPr>
-          <w:rFonts w:ascii="Times New Roman" w:hAnsi="Times New Roman" w:cs="Times New Roman"/>
-          <w:b/>
-          <w:bCs/>
-          <w:lang w:val="ro-RO"/>
-        </w:rPr>
-        <w:t>Generator de Calendar / Meciuri:</w:t>
-      </w:r>
-      <w:r>
-        <w:rPr>
-          <w:rFonts w:ascii="Times New Roman" w:hAnsi="Times New Roman" w:cs="Times New Roman"/>
-          <w:lang w:val="ro-RO"/>
-        </w:rPr>
-        <w:t xml:space="preserve"> Generarea automată sau manuală a programului competițional tur-retur pentru cele 38 de etape.</w:t>
-      </w:r>
-    </w:p>
-    <w:p>
-      <w:pPr>
-        <w:numPr>
-          <w:ilvl w:val="0"/>
-          <w:numId w:val="3"/>
-        </w:numPr>
-        <w:rPr>
-          <w:rFonts w:ascii="Times New Roman" w:hAnsi="Times New Roman" w:cs="Times New Roman"/>
-          <w:lang w:val="ro-RO"/>
-        </w:rPr>
-      </w:pPr>
-      <w:r>
-        <w:rPr>
-          <w:rFonts w:ascii="Times New Roman" w:hAnsi="Times New Roman" w:cs="Times New Roman"/>
-          <w:b/>
-          <w:bCs/>
-          <w:lang w:val="ro-RO"/>
-        </w:rPr>
-        <w:t>Centru de Meci în Timp Real:</w:t>
-      </w:r>
-      <w:r>
-        <w:rPr>
-          <w:rFonts w:ascii="Times New Roman" w:hAnsi="Times New Roman" w:cs="Times New Roman"/>
-          <w:lang w:val="ro-RO"/>
-        </w:rPr>
-        <w:t xml:space="preserve"> Înregistrarea evoluției scorului, a marcatorilor, a pasatorilor decisivi, a schimbărilor și a sancțiunilor.</w:t>
-      </w:r>
-    </w:p>
-    <w:p>
-      <w:pPr>
-        <w:numPr>
-          <w:ilvl w:val="0"/>
-          <w:numId w:val="3"/>
-        </w:numPr>
-        <w:rPr>
-          <w:rFonts w:ascii="Times New Roman" w:hAnsi="Times New Roman" w:cs="Times New Roman"/>
-          <w:lang w:val="ro-RO"/>
-        </w:rPr>
-      </w:pPr>
-      <w:r>
-        <w:rPr>
-          <w:rFonts w:ascii="Times New Roman" w:hAnsi="Times New Roman" w:cs="Times New Roman"/>
-          <w:b/>
-          <w:bCs/>
-          <w:lang w:val="ro-RO"/>
-        </w:rPr>
-        <w:t>Modul de Calcul și Tablou de Clasament:</w:t>
-      </w:r>
-      <w:r>
-        <w:rPr>
-          <w:rFonts w:ascii="Times New Roman" w:hAnsi="Times New Roman" w:cs="Times New Roman"/>
-          <w:lang w:val="ro-RO"/>
-        </w:rPr>
-        <w:t xml:space="preserve"> Generarea dinamică a clasamentului cu posibilitatea de filtrare pe meciuri acasă/deplasare sau ultimele N</w:t>
-      </w:r>
-      <w:r>
-        <w:rPr>
-          <w:rFonts w:ascii="Times New Roman" w:hAnsi="Times New Roman" w:cs="Times New Roman"/>
-          <w:lang w:val="ro-RO"/>
-        </w:rPr>
-        <w:t xml:space="preserve"> meciuri</w:t>
-      </w:r>
-      <w:r>
-        <w:rPr>
-          <w:rFonts w:ascii="Times New Roman" w:hAnsi="Times New Roman" w:cs="Times New Roman"/>
-          <w:lang w:val="ro-RO"/>
-        </w:rPr>
-        <w:t>.</w:t>
-      </w:r>
-    </w:p>
-    <w:p>
-      <w:pPr>
-        <w:numPr>
-          <w:ilvl w:val="0"/>
-          <w:numId w:val="3"/>
-        </w:numPr>
-        <w:rPr>
-          <w:rFonts w:ascii="Times New Roman" w:hAnsi="Times New Roman" w:cs="Times New Roman"/>
-          <w:lang w:val="ro-RO"/>
-        </w:rPr>
-      </w:pPr>
-      <w:r>
-        <w:rPr>
-          <w:rFonts w:ascii="Times New Roman" w:hAnsi="Times New Roman" w:cs="Times New Roman"/>
-          <w:b/>
-          <w:bCs/>
-          <w:lang w:val="ro-RO"/>
-        </w:rPr>
-        <w:t>Modul de Statistici Avansate:</w:t>
-      </w:r>
-      <w:r>
-        <w:rPr>
-          <w:rFonts w:ascii="Times New Roman" w:hAnsi="Times New Roman" w:cs="Times New Roman"/>
-          <w:lang w:val="ro-RO"/>
-        </w:rPr>
-        <w:t xml:space="preserve"> </w:t>
-      </w:r>
-      <w:r>
-        <w:rPr>
-          <w:rFonts w:ascii="Times New Roman" w:hAnsi="Times New Roman" w:cs="Times New Roman"/>
-          <w:lang w:val="ro-RO"/>
-        </w:rPr>
-        <w:t>Notarea și prezentarea</w:t>
-      </w:r>
-      <w:r>
-        <w:rPr>
-          <w:rFonts w:ascii="Times New Roman" w:hAnsi="Times New Roman" w:cs="Times New Roman"/>
-          <w:lang w:val="ro-RO"/>
-        </w:rPr>
-        <w:t xml:space="preserve"> topului golgheterilor (</w:t>
-      </w:r>
-      <w:r>
-        <w:rPr>
-          <w:rFonts w:ascii="Times New Roman" w:hAnsi="Times New Roman" w:cs="Times New Roman"/>
-          <w:i/>
-          <w:iCs/>
-          <w:lang w:val="ro-RO"/>
-        </w:rPr>
-        <w:t>Golden Boot Award</w:t>
-      </w:r>
-      <w:r>
-        <w:rPr>
-          <w:rFonts w:ascii="Times New Roman" w:hAnsi="Times New Roman" w:cs="Times New Roman"/>
-          <w:lang w:val="ro-RO"/>
-        </w:rPr>
-        <w:t>), pasatorilor (</w:t>
-      </w:r>
-      <w:r>
-        <w:rPr>
-          <w:rFonts w:ascii="Times New Roman" w:hAnsi="Times New Roman" w:cs="Times New Roman"/>
-          <w:i/>
-          <w:iCs/>
-          <w:lang w:val="ro-RO"/>
-        </w:rPr>
-        <w:t>Playmaker Award</w:t>
-      </w:r>
-      <w:r>
-        <w:rPr>
-          <w:rFonts w:ascii="Times New Roman" w:hAnsi="Times New Roman" w:cs="Times New Roman"/>
-          <w:lang w:val="ro-RO"/>
-        </w:rPr>
-        <w:t>) și meciurilor fără gol primit de către un portar (</w:t>
-      </w:r>
-      <w:r>
-        <w:rPr>
-          <w:rFonts w:ascii="Times New Roman" w:hAnsi="Times New Roman" w:cs="Times New Roman"/>
-          <w:i/>
-          <w:iCs/>
-          <w:lang w:val="ro-RO"/>
-        </w:rPr>
-        <w:t>Clean Sheets Award</w:t>
-      </w:r>
-      <w:r>
-        <w:rPr>
-          <w:rFonts w:ascii="Times New Roman" w:hAnsi="Times New Roman" w:cs="Times New Roman"/>
-          <w:lang w:val="ro-RO"/>
-        </w:rPr>
-        <w:t>).</w:t>
-      </w:r>
-    </w:p>
-    <w:p>
-      <w:pPr>
-        <w:rPr>
-          <w:rFonts w:ascii="Times New Roman" w:hAnsi="Times New Roman" w:cs="Times New Roman"/>
+      </w:pPr>
+    </w:p>
+    <w:p>
+      <w:pPr>
+        <w:rPr>
           <w:b/>
           <w:bCs/>
           <w:sz w:val="28"/>
@@ -1395,272 +1492,17 @@
           <w:lang w:val="ro-RO"/>
         </w:rPr>
       </w:pPr>
-      <w:bookmarkStart w:id="7" w:name="_wxmxt85cqdun"/>
-      <w:bookmarkEnd w:id="7"/>
-      <w:r>
-        <w:rPr>
-          <w:rFonts w:ascii="Times New Roman" w:hAnsi="Times New Roman" w:cs="Times New Roman"/>
+    </w:p>
+    <w:p>
+      <w:pPr>
+        <w:rPr>
           <w:b/>
           <w:bCs/>
           <w:sz w:val="28"/>
           <w:szCs w:val="28"/>
           <w:lang w:val="ro-RO"/>
         </w:rPr>
-        <w:t>3.2. Operații de sistem</w:t>
-      </w:r>
-    </w:p>
-    <w:p>
-      <w:pPr>
-        <w:rPr>
-          <w:rFonts w:ascii="Times New Roman" w:hAnsi="Times New Roman" w:cs="Times New Roman"/>
-          <w:b/>
-          <w:bCs/>
-          <w:sz w:val="28"/>
-          <w:szCs w:val="28"/>
-          <w:lang w:val="ro-RO"/>
-        </w:rPr>
-      </w:pPr>
-      <w:bookmarkStart w:id="8" w:name="_o1udgd14v0e"/>
-      <w:bookmarkEnd w:id="8"/>
-      <w:r>
-        <w:rPr>
-          <w:rFonts w:ascii="Times New Roman" w:hAnsi="Times New Roman" w:cs="Times New Roman"/>
-          <w:b/>
-          <w:bCs/>
-          <w:sz w:val="28"/>
-          <w:szCs w:val="28"/>
-          <w:lang w:val="ro-RO"/>
-        </w:rPr>
-        <w:t>Operații CRUD</w:t>
-      </w:r>
-    </w:p>
-    <w:p>
-      <w:pPr>
-        <w:numPr>
-          <w:ilvl w:val="0"/>
-          <w:numId w:val="3"/>
-        </w:numPr>
-        <w:rPr>
-          <w:rFonts w:ascii="Times New Roman" w:hAnsi="Times New Roman" w:cs="Times New Roman"/>
-          <w:lang w:val="ro-RO"/>
-        </w:rPr>
-      </w:pPr>
-      <w:r>
-        <w:rPr>
-          <w:rFonts w:ascii="Times New Roman" w:hAnsi="Times New Roman" w:cs="Times New Roman"/>
-          <w:lang w:val="ro-RO"/>
-        </w:rPr>
-        <w:t>Administrare Echipe, Jucători, Arbitri, Stadioane și Meciuri.</w:t>
-      </w:r>
-    </w:p>
-    <w:p>
-      <w:pPr>
-        <w:rPr>
-          <w:rFonts w:ascii="Times New Roman" w:hAnsi="Times New Roman" w:cs="Times New Roman"/>
-          <w:b/>
-          <w:bCs/>
-          <w:sz w:val="28"/>
-          <w:szCs w:val="28"/>
-          <w:lang w:val="ro-RO"/>
-        </w:rPr>
-      </w:pPr>
-      <w:bookmarkStart w:id="9" w:name="_o2eblgpbajn8"/>
-      <w:bookmarkEnd w:id="9"/>
-      <w:r>
-        <w:rPr>
-          <w:rFonts w:ascii="Times New Roman" w:hAnsi="Times New Roman" w:cs="Times New Roman"/>
-          <w:b/>
-          <w:bCs/>
-          <w:sz w:val="28"/>
-          <w:szCs w:val="28"/>
-          <w:lang w:val="ro-RO"/>
-        </w:rPr>
-        <w:t>Operații de Calcul și Logică de Business</w:t>
-      </w:r>
-    </w:p>
-    <w:p>
-      <w:pPr>
-        <w:numPr>
-          <w:ilvl w:val="0"/>
-          <w:numId w:val="3"/>
-        </w:numPr>
-        <w:rPr>
-          <w:rFonts w:ascii="Times New Roman" w:hAnsi="Times New Roman" w:cs="Times New Roman"/>
-          <w:lang w:val="ro-RO"/>
-        </w:rPr>
-      </w:pPr>
-      <w:r>
-        <w:rPr>
-          <w:rFonts w:ascii="Times New Roman" w:hAnsi="Times New Roman" w:cs="Times New Roman"/>
-          <w:lang w:val="ro-RO"/>
-        </w:rPr>
-        <w:t>Calculul automat al punctelor.</w:t>
-      </w:r>
-    </w:p>
-    <w:p>
-      <w:pPr>
-        <w:numPr>
-          <w:ilvl w:val="0"/>
-          <w:numId w:val="3"/>
-        </w:numPr>
-        <w:rPr>
-          <w:rFonts w:ascii="Times New Roman" w:hAnsi="Times New Roman" w:cs="Times New Roman"/>
-          <w:lang w:val="ro-RO"/>
-        </w:rPr>
-      </w:pPr>
-      <w:r>
-        <w:rPr>
-          <w:rFonts w:ascii="Times New Roman" w:hAnsi="Times New Roman" w:cs="Times New Roman"/>
-          <w:lang w:val="ro-RO"/>
-        </w:rPr>
-        <w:t>Actualizarea automată a etapelor de suspendare ale jucătorilor în funcție de acumulările de cartonașe.</w:t>
-      </w:r>
-    </w:p>
-    <w:p>
-      <w:pPr>
-        <w:numPr>
-          <w:ilvl w:val="0"/>
-          <w:numId w:val="3"/>
-        </w:numPr>
-        <w:rPr>
-          <w:rFonts w:ascii="Times New Roman" w:hAnsi="Times New Roman" w:cs="Times New Roman"/>
-          <w:lang w:val="ro-RO"/>
-        </w:rPr>
-      </w:pPr>
-      <w:r>
-        <w:rPr>
-          <w:rFonts w:ascii="Times New Roman" w:hAnsi="Times New Roman" w:cs="Times New Roman"/>
-          <w:lang w:val="ro-RO"/>
-        </w:rPr>
-        <w:t>Validarea regulilor de business</w:t>
-      </w:r>
-      <w:r>
-        <w:rPr>
-          <w:rFonts w:ascii="Times New Roman" w:hAnsi="Times New Roman" w:cs="Times New Roman"/>
-          <w:lang w:val="ro-RO"/>
-        </w:rPr>
-        <w:t>.</w:t>
-      </w:r>
-    </w:p>
-    <w:p>
-      <w:pPr>
-        <w:rPr>
-          <w:rFonts w:ascii="Times New Roman" w:hAnsi="Times New Roman" w:cs="Times New Roman"/>
-          <w:b/>
-          <w:bCs/>
-          <w:sz w:val="28"/>
-          <w:szCs w:val="28"/>
-          <w:lang w:val="ro-RO"/>
-        </w:rPr>
-      </w:pPr>
-      <w:bookmarkStart w:id="10" w:name="_3nwgpvv2oh2d"/>
-      <w:bookmarkEnd w:id="10"/>
-      <w:r>
-        <w:rPr>
-          <w:rFonts w:ascii="Times New Roman" w:hAnsi="Times New Roman" w:cs="Times New Roman"/>
-          <w:b/>
-          <w:bCs/>
-          <w:sz w:val="28"/>
-          <w:szCs w:val="28"/>
-          <w:lang w:val="ro-RO"/>
-        </w:rPr>
-        <w:t>Căutare și Filtrare</w:t>
-      </w:r>
-    </w:p>
-    <w:p>
-      <w:pPr>
-        <w:numPr>
-          <w:ilvl w:val="0"/>
-          <w:numId w:val="3"/>
-        </w:numPr>
-        <w:rPr>
-          <w:rFonts w:ascii="Times New Roman" w:hAnsi="Times New Roman" w:cs="Times New Roman"/>
-          <w:lang w:val="ro-RO"/>
-        </w:rPr>
-      </w:pPr>
-      <w:r>
-        <w:rPr>
-          <w:rFonts w:ascii="Times New Roman" w:hAnsi="Times New Roman" w:cs="Times New Roman"/>
-          <w:lang w:val="ro-RO"/>
-        </w:rPr>
-        <w:t>Căutare rapidă după jucător, echipă sau meci.</w:t>
-      </w:r>
-    </w:p>
-    <w:p>
-      <w:pPr>
-        <w:numPr>
-          <w:ilvl w:val="0"/>
-          <w:numId w:val="3"/>
-        </w:numPr>
-        <w:rPr>
-          <w:rFonts w:ascii="Times New Roman" w:hAnsi="Times New Roman" w:cs="Times New Roman"/>
-          <w:lang w:val="ro-RO"/>
-        </w:rPr>
-      </w:pPr>
-      <w:r>
-        <w:rPr>
-          <w:rFonts w:ascii="Times New Roman" w:hAnsi="Times New Roman" w:cs="Times New Roman"/>
-          <w:lang w:val="ro-RO"/>
-        </w:rPr>
-        <w:t>Filtrare după etapă, sezon sau statutul meciului.</w:t>
-      </w:r>
-    </w:p>
-    <w:p>
-      <w:pPr>
-        <w:rPr>
-          <w:lang w:val="ro-RO"/>
-        </w:rPr>
-      </w:pPr>
-    </w:p>
-    <w:p>
-      <w:pPr>
-        <w:rPr>
-          <w:lang w:val="ro-RO"/>
-        </w:rPr>
-      </w:pPr>
-    </w:p>
-    <w:p>
-      <w:pPr>
-        <w:rPr>
-          <w:lang w:val="ro-RO"/>
-        </w:rPr>
-      </w:pPr>
-    </w:p>
-    <w:p>
-      <w:pPr>
-        <w:rPr>
-          <w:b/>
-          <w:bCs/>
-          <w:sz w:val="28"/>
-          <w:szCs w:val="28"/>
-          <w:lang w:val="ro-RO"/>
-        </w:rPr>
-      </w:pPr>
-      <w:bookmarkStart w:id="11" w:name="_avvozj6i1z1i"/>
-      <w:bookmarkEnd w:id="11"/>
-    </w:p>
-    <w:p>
-      <w:pPr>
-        <w:rPr>
-          <w:rFonts w:ascii="Times New Roman" w:hAnsi="Times New Roman" w:cs="Times New Roman"/>
-          <w:b/>
-          <w:bCs/>
-          <w:sz w:val="28"/>
-          <w:szCs w:val="28"/>
-          <w:lang w:val="ro-RO"/>
-        </w:rPr>
-      </w:pPr>
-      <w:r>
-        <w:rPr>
-          <w:rFonts w:ascii="Times New Roman" w:hAnsi="Times New Roman" w:cs="Times New Roman"/>
-          <w:b/>
-          <w:bCs/>
-          <w:sz w:val="28"/>
-          <w:szCs w:val="28"/>
-          <w:lang w:val="ro-RO"/>
-        </w:rPr>
-        <w:t>3.3. Categorii de utilizatori și drepturi de acces</w:t>
-      </w:r>
+      </w:pPr>
     </w:p>
     <w:p>
       <w:pPr>
@@ -2065,7 +1907,7 @@
         <mc:AlternateContent>
           <mc:Choice Requires="wps">
             <w:drawing>
-              <wp:anchor distT="0" distB="0" distL="114300" distR="114300" simplePos="0" relativeHeight="251658240" behindDoc="0" locked="0" layoutInCell="1" allowOverlap="1" wp14:anchorId="547BC18C" wp14:editId="66E963FA">
+              <wp:anchor distT="0" distB="0" distL="114300" distR="114300" simplePos="0" relativeHeight="251658240" behindDoc="0" locked="0" layoutInCell="1" allowOverlap="1" wp14:anchorId="547BC18C" wp14:editId="6903436E">
                 <wp:simplePos x="0" y="0"/>
                 <wp:positionH relativeFrom="page">
                   <wp:align>left</wp:align>
@@ -2099,7 +1941,7 @@
                         </a:solidFill>
                         <a:ln w="9525">
                           <a:solidFill>
-                            <a:srgbClr val="000000"/>
+                            <a:schemeClr val="bg1"/>
                           </a:solidFill>
                           <a:miter lim="800000"/>
                           <a:headEnd/>
@@ -2154,7 +1996,7 @@
                 <v:stroke joinstyle="miter"/>
                 <v:path gradientshapeok="t" o:connecttype="rect"/>
               </v:shapetype>
-              <v:shape id="Text Box 2" o:spid="_x0000_s1026" type="#_x0000_t202" style="position:absolute;margin-left:0;margin-top:0;width:185.9pt;height:27.6pt;z-index:251658240;visibility:visible;mso-wrap-style:square;mso-wrap-distance-left:9pt;mso-wrap-distance-top:0;mso-wrap-distance-right:9pt;mso-wrap-distance-bottom:0;mso-position-horizontal:left;mso-position-horizontal-relative:page;mso-position-vertical:absolute;mso-position-vertical-relative:text;v-text-anchor:top" o:gfxdata="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">
+              <v:shape id="Text Box 2" o:spid="_x0000_s1026" type="#_x0000_t202" style="position:absolute;margin-left:0;margin-top:0;width:185.9pt;height:27.6pt;z-index:251658240;visibility:visible;mso-wrap-style:square;mso-wrap-distance-left:9pt;mso-wrap-distance-top:0;mso-wrap-distance-right:9pt;mso-wrap-distance-bottom:0;mso-position-horizontal:left;mso-position-horizontal-relative:page;mso-position-vertical:absolute;mso-position-vertical-relative:text;v-text-anchor:top" o:gfxdata="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" strokecolor="white [3212]">
                 <v:textbox>
                   <w:txbxContent>
                     <w:p>
@@ -2260,6 +2102,7 @@
           <w:lang w:val="ro-RO"/>
         </w:rPr>
       </w:pPr>
+      <w:proofErr w:type="spellStart"/>
       <w:r>
         <w:rPr>
           <w:rFonts w:ascii="Times New Roman" w:hAnsi="Times New Roman" w:cs="Times New Roman"/>
@@ -2267,11 +2110,11 @@
           <w:bCs/>
           <w:sz w:val="28"/>
           <w:szCs w:val="28"/>
-          <w:lang w:val="ro-RO"/>
         </w:rPr>
         <w:lastRenderedPageBreak/>
-        <w:t>4.1</w:t>
-      </w:r>
+        <w:t>Descrierea</w:t>
+      </w:r>
+      <w:proofErr w:type="spellEnd"/>
       <w:r>
         <w:rPr>
           <w:rFonts w:ascii="Times New Roman" w:hAnsi="Times New Roman" w:cs="Times New Roman"/>
@@ -2279,9 +2122,8 @@
           <w:bCs/>
           <w:sz w:val="28"/>
           <w:szCs w:val="28"/>
-          <w:lang w:val="ro-RO"/>
-        </w:rPr>
-        <w:t xml:space="preserve">. </w:t>
+        </w:rPr>
+        <w:t xml:space="preserve"> </w:t>
       </w:r>
       <w:proofErr w:type="spellStart"/>
       <w:r>
@@ -2292,7 +2134,7 @@
           <w:sz w:val="28"/>
           <w:szCs w:val="28"/>
         </w:rPr>
-        <w:t>Descrierea</w:t>
+        <w:t>claselor</w:t>
       </w:r>
       <w:proofErr w:type="spellEnd"/>
       <w:r>
@@ -2314,7 +2156,7 @@
           <w:sz w:val="28"/>
           <w:szCs w:val="28"/>
         </w:rPr>
-        <w:t>claselor</w:t>
+        <w:t>și</w:t>
       </w:r>
       <w:proofErr w:type="spellEnd"/>
       <w:r>
@@ -2325,7 +2167,7 @@
           <w:sz w:val="28"/>
           <w:szCs w:val="28"/>
         </w:rPr>
-        <w:t xml:space="preserve"> </w:t>
+        <w:t xml:space="preserve"> a </w:t>
       </w:r>
       <w:proofErr w:type="spellStart"/>
       <w:r>
@@ -2336,2696 +2178,2525 @@
           <w:sz w:val="28"/>
           <w:szCs w:val="28"/>
         </w:rPr>
+        <w:t>atributelor</w:t>
+      </w:r>
+      <w:proofErr w:type="spellEnd"/>
+    </w:p>
+    <w:p>
+      <w:pPr>
+        <w:rPr>
+          <w:rFonts w:ascii="Times New Roman" w:hAnsi="Times New Roman" w:cs="Times New Roman"/>
+        </w:rPr>
+      </w:pPr>
+      <w:r>
+        <w:rPr>
+          <w:rFonts w:ascii="Times New Roman" w:hAnsi="Times New Roman" w:cs="Times New Roman"/>
+        </w:rPr>
+        <w:t>Championship:</w:t>
+      </w:r>
+    </w:p>
+    <w:p>
+      <w:pPr>
+        <w:numPr>
+          <w:ilvl w:val="0"/>
+          <w:numId w:val="6"/>
+        </w:numPr>
+        <w:rPr>
+          <w:rFonts w:ascii="Times New Roman" w:hAnsi="Times New Roman" w:cs="Times New Roman"/>
+        </w:rPr>
+      </w:pPr>
+      <w:r>
+        <w:rPr>
+          <w:rFonts w:ascii="Times New Roman" w:hAnsi="Times New Roman" w:cs="Times New Roman"/>
+        </w:rPr>
+        <w:t xml:space="preserve">Rol: </w:t>
+      </w:r>
+      <w:proofErr w:type="spellStart"/>
+      <w:r>
+        <w:rPr>
+          <w:rFonts w:ascii="Times New Roman" w:hAnsi="Times New Roman" w:cs="Times New Roman"/>
+        </w:rPr>
+        <w:t>Reprezintă</w:t>
+      </w:r>
+      <w:proofErr w:type="spellEnd"/>
+      <w:r>
+        <w:rPr>
+          <w:rFonts w:ascii="Times New Roman" w:hAnsi="Times New Roman" w:cs="Times New Roman"/>
+        </w:rPr>
+        <w:t xml:space="preserve"> </w:t>
+      </w:r>
+      <w:proofErr w:type="spellStart"/>
+      <w:r>
+        <w:rPr>
+          <w:rFonts w:ascii="Times New Roman" w:hAnsi="Times New Roman" w:cs="Times New Roman"/>
+        </w:rPr>
+        <w:t>entitatea</w:t>
+      </w:r>
+      <w:proofErr w:type="spellEnd"/>
+      <w:r>
+        <w:rPr>
+          <w:rFonts w:ascii="Times New Roman" w:hAnsi="Times New Roman" w:cs="Times New Roman"/>
+        </w:rPr>
+        <w:t xml:space="preserve"> </w:t>
+      </w:r>
+      <w:proofErr w:type="spellStart"/>
+      <w:r>
+        <w:rPr>
+          <w:rFonts w:ascii="Times New Roman" w:hAnsi="Times New Roman" w:cs="Times New Roman"/>
+        </w:rPr>
+        <w:t>principală</w:t>
+      </w:r>
+      <w:proofErr w:type="spellEnd"/>
+      <w:r>
+        <w:rPr>
+          <w:rFonts w:ascii="Times New Roman" w:hAnsi="Times New Roman" w:cs="Times New Roman"/>
+        </w:rPr>
+        <w:t xml:space="preserve"> a </w:t>
+      </w:r>
+      <w:proofErr w:type="spellStart"/>
+      <w:r>
+        <w:rPr>
+          <w:rFonts w:ascii="Times New Roman" w:hAnsi="Times New Roman" w:cs="Times New Roman"/>
+        </w:rPr>
+        <w:t>competiției</w:t>
+      </w:r>
+      <w:proofErr w:type="spellEnd"/>
+      <w:r>
+        <w:rPr>
+          <w:rFonts w:ascii="Times New Roman" w:hAnsi="Times New Roman" w:cs="Times New Roman"/>
+        </w:rPr>
+        <w:t xml:space="preserve">, </w:t>
+      </w:r>
+      <w:proofErr w:type="spellStart"/>
+      <w:r>
+        <w:rPr>
+          <w:rFonts w:ascii="Times New Roman" w:hAnsi="Times New Roman" w:cs="Times New Roman"/>
+        </w:rPr>
+        <w:t>adică</w:t>
+      </w:r>
+      <w:proofErr w:type="spellEnd"/>
+      <w:r>
+        <w:rPr>
+          <w:rFonts w:ascii="Times New Roman" w:hAnsi="Times New Roman" w:cs="Times New Roman"/>
+        </w:rPr>
+        <w:t xml:space="preserve"> Premier League.</w:t>
+      </w:r>
+    </w:p>
+    <w:p>
+      <w:pPr>
+        <w:numPr>
+          <w:ilvl w:val="0"/>
+          <w:numId w:val="6"/>
+        </w:numPr>
+        <w:rPr>
+          <w:rFonts w:ascii="Times New Roman" w:hAnsi="Times New Roman" w:cs="Times New Roman"/>
+        </w:rPr>
+      </w:pPr>
+      <w:proofErr w:type="spellStart"/>
+      <w:r>
+        <w:rPr>
+          <w:rFonts w:ascii="Times New Roman" w:hAnsi="Times New Roman" w:cs="Times New Roman"/>
+        </w:rPr>
+        <w:t>Atribute</w:t>
+      </w:r>
+      <w:proofErr w:type="spellEnd"/>
+      <w:r>
+        <w:rPr>
+          <w:rFonts w:ascii="Times New Roman" w:hAnsi="Times New Roman" w:cs="Times New Roman"/>
+        </w:rPr>
+        <w:t xml:space="preserve">: </w:t>
+      </w:r>
+      <w:proofErr w:type="spellStart"/>
+      <w:r>
+        <w:rPr>
+          <w:rFonts w:ascii="Times New Roman" w:hAnsi="Times New Roman" w:cs="Times New Roman"/>
+        </w:rPr>
+        <w:t>championship_id</w:t>
+      </w:r>
+      <w:proofErr w:type="spellEnd"/>
+      <w:r>
+        <w:rPr>
+          <w:rFonts w:ascii="Times New Roman" w:hAnsi="Times New Roman" w:cs="Times New Roman"/>
+        </w:rPr>
+        <w:t>, country, teams, field, awards.</w:t>
+      </w:r>
+    </w:p>
+    <w:p>
+      <w:pPr>
+        <w:numPr>
+          <w:ilvl w:val="0"/>
+          <w:numId w:val="6"/>
+        </w:numPr>
+        <w:rPr>
+          <w:rFonts w:ascii="Times New Roman" w:hAnsi="Times New Roman" w:cs="Times New Roman"/>
+        </w:rPr>
+      </w:pPr>
+      <w:proofErr w:type="spellStart"/>
+      <w:r>
+        <w:rPr>
+          <w:rFonts w:ascii="Times New Roman" w:hAnsi="Times New Roman" w:cs="Times New Roman"/>
+        </w:rPr>
+        <w:t>Relații</w:t>
+      </w:r>
+      <w:proofErr w:type="spellEnd"/>
+      <w:r>
+        <w:rPr>
+          <w:rFonts w:ascii="Times New Roman" w:hAnsi="Times New Roman" w:cs="Times New Roman"/>
+        </w:rPr>
+        <w:t xml:space="preserve">: </w:t>
+      </w:r>
+      <w:proofErr w:type="spellStart"/>
+      <w:r>
+        <w:rPr>
+          <w:rFonts w:ascii="Times New Roman" w:hAnsi="Times New Roman" w:cs="Times New Roman"/>
+        </w:rPr>
+        <w:t>Grupează</w:t>
+      </w:r>
+      <w:proofErr w:type="spellEnd"/>
+      <w:r>
+        <w:rPr>
+          <w:rFonts w:ascii="Times New Roman" w:hAnsi="Times New Roman" w:cs="Times New Roman"/>
+        </w:rPr>
+        <w:t xml:space="preserve"> minim 20 de </w:t>
+      </w:r>
+      <w:proofErr w:type="spellStart"/>
+      <w:r>
+        <w:rPr>
+          <w:rFonts w:ascii="Times New Roman" w:hAnsi="Times New Roman" w:cs="Times New Roman"/>
+        </w:rPr>
+        <w:t>echipe</w:t>
+      </w:r>
+      <w:proofErr w:type="spellEnd"/>
+      <w:r>
+        <w:rPr>
+          <w:rFonts w:ascii="Times New Roman" w:hAnsi="Times New Roman" w:cs="Times New Roman"/>
+        </w:rPr>
+        <w:t xml:space="preserve"> </w:t>
+      </w:r>
+      <w:proofErr w:type="spellStart"/>
+      <w:r>
+        <w:rPr>
+          <w:rFonts w:ascii="Times New Roman" w:hAnsi="Times New Roman" w:cs="Times New Roman"/>
+        </w:rPr>
         <w:t>și</w:t>
       </w:r>
       <w:proofErr w:type="spellEnd"/>
       <w:r>
+        <w:rPr>
+          <w:rFonts w:ascii="Times New Roman" w:hAnsi="Times New Roman" w:cs="Times New Roman"/>
+        </w:rPr>
+        <w:t xml:space="preserve"> </w:t>
+      </w:r>
+      <w:proofErr w:type="spellStart"/>
+      <w:r>
+        <w:rPr>
+          <w:rFonts w:ascii="Times New Roman" w:hAnsi="Times New Roman" w:cs="Times New Roman"/>
+        </w:rPr>
+        <w:t>corpul</w:t>
+      </w:r>
+      <w:proofErr w:type="spellEnd"/>
+      <w:r>
+        <w:rPr>
+          <w:rFonts w:ascii="Times New Roman" w:hAnsi="Times New Roman" w:cs="Times New Roman"/>
+        </w:rPr>
+        <w:t xml:space="preserve"> de </w:t>
+      </w:r>
+      <w:proofErr w:type="spellStart"/>
+      <w:r>
+        <w:rPr>
+          <w:rFonts w:ascii="Times New Roman" w:hAnsi="Times New Roman" w:cs="Times New Roman"/>
+        </w:rPr>
+        <w:t>arbitri</w:t>
+      </w:r>
+      <w:proofErr w:type="spellEnd"/>
+      <w:r>
+        <w:rPr>
+          <w:rFonts w:ascii="Times New Roman" w:hAnsi="Times New Roman" w:cs="Times New Roman"/>
+        </w:rPr>
+        <w:t>.</w:t>
+      </w:r>
+    </w:p>
+    <w:p>
+      <w:pPr>
+        <w:rPr>
+          <w:rFonts w:ascii="Times New Roman" w:hAnsi="Times New Roman" w:cs="Times New Roman"/>
+        </w:rPr>
+      </w:pPr>
+      <w:r>
+        <w:rPr>
+          <w:rFonts w:ascii="Times New Roman" w:hAnsi="Times New Roman" w:cs="Times New Roman"/>
+        </w:rPr>
+        <w:t>Team:</w:t>
+      </w:r>
+    </w:p>
+    <w:p>
+      <w:pPr>
+        <w:numPr>
+          <w:ilvl w:val="0"/>
+          <w:numId w:val="7"/>
+        </w:numPr>
+        <w:rPr>
+          <w:rFonts w:ascii="Times New Roman" w:hAnsi="Times New Roman" w:cs="Times New Roman"/>
+        </w:rPr>
+      </w:pPr>
+      <w:r>
+        <w:rPr>
+          <w:rFonts w:ascii="Times New Roman" w:hAnsi="Times New Roman" w:cs="Times New Roman"/>
+        </w:rPr>
+        <w:t xml:space="preserve">Rol: </w:t>
+      </w:r>
+      <w:proofErr w:type="spellStart"/>
+      <w:r>
+        <w:rPr>
+          <w:rFonts w:ascii="Times New Roman" w:hAnsi="Times New Roman" w:cs="Times New Roman"/>
+        </w:rPr>
+        <w:t>Stochează</w:t>
+      </w:r>
+      <w:proofErr w:type="spellEnd"/>
+      <w:r>
+        <w:rPr>
+          <w:rFonts w:ascii="Times New Roman" w:hAnsi="Times New Roman" w:cs="Times New Roman"/>
+        </w:rPr>
+        <w:t xml:space="preserve"> </w:t>
+      </w:r>
+      <w:proofErr w:type="spellStart"/>
+      <w:r>
+        <w:rPr>
+          <w:rFonts w:ascii="Times New Roman" w:hAnsi="Times New Roman" w:cs="Times New Roman"/>
+        </w:rPr>
+        <w:t>datele</w:t>
+      </w:r>
+      <w:proofErr w:type="spellEnd"/>
+      <w:r>
+        <w:rPr>
+          <w:rFonts w:ascii="Times New Roman" w:hAnsi="Times New Roman" w:cs="Times New Roman"/>
+        </w:rPr>
+        <w:t xml:space="preserve"> </w:t>
+      </w:r>
+      <w:proofErr w:type="spellStart"/>
+      <w:r>
+        <w:rPr>
+          <w:rFonts w:ascii="Times New Roman" w:hAnsi="Times New Roman" w:cs="Times New Roman"/>
+        </w:rPr>
+        <w:t>cluburilor</w:t>
+      </w:r>
+      <w:proofErr w:type="spellEnd"/>
+      <w:r>
+        <w:rPr>
+          <w:rFonts w:ascii="Times New Roman" w:hAnsi="Times New Roman" w:cs="Times New Roman"/>
+        </w:rPr>
+        <w:t xml:space="preserve"> de </w:t>
+      </w:r>
+      <w:proofErr w:type="spellStart"/>
+      <w:r>
+        <w:rPr>
+          <w:rFonts w:ascii="Times New Roman" w:hAnsi="Times New Roman" w:cs="Times New Roman"/>
+        </w:rPr>
+        <w:t>fotbal</w:t>
+      </w:r>
+      <w:proofErr w:type="spellEnd"/>
+      <w:r>
+        <w:rPr>
+          <w:rFonts w:ascii="Times New Roman" w:hAnsi="Times New Roman" w:cs="Times New Roman"/>
+        </w:rPr>
+        <w:t xml:space="preserve"> din </w:t>
+      </w:r>
+      <w:proofErr w:type="spellStart"/>
+      <w:r>
+        <w:rPr>
+          <w:rFonts w:ascii="Times New Roman" w:hAnsi="Times New Roman" w:cs="Times New Roman"/>
+        </w:rPr>
+        <w:t>campionat</w:t>
+      </w:r>
+      <w:proofErr w:type="spellEnd"/>
+      <w:r>
+        <w:rPr>
+          <w:rFonts w:ascii="Times New Roman" w:hAnsi="Times New Roman" w:cs="Times New Roman"/>
+        </w:rPr>
+        <w:t>.</w:t>
+      </w:r>
+    </w:p>
+    <w:p>
+      <w:pPr>
+        <w:numPr>
+          <w:ilvl w:val="0"/>
+          <w:numId w:val="7"/>
+        </w:numPr>
+        <w:rPr>
+          <w:rFonts w:ascii="Times New Roman" w:hAnsi="Times New Roman" w:cs="Times New Roman"/>
+        </w:rPr>
+      </w:pPr>
+      <w:proofErr w:type="spellStart"/>
+      <w:r>
+        <w:rPr>
+          <w:rFonts w:ascii="Times New Roman" w:hAnsi="Times New Roman" w:cs="Times New Roman"/>
+        </w:rPr>
+        <w:t>Atribute</w:t>
+      </w:r>
+      <w:proofErr w:type="spellEnd"/>
+      <w:r>
+        <w:rPr>
+          <w:rFonts w:ascii="Times New Roman" w:hAnsi="Times New Roman" w:cs="Times New Roman"/>
+        </w:rPr>
+        <w:t xml:space="preserve">: </w:t>
+      </w:r>
+      <w:proofErr w:type="spellStart"/>
+      <w:r>
+        <w:rPr>
+          <w:rFonts w:ascii="Times New Roman" w:hAnsi="Times New Roman" w:cs="Times New Roman"/>
+        </w:rPr>
+        <w:t>team_id</w:t>
+      </w:r>
+      <w:proofErr w:type="spellEnd"/>
+      <w:r>
+        <w:rPr>
+          <w:rFonts w:ascii="Times New Roman" w:hAnsi="Times New Roman" w:cs="Times New Roman"/>
+        </w:rPr>
+        <w:t xml:space="preserve">, </w:t>
+      </w:r>
+      <w:proofErr w:type="spellStart"/>
+      <w:r>
+        <w:rPr>
+          <w:rFonts w:ascii="Times New Roman" w:hAnsi="Times New Roman" w:cs="Times New Roman"/>
+        </w:rPr>
+        <w:t>team_name</w:t>
+      </w:r>
+      <w:proofErr w:type="spellEnd"/>
+      <w:r>
+        <w:rPr>
+          <w:rFonts w:ascii="Times New Roman" w:hAnsi="Times New Roman" w:cs="Times New Roman"/>
+        </w:rPr>
+        <w:t xml:space="preserve">, points, players , position, </w:t>
+      </w:r>
+      <w:proofErr w:type="spellStart"/>
+      <w:r>
+        <w:rPr>
+          <w:rFonts w:ascii="Times New Roman" w:hAnsi="Times New Roman" w:cs="Times New Roman"/>
+        </w:rPr>
+        <w:t>stadium_id</w:t>
+      </w:r>
+      <w:proofErr w:type="spellEnd"/>
+      <w:r>
+        <w:rPr>
+          <w:rFonts w:ascii="Times New Roman" w:hAnsi="Times New Roman" w:cs="Times New Roman"/>
+        </w:rPr>
+        <w:t>, rating.</w:t>
+      </w:r>
+    </w:p>
+    <w:p>
+      <w:pPr>
+        <w:numPr>
+          <w:ilvl w:val="0"/>
+          <w:numId w:val="7"/>
+        </w:numPr>
+        <w:rPr>
+          <w:rFonts w:ascii="Times New Roman" w:hAnsi="Times New Roman" w:cs="Times New Roman"/>
+        </w:rPr>
+      </w:pPr>
+      <w:proofErr w:type="spellStart"/>
+      <w:r>
+        <w:rPr>
+          <w:rFonts w:ascii="Times New Roman" w:hAnsi="Times New Roman" w:cs="Times New Roman"/>
+        </w:rPr>
+        <w:t>Relații</w:t>
+      </w:r>
+      <w:proofErr w:type="spellEnd"/>
+      <w:r>
+        <w:rPr>
+          <w:rFonts w:ascii="Times New Roman" w:hAnsi="Times New Roman" w:cs="Times New Roman"/>
+        </w:rPr>
+        <w:t xml:space="preserve">: </w:t>
+      </w:r>
+      <w:proofErr w:type="spellStart"/>
+      <w:r>
+        <w:rPr>
+          <w:rFonts w:ascii="Times New Roman" w:hAnsi="Times New Roman" w:cs="Times New Roman"/>
+        </w:rPr>
+        <w:t>Aparține</w:t>
+      </w:r>
+      <w:proofErr w:type="spellEnd"/>
+      <w:r>
+        <w:rPr>
+          <w:rFonts w:ascii="Times New Roman" w:hAnsi="Times New Roman" w:cs="Times New Roman"/>
+        </w:rPr>
+        <w:t xml:space="preserve"> de Championship, </w:t>
+      </w:r>
+      <w:proofErr w:type="spellStart"/>
+      <w:r>
+        <w:rPr>
+          <w:rFonts w:ascii="Times New Roman" w:hAnsi="Times New Roman" w:cs="Times New Roman"/>
+        </w:rPr>
+        <w:t>este</w:t>
+      </w:r>
+      <w:proofErr w:type="spellEnd"/>
+      <w:r>
+        <w:rPr>
+          <w:rFonts w:ascii="Times New Roman" w:hAnsi="Times New Roman" w:cs="Times New Roman"/>
+        </w:rPr>
+        <w:t xml:space="preserve"> </w:t>
+      </w:r>
+      <w:proofErr w:type="spellStart"/>
+      <w:r>
+        <w:rPr>
+          <w:rFonts w:ascii="Times New Roman" w:hAnsi="Times New Roman" w:cs="Times New Roman"/>
+        </w:rPr>
+        <w:t>legată</w:t>
+      </w:r>
+      <w:proofErr w:type="spellEnd"/>
+      <w:r>
+        <w:rPr>
+          <w:rFonts w:ascii="Times New Roman" w:hAnsi="Times New Roman" w:cs="Times New Roman"/>
+        </w:rPr>
+        <w:t xml:space="preserve"> de un Season, un Stadium, </w:t>
+      </w:r>
+      <w:proofErr w:type="spellStart"/>
+      <w:r>
+        <w:rPr>
+          <w:rFonts w:ascii="Times New Roman" w:hAnsi="Times New Roman" w:cs="Times New Roman"/>
+        </w:rPr>
+        <w:t>lotul</w:t>
+      </w:r>
+      <w:proofErr w:type="spellEnd"/>
+      <w:r>
+        <w:rPr>
+          <w:rFonts w:ascii="Times New Roman" w:hAnsi="Times New Roman" w:cs="Times New Roman"/>
+        </w:rPr>
+        <w:t xml:space="preserve"> de </w:t>
+      </w:r>
+      <w:proofErr w:type="spellStart"/>
+      <w:r>
+        <w:rPr>
+          <w:rFonts w:ascii="Times New Roman" w:hAnsi="Times New Roman" w:cs="Times New Roman"/>
+        </w:rPr>
+        <w:t>jucători</w:t>
+      </w:r>
+      <w:proofErr w:type="spellEnd"/>
+      <w:r>
+        <w:rPr>
+          <w:rFonts w:ascii="Times New Roman" w:hAnsi="Times New Roman" w:cs="Times New Roman"/>
+        </w:rPr>
+        <w:t xml:space="preserve">, </w:t>
+      </w:r>
+      <w:proofErr w:type="spellStart"/>
+      <w:r>
+        <w:rPr>
+          <w:rFonts w:ascii="Times New Roman" w:hAnsi="Times New Roman" w:cs="Times New Roman"/>
+        </w:rPr>
+        <w:t>colectivul</w:t>
+      </w:r>
+      <w:proofErr w:type="spellEnd"/>
+      <w:r>
+        <w:rPr>
+          <w:rFonts w:ascii="Times New Roman" w:hAnsi="Times New Roman" w:cs="Times New Roman"/>
+        </w:rPr>
+        <w:t xml:space="preserve"> </w:t>
+      </w:r>
+      <w:proofErr w:type="spellStart"/>
+      <w:r>
+        <w:rPr>
+          <w:rFonts w:ascii="Times New Roman" w:hAnsi="Times New Roman" w:cs="Times New Roman"/>
+        </w:rPr>
+        <w:t>tehnic</w:t>
+      </w:r>
+      <w:proofErr w:type="spellEnd"/>
+      <w:r>
+        <w:rPr>
+          <w:rFonts w:ascii="Times New Roman" w:hAnsi="Times New Roman" w:cs="Times New Roman"/>
+        </w:rPr>
+        <w:t xml:space="preserve"> </w:t>
+      </w:r>
+      <w:proofErr w:type="spellStart"/>
+      <w:r>
+        <w:rPr>
+          <w:rFonts w:ascii="Times New Roman" w:hAnsi="Times New Roman" w:cs="Times New Roman"/>
+        </w:rPr>
+        <w:t>și</w:t>
+      </w:r>
+      <w:proofErr w:type="spellEnd"/>
+      <w:r>
+        <w:rPr>
+          <w:rFonts w:ascii="Times New Roman" w:hAnsi="Times New Roman" w:cs="Times New Roman"/>
+        </w:rPr>
+        <w:t xml:space="preserve"> </w:t>
+      </w:r>
+      <w:proofErr w:type="spellStart"/>
+      <w:r>
+        <w:rPr>
+          <w:rFonts w:ascii="Times New Roman" w:hAnsi="Times New Roman" w:cs="Times New Roman"/>
+        </w:rPr>
+        <w:t>meciurile</w:t>
+      </w:r>
+      <w:proofErr w:type="spellEnd"/>
+      <w:r>
+        <w:rPr>
+          <w:rFonts w:ascii="Times New Roman" w:hAnsi="Times New Roman" w:cs="Times New Roman"/>
+        </w:rPr>
+        <w:t xml:space="preserve"> </w:t>
+      </w:r>
+      <w:proofErr w:type="spellStart"/>
+      <w:r>
+        <w:rPr>
+          <w:rFonts w:ascii="Times New Roman" w:hAnsi="Times New Roman" w:cs="Times New Roman"/>
+        </w:rPr>
+        <w:t>programate</w:t>
+      </w:r>
+      <w:proofErr w:type="spellEnd"/>
+      <w:r>
+        <w:rPr>
+          <w:rFonts w:ascii="Times New Roman" w:hAnsi="Times New Roman" w:cs="Times New Roman"/>
+        </w:rPr>
+        <w:t>.</w:t>
+      </w:r>
+    </w:p>
+    <w:p>
+      <w:pPr>
+        <w:rPr>
+          <w:rFonts w:ascii="Times New Roman" w:hAnsi="Times New Roman" w:cs="Times New Roman"/>
+        </w:rPr>
+      </w:pPr>
+      <w:r>
+        <w:rPr>
+          <w:rFonts w:ascii="Times New Roman" w:hAnsi="Times New Roman" w:cs="Times New Roman"/>
+        </w:rPr>
+        <w:t>Season:</w:t>
+      </w:r>
+    </w:p>
+    <w:p>
+      <w:pPr>
+        <w:numPr>
+          <w:ilvl w:val="0"/>
+          <w:numId w:val="8"/>
+        </w:numPr>
+        <w:rPr>
+          <w:rFonts w:ascii="Times New Roman" w:hAnsi="Times New Roman" w:cs="Times New Roman"/>
+        </w:rPr>
+      </w:pPr>
+      <w:r>
+        <w:rPr>
+          <w:rFonts w:ascii="Times New Roman" w:hAnsi="Times New Roman" w:cs="Times New Roman"/>
+        </w:rPr>
+        <w:t xml:space="preserve">Rol: </w:t>
+      </w:r>
+      <w:proofErr w:type="spellStart"/>
+      <w:r>
+        <w:rPr>
+          <w:rFonts w:ascii="Times New Roman" w:hAnsi="Times New Roman" w:cs="Times New Roman"/>
+        </w:rPr>
+        <w:t>Definește</w:t>
+      </w:r>
+      <w:proofErr w:type="spellEnd"/>
+      <w:r>
+        <w:rPr>
+          <w:rFonts w:ascii="Times New Roman" w:hAnsi="Times New Roman" w:cs="Times New Roman"/>
+        </w:rPr>
+        <w:t xml:space="preserve"> </w:t>
+      </w:r>
+      <w:proofErr w:type="spellStart"/>
+      <w:r>
+        <w:rPr>
+          <w:rFonts w:ascii="Times New Roman" w:hAnsi="Times New Roman" w:cs="Times New Roman"/>
+        </w:rPr>
+        <w:t>cadrul</w:t>
+      </w:r>
+      <w:proofErr w:type="spellEnd"/>
+      <w:r>
+        <w:rPr>
+          <w:rFonts w:ascii="Times New Roman" w:hAnsi="Times New Roman" w:cs="Times New Roman"/>
+        </w:rPr>
+        <w:t xml:space="preserve"> temporal </w:t>
+      </w:r>
+      <w:proofErr w:type="spellStart"/>
+      <w:r>
+        <w:rPr>
+          <w:rFonts w:ascii="Times New Roman" w:hAnsi="Times New Roman" w:cs="Times New Roman"/>
+        </w:rPr>
+        <w:t>și</w:t>
+      </w:r>
+      <w:proofErr w:type="spellEnd"/>
+      <w:r>
+        <w:rPr>
+          <w:rFonts w:ascii="Times New Roman" w:hAnsi="Times New Roman" w:cs="Times New Roman"/>
+        </w:rPr>
+        <w:t xml:space="preserve"> </w:t>
+      </w:r>
+      <w:proofErr w:type="spellStart"/>
+      <w:r>
+        <w:rPr>
+          <w:rFonts w:ascii="Times New Roman" w:hAnsi="Times New Roman" w:cs="Times New Roman"/>
+        </w:rPr>
+        <w:t>organizatoric</w:t>
+      </w:r>
+      <w:proofErr w:type="spellEnd"/>
+      <w:r>
+        <w:rPr>
+          <w:rFonts w:ascii="Times New Roman" w:hAnsi="Times New Roman" w:cs="Times New Roman"/>
+        </w:rPr>
+        <w:t xml:space="preserve"> al </w:t>
+      </w:r>
+      <w:proofErr w:type="spellStart"/>
+      <w:r>
+        <w:rPr>
+          <w:rFonts w:ascii="Times New Roman" w:hAnsi="Times New Roman" w:cs="Times New Roman"/>
+        </w:rPr>
+        <w:t>unei</w:t>
+      </w:r>
+      <w:proofErr w:type="spellEnd"/>
+      <w:r>
+        <w:rPr>
+          <w:rFonts w:ascii="Times New Roman" w:hAnsi="Times New Roman" w:cs="Times New Roman"/>
+        </w:rPr>
+        <w:t xml:space="preserve"> </w:t>
+      </w:r>
+      <w:proofErr w:type="spellStart"/>
+      <w:r>
+        <w:rPr>
+          <w:rFonts w:ascii="Times New Roman" w:hAnsi="Times New Roman" w:cs="Times New Roman"/>
+        </w:rPr>
+        <w:t>ediții</w:t>
+      </w:r>
+      <w:proofErr w:type="spellEnd"/>
+      <w:r>
+        <w:rPr>
+          <w:rFonts w:ascii="Times New Roman" w:hAnsi="Times New Roman" w:cs="Times New Roman"/>
+        </w:rPr>
+        <w:t xml:space="preserve"> </w:t>
+      </w:r>
+      <w:proofErr w:type="spellStart"/>
+      <w:r>
+        <w:rPr>
+          <w:rFonts w:ascii="Times New Roman" w:hAnsi="Times New Roman" w:cs="Times New Roman"/>
+        </w:rPr>
+        <w:t>competiționale</w:t>
+      </w:r>
+      <w:proofErr w:type="spellEnd"/>
+      <w:r>
+        <w:rPr>
+          <w:rFonts w:ascii="Times New Roman" w:hAnsi="Times New Roman" w:cs="Times New Roman"/>
+        </w:rPr>
+        <w:t>.</w:t>
+      </w:r>
+    </w:p>
+    <w:p>
+      <w:pPr>
+        <w:numPr>
+          <w:ilvl w:val="0"/>
+          <w:numId w:val="8"/>
+        </w:numPr>
+        <w:rPr>
+          <w:rFonts w:ascii="Times New Roman" w:hAnsi="Times New Roman" w:cs="Times New Roman"/>
+        </w:rPr>
+      </w:pPr>
+      <w:proofErr w:type="spellStart"/>
+      <w:r>
+        <w:rPr>
+          <w:rFonts w:ascii="Times New Roman" w:hAnsi="Times New Roman" w:cs="Times New Roman"/>
+        </w:rPr>
+        <w:t>Atribute</w:t>
+      </w:r>
+      <w:proofErr w:type="spellEnd"/>
+      <w:r>
+        <w:rPr>
+          <w:rFonts w:ascii="Times New Roman" w:hAnsi="Times New Roman" w:cs="Times New Roman"/>
+        </w:rPr>
+        <w:t xml:space="preserve">: </w:t>
+      </w:r>
+      <w:proofErr w:type="spellStart"/>
+      <w:r>
+        <w:rPr>
+          <w:rFonts w:ascii="Times New Roman" w:hAnsi="Times New Roman" w:cs="Times New Roman"/>
+        </w:rPr>
+        <w:t>season_id</w:t>
+      </w:r>
+      <w:proofErr w:type="spellEnd"/>
+      <w:r>
+        <w:rPr>
+          <w:rFonts w:ascii="Times New Roman" w:hAnsi="Times New Roman" w:cs="Times New Roman"/>
+        </w:rPr>
+        <w:t xml:space="preserve">, year, </w:t>
+      </w:r>
+      <w:proofErr w:type="spellStart"/>
+      <w:r>
+        <w:rPr>
+          <w:rFonts w:ascii="Times New Roman" w:hAnsi="Times New Roman" w:cs="Times New Roman"/>
+        </w:rPr>
+        <w:t>date_start</w:t>
+      </w:r>
+      <w:proofErr w:type="spellEnd"/>
+      <w:r>
+        <w:rPr>
+          <w:rFonts w:ascii="Times New Roman" w:hAnsi="Times New Roman" w:cs="Times New Roman"/>
+        </w:rPr>
+        <w:t xml:space="preserve"> / </w:t>
+      </w:r>
+      <w:proofErr w:type="spellStart"/>
+      <w:r>
+        <w:rPr>
+          <w:rFonts w:ascii="Times New Roman" w:hAnsi="Times New Roman" w:cs="Times New Roman"/>
+        </w:rPr>
+        <w:t>date_end</w:t>
+      </w:r>
+      <w:proofErr w:type="spellEnd"/>
+      <w:r>
+        <w:rPr>
+          <w:rFonts w:ascii="Times New Roman" w:hAnsi="Times New Roman" w:cs="Times New Roman"/>
+        </w:rPr>
+        <w:t xml:space="preserve">, </w:t>
+      </w:r>
+      <w:proofErr w:type="spellStart"/>
+      <w:r>
+        <w:rPr>
+          <w:rFonts w:ascii="Times New Roman" w:hAnsi="Times New Roman" w:cs="Times New Roman"/>
+        </w:rPr>
+        <w:t>transfer_window</w:t>
+      </w:r>
+      <w:proofErr w:type="spellEnd"/>
+      <w:r>
+        <w:rPr>
+          <w:rFonts w:ascii="Times New Roman" w:hAnsi="Times New Roman" w:cs="Times New Roman"/>
+        </w:rPr>
+        <w:t xml:space="preserve">, </w:t>
+      </w:r>
+      <w:proofErr w:type="spellStart"/>
+      <w:r>
+        <w:rPr>
+          <w:rFonts w:ascii="Times New Roman" w:hAnsi="Times New Roman" w:cs="Times New Roman"/>
+        </w:rPr>
+        <w:t>fixture_id</w:t>
+      </w:r>
+      <w:proofErr w:type="spellEnd"/>
+      <w:r>
+        <w:rPr>
+          <w:rFonts w:ascii="Times New Roman" w:hAnsi="Times New Roman" w:cs="Times New Roman"/>
+        </w:rPr>
+        <w:t xml:space="preserve">(foreign key </w:t>
+      </w:r>
+      <w:proofErr w:type="spellStart"/>
+      <w:r>
+        <w:rPr>
+          <w:rFonts w:ascii="Times New Roman" w:hAnsi="Times New Roman" w:cs="Times New Roman"/>
+        </w:rPr>
+        <w:t>pentru</w:t>
+      </w:r>
+      <w:proofErr w:type="spellEnd"/>
+      <w:r>
+        <w:rPr>
+          <w:rFonts w:ascii="Times New Roman" w:hAnsi="Times New Roman" w:cs="Times New Roman"/>
+        </w:rPr>
+        <w:t xml:space="preserve"> </w:t>
+      </w:r>
+      <w:proofErr w:type="spellStart"/>
+      <w:r>
+        <w:rPr>
+          <w:rFonts w:ascii="Times New Roman" w:hAnsi="Times New Roman" w:cs="Times New Roman"/>
+        </w:rPr>
+        <w:t>tabelul</w:t>
+      </w:r>
+      <w:proofErr w:type="spellEnd"/>
+      <w:r>
+        <w:rPr>
+          <w:rFonts w:ascii="Times New Roman" w:hAnsi="Times New Roman" w:cs="Times New Roman"/>
+        </w:rPr>
+        <w:t xml:space="preserve"> Fixtures)</w:t>
+      </w:r>
+      <w:r>
+        <w:rPr>
+          <w:rFonts w:ascii="Times New Roman" w:hAnsi="Times New Roman" w:cs="Times New Roman"/>
+        </w:rPr>
+        <w:t>.</w:t>
+      </w:r>
+    </w:p>
+    <w:p>
+      <w:pPr>
+        <w:rPr>
+          <w:rFonts w:ascii="Times New Roman" w:hAnsi="Times New Roman" w:cs="Times New Roman"/>
+        </w:rPr>
+      </w:pPr>
+      <w:r>
+        <w:rPr>
+          <w:rFonts w:ascii="Times New Roman" w:hAnsi="Times New Roman" w:cs="Times New Roman"/>
+        </w:rPr>
+        <w:t>Fixtures:</w:t>
+      </w:r>
+    </w:p>
+    <w:p>
+      <w:pPr>
+        <w:numPr>
+          <w:ilvl w:val="0"/>
+          <w:numId w:val="9"/>
+        </w:numPr>
+        <w:rPr>
+          <w:rFonts w:ascii="Times New Roman" w:hAnsi="Times New Roman" w:cs="Times New Roman"/>
+        </w:rPr>
+      </w:pPr>
+      <w:r>
+        <w:rPr>
+          <w:rFonts w:ascii="Times New Roman" w:hAnsi="Times New Roman" w:cs="Times New Roman"/>
+        </w:rPr>
+        <w:t xml:space="preserve">Rol: </w:t>
+      </w:r>
+      <w:proofErr w:type="spellStart"/>
+      <w:r>
+        <w:rPr>
+          <w:rFonts w:ascii="Times New Roman" w:hAnsi="Times New Roman" w:cs="Times New Roman"/>
+        </w:rPr>
+        <w:t>Centralizează</w:t>
+      </w:r>
+      <w:proofErr w:type="spellEnd"/>
+      <w:r>
+        <w:rPr>
+          <w:rFonts w:ascii="Times New Roman" w:hAnsi="Times New Roman" w:cs="Times New Roman"/>
+        </w:rPr>
+        <w:t xml:space="preserve"> </w:t>
+      </w:r>
+      <w:proofErr w:type="spellStart"/>
+      <w:r>
+        <w:rPr>
+          <w:rFonts w:ascii="Times New Roman" w:hAnsi="Times New Roman" w:cs="Times New Roman"/>
+        </w:rPr>
+        <w:t>partidele</w:t>
+      </w:r>
+      <w:proofErr w:type="spellEnd"/>
+      <w:r>
+        <w:rPr>
+          <w:rFonts w:ascii="Times New Roman" w:hAnsi="Times New Roman" w:cs="Times New Roman"/>
+        </w:rPr>
+        <w:t xml:space="preserve"> </w:t>
+      </w:r>
+      <w:proofErr w:type="spellStart"/>
+      <w:r>
+        <w:rPr>
+          <w:rFonts w:ascii="Times New Roman" w:hAnsi="Times New Roman" w:cs="Times New Roman"/>
+        </w:rPr>
+        <w:t>programate</w:t>
+      </w:r>
+      <w:proofErr w:type="spellEnd"/>
+      <w:r>
+        <w:rPr>
+          <w:rFonts w:ascii="Times New Roman" w:hAnsi="Times New Roman" w:cs="Times New Roman"/>
+        </w:rPr>
+        <w:t xml:space="preserve"> </w:t>
+      </w:r>
+      <w:proofErr w:type="spellStart"/>
+      <w:r>
+        <w:rPr>
+          <w:rFonts w:ascii="Times New Roman" w:hAnsi="Times New Roman" w:cs="Times New Roman"/>
+        </w:rPr>
+        <w:t>în</w:t>
+      </w:r>
+      <w:proofErr w:type="spellEnd"/>
+      <w:r>
+        <w:rPr>
+          <w:rFonts w:ascii="Times New Roman" w:hAnsi="Times New Roman" w:cs="Times New Roman"/>
+        </w:rPr>
+        <w:t xml:space="preserve"> </w:t>
+      </w:r>
+      <w:proofErr w:type="spellStart"/>
+      <w:r>
+        <w:rPr>
+          <w:rFonts w:ascii="Times New Roman" w:hAnsi="Times New Roman" w:cs="Times New Roman"/>
+        </w:rPr>
+        <w:t>cadrul</w:t>
+      </w:r>
+      <w:proofErr w:type="spellEnd"/>
+      <w:r>
+        <w:rPr>
+          <w:rFonts w:ascii="Times New Roman" w:hAnsi="Times New Roman" w:cs="Times New Roman"/>
+        </w:rPr>
+        <w:t xml:space="preserve"> </w:t>
+      </w:r>
+      <w:proofErr w:type="spellStart"/>
+      <w:r>
+        <w:rPr>
+          <w:rFonts w:ascii="Times New Roman" w:hAnsi="Times New Roman" w:cs="Times New Roman"/>
+        </w:rPr>
+        <w:t>etapelor</w:t>
+      </w:r>
+      <w:proofErr w:type="spellEnd"/>
+      <w:r>
+        <w:rPr>
+          <w:rFonts w:ascii="Times New Roman" w:hAnsi="Times New Roman" w:cs="Times New Roman"/>
+        </w:rPr>
+        <w:t>.</w:t>
+      </w:r>
+    </w:p>
+    <w:p>
+      <w:pPr>
+        <w:numPr>
+          <w:ilvl w:val="0"/>
+          <w:numId w:val="9"/>
+        </w:numPr>
+        <w:rPr>
+          <w:rFonts w:ascii="Times New Roman" w:hAnsi="Times New Roman" w:cs="Times New Roman"/>
+        </w:rPr>
+      </w:pPr>
+      <w:proofErr w:type="spellStart"/>
+      <w:r>
+        <w:rPr>
+          <w:rFonts w:ascii="Times New Roman" w:hAnsi="Times New Roman" w:cs="Times New Roman"/>
+        </w:rPr>
+        <w:t>Atribute</w:t>
+      </w:r>
+      <w:proofErr w:type="spellEnd"/>
+      <w:r>
+        <w:rPr>
+          <w:rFonts w:ascii="Times New Roman" w:hAnsi="Times New Roman" w:cs="Times New Roman"/>
+        </w:rPr>
+        <w:t>: id, date, time.</w:t>
+      </w:r>
+    </w:p>
+    <w:p>
+      <w:pPr>
+        <w:numPr>
+          <w:ilvl w:val="0"/>
+          <w:numId w:val="9"/>
+        </w:numPr>
+        <w:rPr>
+          <w:rFonts w:ascii="Times New Roman" w:hAnsi="Times New Roman" w:cs="Times New Roman"/>
+        </w:rPr>
+      </w:pPr>
+      <w:proofErr w:type="spellStart"/>
+      <w:r>
+        <w:rPr>
+          <w:rFonts w:ascii="Times New Roman" w:hAnsi="Times New Roman" w:cs="Times New Roman"/>
+        </w:rPr>
+        <w:t>Relații</w:t>
+      </w:r>
+      <w:proofErr w:type="spellEnd"/>
+      <w:r>
+        <w:rPr>
+          <w:rFonts w:ascii="Times New Roman" w:hAnsi="Times New Roman" w:cs="Times New Roman"/>
+        </w:rPr>
+        <w:t xml:space="preserve">: </w:t>
+      </w:r>
+      <w:proofErr w:type="spellStart"/>
+      <w:r>
+        <w:rPr>
+          <w:rFonts w:ascii="Times New Roman" w:hAnsi="Times New Roman" w:cs="Times New Roman"/>
+        </w:rPr>
+        <w:t>Conectează</w:t>
+      </w:r>
+      <w:proofErr w:type="spellEnd"/>
+      <w:r>
+        <w:rPr>
+          <w:rFonts w:ascii="Times New Roman" w:hAnsi="Times New Roman" w:cs="Times New Roman"/>
+        </w:rPr>
+        <w:t xml:space="preserve"> </w:t>
+      </w:r>
+      <w:proofErr w:type="spellStart"/>
+      <w:r>
+        <w:rPr>
+          <w:rFonts w:ascii="Times New Roman" w:hAnsi="Times New Roman" w:cs="Times New Roman"/>
+        </w:rPr>
+        <w:t>echipele</w:t>
+      </w:r>
+      <w:proofErr w:type="spellEnd"/>
+      <w:r>
+        <w:rPr>
+          <w:rFonts w:ascii="Times New Roman" w:hAnsi="Times New Roman" w:cs="Times New Roman"/>
+        </w:rPr>
+        <w:t xml:space="preserve"> </w:t>
+      </w:r>
+      <w:proofErr w:type="spellStart"/>
+      <w:r>
+        <w:rPr>
+          <w:rFonts w:ascii="Times New Roman" w:hAnsi="Times New Roman" w:cs="Times New Roman"/>
+        </w:rPr>
+        <w:t>participante</w:t>
+      </w:r>
+      <w:proofErr w:type="spellEnd"/>
+      <w:r>
+        <w:rPr>
+          <w:rFonts w:ascii="Times New Roman" w:hAnsi="Times New Roman" w:cs="Times New Roman"/>
+        </w:rPr>
+        <w:t xml:space="preserve">, </w:t>
+      </w:r>
+      <w:proofErr w:type="spellStart"/>
+      <w:r>
+        <w:rPr>
+          <w:rFonts w:ascii="Times New Roman" w:hAnsi="Times New Roman" w:cs="Times New Roman"/>
+        </w:rPr>
+        <w:t>sezonul</w:t>
+      </w:r>
+      <w:proofErr w:type="spellEnd"/>
+      <w:r>
+        <w:rPr>
+          <w:rFonts w:ascii="Times New Roman" w:hAnsi="Times New Roman" w:cs="Times New Roman"/>
+        </w:rPr>
+        <w:t xml:space="preserve"> </w:t>
+      </w:r>
+      <w:proofErr w:type="spellStart"/>
+      <w:r>
+        <w:rPr>
+          <w:rFonts w:ascii="Times New Roman" w:hAnsi="Times New Roman" w:cs="Times New Roman"/>
+        </w:rPr>
+        <w:t>respectiv</w:t>
+      </w:r>
+      <w:proofErr w:type="spellEnd"/>
+      <w:r>
+        <w:rPr>
+          <w:rFonts w:ascii="Times New Roman" w:hAnsi="Times New Roman" w:cs="Times New Roman"/>
+        </w:rPr>
+        <w:t xml:space="preserve"> </w:t>
+      </w:r>
+      <w:proofErr w:type="spellStart"/>
+      <w:r>
+        <w:rPr>
+          <w:rFonts w:ascii="Times New Roman" w:hAnsi="Times New Roman" w:cs="Times New Roman"/>
+        </w:rPr>
+        <w:t>și</w:t>
+      </w:r>
+      <w:proofErr w:type="spellEnd"/>
+      <w:r>
+        <w:rPr>
+          <w:rFonts w:ascii="Times New Roman" w:hAnsi="Times New Roman" w:cs="Times New Roman"/>
+        </w:rPr>
+        <w:t xml:space="preserve"> </w:t>
+      </w:r>
+      <w:proofErr w:type="spellStart"/>
+      <w:r>
+        <w:rPr>
+          <w:rFonts w:ascii="Times New Roman" w:hAnsi="Times New Roman" w:cs="Times New Roman"/>
+        </w:rPr>
+        <w:t>arbitrii</w:t>
+      </w:r>
+      <w:proofErr w:type="spellEnd"/>
+      <w:r>
+        <w:rPr>
+          <w:rFonts w:ascii="Times New Roman" w:hAnsi="Times New Roman" w:cs="Times New Roman"/>
+        </w:rPr>
+        <w:t xml:space="preserve"> </w:t>
+      </w:r>
+      <w:proofErr w:type="spellStart"/>
+      <w:r>
+        <w:rPr>
+          <w:rFonts w:ascii="Times New Roman" w:hAnsi="Times New Roman" w:cs="Times New Roman"/>
+        </w:rPr>
+        <w:t>delegați</w:t>
+      </w:r>
+      <w:proofErr w:type="spellEnd"/>
+      <w:r>
+        <w:rPr>
+          <w:rFonts w:ascii="Times New Roman" w:hAnsi="Times New Roman" w:cs="Times New Roman"/>
+        </w:rPr>
+        <w:t>.</w:t>
+      </w:r>
+    </w:p>
+    <w:p>
+      <w:pPr>
+        <w:rPr>
+          <w:rFonts w:ascii="Times New Roman" w:hAnsi="Times New Roman" w:cs="Times New Roman"/>
+        </w:rPr>
+      </w:pPr>
+      <w:r>
+        <w:rPr>
+          <w:rFonts w:ascii="Times New Roman" w:hAnsi="Times New Roman" w:cs="Times New Roman"/>
+        </w:rPr>
+        <w:t>Stadiums:</w:t>
+      </w:r>
+    </w:p>
+    <w:p>
+      <w:pPr>
+        <w:numPr>
+          <w:ilvl w:val="0"/>
+          <w:numId w:val="10"/>
+        </w:numPr>
+        <w:rPr>
+          <w:rFonts w:ascii="Times New Roman" w:hAnsi="Times New Roman" w:cs="Times New Roman"/>
+        </w:rPr>
+      </w:pPr>
+      <w:r>
+        <w:rPr>
+          <w:rFonts w:ascii="Times New Roman" w:hAnsi="Times New Roman" w:cs="Times New Roman"/>
+        </w:rPr>
+        <w:t xml:space="preserve">Rol: </w:t>
+      </w:r>
+      <w:proofErr w:type="spellStart"/>
+      <w:r>
+        <w:rPr>
+          <w:rFonts w:ascii="Times New Roman" w:hAnsi="Times New Roman" w:cs="Times New Roman"/>
+        </w:rPr>
+        <w:t>Contorizează</w:t>
+      </w:r>
+      <w:proofErr w:type="spellEnd"/>
+      <w:r>
+        <w:rPr>
+          <w:rFonts w:ascii="Times New Roman" w:hAnsi="Times New Roman" w:cs="Times New Roman"/>
+        </w:rPr>
+        <w:t xml:space="preserve"> </w:t>
+      </w:r>
+      <w:proofErr w:type="spellStart"/>
+      <w:r>
+        <w:rPr>
+          <w:rFonts w:ascii="Times New Roman" w:hAnsi="Times New Roman" w:cs="Times New Roman"/>
+        </w:rPr>
+        <w:t>informațiile</w:t>
+      </w:r>
+      <w:proofErr w:type="spellEnd"/>
+      <w:r>
+        <w:rPr>
+          <w:rFonts w:ascii="Times New Roman" w:hAnsi="Times New Roman" w:cs="Times New Roman"/>
+        </w:rPr>
+        <w:t xml:space="preserve"> </w:t>
+      </w:r>
+      <w:proofErr w:type="spellStart"/>
+      <w:r>
+        <w:rPr>
+          <w:rFonts w:ascii="Times New Roman" w:hAnsi="Times New Roman" w:cs="Times New Roman"/>
+        </w:rPr>
+        <w:t>despre</w:t>
+      </w:r>
+      <w:proofErr w:type="spellEnd"/>
+      <w:r>
+        <w:rPr>
+          <w:rFonts w:ascii="Times New Roman" w:hAnsi="Times New Roman" w:cs="Times New Roman"/>
+        </w:rPr>
+        <w:t xml:space="preserve"> </w:t>
+      </w:r>
+      <w:proofErr w:type="spellStart"/>
+      <w:r>
+        <w:rPr>
+          <w:rFonts w:ascii="Times New Roman" w:hAnsi="Times New Roman" w:cs="Times New Roman"/>
+        </w:rPr>
+        <w:t>infrastructura</w:t>
+      </w:r>
+      <w:proofErr w:type="spellEnd"/>
+      <w:r>
+        <w:rPr>
+          <w:rFonts w:ascii="Times New Roman" w:hAnsi="Times New Roman" w:cs="Times New Roman"/>
+        </w:rPr>
+        <w:t xml:space="preserve"> </w:t>
+      </w:r>
+      <w:proofErr w:type="spellStart"/>
+      <w:r>
+        <w:rPr>
+          <w:rFonts w:ascii="Times New Roman" w:hAnsi="Times New Roman" w:cs="Times New Roman"/>
+        </w:rPr>
+        <w:t>sportivă</w:t>
+      </w:r>
+      <w:proofErr w:type="spellEnd"/>
+      <w:r>
+        <w:rPr>
+          <w:rFonts w:ascii="Times New Roman" w:hAnsi="Times New Roman" w:cs="Times New Roman"/>
+        </w:rPr>
+        <w:t xml:space="preserve"> a </w:t>
+      </w:r>
+      <w:proofErr w:type="spellStart"/>
+      <w:r>
+        <w:rPr>
+          <w:rFonts w:ascii="Times New Roman" w:hAnsi="Times New Roman" w:cs="Times New Roman"/>
+        </w:rPr>
+        <w:t>cluburilor</w:t>
+      </w:r>
+      <w:proofErr w:type="spellEnd"/>
+      <w:r>
+        <w:rPr>
+          <w:rFonts w:ascii="Times New Roman" w:hAnsi="Times New Roman" w:cs="Times New Roman"/>
+        </w:rPr>
+        <w:t>.</w:t>
+      </w:r>
+    </w:p>
+    <w:p>
+      <w:pPr>
+        <w:numPr>
+          <w:ilvl w:val="0"/>
+          <w:numId w:val="10"/>
+        </w:numPr>
+        <w:rPr>
+          <w:rFonts w:ascii="Times New Roman" w:hAnsi="Times New Roman" w:cs="Times New Roman"/>
+        </w:rPr>
+      </w:pPr>
+      <w:proofErr w:type="spellStart"/>
+      <w:r>
+        <w:rPr>
+          <w:rFonts w:ascii="Times New Roman" w:hAnsi="Times New Roman" w:cs="Times New Roman"/>
+        </w:rPr>
+        <w:t>Atribute</w:t>
+      </w:r>
+      <w:proofErr w:type="spellEnd"/>
+      <w:r>
+        <w:rPr>
+          <w:rFonts w:ascii="Times New Roman" w:hAnsi="Times New Roman" w:cs="Times New Roman"/>
+        </w:rPr>
+        <w:t xml:space="preserve">: id, </w:t>
+      </w:r>
+      <w:proofErr w:type="spellStart"/>
+      <w:r>
+        <w:rPr>
+          <w:rFonts w:ascii="Times New Roman" w:hAnsi="Times New Roman" w:cs="Times New Roman"/>
+        </w:rPr>
+        <w:t>staium_name</w:t>
+      </w:r>
+      <w:proofErr w:type="spellEnd"/>
+      <w:r>
+        <w:rPr>
+          <w:rFonts w:ascii="Times New Roman" w:hAnsi="Times New Roman" w:cs="Times New Roman"/>
+        </w:rPr>
+        <w:t xml:space="preserve">, </w:t>
+      </w:r>
+      <w:proofErr w:type="spellStart"/>
+      <w:r>
+        <w:rPr>
+          <w:rFonts w:ascii="Times New Roman" w:hAnsi="Times New Roman" w:cs="Times New Roman"/>
+        </w:rPr>
+        <w:t>stadium_</w:t>
+      </w:r>
+      <w:r>
+        <w:rPr>
+          <w:rFonts w:ascii="Times New Roman" w:hAnsi="Times New Roman" w:cs="Times New Roman"/>
+        </w:rPr>
+        <w:t>capacity</w:t>
+      </w:r>
+      <w:proofErr w:type="spellEnd"/>
+      <w:r>
+        <w:rPr>
+          <w:rFonts w:ascii="Times New Roman" w:hAnsi="Times New Roman" w:cs="Times New Roman"/>
+        </w:rPr>
+        <w:t>.</w:t>
+      </w:r>
+    </w:p>
+    <w:p>
+      <w:pPr>
+        <w:rPr>
+          <w:rFonts w:ascii="Times New Roman" w:hAnsi="Times New Roman" w:cs="Times New Roman"/>
+        </w:rPr>
+      </w:pPr>
+      <w:r>
+        <w:rPr>
+          <w:rFonts w:ascii="Times New Roman" w:hAnsi="Times New Roman" w:cs="Times New Roman"/>
+        </w:rPr>
+        <w:t>Player:</w:t>
+      </w:r>
+    </w:p>
+    <w:p>
+      <w:pPr>
+        <w:numPr>
+          <w:ilvl w:val="0"/>
+          <w:numId w:val="11"/>
+        </w:numPr>
+        <w:rPr>
+          <w:rFonts w:ascii="Times New Roman" w:hAnsi="Times New Roman" w:cs="Times New Roman"/>
+        </w:rPr>
+      </w:pPr>
+      <w:r>
+        <w:rPr>
+          <w:rFonts w:ascii="Times New Roman" w:hAnsi="Times New Roman" w:cs="Times New Roman"/>
+        </w:rPr>
+        <w:t xml:space="preserve">Rol: </w:t>
+      </w:r>
+      <w:proofErr w:type="spellStart"/>
+      <w:r>
+        <w:rPr>
+          <w:rFonts w:ascii="Times New Roman" w:hAnsi="Times New Roman" w:cs="Times New Roman"/>
+        </w:rPr>
+        <w:t>Retine</w:t>
+      </w:r>
+      <w:proofErr w:type="spellEnd"/>
+      <w:r>
+        <w:rPr>
+          <w:rFonts w:ascii="Times New Roman" w:hAnsi="Times New Roman" w:cs="Times New Roman"/>
+        </w:rPr>
+        <w:t xml:space="preserve"> </w:t>
+      </w:r>
+      <w:proofErr w:type="spellStart"/>
+      <w:r>
+        <w:rPr>
+          <w:rFonts w:ascii="Times New Roman" w:hAnsi="Times New Roman" w:cs="Times New Roman"/>
+        </w:rPr>
+        <w:t>datele</w:t>
+      </w:r>
+      <w:proofErr w:type="spellEnd"/>
+      <w:r>
+        <w:rPr>
+          <w:rFonts w:ascii="Times New Roman" w:hAnsi="Times New Roman" w:cs="Times New Roman"/>
+        </w:rPr>
+        <w:t xml:space="preserve"> </w:t>
+      </w:r>
+      <w:proofErr w:type="spellStart"/>
+      <w:r>
+        <w:rPr>
+          <w:rFonts w:ascii="Times New Roman" w:hAnsi="Times New Roman" w:cs="Times New Roman"/>
+        </w:rPr>
+        <w:t>personale</w:t>
+      </w:r>
+      <w:proofErr w:type="spellEnd"/>
+      <w:r>
+        <w:rPr>
+          <w:rFonts w:ascii="Times New Roman" w:hAnsi="Times New Roman" w:cs="Times New Roman"/>
+        </w:rPr>
+        <w:t xml:space="preserve"> </w:t>
+      </w:r>
+      <w:proofErr w:type="spellStart"/>
+      <w:r>
+        <w:rPr>
+          <w:rFonts w:ascii="Times New Roman" w:hAnsi="Times New Roman" w:cs="Times New Roman"/>
+        </w:rPr>
+        <w:t>și</w:t>
+      </w:r>
+      <w:proofErr w:type="spellEnd"/>
+      <w:r>
+        <w:rPr>
+          <w:rFonts w:ascii="Times New Roman" w:hAnsi="Times New Roman" w:cs="Times New Roman"/>
+        </w:rPr>
+        <w:t xml:space="preserve"> sportive ale </w:t>
+      </w:r>
+      <w:proofErr w:type="spellStart"/>
+      <w:r>
+        <w:rPr>
+          <w:rFonts w:ascii="Times New Roman" w:hAnsi="Times New Roman" w:cs="Times New Roman"/>
+        </w:rPr>
+        <w:t>fotbaliștilor</w:t>
+      </w:r>
+      <w:proofErr w:type="spellEnd"/>
+      <w:r>
+        <w:rPr>
+          <w:rFonts w:ascii="Times New Roman" w:hAnsi="Times New Roman" w:cs="Times New Roman"/>
+        </w:rPr>
+        <w:t>.</w:t>
+      </w:r>
+    </w:p>
+    <w:p>
+      <w:pPr>
+        <w:numPr>
+          <w:ilvl w:val="0"/>
+          <w:numId w:val="11"/>
+        </w:numPr>
+        <w:rPr>
+          <w:rFonts w:ascii="Times New Roman" w:hAnsi="Times New Roman" w:cs="Times New Roman"/>
+        </w:rPr>
+      </w:pPr>
+      <w:proofErr w:type="spellStart"/>
+      <w:r>
+        <w:rPr>
+          <w:rFonts w:ascii="Times New Roman" w:hAnsi="Times New Roman" w:cs="Times New Roman"/>
+        </w:rPr>
+        <w:t>Atribute</w:t>
+      </w:r>
+      <w:proofErr w:type="spellEnd"/>
+      <w:r>
+        <w:rPr>
+          <w:rFonts w:ascii="Times New Roman" w:hAnsi="Times New Roman" w:cs="Times New Roman"/>
+        </w:rPr>
+        <w:t xml:space="preserve">: </w:t>
+      </w:r>
+      <w:proofErr w:type="spellStart"/>
+      <w:r>
+        <w:rPr>
+          <w:rFonts w:ascii="Times New Roman" w:hAnsi="Times New Roman" w:cs="Times New Roman"/>
+        </w:rPr>
+        <w:t>player_id</w:t>
+      </w:r>
+      <w:proofErr w:type="spellEnd"/>
+      <w:r>
+        <w:rPr>
+          <w:rFonts w:ascii="Times New Roman" w:hAnsi="Times New Roman" w:cs="Times New Roman"/>
+        </w:rPr>
+        <w:t xml:space="preserve">, </w:t>
+      </w:r>
+      <w:proofErr w:type="spellStart"/>
+      <w:r>
+        <w:rPr>
+          <w:rFonts w:ascii="Times New Roman" w:hAnsi="Times New Roman" w:cs="Times New Roman"/>
+        </w:rPr>
+        <w:t>player_name</w:t>
+      </w:r>
+      <w:proofErr w:type="spellEnd"/>
+      <w:r>
+        <w:rPr>
+          <w:rFonts w:ascii="Times New Roman" w:hAnsi="Times New Roman" w:cs="Times New Roman"/>
+        </w:rPr>
+        <w:t xml:space="preserve">, age, </w:t>
+      </w:r>
+      <w:proofErr w:type="spellStart"/>
+      <w:r>
+        <w:rPr>
+          <w:rFonts w:ascii="Times New Roman" w:hAnsi="Times New Roman" w:cs="Times New Roman"/>
+        </w:rPr>
+        <w:t>player_position</w:t>
+      </w:r>
+      <w:proofErr w:type="spellEnd"/>
+      <w:r>
+        <w:rPr>
+          <w:rFonts w:ascii="Times New Roman" w:hAnsi="Times New Roman" w:cs="Times New Roman"/>
+        </w:rPr>
+        <w:t xml:space="preserve">, </w:t>
+      </w:r>
+      <w:proofErr w:type="spellStart"/>
+      <w:r>
+        <w:rPr>
+          <w:rFonts w:ascii="Times New Roman" w:hAnsi="Times New Roman" w:cs="Times New Roman"/>
+        </w:rPr>
+        <w:t>shirt_number</w:t>
+      </w:r>
+      <w:proofErr w:type="spellEnd"/>
+      <w:r>
+        <w:rPr>
+          <w:rFonts w:ascii="Times New Roman" w:hAnsi="Times New Roman" w:cs="Times New Roman"/>
+        </w:rPr>
+        <w:t xml:space="preserve">, </w:t>
+      </w:r>
+      <w:proofErr w:type="spellStart"/>
+      <w:r>
+        <w:rPr>
+          <w:rFonts w:ascii="Times New Roman" w:hAnsi="Times New Roman" w:cs="Times New Roman"/>
+        </w:rPr>
+        <w:t>player_value</w:t>
+      </w:r>
+      <w:proofErr w:type="spellEnd"/>
+      <w:r>
+        <w:rPr>
+          <w:rFonts w:ascii="Times New Roman" w:hAnsi="Times New Roman" w:cs="Times New Roman"/>
+        </w:rPr>
+        <w:t xml:space="preserve">, </w:t>
+      </w:r>
+      <w:proofErr w:type="spellStart"/>
+      <w:r>
+        <w:rPr>
+          <w:rFonts w:ascii="Times New Roman" w:hAnsi="Times New Roman" w:cs="Times New Roman"/>
+        </w:rPr>
+        <w:t>games_played</w:t>
+      </w:r>
+      <w:proofErr w:type="spellEnd"/>
+      <w:r>
+        <w:rPr>
+          <w:rFonts w:ascii="Times New Roman" w:hAnsi="Times New Roman" w:cs="Times New Roman"/>
+        </w:rPr>
+        <w:t>.</w:t>
+      </w:r>
+    </w:p>
+    <w:p>
+      <w:pPr>
+        <w:numPr>
+          <w:ilvl w:val="0"/>
+          <w:numId w:val="11"/>
+        </w:numPr>
+        <w:rPr>
+          <w:rFonts w:ascii="Times New Roman" w:hAnsi="Times New Roman" w:cs="Times New Roman"/>
+        </w:rPr>
+      </w:pPr>
+      <w:proofErr w:type="spellStart"/>
+      <w:r>
+        <w:rPr>
+          <w:rFonts w:ascii="Times New Roman" w:hAnsi="Times New Roman" w:cs="Times New Roman"/>
+        </w:rPr>
+        <w:t>Relații</w:t>
+      </w:r>
+      <w:proofErr w:type="spellEnd"/>
+      <w:r>
+        <w:rPr>
+          <w:rFonts w:ascii="Times New Roman" w:hAnsi="Times New Roman" w:cs="Times New Roman"/>
+        </w:rPr>
+        <w:t xml:space="preserve">: </w:t>
+      </w:r>
+      <w:proofErr w:type="spellStart"/>
+      <w:r>
+        <w:rPr>
+          <w:rFonts w:ascii="Times New Roman" w:hAnsi="Times New Roman" w:cs="Times New Roman"/>
+        </w:rPr>
+        <w:t>Fiecare</w:t>
+      </w:r>
+      <w:proofErr w:type="spellEnd"/>
+      <w:r>
+        <w:rPr>
+          <w:rFonts w:ascii="Times New Roman" w:hAnsi="Times New Roman" w:cs="Times New Roman"/>
+        </w:rPr>
+        <w:t xml:space="preserve"> </w:t>
+      </w:r>
+      <w:proofErr w:type="spellStart"/>
+      <w:r>
+        <w:rPr>
+          <w:rFonts w:ascii="Times New Roman" w:hAnsi="Times New Roman" w:cs="Times New Roman"/>
+        </w:rPr>
+        <w:t>echipă</w:t>
+      </w:r>
+      <w:proofErr w:type="spellEnd"/>
+      <w:r>
+        <w:rPr>
+          <w:rFonts w:ascii="Times New Roman" w:hAnsi="Times New Roman" w:cs="Times New Roman"/>
+        </w:rPr>
+        <w:t xml:space="preserve"> are un lot de minim 17 </w:t>
+      </w:r>
+      <w:proofErr w:type="spellStart"/>
+      <w:r>
+        <w:rPr>
+          <w:rFonts w:ascii="Times New Roman" w:hAnsi="Times New Roman" w:cs="Times New Roman"/>
+        </w:rPr>
+        <w:t>jucători</w:t>
+      </w:r>
+      <w:proofErr w:type="spellEnd"/>
+      <w:r>
+        <w:rPr>
+          <w:rFonts w:ascii="Times New Roman" w:hAnsi="Times New Roman" w:cs="Times New Roman"/>
+        </w:rPr>
+        <w:t xml:space="preserve">; un </w:t>
+      </w:r>
+      <w:proofErr w:type="spellStart"/>
+      <w:r>
+        <w:rPr>
+          <w:rFonts w:ascii="Times New Roman" w:hAnsi="Times New Roman" w:cs="Times New Roman"/>
+        </w:rPr>
+        <w:t>jucător</w:t>
+      </w:r>
+      <w:proofErr w:type="spellEnd"/>
+      <w:r>
+        <w:rPr>
+          <w:rFonts w:ascii="Times New Roman" w:hAnsi="Times New Roman" w:cs="Times New Roman"/>
+        </w:rPr>
+        <w:t xml:space="preserve"> are </w:t>
+      </w:r>
+      <w:proofErr w:type="spellStart"/>
+      <w:r>
+        <w:rPr>
+          <w:rFonts w:ascii="Times New Roman" w:hAnsi="Times New Roman" w:cs="Times New Roman"/>
+        </w:rPr>
+        <w:t>asociată</w:t>
+      </w:r>
+      <w:proofErr w:type="spellEnd"/>
+      <w:r>
+        <w:rPr>
+          <w:rFonts w:ascii="Times New Roman" w:hAnsi="Times New Roman" w:cs="Times New Roman"/>
+        </w:rPr>
+        <w:t xml:space="preserve"> o </w:t>
+      </w:r>
+      <w:proofErr w:type="spellStart"/>
+      <w:r>
+        <w:rPr>
+          <w:rFonts w:ascii="Times New Roman" w:hAnsi="Times New Roman" w:cs="Times New Roman"/>
+        </w:rPr>
+        <w:t>poziție</w:t>
+      </w:r>
+      <w:proofErr w:type="spellEnd"/>
+      <w:r>
+        <w:rPr>
+          <w:rFonts w:ascii="Times New Roman" w:hAnsi="Times New Roman" w:cs="Times New Roman"/>
+        </w:rPr>
+        <w:t xml:space="preserve"> </w:t>
+      </w:r>
+      <w:proofErr w:type="spellStart"/>
+      <w:r>
+        <w:rPr>
+          <w:rFonts w:ascii="Times New Roman" w:hAnsi="Times New Roman" w:cs="Times New Roman"/>
+        </w:rPr>
+        <w:t>în</w:t>
+      </w:r>
+      <w:proofErr w:type="spellEnd"/>
+      <w:r>
+        <w:rPr>
+          <w:rFonts w:ascii="Times New Roman" w:hAnsi="Times New Roman" w:cs="Times New Roman"/>
+        </w:rPr>
+        <w:t xml:space="preserve"> </w:t>
+      </w:r>
+      <w:proofErr w:type="spellStart"/>
+      <w:r>
+        <w:rPr>
+          <w:rFonts w:ascii="Times New Roman" w:hAnsi="Times New Roman" w:cs="Times New Roman"/>
+        </w:rPr>
+        <w:t>teren</w:t>
+      </w:r>
+      <w:proofErr w:type="spellEnd"/>
+      <w:r>
+        <w:rPr>
+          <w:rFonts w:ascii="Times New Roman" w:hAnsi="Times New Roman" w:cs="Times New Roman"/>
+        </w:rPr>
+        <w:t xml:space="preserve"> </w:t>
+      </w:r>
+      <w:proofErr w:type="spellStart"/>
+      <w:r>
+        <w:rPr>
+          <w:rFonts w:ascii="Times New Roman" w:hAnsi="Times New Roman" w:cs="Times New Roman"/>
+        </w:rPr>
+        <w:t>și</w:t>
+      </w:r>
+      <w:proofErr w:type="spellEnd"/>
+      <w:r>
+        <w:rPr>
+          <w:rFonts w:ascii="Times New Roman" w:hAnsi="Times New Roman" w:cs="Times New Roman"/>
+        </w:rPr>
+        <w:t xml:space="preserve"> </w:t>
+      </w:r>
+      <w:proofErr w:type="spellStart"/>
+      <w:r>
+        <w:rPr>
+          <w:rFonts w:ascii="Times New Roman" w:hAnsi="Times New Roman" w:cs="Times New Roman"/>
+        </w:rPr>
+        <w:t>statistici</w:t>
+      </w:r>
+      <w:proofErr w:type="spellEnd"/>
+      <w:r>
+        <w:rPr>
+          <w:rFonts w:ascii="Times New Roman" w:hAnsi="Times New Roman" w:cs="Times New Roman"/>
+        </w:rPr>
+        <w:t xml:space="preserve"> </w:t>
+      </w:r>
+      <w:proofErr w:type="spellStart"/>
+      <w:r>
+        <w:rPr>
+          <w:rFonts w:ascii="Times New Roman" w:hAnsi="Times New Roman" w:cs="Times New Roman"/>
+        </w:rPr>
+        <w:t>individuale</w:t>
+      </w:r>
+      <w:proofErr w:type="spellEnd"/>
+      <w:r>
+        <w:rPr>
+          <w:rFonts w:ascii="Times New Roman" w:hAnsi="Times New Roman" w:cs="Times New Roman"/>
+        </w:rPr>
+        <w:t>.</w:t>
+      </w:r>
+    </w:p>
+    <w:p>
+      <w:pPr>
+        <w:rPr>
+          <w:rFonts w:ascii="Times New Roman" w:hAnsi="Times New Roman" w:cs="Times New Roman"/>
+        </w:rPr>
+      </w:pPr>
+    </w:p>
+    <w:p>
+      <w:pPr>
+        <w:rPr>
+          <w:rFonts w:ascii="Times New Roman" w:hAnsi="Times New Roman" w:cs="Times New Roman"/>
+        </w:rPr>
+      </w:pPr>
+      <w:r>
+        <w:rPr>
+          <w:rFonts w:ascii="Times New Roman" w:hAnsi="Times New Roman" w:cs="Times New Roman"/>
+        </w:rPr>
+        <w:lastRenderedPageBreak/>
+        <w:t xml:space="preserve"> </w:t>
+      </w:r>
+      <w:proofErr w:type="spellStart"/>
+      <w:r>
+        <w:rPr>
+          <w:rFonts w:ascii="Times New Roman" w:hAnsi="Times New Roman" w:cs="Times New Roman"/>
+        </w:rPr>
+        <w:t>Player_Position</w:t>
+      </w:r>
+      <w:r>
+        <w:rPr>
+          <w:rFonts w:ascii="Times New Roman" w:hAnsi="Times New Roman" w:cs="Times New Roman"/>
+        </w:rPr>
+        <w:t>s</w:t>
+      </w:r>
+      <w:proofErr w:type="spellEnd"/>
+      <w:r>
+        <w:rPr>
+          <w:rFonts w:ascii="Times New Roman" w:hAnsi="Times New Roman" w:cs="Times New Roman"/>
+        </w:rPr>
+        <w:t>:</w:t>
+      </w:r>
+    </w:p>
+    <w:p>
+      <w:pPr>
+        <w:numPr>
+          <w:ilvl w:val="0"/>
+          <w:numId w:val="12"/>
+        </w:numPr>
+        <w:rPr>
+          <w:rFonts w:ascii="Times New Roman" w:hAnsi="Times New Roman" w:cs="Times New Roman"/>
+        </w:rPr>
+      </w:pPr>
+      <w:r>
+        <w:rPr>
+          <w:rFonts w:ascii="Times New Roman" w:hAnsi="Times New Roman" w:cs="Times New Roman"/>
+        </w:rPr>
+        <w:t xml:space="preserve">Rol: </w:t>
+      </w:r>
+      <w:proofErr w:type="spellStart"/>
+      <w:r>
+        <w:rPr>
+          <w:rFonts w:ascii="Times New Roman" w:hAnsi="Times New Roman" w:cs="Times New Roman"/>
+        </w:rPr>
+        <w:t>pentru</w:t>
+      </w:r>
+      <w:proofErr w:type="spellEnd"/>
+      <w:r>
+        <w:rPr>
+          <w:rFonts w:ascii="Times New Roman" w:hAnsi="Times New Roman" w:cs="Times New Roman"/>
+        </w:rPr>
+        <w:t xml:space="preserve"> </w:t>
+      </w:r>
+      <w:proofErr w:type="spellStart"/>
+      <w:r>
+        <w:rPr>
+          <w:rFonts w:ascii="Times New Roman" w:hAnsi="Times New Roman" w:cs="Times New Roman"/>
+        </w:rPr>
+        <w:t>atributile</w:t>
+      </w:r>
+      <w:proofErr w:type="spellEnd"/>
+      <w:r>
+        <w:rPr>
+          <w:rFonts w:ascii="Times New Roman" w:hAnsi="Times New Roman" w:cs="Times New Roman"/>
+        </w:rPr>
+        <w:t xml:space="preserve"> </w:t>
+      </w:r>
+      <w:proofErr w:type="spellStart"/>
+      <w:r>
+        <w:rPr>
+          <w:rFonts w:ascii="Times New Roman" w:hAnsi="Times New Roman" w:cs="Times New Roman"/>
+        </w:rPr>
+        <w:t>si</w:t>
+      </w:r>
+      <w:proofErr w:type="spellEnd"/>
+      <w:r>
+        <w:rPr>
+          <w:rFonts w:ascii="Times New Roman" w:hAnsi="Times New Roman" w:cs="Times New Roman"/>
+        </w:rPr>
+        <w:t xml:space="preserve"> </w:t>
+      </w:r>
+      <w:proofErr w:type="spellStart"/>
+      <w:r>
+        <w:rPr>
+          <w:rFonts w:ascii="Times New Roman" w:hAnsi="Times New Roman" w:cs="Times New Roman"/>
+        </w:rPr>
+        <w:t>indicatiile</w:t>
+      </w:r>
+      <w:proofErr w:type="spellEnd"/>
+      <w:r>
+        <w:rPr>
+          <w:rFonts w:ascii="Times New Roman" w:hAnsi="Times New Roman" w:cs="Times New Roman"/>
+        </w:rPr>
+        <w:t xml:space="preserve"> </w:t>
+      </w:r>
+      <w:proofErr w:type="spellStart"/>
+      <w:r>
+        <w:rPr>
+          <w:rFonts w:ascii="Times New Roman" w:hAnsi="Times New Roman" w:cs="Times New Roman"/>
+        </w:rPr>
+        <w:t>tactice</w:t>
+      </w:r>
+      <w:proofErr w:type="spellEnd"/>
+      <w:r>
+        <w:rPr>
+          <w:rFonts w:ascii="Times New Roman" w:hAnsi="Times New Roman" w:cs="Times New Roman"/>
+        </w:rPr>
+        <w:t xml:space="preserve"> din </w:t>
+      </w:r>
+      <w:proofErr w:type="spellStart"/>
+      <w:r>
+        <w:rPr>
+          <w:rFonts w:ascii="Times New Roman" w:hAnsi="Times New Roman" w:cs="Times New Roman"/>
+        </w:rPr>
+        <w:t>teren</w:t>
+      </w:r>
+      <w:proofErr w:type="spellEnd"/>
+      <w:r>
+        <w:rPr>
+          <w:rFonts w:ascii="Times New Roman" w:hAnsi="Times New Roman" w:cs="Times New Roman"/>
+        </w:rPr>
+        <w:t>.</w:t>
+      </w:r>
+    </w:p>
+    <w:p>
+      <w:pPr>
+        <w:numPr>
+          <w:ilvl w:val="0"/>
+          <w:numId w:val="12"/>
+        </w:numPr>
+        <w:rPr>
+          <w:rFonts w:ascii="Times New Roman" w:hAnsi="Times New Roman" w:cs="Times New Roman"/>
+        </w:rPr>
+      </w:pPr>
+      <w:proofErr w:type="spellStart"/>
+      <w:r>
+        <w:rPr>
+          <w:rFonts w:ascii="Times New Roman" w:hAnsi="Times New Roman" w:cs="Times New Roman"/>
+        </w:rPr>
+        <w:t>Atribute</w:t>
+      </w:r>
+      <w:proofErr w:type="spellEnd"/>
+      <w:r>
+        <w:rPr>
+          <w:rFonts w:ascii="Times New Roman" w:hAnsi="Times New Roman" w:cs="Times New Roman"/>
+        </w:rPr>
+        <w:t xml:space="preserve">: </w:t>
+      </w:r>
+      <w:proofErr w:type="spellStart"/>
+      <w:r>
+        <w:rPr>
+          <w:rFonts w:ascii="Times New Roman" w:hAnsi="Times New Roman" w:cs="Times New Roman"/>
+        </w:rPr>
+        <w:t>player_position_id</w:t>
+      </w:r>
+      <w:proofErr w:type="spellEnd"/>
+      <w:r>
+        <w:rPr>
+          <w:rFonts w:ascii="Times New Roman" w:hAnsi="Times New Roman" w:cs="Times New Roman"/>
+        </w:rPr>
+        <w:t xml:space="preserve"> (foreign key </w:t>
+      </w:r>
+      <w:proofErr w:type="spellStart"/>
+      <w:r>
+        <w:rPr>
+          <w:rFonts w:ascii="Times New Roman" w:hAnsi="Times New Roman" w:cs="Times New Roman"/>
+        </w:rPr>
+        <w:t>pentru</w:t>
+      </w:r>
+      <w:proofErr w:type="spellEnd"/>
+      <w:r>
+        <w:rPr>
+          <w:rFonts w:ascii="Times New Roman" w:hAnsi="Times New Roman" w:cs="Times New Roman"/>
+        </w:rPr>
+        <w:t xml:space="preserve"> </w:t>
+      </w:r>
+      <w:proofErr w:type="spellStart"/>
+      <w:r>
+        <w:rPr>
+          <w:rFonts w:ascii="Times New Roman" w:hAnsi="Times New Roman" w:cs="Times New Roman"/>
+        </w:rPr>
+        <w:t>tabelul</w:t>
+      </w:r>
+      <w:proofErr w:type="spellEnd"/>
+      <w:r>
+        <w:rPr>
+          <w:rFonts w:ascii="Times New Roman" w:hAnsi="Times New Roman" w:cs="Times New Roman"/>
+        </w:rPr>
+        <w:t xml:space="preserve"> Players)</w:t>
+      </w:r>
+      <w:r>
+        <w:rPr>
+          <w:rFonts w:ascii="Times New Roman" w:hAnsi="Times New Roman" w:cs="Times New Roman"/>
+        </w:rPr>
+        <w:t>, position.</w:t>
+      </w:r>
+    </w:p>
+    <w:p>
+      <w:pPr>
+        <w:rPr>
+          <w:rFonts w:ascii="Times New Roman" w:hAnsi="Times New Roman" w:cs="Times New Roman"/>
+        </w:rPr>
+      </w:pPr>
+      <w:r>
+        <w:rPr>
+          <w:rFonts w:ascii="Times New Roman" w:hAnsi="Times New Roman" w:cs="Times New Roman"/>
+        </w:rPr>
+        <w:t xml:space="preserve"> </w:t>
+      </w:r>
+      <w:r>
+        <w:rPr>
+          <w:rFonts w:ascii="Times New Roman" w:hAnsi="Times New Roman" w:cs="Times New Roman"/>
+        </w:rPr>
+        <w:t xml:space="preserve">Individual </w:t>
+      </w:r>
+      <w:r>
+        <w:rPr>
+          <w:rFonts w:ascii="Times New Roman" w:hAnsi="Times New Roman" w:cs="Times New Roman"/>
+        </w:rPr>
+        <w:t>Stats:</w:t>
+      </w:r>
+    </w:p>
+    <w:p>
+      <w:pPr>
+        <w:numPr>
+          <w:ilvl w:val="0"/>
+          <w:numId w:val="13"/>
+        </w:numPr>
+        <w:rPr>
+          <w:rFonts w:ascii="Times New Roman" w:hAnsi="Times New Roman" w:cs="Times New Roman"/>
+        </w:rPr>
+      </w:pPr>
+      <w:r>
+        <w:rPr>
+          <w:rFonts w:ascii="Times New Roman" w:hAnsi="Times New Roman" w:cs="Times New Roman"/>
+        </w:rPr>
+        <w:t xml:space="preserve">Rol: </w:t>
+      </w:r>
+      <w:proofErr w:type="spellStart"/>
+      <w:r>
+        <w:rPr>
+          <w:rFonts w:ascii="Times New Roman" w:hAnsi="Times New Roman" w:cs="Times New Roman"/>
+        </w:rPr>
+        <w:t>Monitorizează</w:t>
+      </w:r>
+      <w:proofErr w:type="spellEnd"/>
+      <w:r>
+        <w:rPr>
+          <w:rFonts w:ascii="Times New Roman" w:hAnsi="Times New Roman" w:cs="Times New Roman"/>
+        </w:rPr>
+        <w:t xml:space="preserve"> </w:t>
+      </w:r>
+      <w:proofErr w:type="spellStart"/>
+      <w:r>
+        <w:rPr>
+          <w:rFonts w:ascii="Times New Roman" w:hAnsi="Times New Roman" w:cs="Times New Roman"/>
+        </w:rPr>
+        <w:t>randamentul</w:t>
+      </w:r>
+      <w:proofErr w:type="spellEnd"/>
+      <w:r>
+        <w:rPr>
+          <w:rFonts w:ascii="Times New Roman" w:hAnsi="Times New Roman" w:cs="Times New Roman"/>
+        </w:rPr>
+        <w:t xml:space="preserve"> </w:t>
+      </w:r>
+      <w:proofErr w:type="spellStart"/>
+      <w:r>
+        <w:rPr>
+          <w:rFonts w:ascii="Times New Roman" w:hAnsi="Times New Roman" w:cs="Times New Roman"/>
+        </w:rPr>
+        <w:t>sportiv</w:t>
+      </w:r>
+      <w:proofErr w:type="spellEnd"/>
+      <w:r>
+        <w:rPr>
+          <w:rFonts w:ascii="Times New Roman" w:hAnsi="Times New Roman" w:cs="Times New Roman"/>
+        </w:rPr>
+        <w:t xml:space="preserve"> al </w:t>
+      </w:r>
+      <w:proofErr w:type="spellStart"/>
+      <w:r>
+        <w:rPr>
+          <w:rFonts w:ascii="Times New Roman" w:hAnsi="Times New Roman" w:cs="Times New Roman"/>
+        </w:rPr>
+        <w:t>fiecărui</w:t>
+      </w:r>
+      <w:proofErr w:type="spellEnd"/>
+      <w:r>
+        <w:rPr>
+          <w:rFonts w:ascii="Times New Roman" w:hAnsi="Times New Roman" w:cs="Times New Roman"/>
+        </w:rPr>
+        <w:t xml:space="preserve"> </w:t>
+      </w:r>
+      <w:proofErr w:type="spellStart"/>
+      <w:r>
+        <w:rPr>
+          <w:rFonts w:ascii="Times New Roman" w:hAnsi="Times New Roman" w:cs="Times New Roman"/>
+        </w:rPr>
+        <w:t>jucător</w:t>
+      </w:r>
+      <w:proofErr w:type="spellEnd"/>
+      <w:r>
+        <w:rPr>
+          <w:rFonts w:ascii="Times New Roman" w:hAnsi="Times New Roman" w:cs="Times New Roman"/>
+        </w:rPr>
+        <w:t>.</w:t>
+      </w:r>
+    </w:p>
+    <w:p>
+      <w:pPr>
+        <w:numPr>
+          <w:ilvl w:val="0"/>
+          <w:numId w:val="13"/>
+        </w:numPr>
+        <w:rPr>
+          <w:rFonts w:ascii="Times New Roman" w:hAnsi="Times New Roman" w:cs="Times New Roman"/>
+        </w:rPr>
+      </w:pPr>
+      <w:proofErr w:type="spellStart"/>
+      <w:r>
+        <w:rPr>
+          <w:rFonts w:ascii="Times New Roman" w:hAnsi="Times New Roman" w:cs="Times New Roman"/>
+        </w:rPr>
+        <w:t>Atribute</w:t>
+      </w:r>
+      <w:proofErr w:type="spellEnd"/>
+      <w:r>
+        <w:rPr>
+          <w:rFonts w:ascii="Times New Roman" w:hAnsi="Times New Roman" w:cs="Times New Roman"/>
+        </w:rPr>
+        <w:t xml:space="preserve">: goals, assists, </w:t>
+      </w:r>
+      <w:proofErr w:type="spellStart"/>
+      <w:r>
+        <w:rPr>
+          <w:rFonts w:ascii="Times New Roman" w:hAnsi="Times New Roman" w:cs="Times New Roman"/>
+        </w:rPr>
+        <w:t>clean_sheets</w:t>
+      </w:r>
+      <w:proofErr w:type="spellEnd"/>
+      <w:r>
+        <w:rPr>
+          <w:rFonts w:ascii="Times New Roman" w:hAnsi="Times New Roman" w:cs="Times New Roman"/>
+        </w:rPr>
+        <w:t xml:space="preserve"> (</w:t>
+      </w:r>
+      <w:proofErr w:type="spellStart"/>
+      <w:r>
+        <w:rPr>
+          <w:rFonts w:ascii="Times New Roman" w:hAnsi="Times New Roman" w:cs="Times New Roman"/>
+        </w:rPr>
+        <w:t>meciuri</w:t>
+      </w:r>
+      <w:proofErr w:type="spellEnd"/>
+      <w:r>
+        <w:rPr>
+          <w:rFonts w:ascii="Times New Roman" w:hAnsi="Times New Roman" w:cs="Times New Roman"/>
+        </w:rPr>
+        <w:t xml:space="preserve"> </w:t>
+      </w:r>
+      <w:proofErr w:type="spellStart"/>
+      <w:r>
+        <w:rPr>
+          <w:rFonts w:ascii="Times New Roman" w:hAnsi="Times New Roman" w:cs="Times New Roman"/>
+        </w:rPr>
+        <w:t>fără</w:t>
+      </w:r>
+      <w:proofErr w:type="spellEnd"/>
+      <w:r>
+        <w:rPr>
+          <w:rFonts w:ascii="Times New Roman" w:hAnsi="Times New Roman" w:cs="Times New Roman"/>
+        </w:rPr>
+        <w:t xml:space="preserve"> </w:t>
+      </w:r>
+      <w:proofErr w:type="spellStart"/>
+      <w:r>
+        <w:rPr>
+          <w:rFonts w:ascii="Times New Roman" w:hAnsi="Times New Roman" w:cs="Times New Roman"/>
+        </w:rPr>
+        <w:t>gol</w:t>
+      </w:r>
+      <w:proofErr w:type="spellEnd"/>
+      <w:r>
+        <w:rPr>
+          <w:rFonts w:ascii="Times New Roman" w:hAnsi="Times New Roman" w:cs="Times New Roman"/>
+        </w:rPr>
+        <w:t xml:space="preserve"> </w:t>
+      </w:r>
+      <w:proofErr w:type="spellStart"/>
+      <w:r>
+        <w:rPr>
+          <w:rFonts w:ascii="Times New Roman" w:hAnsi="Times New Roman" w:cs="Times New Roman"/>
+        </w:rPr>
+        <w:t>primit</w:t>
+      </w:r>
+      <w:proofErr w:type="spellEnd"/>
+      <w:r>
+        <w:rPr>
+          <w:rFonts w:ascii="Times New Roman" w:hAnsi="Times New Roman" w:cs="Times New Roman"/>
+        </w:rPr>
+        <w:t xml:space="preserve"> </w:t>
+      </w:r>
+      <w:proofErr w:type="spellStart"/>
+      <w:r>
+        <w:rPr>
+          <w:rFonts w:ascii="Times New Roman" w:hAnsi="Times New Roman" w:cs="Times New Roman"/>
+        </w:rPr>
+        <w:t>pentru</w:t>
+      </w:r>
+      <w:proofErr w:type="spellEnd"/>
+      <w:r>
+        <w:rPr>
+          <w:rFonts w:ascii="Times New Roman" w:hAnsi="Times New Roman" w:cs="Times New Roman"/>
+        </w:rPr>
+        <w:t xml:space="preserve"> </w:t>
+      </w:r>
+      <w:proofErr w:type="spellStart"/>
+      <w:r>
+        <w:rPr>
+          <w:rFonts w:ascii="Times New Roman" w:hAnsi="Times New Roman" w:cs="Times New Roman"/>
+        </w:rPr>
+        <w:t>portari</w:t>
+      </w:r>
+      <w:proofErr w:type="spellEnd"/>
+      <w:r>
+        <w:rPr>
+          <w:rFonts w:ascii="Times New Roman" w:hAnsi="Times New Roman" w:cs="Times New Roman"/>
+        </w:rPr>
+        <w:t xml:space="preserve"> </w:t>
+      </w:r>
+      <w:proofErr w:type="spellStart"/>
+      <w:r>
+        <w:rPr>
+          <w:rFonts w:ascii="Times New Roman" w:hAnsi="Times New Roman" w:cs="Times New Roman"/>
+        </w:rPr>
+        <w:t>sau</w:t>
+      </w:r>
+      <w:proofErr w:type="spellEnd"/>
+      <w:r>
+        <w:rPr>
+          <w:rFonts w:ascii="Times New Roman" w:hAnsi="Times New Roman" w:cs="Times New Roman"/>
+        </w:rPr>
+        <w:t xml:space="preserve"> funda</w:t>
+      </w:r>
+      <w:r>
+        <w:rPr>
+          <w:rFonts w:ascii="Times New Roman" w:hAnsi="Times New Roman" w:cs="Times New Roman"/>
+          <w:lang w:val="ro-RO"/>
+        </w:rPr>
+        <w:t>și</w:t>
+      </w:r>
+      <w:r>
+        <w:rPr>
+          <w:rFonts w:ascii="Times New Roman" w:hAnsi="Times New Roman" w:cs="Times New Roman"/>
+        </w:rPr>
+        <w:t>).</w:t>
+      </w:r>
+    </w:p>
+    <w:p>
+      <w:pPr>
+        <w:rPr>
+          <w:rFonts w:ascii="Times New Roman" w:hAnsi="Times New Roman" w:cs="Times New Roman"/>
+        </w:rPr>
+      </w:pPr>
+      <w:r>
+        <w:rPr>
+          <w:rFonts w:ascii="Times New Roman" w:hAnsi="Times New Roman" w:cs="Times New Roman"/>
+        </w:rPr>
+        <w:t xml:space="preserve"> Staff:</w:t>
+      </w:r>
+    </w:p>
+    <w:p>
+      <w:pPr>
+        <w:numPr>
+          <w:ilvl w:val="0"/>
+          <w:numId w:val="14"/>
+        </w:numPr>
+        <w:rPr>
+          <w:rFonts w:ascii="Times New Roman" w:hAnsi="Times New Roman" w:cs="Times New Roman"/>
+        </w:rPr>
+      </w:pPr>
+      <w:r>
+        <w:rPr>
+          <w:rFonts w:ascii="Times New Roman" w:hAnsi="Times New Roman" w:cs="Times New Roman"/>
+        </w:rPr>
+        <w:t xml:space="preserve">Rol: </w:t>
+      </w:r>
+      <w:proofErr w:type="spellStart"/>
+      <w:r>
+        <w:rPr>
+          <w:rFonts w:ascii="Times New Roman" w:hAnsi="Times New Roman" w:cs="Times New Roman"/>
+        </w:rPr>
+        <w:t>Gestionarea</w:t>
+      </w:r>
+      <w:proofErr w:type="spellEnd"/>
+      <w:r>
+        <w:rPr>
+          <w:rFonts w:ascii="Times New Roman" w:hAnsi="Times New Roman" w:cs="Times New Roman"/>
+        </w:rPr>
+        <w:t xml:space="preserve"> </w:t>
+      </w:r>
+      <w:proofErr w:type="spellStart"/>
+      <w:r>
+        <w:rPr>
+          <w:rFonts w:ascii="Times New Roman" w:hAnsi="Times New Roman" w:cs="Times New Roman"/>
+        </w:rPr>
+        <w:t>antrenorilor</w:t>
+      </w:r>
+      <w:proofErr w:type="spellEnd"/>
+      <w:r>
+        <w:rPr>
+          <w:rFonts w:ascii="Times New Roman" w:hAnsi="Times New Roman" w:cs="Times New Roman"/>
+        </w:rPr>
+        <w:t xml:space="preserve"> </w:t>
+      </w:r>
+      <w:proofErr w:type="spellStart"/>
+      <w:r>
+        <w:rPr>
+          <w:rFonts w:ascii="Times New Roman" w:hAnsi="Times New Roman" w:cs="Times New Roman"/>
+        </w:rPr>
+        <w:t>și</w:t>
+      </w:r>
+      <w:proofErr w:type="spellEnd"/>
+      <w:r>
+        <w:rPr>
+          <w:rFonts w:ascii="Times New Roman" w:hAnsi="Times New Roman" w:cs="Times New Roman"/>
+        </w:rPr>
+        <w:t xml:space="preserve"> a </w:t>
+      </w:r>
+      <w:proofErr w:type="spellStart"/>
+      <w:r>
+        <w:rPr>
+          <w:rFonts w:ascii="Times New Roman" w:hAnsi="Times New Roman" w:cs="Times New Roman"/>
+        </w:rPr>
+        <w:t>personalului</w:t>
+      </w:r>
+      <w:proofErr w:type="spellEnd"/>
+      <w:r>
+        <w:rPr>
+          <w:rFonts w:ascii="Times New Roman" w:hAnsi="Times New Roman" w:cs="Times New Roman"/>
+        </w:rPr>
+        <w:t xml:space="preserve"> </w:t>
+      </w:r>
+      <w:proofErr w:type="spellStart"/>
+      <w:r>
+        <w:rPr>
+          <w:rFonts w:ascii="Times New Roman" w:hAnsi="Times New Roman" w:cs="Times New Roman"/>
+        </w:rPr>
+        <w:t>tehnic</w:t>
+      </w:r>
+      <w:proofErr w:type="spellEnd"/>
+      <w:r>
+        <w:rPr>
+          <w:rFonts w:ascii="Times New Roman" w:hAnsi="Times New Roman" w:cs="Times New Roman"/>
+        </w:rPr>
+        <w:t xml:space="preserve"> al </w:t>
+      </w:r>
+      <w:proofErr w:type="spellStart"/>
+      <w:r>
+        <w:rPr>
+          <w:rFonts w:ascii="Times New Roman" w:hAnsi="Times New Roman" w:cs="Times New Roman"/>
+        </w:rPr>
+        <w:t>fiecărui</w:t>
+      </w:r>
+      <w:proofErr w:type="spellEnd"/>
+      <w:r>
+        <w:rPr>
+          <w:rFonts w:ascii="Times New Roman" w:hAnsi="Times New Roman" w:cs="Times New Roman"/>
+        </w:rPr>
+        <w:t xml:space="preserve"> club.</w:t>
+      </w:r>
+    </w:p>
+    <w:p>
+      <w:pPr>
+        <w:numPr>
+          <w:ilvl w:val="0"/>
+          <w:numId w:val="14"/>
+        </w:numPr>
+        <w:rPr>
+          <w:rFonts w:ascii="Times New Roman" w:hAnsi="Times New Roman" w:cs="Times New Roman"/>
+        </w:rPr>
+      </w:pPr>
+      <w:proofErr w:type="spellStart"/>
+      <w:r>
+        <w:rPr>
+          <w:rFonts w:ascii="Times New Roman" w:hAnsi="Times New Roman" w:cs="Times New Roman"/>
+        </w:rPr>
+        <w:t>Atribute</w:t>
+      </w:r>
+      <w:proofErr w:type="spellEnd"/>
+      <w:r>
+        <w:rPr>
+          <w:rFonts w:ascii="Times New Roman" w:hAnsi="Times New Roman" w:cs="Times New Roman"/>
+        </w:rPr>
+        <w:t xml:space="preserve">: </w:t>
+      </w:r>
+      <w:proofErr w:type="spellStart"/>
+      <w:r>
+        <w:rPr>
+          <w:rFonts w:ascii="Times New Roman" w:hAnsi="Times New Roman" w:cs="Times New Roman"/>
+        </w:rPr>
+        <w:t>staff_id</w:t>
+      </w:r>
+      <w:proofErr w:type="spellEnd"/>
+      <w:r>
+        <w:rPr>
+          <w:rFonts w:ascii="Times New Roman" w:hAnsi="Times New Roman" w:cs="Times New Roman"/>
+        </w:rPr>
+        <w:t xml:space="preserve">, </w:t>
+      </w:r>
+      <w:proofErr w:type="spellStart"/>
+      <w:r>
+        <w:rPr>
+          <w:rFonts w:ascii="Times New Roman" w:hAnsi="Times New Roman" w:cs="Times New Roman"/>
+        </w:rPr>
+        <w:t>coach_name</w:t>
+      </w:r>
+      <w:proofErr w:type="spellEnd"/>
+      <w:r>
+        <w:rPr>
+          <w:rFonts w:ascii="Times New Roman" w:hAnsi="Times New Roman" w:cs="Times New Roman"/>
+        </w:rPr>
+        <w:t>.</w:t>
+      </w:r>
+    </w:p>
+    <w:p>
+      <w:pPr>
+        <w:rPr>
+          <w:rFonts w:ascii="Times New Roman" w:hAnsi="Times New Roman" w:cs="Times New Roman"/>
+        </w:rPr>
+      </w:pPr>
+      <w:r>
+        <w:rPr>
+          <w:rFonts w:ascii="Times New Roman" w:hAnsi="Times New Roman" w:cs="Times New Roman"/>
+        </w:rPr>
+        <w:t xml:space="preserve"> Referee:</w:t>
+      </w:r>
+    </w:p>
+    <w:p>
+      <w:pPr>
+        <w:numPr>
+          <w:ilvl w:val="0"/>
+          <w:numId w:val="15"/>
+        </w:numPr>
+        <w:rPr>
+          <w:rFonts w:ascii="Times New Roman" w:hAnsi="Times New Roman" w:cs="Times New Roman"/>
+        </w:rPr>
+      </w:pPr>
+      <w:r>
+        <w:rPr>
+          <w:rFonts w:ascii="Times New Roman" w:hAnsi="Times New Roman" w:cs="Times New Roman"/>
+        </w:rPr>
+        <w:t xml:space="preserve">Rol: </w:t>
+      </w:r>
+      <w:proofErr w:type="spellStart"/>
+      <w:r>
+        <w:rPr>
+          <w:rFonts w:ascii="Times New Roman" w:hAnsi="Times New Roman" w:cs="Times New Roman"/>
+        </w:rPr>
+        <w:t>Evidența</w:t>
+      </w:r>
+      <w:proofErr w:type="spellEnd"/>
+      <w:r>
+        <w:rPr>
+          <w:rFonts w:ascii="Times New Roman" w:hAnsi="Times New Roman" w:cs="Times New Roman"/>
+        </w:rPr>
+        <w:t xml:space="preserve"> </w:t>
+      </w:r>
+      <w:proofErr w:type="spellStart"/>
+      <w:r>
+        <w:rPr>
+          <w:rFonts w:ascii="Times New Roman" w:hAnsi="Times New Roman" w:cs="Times New Roman"/>
+        </w:rPr>
+        <w:t>arbitrilor</w:t>
+      </w:r>
+      <w:proofErr w:type="spellEnd"/>
+      <w:r>
+        <w:rPr>
+          <w:rFonts w:ascii="Times New Roman" w:hAnsi="Times New Roman" w:cs="Times New Roman"/>
+        </w:rPr>
+        <w:t xml:space="preserve"> </w:t>
+      </w:r>
+      <w:proofErr w:type="spellStart"/>
+      <w:r>
+        <w:rPr>
+          <w:rFonts w:ascii="Times New Roman" w:hAnsi="Times New Roman" w:cs="Times New Roman"/>
+        </w:rPr>
+        <w:t>oficiali</w:t>
+      </w:r>
+      <w:proofErr w:type="spellEnd"/>
+      <w:r>
+        <w:rPr>
+          <w:rFonts w:ascii="Times New Roman" w:hAnsi="Times New Roman" w:cs="Times New Roman"/>
+        </w:rPr>
+        <w:t xml:space="preserve"> </w:t>
+      </w:r>
+      <w:r>
+        <w:rPr>
+          <w:rFonts w:ascii="Times New Roman" w:hAnsi="Times New Roman" w:cs="Times New Roman"/>
+        </w:rPr>
+        <w:t xml:space="preserve">care </w:t>
+      </w:r>
+      <w:proofErr w:type="spellStart"/>
+      <w:r>
+        <w:rPr>
+          <w:rFonts w:ascii="Times New Roman" w:hAnsi="Times New Roman" w:cs="Times New Roman"/>
+        </w:rPr>
+        <w:t>prestează</w:t>
+      </w:r>
+      <w:proofErr w:type="spellEnd"/>
+      <w:r>
+        <w:rPr>
+          <w:rFonts w:ascii="Times New Roman" w:hAnsi="Times New Roman" w:cs="Times New Roman"/>
+        </w:rPr>
+        <w:t xml:space="preserve"> </w:t>
+      </w:r>
+      <w:proofErr w:type="spellStart"/>
+      <w:r>
+        <w:rPr>
+          <w:rFonts w:ascii="Times New Roman" w:hAnsi="Times New Roman" w:cs="Times New Roman"/>
+        </w:rPr>
+        <w:t>pentru</w:t>
+      </w:r>
+      <w:proofErr w:type="spellEnd"/>
+      <w:r>
+        <w:rPr>
+          <w:rFonts w:ascii="Times New Roman" w:hAnsi="Times New Roman" w:cs="Times New Roman"/>
+        </w:rPr>
+        <w:t xml:space="preserve"> </w:t>
+      </w:r>
+      <w:proofErr w:type="spellStart"/>
+      <w:r>
+        <w:rPr>
+          <w:rFonts w:ascii="Times New Roman" w:hAnsi="Times New Roman" w:cs="Times New Roman"/>
+        </w:rPr>
+        <w:t>campionat</w:t>
+      </w:r>
+      <w:proofErr w:type="spellEnd"/>
+      <w:r>
+        <w:rPr>
+          <w:rFonts w:ascii="Times New Roman" w:hAnsi="Times New Roman" w:cs="Times New Roman"/>
+        </w:rPr>
+        <w:t>.</w:t>
+      </w:r>
+    </w:p>
+    <w:p>
+      <w:pPr>
+        <w:numPr>
+          <w:ilvl w:val="0"/>
+          <w:numId w:val="15"/>
+        </w:numPr>
+        <w:rPr>
+          <w:rFonts w:ascii="Times New Roman" w:hAnsi="Times New Roman" w:cs="Times New Roman"/>
+        </w:rPr>
+      </w:pPr>
+      <w:proofErr w:type="spellStart"/>
+      <w:r>
+        <w:rPr>
+          <w:rFonts w:ascii="Times New Roman" w:hAnsi="Times New Roman" w:cs="Times New Roman"/>
+        </w:rPr>
+        <w:t>Atribute</w:t>
+      </w:r>
+      <w:proofErr w:type="spellEnd"/>
+      <w:r>
+        <w:rPr>
+          <w:rFonts w:ascii="Times New Roman" w:hAnsi="Times New Roman" w:cs="Times New Roman"/>
+        </w:rPr>
+        <w:t xml:space="preserve">: </w:t>
+      </w:r>
+      <w:proofErr w:type="spellStart"/>
+      <w:r>
+        <w:rPr>
+          <w:rFonts w:ascii="Times New Roman" w:hAnsi="Times New Roman" w:cs="Times New Roman"/>
+        </w:rPr>
+        <w:t>ref_id</w:t>
+      </w:r>
+      <w:proofErr w:type="spellEnd"/>
+      <w:r>
+        <w:rPr>
+          <w:rFonts w:ascii="Times New Roman" w:hAnsi="Times New Roman" w:cs="Times New Roman"/>
+        </w:rPr>
+        <w:t xml:space="preserve">, </w:t>
+      </w:r>
+      <w:proofErr w:type="spellStart"/>
+      <w:r>
+        <w:rPr>
+          <w:rFonts w:ascii="Times New Roman" w:hAnsi="Times New Roman" w:cs="Times New Roman"/>
+        </w:rPr>
+        <w:t>ref_nam</w:t>
+      </w:r>
+      <w:r>
+        <w:rPr>
+          <w:rFonts w:ascii="Times New Roman" w:hAnsi="Times New Roman" w:cs="Times New Roman"/>
+        </w:rPr>
+        <w:t>e</w:t>
+      </w:r>
+      <w:proofErr w:type="spellEnd"/>
+      <w:r>
+        <w:rPr>
+          <w:rFonts w:ascii="Times New Roman" w:hAnsi="Times New Roman" w:cs="Times New Roman"/>
+        </w:rPr>
+        <w:t xml:space="preserve">, </w:t>
+      </w:r>
+      <w:proofErr w:type="spellStart"/>
+      <w:r>
+        <w:rPr>
+          <w:rFonts w:ascii="Times New Roman" w:hAnsi="Times New Roman" w:cs="Times New Roman"/>
+        </w:rPr>
+        <w:t>officiated_matches</w:t>
+      </w:r>
+      <w:proofErr w:type="spellEnd"/>
+      <w:r>
+        <w:rPr>
+          <w:rFonts w:ascii="Times New Roman" w:hAnsi="Times New Roman" w:cs="Times New Roman"/>
+        </w:rPr>
+        <w:t>.</w:t>
+      </w:r>
+    </w:p>
+    <w:p>
+      <w:pPr>
         <w:rPr>
           <w:rFonts w:ascii="Times New Roman" w:hAnsi="Times New Roman" w:cs="Times New Roman"/>
           <w:b/>
           <w:bCs/>
           <w:sz w:val="28"/>
           <w:szCs w:val="28"/>
-        </w:rPr>
-        <w:t xml:space="preserve"> </w:t>
-      </w:r>
-      <w:proofErr w:type="gramStart"/>
-      <w:r>
-        <w:rPr>
-          <w:rFonts w:ascii="Times New Roman" w:hAnsi="Times New Roman" w:cs="Times New Roman"/>
-          <w:b/>
-          <w:bCs/>
-          <w:sz w:val="28"/>
-          <w:szCs w:val="28"/>
-        </w:rPr>
-        <w:t>a</w:t>
-      </w:r>
-      <w:proofErr w:type="gramEnd"/>
-      <w:r>
-        <w:rPr>
-          <w:rFonts w:ascii="Times New Roman" w:hAnsi="Times New Roman" w:cs="Times New Roman"/>
-          <w:b/>
-          <w:bCs/>
-          <w:sz w:val="28"/>
-          <w:szCs w:val="28"/>
-        </w:rPr>
-        <w:t xml:space="preserve"> </w:t>
-      </w:r>
-      <w:proofErr w:type="spellStart"/>
-      <w:r>
-        <w:rPr>
-          <w:rFonts w:ascii="Times New Roman" w:hAnsi="Times New Roman" w:cs="Times New Roman"/>
-          <w:b/>
-          <w:bCs/>
-          <w:sz w:val="28"/>
-          <w:szCs w:val="28"/>
-        </w:rPr>
-        <w:t>atributelor</w:t>
-      </w:r>
-      <w:proofErr w:type="spellEnd"/>
-    </w:p>
-    <w:p>
-      <w:pPr>
-        <w:rPr>
-          <w:rFonts w:ascii="Times New Roman" w:hAnsi="Times New Roman" w:cs="Times New Roman"/>
-        </w:rPr>
-      </w:pPr>
-      <w:proofErr w:type="gramStart"/>
-      <w:r>
-        <w:rPr>
-          <w:rFonts w:ascii="Times New Roman" w:hAnsi="Times New Roman" w:cs="Times New Roman"/>
-        </w:rPr>
-        <w:t>  Championship</w:t>
-      </w:r>
-      <w:proofErr w:type="gramEnd"/>
-      <w:r>
-        <w:rPr>
-          <w:rFonts w:ascii="Times New Roman" w:hAnsi="Times New Roman" w:cs="Times New Roman"/>
-        </w:rPr>
-        <w:t>:</w:t>
-      </w:r>
-    </w:p>
-    <w:p>
-      <w:pPr>
-        <w:numPr>
-          <w:ilvl w:val="0"/>
-          <w:numId w:val="6"/>
-        </w:numPr>
-        <w:rPr>
-          <w:rFonts w:ascii="Times New Roman" w:hAnsi="Times New Roman" w:cs="Times New Roman"/>
-        </w:rPr>
-      </w:pPr>
-      <w:r>
-        <w:rPr>
-          <w:rFonts w:ascii="Times New Roman" w:hAnsi="Times New Roman" w:cs="Times New Roman"/>
-        </w:rPr>
-        <w:t xml:space="preserve">Rol: </w:t>
-      </w:r>
-      <w:proofErr w:type="spellStart"/>
-      <w:r>
-        <w:rPr>
-          <w:rFonts w:ascii="Times New Roman" w:hAnsi="Times New Roman" w:cs="Times New Roman"/>
-        </w:rPr>
-        <w:t>Reprezintă</w:t>
-      </w:r>
-      <w:proofErr w:type="spellEnd"/>
-      <w:r>
-        <w:rPr>
-          <w:rFonts w:ascii="Times New Roman" w:hAnsi="Times New Roman" w:cs="Times New Roman"/>
-        </w:rPr>
-        <w:t xml:space="preserve"> </w:t>
-      </w:r>
-      <w:proofErr w:type="spellStart"/>
-      <w:r>
-        <w:rPr>
-          <w:rFonts w:ascii="Times New Roman" w:hAnsi="Times New Roman" w:cs="Times New Roman"/>
-        </w:rPr>
-        <w:t>entitatea</w:t>
-      </w:r>
-      <w:proofErr w:type="spellEnd"/>
-      <w:r>
-        <w:rPr>
-          <w:rFonts w:ascii="Times New Roman" w:hAnsi="Times New Roman" w:cs="Times New Roman"/>
-        </w:rPr>
-        <w:t xml:space="preserve"> </w:t>
-      </w:r>
-      <w:proofErr w:type="spellStart"/>
-      <w:r>
-        <w:rPr>
-          <w:rFonts w:ascii="Times New Roman" w:hAnsi="Times New Roman" w:cs="Times New Roman"/>
-        </w:rPr>
-        <w:t>principală</w:t>
-      </w:r>
-      <w:proofErr w:type="spellEnd"/>
-      <w:r>
-        <w:rPr>
-          <w:rFonts w:ascii="Times New Roman" w:hAnsi="Times New Roman" w:cs="Times New Roman"/>
-        </w:rPr>
-        <w:t xml:space="preserve"> a </w:t>
-      </w:r>
-      <w:proofErr w:type="spellStart"/>
-      <w:r>
-        <w:rPr>
-          <w:rFonts w:ascii="Times New Roman" w:hAnsi="Times New Roman" w:cs="Times New Roman"/>
-        </w:rPr>
-        <w:t>competiției</w:t>
-      </w:r>
-      <w:proofErr w:type="spellEnd"/>
-      <w:r>
-        <w:rPr>
-          <w:rFonts w:ascii="Times New Roman" w:hAnsi="Times New Roman" w:cs="Times New Roman"/>
-        </w:rPr>
-        <w:t xml:space="preserve">, </w:t>
-      </w:r>
-      <w:proofErr w:type="spellStart"/>
-      <w:r>
-        <w:rPr>
-          <w:rFonts w:ascii="Times New Roman" w:hAnsi="Times New Roman" w:cs="Times New Roman"/>
-        </w:rPr>
-        <w:t>adică</w:t>
-      </w:r>
-      <w:proofErr w:type="spellEnd"/>
-      <w:r>
-        <w:rPr>
-          <w:rFonts w:ascii="Times New Roman" w:hAnsi="Times New Roman" w:cs="Times New Roman"/>
-        </w:rPr>
-        <w:t xml:space="preserve"> Premier League.</w:t>
-      </w:r>
-    </w:p>
-    <w:p>
-      <w:pPr>
-        <w:numPr>
-          <w:ilvl w:val="0"/>
-          <w:numId w:val="6"/>
-        </w:numPr>
-        <w:rPr>
-          <w:rFonts w:ascii="Times New Roman" w:hAnsi="Times New Roman" w:cs="Times New Roman"/>
-        </w:rPr>
-      </w:pPr>
-      <w:proofErr w:type="spellStart"/>
-      <w:r>
-        <w:rPr>
-          <w:rFonts w:ascii="Times New Roman" w:hAnsi="Times New Roman" w:cs="Times New Roman"/>
-        </w:rPr>
-        <w:t>Atribute</w:t>
-      </w:r>
-      <w:proofErr w:type="spellEnd"/>
-      <w:r>
-        <w:rPr>
-          <w:rFonts w:ascii="Times New Roman" w:hAnsi="Times New Roman" w:cs="Times New Roman"/>
-        </w:rPr>
-        <w:t xml:space="preserve">: </w:t>
-      </w:r>
-      <w:proofErr w:type="spellStart"/>
-      <w:r>
-        <w:rPr>
-          <w:rFonts w:ascii="Times New Roman" w:hAnsi="Times New Roman" w:cs="Times New Roman"/>
-        </w:rPr>
-        <w:t>championship_id</w:t>
-      </w:r>
-      <w:proofErr w:type="spellEnd"/>
-      <w:r>
-        <w:rPr>
-          <w:rFonts w:ascii="Times New Roman" w:hAnsi="Times New Roman" w:cs="Times New Roman"/>
-        </w:rPr>
-        <w:t>, country, teams, field, awards.</w:t>
-      </w:r>
-    </w:p>
-    <w:p>
-      <w:pPr>
-        <w:numPr>
-          <w:ilvl w:val="0"/>
-          <w:numId w:val="6"/>
-        </w:numPr>
-        <w:rPr>
-          <w:rFonts w:ascii="Times New Roman" w:hAnsi="Times New Roman" w:cs="Times New Roman"/>
-        </w:rPr>
-      </w:pPr>
-      <w:proofErr w:type="spellStart"/>
-      <w:r>
-        <w:rPr>
-          <w:rFonts w:ascii="Times New Roman" w:hAnsi="Times New Roman" w:cs="Times New Roman"/>
-        </w:rPr>
-        <w:t>Relații</w:t>
-      </w:r>
-      <w:proofErr w:type="spellEnd"/>
-      <w:r>
-        <w:rPr>
-          <w:rFonts w:ascii="Times New Roman" w:hAnsi="Times New Roman" w:cs="Times New Roman"/>
-        </w:rPr>
-        <w:t xml:space="preserve">: </w:t>
-      </w:r>
-      <w:proofErr w:type="spellStart"/>
-      <w:r>
-        <w:rPr>
-          <w:rFonts w:ascii="Times New Roman" w:hAnsi="Times New Roman" w:cs="Times New Roman"/>
-        </w:rPr>
-        <w:t>Grupează</w:t>
-      </w:r>
-      <w:proofErr w:type="spellEnd"/>
-      <w:r>
-        <w:rPr>
-          <w:rFonts w:ascii="Times New Roman" w:hAnsi="Times New Roman" w:cs="Times New Roman"/>
-        </w:rPr>
-        <w:t xml:space="preserve"> minim 20 de </w:t>
-      </w:r>
-      <w:proofErr w:type="spellStart"/>
-      <w:r>
-        <w:rPr>
-          <w:rFonts w:ascii="Times New Roman" w:hAnsi="Times New Roman" w:cs="Times New Roman"/>
-        </w:rPr>
-        <w:t>echipe</w:t>
-      </w:r>
-      <w:proofErr w:type="spellEnd"/>
-      <w:r>
-        <w:rPr>
-          <w:rFonts w:ascii="Times New Roman" w:hAnsi="Times New Roman" w:cs="Times New Roman"/>
-        </w:rPr>
-        <w:t xml:space="preserve"> </w:t>
-      </w:r>
-      <w:proofErr w:type="spellStart"/>
-      <w:r>
-        <w:rPr>
-          <w:rFonts w:ascii="Times New Roman" w:hAnsi="Times New Roman" w:cs="Times New Roman"/>
-        </w:rPr>
-        <w:t>și</w:t>
-      </w:r>
-      <w:proofErr w:type="spellEnd"/>
-      <w:r>
-        <w:rPr>
-          <w:rFonts w:ascii="Times New Roman" w:hAnsi="Times New Roman" w:cs="Times New Roman"/>
-        </w:rPr>
-        <w:t xml:space="preserve"> </w:t>
-      </w:r>
-      <w:proofErr w:type="spellStart"/>
-      <w:r>
-        <w:rPr>
-          <w:rFonts w:ascii="Times New Roman" w:hAnsi="Times New Roman" w:cs="Times New Roman"/>
-        </w:rPr>
-        <w:t>corpul</w:t>
-      </w:r>
-      <w:proofErr w:type="spellEnd"/>
-      <w:r>
-        <w:rPr>
-          <w:rFonts w:ascii="Times New Roman" w:hAnsi="Times New Roman" w:cs="Times New Roman"/>
-        </w:rPr>
-        <w:t xml:space="preserve"> de </w:t>
-      </w:r>
-      <w:proofErr w:type="spellStart"/>
-      <w:r>
-        <w:rPr>
-          <w:rFonts w:ascii="Times New Roman" w:hAnsi="Times New Roman" w:cs="Times New Roman"/>
-        </w:rPr>
-        <w:t>arbitri</w:t>
-      </w:r>
-      <w:proofErr w:type="spellEnd"/>
-      <w:r>
-        <w:rPr>
-          <w:rFonts w:ascii="Times New Roman" w:hAnsi="Times New Roman" w:cs="Times New Roman"/>
-        </w:rPr>
-        <w:t>.</w:t>
-      </w:r>
-    </w:p>
-    <w:p>
-      <w:pPr>
-        <w:rPr>
-          <w:rFonts w:ascii="Times New Roman" w:hAnsi="Times New Roman" w:cs="Times New Roman"/>
-        </w:rPr>
-      </w:pPr>
-      <w:proofErr w:type="gramStart"/>
-      <w:r>
-        <w:rPr>
-          <w:rFonts w:ascii="Times New Roman" w:hAnsi="Times New Roman" w:cs="Times New Roman"/>
-        </w:rPr>
-        <w:t>  Team</w:t>
-      </w:r>
-      <w:proofErr w:type="gramEnd"/>
-      <w:r>
-        <w:rPr>
-          <w:rFonts w:ascii="Times New Roman" w:hAnsi="Times New Roman" w:cs="Times New Roman"/>
-        </w:rPr>
-        <w:t>:</w:t>
-      </w:r>
-    </w:p>
-    <w:p>
-      <w:pPr>
-        <w:numPr>
-          <w:ilvl w:val="0"/>
-          <w:numId w:val="7"/>
-        </w:numPr>
-        <w:rPr>
-          <w:rFonts w:ascii="Times New Roman" w:hAnsi="Times New Roman" w:cs="Times New Roman"/>
-        </w:rPr>
-      </w:pPr>
-      <w:r>
-        <w:rPr>
-          <w:rFonts w:ascii="Times New Roman" w:hAnsi="Times New Roman" w:cs="Times New Roman"/>
-        </w:rPr>
-        <w:t xml:space="preserve">Rol: </w:t>
-      </w:r>
-      <w:proofErr w:type="spellStart"/>
-      <w:r>
-        <w:rPr>
-          <w:rFonts w:ascii="Times New Roman" w:hAnsi="Times New Roman" w:cs="Times New Roman"/>
-        </w:rPr>
-        <w:t>Stochează</w:t>
-      </w:r>
-      <w:proofErr w:type="spellEnd"/>
-      <w:r>
-        <w:rPr>
-          <w:rFonts w:ascii="Times New Roman" w:hAnsi="Times New Roman" w:cs="Times New Roman"/>
-        </w:rPr>
-        <w:t xml:space="preserve"> </w:t>
-      </w:r>
-      <w:proofErr w:type="spellStart"/>
-      <w:r>
-        <w:rPr>
-          <w:rFonts w:ascii="Times New Roman" w:hAnsi="Times New Roman" w:cs="Times New Roman"/>
-        </w:rPr>
-        <w:t>datele</w:t>
-      </w:r>
-      <w:proofErr w:type="spellEnd"/>
-      <w:r>
-        <w:rPr>
-          <w:rFonts w:ascii="Times New Roman" w:hAnsi="Times New Roman" w:cs="Times New Roman"/>
-        </w:rPr>
-        <w:t xml:space="preserve"> </w:t>
-      </w:r>
-      <w:proofErr w:type="spellStart"/>
-      <w:r>
-        <w:rPr>
-          <w:rFonts w:ascii="Times New Roman" w:hAnsi="Times New Roman" w:cs="Times New Roman"/>
-        </w:rPr>
-        <w:t>cluburilor</w:t>
-      </w:r>
-      <w:proofErr w:type="spellEnd"/>
-      <w:r>
-        <w:rPr>
-          <w:rFonts w:ascii="Times New Roman" w:hAnsi="Times New Roman" w:cs="Times New Roman"/>
-        </w:rPr>
-        <w:t xml:space="preserve"> de </w:t>
-      </w:r>
-      <w:proofErr w:type="spellStart"/>
-      <w:r>
-        <w:rPr>
-          <w:rFonts w:ascii="Times New Roman" w:hAnsi="Times New Roman" w:cs="Times New Roman"/>
-        </w:rPr>
-        <w:t>fotbal</w:t>
-      </w:r>
-      <w:proofErr w:type="spellEnd"/>
-      <w:r>
-        <w:rPr>
-          <w:rFonts w:ascii="Times New Roman" w:hAnsi="Times New Roman" w:cs="Times New Roman"/>
-        </w:rPr>
-        <w:t xml:space="preserve"> din </w:t>
-      </w:r>
-      <w:proofErr w:type="spellStart"/>
-      <w:r>
-        <w:rPr>
-          <w:rFonts w:ascii="Times New Roman" w:hAnsi="Times New Roman" w:cs="Times New Roman"/>
-        </w:rPr>
-        <w:t>campionat</w:t>
-      </w:r>
-      <w:proofErr w:type="spellEnd"/>
-      <w:r>
-        <w:rPr>
-          <w:rFonts w:ascii="Times New Roman" w:hAnsi="Times New Roman" w:cs="Times New Roman"/>
-        </w:rPr>
-        <w:t>.</w:t>
-      </w:r>
-    </w:p>
-    <w:p>
-      <w:pPr>
-        <w:numPr>
-          <w:ilvl w:val="0"/>
-          <w:numId w:val="7"/>
-        </w:numPr>
-        <w:rPr>
-          <w:rFonts w:ascii="Times New Roman" w:hAnsi="Times New Roman" w:cs="Times New Roman"/>
-        </w:rPr>
-      </w:pPr>
-      <w:proofErr w:type="spellStart"/>
-      <w:r>
-        <w:rPr>
-          <w:rFonts w:ascii="Times New Roman" w:hAnsi="Times New Roman" w:cs="Times New Roman"/>
-        </w:rPr>
-        <w:t>Atribute</w:t>
-      </w:r>
-      <w:proofErr w:type="spellEnd"/>
-      <w:r>
-        <w:rPr>
-          <w:rFonts w:ascii="Times New Roman" w:hAnsi="Times New Roman" w:cs="Times New Roman"/>
-        </w:rPr>
-        <w:t xml:space="preserve">: </w:t>
-      </w:r>
-      <w:proofErr w:type="spellStart"/>
-      <w:r>
-        <w:rPr>
-          <w:rFonts w:ascii="Times New Roman" w:hAnsi="Times New Roman" w:cs="Times New Roman"/>
-        </w:rPr>
-        <w:t>team_id</w:t>
-      </w:r>
-      <w:proofErr w:type="spellEnd"/>
-      <w:r>
-        <w:rPr>
-          <w:rFonts w:ascii="Times New Roman" w:hAnsi="Times New Roman" w:cs="Times New Roman"/>
-        </w:rPr>
-        <w:t xml:space="preserve">, </w:t>
-      </w:r>
-      <w:proofErr w:type="spellStart"/>
-      <w:r>
-        <w:rPr>
-          <w:rFonts w:ascii="Times New Roman" w:hAnsi="Times New Roman" w:cs="Times New Roman"/>
-        </w:rPr>
-        <w:t>team_name</w:t>
-      </w:r>
-      <w:proofErr w:type="spellEnd"/>
-      <w:r>
-        <w:rPr>
-          <w:rFonts w:ascii="Times New Roman" w:hAnsi="Times New Roman" w:cs="Times New Roman"/>
-        </w:rPr>
-        <w:t xml:space="preserve">, points, </w:t>
-      </w:r>
-      <w:proofErr w:type="gramStart"/>
-      <w:r>
-        <w:rPr>
-          <w:rFonts w:ascii="Times New Roman" w:hAnsi="Times New Roman" w:cs="Times New Roman"/>
-        </w:rPr>
-        <w:t>players ,</w:t>
-      </w:r>
-      <w:proofErr w:type="gramEnd"/>
-      <w:r>
-        <w:rPr>
-          <w:rFonts w:ascii="Times New Roman" w:hAnsi="Times New Roman" w:cs="Times New Roman"/>
-        </w:rPr>
-        <w:t xml:space="preserve"> position, </w:t>
-      </w:r>
-      <w:proofErr w:type="spellStart"/>
-      <w:r>
-        <w:rPr>
-          <w:rFonts w:ascii="Times New Roman" w:hAnsi="Times New Roman" w:cs="Times New Roman"/>
-        </w:rPr>
-        <w:t>stadium_id</w:t>
-      </w:r>
-      <w:proofErr w:type="spellEnd"/>
-      <w:r>
-        <w:rPr>
-          <w:rFonts w:ascii="Times New Roman" w:hAnsi="Times New Roman" w:cs="Times New Roman"/>
-        </w:rPr>
-        <w:t>, rating.</w:t>
-      </w:r>
-    </w:p>
-    <w:p>
-      <w:pPr>
-        <w:numPr>
-          <w:ilvl w:val="0"/>
-          <w:numId w:val="7"/>
-        </w:numPr>
-        <w:rPr>
-          <w:rFonts w:ascii="Times New Roman" w:hAnsi="Times New Roman" w:cs="Times New Roman"/>
-        </w:rPr>
-      </w:pPr>
-      <w:proofErr w:type="spellStart"/>
-      <w:r>
-        <w:rPr>
-          <w:rFonts w:ascii="Times New Roman" w:hAnsi="Times New Roman" w:cs="Times New Roman"/>
-        </w:rPr>
-        <w:t>Relații</w:t>
-      </w:r>
-      <w:proofErr w:type="spellEnd"/>
-      <w:r>
-        <w:rPr>
-          <w:rFonts w:ascii="Times New Roman" w:hAnsi="Times New Roman" w:cs="Times New Roman"/>
-        </w:rPr>
-        <w:t xml:space="preserve">: </w:t>
-      </w:r>
-      <w:proofErr w:type="spellStart"/>
-      <w:r>
-        <w:rPr>
-          <w:rFonts w:ascii="Times New Roman" w:hAnsi="Times New Roman" w:cs="Times New Roman"/>
-        </w:rPr>
-        <w:t>Aparține</w:t>
-      </w:r>
-      <w:proofErr w:type="spellEnd"/>
-      <w:r>
-        <w:rPr>
-          <w:rFonts w:ascii="Times New Roman" w:hAnsi="Times New Roman" w:cs="Times New Roman"/>
-        </w:rPr>
-        <w:t xml:space="preserve"> de Championship, </w:t>
-      </w:r>
-      <w:proofErr w:type="spellStart"/>
-      <w:r>
-        <w:rPr>
-          <w:rFonts w:ascii="Times New Roman" w:hAnsi="Times New Roman" w:cs="Times New Roman"/>
-        </w:rPr>
-        <w:t>este</w:t>
-      </w:r>
-      <w:proofErr w:type="spellEnd"/>
-      <w:r>
-        <w:rPr>
-          <w:rFonts w:ascii="Times New Roman" w:hAnsi="Times New Roman" w:cs="Times New Roman"/>
-        </w:rPr>
-        <w:t xml:space="preserve"> </w:t>
-      </w:r>
-      <w:proofErr w:type="spellStart"/>
-      <w:r>
-        <w:rPr>
-          <w:rFonts w:ascii="Times New Roman" w:hAnsi="Times New Roman" w:cs="Times New Roman"/>
-        </w:rPr>
-        <w:t>legată</w:t>
-      </w:r>
-      <w:proofErr w:type="spellEnd"/>
-      <w:r>
-        <w:rPr>
-          <w:rFonts w:ascii="Times New Roman" w:hAnsi="Times New Roman" w:cs="Times New Roman"/>
-        </w:rPr>
-        <w:t xml:space="preserve"> de </w:t>
-      </w:r>
-      <w:proofErr w:type="gramStart"/>
-      <w:r>
-        <w:rPr>
-          <w:rFonts w:ascii="Times New Roman" w:hAnsi="Times New Roman" w:cs="Times New Roman"/>
-        </w:rPr>
-        <w:t>un Season</w:t>
-      </w:r>
-      <w:proofErr w:type="gramEnd"/>
-      <w:r>
-        <w:rPr>
-          <w:rFonts w:ascii="Times New Roman" w:hAnsi="Times New Roman" w:cs="Times New Roman"/>
-        </w:rPr>
-        <w:t xml:space="preserve">, </w:t>
-      </w:r>
-      <w:proofErr w:type="gramStart"/>
-      <w:r>
-        <w:rPr>
-          <w:rFonts w:ascii="Times New Roman" w:hAnsi="Times New Roman" w:cs="Times New Roman"/>
-        </w:rPr>
-        <w:t>un Stadium</w:t>
-      </w:r>
-      <w:proofErr w:type="gramEnd"/>
-      <w:r>
-        <w:rPr>
-          <w:rFonts w:ascii="Times New Roman" w:hAnsi="Times New Roman" w:cs="Times New Roman"/>
-        </w:rPr>
-        <w:t xml:space="preserve">, </w:t>
-      </w:r>
-      <w:proofErr w:type="spellStart"/>
-      <w:r>
-        <w:rPr>
-          <w:rFonts w:ascii="Times New Roman" w:hAnsi="Times New Roman" w:cs="Times New Roman"/>
-        </w:rPr>
-        <w:t>lotul</w:t>
-      </w:r>
-      <w:proofErr w:type="spellEnd"/>
-      <w:r>
-        <w:rPr>
-          <w:rFonts w:ascii="Times New Roman" w:hAnsi="Times New Roman" w:cs="Times New Roman"/>
-        </w:rPr>
-        <w:t xml:space="preserve"> de </w:t>
-      </w:r>
-      <w:proofErr w:type="spellStart"/>
-      <w:r>
-        <w:rPr>
-          <w:rFonts w:ascii="Times New Roman" w:hAnsi="Times New Roman" w:cs="Times New Roman"/>
-        </w:rPr>
-        <w:t>jucători</w:t>
-      </w:r>
-      <w:proofErr w:type="spellEnd"/>
-      <w:r>
-        <w:rPr>
-          <w:rFonts w:ascii="Times New Roman" w:hAnsi="Times New Roman" w:cs="Times New Roman"/>
-        </w:rPr>
-        <w:t xml:space="preserve">, </w:t>
-      </w:r>
-      <w:proofErr w:type="spellStart"/>
-      <w:r>
-        <w:rPr>
-          <w:rFonts w:ascii="Times New Roman" w:hAnsi="Times New Roman" w:cs="Times New Roman"/>
-        </w:rPr>
-        <w:t>colectivul</w:t>
-      </w:r>
-      <w:proofErr w:type="spellEnd"/>
-      <w:r>
-        <w:rPr>
-          <w:rFonts w:ascii="Times New Roman" w:hAnsi="Times New Roman" w:cs="Times New Roman"/>
-        </w:rPr>
-        <w:t xml:space="preserve"> </w:t>
-      </w:r>
-      <w:proofErr w:type="spellStart"/>
-      <w:r>
-        <w:rPr>
-          <w:rFonts w:ascii="Times New Roman" w:hAnsi="Times New Roman" w:cs="Times New Roman"/>
-        </w:rPr>
-        <w:t>tehnic</w:t>
-      </w:r>
-      <w:proofErr w:type="spellEnd"/>
-      <w:r>
-        <w:rPr>
-          <w:rFonts w:ascii="Times New Roman" w:hAnsi="Times New Roman" w:cs="Times New Roman"/>
-        </w:rPr>
-        <w:t xml:space="preserve"> </w:t>
-      </w:r>
-      <w:proofErr w:type="spellStart"/>
-      <w:r>
-        <w:rPr>
-          <w:rFonts w:ascii="Times New Roman" w:hAnsi="Times New Roman" w:cs="Times New Roman"/>
-        </w:rPr>
-        <w:t>și</w:t>
-      </w:r>
-      <w:proofErr w:type="spellEnd"/>
-      <w:r>
-        <w:rPr>
-          <w:rFonts w:ascii="Times New Roman" w:hAnsi="Times New Roman" w:cs="Times New Roman"/>
-        </w:rPr>
-        <w:t xml:space="preserve"> </w:t>
-      </w:r>
-      <w:proofErr w:type="spellStart"/>
-      <w:r>
-        <w:rPr>
-          <w:rFonts w:ascii="Times New Roman" w:hAnsi="Times New Roman" w:cs="Times New Roman"/>
-        </w:rPr>
-        <w:t>meciurile</w:t>
-      </w:r>
-      <w:proofErr w:type="spellEnd"/>
-      <w:r>
-        <w:rPr>
-          <w:rFonts w:ascii="Times New Roman" w:hAnsi="Times New Roman" w:cs="Times New Roman"/>
-        </w:rPr>
-        <w:t xml:space="preserve"> </w:t>
-      </w:r>
-      <w:proofErr w:type="spellStart"/>
-      <w:r>
-        <w:rPr>
-          <w:rFonts w:ascii="Times New Roman" w:hAnsi="Times New Roman" w:cs="Times New Roman"/>
-        </w:rPr>
-        <w:t>programate</w:t>
-      </w:r>
-      <w:proofErr w:type="spellEnd"/>
-      <w:r>
-        <w:rPr>
-          <w:rFonts w:ascii="Times New Roman" w:hAnsi="Times New Roman" w:cs="Times New Roman"/>
-        </w:rPr>
-        <w:t>.</w:t>
-      </w:r>
-    </w:p>
-    <w:p>
-      <w:pPr>
-        <w:rPr>
-          <w:rFonts w:ascii="Times New Roman" w:hAnsi="Times New Roman" w:cs="Times New Roman"/>
-        </w:rPr>
-      </w:pPr>
-      <w:proofErr w:type="gramStart"/>
-      <w:r>
-        <w:rPr>
-          <w:rFonts w:ascii="Times New Roman" w:hAnsi="Times New Roman" w:cs="Times New Roman"/>
-        </w:rPr>
-        <w:t>  Season</w:t>
-      </w:r>
-      <w:proofErr w:type="gramEnd"/>
-      <w:r>
-        <w:rPr>
-          <w:rFonts w:ascii="Times New Roman" w:hAnsi="Times New Roman" w:cs="Times New Roman"/>
-        </w:rPr>
-        <w:t>:</w:t>
-      </w:r>
-    </w:p>
-    <w:p>
-      <w:pPr>
-        <w:numPr>
-          <w:ilvl w:val="0"/>
-          <w:numId w:val="8"/>
-        </w:numPr>
-        <w:rPr>
-          <w:rFonts w:ascii="Times New Roman" w:hAnsi="Times New Roman" w:cs="Times New Roman"/>
-        </w:rPr>
-      </w:pPr>
-      <w:r>
-        <w:rPr>
-          <w:rFonts w:ascii="Times New Roman" w:hAnsi="Times New Roman" w:cs="Times New Roman"/>
-        </w:rPr>
-        <w:t xml:space="preserve">Rol: </w:t>
-      </w:r>
-      <w:proofErr w:type="spellStart"/>
-      <w:r>
-        <w:rPr>
-          <w:rFonts w:ascii="Times New Roman" w:hAnsi="Times New Roman" w:cs="Times New Roman"/>
-        </w:rPr>
-        <w:t>Definește</w:t>
-      </w:r>
-      <w:proofErr w:type="spellEnd"/>
-      <w:r>
-        <w:rPr>
-          <w:rFonts w:ascii="Times New Roman" w:hAnsi="Times New Roman" w:cs="Times New Roman"/>
-        </w:rPr>
-        <w:t xml:space="preserve"> </w:t>
-      </w:r>
-      <w:proofErr w:type="spellStart"/>
-      <w:r>
-        <w:rPr>
-          <w:rFonts w:ascii="Times New Roman" w:hAnsi="Times New Roman" w:cs="Times New Roman"/>
-        </w:rPr>
-        <w:t>cadrul</w:t>
-      </w:r>
-      <w:proofErr w:type="spellEnd"/>
-      <w:r>
-        <w:rPr>
-          <w:rFonts w:ascii="Times New Roman" w:hAnsi="Times New Roman" w:cs="Times New Roman"/>
-        </w:rPr>
-        <w:t xml:space="preserve"> temporal </w:t>
-      </w:r>
-      <w:proofErr w:type="spellStart"/>
-      <w:r>
-        <w:rPr>
-          <w:rFonts w:ascii="Times New Roman" w:hAnsi="Times New Roman" w:cs="Times New Roman"/>
-        </w:rPr>
-        <w:t>și</w:t>
-      </w:r>
-      <w:proofErr w:type="spellEnd"/>
-      <w:r>
-        <w:rPr>
-          <w:rFonts w:ascii="Times New Roman" w:hAnsi="Times New Roman" w:cs="Times New Roman"/>
-        </w:rPr>
-        <w:t xml:space="preserve"> </w:t>
-      </w:r>
-      <w:proofErr w:type="spellStart"/>
-      <w:r>
-        <w:rPr>
-          <w:rFonts w:ascii="Times New Roman" w:hAnsi="Times New Roman" w:cs="Times New Roman"/>
-        </w:rPr>
-        <w:t>organizatoric</w:t>
-      </w:r>
-      <w:proofErr w:type="spellEnd"/>
-      <w:r>
-        <w:rPr>
-          <w:rFonts w:ascii="Times New Roman" w:hAnsi="Times New Roman" w:cs="Times New Roman"/>
-        </w:rPr>
-        <w:t xml:space="preserve"> al </w:t>
-      </w:r>
-      <w:proofErr w:type="spellStart"/>
-      <w:r>
-        <w:rPr>
-          <w:rFonts w:ascii="Times New Roman" w:hAnsi="Times New Roman" w:cs="Times New Roman"/>
-        </w:rPr>
-        <w:t>unei</w:t>
-      </w:r>
-      <w:proofErr w:type="spellEnd"/>
-      <w:r>
-        <w:rPr>
-          <w:rFonts w:ascii="Times New Roman" w:hAnsi="Times New Roman" w:cs="Times New Roman"/>
-        </w:rPr>
-        <w:t xml:space="preserve"> </w:t>
-      </w:r>
-      <w:proofErr w:type="spellStart"/>
-      <w:r>
-        <w:rPr>
-          <w:rFonts w:ascii="Times New Roman" w:hAnsi="Times New Roman" w:cs="Times New Roman"/>
-        </w:rPr>
-        <w:t>ediții</w:t>
-      </w:r>
-      <w:proofErr w:type="spellEnd"/>
-      <w:r>
-        <w:rPr>
-          <w:rFonts w:ascii="Times New Roman" w:hAnsi="Times New Roman" w:cs="Times New Roman"/>
-        </w:rPr>
-        <w:t xml:space="preserve"> </w:t>
-      </w:r>
-      <w:proofErr w:type="spellStart"/>
-      <w:r>
-        <w:rPr>
-          <w:rFonts w:ascii="Times New Roman" w:hAnsi="Times New Roman" w:cs="Times New Roman"/>
-        </w:rPr>
-        <w:t>competiționale</w:t>
-      </w:r>
-      <w:proofErr w:type="spellEnd"/>
-      <w:r>
-        <w:rPr>
-          <w:rFonts w:ascii="Times New Roman" w:hAnsi="Times New Roman" w:cs="Times New Roman"/>
-        </w:rPr>
-        <w:t>.</w:t>
-      </w:r>
-    </w:p>
-    <w:p>
-      <w:pPr>
-        <w:numPr>
-          <w:ilvl w:val="0"/>
-          <w:numId w:val="8"/>
-        </w:numPr>
-        <w:rPr>
-          <w:rFonts w:ascii="Times New Roman" w:hAnsi="Times New Roman" w:cs="Times New Roman"/>
-        </w:rPr>
-      </w:pPr>
-      <w:proofErr w:type="spellStart"/>
-      <w:r>
-        <w:rPr>
-          <w:rFonts w:ascii="Times New Roman" w:hAnsi="Times New Roman" w:cs="Times New Roman"/>
-        </w:rPr>
-        <w:t>Atribute</w:t>
-      </w:r>
-      <w:proofErr w:type="spellEnd"/>
-      <w:r>
-        <w:rPr>
-          <w:rFonts w:ascii="Times New Roman" w:hAnsi="Times New Roman" w:cs="Times New Roman"/>
-        </w:rPr>
-        <w:t xml:space="preserve">: </w:t>
-      </w:r>
-      <w:proofErr w:type="spellStart"/>
-      <w:r>
-        <w:rPr>
-          <w:rFonts w:ascii="Times New Roman" w:hAnsi="Times New Roman" w:cs="Times New Roman"/>
-        </w:rPr>
-        <w:t>season_id</w:t>
-      </w:r>
-      <w:proofErr w:type="spellEnd"/>
-      <w:r>
-        <w:rPr>
-          <w:rFonts w:ascii="Times New Roman" w:hAnsi="Times New Roman" w:cs="Times New Roman"/>
-        </w:rPr>
-        <w:t xml:space="preserve">, year, </w:t>
-      </w:r>
-      <w:proofErr w:type="spellStart"/>
-      <w:r>
-        <w:rPr>
-          <w:rFonts w:ascii="Times New Roman" w:hAnsi="Times New Roman" w:cs="Times New Roman"/>
-        </w:rPr>
-        <w:t>date_start</w:t>
-      </w:r>
-      <w:proofErr w:type="spellEnd"/>
-      <w:r>
-        <w:rPr>
-          <w:rFonts w:ascii="Times New Roman" w:hAnsi="Times New Roman" w:cs="Times New Roman"/>
-        </w:rPr>
-        <w:t xml:space="preserve"> / </w:t>
-      </w:r>
-      <w:proofErr w:type="spellStart"/>
-      <w:r>
-        <w:rPr>
-          <w:rFonts w:ascii="Times New Roman" w:hAnsi="Times New Roman" w:cs="Times New Roman"/>
-        </w:rPr>
-        <w:t>date_end</w:t>
-      </w:r>
-      <w:proofErr w:type="spellEnd"/>
-      <w:r>
-        <w:rPr>
-          <w:rFonts w:ascii="Times New Roman" w:hAnsi="Times New Roman" w:cs="Times New Roman"/>
-        </w:rPr>
-        <w:t xml:space="preserve">, </w:t>
-      </w:r>
-      <w:proofErr w:type="spellStart"/>
-      <w:r>
-        <w:rPr>
-          <w:rFonts w:ascii="Times New Roman" w:hAnsi="Times New Roman" w:cs="Times New Roman"/>
-        </w:rPr>
-        <w:t>transfer_window</w:t>
-      </w:r>
-      <w:proofErr w:type="spellEnd"/>
-      <w:r>
-        <w:rPr>
-          <w:rFonts w:ascii="Times New Roman" w:hAnsi="Times New Roman" w:cs="Times New Roman"/>
-        </w:rPr>
-        <w:t xml:space="preserve">, </w:t>
-      </w:r>
-      <w:proofErr w:type="spellStart"/>
-      <w:r>
-        <w:rPr>
-          <w:rFonts w:ascii="Times New Roman" w:hAnsi="Times New Roman" w:cs="Times New Roman"/>
-        </w:rPr>
-        <w:t>fixture_</w:t>
-      </w:r>
-      <w:proofErr w:type="gramStart"/>
-      <w:r>
-        <w:rPr>
-          <w:rFonts w:ascii="Times New Roman" w:hAnsi="Times New Roman" w:cs="Times New Roman"/>
-        </w:rPr>
-        <w:t>id</w:t>
-      </w:r>
-      <w:proofErr w:type="spellEnd"/>
-      <w:r>
-        <w:rPr>
-          <w:rFonts w:ascii="Times New Roman" w:hAnsi="Times New Roman" w:cs="Times New Roman"/>
-        </w:rPr>
-        <w:t>(</w:t>
-      </w:r>
-      <w:proofErr w:type="gramEnd"/>
-      <w:r>
-        <w:rPr>
-          <w:rFonts w:ascii="Times New Roman" w:hAnsi="Times New Roman" w:cs="Times New Roman"/>
-        </w:rPr>
-        <w:t xml:space="preserve">foreign key </w:t>
-      </w:r>
-      <w:proofErr w:type="spellStart"/>
-      <w:r>
-        <w:rPr>
-          <w:rFonts w:ascii="Times New Roman" w:hAnsi="Times New Roman" w:cs="Times New Roman"/>
-        </w:rPr>
-        <w:t>pentru</w:t>
-      </w:r>
-      <w:proofErr w:type="spellEnd"/>
-      <w:r>
-        <w:rPr>
-          <w:rFonts w:ascii="Times New Roman" w:hAnsi="Times New Roman" w:cs="Times New Roman"/>
-        </w:rPr>
-        <w:t xml:space="preserve"> </w:t>
-      </w:r>
-      <w:proofErr w:type="spellStart"/>
-      <w:r>
-        <w:rPr>
-          <w:rFonts w:ascii="Times New Roman" w:hAnsi="Times New Roman" w:cs="Times New Roman"/>
-        </w:rPr>
-        <w:t>tabelul</w:t>
-      </w:r>
-      <w:proofErr w:type="spellEnd"/>
-      <w:r>
-        <w:rPr>
-          <w:rFonts w:ascii="Times New Roman" w:hAnsi="Times New Roman" w:cs="Times New Roman"/>
-        </w:rPr>
-        <w:t xml:space="preserve"> Fixtures)</w:t>
-      </w:r>
-      <w:r>
-        <w:rPr>
-          <w:rFonts w:ascii="Times New Roman" w:hAnsi="Times New Roman" w:cs="Times New Roman"/>
-        </w:rPr>
-        <w:t>.</w:t>
-      </w:r>
-    </w:p>
-    <w:p>
-      <w:pPr>
-        <w:rPr>
-          <w:rFonts w:ascii="Times New Roman" w:hAnsi="Times New Roman" w:cs="Times New Roman"/>
-        </w:rPr>
-      </w:pPr>
-      <w:proofErr w:type="gramStart"/>
-      <w:r>
-        <w:rPr>
-          <w:rFonts w:ascii="Times New Roman" w:hAnsi="Times New Roman" w:cs="Times New Roman"/>
-        </w:rPr>
-        <w:t>  Fixtures</w:t>
-      </w:r>
-      <w:proofErr w:type="gramEnd"/>
-      <w:r>
-        <w:rPr>
-          <w:rFonts w:ascii="Times New Roman" w:hAnsi="Times New Roman" w:cs="Times New Roman"/>
-        </w:rPr>
-        <w:t>:</w:t>
-      </w:r>
-    </w:p>
-    <w:p>
-      <w:pPr>
-        <w:numPr>
-          <w:ilvl w:val="0"/>
-          <w:numId w:val="9"/>
-        </w:numPr>
-        <w:rPr>
-          <w:rFonts w:ascii="Times New Roman" w:hAnsi="Times New Roman" w:cs="Times New Roman"/>
-        </w:rPr>
-      </w:pPr>
-      <w:r>
-        <w:rPr>
-          <w:rFonts w:ascii="Times New Roman" w:hAnsi="Times New Roman" w:cs="Times New Roman"/>
-        </w:rPr>
-        <w:t xml:space="preserve">Rol: </w:t>
-      </w:r>
-      <w:proofErr w:type="spellStart"/>
-      <w:r>
-        <w:rPr>
-          <w:rFonts w:ascii="Times New Roman" w:hAnsi="Times New Roman" w:cs="Times New Roman"/>
-        </w:rPr>
-        <w:t>Centralizează</w:t>
-      </w:r>
-      <w:proofErr w:type="spellEnd"/>
-      <w:r>
-        <w:rPr>
-          <w:rFonts w:ascii="Times New Roman" w:hAnsi="Times New Roman" w:cs="Times New Roman"/>
-        </w:rPr>
-        <w:t xml:space="preserve"> </w:t>
-      </w:r>
-      <w:proofErr w:type="spellStart"/>
-      <w:r>
-        <w:rPr>
-          <w:rFonts w:ascii="Times New Roman" w:hAnsi="Times New Roman" w:cs="Times New Roman"/>
-        </w:rPr>
-        <w:t>partidele</w:t>
-      </w:r>
-      <w:proofErr w:type="spellEnd"/>
-      <w:r>
-        <w:rPr>
-          <w:rFonts w:ascii="Times New Roman" w:hAnsi="Times New Roman" w:cs="Times New Roman"/>
-        </w:rPr>
-        <w:t xml:space="preserve"> </w:t>
-      </w:r>
-      <w:proofErr w:type="spellStart"/>
-      <w:r>
-        <w:rPr>
-          <w:rFonts w:ascii="Times New Roman" w:hAnsi="Times New Roman" w:cs="Times New Roman"/>
-        </w:rPr>
-        <w:t>programate</w:t>
-      </w:r>
-      <w:proofErr w:type="spellEnd"/>
-      <w:r>
-        <w:rPr>
-          <w:rFonts w:ascii="Times New Roman" w:hAnsi="Times New Roman" w:cs="Times New Roman"/>
-        </w:rPr>
-        <w:t xml:space="preserve"> </w:t>
-      </w:r>
-      <w:proofErr w:type="spellStart"/>
-      <w:r>
-        <w:rPr>
-          <w:rFonts w:ascii="Times New Roman" w:hAnsi="Times New Roman" w:cs="Times New Roman"/>
-        </w:rPr>
-        <w:t>în</w:t>
-      </w:r>
-      <w:proofErr w:type="spellEnd"/>
-      <w:r>
-        <w:rPr>
-          <w:rFonts w:ascii="Times New Roman" w:hAnsi="Times New Roman" w:cs="Times New Roman"/>
-        </w:rPr>
-        <w:t xml:space="preserve"> </w:t>
-      </w:r>
-      <w:proofErr w:type="spellStart"/>
-      <w:r>
-        <w:rPr>
-          <w:rFonts w:ascii="Times New Roman" w:hAnsi="Times New Roman" w:cs="Times New Roman"/>
-        </w:rPr>
-        <w:t>cadrul</w:t>
-      </w:r>
-      <w:proofErr w:type="spellEnd"/>
-      <w:r>
-        <w:rPr>
-          <w:rFonts w:ascii="Times New Roman" w:hAnsi="Times New Roman" w:cs="Times New Roman"/>
-        </w:rPr>
-        <w:t xml:space="preserve"> </w:t>
-      </w:r>
-      <w:proofErr w:type="spellStart"/>
-      <w:r>
-        <w:rPr>
-          <w:rFonts w:ascii="Times New Roman" w:hAnsi="Times New Roman" w:cs="Times New Roman"/>
-        </w:rPr>
-        <w:t>etapelor</w:t>
-      </w:r>
-      <w:proofErr w:type="spellEnd"/>
-      <w:r>
-        <w:rPr>
-          <w:rFonts w:ascii="Times New Roman" w:hAnsi="Times New Roman" w:cs="Times New Roman"/>
-        </w:rPr>
-        <w:t>.</w:t>
-      </w:r>
-    </w:p>
-    <w:p>
-      <w:pPr>
-        <w:numPr>
-          <w:ilvl w:val="0"/>
-          <w:numId w:val="9"/>
-        </w:numPr>
-        <w:rPr>
-          <w:rFonts w:ascii="Times New Roman" w:hAnsi="Times New Roman" w:cs="Times New Roman"/>
-        </w:rPr>
-      </w:pPr>
-      <w:proofErr w:type="spellStart"/>
-      <w:r>
-        <w:rPr>
-          <w:rFonts w:ascii="Times New Roman" w:hAnsi="Times New Roman" w:cs="Times New Roman"/>
-        </w:rPr>
-        <w:t>Atribute</w:t>
-      </w:r>
-      <w:proofErr w:type="spellEnd"/>
-      <w:r>
-        <w:rPr>
-          <w:rFonts w:ascii="Times New Roman" w:hAnsi="Times New Roman" w:cs="Times New Roman"/>
-        </w:rPr>
-        <w:t>: id, date, time.</w:t>
-      </w:r>
-    </w:p>
-    <w:p>
-      <w:pPr>
-        <w:numPr>
-          <w:ilvl w:val="0"/>
-          <w:numId w:val="9"/>
-        </w:numPr>
-        <w:rPr>
-          <w:rFonts w:ascii="Times New Roman" w:hAnsi="Times New Roman" w:cs="Times New Roman"/>
-        </w:rPr>
-      </w:pPr>
-      <w:proofErr w:type="spellStart"/>
-      <w:r>
-        <w:rPr>
-          <w:rFonts w:ascii="Times New Roman" w:hAnsi="Times New Roman" w:cs="Times New Roman"/>
-        </w:rPr>
-        <w:t>Relații</w:t>
-      </w:r>
-      <w:proofErr w:type="spellEnd"/>
-      <w:r>
-        <w:rPr>
-          <w:rFonts w:ascii="Times New Roman" w:hAnsi="Times New Roman" w:cs="Times New Roman"/>
-        </w:rPr>
-        <w:t xml:space="preserve">: </w:t>
-      </w:r>
-      <w:proofErr w:type="spellStart"/>
-      <w:r>
-        <w:rPr>
-          <w:rFonts w:ascii="Times New Roman" w:hAnsi="Times New Roman" w:cs="Times New Roman"/>
-        </w:rPr>
-        <w:t>Conectează</w:t>
-      </w:r>
-      <w:proofErr w:type="spellEnd"/>
-      <w:r>
-        <w:rPr>
-          <w:rFonts w:ascii="Times New Roman" w:hAnsi="Times New Roman" w:cs="Times New Roman"/>
-        </w:rPr>
-        <w:t xml:space="preserve"> </w:t>
-      </w:r>
-      <w:proofErr w:type="spellStart"/>
-      <w:r>
-        <w:rPr>
-          <w:rFonts w:ascii="Times New Roman" w:hAnsi="Times New Roman" w:cs="Times New Roman"/>
-        </w:rPr>
-        <w:t>echipele</w:t>
-      </w:r>
-      <w:proofErr w:type="spellEnd"/>
-      <w:r>
-        <w:rPr>
-          <w:rFonts w:ascii="Times New Roman" w:hAnsi="Times New Roman" w:cs="Times New Roman"/>
-        </w:rPr>
-        <w:t xml:space="preserve"> </w:t>
-      </w:r>
-      <w:proofErr w:type="spellStart"/>
-      <w:r>
-        <w:rPr>
-          <w:rFonts w:ascii="Times New Roman" w:hAnsi="Times New Roman" w:cs="Times New Roman"/>
-        </w:rPr>
-        <w:t>participante</w:t>
-      </w:r>
-      <w:proofErr w:type="spellEnd"/>
-      <w:r>
-        <w:rPr>
-          <w:rFonts w:ascii="Times New Roman" w:hAnsi="Times New Roman" w:cs="Times New Roman"/>
-        </w:rPr>
-        <w:t xml:space="preserve">, </w:t>
-      </w:r>
-      <w:proofErr w:type="spellStart"/>
-      <w:r>
-        <w:rPr>
-          <w:rFonts w:ascii="Times New Roman" w:hAnsi="Times New Roman" w:cs="Times New Roman"/>
-        </w:rPr>
-        <w:t>sezonul</w:t>
-      </w:r>
-      <w:proofErr w:type="spellEnd"/>
-      <w:r>
-        <w:rPr>
-          <w:rFonts w:ascii="Times New Roman" w:hAnsi="Times New Roman" w:cs="Times New Roman"/>
-        </w:rPr>
-        <w:t xml:space="preserve"> </w:t>
-      </w:r>
-      <w:proofErr w:type="spellStart"/>
-      <w:r>
-        <w:rPr>
-          <w:rFonts w:ascii="Times New Roman" w:hAnsi="Times New Roman" w:cs="Times New Roman"/>
-        </w:rPr>
-        <w:t>respectiv</w:t>
-      </w:r>
-      <w:proofErr w:type="spellEnd"/>
-      <w:r>
-        <w:rPr>
-          <w:rFonts w:ascii="Times New Roman" w:hAnsi="Times New Roman" w:cs="Times New Roman"/>
-        </w:rPr>
-        <w:t xml:space="preserve"> </w:t>
-      </w:r>
-      <w:proofErr w:type="spellStart"/>
-      <w:r>
-        <w:rPr>
-          <w:rFonts w:ascii="Times New Roman" w:hAnsi="Times New Roman" w:cs="Times New Roman"/>
-        </w:rPr>
-        <w:t>și</w:t>
-      </w:r>
-      <w:proofErr w:type="spellEnd"/>
-      <w:r>
-        <w:rPr>
-          <w:rFonts w:ascii="Times New Roman" w:hAnsi="Times New Roman" w:cs="Times New Roman"/>
-        </w:rPr>
-        <w:t xml:space="preserve"> </w:t>
-      </w:r>
-      <w:proofErr w:type="spellStart"/>
-      <w:r>
-        <w:rPr>
-          <w:rFonts w:ascii="Times New Roman" w:hAnsi="Times New Roman" w:cs="Times New Roman"/>
-        </w:rPr>
-        <w:t>arbitrii</w:t>
-      </w:r>
-      <w:proofErr w:type="spellEnd"/>
-      <w:r>
-        <w:rPr>
-          <w:rFonts w:ascii="Times New Roman" w:hAnsi="Times New Roman" w:cs="Times New Roman"/>
-        </w:rPr>
-        <w:t xml:space="preserve"> </w:t>
-      </w:r>
-      <w:proofErr w:type="spellStart"/>
-      <w:r>
-        <w:rPr>
-          <w:rFonts w:ascii="Times New Roman" w:hAnsi="Times New Roman" w:cs="Times New Roman"/>
-        </w:rPr>
-        <w:t>delegați</w:t>
-      </w:r>
-      <w:proofErr w:type="spellEnd"/>
-      <w:r>
-        <w:rPr>
-          <w:rFonts w:ascii="Times New Roman" w:hAnsi="Times New Roman" w:cs="Times New Roman"/>
-        </w:rPr>
-        <w:t>.</w:t>
-      </w:r>
-    </w:p>
-    <w:p>
-      <w:pPr>
-        <w:rPr>
-          <w:rFonts w:ascii="Times New Roman" w:hAnsi="Times New Roman" w:cs="Times New Roman"/>
-        </w:rPr>
-      </w:pPr>
-      <w:proofErr w:type="gramStart"/>
-      <w:r>
-        <w:rPr>
-          <w:rFonts w:ascii="Times New Roman" w:hAnsi="Times New Roman" w:cs="Times New Roman"/>
-        </w:rPr>
-        <w:t>  Stadiums</w:t>
-      </w:r>
-      <w:proofErr w:type="gramEnd"/>
-      <w:r>
-        <w:rPr>
-          <w:rFonts w:ascii="Times New Roman" w:hAnsi="Times New Roman" w:cs="Times New Roman"/>
-        </w:rPr>
-        <w:t>:</w:t>
-      </w:r>
-    </w:p>
-    <w:p>
-      <w:pPr>
-        <w:numPr>
-          <w:ilvl w:val="0"/>
-          <w:numId w:val="10"/>
-        </w:numPr>
-        <w:rPr>
-          <w:rFonts w:ascii="Times New Roman" w:hAnsi="Times New Roman" w:cs="Times New Roman"/>
-        </w:rPr>
-      </w:pPr>
-      <w:r>
-        <w:rPr>
-          <w:rFonts w:ascii="Times New Roman" w:hAnsi="Times New Roman" w:cs="Times New Roman"/>
-        </w:rPr>
-        <w:t xml:space="preserve">Rol: </w:t>
-      </w:r>
-      <w:proofErr w:type="spellStart"/>
-      <w:r>
-        <w:rPr>
-          <w:rFonts w:ascii="Times New Roman" w:hAnsi="Times New Roman" w:cs="Times New Roman"/>
-        </w:rPr>
-        <w:t>Contorizează</w:t>
-      </w:r>
-      <w:proofErr w:type="spellEnd"/>
-      <w:r>
-        <w:rPr>
-          <w:rFonts w:ascii="Times New Roman" w:hAnsi="Times New Roman" w:cs="Times New Roman"/>
-        </w:rPr>
-        <w:t xml:space="preserve"> </w:t>
-      </w:r>
-      <w:proofErr w:type="spellStart"/>
-      <w:r>
-        <w:rPr>
-          <w:rFonts w:ascii="Times New Roman" w:hAnsi="Times New Roman" w:cs="Times New Roman"/>
-        </w:rPr>
-        <w:t>informațiile</w:t>
-      </w:r>
-      <w:proofErr w:type="spellEnd"/>
-      <w:r>
-        <w:rPr>
-          <w:rFonts w:ascii="Times New Roman" w:hAnsi="Times New Roman" w:cs="Times New Roman"/>
-        </w:rPr>
-        <w:t xml:space="preserve"> </w:t>
-      </w:r>
-      <w:proofErr w:type="spellStart"/>
-      <w:r>
-        <w:rPr>
-          <w:rFonts w:ascii="Times New Roman" w:hAnsi="Times New Roman" w:cs="Times New Roman"/>
-        </w:rPr>
-        <w:t>despre</w:t>
-      </w:r>
-      <w:proofErr w:type="spellEnd"/>
-      <w:r>
-        <w:rPr>
-          <w:rFonts w:ascii="Times New Roman" w:hAnsi="Times New Roman" w:cs="Times New Roman"/>
-        </w:rPr>
-        <w:t xml:space="preserve"> </w:t>
-      </w:r>
-      <w:proofErr w:type="spellStart"/>
-      <w:r>
-        <w:rPr>
-          <w:rFonts w:ascii="Times New Roman" w:hAnsi="Times New Roman" w:cs="Times New Roman"/>
-        </w:rPr>
-        <w:t>infrastructura</w:t>
-      </w:r>
-      <w:proofErr w:type="spellEnd"/>
-      <w:r>
-        <w:rPr>
-          <w:rFonts w:ascii="Times New Roman" w:hAnsi="Times New Roman" w:cs="Times New Roman"/>
-        </w:rPr>
-        <w:t xml:space="preserve"> </w:t>
-      </w:r>
-      <w:proofErr w:type="spellStart"/>
-      <w:r>
-        <w:rPr>
-          <w:rFonts w:ascii="Times New Roman" w:hAnsi="Times New Roman" w:cs="Times New Roman"/>
-        </w:rPr>
-        <w:t>sportivă</w:t>
-      </w:r>
-      <w:proofErr w:type="spellEnd"/>
-      <w:r>
-        <w:rPr>
-          <w:rFonts w:ascii="Times New Roman" w:hAnsi="Times New Roman" w:cs="Times New Roman"/>
-        </w:rPr>
-        <w:t xml:space="preserve"> a </w:t>
-      </w:r>
-      <w:proofErr w:type="spellStart"/>
-      <w:r>
-        <w:rPr>
-          <w:rFonts w:ascii="Times New Roman" w:hAnsi="Times New Roman" w:cs="Times New Roman"/>
-        </w:rPr>
-        <w:t>cluburilor</w:t>
-      </w:r>
-      <w:proofErr w:type="spellEnd"/>
-      <w:r>
-        <w:rPr>
-          <w:rFonts w:ascii="Times New Roman" w:hAnsi="Times New Roman" w:cs="Times New Roman"/>
-        </w:rPr>
-        <w:t>.</w:t>
-      </w:r>
-    </w:p>
-    <w:p>
-      <w:pPr>
-        <w:numPr>
-          <w:ilvl w:val="0"/>
-          <w:numId w:val="10"/>
-        </w:numPr>
-        <w:rPr>
-          <w:rFonts w:ascii="Times New Roman" w:hAnsi="Times New Roman" w:cs="Times New Roman"/>
-        </w:rPr>
-      </w:pPr>
-      <w:proofErr w:type="spellStart"/>
-      <w:r>
-        <w:rPr>
-          <w:rFonts w:ascii="Times New Roman" w:hAnsi="Times New Roman" w:cs="Times New Roman"/>
-        </w:rPr>
-        <w:t>Atribute</w:t>
-      </w:r>
-      <w:proofErr w:type="spellEnd"/>
-      <w:r>
-        <w:rPr>
-          <w:rFonts w:ascii="Times New Roman" w:hAnsi="Times New Roman" w:cs="Times New Roman"/>
-        </w:rPr>
-        <w:t xml:space="preserve">: id, </w:t>
-      </w:r>
-      <w:proofErr w:type="spellStart"/>
-      <w:r>
-        <w:rPr>
-          <w:rFonts w:ascii="Times New Roman" w:hAnsi="Times New Roman" w:cs="Times New Roman"/>
-        </w:rPr>
-        <w:t>staium_name</w:t>
-      </w:r>
-      <w:proofErr w:type="spellEnd"/>
-      <w:r>
-        <w:rPr>
-          <w:rFonts w:ascii="Times New Roman" w:hAnsi="Times New Roman" w:cs="Times New Roman"/>
-        </w:rPr>
-        <w:t xml:space="preserve">, </w:t>
-      </w:r>
-      <w:proofErr w:type="spellStart"/>
-      <w:r>
-        <w:rPr>
-          <w:rFonts w:ascii="Times New Roman" w:hAnsi="Times New Roman" w:cs="Times New Roman"/>
-        </w:rPr>
-        <w:t>stadium_</w:t>
-      </w:r>
-      <w:r>
-        <w:rPr>
-          <w:rFonts w:ascii="Times New Roman" w:hAnsi="Times New Roman" w:cs="Times New Roman"/>
-        </w:rPr>
-        <w:t>capacity</w:t>
-      </w:r>
-      <w:proofErr w:type="spellEnd"/>
-      <w:r>
-        <w:rPr>
-          <w:rFonts w:ascii="Times New Roman" w:hAnsi="Times New Roman" w:cs="Times New Roman"/>
-        </w:rPr>
-        <w:t>.</w:t>
-      </w:r>
-    </w:p>
-    <w:p>
-      <w:pPr>
-        <w:rPr>
-          <w:rFonts w:ascii="Times New Roman" w:hAnsi="Times New Roman" w:cs="Times New Roman"/>
-        </w:rPr>
-      </w:pPr>
-      <w:proofErr w:type="gramStart"/>
-      <w:r>
-        <w:rPr>
-          <w:rFonts w:ascii="Times New Roman" w:hAnsi="Times New Roman" w:cs="Times New Roman"/>
-        </w:rPr>
-        <w:t>  Player</w:t>
-      </w:r>
-      <w:proofErr w:type="gramEnd"/>
-      <w:r>
-        <w:rPr>
-          <w:rFonts w:ascii="Times New Roman" w:hAnsi="Times New Roman" w:cs="Times New Roman"/>
-        </w:rPr>
-        <w:t>:</w:t>
-      </w:r>
-    </w:p>
-    <w:p>
-      <w:pPr>
-        <w:numPr>
-          <w:ilvl w:val="0"/>
-          <w:numId w:val="11"/>
-        </w:numPr>
-        <w:rPr>
-          <w:rFonts w:ascii="Times New Roman" w:hAnsi="Times New Roman" w:cs="Times New Roman"/>
-        </w:rPr>
-      </w:pPr>
-      <w:r>
-        <w:rPr>
-          <w:rFonts w:ascii="Times New Roman" w:hAnsi="Times New Roman" w:cs="Times New Roman"/>
-        </w:rPr>
-        <w:t xml:space="preserve">Rol: </w:t>
-      </w:r>
-      <w:proofErr w:type="spellStart"/>
-      <w:r>
-        <w:rPr>
-          <w:rFonts w:ascii="Times New Roman" w:hAnsi="Times New Roman" w:cs="Times New Roman"/>
-        </w:rPr>
-        <w:t>Retine</w:t>
-      </w:r>
-      <w:proofErr w:type="spellEnd"/>
-      <w:r>
-        <w:rPr>
-          <w:rFonts w:ascii="Times New Roman" w:hAnsi="Times New Roman" w:cs="Times New Roman"/>
-        </w:rPr>
-        <w:t xml:space="preserve"> </w:t>
-      </w:r>
-      <w:proofErr w:type="spellStart"/>
-      <w:r>
-        <w:rPr>
-          <w:rFonts w:ascii="Times New Roman" w:hAnsi="Times New Roman" w:cs="Times New Roman"/>
-        </w:rPr>
-        <w:t>datele</w:t>
-      </w:r>
-      <w:proofErr w:type="spellEnd"/>
-      <w:r>
-        <w:rPr>
-          <w:rFonts w:ascii="Times New Roman" w:hAnsi="Times New Roman" w:cs="Times New Roman"/>
-        </w:rPr>
-        <w:t xml:space="preserve"> </w:t>
-      </w:r>
-      <w:proofErr w:type="spellStart"/>
-      <w:r>
-        <w:rPr>
-          <w:rFonts w:ascii="Times New Roman" w:hAnsi="Times New Roman" w:cs="Times New Roman"/>
-        </w:rPr>
-        <w:t>personale</w:t>
-      </w:r>
-      <w:proofErr w:type="spellEnd"/>
-      <w:r>
-        <w:rPr>
-          <w:rFonts w:ascii="Times New Roman" w:hAnsi="Times New Roman" w:cs="Times New Roman"/>
-        </w:rPr>
-        <w:t xml:space="preserve"> </w:t>
-      </w:r>
-      <w:proofErr w:type="spellStart"/>
-      <w:r>
-        <w:rPr>
-          <w:rFonts w:ascii="Times New Roman" w:hAnsi="Times New Roman" w:cs="Times New Roman"/>
-        </w:rPr>
-        <w:t>și</w:t>
-      </w:r>
-      <w:proofErr w:type="spellEnd"/>
-      <w:r>
-        <w:rPr>
-          <w:rFonts w:ascii="Times New Roman" w:hAnsi="Times New Roman" w:cs="Times New Roman"/>
-        </w:rPr>
-        <w:t xml:space="preserve"> sportive ale </w:t>
-      </w:r>
-      <w:proofErr w:type="spellStart"/>
-      <w:r>
-        <w:rPr>
-          <w:rFonts w:ascii="Times New Roman" w:hAnsi="Times New Roman" w:cs="Times New Roman"/>
-        </w:rPr>
-        <w:t>fotbaliștilor</w:t>
-      </w:r>
-      <w:proofErr w:type="spellEnd"/>
-      <w:r>
-        <w:rPr>
-          <w:rFonts w:ascii="Times New Roman" w:hAnsi="Times New Roman" w:cs="Times New Roman"/>
-        </w:rPr>
-        <w:t>.</w:t>
-      </w:r>
-    </w:p>
-    <w:p>
-      <w:pPr>
-        <w:numPr>
-          <w:ilvl w:val="0"/>
-          <w:numId w:val="11"/>
-        </w:numPr>
-        <w:rPr>
-          <w:rFonts w:ascii="Times New Roman" w:hAnsi="Times New Roman" w:cs="Times New Roman"/>
-        </w:rPr>
-      </w:pPr>
-      <w:proofErr w:type="spellStart"/>
-      <w:r>
-        <w:rPr>
-          <w:rFonts w:ascii="Times New Roman" w:hAnsi="Times New Roman" w:cs="Times New Roman"/>
-        </w:rPr>
-        <w:t>Atribute</w:t>
-      </w:r>
-      <w:proofErr w:type="spellEnd"/>
-      <w:r>
-        <w:rPr>
-          <w:rFonts w:ascii="Times New Roman" w:hAnsi="Times New Roman" w:cs="Times New Roman"/>
-        </w:rPr>
-        <w:t xml:space="preserve">: </w:t>
-      </w:r>
-      <w:proofErr w:type="spellStart"/>
-      <w:r>
-        <w:rPr>
-          <w:rFonts w:ascii="Times New Roman" w:hAnsi="Times New Roman" w:cs="Times New Roman"/>
-        </w:rPr>
-        <w:t>player_id</w:t>
-      </w:r>
-      <w:proofErr w:type="spellEnd"/>
-      <w:r>
-        <w:rPr>
-          <w:rFonts w:ascii="Times New Roman" w:hAnsi="Times New Roman" w:cs="Times New Roman"/>
-        </w:rPr>
-        <w:t xml:space="preserve">, </w:t>
-      </w:r>
-      <w:proofErr w:type="spellStart"/>
-      <w:r>
-        <w:rPr>
-          <w:rFonts w:ascii="Times New Roman" w:hAnsi="Times New Roman" w:cs="Times New Roman"/>
-        </w:rPr>
-        <w:t>player_name</w:t>
-      </w:r>
-      <w:proofErr w:type="spellEnd"/>
-      <w:r>
-        <w:rPr>
-          <w:rFonts w:ascii="Times New Roman" w:hAnsi="Times New Roman" w:cs="Times New Roman"/>
-        </w:rPr>
-        <w:t xml:space="preserve">, age, </w:t>
-      </w:r>
-      <w:proofErr w:type="spellStart"/>
-      <w:r>
-        <w:rPr>
-          <w:rFonts w:ascii="Times New Roman" w:hAnsi="Times New Roman" w:cs="Times New Roman"/>
-        </w:rPr>
-        <w:t>player_position</w:t>
-      </w:r>
-      <w:proofErr w:type="spellEnd"/>
-      <w:r>
-        <w:rPr>
-          <w:rFonts w:ascii="Times New Roman" w:hAnsi="Times New Roman" w:cs="Times New Roman"/>
-        </w:rPr>
-        <w:t xml:space="preserve">, </w:t>
-      </w:r>
-      <w:proofErr w:type="spellStart"/>
-      <w:r>
-        <w:rPr>
-          <w:rFonts w:ascii="Times New Roman" w:hAnsi="Times New Roman" w:cs="Times New Roman"/>
-        </w:rPr>
-        <w:t>shirt_number</w:t>
-      </w:r>
-      <w:proofErr w:type="spellEnd"/>
-      <w:r>
-        <w:rPr>
-          <w:rFonts w:ascii="Times New Roman" w:hAnsi="Times New Roman" w:cs="Times New Roman"/>
-        </w:rPr>
-        <w:t xml:space="preserve">, </w:t>
-      </w:r>
-      <w:proofErr w:type="spellStart"/>
-      <w:r>
-        <w:rPr>
-          <w:rFonts w:ascii="Times New Roman" w:hAnsi="Times New Roman" w:cs="Times New Roman"/>
-        </w:rPr>
-        <w:t>player_value</w:t>
-      </w:r>
-      <w:proofErr w:type="spellEnd"/>
-      <w:r>
-        <w:rPr>
-          <w:rFonts w:ascii="Times New Roman" w:hAnsi="Times New Roman" w:cs="Times New Roman"/>
-        </w:rPr>
-        <w:t xml:space="preserve">, </w:t>
-      </w:r>
-      <w:proofErr w:type="spellStart"/>
-      <w:r>
-        <w:rPr>
-          <w:rFonts w:ascii="Times New Roman" w:hAnsi="Times New Roman" w:cs="Times New Roman"/>
-        </w:rPr>
-        <w:t>games_played</w:t>
-      </w:r>
-      <w:proofErr w:type="spellEnd"/>
-      <w:r>
-        <w:rPr>
-          <w:rFonts w:ascii="Times New Roman" w:hAnsi="Times New Roman" w:cs="Times New Roman"/>
-        </w:rPr>
-        <w:t>.</w:t>
-      </w:r>
-    </w:p>
-    <w:p>
-      <w:pPr>
-        <w:numPr>
-          <w:ilvl w:val="0"/>
-          <w:numId w:val="11"/>
-        </w:numPr>
-        <w:rPr>
-          <w:rFonts w:ascii="Times New Roman" w:hAnsi="Times New Roman" w:cs="Times New Roman"/>
-        </w:rPr>
-      </w:pPr>
-      <w:proofErr w:type="spellStart"/>
-      <w:r>
-        <w:rPr>
-          <w:rFonts w:ascii="Times New Roman" w:hAnsi="Times New Roman" w:cs="Times New Roman"/>
-        </w:rPr>
-        <w:t>Relații</w:t>
-      </w:r>
-      <w:proofErr w:type="spellEnd"/>
-      <w:r>
-        <w:rPr>
-          <w:rFonts w:ascii="Times New Roman" w:hAnsi="Times New Roman" w:cs="Times New Roman"/>
-        </w:rPr>
-        <w:t xml:space="preserve">: </w:t>
-      </w:r>
-      <w:proofErr w:type="spellStart"/>
-      <w:r>
-        <w:rPr>
-          <w:rFonts w:ascii="Times New Roman" w:hAnsi="Times New Roman" w:cs="Times New Roman"/>
-        </w:rPr>
-        <w:t>Fiecare</w:t>
-      </w:r>
-      <w:proofErr w:type="spellEnd"/>
-      <w:r>
-        <w:rPr>
-          <w:rFonts w:ascii="Times New Roman" w:hAnsi="Times New Roman" w:cs="Times New Roman"/>
-        </w:rPr>
-        <w:t xml:space="preserve"> </w:t>
-      </w:r>
-      <w:proofErr w:type="spellStart"/>
-      <w:r>
-        <w:rPr>
-          <w:rFonts w:ascii="Times New Roman" w:hAnsi="Times New Roman" w:cs="Times New Roman"/>
-        </w:rPr>
-        <w:t>echipă</w:t>
-      </w:r>
-      <w:proofErr w:type="spellEnd"/>
-      <w:r>
-        <w:rPr>
-          <w:rFonts w:ascii="Times New Roman" w:hAnsi="Times New Roman" w:cs="Times New Roman"/>
-        </w:rPr>
-        <w:t xml:space="preserve"> are un lot de minim 17 </w:t>
-      </w:r>
-      <w:proofErr w:type="spellStart"/>
-      <w:r>
-        <w:rPr>
-          <w:rFonts w:ascii="Times New Roman" w:hAnsi="Times New Roman" w:cs="Times New Roman"/>
-        </w:rPr>
-        <w:t>jucători</w:t>
-      </w:r>
-      <w:proofErr w:type="spellEnd"/>
-      <w:r>
-        <w:rPr>
-          <w:rFonts w:ascii="Times New Roman" w:hAnsi="Times New Roman" w:cs="Times New Roman"/>
-        </w:rPr>
-        <w:t xml:space="preserve">; un </w:t>
-      </w:r>
-      <w:proofErr w:type="spellStart"/>
-      <w:r>
-        <w:rPr>
-          <w:rFonts w:ascii="Times New Roman" w:hAnsi="Times New Roman" w:cs="Times New Roman"/>
-        </w:rPr>
-        <w:t>jucător</w:t>
-      </w:r>
-      <w:proofErr w:type="spellEnd"/>
-      <w:r>
-        <w:rPr>
-          <w:rFonts w:ascii="Times New Roman" w:hAnsi="Times New Roman" w:cs="Times New Roman"/>
-        </w:rPr>
-        <w:t xml:space="preserve"> are </w:t>
-      </w:r>
-      <w:proofErr w:type="spellStart"/>
-      <w:r>
-        <w:rPr>
-          <w:rFonts w:ascii="Times New Roman" w:hAnsi="Times New Roman" w:cs="Times New Roman"/>
-        </w:rPr>
-        <w:t>asociată</w:t>
-      </w:r>
-      <w:proofErr w:type="spellEnd"/>
-      <w:r>
-        <w:rPr>
-          <w:rFonts w:ascii="Times New Roman" w:hAnsi="Times New Roman" w:cs="Times New Roman"/>
-        </w:rPr>
-        <w:t xml:space="preserve"> o </w:t>
-      </w:r>
-      <w:proofErr w:type="spellStart"/>
-      <w:r>
-        <w:rPr>
-          <w:rFonts w:ascii="Times New Roman" w:hAnsi="Times New Roman" w:cs="Times New Roman"/>
-        </w:rPr>
-        <w:t>poziție</w:t>
-      </w:r>
-      <w:proofErr w:type="spellEnd"/>
-      <w:r>
-        <w:rPr>
-          <w:rFonts w:ascii="Times New Roman" w:hAnsi="Times New Roman" w:cs="Times New Roman"/>
-        </w:rPr>
-        <w:t xml:space="preserve"> </w:t>
-      </w:r>
-      <w:proofErr w:type="spellStart"/>
-      <w:r>
-        <w:rPr>
-          <w:rFonts w:ascii="Times New Roman" w:hAnsi="Times New Roman" w:cs="Times New Roman"/>
-        </w:rPr>
-        <w:t>în</w:t>
-      </w:r>
-      <w:proofErr w:type="spellEnd"/>
-      <w:r>
-        <w:rPr>
-          <w:rFonts w:ascii="Times New Roman" w:hAnsi="Times New Roman" w:cs="Times New Roman"/>
-        </w:rPr>
-        <w:t xml:space="preserve"> </w:t>
-      </w:r>
-      <w:proofErr w:type="spellStart"/>
-      <w:r>
-        <w:rPr>
-          <w:rFonts w:ascii="Times New Roman" w:hAnsi="Times New Roman" w:cs="Times New Roman"/>
-        </w:rPr>
-        <w:t>teren</w:t>
-      </w:r>
-      <w:proofErr w:type="spellEnd"/>
-      <w:r>
-        <w:rPr>
-          <w:rFonts w:ascii="Times New Roman" w:hAnsi="Times New Roman" w:cs="Times New Roman"/>
-        </w:rPr>
-        <w:t xml:space="preserve"> </w:t>
-      </w:r>
-      <w:proofErr w:type="spellStart"/>
-      <w:r>
-        <w:rPr>
-          <w:rFonts w:ascii="Times New Roman" w:hAnsi="Times New Roman" w:cs="Times New Roman"/>
-        </w:rPr>
-        <w:t>și</w:t>
-      </w:r>
-      <w:proofErr w:type="spellEnd"/>
-      <w:r>
-        <w:rPr>
-          <w:rFonts w:ascii="Times New Roman" w:hAnsi="Times New Roman" w:cs="Times New Roman"/>
-        </w:rPr>
-        <w:t xml:space="preserve"> </w:t>
-      </w:r>
-      <w:proofErr w:type="spellStart"/>
-      <w:r>
-        <w:rPr>
-          <w:rFonts w:ascii="Times New Roman" w:hAnsi="Times New Roman" w:cs="Times New Roman"/>
-        </w:rPr>
-        <w:t>statistici</w:t>
-      </w:r>
-      <w:proofErr w:type="spellEnd"/>
-      <w:r>
-        <w:rPr>
-          <w:rFonts w:ascii="Times New Roman" w:hAnsi="Times New Roman" w:cs="Times New Roman"/>
-        </w:rPr>
-        <w:t xml:space="preserve"> </w:t>
-      </w:r>
-      <w:proofErr w:type="spellStart"/>
-      <w:r>
-        <w:rPr>
-          <w:rFonts w:ascii="Times New Roman" w:hAnsi="Times New Roman" w:cs="Times New Roman"/>
-        </w:rPr>
-        <w:t>individuale</w:t>
-      </w:r>
-      <w:proofErr w:type="spellEnd"/>
-      <w:r>
-        <w:rPr>
-          <w:rFonts w:ascii="Times New Roman" w:hAnsi="Times New Roman" w:cs="Times New Roman"/>
-        </w:rPr>
-        <w:t>.</w:t>
-      </w:r>
-    </w:p>
-    <w:p>
-      <w:pPr>
-        <w:rPr>
-          <w:rFonts w:ascii="Times New Roman" w:hAnsi="Times New Roman" w:cs="Times New Roman"/>
-        </w:rPr>
-      </w:pPr>
-      <w:proofErr w:type="gramStart"/>
-      <w:r>
-        <w:rPr>
-          <w:rFonts w:ascii="Times New Roman" w:hAnsi="Times New Roman" w:cs="Times New Roman"/>
-        </w:rPr>
-        <w:t xml:space="preserve">  </w:t>
-      </w:r>
-      <w:proofErr w:type="spellStart"/>
-      <w:r>
-        <w:rPr>
-          <w:rFonts w:ascii="Times New Roman" w:hAnsi="Times New Roman" w:cs="Times New Roman"/>
-        </w:rPr>
-        <w:t>Player</w:t>
-      </w:r>
-      <w:proofErr w:type="gramEnd"/>
-      <w:r>
-        <w:rPr>
-          <w:rFonts w:ascii="Times New Roman" w:hAnsi="Times New Roman" w:cs="Times New Roman"/>
-        </w:rPr>
-        <w:t>_Position</w:t>
-      </w:r>
-      <w:r>
-        <w:rPr>
-          <w:rFonts w:ascii="Times New Roman" w:hAnsi="Times New Roman" w:cs="Times New Roman"/>
-        </w:rPr>
-        <w:t>s</w:t>
-      </w:r>
-      <w:proofErr w:type="spellEnd"/>
-      <w:r>
-        <w:rPr>
-          <w:rFonts w:ascii="Times New Roman" w:hAnsi="Times New Roman" w:cs="Times New Roman"/>
-        </w:rPr>
-        <w:t>:</w:t>
-      </w:r>
-    </w:p>
-    <w:p>
-      <w:pPr>
-        <w:numPr>
-          <w:ilvl w:val="0"/>
-          <w:numId w:val="12"/>
-        </w:numPr>
-        <w:rPr>
-          <w:rFonts w:ascii="Times New Roman" w:hAnsi="Times New Roman" w:cs="Times New Roman"/>
-        </w:rPr>
-      </w:pPr>
-      <w:r>
-        <w:rPr>
-          <w:rFonts w:ascii="Times New Roman" w:hAnsi="Times New Roman" w:cs="Times New Roman"/>
-        </w:rPr>
-        <w:lastRenderedPageBreak/>
-        <w:t xml:space="preserve">Rol: </w:t>
-      </w:r>
-      <w:proofErr w:type="spellStart"/>
-      <w:r>
-        <w:rPr>
-          <w:rFonts w:ascii="Times New Roman" w:hAnsi="Times New Roman" w:cs="Times New Roman"/>
-        </w:rPr>
-        <w:t>pentru</w:t>
-      </w:r>
-      <w:proofErr w:type="spellEnd"/>
-      <w:r>
-        <w:rPr>
-          <w:rFonts w:ascii="Times New Roman" w:hAnsi="Times New Roman" w:cs="Times New Roman"/>
-        </w:rPr>
-        <w:t xml:space="preserve"> </w:t>
-      </w:r>
-      <w:proofErr w:type="spellStart"/>
-      <w:r>
-        <w:rPr>
-          <w:rFonts w:ascii="Times New Roman" w:hAnsi="Times New Roman" w:cs="Times New Roman"/>
-        </w:rPr>
-        <w:t>atributile</w:t>
-      </w:r>
-      <w:proofErr w:type="spellEnd"/>
-      <w:r>
-        <w:rPr>
-          <w:rFonts w:ascii="Times New Roman" w:hAnsi="Times New Roman" w:cs="Times New Roman"/>
-        </w:rPr>
-        <w:t xml:space="preserve"> </w:t>
-      </w:r>
-      <w:proofErr w:type="spellStart"/>
-      <w:r>
-        <w:rPr>
-          <w:rFonts w:ascii="Times New Roman" w:hAnsi="Times New Roman" w:cs="Times New Roman"/>
-        </w:rPr>
-        <w:t>si</w:t>
-      </w:r>
-      <w:proofErr w:type="spellEnd"/>
-      <w:r>
-        <w:rPr>
-          <w:rFonts w:ascii="Times New Roman" w:hAnsi="Times New Roman" w:cs="Times New Roman"/>
-        </w:rPr>
-        <w:t xml:space="preserve"> </w:t>
-      </w:r>
-      <w:proofErr w:type="spellStart"/>
-      <w:r>
-        <w:rPr>
-          <w:rFonts w:ascii="Times New Roman" w:hAnsi="Times New Roman" w:cs="Times New Roman"/>
-        </w:rPr>
-        <w:t>indicatiile</w:t>
-      </w:r>
-      <w:proofErr w:type="spellEnd"/>
-      <w:r>
-        <w:rPr>
-          <w:rFonts w:ascii="Times New Roman" w:hAnsi="Times New Roman" w:cs="Times New Roman"/>
-        </w:rPr>
-        <w:t xml:space="preserve"> </w:t>
-      </w:r>
-      <w:proofErr w:type="spellStart"/>
-      <w:r>
-        <w:rPr>
-          <w:rFonts w:ascii="Times New Roman" w:hAnsi="Times New Roman" w:cs="Times New Roman"/>
-        </w:rPr>
-        <w:t>tactice</w:t>
-      </w:r>
-      <w:proofErr w:type="spellEnd"/>
-      <w:r>
-        <w:rPr>
-          <w:rFonts w:ascii="Times New Roman" w:hAnsi="Times New Roman" w:cs="Times New Roman"/>
-        </w:rPr>
-        <w:t xml:space="preserve"> din </w:t>
-      </w:r>
-      <w:proofErr w:type="spellStart"/>
-      <w:r>
-        <w:rPr>
-          <w:rFonts w:ascii="Times New Roman" w:hAnsi="Times New Roman" w:cs="Times New Roman"/>
-        </w:rPr>
-        <w:t>teren</w:t>
-      </w:r>
-      <w:proofErr w:type="spellEnd"/>
-      <w:r>
-        <w:rPr>
-          <w:rFonts w:ascii="Times New Roman" w:hAnsi="Times New Roman" w:cs="Times New Roman"/>
-        </w:rPr>
-        <w:t>.</w:t>
-      </w:r>
-    </w:p>
-    <w:p>
-      <w:pPr>
-        <w:numPr>
-          <w:ilvl w:val="0"/>
-          <w:numId w:val="12"/>
-        </w:numPr>
-        <w:rPr>
-          <w:rFonts w:ascii="Times New Roman" w:hAnsi="Times New Roman" w:cs="Times New Roman"/>
-        </w:rPr>
-      </w:pPr>
-      <w:proofErr w:type="spellStart"/>
-      <w:r>
-        <w:rPr>
-          <w:rFonts w:ascii="Times New Roman" w:hAnsi="Times New Roman" w:cs="Times New Roman"/>
-        </w:rPr>
-        <w:t>Atribute</w:t>
-      </w:r>
-      <w:proofErr w:type="spellEnd"/>
-      <w:r>
-        <w:rPr>
-          <w:rFonts w:ascii="Times New Roman" w:hAnsi="Times New Roman" w:cs="Times New Roman"/>
-        </w:rPr>
-        <w:t xml:space="preserve">: </w:t>
-      </w:r>
-      <w:proofErr w:type="spellStart"/>
-      <w:r>
-        <w:rPr>
-          <w:rFonts w:ascii="Times New Roman" w:hAnsi="Times New Roman" w:cs="Times New Roman"/>
-        </w:rPr>
-        <w:t>player_position_id</w:t>
-      </w:r>
-      <w:proofErr w:type="spellEnd"/>
-      <w:r>
-        <w:rPr>
-          <w:rFonts w:ascii="Times New Roman" w:hAnsi="Times New Roman" w:cs="Times New Roman"/>
-        </w:rPr>
-        <w:t xml:space="preserve"> (foreign key </w:t>
-      </w:r>
-      <w:proofErr w:type="spellStart"/>
-      <w:r>
-        <w:rPr>
-          <w:rFonts w:ascii="Times New Roman" w:hAnsi="Times New Roman" w:cs="Times New Roman"/>
-        </w:rPr>
-        <w:t>pentru</w:t>
-      </w:r>
-      <w:proofErr w:type="spellEnd"/>
-      <w:r>
-        <w:rPr>
-          <w:rFonts w:ascii="Times New Roman" w:hAnsi="Times New Roman" w:cs="Times New Roman"/>
-        </w:rPr>
-        <w:t xml:space="preserve"> </w:t>
-      </w:r>
-      <w:proofErr w:type="spellStart"/>
-      <w:r>
-        <w:rPr>
-          <w:rFonts w:ascii="Times New Roman" w:hAnsi="Times New Roman" w:cs="Times New Roman"/>
-        </w:rPr>
-        <w:t>tabelul</w:t>
-      </w:r>
-      <w:proofErr w:type="spellEnd"/>
-      <w:r>
-        <w:rPr>
-          <w:rFonts w:ascii="Times New Roman" w:hAnsi="Times New Roman" w:cs="Times New Roman"/>
-        </w:rPr>
-        <w:t xml:space="preserve"> Players)</w:t>
-      </w:r>
-      <w:r>
-        <w:rPr>
-          <w:rFonts w:ascii="Times New Roman" w:hAnsi="Times New Roman" w:cs="Times New Roman"/>
-        </w:rPr>
-        <w:t>, position.</w:t>
-      </w:r>
-    </w:p>
-    <w:p>
-      <w:pPr>
-        <w:rPr>
-          <w:rFonts w:ascii="Times New Roman" w:hAnsi="Times New Roman" w:cs="Times New Roman"/>
-        </w:rPr>
-      </w:pPr>
-      <w:proofErr w:type="gramStart"/>
-      <w:r>
-        <w:rPr>
-          <w:rFonts w:ascii="Times New Roman" w:hAnsi="Times New Roman" w:cs="Times New Roman"/>
-        </w:rPr>
-        <w:t xml:space="preserve">  </w:t>
-      </w:r>
-      <w:r>
-        <w:rPr>
-          <w:rFonts w:ascii="Times New Roman" w:hAnsi="Times New Roman" w:cs="Times New Roman"/>
-        </w:rPr>
-        <w:t>Individual</w:t>
-      </w:r>
-      <w:proofErr w:type="gramEnd"/>
-      <w:r>
-        <w:rPr>
-          <w:rFonts w:ascii="Times New Roman" w:hAnsi="Times New Roman" w:cs="Times New Roman"/>
-        </w:rPr>
-        <w:t xml:space="preserve"> </w:t>
-      </w:r>
-      <w:r>
-        <w:rPr>
-          <w:rFonts w:ascii="Times New Roman" w:hAnsi="Times New Roman" w:cs="Times New Roman"/>
-        </w:rPr>
-        <w:t>Stats:</w:t>
-      </w:r>
-    </w:p>
-    <w:p>
-      <w:pPr>
-        <w:numPr>
-          <w:ilvl w:val="0"/>
-          <w:numId w:val="13"/>
-        </w:numPr>
-        <w:rPr>
-          <w:rFonts w:ascii="Times New Roman" w:hAnsi="Times New Roman" w:cs="Times New Roman"/>
-        </w:rPr>
-      </w:pPr>
-      <w:r>
-        <w:rPr>
-          <w:rFonts w:ascii="Times New Roman" w:hAnsi="Times New Roman" w:cs="Times New Roman"/>
-        </w:rPr>
-        <w:t xml:space="preserve">Rol: </w:t>
-      </w:r>
-      <w:proofErr w:type="spellStart"/>
-      <w:r>
-        <w:rPr>
-          <w:rFonts w:ascii="Times New Roman" w:hAnsi="Times New Roman" w:cs="Times New Roman"/>
-        </w:rPr>
-        <w:t>Monitorizează</w:t>
-      </w:r>
-      <w:proofErr w:type="spellEnd"/>
-      <w:r>
-        <w:rPr>
-          <w:rFonts w:ascii="Times New Roman" w:hAnsi="Times New Roman" w:cs="Times New Roman"/>
-        </w:rPr>
-        <w:t xml:space="preserve"> </w:t>
-      </w:r>
-      <w:proofErr w:type="spellStart"/>
-      <w:r>
-        <w:rPr>
-          <w:rFonts w:ascii="Times New Roman" w:hAnsi="Times New Roman" w:cs="Times New Roman"/>
-        </w:rPr>
-        <w:t>randamentul</w:t>
-      </w:r>
-      <w:proofErr w:type="spellEnd"/>
-      <w:r>
-        <w:rPr>
-          <w:rFonts w:ascii="Times New Roman" w:hAnsi="Times New Roman" w:cs="Times New Roman"/>
-        </w:rPr>
-        <w:t xml:space="preserve"> </w:t>
-      </w:r>
-      <w:proofErr w:type="spellStart"/>
-      <w:r>
-        <w:rPr>
-          <w:rFonts w:ascii="Times New Roman" w:hAnsi="Times New Roman" w:cs="Times New Roman"/>
-        </w:rPr>
-        <w:t>sportiv</w:t>
-      </w:r>
-      <w:proofErr w:type="spellEnd"/>
-      <w:r>
-        <w:rPr>
-          <w:rFonts w:ascii="Times New Roman" w:hAnsi="Times New Roman" w:cs="Times New Roman"/>
-        </w:rPr>
-        <w:t xml:space="preserve"> al </w:t>
-      </w:r>
-      <w:proofErr w:type="spellStart"/>
-      <w:r>
-        <w:rPr>
-          <w:rFonts w:ascii="Times New Roman" w:hAnsi="Times New Roman" w:cs="Times New Roman"/>
-        </w:rPr>
-        <w:t>fiecărui</w:t>
-      </w:r>
-      <w:proofErr w:type="spellEnd"/>
-      <w:r>
-        <w:rPr>
-          <w:rFonts w:ascii="Times New Roman" w:hAnsi="Times New Roman" w:cs="Times New Roman"/>
-        </w:rPr>
-        <w:t xml:space="preserve"> </w:t>
-      </w:r>
-      <w:proofErr w:type="spellStart"/>
-      <w:r>
-        <w:rPr>
-          <w:rFonts w:ascii="Times New Roman" w:hAnsi="Times New Roman" w:cs="Times New Roman"/>
-        </w:rPr>
-        <w:t>jucător</w:t>
-      </w:r>
-      <w:proofErr w:type="spellEnd"/>
-      <w:r>
-        <w:rPr>
-          <w:rFonts w:ascii="Times New Roman" w:hAnsi="Times New Roman" w:cs="Times New Roman"/>
-        </w:rPr>
-        <w:t>.</w:t>
-      </w:r>
-    </w:p>
-    <w:p>
-      <w:pPr>
-        <w:numPr>
-          <w:ilvl w:val="0"/>
-          <w:numId w:val="13"/>
-        </w:numPr>
-        <w:rPr>
-          <w:rFonts w:ascii="Times New Roman" w:hAnsi="Times New Roman" w:cs="Times New Roman"/>
-        </w:rPr>
-      </w:pPr>
-      <w:proofErr w:type="spellStart"/>
-      <w:r>
-        <w:rPr>
-          <w:rFonts w:ascii="Times New Roman" w:hAnsi="Times New Roman" w:cs="Times New Roman"/>
-        </w:rPr>
-        <w:t>Atribute</w:t>
-      </w:r>
-      <w:proofErr w:type="spellEnd"/>
-      <w:r>
-        <w:rPr>
-          <w:rFonts w:ascii="Times New Roman" w:hAnsi="Times New Roman" w:cs="Times New Roman"/>
-        </w:rPr>
-        <w:t>: goals, assists, cl</w:t>
-      </w:r>
-      <w:proofErr w:type="spellStart"/>
-      <w:r>
-        <w:rPr>
-          <w:rFonts w:ascii="Times New Roman" w:hAnsi="Times New Roman" w:cs="Times New Roman"/>
-        </w:rPr>
-        <w:t>ean_sheets</w:t>
-      </w:r>
-      <w:proofErr w:type="spellEnd"/>
-      <w:r>
-        <w:rPr>
-          <w:rFonts w:ascii="Times New Roman" w:hAnsi="Times New Roman" w:cs="Times New Roman"/>
-        </w:rPr>
-        <w:t xml:space="preserve"> (</w:t>
-      </w:r>
-      <w:proofErr w:type="spellStart"/>
-      <w:r>
-        <w:rPr>
-          <w:rFonts w:ascii="Times New Roman" w:hAnsi="Times New Roman" w:cs="Times New Roman"/>
-        </w:rPr>
-        <w:t>meciuri</w:t>
-      </w:r>
-      <w:proofErr w:type="spellEnd"/>
-      <w:r>
-        <w:rPr>
-          <w:rFonts w:ascii="Times New Roman" w:hAnsi="Times New Roman" w:cs="Times New Roman"/>
-        </w:rPr>
-        <w:t xml:space="preserve"> </w:t>
-      </w:r>
-      <w:proofErr w:type="spellStart"/>
-      <w:r>
-        <w:rPr>
-          <w:rFonts w:ascii="Times New Roman" w:hAnsi="Times New Roman" w:cs="Times New Roman"/>
-        </w:rPr>
-        <w:t>fără</w:t>
-      </w:r>
-      <w:proofErr w:type="spellEnd"/>
-      <w:r>
-        <w:rPr>
-          <w:rFonts w:ascii="Times New Roman" w:hAnsi="Times New Roman" w:cs="Times New Roman"/>
-        </w:rPr>
-        <w:t xml:space="preserve"> </w:t>
-      </w:r>
-      <w:proofErr w:type="spellStart"/>
-      <w:r>
-        <w:rPr>
-          <w:rFonts w:ascii="Times New Roman" w:hAnsi="Times New Roman" w:cs="Times New Roman"/>
-        </w:rPr>
-        <w:t>gol</w:t>
-      </w:r>
-      <w:proofErr w:type="spellEnd"/>
-      <w:r>
-        <w:rPr>
-          <w:rFonts w:ascii="Times New Roman" w:hAnsi="Times New Roman" w:cs="Times New Roman"/>
-        </w:rPr>
-        <w:t xml:space="preserve"> </w:t>
-      </w:r>
-      <w:proofErr w:type="spellStart"/>
-      <w:r>
-        <w:rPr>
-          <w:rFonts w:ascii="Times New Roman" w:hAnsi="Times New Roman" w:cs="Times New Roman"/>
-        </w:rPr>
-        <w:t>primit</w:t>
-      </w:r>
-      <w:proofErr w:type="spellEnd"/>
-      <w:r>
-        <w:rPr>
-          <w:rFonts w:ascii="Times New Roman" w:hAnsi="Times New Roman" w:cs="Times New Roman"/>
-        </w:rPr>
-        <w:t xml:space="preserve"> </w:t>
-      </w:r>
-      <w:proofErr w:type="spellStart"/>
-      <w:r>
-        <w:rPr>
-          <w:rFonts w:ascii="Times New Roman" w:hAnsi="Times New Roman" w:cs="Times New Roman"/>
-        </w:rPr>
-        <w:t>pentru</w:t>
-      </w:r>
-      <w:proofErr w:type="spellEnd"/>
-      <w:r>
-        <w:rPr>
-          <w:rFonts w:ascii="Times New Roman" w:hAnsi="Times New Roman" w:cs="Times New Roman"/>
-        </w:rPr>
-        <w:t xml:space="preserve"> </w:t>
-      </w:r>
-      <w:proofErr w:type="spellStart"/>
-      <w:r>
-        <w:rPr>
-          <w:rFonts w:ascii="Times New Roman" w:hAnsi="Times New Roman" w:cs="Times New Roman"/>
-        </w:rPr>
-        <w:t>portari</w:t>
-      </w:r>
-      <w:proofErr w:type="spellEnd"/>
-      <w:r>
-        <w:rPr>
-          <w:rFonts w:ascii="Times New Roman" w:hAnsi="Times New Roman" w:cs="Times New Roman"/>
-        </w:rPr>
-        <w:t xml:space="preserve"> </w:t>
-      </w:r>
-      <w:proofErr w:type="spellStart"/>
-      <w:r>
-        <w:rPr>
-          <w:rFonts w:ascii="Times New Roman" w:hAnsi="Times New Roman" w:cs="Times New Roman"/>
-        </w:rPr>
-        <w:t>sau</w:t>
-      </w:r>
-      <w:proofErr w:type="spellEnd"/>
-      <w:r>
-        <w:rPr>
-          <w:rFonts w:ascii="Times New Roman" w:hAnsi="Times New Roman" w:cs="Times New Roman"/>
-        </w:rPr>
-        <w:t xml:space="preserve"> funda</w:t>
-      </w:r>
-      <w:r>
-        <w:rPr>
-          <w:rFonts w:ascii="Times New Roman" w:hAnsi="Times New Roman" w:cs="Times New Roman"/>
-          <w:lang w:val="ro-RO"/>
-        </w:rPr>
-        <w:t>și</w:t>
-      </w:r>
-      <w:r>
-        <w:rPr>
-          <w:rFonts w:ascii="Times New Roman" w:hAnsi="Times New Roman" w:cs="Times New Roman"/>
-        </w:rPr>
-        <w:t>).</w:t>
-      </w:r>
-    </w:p>
-    <w:p>
-      <w:pPr>
-        <w:rPr>
-          <w:rFonts w:ascii="Times New Roman" w:hAnsi="Times New Roman" w:cs="Times New Roman"/>
-        </w:rPr>
-      </w:pPr>
-      <w:proofErr w:type="gramStart"/>
-      <w:r>
-        <w:rPr>
-          <w:rFonts w:ascii="Times New Roman" w:hAnsi="Times New Roman" w:cs="Times New Roman"/>
-        </w:rPr>
-        <w:t>  Staff</w:t>
-      </w:r>
-      <w:proofErr w:type="gramEnd"/>
-      <w:r>
-        <w:rPr>
-          <w:rFonts w:ascii="Times New Roman" w:hAnsi="Times New Roman" w:cs="Times New Roman"/>
-        </w:rPr>
-        <w:t>:</w:t>
-      </w:r>
-    </w:p>
-    <w:p>
-      <w:pPr>
-        <w:numPr>
-          <w:ilvl w:val="0"/>
-          <w:numId w:val="14"/>
-        </w:numPr>
-        <w:rPr>
-          <w:rFonts w:ascii="Times New Roman" w:hAnsi="Times New Roman" w:cs="Times New Roman"/>
-        </w:rPr>
-      </w:pPr>
-      <w:r>
-        <w:rPr>
-          <w:rFonts w:ascii="Times New Roman" w:hAnsi="Times New Roman" w:cs="Times New Roman"/>
-        </w:rPr>
-        <w:t xml:space="preserve">Rol: </w:t>
-      </w:r>
-      <w:proofErr w:type="spellStart"/>
-      <w:r>
-        <w:rPr>
-          <w:rFonts w:ascii="Times New Roman" w:hAnsi="Times New Roman" w:cs="Times New Roman"/>
-        </w:rPr>
-        <w:t>Gestionarea</w:t>
-      </w:r>
-      <w:proofErr w:type="spellEnd"/>
-      <w:r>
-        <w:rPr>
-          <w:rFonts w:ascii="Times New Roman" w:hAnsi="Times New Roman" w:cs="Times New Roman"/>
-        </w:rPr>
-        <w:t xml:space="preserve"> </w:t>
-      </w:r>
-      <w:proofErr w:type="spellStart"/>
-      <w:r>
-        <w:rPr>
-          <w:rFonts w:ascii="Times New Roman" w:hAnsi="Times New Roman" w:cs="Times New Roman"/>
-        </w:rPr>
-        <w:t>antrenorilor</w:t>
-      </w:r>
-      <w:proofErr w:type="spellEnd"/>
-      <w:r>
-        <w:rPr>
-          <w:rFonts w:ascii="Times New Roman" w:hAnsi="Times New Roman" w:cs="Times New Roman"/>
-        </w:rPr>
-        <w:t xml:space="preserve"> </w:t>
-      </w:r>
-      <w:proofErr w:type="spellStart"/>
-      <w:r>
-        <w:rPr>
-          <w:rFonts w:ascii="Times New Roman" w:hAnsi="Times New Roman" w:cs="Times New Roman"/>
-        </w:rPr>
-        <w:t>și</w:t>
-      </w:r>
-      <w:proofErr w:type="spellEnd"/>
-      <w:r>
-        <w:rPr>
-          <w:rFonts w:ascii="Times New Roman" w:hAnsi="Times New Roman" w:cs="Times New Roman"/>
-        </w:rPr>
-        <w:t xml:space="preserve"> a </w:t>
-      </w:r>
-      <w:proofErr w:type="spellStart"/>
-      <w:r>
-        <w:rPr>
-          <w:rFonts w:ascii="Times New Roman" w:hAnsi="Times New Roman" w:cs="Times New Roman"/>
-        </w:rPr>
-        <w:t>personalului</w:t>
-      </w:r>
-      <w:proofErr w:type="spellEnd"/>
-      <w:r>
-        <w:rPr>
-          <w:rFonts w:ascii="Times New Roman" w:hAnsi="Times New Roman" w:cs="Times New Roman"/>
-        </w:rPr>
-        <w:t xml:space="preserve"> </w:t>
-      </w:r>
-      <w:proofErr w:type="spellStart"/>
-      <w:r>
-        <w:rPr>
-          <w:rFonts w:ascii="Times New Roman" w:hAnsi="Times New Roman" w:cs="Times New Roman"/>
-        </w:rPr>
-        <w:t>tehnic</w:t>
-      </w:r>
-      <w:proofErr w:type="spellEnd"/>
-      <w:r>
-        <w:rPr>
-          <w:rFonts w:ascii="Times New Roman" w:hAnsi="Times New Roman" w:cs="Times New Roman"/>
-        </w:rPr>
-        <w:t xml:space="preserve"> al </w:t>
-      </w:r>
-      <w:proofErr w:type="spellStart"/>
-      <w:r>
-        <w:rPr>
-          <w:rFonts w:ascii="Times New Roman" w:hAnsi="Times New Roman" w:cs="Times New Roman"/>
-        </w:rPr>
-        <w:t>fiecărui</w:t>
-      </w:r>
-      <w:proofErr w:type="spellEnd"/>
-      <w:r>
-        <w:rPr>
-          <w:rFonts w:ascii="Times New Roman" w:hAnsi="Times New Roman" w:cs="Times New Roman"/>
-        </w:rPr>
-        <w:t xml:space="preserve"> club.</w:t>
-      </w:r>
-    </w:p>
-    <w:p>
-      <w:pPr>
-        <w:numPr>
-          <w:ilvl w:val="0"/>
-          <w:numId w:val="14"/>
-        </w:numPr>
-        <w:rPr>
-          <w:rFonts w:ascii="Times New Roman" w:hAnsi="Times New Roman" w:cs="Times New Roman"/>
-        </w:rPr>
-      </w:pPr>
-      <w:proofErr w:type="spellStart"/>
-      <w:r>
-        <w:rPr>
-          <w:rFonts w:ascii="Times New Roman" w:hAnsi="Times New Roman" w:cs="Times New Roman"/>
-        </w:rPr>
-        <w:t>Atribute</w:t>
-      </w:r>
-      <w:proofErr w:type="spellEnd"/>
-      <w:r>
-        <w:rPr>
-          <w:rFonts w:ascii="Times New Roman" w:hAnsi="Times New Roman" w:cs="Times New Roman"/>
-        </w:rPr>
-        <w:t xml:space="preserve">: </w:t>
-      </w:r>
-      <w:proofErr w:type="spellStart"/>
-      <w:r>
-        <w:rPr>
-          <w:rFonts w:ascii="Times New Roman" w:hAnsi="Times New Roman" w:cs="Times New Roman"/>
-        </w:rPr>
-        <w:t>staff_id</w:t>
-      </w:r>
-      <w:proofErr w:type="spellEnd"/>
-      <w:r>
-        <w:rPr>
-          <w:rFonts w:ascii="Times New Roman" w:hAnsi="Times New Roman" w:cs="Times New Roman"/>
-        </w:rPr>
-        <w:t xml:space="preserve">, </w:t>
-      </w:r>
-      <w:proofErr w:type="spellStart"/>
-      <w:r>
-        <w:rPr>
-          <w:rFonts w:ascii="Times New Roman" w:hAnsi="Times New Roman" w:cs="Times New Roman"/>
-        </w:rPr>
-        <w:t>coach_name</w:t>
-      </w:r>
-      <w:proofErr w:type="spellEnd"/>
-      <w:r>
-        <w:rPr>
-          <w:rFonts w:ascii="Times New Roman" w:hAnsi="Times New Roman" w:cs="Times New Roman"/>
-        </w:rPr>
-        <w:t>.</w:t>
-      </w:r>
-    </w:p>
-    <w:p>
-      <w:pPr>
-        <w:rPr>
-          <w:rFonts w:ascii="Times New Roman" w:hAnsi="Times New Roman" w:cs="Times New Roman"/>
-        </w:rPr>
-      </w:pPr>
-      <w:proofErr w:type="gramStart"/>
-      <w:r>
-        <w:rPr>
-          <w:rFonts w:ascii="Times New Roman" w:hAnsi="Times New Roman" w:cs="Times New Roman"/>
-        </w:rPr>
-        <w:t>  Referee</w:t>
-      </w:r>
-      <w:proofErr w:type="gramEnd"/>
-      <w:r>
-        <w:rPr>
-          <w:rFonts w:ascii="Times New Roman" w:hAnsi="Times New Roman" w:cs="Times New Roman"/>
-        </w:rPr>
-        <w:t>:</w:t>
-      </w:r>
-    </w:p>
-    <w:p>
-      <w:pPr>
-        <w:numPr>
-          <w:ilvl w:val="0"/>
-          <w:numId w:val="15"/>
-        </w:numPr>
-        <w:rPr>
-          <w:rFonts w:ascii="Times New Roman" w:hAnsi="Times New Roman" w:cs="Times New Roman"/>
-        </w:rPr>
-      </w:pPr>
-      <w:r>
-        <w:rPr>
-          <w:rFonts w:ascii="Times New Roman" w:hAnsi="Times New Roman" w:cs="Times New Roman"/>
-        </w:rPr>
-        <w:t xml:space="preserve">Rol: </w:t>
-      </w:r>
-      <w:proofErr w:type="spellStart"/>
-      <w:r>
-        <w:rPr>
-          <w:rFonts w:ascii="Times New Roman" w:hAnsi="Times New Roman" w:cs="Times New Roman"/>
-        </w:rPr>
-        <w:t>Evidența</w:t>
-      </w:r>
-      <w:proofErr w:type="spellEnd"/>
-      <w:r>
-        <w:rPr>
-          <w:rFonts w:ascii="Times New Roman" w:hAnsi="Times New Roman" w:cs="Times New Roman"/>
-        </w:rPr>
-        <w:t xml:space="preserve"> </w:t>
-      </w:r>
-      <w:proofErr w:type="spellStart"/>
-      <w:r>
-        <w:rPr>
-          <w:rFonts w:ascii="Times New Roman" w:hAnsi="Times New Roman" w:cs="Times New Roman"/>
-        </w:rPr>
-        <w:t>arbitrilor</w:t>
-      </w:r>
-      <w:proofErr w:type="spellEnd"/>
-      <w:r>
-        <w:rPr>
-          <w:rFonts w:ascii="Times New Roman" w:hAnsi="Times New Roman" w:cs="Times New Roman"/>
-        </w:rPr>
-        <w:t xml:space="preserve"> </w:t>
-      </w:r>
-      <w:proofErr w:type="spellStart"/>
-      <w:r>
-        <w:rPr>
-          <w:rFonts w:ascii="Times New Roman" w:hAnsi="Times New Roman" w:cs="Times New Roman"/>
-        </w:rPr>
-        <w:t>oficiali</w:t>
-      </w:r>
-      <w:proofErr w:type="spellEnd"/>
-      <w:r>
-        <w:rPr>
-          <w:rFonts w:ascii="Times New Roman" w:hAnsi="Times New Roman" w:cs="Times New Roman"/>
-        </w:rPr>
-        <w:t xml:space="preserve"> </w:t>
-      </w:r>
-      <w:r>
-        <w:rPr>
-          <w:rFonts w:ascii="Times New Roman" w:hAnsi="Times New Roman" w:cs="Times New Roman"/>
-        </w:rPr>
-        <w:t xml:space="preserve">care </w:t>
-      </w:r>
-      <w:proofErr w:type="spellStart"/>
-      <w:r>
-        <w:rPr>
-          <w:rFonts w:ascii="Times New Roman" w:hAnsi="Times New Roman" w:cs="Times New Roman"/>
-        </w:rPr>
-        <w:t>prestează</w:t>
-      </w:r>
-      <w:proofErr w:type="spellEnd"/>
-      <w:r>
-        <w:rPr>
-          <w:rFonts w:ascii="Times New Roman" w:hAnsi="Times New Roman" w:cs="Times New Roman"/>
-        </w:rPr>
-        <w:t xml:space="preserve"> </w:t>
-      </w:r>
-      <w:proofErr w:type="spellStart"/>
-      <w:r>
-        <w:rPr>
-          <w:rFonts w:ascii="Times New Roman" w:hAnsi="Times New Roman" w:cs="Times New Roman"/>
-        </w:rPr>
-        <w:t>pentru</w:t>
-      </w:r>
-      <w:proofErr w:type="spellEnd"/>
-      <w:r>
-        <w:rPr>
-          <w:rFonts w:ascii="Times New Roman" w:hAnsi="Times New Roman" w:cs="Times New Roman"/>
-        </w:rPr>
-        <w:t xml:space="preserve"> </w:t>
-      </w:r>
-      <w:proofErr w:type="spellStart"/>
-      <w:r>
-        <w:rPr>
-          <w:rFonts w:ascii="Times New Roman" w:hAnsi="Times New Roman" w:cs="Times New Roman"/>
-        </w:rPr>
-        <w:t>campionat</w:t>
-      </w:r>
-      <w:proofErr w:type="spellEnd"/>
-      <w:r>
-        <w:rPr>
-          <w:rFonts w:ascii="Times New Roman" w:hAnsi="Times New Roman" w:cs="Times New Roman"/>
-        </w:rPr>
-        <w:t>.</w:t>
-      </w:r>
-    </w:p>
-    <w:p>
-      <w:pPr>
-        <w:numPr>
-          <w:ilvl w:val="0"/>
-          <w:numId w:val="15"/>
-        </w:numPr>
-        <w:rPr>
-          <w:rFonts w:ascii="Times New Roman" w:hAnsi="Times New Roman" w:cs="Times New Roman"/>
-        </w:rPr>
-      </w:pPr>
-      <w:proofErr w:type="spellStart"/>
-      <w:r>
-        <w:rPr>
-          <w:rFonts w:ascii="Times New Roman" w:hAnsi="Times New Roman" w:cs="Times New Roman"/>
-        </w:rPr>
-        <w:t>Atribute</w:t>
-      </w:r>
-      <w:proofErr w:type="spellEnd"/>
-      <w:r>
-        <w:rPr>
-          <w:rFonts w:ascii="Times New Roman" w:hAnsi="Times New Roman" w:cs="Times New Roman"/>
-        </w:rPr>
-        <w:t xml:space="preserve">: </w:t>
-      </w:r>
-      <w:proofErr w:type="spellStart"/>
-      <w:r>
-        <w:rPr>
-          <w:rFonts w:ascii="Times New Roman" w:hAnsi="Times New Roman" w:cs="Times New Roman"/>
-        </w:rPr>
-        <w:t>ref_id</w:t>
-      </w:r>
-      <w:proofErr w:type="spellEnd"/>
-      <w:r>
-        <w:rPr>
-          <w:rFonts w:ascii="Times New Roman" w:hAnsi="Times New Roman" w:cs="Times New Roman"/>
-        </w:rPr>
-        <w:t xml:space="preserve">, </w:t>
-      </w:r>
-      <w:proofErr w:type="spellStart"/>
-      <w:r>
-        <w:rPr>
-          <w:rFonts w:ascii="Times New Roman" w:hAnsi="Times New Roman" w:cs="Times New Roman"/>
-        </w:rPr>
-        <w:t>ref_nam</w:t>
-      </w:r>
-      <w:r>
-        <w:rPr>
-          <w:rFonts w:ascii="Times New Roman" w:hAnsi="Times New Roman" w:cs="Times New Roman"/>
-        </w:rPr>
-        <w:t>e</w:t>
-      </w:r>
-      <w:proofErr w:type="spellEnd"/>
-      <w:r>
-        <w:rPr>
-          <w:rFonts w:ascii="Times New Roman" w:hAnsi="Times New Roman" w:cs="Times New Roman"/>
-        </w:rPr>
-        <w:t xml:space="preserve">, </w:t>
-      </w:r>
-      <w:proofErr w:type="spellStart"/>
-      <w:r>
-        <w:rPr>
-          <w:rFonts w:ascii="Times New Roman" w:hAnsi="Times New Roman" w:cs="Times New Roman"/>
-        </w:rPr>
-        <w:t>officiated_matches</w:t>
-      </w:r>
-      <w:proofErr w:type="spellEnd"/>
-      <w:r>
-        <w:rPr>
-          <w:rFonts w:ascii="Times New Roman" w:hAnsi="Times New Roman" w:cs="Times New Roman"/>
-        </w:rPr>
-        <w:t>.</w:t>
-      </w:r>
-    </w:p>
-    <w:p>
-      <w:pPr>
-        <w:rPr>
-          <w:rFonts w:ascii="Times New Roman" w:hAnsi="Times New Roman" w:cs="Times New Roman"/>
-          <w:b/>
-          <w:bCs/>
-          <w:sz w:val="28"/>
-          <w:szCs w:val="28"/>
           <w:lang w:val="ro-RO"/>
         </w:rPr>
       </w:pPr>
     </w:p>
     <w:sectPr>
+      <w:footerReference w:type="default" r:id="rId8"/>
       <w:pgSz w:w="12240" w:h="15840"/>
       <w:pgMar w:top="1440" w:right="1440" w:bottom="1440" w:left="1440" w:header="720" w:footer="720" w:gutter="0"/>
       <w:cols w:space="720"/>
+      <w:titlePg/>
       <w:docGrid w:linePitch="360"/>
     </w:sectPr>
   </w:body>
@@ -5055,6 +4726,58 @@
     </w:p>
   </w:endnote>
 </w:endnotes>
+</file>
+
+<file path=word/footer1.xml><?xml version="1.0" encoding="utf-8"?>
+<w:ftr xmlns:wpc="http://schemas.microsoft.com/office/word/2010/wordprocessingCanvas" xmlns:cx="http://schemas.microsoft.com/office/drawing/2014/chartex" xmlns:cx1="http://schemas.microsoft.com/office/drawing/2015/9/8/chartex" xmlns:cx2="http://schemas.microsoft.com/office/drawing/2015/10/21/chartex" xmlns:cx3="http://schemas.microsoft.com/office/drawing/2016/5/9/chartex" xmlns:cx4="http://schemas.microsoft.com/office/drawing/2016/5/10/chartex" xmlns:cx5="http://schemas.microsoft.com/office/drawing/2016/5/11/chartex" xmlns:cx6="http://schemas.microsoft.com/office/drawing/2016/5/12/chartex" xmlns:cx7="http://schemas.microsoft.com/office/drawing/2016/5/13/chartex" xmlns:cx8="http://schemas.microsoft.com/office/drawing/2016/5/14/chartex" xmlns:mc="http://schemas.openxmlformats.org/markup-compatibility/2006" xmlns:aink="http://schemas.microsoft.com/office/drawing/2016/ink" xmlns:am3d="http://schemas.microsoft.com/office/drawing/2017/model3d" xmlns:o="urn:schemas-microsoft-com:office:office" xmlns:oel="http://schemas.microsoft.com/office/2019/extlst" xmlns:r="http://schemas.openxmlformats.org/officeDocument/2006/relationships" xmlns:m="http://schemas.openxmlformats.org/officeDocument/2006/math" xmlns:v="urn:schemas-microsoft-com:vml" xmlns:wp14="http://schemas.microsoft.com/office/word/2010/wordprocessingDrawing" xmlns:wp="http://schemas.openxmlformats.org/drawingml/2006/wordprocessingDrawing" xmlns:w10="urn:schemas-microsoft-com:office:word" xmlns:w="http://schemas.openxmlformats.org/wordprocessingml/2006/main" xmlns:w14="http://schemas.microsoft.com/office/word/2010/wordml" xmlns:w15="http://schemas.microsoft.com/office/word/2012/wordml" xmlns:w16cex="http://schemas.microsoft.com/office/word/2018/wordml/cex" xmlns:w16cid="http://schemas.microsoft.com/office/word/2016/wordml/cid" xmlns:w16="http://schemas.microsoft.com/office/word/2018/wordml" xmlns:w16du="http://schemas.microsoft.com/office/word/2023/wordml/word16du" xmlns:w16sdtdh="http://schemas.microsoft.com/office/word/2020/wordml/sdtdatahash" xmlns:w16sdtfl="http://schemas.microsoft.com/office/word/2024/wordml/sdtformatlock" xmlns:w16se="http://schemas.microsoft.com/office/word/2015/wordml/symex" xmlns:wpg="http://schemas.microsoft.com/office/word/2010/wordprocessingGroup" xmlns:wpi="http://schemas.microsoft.com/office/word/2010/wordprocessingInk" xmlns:wne="http://schemas.microsoft.com/office/word/2006/wordml" xmlns:wps="http://schemas.microsoft.com/office/word/2010/wordprocessingShape" mc:Ignorable="w14 w15 w16se w16cid w16 w16cex w16sdtdh w16sdtfl w16du wp14">
+  <w:sdt>
+    <w:sdtPr>
+      <w:id w:val="758025815"/>
+      <w:docPartObj>
+        <w:docPartGallery w:val="Page Numbers (Bottom of Page)"/>
+        <w:docPartUnique/>
+      </w:docPartObj>
+    </w:sdtPr>
+    <w:sdtEndPr>
+      <w:rPr>
+        <w:noProof/>
+      </w:rPr>
+    </w:sdtEndPr>
+    <w:sdtContent>
+      <w:p>
+        <w:pPr>
+          <w:pStyle w:val="Footer"/>
+        </w:pPr>
+        <w:r>
+          <w:fldChar w:fldCharType="begin"/>
+        </w:r>
+        <w:r>
+          <w:instrText xml:space="preserve"> PAGE   \* MERGEFORMAT </w:instrText>
+        </w:r>
+        <w:r>
+          <w:fldChar w:fldCharType="separate"/>
+        </w:r>
+        <w:r>
+          <w:rPr>
+            <w:noProof/>
+          </w:rPr>
+          <w:t>2</w:t>
+        </w:r>
+        <w:r>
+          <w:rPr>
+            <w:noProof/>
+          </w:rPr>
+          <w:fldChar w:fldCharType="end"/>
+        </w:r>
+      </w:p>
+    </w:sdtContent>
+  </w:sdt>
+  <w:p>
+    <w:pPr>
+      <w:pStyle w:val="Footer"/>
+    </w:pPr>
+  </w:p>
+</w:ftr>
 </file>
 
 <file path=word/footnotes.xml><?xml version="1.0" encoding="utf-8"?>

--- a/SuperScorex.docx
+++ b/SuperScorex.docx
@@ -381,7 +381,15 @@
           <w:bCs/>
           <w:lang w:val="ro-RO"/>
         </w:rPr>
-        <w:t>.................................1</w:t>
+        <w:t>.................................</w:t>
+      </w:r>
+      <w:r>
+        <w:rPr>
+          <w:b/>
+          <w:bCs/>
+          <w:lang w:val="ro-RO"/>
+        </w:rPr>
+        <w:t>2</w:t>
       </w:r>
     </w:p>
     <w:p>
@@ -408,7 +416,15 @@
           <w:bCs/>
           <w:lang w:val="ro-RO"/>
         </w:rPr>
-        <w:t>.................2</w:t>
+        <w:t>.................</w:t>
+      </w:r>
+      <w:r>
+        <w:rPr>
+          <w:b/>
+          <w:bCs/>
+          <w:lang w:val="ro-RO"/>
+        </w:rPr>
+        <w:t>3</w:t>
       </w:r>
     </w:p>
     <w:p>
@@ -435,7 +451,15 @@
           <w:bCs/>
           <w:lang w:val="ro-RO"/>
         </w:rPr>
-        <w:t>..........3</w:t>
+        <w:t>..........</w:t>
+      </w:r>
+      <w:r>
+        <w:rPr>
+          <w:b/>
+          <w:bCs/>
+          <w:lang w:val="ro-RO"/>
+        </w:rPr>
+        <w:t>4</w:t>
       </w:r>
     </w:p>
     <w:p>
@@ -465,7 +489,15 @@
           <w:bCs/>
           <w:lang w:val="ro-RO"/>
         </w:rPr>
-        <w:t>.......................4</w:t>
+        <w:t>.......................</w:t>
+      </w:r>
+      <w:r>
+        <w:rPr>
+          <w:b/>
+          <w:bCs/>
+          <w:lang w:val="ro-RO"/>
+        </w:rPr>
+        <w:t>6</w:t>
       </w:r>
     </w:p>
     <w:p>
@@ -2102,7 +2134,6 @@
           <w:lang w:val="ro-RO"/>
         </w:rPr>
       </w:pPr>
-      <w:proofErr w:type="spellStart"/>
       <w:r>
         <w:rPr>
           <w:rFonts w:ascii="Times New Roman" w:hAnsi="Times New Roman" w:cs="Times New Roman"/>
@@ -2112,75 +2143,8 @@
           <w:szCs w:val="28"/>
         </w:rPr>
         <w:lastRenderedPageBreak/>
-        <w:t>Descrierea</w:t>
-      </w:r>
-      <w:proofErr w:type="spellEnd"/>
-      <w:r>
-        <w:rPr>
-          <w:rFonts w:ascii="Times New Roman" w:hAnsi="Times New Roman" w:cs="Times New Roman"/>
-          <w:b/>
-          <w:bCs/>
-          <w:sz w:val="28"/>
-          <w:szCs w:val="28"/>
-        </w:rPr>
-        <w:t xml:space="preserve"> </w:t>
-      </w:r>
-      <w:proofErr w:type="spellStart"/>
-      <w:r>
-        <w:rPr>
-          <w:rFonts w:ascii="Times New Roman" w:hAnsi="Times New Roman" w:cs="Times New Roman"/>
-          <w:b/>
-          <w:bCs/>
-          <w:sz w:val="28"/>
-          <w:szCs w:val="28"/>
-        </w:rPr>
-        <w:t>claselor</w:t>
-      </w:r>
-      <w:proofErr w:type="spellEnd"/>
-      <w:r>
-        <w:rPr>
-          <w:rFonts w:ascii="Times New Roman" w:hAnsi="Times New Roman" w:cs="Times New Roman"/>
-          <w:b/>
-          <w:bCs/>
-          <w:sz w:val="28"/>
-          <w:szCs w:val="28"/>
-        </w:rPr>
-        <w:t xml:space="preserve"> </w:t>
-      </w:r>
-      <w:proofErr w:type="spellStart"/>
-      <w:r>
-        <w:rPr>
-          <w:rFonts w:ascii="Times New Roman" w:hAnsi="Times New Roman" w:cs="Times New Roman"/>
-          <w:b/>
-          <w:bCs/>
-          <w:sz w:val="28"/>
-          <w:szCs w:val="28"/>
-        </w:rPr>
-        <w:t>și</w:t>
-      </w:r>
-      <w:proofErr w:type="spellEnd"/>
-      <w:r>
-        <w:rPr>
-          <w:rFonts w:ascii="Times New Roman" w:hAnsi="Times New Roman" w:cs="Times New Roman"/>
-          <w:b/>
-          <w:bCs/>
-          <w:sz w:val="28"/>
-          <w:szCs w:val="28"/>
-        </w:rPr>
-        <w:t xml:space="preserve"> a </w:t>
-      </w:r>
-      <w:proofErr w:type="spellStart"/>
-      <w:r>
-        <w:rPr>
-          <w:rFonts w:ascii="Times New Roman" w:hAnsi="Times New Roman" w:cs="Times New Roman"/>
-          <w:b/>
-          <w:bCs/>
-          <w:sz w:val="28"/>
-          <w:szCs w:val="28"/>
-        </w:rPr>
-        <w:t>atributelor</w:t>
-      </w:r>
-      <w:proofErr w:type="spellEnd"/>
+        <w:t>Descrierea claselor și a atributelor</w:t>
+      </w:r>
     </w:p>
     <w:p>
       <w:pPr>
@@ -2209,77 +2173,13 @@
         <w:rPr>
           <w:rFonts w:ascii="Times New Roman" w:hAnsi="Times New Roman" w:cs="Times New Roman"/>
         </w:rPr>
-        <w:t xml:space="preserve">Rol: </w:t>
-      </w:r>
-      <w:proofErr w:type="spellStart"/>
-      <w:r>
-        <w:rPr>
-          <w:rFonts w:ascii="Times New Roman" w:hAnsi="Times New Roman" w:cs="Times New Roman"/>
-        </w:rPr>
-        <w:t>Reprezintă</w:t>
-      </w:r>
-      <w:proofErr w:type="spellEnd"/>
-      <w:r>
-        <w:rPr>
-          <w:rFonts w:ascii="Times New Roman" w:hAnsi="Times New Roman" w:cs="Times New Roman"/>
-        </w:rPr>
-        <w:t xml:space="preserve"> </w:t>
-      </w:r>
-      <w:proofErr w:type="spellStart"/>
-      <w:r>
-        <w:rPr>
-          <w:rFonts w:ascii="Times New Roman" w:hAnsi="Times New Roman" w:cs="Times New Roman"/>
-        </w:rPr>
-        <w:t>entitatea</w:t>
-      </w:r>
-      <w:proofErr w:type="spellEnd"/>
-      <w:r>
-        <w:rPr>
-          <w:rFonts w:ascii="Times New Roman" w:hAnsi="Times New Roman" w:cs="Times New Roman"/>
-        </w:rPr>
-        <w:t xml:space="preserve"> </w:t>
-      </w:r>
-      <w:proofErr w:type="spellStart"/>
-      <w:r>
-        <w:rPr>
-          <w:rFonts w:ascii="Times New Roman" w:hAnsi="Times New Roman" w:cs="Times New Roman"/>
-        </w:rPr>
-        <w:t>principală</w:t>
-      </w:r>
-      <w:proofErr w:type="spellEnd"/>
-      <w:r>
-        <w:rPr>
-          <w:rFonts w:ascii="Times New Roman" w:hAnsi="Times New Roman" w:cs="Times New Roman"/>
-        </w:rPr>
-        <w:t xml:space="preserve"> a </w:t>
-      </w:r>
-      <w:proofErr w:type="spellStart"/>
-      <w:r>
-        <w:rPr>
-          <w:rFonts w:ascii="Times New Roman" w:hAnsi="Times New Roman" w:cs="Times New Roman"/>
-        </w:rPr>
-        <w:t>competiției</w:t>
-      </w:r>
-      <w:proofErr w:type="spellEnd"/>
-      <w:r>
-        <w:rPr>
-          <w:rFonts w:ascii="Times New Roman" w:hAnsi="Times New Roman" w:cs="Times New Roman"/>
-        </w:rPr>
-        <w:t xml:space="preserve">, </w:t>
-      </w:r>
-      <w:proofErr w:type="spellStart"/>
-      <w:r>
-        <w:rPr>
-          <w:rFonts w:ascii="Times New Roman" w:hAnsi="Times New Roman" w:cs="Times New Roman"/>
-        </w:rPr>
-        <w:t>adică</w:t>
-      </w:r>
-      <w:proofErr w:type="spellEnd"/>
-      <w:r>
-        <w:rPr>
-          <w:rFonts w:ascii="Times New Roman" w:hAnsi="Times New Roman" w:cs="Times New Roman"/>
-        </w:rPr>
-        <w:t xml:space="preserve"> Premier League.</w:t>
+        <w:t>Rol: Reprezintă entitatea principală a competiției</w:t>
+      </w:r>
+      <w:r>
+        <w:rPr>
+          <w:rFonts w:ascii="Times New Roman" w:hAnsi="Times New Roman" w:cs="Times New Roman"/>
+        </w:rPr>
+        <w:t>, adică Premier League.</w:t>
       </w:r>
     </w:p>
     <w:p>
@@ -2292,33 +2192,11 @@
           <w:rFonts w:ascii="Times New Roman" w:hAnsi="Times New Roman" w:cs="Times New Roman"/>
         </w:rPr>
       </w:pPr>
-      <w:proofErr w:type="spellStart"/>
-      <w:r>
-        <w:rPr>
-          <w:rFonts w:ascii="Times New Roman" w:hAnsi="Times New Roman" w:cs="Times New Roman"/>
-        </w:rPr>
-        <w:t>Atribute</w:t>
-      </w:r>
-      <w:proofErr w:type="spellEnd"/>
-      <w:r>
-        <w:rPr>
-          <w:rFonts w:ascii="Times New Roman" w:hAnsi="Times New Roman" w:cs="Times New Roman"/>
-        </w:rPr>
-        <w:t xml:space="preserve">: </w:t>
-      </w:r>
-      <w:proofErr w:type="spellStart"/>
-      <w:r>
-        <w:rPr>
-          <w:rFonts w:ascii="Times New Roman" w:hAnsi="Times New Roman" w:cs="Times New Roman"/>
-        </w:rPr>
-        <w:t>championship_id</w:t>
-      </w:r>
-      <w:proofErr w:type="spellEnd"/>
-      <w:r>
-        <w:rPr>
-          <w:rFonts w:ascii="Times New Roman" w:hAnsi="Times New Roman" w:cs="Times New Roman"/>
-        </w:rPr>
-        <w:t>, country, teams, field, awards.</w:t>
+      <w:r>
+        <w:rPr>
+          <w:rFonts w:ascii="Times New Roman" w:hAnsi="Times New Roman" w:cs="Times New Roman"/>
+        </w:rPr>
+        <w:t>Atribute: championship_id, country, teams, field, awards.</w:t>
       </w:r>
     </w:p>
     <w:p>
@@ -2331,89 +2209,11 @@
           <w:rFonts w:ascii="Times New Roman" w:hAnsi="Times New Roman" w:cs="Times New Roman"/>
         </w:rPr>
       </w:pPr>
-      <w:proofErr w:type="spellStart"/>
-      <w:r>
-        <w:rPr>
-          <w:rFonts w:ascii="Times New Roman" w:hAnsi="Times New Roman" w:cs="Times New Roman"/>
-        </w:rPr>
-        <w:t>Relații</w:t>
-      </w:r>
-      <w:proofErr w:type="spellEnd"/>
-      <w:r>
-        <w:rPr>
-          <w:rFonts w:ascii="Times New Roman" w:hAnsi="Times New Roman" w:cs="Times New Roman"/>
-        </w:rPr>
-        <w:t xml:space="preserve">: </w:t>
-      </w:r>
-      <w:proofErr w:type="spellStart"/>
-      <w:r>
-        <w:rPr>
-          <w:rFonts w:ascii="Times New Roman" w:hAnsi="Times New Roman" w:cs="Times New Roman"/>
-        </w:rPr>
-        <w:t>Grupează</w:t>
-      </w:r>
-      <w:proofErr w:type="spellEnd"/>
-      <w:r>
-        <w:rPr>
-          <w:rFonts w:ascii="Times New Roman" w:hAnsi="Times New Roman" w:cs="Times New Roman"/>
-        </w:rPr>
-        <w:t xml:space="preserve"> minim 20 de </w:t>
-      </w:r>
-      <w:proofErr w:type="spellStart"/>
-      <w:r>
-        <w:rPr>
-          <w:rFonts w:ascii="Times New Roman" w:hAnsi="Times New Roman" w:cs="Times New Roman"/>
-        </w:rPr>
-        <w:t>echipe</w:t>
-      </w:r>
-      <w:proofErr w:type="spellEnd"/>
-      <w:r>
-        <w:rPr>
-          <w:rFonts w:ascii="Times New Roman" w:hAnsi="Times New Roman" w:cs="Times New Roman"/>
-        </w:rPr>
-        <w:t xml:space="preserve"> </w:t>
-      </w:r>
-      <w:proofErr w:type="spellStart"/>
-      <w:r>
-        <w:rPr>
-          <w:rFonts w:ascii="Times New Roman" w:hAnsi="Times New Roman" w:cs="Times New Roman"/>
-        </w:rPr>
-        <w:t>și</w:t>
-      </w:r>
-      <w:proofErr w:type="spellEnd"/>
-      <w:r>
-        <w:rPr>
-          <w:rFonts w:ascii="Times New Roman" w:hAnsi="Times New Roman" w:cs="Times New Roman"/>
-        </w:rPr>
-        <w:t xml:space="preserve"> </w:t>
-      </w:r>
-      <w:proofErr w:type="spellStart"/>
-      <w:r>
-        <w:rPr>
-          <w:rFonts w:ascii="Times New Roman" w:hAnsi="Times New Roman" w:cs="Times New Roman"/>
-        </w:rPr>
-        <w:t>corpul</w:t>
-      </w:r>
-      <w:proofErr w:type="spellEnd"/>
-      <w:r>
-        <w:rPr>
-          <w:rFonts w:ascii="Times New Roman" w:hAnsi="Times New Roman" w:cs="Times New Roman"/>
-        </w:rPr>
-        <w:t xml:space="preserve"> de </w:t>
-      </w:r>
-      <w:proofErr w:type="spellStart"/>
-      <w:r>
-        <w:rPr>
-          <w:rFonts w:ascii="Times New Roman" w:hAnsi="Times New Roman" w:cs="Times New Roman"/>
-        </w:rPr>
-        <w:t>arbitri</w:t>
-      </w:r>
-      <w:proofErr w:type="spellEnd"/>
-      <w:r>
-        <w:rPr>
-          <w:rFonts w:ascii="Times New Roman" w:hAnsi="Times New Roman" w:cs="Times New Roman"/>
-        </w:rPr>
-        <w:t>.</w:t>
+      <w:r>
+        <w:rPr>
+          <w:rFonts w:ascii="Times New Roman" w:hAnsi="Times New Roman" w:cs="Times New Roman"/>
+        </w:rPr>
+        <w:t>Relații: Grupează minim 20 de echipe și corpul de arbitri.</w:t>
       </w:r>
     </w:p>
     <w:p>
@@ -2443,77 +2243,7 @@
         <w:rPr>
           <w:rFonts w:ascii="Times New Roman" w:hAnsi="Times New Roman" w:cs="Times New Roman"/>
         </w:rPr>
-        <w:t xml:space="preserve">Rol: </w:t>
-      </w:r>
-      <w:proofErr w:type="spellStart"/>
-      <w:r>
-        <w:rPr>
-          <w:rFonts w:ascii="Times New Roman" w:hAnsi="Times New Roman" w:cs="Times New Roman"/>
-        </w:rPr>
-        <w:t>Stochează</w:t>
-      </w:r>
-      <w:proofErr w:type="spellEnd"/>
-      <w:r>
-        <w:rPr>
-          <w:rFonts w:ascii="Times New Roman" w:hAnsi="Times New Roman" w:cs="Times New Roman"/>
-        </w:rPr>
-        <w:t xml:space="preserve"> </w:t>
-      </w:r>
-      <w:proofErr w:type="spellStart"/>
-      <w:r>
-        <w:rPr>
-          <w:rFonts w:ascii="Times New Roman" w:hAnsi="Times New Roman" w:cs="Times New Roman"/>
-        </w:rPr>
-        <w:t>datele</w:t>
-      </w:r>
-      <w:proofErr w:type="spellEnd"/>
-      <w:r>
-        <w:rPr>
-          <w:rFonts w:ascii="Times New Roman" w:hAnsi="Times New Roman" w:cs="Times New Roman"/>
-        </w:rPr>
-        <w:t xml:space="preserve"> </w:t>
-      </w:r>
-      <w:proofErr w:type="spellStart"/>
-      <w:r>
-        <w:rPr>
-          <w:rFonts w:ascii="Times New Roman" w:hAnsi="Times New Roman" w:cs="Times New Roman"/>
-        </w:rPr>
-        <w:t>cluburilor</w:t>
-      </w:r>
-      <w:proofErr w:type="spellEnd"/>
-      <w:r>
-        <w:rPr>
-          <w:rFonts w:ascii="Times New Roman" w:hAnsi="Times New Roman" w:cs="Times New Roman"/>
-        </w:rPr>
-        <w:t xml:space="preserve"> de </w:t>
-      </w:r>
-      <w:proofErr w:type="spellStart"/>
-      <w:r>
-        <w:rPr>
-          <w:rFonts w:ascii="Times New Roman" w:hAnsi="Times New Roman" w:cs="Times New Roman"/>
-        </w:rPr>
-        <w:t>fotbal</w:t>
-      </w:r>
-      <w:proofErr w:type="spellEnd"/>
-      <w:r>
-        <w:rPr>
-          <w:rFonts w:ascii="Times New Roman" w:hAnsi="Times New Roman" w:cs="Times New Roman"/>
-        </w:rPr>
-        <w:t xml:space="preserve"> din </w:t>
-      </w:r>
-      <w:proofErr w:type="spellStart"/>
-      <w:r>
-        <w:rPr>
-          <w:rFonts w:ascii="Times New Roman" w:hAnsi="Times New Roman" w:cs="Times New Roman"/>
-        </w:rPr>
-        <w:t>campionat</w:t>
-      </w:r>
-      <w:proofErr w:type="spellEnd"/>
-      <w:r>
-        <w:rPr>
-          <w:rFonts w:ascii="Times New Roman" w:hAnsi="Times New Roman" w:cs="Times New Roman"/>
-        </w:rPr>
-        <w:t>.</w:t>
+        <w:t>Rol: Stochează datele cluburilor de fotbal din campionat.</w:t>
       </w:r>
     </w:p>
     <w:p>
@@ -2526,61 +2256,11 @@
           <w:rFonts w:ascii="Times New Roman" w:hAnsi="Times New Roman" w:cs="Times New Roman"/>
         </w:rPr>
       </w:pPr>
-      <w:proofErr w:type="spellStart"/>
-      <w:r>
-        <w:rPr>
-          <w:rFonts w:ascii="Times New Roman" w:hAnsi="Times New Roman" w:cs="Times New Roman"/>
-        </w:rPr>
-        <w:t>Atribute</w:t>
-      </w:r>
-      <w:proofErr w:type="spellEnd"/>
-      <w:r>
-        <w:rPr>
-          <w:rFonts w:ascii="Times New Roman" w:hAnsi="Times New Roman" w:cs="Times New Roman"/>
-        </w:rPr>
-        <w:t xml:space="preserve">: </w:t>
-      </w:r>
-      <w:proofErr w:type="spellStart"/>
-      <w:r>
-        <w:rPr>
-          <w:rFonts w:ascii="Times New Roman" w:hAnsi="Times New Roman" w:cs="Times New Roman"/>
-        </w:rPr>
-        <w:t>team_id</w:t>
-      </w:r>
-      <w:proofErr w:type="spellEnd"/>
-      <w:r>
-        <w:rPr>
-          <w:rFonts w:ascii="Times New Roman" w:hAnsi="Times New Roman" w:cs="Times New Roman"/>
-        </w:rPr>
-        <w:t xml:space="preserve">, </w:t>
-      </w:r>
-      <w:proofErr w:type="spellStart"/>
-      <w:r>
-        <w:rPr>
-          <w:rFonts w:ascii="Times New Roman" w:hAnsi="Times New Roman" w:cs="Times New Roman"/>
-        </w:rPr>
-        <w:t>team_name</w:t>
-      </w:r>
-      <w:proofErr w:type="spellEnd"/>
-      <w:r>
-        <w:rPr>
-          <w:rFonts w:ascii="Times New Roman" w:hAnsi="Times New Roman" w:cs="Times New Roman"/>
-        </w:rPr>
-        <w:t xml:space="preserve">, points, players , position, </w:t>
-      </w:r>
-      <w:proofErr w:type="spellStart"/>
-      <w:r>
-        <w:rPr>
-          <w:rFonts w:ascii="Times New Roman" w:hAnsi="Times New Roman" w:cs="Times New Roman"/>
-        </w:rPr>
-        <w:t>stadium_id</w:t>
-      </w:r>
-      <w:proofErr w:type="spellEnd"/>
-      <w:r>
-        <w:rPr>
-          <w:rFonts w:ascii="Times New Roman" w:hAnsi="Times New Roman" w:cs="Times New Roman"/>
-        </w:rPr>
-        <w:t>, rating.</w:t>
+      <w:r>
+        <w:rPr>
+          <w:rFonts w:ascii="Times New Roman" w:hAnsi="Times New Roman" w:cs="Times New Roman"/>
+        </w:rPr>
+        <w:t>Atribute: team_id, team_name, points, players , position, stadium_id, rating.</w:t>
       </w:r>
     </w:p>
     <w:p>
@@ -2593,159 +2273,11 @@
           <w:rFonts w:ascii="Times New Roman" w:hAnsi="Times New Roman" w:cs="Times New Roman"/>
         </w:rPr>
       </w:pPr>
-      <w:proofErr w:type="spellStart"/>
-      <w:r>
-        <w:rPr>
-          <w:rFonts w:ascii="Times New Roman" w:hAnsi="Times New Roman" w:cs="Times New Roman"/>
-        </w:rPr>
-        <w:t>Relații</w:t>
-      </w:r>
-      <w:proofErr w:type="spellEnd"/>
-      <w:r>
-        <w:rPr>
-          <w:rFonts w:ascii="Times New Roman" w:hAnsi="Times New Roman" w:cs="Times New Roman"/>
-        </w:rPr>
-        <w:t xml:space="preserve">: </w:t>
-      </w:r>
-      <w:proofErr w:type="spellStart"/>
-      <w:r>
-        <w:rPr>
-          <w:rFonts w:ascii="Times New Roman" w:hAnsi="Times New Roman" w:cs="Times New Roman"/>
-        </w:rPr>
-        <w:t>Aparține</w:t>
-      </w:r>
-      <w:proofErr w:type="spellEnd"/>
-      <w:r>
-        <w:rPr>
-          <w:rFonts w:ascii="Times New Roman" w:hAnsi="Times New Roman" w:cs="Times New Roman"/>
-        </w:rPr>
-        <w:t xml:space="preserve"> de Championship, </w:t>
-      </w:r>
-      <w:proofErr w:type="spellStart"/>
-      <w:r>
-        <w:rPr>
-          <w:rFonts w:ascii="Times New Roman" w:hAnsi="Times New Roman" w:cs="Times New Roman"/>
-        </w:rPr>
-        <w:t>este</w:t>
-      </w:r>
-      <w:proofErr w:type="spellEnd"/>
-      <w:r>
-        <w:rPr>
-          <w:rFonts w:ascii="Times New Roman" w:hAnsi="Times New Roman" w:cs="Times New Roman"/>
-        </w:rPr>
-        <w:t xml:space="preserve"> </w:t>
-      </w:r>
-      <w:proofErr w:type="spellStart"/>
-      <w:r>
-        <w:rPr>
-          <w:rFonts w:ascii="Times New Roman" w:hAnsi="Times New Roman" w:cs="Times New Roman"/>
-        </w:rPr>
-        <w:t>legată</w:t>
-      </w:r>
-      <w:proofErr w:type="spellEnd"/>
-      <w:r>
-        <w:rPr>
-          <w:rFonts w:ascii="Times New Roman" w:hAnsi="Times New Roman" w:cs="Times New Roman"/>
-        </w:rPr>
-        <w:t xml:space="preserve"> de un Season, un Stadium, </w:t>
-      </w:r>
-      <w:proofErr w:type="spellStart"/>
-      <w:r>
-        <w:rPr>
-          <w:rFonts w:ascii="Times New Roman" w:hAnsi="Times New Roman" w:cs="Times New Roman"/>
-        </w:rPr>
-        <w:t>lotul</w:t>
-      </w:r>
-      <w:proofErr w:type="spellEnd"/>
-      <w:r>
-        <w:rPr>
-          <w:rFonts w:ascii="Times New Roman" w:hAnsi="Times New Roman" w:cs="Times New Roman"/>
-        </w:rPr>
-        <w:t xml:space="preserve"> de </w:t>
-      </w:r>
-      <w:proofErr w:type="spellStart"/>
-      <w:r>
-        <w:rPr>
-          <w:rFonts w:ascii="Times New Roman" w:hAnsi="Times New Roman" w:cs="Times New Roman"/>
-        </w:rPr>
-        <w:t>jucători</w:t>
-      </w:r>
-      <w:proofErr w:type="spellEnd"/>
-      <w:r>
-        <w:rPr>
-          <w:rFonts w:ascii="Times New Roman" w:hAnsi="Times New Roman" w:cs="Times New Roman"/>
-        </w:rPr>
-        <w:t xml:space="preserve">, </w:t>
-      </w:r>
-      <w:proofErr w:type="spellStart"/>
-      <w:r>
-        <w:rPr>
-          <w:rFonts w:ascii="Times New Roman" w:hAnsi="Times New Roman" w:cs="Times New Roman"/>
-        </w:rPr>
-        <w:t>colectivul</w:t>
-      </w:r>
-      <w:proofErr w:type="spellEnd"/>
-      <w:r>
-        <w:rPr>
-          <w:rFonts w:ascii="Times New Roman" w:hAnsi="Times New Roman" w:cs="Times New Roman"/>
-        </w:rPr>
-        <w:t xml:space="preserve"> </w:t>
-      </w:r>
-      <w:proofErr w:type="spellStart"/>
-      <w:r>
-        <w:rPr>
-          <w:rFonts w:ascii="Times New Roman" w:hAnsi="Times New Roman" w:cs="Times New Roman"/>
-        </w:rPr>
-        <w:t>tehnic</w:t>
-      </w:r>
-      <w:proofErr w:type="spellEnd"/>
-      <w:r>
-        <w:rPr>
-          <w:rFonts w:ascii="Times New Roman" w:hAnsi="Times New Roman" w:cs="Times New Roman"/>
-        </w:rPr>
-        <w:t xml:space="preserve"> </w:t>
-      </w:r>
-      <w:proofErr w:type="spellStart"/>
-      <w:r>
-        <w:rPr>
-          <w:rFonts w:ascii="Times New Roman" w:hAnsi="Times New Roman" w:cs="Times New Roman"/>
-        </w:rPr>
-        <w:t>și</w:t>
-      </w:r>
-      <w:proofErr w:type="spellEnd"/>
-      <w:r>
-        <w:rPr>
-          <w:rFonts w:ascii="Times New Roman" w:hAnsi="Times New Roman" w:cs="Times New Roman"/>
-        </w:rPr>
-        <w:t xml:space="preserve"> </w:t>
-      </w:r>
-      <w:proofErr w:type="spellStart"/>
-      <w:r>
-        <w:rPr>
-          <w:rFonts w:ascii="Times New Roman" w:hAnsi="Times New Roman" w:cs="Times New Roman"/>
-        </w:rPr>
-        <w:t>meciurile</w:t>
-      </w:r>
-      <w:proofErr w:type="spellEnd"/>
-      <w:r>
-        <w:rPr>
-          <w:rFonts w:ascii="Times New Roman" w:hAnsi="Times New Roman" w:cs="Times New Roman"/>
-        </w:rPr>
-        <w:t xml:space="preserve"> </w:t>
-      </w:r>
-      <w:proofErr w:type="spellStart"/>
-      <w:r>
-        <w:rPr>
-          <w:rFonts w:ascii="Times New Roman" w:hAnsi="Times New Roman" w:cs="Times New Roman"/>
-        </w:rPr>
-        <w:t>programate</w:t>
-      </w:r>
-      <w:proofErr w:type="spellEnd"/>
-      <w:r>
-        <w:rPr>
-          <w:rFonts w:ascii="Times New Roman" w:hAnsi="Times New Roman" w:cs="Times New Roman"/>
-        </w:rPr>
-        <w:t>.</w:t>
+      <w:r>
+        <w:rPr>
+          <w:rFonts w:ascii="Times New Roman" w:hAnsi="Times New Roman" w:cs="Times New Roman"/>
+        </w:rPr>
+        <w:t>Relații: Aparține de Championship, este legată de un Season, un Stadium, lotul de jucători, colectivul tehnic și meciurile programate.</w:t>
       </w:r>
     </w:p>
     <w:p>
@@ -2775,105 +2307,7 @@
         <w:rPr>
           <w:rFonts w:ascii="Times New Roman" w:hAnsi="Times New Roman" w:cs="Times New Roman"/>
         </w:rPr>
-        <w:t xml:space="preserve">Rol: </w:t>
-      </w:r>
-      <w:proofErr w:type="spellStart"/>
-      <w:r>
-        <w:rPr>
-          <w:rFonts w:ascii="Times New Roman" w:hAnsi="Times New Roman" w:cs="Times New Roman"/>
-        </w:rPr>
-        <w:t>Definește</w:t>
-      </w:r>
-      <w:proofErr w:type="spellEnd"/>
-      <w:r>
-        <w:rPr>
-          <w:rFonts w:ascii="Times New Roman" w:hAnsi="Times New Roman" w:cs="Times New Roman"/>
-        </w:rPr>
-        <w:t xml:space="preserve"> </w:t>
-      </w:r>
-      <w:proofErr w:type="spellStart"/>
-      <w:r>
-        <w:rPr>
-          <w:rFonts w:ascii="Times New Roman" w:hAnsi="Times New Roman" w:cs="Times New Roman"/>
-        </w:rPr>
-        <w:t>cadrul</w:t>
-      </w:r>
-      <w:proofErr w:type="spellEnd"/>
-      <w:r>
-        <w:rPr>
-          <w:rFonts w:ascii="Times New Roman" w:hAnsi="Times New Roman" w:cs="Times New Roman"/>
-        </w:rPr>
-        <w:t xml:space="preserve"> temporal </w:t>
-      </w:r>
-      <w:proofErr w:type="spellStart"/>
-      <w:r>
-        <w:rPr>
-          <w:rFonts w:ascii="Times New Roman" w:hAnsi="Times New Roman" w:cs="Times New Roman"/>
-        </w:rPr>
-        <w:t>și</w:t>
-      </w:r>
-      <w:proofErr w:type="spellEnd"/>
-      <w:r>
-        <w:rPr>
-          <w:rFonts w:ascii="Times New Roman" w:hAnsi="Times New Roman" w:cs="Times New Roman"/>
-        </w:rPr>
-        <w:t xml:space="preserve"> </w:t>
-      </w:r>
-      <w:proofErr w:type="spellStart"/>
-      <w:r>
-        <w:rPr>
-          <w:rFonts w:ascii="Times New Roman" w:hAnsi="Times New Roman" w:cs="Times New Roman"/>
-        </w:rPr>
-        <w:t>organizatoric</w:t>
-      </w:r>
-      <w:proofErr w:type="spellEnd"/>
-      <w:r>
-        <w:rPr>
-          <w:rFonts w:ascii="Times New Roman" w:hAnsi="Times New Roman" w:cs="Times New Roman"/>
-        </w:rPr>
-        <w:t xml:space="preserve"> al </w:t>
-      </w:r>
-      <w:proofErr w:type="spellStart"/>
-      <w:r>
-        <w:rPr>
-          <w:rFonts w:ascii="Times New Roman" w:hAnsi="Times New Roman" w:cs="Times New Roman"/>
-        </w:rPr>
-        <w:t>unei</w:t>
-      </w:r>
-      <w:proofErr w:type="spellEnd"/>
-      <w:r>
-        <w:rPr>
-          <w:rFonts w:ascii="Times New Roman" w:hAnsi="Times New Roman" w:cs="Times New Roman"/>
-        </w:rPr>
-        <w:t xml:space="preserve"> </w:t>
-      </w:r>
-      <w:proofErr w:type="spellStart"/>
-      <w:r>
-        <w:rPr>
-          <w:rFonts w:ascii="Times New Roman" w:hAnsi="Times New Roman" w:cs="Times New Roman"/>
-        </w:rPr>
-        <w:t>ediții</w:t>
-      </w:r>
-      <w:proofErr w:type="spellEnd"/>
-      <w:r>
-        <w:rPr>
-          <w:rFonts w:ascii="Times New Roman" w:hAnsi="Times New Roman" w:cs="Times New Roman"/>
-        </w:rPr>
-        <w:t xml:space="preserve"> </w:t>
-      </w:r>
-      <w:proofErr w:type="spellStart"/>
-      <w:r>
-        <w:rPr>
-          <w:rFonts w:ascii="Times New Roman" w:hAnsi="Times New Roman" w:cs="Times New Roman"/>
-        </w:rPr>
-        <w:t>competiționale</w:t>
-      </w:r>
-      <w:proofErr w:type="spellEnd"/>
-      <w:r>
-        <w:rPr>
-          <w:rFonts w:ascii="Times New Roman" w:hAnsi="Times New Roman" w:cs="Times New Roman"/>
-        </w:rPr>
-        <w:t>.</w:t>
+        <w:t>Rol: Definește cadrul temporal și organizatoric al unei ediții competiționale.</w:t>
       </w:r>
     </w:p>
     <w:p>
@@ -2886,117 +2320,17 @@
           <w:rFonts w:ascii="Times New Roman" w:hAnsi="Times New Roman" w:cs="Times New Roman"/>
         </w:rPr>
       </w:pPr>
-      <w:proofErr w:type="spellStart"/>
-      <w:r>
-        <w:rPr>
-          <w:rFonts w:ascii="Times New Roman" w:hAnsi="Times New Roman" w:cs="Times New Roman"/>
-        </w:rPr>
-        <w:t>Atribute</w:t>
-      </w:r>
-      <w:proofErr w:type="spellEnd"/>
-      <w:r>
-        <w:rPr>
-          <w:rFonts w:ascii="Times New Roman" w:hAnsi="Times New Roman" w:cs="Times New Roman"/>
-        </w:rPr>
-        <w:t xml:space="preserve">: </w:t>
-      </w:r>
-      <w:proofErr w:type="spellStart"/>
-      <w:r>
-        <w:rPr>
-          <w:rFonts w:ascii="Times New Roman" w:hAnsi="Times New Roman" w:cs="Times New Roman"/>
-        </w:rPr>
-        <w:t>season_id</w:t>
-      </w:r>
-      <w:proofErr w:type="spellEnd"/>
-      <w:r>
-        <w:rPr>
-          <w:rFonts w:ascii="Times New Roman" w:hAnsi="Times New Roman" w:cs="Times New Roman"/>
-        </w:rPr>
-        <w:t xml:space="preserve">, year, </w:t>
-      </w:r>
-      <w:proofErr w:type="spellStart"/>
-      <w:r>
-        <w:rPr>
-          <w:rFonts w:ascii="Times New Roman" w:hAnsi="Times New Roman" w:cs="Times New Roman"/>
-        </w:rPr>
-        <w:t>date_start</w:t>
-      </w:r>
-      <w:proofErr w:type="spellEnd"/>
-      <w:r>
-        <w:rPr>
-          <w:rFonts w:ascii="Times New Roman" w:hAnsi="Times New Roman" w:cs="Times New Roman"/>
-        </w:rPr>
-        <w:t xml:space="preserve"> / </w:t>
-      </w:r>
-      <w:proofErr w:type="spellStart"/>
-      <w:r>
-        <w:rPr>
-          <w:rFonts w:ascii="Times New Roman" w:hAnsi="Times New Roman" w:cs="Times New Roman"/>
-        </w:rPr>
-        <w:t>date_end</w:t>
-      </w:r>
-      <w:proofErr w:type="spellEnd"/>
-      <w:r>
-        <w:rPr>
-          <w:rFonts w:ascii="Times New Roman" w:hAnsi="Times New Roman" w:cs="Times New Roman"/>
-        </w:rPr>
-        <w:t xml:space="preserve">, </w:t>
-      </w:r>
-      <w:proofErr w:type="spellStart"/>
-      <w:r>
-        <w:rPr>
-          <w:rFonts w:ascii="Times New Roman" w:hAnsi="Times New Roman" w:cs="Times New Roman"/>
-        </w:rPr>
-        <w:t>transfer_window</w:t>
-      </w:r>
-      <w:proofErr w:type="spellEnd"/>
-      <w:r>
-        <w:rPr>
-          <w:rFonts w:ascii="Times New Roman" w:hAnsi="Times New Roman" w:cs="Times New Roman"/>
-        </w:rPr>
-        <w:t xml:space="preserve">, </w:t>
-      </w:r>
-      <w:proofErr w:type="spellStart"/>
-      <w:r>
-        <w:rPr>
-          <w:rFonts w:ascii="Times New Roman" w:hAnsi="Times New Roman" w:cs="Times New Roman"/>
-        </w:rPr>
-        <w:t>fixture_id</w:t>
-      </w:r>
-      <w:proofErr w:type="spellEnd"/>
-      <w:r>
-        <w:rPr>
-          <w:rFonts w:ascii="Times New Roman" w:hAnsi="Times New Roman" w:cs="Times New Roman"/>
-        </w:rPr>
-        <w:t xml:space="preserve">(foreign key </w:t>
-      </w:r>
-      <w:proofErr w:type="spellStart"/>
-      <w:r>
-        <w:rPr>
-          <w:rFonts w:ascii="Times New Roman" w:hAnsi="Times New Roman" w:cs="Times New Roman"/>
-        </w:rPr>
-        <w:t>pentru</w:t>
-      </w:r>
-      <w:proofErr w:type="spellEnd"/>
-      <w:r>
-        <w:rPr>
-          <w:rFonts w:ascii="Times New Roman" w:hAnsi="Times New Roman" w:cs="Times New Roman"/>
-        </w:rPr>
-        <w:t xml:space="preserve"> </w:t>
-      </w:r>
-      <w:proofErr w:type="spellStart"/>
-      <w:r>
-        <w:rPr>
-          <w:rFonts w:ascii="Times New Roman" w:hAnsi="Times New Roman" w:cs="Times New Roman"/>
-        </w:rPr>
-        <w:t>tabelul</w:t>
-      </w:r>
-      <w:proofErr w:type="spellEnd"/>
-      <w:r>
-        <w:rPr>
-          <w:rFonts w:ascii="Times New Roman" w:hAnsi="Times New Roman" w:cs="Times New Roman"/>
-        </w:rPr>
-        <w:t xml:space="preserve"> Fixtures)</w:t>
+      <w:r>
+        <w:rPr>
+          <w:rFonts w:ascii="Times New Roman" w:hAnsi="Times New Roman" w:cs="Times New Roman"/>
+        </w:rPr>
+        <w:t>Atribute: season_id, year, date_start / date_end, transfer_window, fixture_id</w:t>
+      </w:r>
+      <w:r>
+        <w:rPr>
+          <w:rFonts w:ascii="Times New Roman" w:hAnsi="Times New Roman" w:cs="Times New Roman"/>
+        </w:rPr>
+        <w:t>(foreign key pentru tabelul Fixtures)</w:t>
       </w:r>
       <w:r>
         <w:rPr>
@@ -3032,91 +2366,7 @@
         <w:rPr>
           <w:rFonts w:ascii="Times New Roman" w:hAnsi="Times New Roman" w:cs="Times New Roman"/>
         </w:rPr>
-        <w:t xml:space="preserve">Rol: </w:t>
-      </w:r>
-      <w:proofErr w:type="spellStart"/>
-      <w:r>
-        <w:rPr>
-          <w:rFonts w:ascii="Times New Roman" w:hAnsi="Times New Roman" w:cs="Times New Roman"/>
-        </w:rPr>
-        <w:t>Centralizează</w:t>
-      </w:r>
-      <w:proofErr w:type="spellEnd"/>
-      <w:r>
-        <w:rPr>
-          <w:rFonts w:ascii="Times New Roman" w:hAnsi="Times New Roman" w:cs="Times New Roman"/>
-        </w:rPr>
-        <w:t xml:space="preserve"> </w:t>
-      </w:r>
-      <w:proofErr w:type="spellStart"/>
-      <w:r>
-        <w:rPr>
-          <w:rFonts w:ascii="Times New Roman" w:hAnsi="Times New Roman" w:cs="Times New Roman"/>
-        </w:rPr>
-        <w:t>partidele</w:t>
-      </w:r>
-      <w:proofErr w:type="spellEnd"/>
-      <w:r>
-        <w:rPr>
-          <w:rFonts w:ascii="Times New Roman" w:hAnsi="Times New Roman" w:cs="Times New Roman"/>
-        </w:rPr>
-        <w:t xml:space="preserve"> </w:t>
-      </w:r>
-      <w:proofErr w:type="spellStart"/>
-      <w:r>
-        <w:rPr>
-          <w:rFonts w:ascii="Times New Roman" w:hAnsi="Times New Roman" w:cs="Times New Roman"/>
-        </w:rPr>
-        <w:t>programate</w:t>
-      </w:r>
-      <w:proofErr w:type="spellEnd"/>
-      <w:r>
-        <w:rPr>
-          <w:rFonts w:ascii="Times New Roman" w:hAnsi="Times New Roman" w:cs="Times New Roman"/>
-        </w:rPr>
-        <w:t xml:space="preserve"> </w:t>
-      </w:r>
-      <w:proofErr w:type="spellStart"/>
-      <w:r>
-        <w:rPr>
-          <w:rFonts w:ascii="Times New Roman" w:hAnsi="Times New Roman" w:cs="Times New Roman"/>
-        </w:rPr>
-        <w:t>în</w:t>
-      </w:r>
-      <w:proofErr w:type="spellEnd"/>
-      <w:r>
-        <w:rPr>
-          <w:rFonts w:ascii="Times New Roman" w:hAnsi="Times New Roman" w:cs="Times New Roman"/>
-        </w:rPr>
-        <w:t xml:space="preserve"> </w:t>
-      </w:r>
-      <w:proofErr w:type="spellStart"/>
-      <w:r>
-        <w:rPr>
-          <w:rFonts w:ascii="Times New Roman" w:hAnsi="Times New Roman" w:cs="Times New Roman"/>
-        </w:rPr>
-        <w:t>cadrul</w:t>
-      </w:r>
-      <w:proofErr w:type="spellEnd"/>
-      <w:r>
-        <w:rPr>
-          <w:rFonts w:ascii="Times New Roman" w:hAnsi="Times New Roman" w:cs="Times New Roman"/>
-        </w:rPr>
-        <w:t xml:space="preserve"> </w:t>
-      </w:r>
-      <w:proofErr w:type="spellStart"/>
-      <w:r>
-        <w:rPr>
-          <w:rFonts w:ascii="Times New Roman" w:hAnsi="Times New Roman" w:cs="Times New Roman"/>
-        </w:rPr>
-        <w:t>etapelor</w:t>
-      </w:r>
-      <w:proofErr w:type="spellEnd"/>
-      <w:r>
-        <w:rPr>
-          <w:rFonts w:ascii="Times New Roman" w:hAnsi="Times New Roman" w:cs="Times New Roman"/>
-        </w:rPr>
-        <w:t>.</w:t>
+        <w:t>Rol: Centralizează partidele programate în cadrul etapelor.</w:t>
       </w:r>
     </w:p>
     <w:p>
@@ -3129,19 +2379,11 @@
           <w:rFonts w:ascii="Times New Roman" w:hAnsi="Times New Roman" w:cs="Times New Roman"/>
         </w:rPr>
       </w:pPr>
-      <w:proofErr w:type="spellStart"/>
-      <w:r>
-        <w:rPr>
-          <w:rFonts w:ascii="Times New Roman" w:hAnsi="Times New Roman" w:cs="Times New Roman"/>
-        </w:rPr>
-        <w:t>Atribute</w:t>
-      </w:r>
-      <w:proofErr w:type="spellEnd"/>
-      <w:r>
-        <w:rPr>
-          <w:rFonts w:ascii="Times New Roman" w:hAnsi="Times New Roman" w:cs="Times New Roman"/>
-        </w:rPr>
-        <w:t>: id, date, time.</w:t>
+      <w:r>
+        <w:rPr>
+          <w:rFonts w:ascii="Times New Roman" w:hAnsi="Times New Roman" w:cs="Times New Roman"/>
+        </w:rPr>
+        <w:t>Atribute: id, date, time.</w:t>
       </w:r>
     </w:p>
     <w:p>
@@ -3154,131 +2396,23 @@
           <w:rFonts w:ascii="Times New Roman" w:hAnsi="Times New Roman" w:cs="Times New Roman"/>
         </w:rPr>
       </w:pPr>
-      <w:proofErr w:type="spellStart"/>
-      <w:r>
-        <w:rPr>
-          <w:rFonts w:ascii="Times New Roman" w:hAnsi="Times New Roman" w:cs="Times New Roman"/>
-        </w:rPr>
-        <w:t>Relații</w:t>
-      </w:r>
-      <w:proofErr w:type="spellEnd"/>
-      <w:r>
-        <w:rPr>
-          <w:rFonts w:ascii="Times New Roman" w:hAnsi="Times New Roman" w:cs="Times New Roman"/>
-        </w:rPr>
-        <w:t xml:space="preserve">: </w:t>
-      </w:r>
-      <w:proofErr w:type="spellStart"/>
-      <w:r>
-        <w:rPr>
-          <w:rFonts w:ascii="Times New Roman" w:hAnsi="Times New Roman" w:cs="Times New Roman"/>
-        </w:rPr>
-        <w:t>Conectează</w:t>
-      </w:r>
-      <w:proofErr w:type="spellEnd"/>
-      <w:r>
-        <w:rPr>
-          <w:rFonts w:ascii="Times New Roman" w:hAnsi="Times New Roman" w:cs="Times New Roman"/>
-        </w:rPr>
-        <w:t xml:space="preserve"> </w:t>
-      </w:r>
-      <w:proofErr w:type="spellStart"/>
-      <w:r>
-        <w:rPr>
-          <w:rFonts w:ascii="Times New Roman" w:hAnsi="Times New Roman" w:cs="Times New Roman"/>
-        </w:rPr>
-        <w:t>echipele</w:t>
-      </w:r>
-      <w:proofErr w:type="spellEnd"/>
-      <w:r>
-        <w:rPr>
-          <w:rFonts w:ascii="Times New Roman" w:hAnsi="Times New Roman" w:cs="Times New Roman"/>
-        </w:rPr>
-        <w:t xml:space="preserve"> </w:t>
-      </w:r>
-      <w:proofErr w:type="spellStart"/>
-      <w:r>
-        <w:rPr>
-          <w:rFonts w:ascii="Times New Roman" w:hAnsi="Times New Roman" w:cs="Times New Roman"/>
-        </w:rPr>
-        <w:t>participante</w:t>
-      </w:r>
-      <w:proofErr w:type="spellEnd"/>
-      <w:r>
-        <w:rPr>
-          <w:rFonts w:ascii="Times New Roman" w:hAnsi="Times New Roman" w:cs="Times New Roman"/>
-        </w:rPr>
-        <w:t xml:space="preserve">, </w:t>
-      </w:r>
-      <w:proofErr w:type="spellStart"/>
-      <w:r>
-        <w:rPr>
-          <w:rFonts w:ascii="Times New Roman" w:hAnsi="Times New Roman" w:cs="Times New Roman"/>
-        </w:rPr>
-        <w:t>sezonul</w:t>
-      </w:r>
-      <w:proofErr w:type="spellEnd"/>
-      <w:r>
-        <w:rPr>
-          <w:rFonts w:ascii="Times New Roman" w:hAnsi="Times New Roman" w:cs="Times New Roman"/>
-        </w:rPr>
-        <w:t xml:space="preserve"> </w:t>
-      </w:r>
-      <w:proofErr w:type="spellStart"/>
+      <w:r>
+        <w:rPr>
+          <w:rFonts w:ascii="Times New Roman" w:hAnsi="Times New Roman" w:cs="Times New Roman"/>
+        </w:rPr>
+        <w:t xml:space="preserve">Relații: Conectează echipele participante, sezonul </w:t>
+      </w:r>
       <w:r>
         <w:rPr>
           <w:rFonts w:ascii="Times New Roman" w:hAnsi="Times New Roman" w:cs="Times New Roman"/>
         </w:rPr>
         <w:t>respectiv</w:t>
       </w:r>
-      <w:proofErr w:type="spellEnd"/>
-      <w:r>
-        <w:rPr>
-          <w:rFonts w:ascii="Times New Roman" w:hAnsi="Times New Roman" w:cs="Times New Roman"/>
-        </w:rPr>
-        <w:t xml:space="preserve"> </w:t>
-      </w:r>
-      <w:proofErr w:type="spellStart"/>
-      <w:r>
-        <w:rPr>
-          <w:rFonts w:ascii="Times New Roman" w:hAnsi="Times New Roman" w:cs="Times New Roman"/>
-        </w:rPr>
-        <w:t>și</w:t>
-      </w:r>
-      <w:proofErr w:type="spellEnd"/>
-      <w:r>
-        <w:rPr>
-          <w:rFonts w:ascii="Times New Roman" w:hAnsi="Times New Roman" w:cs="Times New Roman"/>
-        </w:rPr>
-        <w:t xml:space="preserve"> </w:t>
-      </w:r>
-      <w:proofErr w:type="spellStart"/>
-      <w:r>
-        <w:rPr>
-          <w:rFonts w:ascii="Times New Roman" w:hAnsi="Times New Roman" w:cs="Times New Roman"/>
-        </w:rPr>
-        <w:t>arbitrii</w:t>
-      </w:r>
-      <w:proofErr w:type="spellEnd"/>
-      <w:r>
-        <w:rPr>
-          <w:rFonts w:ascii="Times New Roman" w:hAnsi="Times New Roman" w:cs="Times New Roman"/>
-        </w:rPr>
-        <w:t xml:space="preserve"> </w:t>
-      </w:r>
-      <w:proofErr w:type="spellStart"/>
-      <w:r>
-        <w:rPr>
-          <w:rFonts w:ascii="Times New Roman" w:hAnsi="Times New Roman" w:cs="Times New Roman"/>
-        </w:rPr>
-        <w:t>delegați</w:t>
-      </w:r>
-      <w:proofErr w:type="spellEnd"/>
-      <w:r>
-        <w:rPr>
-          <w:rFonts w:ascii="Times New Roman" w:hAnsi="Times New Roman" w:cs="Times New Roman"/>
-        </w:rPr>
-        <w:t>.</w:t>
+      <w:r>
+        <w:rPr>
+          <w:rFonts w:ascii="Times New Roman" w:hAnsi="Times New Roman" w:cs="Times New Roman"/>
+        </w:rPr>
+        <w:t xml:space="preserve"> și arbitrii delegați.</w:t>
       </w:r>
     </w:p>
     <w:p>
@@ -3308,91 +2442,7 @@
         <w:rPr>
           <w:rFonts w:ascii="Times New Roman" w:hAnsi="Times New Roman" w:cs="Times New Roman"/>
         </w:rPr>
-        <w:t xml:space="preserve">Rol: </w:t>
-      </w:r>
-      <w:proofErr w:type="spellStart"/>
-      <w:r>
-        <w:rPr>
-          <w:rFonts w:ascii="Times New Roman" w:hAnsi="Times New Roman" w:cs="Times New Roman"/>
-        </w:rPr>
-        <w:t>Contorizează</w:t>
-      </w:r>
-      <w:proofErr w:type="spellEnd"/>
-      <w:r>
-        <w:rPr>
-          <w:rFonts w:ascii="Times New Roman" w:hAnsi="Times New Roman" w:cs="Times New Roman"/>
-        </w:rPr>
-        <w:t xml:space="preserve"> </w:t>
-      </w:r>
-      <w:proofErr w:type="spellStart"/>
-      <w:r>
-        <w:rPr>
-          <w:rFonts w:ascii="Times New Roman" w:hAnsi="Times New Roman" w:cs="Times New Roman"/>
-        </w:rPr>
-        <w:t>informațiile</w:t>
-      </w:r>
-      <w:proofErr w:type="spellEnd"/>
-      <w:r>
-        <w:rPr>
-          <w:rFonts w:ascii="Times New Roman" w:hAnsi="Times New Roman" w:cs="Times New Roman"/>
-        </w:rPr>
-        <w:t xml:space="preserve"> </w:t>
-      </w:r>
-      <w:proofErr w:type="spellStart"/>
-      <w:r>
-        <w:rPr>
-          <w:rFonts w:ascii="Times New Roman" w:hAnsi="Times New Roman" w:cs="Times New Roman"/>
-        </w:rPr>
-        <w:t>despre</w:t>
-      </w:r>
-      <w:proofErr w:type="spellEnd"/>
-      <w:r>
-        <w:rPr>
-          <w:rFonts w:ascii="Times New Roman" w:hAnsi="Times New Roman" w:cs="Times New Roman"/>
-        </w:rPr>
-        <w:t xml:space="preserve"> </w:t>
-      </w:r>
-      <w:proofErr w:type="spellStart"/>
-      <w:r>
-        <w:rPr>
-          <w:rFonts w:ascii="Times New Roman" w:hAnsi="Times New Roman" w:cs="Times New Roman"/>
-        </w:rPr>
-        <w:t>infrastructura</w:t>
-      </w:r>
-      <w:proofErr w:type="spellEnd"/>
-      <w:r>
-        <w:rPr>
-          <w:rFonts w:ascii="Times New Roman" w:hAnsi="Times New Roman" w:cs="Times New Roman"/>
-        </w:rPr>
-        <w:t xml:space="preserve"> </w:t>
-      </w:r>
-      <w:proofErr w:type="spellStart"/>
-      <w:r>
-        <w:rPr>
-          <w:rFonts w:ascii="Times New Roman" w:hAnsi="Times New Roman" w:cs="Times New Roman"/>
-        </w:rPr>
-        <w:t>sportivă</w:t>
-      </w:r>
-      <w:proofErr w:type="spellEnd"/>
-      <w:r>
-        <w:rPr>
-          <w:rFonts w:ascii="Times New Roman" w:hAnsi="Times New Roman" w:cs="Times New Roman"/>
-        </w:rPr>
-        <w:t xml:space="preserve"> a </w:t>
-      </w:r>
-      <w:proofErr w:type="spellStart"/>
-      <w:r>
-        <w:rPr>
-          <w:rFonts w:ascii="Times New Roman" w:hAnsi="Times New Roman" w:cs="Times New Roman"/>
-        </w:rPr>
-        <w:t>cluburilor</w:t>
-      </w:r>
-      <w:proofErr w:type="spellEnd"/>
-      <w:r>
-        <w:rPr>
-          <w:rFonts w:ascii="Times New Roman" w:hAnsi="Times New Roman" w:cs="Times New Roman"/>
-        </w:rPr>
-        <w:t>.</w:t>
+        <w:t>Rol: Contorizează informațiile despre infrastructura sportivă a cluburilor.</w:t>
       </w:r>
     </w:p>
     <w:p>
@@ -3405,35 +2455,12 @@
           <w:rFonts w:ascii="Times New Roman" w:hAnsi="Times New Roman" w:cs="Times New Roman"/>
         </w:rPr>
       </w:pPr>
-      <w:proofErr w:type="spellStart"/>
-      <w:r>
-        <w:rPr>
-          <w:rFonts w:ascii="Times New Roman" w:hAnsi="Times New Roman" w:cs="Times New Roman"/>
-        </w:rPr>
-        <w:t>Atribute</w:t>
-      </w:r>
-      <w:proofErr w:type="spellEnd"/>
-      <w:r>
-        <w:rPr>
-          <w:rFonts w:ascii="Times New Roman" w:hAnsi="Times New Roman" w:cs="Times New Roman"/>
-        </w:rPr>
-        <w:t xml:space="preserve">: id, </w:t>
-      </w:r>
-      <w:proofErr w:type="spellStart"/>
-      <w:r>
-        <w:rPr>
-          <w:rFonts w:ascii="Times New Roman" w:hAnsi="Times New Roman" w:cs="Times New Roman"/>
-        </w:rPr>
-        <w:t>staium_name</w:t>
-      </w:r>
-      <w:proofErr w:type="spellEnd"/>
-      <w:r>
-        <w:rPr>
-          <w:rFonts w:ascii="Times New Roman" w:hAnsi="Times New Roman" w:cs="Times New Roman"/>
-        </w:rPr>
-        <w:t xml:space="preserve">, </w:t>
-      </w:r>
-      <w:proofErr w:type="spellStart"/>
+      <w:r>
+        <w:rPr>
+          <w:rFonts w:ascii="Times New Roman" w:hAnsi="Times New Roman" w:cs="Times New Roman"/>
+        </w:rPr>
+        <w:t xml:space="preserve">Atribute: id, staium_name, </w:t>
+      </w:r>
       <w:r>
         <w:rPr>
           <w:rFonts w:ascii="Times New Roman" w:hAnsi="Times New Roman" w:cs="Times New Roman"/>
@@ -3444,14 +2471,7 @@
         <w:rPr>
           <w:rFonts w:ascii="Times New Roman" w:hAnsi="Times New Roman" w:cs="Times New Roman"/>
         </w:rPr>
-        <w:t>capacity</w:t>
-      </w:r>
-      <w:proofErr w:type="spellEnd"/>
-      <w:r>
-        <w:rPr>
-          <w:rFonts w:ascii="Times New Roman" w:hAnsi="Times New Roman" w:cs="Times New Roman"/>
-        </w:rPr>
-        <w:t>.</w:t>
+        <w:t>capacity.</w:t>
       </w:r>
     </w:p>
     <w:p>
@@ -3481,77 +2501,7 @@
         <w:rPr>
           <w:rFonts w:ascii="Times New Roman" w:hAnsi="Times New Roman" w:cs="Times New Roman"/>
         </w:rPr>
-        <w:t xml:space="preserve">Rol: </w:t>
-      </w:r>
-      <w:proofErr w:type="spellStart"/>
-      <w:r>
-        <w:rPr>
-          <w:rFonts w:ascii="Times New Roman" w:hAnsi="Times New Roman" w:cs="Times New Roman"/>
-        </w:rPr>
-        <w:t>Retine</w:t>
-      </w:r>
-      <w:proofErr w:type="spellEnd"/>
-      <w:r>
-        <w:rPr>
-          <w:rFonts w:ascii="Times New Roman" w:hAnsi="Times New Roman" w:cs="Times New Roman"/>
-        </w:rPr>
-        <w:t xml:space="preserve"> </w:t>
-      </w:r>
-      <w:proofErr w:type="spellStart"/>
-      <w:r>
-        <w:rPr>
-          <w:rFonts w:ascii="Times New Roman" w:hAnsi="Times New Roman" w:cs="Times New Roman"/>
-        </w:rPr>
-        <w:t>datele</w:t>
-      </w:r>
-      <w:proofErr w:type="spellEnd"/>
-      <w:r>
-        <w:rPr>
-          <w:rFonts w:ascii="Times New Roman" w:hAnsi="Times New Roman" w:cs="Times New Roman"/>
-        </w:rPr>
-        <w:t xml:space="preserve"> </w:t>
-      </w:r>
-      <w:proofErr w:type="spellStart"/>
-      <w:r>
-        <w:rPr>
-          <w:rFonts w:ascii="Times New Roman" w:hAnsi="Times New Roman" w:cs="Times New Roman"/>
-        </w:rPr>
-        <w:t>personale</w:t>
-      </w:r>
-      <w:proofErr w:type="spellEnd"/>
-      <w:r>
-        <w:rPr>
-          <w:rFonts w:ascii="Times New Roman" w:hAnsi="Times New Roman" w:cs="Times New Roman"/>
-        </w:rPr>
-        <w:t xml:space="preserve"> </w:t>
-      </w:r>
-      <w:proofErr w:type="spellStart"/>
-      <w:r>
-        <w:rPr>
-          <w:rFonts w:ascii="Times New Roman" w:hAnsi="Times New Roman" w:cs="Times New Roman"/>
-        </w:rPr>
-        <w:t>și</w:t>
-      </w:r>
-      <w:proofErr w:type="spellEnd"/>
-      <w:r>
-        <w:rPr>
-          <w:rFonts w:ascii="Times New Roman" w:hAnsi="Times New Roman" w:cs="Times New Roman"/>
-        </w:rPr>
-        <w:t xml:space="preserve"> sportive ale </w:t>
-      </w:r>
-      <w:proofErr w:type="spellStart"/>
-      <w:r>
-        <w:rPr>
-          <w:rFonts w:ascii="Times New Roman" w:hAnsi="Times New Roman" w:cs="Times New Roman"/>
-        </w:rPr>
-        <w:t>fotbaliștilor</w:t>
-      </w:r>
-      <w:proofErr w:type="spellEnd"/>
-      <w:r>
-        <w:rPr>
-          <w:rFonts w:ascii="Times New Roman" w:hAnsi="Times New Roman" w:cs="Times New Roman"/>
-        </w:rPr>
-        <w:t>.</w:t>
+        <w:t>Rol: Retine datele personale și sportive ale fotbaliștilor.</w:t>
       </w:r>
     </w:p>
     <w:p>
@@ -3564,103 +2514,11 @@
           <w:rFonts w:ascii="Times New Roman" w:hAnsi="Times New Roman" w:cs="Times New Roman"/>
         </w:rPr>
       </w:pPr>
-      <w:proofErr w:type="spellStart"/>
-      <w:r>
-        <w:rPr>
-          <w:rFonts w:ascii="Times New Roman" w:hAnsi="Times New Roman" w:cs="Times New Roman"/>
-        </w:rPr>
-        <w:t>Atribute</w:t>
-      </w:r>
-      <w:proofErr w:type="spellEnd"/>
-      <w:r>
-        <w:rPr>
-          <w:rFonts w:ascii="Times New Roman" w:hAnsi="Times New Roman" w:cs="Times New Roman"/>
-        </w:rPr>
-        <w:t xml:space="preserve">: </w:t>
-      </w:r>
-      <w:proofErr w:type="spellStart"/>
-      <w:r>
-        <w:rPr>
-          <w:rFonts w:ascii="Times New Roman" w:hAnsi="Times New Roman" w:cs="Times New Roman"/>
-        </w:rPr>
-        <w:t>player_id</w:t>
-      </w:r>
-      <w:proofErr w:type="spellEnd"/>
-      <w:r>
-        <w:rPr>
-          <w:rFonts w:ascii="Times New Roman" w:hAnsi="Times New Roman" w:cs="Times New Roman"/>
-        </w:rPr>
-        <w:t xml:space="preserve">, </w:t>
-      </w:r>
-      <w:proofErr w:type="spellStart"/>
-      <w:r>
-        <w:rPr>
-          <w:rFonts w:ascii="Times New Roman" w:hAnsi="Times New Roman" w:cs="Times New Roman"/>
-        </w:rPr>
-        <w:t>player_name</w:t>
-      </w:r>
-      <w:proofErr w:type="spellEnd"/>
-      <w:r>
-        <w:rPr>
-          <w:rFonts w:ascii="Times New Roman" w:hAnsi="Times New Roman" w:cs="Times New Roman"/>
-        </w:rPr>
-        <w:t xml:space="preserve">, age, </w:t>
-      </w:r>
-      <w:proofErr w:type="spellStart"/>
-      <w:r>
-        <w:rPr>
-          <w:rFonts w:ascii="Times New Roman" w:hAnsi="Times New Roman" w:cs="Times New Roman"/>
-        </w:rPr>
-        <w:t>player_position</w:t>
-      </w:r>
-      <w:proofErr w:type="spellEnd"/>
-      <w:r>
-        <w:rPr>
-          <w:rFonts w:ascii="Times New Roman" w:hAnsi="Times New Roman" w:cs="Times New Roman"/>
-        </w:rPr>
-        <w:t xml:space="preserve">, </w:t>
-      </w:r>
-      <w:proofErr w:type="spellStart"/>
-      <w:r>
-        <w:rPr>
-          <w:rFonts w:ascii="Times New Roman" w:hAnsi="Times New Roman" w:cs="Times New Roman"/>
-        </w:rPr>
-        <w:t>shirt_number</w:t>
-      </w:r>
-      <w:proofErr w:type="spellEnd"/>
-      <w:r>
-        <w:rPr>
-          <w:rFonts w:ascii="Times New Roman" w:hAnsi="Times New Roman" w:cs="Times New Roman"/>
-        </w:rPr>
-        <w:t xml:space="preserve">, </w:t>
-      </w:r>
-      <w:proofErr w:type="spellStart"/>
-      <w:r>
-        <w:rPr>
-          <w:rFonts w:ascii="Times New Roman" w:hAnsi="Times New Roman" w:cs="Times New Roman"/>
-        </w:rPr>
-        <w:t>player_value</w:t>
-      </w:r>
-      <w:proofErr w:type="spellEnd"/>
-      <w:r>
-        <w:rPr>
-          <w:rFonts w:ascii="Times New Roman" w:hAnsi="Times New Roman" w:cs="Times New Roman"/>
-        </w:rPr>
-        <w:t xml:space="preserve">, </w:t>
-      </w:r>
-      <w:proofErr w:type="spellStart"/>
-      <w:r>
-        <w:rPr>
-          <w:rFonts w:ascii="Times New Roman" w:hAnsi="Times New Roman" w:cs="Times New Roman"/>
-        </w:rPr>
-        <w:t>games_played</w:t>
-      </w:r>
-      <w:proofErr w:type="spellEnd"/>
-      <w:r>
-        <w:rPr>
-          <w:rFonts w:ascii="Times New Roman" w:hAnsi="Times New Roman" w:cs="Times New Roman"/>
-        </w:rPr>
-        <w:t>.</w:t>
+      <w:r>
+        <w:rPr>
+          <w:rFonts w:ascii="Times New Roman" w:hAnsi="Times New Roman" w:cs="Times New Roman"/>
+        </w:rPr>
+        <w:t>Atribute: player_id, player_name, age, player_position, shirt_number, player_value, games_played.</w:t>
       </w:r>
     </w:p>
     <w:p>
@@ -3673,173 +2531,11 @@
           <w:rFonts w:ascii="Times New Roman" w:hAnsi="Times New Roman" w:cs="Times New Roman"/>
         </w:rPr>
       </w:pPr>
-      <w:proofErr w:type="spellStart"/>
-      <w:r>
-        <w:rPr>
-          <w:rFonts w:ascii="Times New Roman" w:hAnsi="Times New Roman" w:cs="Times New Roman"/>
-        </w:rPr>
-        <w:t>Relații</w:t>
-      </w:r>
-      <w:proofErr w:type="spellEnd"/>
-      <w:r>
-        <w:rPr>
-          <w:rFonts w:ascii="Times New Roman" w:hAnsi="Times New Roman" w:cs="Times New Roman"/>
-        </w:rPr>
-        <w:t xml:space="preserve">: </w:t>
-      </w:r>
-      <w:proofErr w:type="spellStart"/>
-      <w:r>
-        <w:rPr>
-          <w:rFonts w:ascii="Times New Roman" w:hAnsi="Times New Roman" w:cs="Times New Roman"/>
-        </w:rPr>
-        <w:t>Fiecare</w:t>
-      </w:r>
-      <w:proofErr w:type="spellEnd"/>
-      <w:r>
-        <w:rPr>
-          <w:rFonts w:ascii="Times New Roman" w:hAnsi="Times New Roman" w:cs="Times New Roman"/>
-        </w:rPr>
-        <w:t xml:space="preserve"> </w:t>
-      </w:r>
-      <w:proofErr w:type="spellStart"/>
-      <w:r>
-        <w:rPr>
-          <w:rFonts w:ascii="Times New Roman" w:hAnsi="Times New Roman" w:cs="Times New Roman"/>
-        </w:rPr>
-        <w:t>echipă</w:t>
-      </w:r>
-      <w:proofErr w:type="spellEnd"/>
-      <w:r>
-        <w:rPr>
-          <w:rFonts w:ascii="Times New Roman" w:hAnsi="Times New Roman" w:cs="Times New Roman"/>
-        </w:rPr>
-        <w:t xml:space="preserve"> are un lot de minim 17 </w:t>
-      </w:r>
-      <w:proofErr w:type="spellStart"/>
-      <w:r>
-        <w:rPr>
-          <w:rFonts w:ascii="Times New Roman" w:hAnsi="Times New Roman" w:cs="Times New Roman"/>
-        </w:rPr>
-        <w:t>jucători</w:t>
-      </w:r>
-      <w:proofErr w:type="spellEnd"/>
-      <w:r>
-        <w:rPr>
-          <w:rFonts w:ascii="Times New Roman" w:hAnsi="Times New Roman" w:cs="Times New Roman"/>
-        </w:rPr>
-        <w:t xml:space="preserve">; un </w:t>
-      </w:r>
-      <w:proofErr w:type="spellStart"/>
-      <w:r>
-        <w:rPr>
-          <w:rFonts w:ascii="Times New Roman" w:hAnsi="Times New Roman" w:cs="Times New Roman"/>
-        </w:rPr>
-        <w:t>jucător</w:t>
-      </w:r>
-      <w:proofErr w:type="spellEnd"/>
-      <w:r>
-        <w:rPr>
-          <w:rFonts w:ascii="Times New Roman" w:hAnsi="Times New Roman" w:cs="Times New Roman"/>
-        </w:rPr>
-        <w:t xml:space="preserve"> are </w:t>
-      </w:r>
-      <w:proofErr w:type="spellStart"/>
-      <w:r>
-        <w:rPr>
-          <w:rFonts w:ascii="Times New Roman" w:hAnsi="Times New Roman" w:cs="Times New Roman"/>
-        </w:rPr>
-        <w:t>asociată</w:t>
-      </w:r>
-      <w:proofErr w:type="spellEnd"/>
-      <w:r>
-        <w:rPr>
-          <w:rFonts w:ascii="Times New Roman" w:hAnsi="Times New Roman" w:cs="Times New Roman"/>
-        </w:rPr>
-        <w:t xml:space="preserve"> o </w:t>
-      </w:r>
-      <w:proofErr w:type="spellStart"/>
-      <w:r>
-        <w:rPr>
-          <w:rFonts w:ascii="Times New Roman" w:hAnsi="Times New Roman" w:cs="Times New Roman"/>
-        </w:rPr>
-        <w:t>poziție</w:t>
-      </w:r>
-      <w:proofErr w:type="spellEnd"/>
-      <w:r>
-        <w:rPr>
-          <w:rFonts w:ascii="Times New Roman" w:hAnsi="Times New Roman" w:cs="Times New Roman"/>
-        </w:rPr>
-        <w:t xml:space="preserve"> </w:t>
-      </w:r>
-      <w:proofErr w:type="spellStart"/>
-      <w:r>
-        <w:rPr>
-          <w:rFonts w:ascii="Times New Roman" w:hAnsi="Times New Roman" w:cs="Times New Roman"/>
-        </w:rPr>
-        <w:t>în</w:t>
-      </w:r>
-      <w:proofErr w:type="spellEnd"/>
-      <w:r>
-        <w:rPr>
-          <w:rFonts w:ascii="Times New Roman" w:hAnsi="Times New Roman" w:cs="Times New Roman"/>
-        </w:rPr>
-        <w:t xml:space="preserve"> </w:t>
-      </w:r>
-      <w:proofErr w:type="spellStart"/>
-      <w:r>
-        <w:rPr>
-          <w:rFonts w:ascii="Times New Roman" w:hAnsi="Times New Roman" w:cs="Times New Roman"/>
-        </w:rPr>
-        <w:t>teren</w:t>
-      </w:r>
-      <w:proofErr w:type="spellEnd"/>
-      <w:r>
-        <w:rPr>
-          <w:rFonts w:ascii="Times New Roman" w:hAnsi="Times New Roman" w:cs="Times New Roman"/>
-        </w:rPr>
-        <w:t xml:space="preserve"> </w:t>
-      </w:r>
-      <w:proofErr w:type="spellStart"/>
-      <w:r>
-        <w:rPr>
-          <w:rFonts w:ascii="Times New Roman" w:hAnsi="Times New Roman" w:cs="Times New Roman"/>
-        </w:rPr>
-        <w:t>și</w:t>
-      </w:r>
-      <w:proofErr w:type="spellEnd"/>
-      <w:r>
-        <w:rPr>
-          <w:rFonts w:ascii="Times New Roman" w:hAnsi="Times New Roman" w:cs="Times New Roman"/>
-        </w:rPr>
-        <w:t xml:space="preserve"> </w:t>
-      </w:r>
-      <w:proofErr w:type="spellStart"/>
-      <w:r>
-        <w:rPr>
-          <w:rFonts w:ascii="Times New Roman" w:hAnsi="Times New Roman" w:cs="Times New Roman"/>
-        </w:rPr>
-        <w:t>statistici</w:t>
-      </w:r>
-      <w:proofErr w:type="spellEnd"/>
-      <w:r>
-        <w:rPr>
-          <w:rFonts w:ascii="Times New Roman" w:hAnsi="Times New Roman" w:cs="Times New Roman"/>
-        </w:rPr>
-        <w:t xml:space="preserve"> </w:t>
-      </w:r>
-      <w:proofErr w:type="spellStart"/>
-      <w:r>
-        <w:rPr>
-          <w:rFonts w:ascii="Times New Roman" w:hAnsi="Times New Roman" w:cs="Times New Roman"/>
-        </w:rPr>
-        <w:t>individuale</w:t>
-      </w:r>
-      <w:proofErr w:type="spellEnd"/>
-      <w:r>
-        <w:rPr>
-          <w:rFonts w:ascii="Times New Roman" w:hAnsi="Times New Roman" w:cs="Times New Roman"/>
-        </w:rPr>
-        <w:t>.</w:t>
+      <w:r>
+        <w:rPr>
+          <w:rFonts w:ascii="Times New Roman" w:hAnsi="Times New Roman" w:cs="Times New Roman"/>
+        </w:rPr>
+        <w:t>Relații: Fiecare echipă are un lot de minim 17 jucători; un jucător are asociată o poziție în teren și statistici individuale.</w:t>
       </w:r>
     </w:p>
     <w:p>
@@ -3860,14 +2556,7 @@
           <w:rFonts w:ascii="Times New Roman" w:hAnsi="Times New Roman" w:cs="Times New Roman"/>
         </w:rPr>
         <w:lastRenderedPageBreak/>
-        <w:t xml:space="preserve"> </w:t>
-      </w:r>
-      <w:proofErr w:type="spellStart"/>
-      <w:r>
-        <w:rPr>
-          <w:rFonts w:ascii="Times New Roman" w:hAnsi="Times New Roman" w:cs="Times New Roman"/>
-        </w:rPr>
-        <w:t>Player_Position</w:t>
+        <w:t xml:space="preserve"> Player_Position</w:t>
       </w:r>
       <w:r>
         <w:rPr>
@@ -3875,7 +2564,6 @@
         </w:rPr>
         <w:t>s</w:t>
       </w:r>
-      <w:proofErr w:type="spellEnd"/>
       <w:r>
         <w:rPr>
           <w:rFonts w:ascii="Times New Roman" w:hAnsi="Times New Roman" w:cs="Times New Roman"/>
@@ -3897,91 +2585,19 @@
         <w:rPr>
           <w:rFonts w:ascii="Times New Roman" w:hAnsi="Times New Roman" w:cs="Times New Roman"/>
         </w:rPr>
-        <w:t xml:space="preserve">Rol: </w:t>
-      </w:r>
-      <w:proofErr w:type="spellStart"/>
-      <w:r>
-        <w:rPr>
-          <w:rFonts w:ascii="Times New Roman" w:hAnsi="Times New Roman" w:cs="Times New Roman"/>
-        </w:rPr>
-        <w:t>pentru</w:t>
-      </w:r>
-      <w:proofErr w:type="spellEnd"/>
-      <w:r>
-        <w:rPr>
-          <w:rFonts w:ascii="Times New Roman" w:hAnsi="Times New Roman" w:cs="Times New Roman"/>
-        </w:rPr>
-        <w:t xml:space="preserve"> </w:t>
-      </w:r>
-      <w:proofErr w:type="spellStart"/>
-      <w:r>
-        <w:rPr>
-          <w:rFonts w:ascii="Times New Roman" w:hAnsi="Times New Roman" w:cs="Times New Roman"/>
-        </w:rPr>
-        <w:t>atributile</w:t>
-      </w:r>
-      <w:proofErr w:type="spellEnd"/>
-      <w:r>
-        <w:rPr>
-          <w:rFonts w:ascii="Times New Roman" w:hAnsi="Times New Roman" w:cs="Times New Roman"/>
-        </w:rPr>
-        <w:t xml:space="preserve"> </w:t>
-      </w:r>
-      <w:proofErr w:type="spellStart"/>
-      <w:r>
-        <w:rPr>
-          <w:rFonts w:ascii="Times New Roman" w:hAnsi="Times New Roman" w:cs="Times New Roman"/>
-        </w:rPr>
-        <w:t>si</w:t>
-      </w:r>
-      <w:proofErr w:type="spellEnd"/>
-      <w:r>
-        <w:rPr>
-          <w:rFonts w:ascii="Times New Roman" w:hAnsi="Times New Roman" w:cs="Times New Roman"/>
-        </w:rPr>
-        <w:t xml:space="preserve"> </w:t>
-      </w:r>
-      <w:proofErr w:type="spellStart"/>
-      <w:r>
-        <w:rPr>
-          <w:rFonts w:ascii="Times New Roman" w:hAnsi="Times New Roman" w:cs="Times New Roman"/>
-        </w:rPr>
-        <w:t>indicatiile</w:t>
-      </w:r>
-      <w:proofErr w:type="spellEnd"/>
-      <w:r>
-        <w:rPr>
-          <w:rFonts w:ascii="Times New Roman" w:hAnsi="Times New Roman" w:cs="Times New Roman"/>
-        </w:rPr>
-        <w:t xml:space="preserve"> </w:t>
-      </w:r>
-      <w:proofErr w:type="spellStart"/>
-      <w:r>
-        <w:rPr>
-          <w:rFonts w:ascii="Times New Roman" w:hAnsi="Times New Roman" w:cs="Times New Roman"/>
-        </w:rPr>
-        <w:t>tactice</w:t>
-      </w:r>
-      <w:proofErr w:type="spellEnd"/>
-      <w:r>
-        <w:rPr>
-          <w:rFonts w:ascii="Times New Roman" w:hAnsi="Times New Roman" w:cs="Times New Roman"/>
-        </w:rPr>
-        <w:t xml:space="preserve"> din </w:t>
-      </w:r>
-      <w:proofErr w:type="spellStart"/>
-      <w:r>
-        <w:rPr>
-          <w:rFonts w:ascii="Times New Roman" w:hAnsi="Times New Roman" w:cs="Times New Roman"/>
-        </w:rPr>
-        <w:t>teren</w:t>
-      </w:r>
-      <w:proofErr w:type="spellEnd"/>
-      <w:r>
-        <w:rPr>
-          <w:rFonts w:ascii="Times New Roman" w:hAnsi="Times New Roman" w:cs="Times New Roman"/>
-        </w:rPr>
-        <w:t>.</w:t>
+        <w:t xml:space="preserve">Rol: pentru </w:t>
+      </w:r>
+      <w:r>
+        <w:rPr>
+          <w:rFonts w:ascii="Times New Roman" w:hAnsi="Times New Roman" w:cs="Times New Roman"/>
+        </w:rPr>
+        <w:t>atributile si indicatiile</w:t>
+      </w:r>
+      <w:r>
+        <w:rPr>
+          <w:rFonts w:ascii="Times New Roman" w:hAnsi="Times New Roman" w:cs="Times New Roman"/>
+        </w:rPr>
+        <w:t xml:space="preserve"> tactice din teren.</w:t>
       </w:r>
     </w:p>
     <w:p>
@@ -3994,61 +2610,17 @@
           <w:rFonts w:ascii="Times New Roman" w:hAnsi="Times New Roman" w:cs="Times New Roman"/>
         </w:rPr>
       </w:pPr>
-      <w:proofErr w:type="spellStart"/>
-      <w:r>
-        <w:rPr>
-          <w:rFonts w:ascii="Times New Roman" w:hAnsi="Times New Roman" w:cs="Times New Roman"/>
-        </w:rPr>
-        <w:t>Atribute</w:t>
-      </w:r>
-      <w:proofErr w:type="spellEnd"/>
-      <w:r>
-        <w:rPr>
-          <w:rFonts w:ascii="Times New Roman" w:hAnsi="Times New Roman" w:cs="Times New Roman"/>
-        </w:rPr>
-        <w:t xml:space="preserve">: </w:t>
-      </w:r>
-      <w:proofErr w:type="spellStart"/>
-      <w:r>
-        <w:rPr>
-          <w:rFonts w:ascii="Times New Roman" w:hAnsi="Times New Roman" w:cs="Times New Roman"/>
-        </w:rPr>
-        <w:t>player_position_id</w:t>
-      </w:r>
-      <w:proofErr w:type="spellEnd"/>
-      <w:r>
-        <w:rPr>
-          <w:rFonts w:ascii="Times New Roman" w:hAnsi="Times New Roman" w:cs="Times New Roman"/>
-        </w:rPr>
-        <w:t xml:space="preserve"> (foreign key </w:t>
-      </w:r>
-      <w:proofErr w:type="spellStart"/>
-      <w:r>
-        <w:rPr>
-          <w:rFonts w:ascii="Times New Roman" w:hAnsi="Times New Roman" w:cs="Times New Roman"/>
-        </w:rPr>
-        <w:t>pentru</w:t>
-      </w:r>
-      <w:proofErr w:type="spellEnd"/>
-      <w:r>
-        <w:rPr>
-          <w:rFonts w:ascii="Times New Roman" w:hAnsi="Times New Roman" w:cs="Times New Roman"/>
-        </w:rPr>
-        <w:t xml:space="preserve"> </w:t>
-      </w:r>
-      <w:proofErr w:type="spellStart"/>
-      <w:r>
-        <w:rPr>
-          <w:rFonts w:ascii="Times New Roman" w:hAnsi="Times New Roman" w:cs="Times New Roman"/>
-        </w:rPr>
-        <w:t>tabelul</w:t>
-      </w:r>
-      <w:proofErr w:type="spellEnd"/>
-      <w:r>
-        <w:rPr>
-          <w:rFonts w:ascii="Times New Roman" w:hAnsi="Times New Roman" w:cs="Times New Roman"/>
-        </w:rPr>
-        <w:t xml:space="preserve"> Players)</w:t>
+      <w:r>
+        <w:rPr>
+          <w:rFonts w:ascii="Times New Roman" w:hAnsi="Times New Roman" w:cs="Times New Roman"/>
+        </w:rPr>
+        <w:t>Atribute: player_position_id</w:t>
+      </w:r>
+      <w:r>
+        <w:rPr>
+          <w:rFonts w:ascii="Times New Roman" w:hAnsi="Times New Roman" w:cs="Times New Roman"/>
+        </w:rPr>
+        <w:t xml:space="preserve"> (foreign key pentru tabelul Players)</w:t>
       </w:r>
       <w:r>
         <w:rPr>
@@ -4096,77 +2668,7 @@
         <w:rPr>
           <w:rFonts w:ascii="Times New Roman" w:hAnsi="Times New Roman" w:cs="Times New Roman"/>
         </w:rPr>
-        <w:t xml:space="preserve">Rol: </w:t>
-      </w:r>
-      <w:proofErr w:type="spellStart"/>
-      <w:r>
-        <w:rPr>
-          <w:rFonts w:ascii="Times New Roman" w:hAnsi="Times New Roman" w:cs="Times New Roman"/>
-        </w:rPr>
-        <w:t>Monitorizează</w:t>
-      </w:r>
-      <w:proofErr w:type="spellEnd"/>
-      <w:r>
-        <w:rPr>
-          <w:rFonts w:ascii="Times New Roman" w:hAnsi="Times New Roman" w:cs="Times New Roman"/>
-        </w:rPr>
-        <w:t xml:space="preserve"> </w:t>
-      </w:r>
-      <w:proofErr w:type="spellStart"/>
-      <w:r>
-        <w:rPr>
-          <w:rFonts w:ascii="Times New Roman" w:hAnsi="Times New Roman" w:cs="Times New Roman"/>
-        </w:rPr>
-        <w:t>randamentul</w:t>
-      </w:r>
-      <w:proofErr w:type="spellEnd"/>
-      <w:r>
-        <w:rPr>
-          <w:rFonts w:ascii="Times New Roman" w:hAnsi="Times New Roman" w:cs="Times New Roman"/>
-        </w:rPr>
-        <w:t xml:space="preserve"> </w:t>
-      </w:r>
-      <w:proofErr w:type="spellStart"/>
-      <w:r>
-        <w:rPr>
-          <w:rFonts w:ascii="Times New Roman" w:hAnsi="Times New Roman" w:cs="Times New Roman"/>
-        </w:rPr>
-        <w:t>sportiv</w:t>
-      </w:r>
-      <w:proofErr w:type="spellEnd"/>
-      <w:r>
-        <w:rPr>
-          <w:rFonts w:ascii="Times New Roman" w:hAnsi="Times New Roman" w:cs="Times New Roman"/>
-        </w:rPr>
-        <w:t xml:space="preserve"> al </w:t>
-      </w:r>
-      <w:proofErr w:type="spellStart"/>
-      <w:r>
-        <w:rPr>
-          <w:rFonts w:ascii="Times New Roman" w:hAnsi="Times New Roman" w:cs="Times New Roman"/>
-        </w:rPr>
-        <w:t>fiecărui</w:t>
-      </w:r>
-      <w:proofErr w:type="spellEnd"/>
-      <w:r>
-        <w:rPr>
-          <w:rFonts w:ascii="Times New Roman" w:hAnsi="Times New Roman" w:cs="Times New Roman"/>
-        </w:rPr>
-        <w:t xml:space="preserve"> </w:t>
-      </w:r>
-      <w:proofErr w:type="spellStart"/>
-      <w:r>
-        <w:rPr>
-          <w:rFonts w:ascii="Times New Roman" w:hAnsi="Times New Roman" w:cs="Times New Roman"/>
-        </w:rPr>
-        <w:t>jucător</w:t>
-      </w:r>
-      <w:proofErr w:type="spellEnd"/>
-      <w:r>
-        <w:rPr>
-          <w:rFonts w:ascii="Times New Roman" w:hAnsi="Times New Roman" w:cs="Times New Roman"/>
-        </w:rPr>
-        <w:t>.</w:t>
+        <w:t>Rol: Monitorizează randamentul sportiv al fiecărui jucător.</w:t>
       </w:r>
     </w:p>
     <w:p>
@@ -4179,131 +2681,17 @@
           <w:rFonts w:ascii="Times New Roman" w:hAnsi="Times New Roman" w:cs="Times New Roman"/>
         </w:rPr>
       </w:pPr>
-      <w:proofErr w:type="spellStart"/>
-      <w:r>
-        <w:rPr>
-          <w:rFonts w:ascii="Times New Roman" w:hAnsi="Times New Roman" w:cs="Times New Roman"/>
-        </w:rPr>
-        <w:t>Atribute</w:t>
-      </w:r>
-      <w:proofErr w:type="spellEnd"/>
-      <w:r>
-        <w:rPr>
-          <w:rFonts w:ascii="Times New Roman" w:hAnsi="Times New Roman" w:cs="Times New Roman"/>
-        </w:rPr>
-        <w:t xml:space="preserve">: goals, assists, </w:t>
-      </w:r>
-      <w:proofErr w:type="spellStart"/>
-      <w:r>
-        <w:rPr>
-          <w:rFonts w:ascii="Times New Roman" w:hAnsi="Times New Roman" w:cs="Times New Roman"/>
-        </w:rPr>
-        <w:t>clean_sheets</w:t>
-      </w:r>
-      <w:proofErr w:type="spellEnd"/>
-      <w:r>
-        <w:rPr>
-          <w:rFonts w:ascii="Times New Roman" w:hAnsi="Times New Roman" w:cs="Times New Roman"/>
-        </w:rPr>
-        <w:t xml:space="preserve"> (</w:t>
-      </w:r>
-      <w:proofErr w:type="spellStart"/>
-      <w:r>
-        <w:rPr>
-          <w:rFonts w:ascii="Times New Roman" w:hAnsi="Times New Roman" w:cs="Times New Roman"/>
-        </w:rPr>
-        <w:t>meciuri</w:t>
-      </w:r>
-      <w:proofErr w:type="spellEnd"/>
-      <w:r>
-        <w:rPr>
-          <w:rFonts w:ascii="Times New Roman" w:hAnsi="Times New Roman" w:cs="Times New Roman"/>
-        </w:rPr>
-        <w:t xml:space="preserve"> </w:t>
-      </w:r>
-      <w:proofErr w:type="spellStart"/>
-      <w:r>
-        <w:rPr>
-          <w:rFonts w:ascii="Times New Roman" w:hAnsi="Times New Roman" w:cs="Times New Roman"/>
-        </w:rPr>
-        <w:t>fără</w:t>
-      </w:r>
-      <w:proofErr w:type="spellEnd"/>
-      <w:r>
-        <w:rPr>
-          <w:rFonts w:ascii="Times New Roman" w:hAnsi="Times New Roman" w:cs="Times New Roman"/>
-        </w:rPr>
-        <w:t xml:space="preserve"> </w:t>
-      </w:r>
-      <w:proofErr w:type="spellStart"/>
-      <w:r>
-        <w:rPr>
-          <w:rFonts w:ascii="Times New Roman" w:hAnsi="Times New Roman" w:cs="Times New Roman"/>
-        </w:rPr>
-        <w:t>gol</w:t>
-      </w:r>
-      <w:proofErr w:type="spellEnd"/>
-      <w:r>
-        <w:rPr>
-          <w:rFonts w:ascii="Times New Roman" w:hAnsi="Times New Roman" w:cs="Times New Roman"/>
-        </w:rPr>
-        <w:t xml:space="preserve"> </w:t>
-      </w:r>
-      <w:proofErr w:type="spellStart"/>
-      <w:r>
-        <w:rPr>
-          <w:rFonts w:ascii="Times New Roman" w:hAnsi="Times New Roman" w:cs="Times New Roman"/>
-        </w:rPr>
-        <w:t>primit</w:t>
-      </w:r>
-      <w:proofErr w:type="spellEnd"/>
-      <w:r>
-        <w:rPr>
-          <w:rFonts w:ascii="Times New Roman" w:hAnsi="Times New Roman" w:cs="Times New Roman"/>
-        </w:rPr>
-        <w:t xml:space="preserve"> </w:t>
-      </w:r>
-      <w:proofErr w:type="spellStart"/>
-      <w:r>
-        <w:rPr>
-          <w:rFonts w:ascii="Times New Roman" w:hAnsi="Times New Roman" w:cs="Times New Roman"/>
-        </w:rPr>
-        <w:t>pentru</w:t>
-      </w:r>
-      <w:proofErr w:type="spellEnd"/>
-      <w:r>
-        <w:rPr>
-          <w:rFonts w:ascii="Times New Roman" w:hAnsi="Times New Roman" w:cs="Times New Roman"/>
-        </w:rPr>
-        <w:t xml:space="preserve"> </w:t>
-      </w:r>
-      <w:proofErr w:type="spellStart"/>
-      <w:r>
-        <w:rPr>
-          <w:rFonts w:ascii="Times New Roman" w:hAnsi="Times New Roman" w:cs="Times New Roman"/>
-        </w:rPr>
-        <w:t>portari</w:t>
-      </w:r>
-      <w:proofErr w:type="spellEnd"/>
-      <w:r>
-        <w:rPr>
-          <w:rFonts w:ascii="Times New Roman" w:hAnsi="Times New Roman" w:cs="Times New Roman"/>
-        </w:rPr>
-        <w:t xml:space="preserve"> </w:t>
-      </w:r>
-      <w:proofErr w:type="spellStart"/>
-      <w:r>
-        <w:rPr>
-          <w:rFonts w:ascii="Times New Roman" w:hAnsi="Times New Roman" w:cs="Times New Roman"/>
-        </w:rPr>
-        <w:t>sau</w:t>
-      </w:r>
-      <w:proofErr w:type="spellEnd"/>
-      <w:r>
-        <w:rPr>
-          <w:rFonts w:ascii="Times New Roman" w:hAnsi="Times New Roman" w:cs="Times New Roman"/>
-        </w:rPr>
-        <w:t xml:space="preserve"> funda</w:t>
+      <w:r>
+        <w:rPr>
+          <w:rFonts w:ascii="Times New Roman" w:hAnsi="Times New Roman" w:cs="Times New Roman"/>
+        </w:rPr>
+        <w:t>Atribute: goals, assists, clean_sheets (meciuri fără gol primit pentru portari</w:t>
+      </w:r>
+      <w:r>
+        <w:rPr>
+          <w:rFonts w:ascii="Times New Roman" w:hAnsi="Times New Roman" w:cs="Times New Roman"/>
+        </w:rPr>
+        <w:t xml:space="preserve"> sau funda</w:t>
       </w:r>
       <w:r>
         <w:rPr>
@@ -4346,91 +2734,7 @@
         <w:rPr>
           <w:rFonts w:ascii="Times New Roman" w:hAnsi="Times New Roman" w:cs="Times New Roman"/>
         </w:rPr>
-        <w:t xml:space="preserve">Rol: </w:t>
-      </w:r>
-      <w:proofErr w:type="spellStart"/>
-      <w:r>
-        <w:rPr>
-          <w:rFonts w:ascii="Times New Roman" w:hAnsi="Times New Roman" w:cs="Times New Roman"/>
-        </w:rPr>
-        <w:t>Gestionarea</w:t>
-      </w:r>
-      <w:proofErr w:type="spellEnd"/>
-      <w:r>
-        <w:rPr>
-          <w:rFonts w:ascii="Times New Roman" w:hAnsi="Times New Roman" w:cs="Times New Roman"/>
-        </w:rPr>
-        <w:t xml:space="preserve"> </w:t>
-      </w:r>
-      <w:proofErr w:type="spellStart"/>
-      <w:r>
-        <w:rPr>
-          <w:rFonts w:ascii="Times New Roman" w:hAnsi="Times New Roman" w:cs="Times New Roman"/>
-        </w:rPr>
-        <w:t>antrenorilor</w:t>
-      </w:r>
-      <w:proofErr w:type="spellEnd"/>
-      <w:r>
-        <w:rPr>
-          <w:rFonts w:ascii="Times New Roman" w:hAnsi="Times New Roman" w:cs="Times New Roman"/>
-        </w:rPr>
-        <w:t xml:space="preserve"> </w:t>
-      </w:r>
-      <w:proofErr w:type="spellStart"/>
-      <w:r>
-        <w:rPr>
-          <w:rFonts w:ascii="Times New Roman" w:hAnsi="Times New Roman" w:cs="Times New Roman"/>
-        </w:rPr>
-        <w:t>și</w:t>
-      </w:r>
-      <w:proofErr w:type="spellEnd"/>
-      <w:r>
-        <w:rPr>
-          <w:rFonts w:ascii="Times New Roman" w:hAnsi="Times New Roman" w:cs="Times New Roman"/>
-        </w:rPr>
-        <w:t xml:space="preserve"> a </w:t>
-      </w:r>
-      <w:proofErr w:type="spellStart"/>
-      <w:r>
-        <w:rPr>
-          <w:rFonts w:ascii="Times New Roman" w:hAnsi="Times New Roman" w:cs="Times New Roman"/>
-        </w:rPr>
-        <w:t>personalului</w:t>
-      </w:r>
-      <w:proofErr w:type="spellEnd"/>
-      <w:r>
-        <w:rPr>
-          <w:rFonts w:ascii="Times New Roman" w:hAnsi="Times New Roman" w:cs="Times New Roman"/>
-        </w:rPr>
-        <w:t xml:space="preserve"> </w:t>
-      </w:r>
-      <w:proofErr w:type="spellStart"/>
-      <w:r>
-        <w:rPr>
-          <w:rFonts w:ascii="Times New Roman" w:hAnsi="Times New Roman" w:cs="Times New Roman"/>
-        </w:rPr>
-        <w:t>tehnic</w:t>
-      </w:r>
-      <w:proofErr w:type="spellEnd"/>
-      <w:r>
-        <w:rPr>
-          <w:rFonts w:ascii="Times New Roman" w:hAnsi="Times New Roman" w:cs="Times New Roman"/>
-        </w:rPr>
-        <w:t xml:space="preserve"> al </w:t>
-      </w:r>
-      <w:proofErr w:type="spellStart"/>
-      <w:r>
-        <w:rPr>
-          <w:rFonts w:ascii="Times New Roman" w:hAnsi="Times New Roman" w:cs="Times New Roman"/>
-        </w:rPr>
-        <w:t>fiecărui</w:t>
-      </w:r>
-      <w:proofErr w:type="spellEnd"/>
-      <w:r>
-        <w:rPr>
-          <w:rFonts w:ascii="Times New Roman" w:hAnsi="Times New Roman" w:cs="Times New Roman"/>
-        </w:rPr>
-        <w:t xml:space="preserve"> club.</w:t>
+        <w:t>Rol: Gestionarea antrenorilor și a personalului tehnic al fiecărui club.</w:t>
       </w:r>
     </w:p>
     <w:p>
@@ -4443,47 +2747,11 @@
           <w:rFonts w:ascii="Times New Roman" w:hAnsi="Times New Roman" w:cs="Times New Roman"/>
         </w:rPr>
       </w:pPr>
-      <w:proofErr w:type="spellStart"/>
-      <w:r>
-        <w:rPr>
-          <w:rFonts w:ascii="Times New Roman" w:hAnsi="Times New Roman" w:cs="Times New Roman"/>
-        </w:rPr>
-        <w:t>Atribute</w:t>
-      </w:r>
-      <w:proofErr w:type="spellEnd"/>
-      <w:r>
-        <w:rPr>
-          <w:rFonts w:ascii="Times New Roman" w:hAnsi="Times New Roman" w:cs="Times New Roman"/>
-        </w:rPr>
-        <w:t xml:space="preserve">: </w:t>
-      </w:r>
-      <w:proofErr w:type="spellStart"/>
-      <w:r>
-        <w:rPr>
-          <w:rFonts w:ascii="Times New Roman" w:hAnsi="Times New Roman" w:cs="Times New Roman"/>
-        </w:rPr>
-        <w:t>staff_id</w:t>
-      </w:r>
-      <w:proofErr w:type="spellEnd"/>
-      <w:r>
-        <w:rPr>
-          <w:rFonts w:ascii="Times New Roman" w:hAnsi="Times New Roman" w:cs="Times New Roman"/>
-        </w:rPr>
-        <w:t xml:space="preserve">, </w:t>
-      </w:r>
-      <w:proofErr w:type="spellStart"/>
-      <w:r>
-        <w:rPr>
-          <w:rFonts w:ascii="Times New Roman" w:hAnsi="Times New Roman" w:cs="Times New Roman"/>
-        </w:rPr>
-        <w:t>coach_name</w:t>
-      </w:r>
-      <w:proofErr w:type="spellEnd"/>
-      <w:r>
-        <w:rPr>
-          <w:rFonts w:ascii="Times New Roman" w:hAnsi="Times New Roman" w:cs="Times New Roman"/>
-        </w:rPr>
-        <w:t>.</w:t>
+      <w:r>
+        <w:rPr>
+          <w:rFonts w:ascii="Times New Roman" w:hAnsi="Times New Roman" w:cs="Times New Roman"/>
+        </w:rPr>
+        <w:t>Atribute: staff_id, coach_name.</w:t>
       </w:r>
     </w:p>
     <w:p>
@@ -4513,97 +2781,19 @@
         <w:rPr>
           <w:rFonts w:ascii="Times New Roman" w:hAnsi="Times New Roman" w:cs="Times New Roman"/>
         </w:rPr>
-        <w:t xml:space="preserve">Rol: </w:t>
-      </w:r>
-      <w:proofErr w:type="spellStart"/>
-      <w:r>
-        <w:rPr>
-          <w:rFonts w:ascii="Times New Roman" w:hAnsi="Times New Roman" w:cs="Times New Roman"/>
-        </w:rPr>
-        <w:t>Evidența</w:t>
-      </w:r>
-      <w:proofErr w:type="spellEnd"/>
-      <w:r>
-        <w:rPr>
-          <w:rFonts w:ascii="Times New Roman" w:hAnsi="Times New Roman" w:cs="Times New Roman"/>
-        </w:rPr>
-        <w:t xml:space="preserve"> </w:t>
-      </w:r>
-      <w:proofErr w:type="spellStart"/>
-      <w:r>
-        <w:rPr>
-          <w:rFonts w:ascii="Times New Roman" w:hAnsi="Times New Roman" w:cs="Times New Roman"/>
-        </w:rPr>
-        <w:t>arbitrilor</w:t>
-      </w:r>
-      <w:proofErr w:type="spellEnd"/>
-      <w:r>
-        <w:rPr>
-          <w:rFonts w:ascii="Times New Roman" w:hAnsi="Times New Roman" w:cs="Times New Roman"/>
-        </w:rPr>
-        <w:t xml:space="preserve"> </w:t>
-      </w:r>
-      <w:proofErr w:type="spellStart"/>
-      <w:r>
-        <w:rPr>
-          <w:rFonts w:ascii="Times New Roman" w:hAnsi="Times New Roman" w:cs="Times New Roman"/>
-        </w:rPr>
-        <w:t>oficiali</w:t>
-      </w:r>
-      <w:proofErr w:type="spellEnd"/>
-      <w:r>
-        <w:rPr>
-          <w:rFonts w:ascii="Times New Roman" w:hAnsi="Times New Roman" w:cs="Times New Roman"/>
-        </w:rPr>
-        <w:t xml:space="preserve"> </w:t>
-      </w:r>
-      <w:r>
-        <w:rPr>
-          <w:rFonts w:ascii="Times New Roman" w:hAnsi="Times New Roman" w:cs="Times New Roman"/>
-        </w:rPr>
-        <w:t xml:space="preserve">care </w:t>
-      </w:r>
-      <w:proofErr w:type="spellStart"/>
-      <w:r>
-        <w:rPr>
-          <w:rFonts w:ascii="Times New Roman" w:hAnsi="Times New Roman" w:cs="Times New Roman"/>
-        </w:rPr>
-        <w:t>prestează</w:t>
-      </w:r>
-      <w:proofErr w:type="spellEnd"/>
-      <w:r>
-        <w:rPr>
-          <w:rFonts w:ascii="Times New Roman" w:hAnsi="Times New Roman" w:cs="Times New Roman"/>
-        </w:rPr>
-        <w:t xml:space="preserve"> </w:t>
-      </w:r>
-      <w:proofErr w:type="spellStart"/>
-      <w:r>
-        <w:rPr>
-          <w:rFonts w:ascii="Times New Roman" w:hAnsi="Times New Roman" w:cs="Times New Roman"/>
-        </w:rPr>
-        <w:t>pentru</w:t>
-      </w:r>
-      <w:proofErr w:type="spellEnd"/>
-      <w:r>
-        <w:rPr>
-          <w:rFonts w:ascii="Times New Roman" w:hAnsi="Times New Roman" w:cs="Times New Roman"/>
-        </w:rPr>
-        <w:t xml:space="preserve"> </w:t>
-      </w:r>
-      <w:proofErr w:type="spellStart"/>
-      <w:r>
-        <w:rPr>
-          <w:rFonts w:ascii="Times New Roman" w:hAnsi="Times New Roman" w:cs="Times New Roman"/>
-        </w:rPr>
-        <w:t>campionat</w:t>
-      </w:r>
-      <w:proofErr w:type="spellEnd"/>
-      <w:r>
-        <w:rPr>
-          <w:rFonts w:ascii="Times New Roman" w:hAnsi="Times New Roman" w:cs="Times New Roman"/>
-        </w:rPr>
-        <w:t>.</w:t>
+        <w:t xml:space="preserve">Rol: Evidența arbitrilor oficiali </w:t>
+      </w:r>
+      <w:r>
+        <w:rPr>
+          <w:rFonts w:ascii="Times New Roman" w:hAnsi="Times New Roman" w:cs="Times New Roman"/>
+        </w:rPr>
+        <w:t>care prestează</w:t>
+      </w:r>
+      <w:r>
+        <w:rPr>
+          <w:rFonts w:ascii="Times New Roman" w:hAnsi="Times New Roman" w:cs="Times New Roman"/>
+        </w:rPr>
+        <w:t xml:space="preserve"> pentru campionat.</w:t>
       </w:r>
     </w:p>
     <w:p>
@@ -4616,40 +2806,11 @@
           <w:rFonts w:ascii="Times New Roman" w:hAnsi="Times New Roman" w:cs="Times New Roman"/>
         </w:rPr>
       </w:pPr>
-      <w:proofErr w:type="spellStart"/>
-      <w:r>
-        <w:rPr>
-          <w:rFonts w:ascii="Times New Roman" w:hAnsi="Times New Roman" w:cs="Times New Roman"/>
-        </w:rPr>
-        <w:t>Atribute</w:t>
-      </w:r>
-      <w:proofErr w:type="spellEnd"/>
-      <w:r>
-        <w:rPr>
-          <w:rFonts w:ascii="Times New Roman" w:hAnsi="Times New Roman" w:cs="Times New Roman"/>
-        </w:rPr>
-        <w:t xml:space="preserve">: </w:t>
-      </w:r>
-      <w:proofErr w:type="spellStart"/>
-      <w:r>
-        <w:rPr>
-          <w:rFonts w:ascii="Times New Roman" w:hAnsi="Times New Roman" w:cs="Times New Roman"/>
-        </w:rPr>
-        <w:t>ref_id</w:t>
-      </w:r>
-      <w:proofErr w:type="spellEnd"/>
-      <w:r>
-        <w:rPr>
-          <w:rFonts w:ascii="Times New Roman" w:hAnsi="Times New Roman" w:cs="Times New Roman"/>
-        </w:rPr>
-        <w:t xml:space="preserve">, </w:t>
-      </w:r>
-      <w:proofErr w:type="spellStart"/>
-      <w:r>
-        <w:rPr>
-          <w:rFonts w:ascii="Times New Roman" w:hAnsi="Times New Roman" w:cs="Times New Roman"/>
-        </w:rPr>
-        <w:t>ref_nam</w:t>
+      <w:r>
+        <w:rPr>
+          <w:rFonts w:ascii="Times New Roman" w:hAnsi="Times New Roman" w:cs="Times New Roman"/>
+        </w:rPr>
+        <w:t>Atribute: ref_id, ref_nam</w:t>
       </w:r>
       <w:r>
         <w:rPr>
@@ -4657,26 +2818,11 @@
         </w:rPr>
         <w:t>e</w:t>
       </w:r>
-      <w:proofErr w:type="spellEnd"/>
-      <w:r>
-        <w:rPr>
-          <w:rFonts w:ascii="Times New Roman" w:hAnsi="Times New Roman" w:cs="Times New Roman"/>
-        </w:rPr>
-        <w:t xml:space="preserve">, </w:t>
-      </w:r>
-      <w:proofErr w:type="spellStart"/>
-      <w:r>
-        <w:rPr>
-          <w:rFonts w:ascii="Times New Roman" w:hAnsi="Times New Roman" w:cs="Times New Roman"/>
-        </w:rPr>
-        <w:t>officiated_matches</w:t>
-      </w:r>
-      <w:proofErr w:type="spellEnd"/>
-      <w:r>
-        <w:rPr>
-          <w:rFonts w:ascii="Times New Roman" w:hAnsi="Times New Roman" w:cs="Times New Roman"/>
-        </w:rPr>
-        <w:t>.</w:t>
+      <w:r>
+        <w:rPr>
+          <w:rFonts w:ascii="Times New Roman" w:hAnsi="Times New Roman" w:cs="Times New Roman"/>
+        </w:rPr>
+        <w:t>, officiated_matches.</w:t>
       </w:r>
     </w:p>
     <w:p>

--- a/SuperScorex.docx
+++ b/SuperScorex.docx
@@ -2007,7 +2007,7 @@
                                 <w:szCs w:val="32"/>
                                 <w:lang w:val="ro-RO"/>
                               </w:rPr>
-                              <w:t>Diagrama UML</w:t>
+                              <w:t>Diagrama</w:t>
                             </w:r>
                           </w:p>
                           <w:p/>
@@ -2056,7 +2056,7 @@
                           <w:szCs w:val="32"/>
                           <w:lang w:val="ro-RO"/>
                         </w:rPr>
-                        <w:t>Diagrama UML</w:t>
+                        <w:t>Diagrama</w:t>
                       </w:r>
                     </w:p>
                     <w:p/>

--- a/SuperScorex.docx
+++ b/SuperScorex.docx
@@ -10,6 +10,61 @@
           <w:lang w:val="ro-RO"/>
         </w:rPr>
       </w:pPr>
+      <w:r>
+        <w:rPr>
+          <w:rFonts w:ascii="Times New Roman" w:hAnsi="Times New Roman" w:cs="Times New Roman"/>
+          <w:noProof/>
+          <w:lang w:val="ro-RO"/>
+        </w:rPr>
+        <w:drawing>
+          <wp:inline distT="0" distB="0" distL="0" distR="0" wp14:anchorId="3A2D36FE" wp14:editId="7C83BAEC">
+            <wp:extent cx="5928360" cy="5608320"/>
+            <wp:effectExtent l="0" t="0" r="0" b="0"/>
+            <wp:docPr id="1678521832" name="Picture 2"/>
+            <wp:cNvGraphicFramePr>
+              <a:graphicFrameLocks xmlns:a="http://schemas.openxmlformats.org/drawingml/2006/main" noChangeAspect="1"/>
+            </wp:cNvGraphicFramePr>
+            <a:graphic xmlns:a="http://schemas.openxmlformats.org/drawingml/2006/main">
+              <a:graphicData uri="http://schemas.openxmlformats.org/drawingml/2006/picture">
+                <pic:pic xmlns:pic="http://schemas.openxmlformats.org/drawingml/2006/picture">
+                  <pic:nvPicPr>
+                    <pic:cNvPr id="0" name="Picture 1"/>
+                    <pic:cNvPicPr>
+                      <a:picLocks noChangeAspect="1" noChangeArrowheads="1"/>
+                    </pic:cNvPicPr>
+                  </pic:nvPicPr>
+                  <pic:blipFill>
+                    <a:blip r:embed="rId7" cstate="print">
+                      <a:extLst>
+                        <a:ext uri="{28A0092B-C50C-407E-A947-70E740481C1C}">
+                          <a14:useLocalDpi xmlns:a14="http://schemas.microsoft.com/office/drawing/2010/main" val="0"/>
+                        </a:ext>
+                      </a:extLst>
+                    </a:blip>
+                    <a:srcRect/>
+                    <a:stretch>
+                      <a:fillRect/>
+                    </a:stretch>
+                  </pic:blipFill>
+                  <pic:spPr bwMode="auto">
+                    <a:xfrm>
+                      <a:off x="0" y="0"/>
+                      <a:ext cx="5928360" cy="5608320"/>
+                    </a:xfrm>
+                    <a:prstGeom prst="rect">
+                      <a:avLst/>
+                    </a:prstGeom>
+                    <a:noFill/>
+                    <a:ln>
+                      <a:noFill/>
+                    </a:ln>
+                  </pic:spPr>
+                </pic:pic>
+              </a:graphicData>
+            </a:graphic>
+          </wp:inline>
+        </w:drawing>
+      </w:r>
     </w:p>
     <w:p>
       <w:pPr>
@@ -321,7 +376,6 @@
           <w:u w:val="single"/>
           <w:lang w:val="ro-RO"/>
         </w:rPr>
-        <w:lastRenderedPageBreak/>
         <w:t>SUPERSCORE</w:t>
       </w:r>
     </w:p>
@@ -373,23 +427,7 @@
           <w:bCs/>
           <w:lang w:val="ro-RO"/>
         </w:rPr>
-        <w:t>Cuprins</w:t>
-      </w:r>
-      <w:r>
-        <w:rPr>
-          <w:b/>
-          <w:bCs/>
-          <w:lang w:val="ro-RO"/>
-        </w:rPr>
-        <w:t>.................................</w:t>
-      </w:r>
-      <w:r>
-        <w:rPr>
-          <w:b/>
-          <w:bCs/>
-          <w:lang w:val="ro-RO"/>
-        </w:rPr>
-        <w:t>2</w:t>
+        <w:t>Cuprins.................................2</w:t>
       </w:r>
     </w:p>
     <w:p>
@@ -408,23 +446,7 @@
           <w:bCs/>
           <w:lang w:val="ro-RO"/>
         </w:rPr>
-        <w:t>Scopul Proiectului</w:t>
-      </w:r>
-      <w:r>
-        <w:rPr>
-          <w:b/>
-          <w:bCs/>
-          <w:lang w:val="ro-RO"/>
-        </w:rPr>
-        <w:t>.................</w:t>
-      </w:r>
-      <w:r>
-        <w:rPr>
-          <w:b/>
-          <w:bCs/>
-          <w:lang w:val="ro-RO"/>
-        </w:rPr>
-        <w:t>3</w:t>
+        <w:t>Scopul Proiectului.................3</w:t>
       </w:r>
     </w:p>
     <w:p>
@@ -443,23 +465,7 @@
           <w:bCs/>
           <w:lang w:val="ro-RO"/>
         </w:rPr>
-        <w:t>Obiectivele Sistemului</w:t>
-      </w:r>
-      <w:r>
-        <w:rPr>
-          <w:b/>
-          <w:bCs/>
-          <w:lang w:val="ro-RO"/>
-        </w:rPr>
-        <w:t>..........</w:t>
-      </w:r>
-      <w:r>
-        <w:rPr>
-          <w:b/>
-          <w:bCs/>
-          <w:lang w:val="ro-RO"/>
-        </w:rPr>
-        <w:t>4</w:t>
+        <w:t>Obiectivele Sistemului..........4</w:t>
       </w:r>
     </w:p>
     <w:p>
@@ -481,180 +487,16 @@
           <w:bCs/>
           <w:lang w:val="ro-RO"/>
         </w:rPr>
-        <w:t>Diagrama UML</w:t>
-      </w:r>
-      <w:r>
-        <w:rPr>
-          <w:b/>
-          <w:bCs/>
-          <w:lang w:val="ro-RO"/>
-        </w:rPr>
-        <w:t>.......................</w:t>
-      </w:r>
-      <w:r>
-        <w:rPr>
-          <w:b/>
-          <w:bCs/>
-          <w:lang w:val="ro-RO"/>
-        </w:rPr>
-        <w:t>6</w:t>
-      </w:r>
-    </w:p>
-    <w:p>
-      <w:pPr>
-        <w:rPr>
-          <w:b/>
-          <w:bCs/>
-          <w:lang w:val="ro-RO"/>
-        </w:rPr>
-      </w:pPr>
-    </w:p>
-    <w:p>
-      <w:pPr>
-        <w:rPr>
-          <w:b/>
-          <w:bCs/>
-          <w:lang w:val="ro-RO"/>
-        </w:rPr>
-      </w:pPr>
-    </w:p>
-    <w:p>
-      <w:pPr>
-        <w:rPr>
-          <w:b/>
-          <w:bCs/>
-          <w:lang w:val="ro-RO"/>
-        </w:rPr>
-      </w:pPr>
-    </w:p>
-    <w:p>
-      <w:pPr>
-        <w:rPr>
-          <w:b/>
-          <w:bCs/>
-          <w:lang w:val="ro-RO"/>
-        </w:rPr>
-      </w:pPr>
-    </w:p>
-    <w:p>
-      <w:pPr>
-        <w:rPr>
-          <w:b/>
-          <w:bCs/>
-          <w:lang w:val="ro-RO"/>
-        </w:rPr>
-      </w:pPr>
-    </w:p>
-    <w:p>
-      <w:pPr>
-        <w:rPr>
-          <w:b/>
-          <w:bCs/>
-          <w:lang w:val="ro-RO"/>
-        </w:rPr>
-      </w:pPr>
-    </w:p>
-    <w:p>
-      <w:pPr>
-        <w:rPr>
-          <w:b/>
-          <w:bCs/>
-          <w:lang w:val="ro-RO"/>
-        </w:rPr>
-      </w:pPr>
-    </w:p>
-    <w:p>
-      <w:pPr>
-        <w:rPr>
-          <w:b/>
-          <w:bCs/>
-          <w:lang w:val="ro-RO"/>
-        </w:rPr>
-      </w:pPr>
-    </w:p>
-    <w:p>
-      <w:pPr>
-        <w:rPr>
-          <w:b/>
-          <w:bCs/>
-          <w:lang w:val="ro-RO"/>
-        </w:rPr>
-      </w:pPr>
-    </w:p>
-    <w:p>
-      <w:pPr>
-        <w:rPr>
-          <w:b/>
-          <w:bCs/>
-          <w:lang w:val="ro-RO"/>
-        </w:rPr>
-      </w:pPr>
-    </w:p>
-    <w:p>
-      <w:pPr>
-        <w:rPr>
-          <w:b/>
-          <w:bCs/>
-          <w:lang w:val="ro-RO"/>
-        </w:rPr>
-      </w:pPr>
-    </w:p>
-    <w:p>
-      <w:pPr>
-        <w:rPr>
-          <w:b/>
-          <w:bCs/>
-          <w:lang w:val="ro-RO"/>
-        </w:rPr>
-      </w:pPr>
-    </w:p>
-    <w:p>
-      <w:pPr>
-        <w:rPr>
-          <w:b/>
-          <w:bCs/>
-          <w:lang w:val="ro-RO"/>
-        </w:rPr>
-      </w:pPr>
-    </w:p>
-    <w:p>
-      <w:pPr>
-        <w:rPr>
-          <w:b/>
-          <w:bCs/>
-          <w:lang w:val="ro-RO"/>
-        </w:rPr>
-      </w:pPr>
-    </w:p>
-    <w:p>
-      <w:pPr>
-        <w:rPr>
-          <w:b/>
-          <w:bCs/>
-          <w:lang w:val="ro-RO"/>
-        </w:rPr>
-      </w:pPr>
-    </w:p>
-    <w:p>
-      <w:pPr>
-        <w:rPr>
-          <w:b/>
-          <w:bCs/>
-          <w:lang w:val="ro-RO"/>
-        </w:rPr>
-      </w:pPr>
-    </w:p>
-    <w:p>
-      <w:pPr>
-        <w:rPr>
-          <w:b/>
-          <w:bCs/>
-          <w:lang w:val="ro-RO"/>
-        </w:rPr>
-      </w:pPr>
-    </w:p>
-    <w:p>
-      <w:pPr>
+        <w:t>Diagrama UML.......................6</w:t>
+      </w:r>
+    </w:p>
+    <w:p>
+      <w:pPr>
+        <w:pStyle w:val="ListParagraph"/>
+        <w:numPr>
+          <w:ilvl w:val="0"/>
+          <w:numId w:val="1"/>
+        </w:numPr>
         <w:rPr>
           <w:b/>
           <w:bCs/>
@@ -700,21 +542,7 @@
           <w:rFonts w:ascii="Times New Roman" w:hAnsi="Times New Roman" w:cs="Times New Roman"/>
           <w:lang w:val="ro-RO"/>
         </w:rPr>
-        <w:t>Proiectul se încadrează în domeniul Sistemelor de Management Informațional în Sport. În fotbalul modern, în special în competiții de mare amploare precum Premier League</w:t>
-      </w:r>
-      <w:r>
-        <w:rPr>
-          <w:rFonts w:ascii="Times New Roman" w:hAnsi="Times New Roman" w:cs="Times New Roman"/>
-          <w:lang w:val="ro-RO"/>
-        </w:rPr>
-        <w:t xml:space="preserve"> (care e și campionatul pe care se bazează aceasta aplicație)</w:t>
-      </w:r>
-      <w:r>
-        <w:rPr>
-          <w:rFonts w:ascii="Times New Roman" w:hAnsi="Times New Roman" w:cs="Times New Roman"/>
-          <w:lang w:val="ro-RO"/>
-        </w:rPr>
-        <w:t>.</w:t>
+        <w:t>Proiectul se încadrează în domeniul Sistemelor de Management Informațional în Sport. În fotbalul modern, în special în competiții de mare amploare precum Premier League (care e și campionatul pe care se bazează aceasta aplicație), volumul de date care trebuie urmărit este mare: echipe, jucători, arbitri, stadioane, meciuri, rezultate și statistici individuale. Aceste informații trebuie păstrate corect și actualizate constant, iar o bază de date bine structurată ușurează acest lucru.</w:t>
       </w:r>
     </w:p>
     <w:p>
@@ -754,6 +582,13 @@
         </w:rPr>
         <w:t>Risc ridicat de eroare umană</w:t>
       </w:r>
+      <w:r>
+        <w:rPr>
+          <w:rFonts w:ascii="Times New Roman" w:hAnsi="Times New Roman" w:cs="Times New Roman"/>
+          <w:lang w:val="ro-RO"/>
+        </w:rPr>
+        <w:t xml:space="preserve"> – introducerea manuală a rezultatelor, a punctelor sau a statisticilor poate duce la greșeli care se reflectă apoi în clasament.</w:t>
+      </w:r>
     </w:p>
     <w:p>
       <w:pPr>
@@ -775,6 +610,13 @@
         </w:rPr>
         <w:t>Lipsa de sincronizare</w:t>
       </w:r>
+      <w:r>
+        <w:rPr>
+          <w:rFonts w:ascii="Times New Roman" w:hAnsi="Times New Roman" w:cs="Times New Roman"/>
+          <w:lang w:val="ro-RO"/>
+        </w:rPr>
+        <w:t xml:space="preserve"> – aceleași date sunt păstrate în mai multe fișiere, iar o modificare făcută într-unul nu apare automat în celelalte.</w:t>
+      </w:r>
     </w:p>
     <w:p>
       <w:pPr>
@@ -796,6 +638,13 @@
         </w:rPr>
         <w:t>Lipse de accesibilitate</w:t>
       </w:r>
+      <w:r>
+        <w:rPr>
+          <w:rFonts w:ascii="Times New Roman" w:hAnsi="Times New Roman" w:cs="Times New Roman"/>
+          <w:lang w:val="ro-RO"/>
+        </w:rPr>
+        <w:t xml:space="preserve"> – informațiile sunt greu de consultat de mai mulți utilizatori în același timp.</w:t>
+      </w:r>
     </w:p>
     <w:p>
       <w:pPr>
@@ -834,6 +683,13 @@
         </w:rPr>
         <w:t>Automatizare completă</w:t>
       </w:r>
+      <w:r>
+        <w:rPr>
+          <w:rFonts w:ascii="Times New Roman" w:hAnsi="Times New Roman" w:cs="Times New Roman"/>
+          <w:lang w:val="ro-RO"/>
+        </w:rPr>
+        <w:t xml:space="preserve"> – calculul punctelor și actualizarea clasamentului se fac automat după introducerea rezultatului unui meci.</w:t>
+      </w:r>
     </w:p>
     <w:p>
       <w:pPr>
@@ -855,6 +711,13 @@
         </w:rPr>
         <w:t>Consistență și integritate a datelor</w:t>
       </w:r>
+      <w:r>
+        <w:rPr>
+          <w:rFonts w:ascii="Times New Roman" w:hAnsi="Times New Roman" w:cs="Times New Roman"/>
+          <w:lang w:val="ro-RO"/>
+        </w:rPr>
+        <w:t xml:space="preserve"> – datele sunt stocate într-o singură bază de date, iar relațiile dintre tabele limitează apariția unor înregistrări greșite sau duplicate.</w:t>
+      </w:r>
     </w:p>
     <w:p>
       <w:pPr>
@@ -876,6 +739,13 @@
         </w:rPr>
         <w:t>Eficiență operațională</w:t>
       </w:r>
+      <w:r>
+        <w:rPr>
+          <w:rFonts w:ascii="Times New Roman" w:hAnsi="Times New Roman" w:cs="Times New Roman"/>
+          <w:lang w:val="ro-RO"/>
+        </w:rPr>
+        <w:t xml:space="preserve"> – scade timpul necesar pentru administrarea echipelor, a meciurilor și a statisticilor.</w:t>
+      </w:r>
     </w:p>
     <w:p>
       <w:pPr>
@@ -897,6 +767,13 @@
         </w:rPr>
         <w:t>Transparență și accesibilitate</w:t>
       </w:r>
+      <w:r>
+        <w:rPr>
+          <w:rFonts w:ascii="Times New Roman" w:hAnsi="Times New Roman" w:cs="Times New Roman"/>
+          <w:lang w:val="ro-RO"/>
+        </w:rPr>
+        <w:t xml:space="preserve"> – clasamentul, programul etapelor și statisticile pot fi consultate de utilizatori, în funcție de rolul lor.</w:t>
+      </w:r>
     </w:p>
     <w:p>
       <w:pPr>
@@ -968,9 +845,7 @@
           <w:lang w:val="ro-RO"/>
         </w:rPr>
       </w:pPr>
-    </w:p>
-    <w:p>
-      <w:pPr>
+      <w:r>
         <w:rPr>
           <w:rFonts w:ascii="Times New Roman" w:hAnsi="Times New Roman" w:cs="Times New Roman"/>
           <w:b/>
@@ -979,78 +854,23 @@
           <w:szCs w:val="32"/>
           <w:lang w:val="ro-RO"/>
         </w:rPr>
-      </w:pPr>
-    </w:p>
-    <w:p>
-      <w:pPr>
-        <w:rPr>
-          <w:rFonts w:ascii="Times New Roman" w:hAnsi="Times New Roman" w:cs="Times New Roman"/>
-          <w:b/>
-          <w:bCs/>
-          <w:sz w:val="32"/>
-          <w:szCs w:val="32"/>
-          <w:lang w:val="ro-RO"/>
-        </w:rPr>
-      </w:pPr>
-    </w:p>
-    <w:p>
-      <w:pPr>
-        <w:rPr>
-          <w:rFonts w:ascii="Times New Roman" w:hAnsi="Times New Roman" w:cs="Times New Roman"/>
-          <w:b/>
-          <w:bCs/>
-          <w:sz w:val="32"/>
-          <w:szCs w:val="32"/>
-          <w:lang w:val="ro-RO"/>
-        </w:rPr>
-      </w:pPr>
-    </w:p>
-    <w:p>
-      <w:pPr>
-        <w:rPr>
-          <w:rFonts w:ascii="Times New Roman" w:hAnsi="Times New Roman" w:cs="Times New Roman"/>
-          <w:b/>
-          <w:bCs/>
-          <w:sz w:val="32"/>
-          <w:szCs w:val="32"/>
-          <w:lang w:val="ro-RO"/>
-        </w:rPr>
-      </w:pPr>
-    </w:p>
-    <w:p>
-      <w:pPr>
-        <w:rPr>
-          <w:rFonts w:ascii="Times New Roman" w:hAnsi="Times New Roman" w:cs="Times New Roman"/>
-          <w:b/>
-          <w:bCs/>
-          <w:sz w:val="32"/>
-          <w:szCs w:val="32"/>
-          <w:lang w:val="ro-RO"/>
-        </w:rPr>
-      </w:pPr>
-    </w:p>
-    <w:p>
-      <w:pPr>
-        <w:rPr>
-          <w:rFonts w:ascii="Times New Roman" w:hAnsi="Times New Roman" w:cs="Times New Roman"/>
-          <w:b/>
-          <w:bCs/>
-          <w:sz w:val="32"/>
-          <w:szCs w:val="32"/>
-          <w:lang w:val="ro-RO"/>
-        </w:rPr>
-      </w:pPr>
-      <w:r>
-        <w:rPr>
-          <w:rFonts w:ascii="Times New Roman" w:hAnsi="Times New Roman" w:cs="Times New Roman"/>
-          <w:b/>
-          <w:bCs/>
-          <w:sz w:val="32"/>
-          <w:szCs w:val="32"/>
-          <w:lang w:val="ro-RO"/>
-        </w:rPr>
         <w:lastRenderedPageBreak/>
         <w:t>3. OBIECTIVELE APLICAȚIEI</w:t>
+      </w:r>
+    </w:p>
+    <w:p>
+      <w:pPr>
+        <w:rPr>
+          <w:rFonts w:ascii="Times New Roman" w:hAnsi="Times New Roman" w:cs="Times New Roman"/>
+          <w:lang w:val="ro-RO"/>
+        </w:rPr>
+      </w:pPr>
+      <w:r>
+        <w:rPr>
+          <w:rFonts w:ascii="Times New Roman" w:hAnsi="Times New Roman" w:cs="Times New Roman"/>
+          <w:lang w:val="ro-RO"/>
+        </w:rPr>
+        <w:t>Obiectivele aplicației pornesc de la nevoile de bază ale unui campionat de fotbal: păstrarea datelor despre competiție, organizarea meciurilor, calculul clasamentului și consultarea rapidă a informațiilor. Acestea sunt grupate mai jos pe module și operații.</w:t>
       </w:r>
     </w:p>
     <w:p>
@@ -1164,21 +984,7 @@
           <w:rFonts w:ascii="Times New Roman" w:hAnsi="Times New Roman" w:cs="Times New Roman"/>
           <w:lang w:val="ro-RO"/>
         </w:rPr>
-        <w:t xml:space="preserve"> Generarea dinamică a clasamentului cu posibilitatea de filtrare pe meciuri acasă/deplasare sau ultimele N</w:t>
-      </w:r>
-      <w:r>
-        <w:rPr>
-          <w:rFonts w:ascii="Times New Roman" w:hAnsi="Times New Roman" w:cs="Times New Roman"/>
-          <w:lang w:val="ro-RO"/>
-        </w:rPr>
-        <w:t xml:space="preserve"> meciuri</w:t>
-      </w:r>
-      <w:r>
-        <w:rPr>
-          <w:rFonts w:ascii="Times New Roman" w:hAnsi="Times New Roman" w:cs="Times New Roman"/>
-          <w:lang w:val="ro-RO"/>
-        </w:rPr>
-        <w:t>.</w:t>
+        <w:t xml:space="preserve"> Generarea dinamică a clasamentului cu posibilitatea de filtrare pe meciuri acasă/deplasare sau ultimele N meciuri.</w:t>
       </w:r>
     </w:p>
     <w:p>
@@ -1206,21 +1012,7 @@
           <w:rFonts w:ascii="Times New Roman" w:hAnsi="Times New Roman" w:cs="Times New Roman"/>
           <w:lang w:val="ro-RO"/>
         </w:rPr>
-        <w:t xml:space="preserve"> </w:t>
-      </w:r>
-      <w:r>
-        <w:rPr>
-          <w:rFonts w:ascii="Times New Roman" w:hAnsi="Times New Roman" w:cs="Times New Roman"/>
-          <w:lang w:val="ro-RO"/>
-        </w:rPr>
-        <w:t>Notarea și prezentarea</w:t>
-      </w:r>
-      <w:r>
-        <w:rPr>
-          <w:rFonts w:ascii="Times New Roman" w:hAnsi="Times New Roman" w:cs="Times New Roman"/>
-          <w:lang w:val="ro-RO"/>
-        </w:rPr>
-        <w:t xml:space="preserve"> topului golgheterilor (</w:t>
+        <w:t xml:space="preserve"> Notarea și prezentarea topului golgheterilor (</w:t>
       </w:r>
       <w:r>
         <w:rPr>
@@ -1396,14 +1188,7 @@
           <w:rFonts w:ascii="Times New Roman" w:hAnsi="Times New Roman" w:cs="Times New Roman"/>
           <w:lang w:val="ro-RO"/>
         </w:rPr>
-        <w:t>Validarea regulilor de business</w:t>
-      </w:r>
-      <w:r>
-        <w:rPr>
-          <w:rFonts w:ascii="Times New Roman" w:hAnsi="Times New Roman" w:cs="Times New Roman"/>
-          <w:lang w:val="ro-RO"/>
-        </w:rPr>
-        <w:t>.</w:t>
+        <w:t>Validarea regulilor de business.</w:t>
       </w:r>
     </w:p>
     <w:p>
@@ -1579,15 +1364,7 @@
           <w:sz w:val="18"/>
           <w:szCs w:val="18"/>
         </w:rPr>
-        <w:t>Tabel 1-</w:t>
-      </w:r>
-      <w:r>
-        <w:rPr>
-          <w:rFonts w:ascii="Italic" w:hAnsi="Italic" w:cs="Italic"/>
-          <w:sz w:val="18"/>
-          <w:szCs w:val="18"/>
-        </w:rPr>
-        <w:t xml:space="preserve">utilizatorii </w:t>
+        <w:t xml:space="preserve">Tabel 1-utilizatorii </w:t>
       </w:r>
       <w:r>
         <w:rPr>
@@ -1917,12 +1694,131 @@
     <w:p>
       <w:pPr>
         <w:rPr>
+          <w:noProof/>
+          <w:lang w:val="ro-RO"/>
+        </w:rPr>
+      </w:pPr>
+    </w:p>
+    <w:p>
+      <w:pPr>
+        <w:rPr>
+          <w:noProof/>
+          <w:lang w:val="ro-RO"/>
+        </w:rPr>
+      </w:pPr>
+    </w:p>
+    <w:p>
+      <w:pPr>
+        <w:rPr>
+          <w:noProof/>
+          <w:lang w:val="ro-RO"/>
+        </w:rPr>
+      </w:pPr>
+    </w:p>
+    <w:p>
+      <w:pPr>
+        <w:rPr>
           <w:rFonts w:ascii="Times New Roman" w:hAnsi="Times New Roman" w:cs="Times New Roman"/>
           <w:b/>
           <w:bCs/>
           <w:sz w:val="28"/>
           <w:szCs w:val="28"/>
           <w:lang w:val="ro-RO"/>
+        </w:rPr>
+      </w:pPr>
+    </w:p>
+    <w:p>
+      <w:pPr>
+        <w:rPr>
+          <w:rFonts w:ascii="Times New Roman" w:hAnsi="Times New Roman" w:cs="Times New Roman"/>
+          <w:b/>
+          <w:bCs/>
+          <w:sz w:val="28"/>
+          <w:szCs w:val="28"/>
+          <w:lang w:val="ro-RO"/>
+        </w:rPr>
+      </w:pPr>
+    </w:p>
+    <w:p>
+      <w:pPr>
+        <w:rPr>
+          <w:rFonts w:ascii="Times New Roman" w:hAnsi="Times New Roman" w:cs="Times New Roman"/>
+          <w:b/>
+          <w:bCs/>
+          <w:sz w:val="28"/>
+          <w:szCs w:val="28"/>
+          <w:lang w:val="ro-RO"/>
+        </w:rPr>
+      </w:pPr>
+    </w:p>
+    <w:p>
+      <w:pPr>
+        <w:rPr>
+          <w:rFonts w:ascii="Times New Roman" w:hAnsi="Times New Roman" w:cs="Times New Roman"/>
+          <w:b/>
+          <w:bCs/>
+          <w:sz w:val="28"/>
+          <w:szCs w:val="28"/>
+          <w:lang w:val="ro-RO"/>
+        </w:rPr>
+      </w:pPr>
+    </w:p>
+    <w:p>
+      <w:pPr>
+        <w:rPr>
+          <w:rFonts w:ascii="Times New Roman" w:hAnsi="Times New Roman" w:cs="Times New Roman"/>
+          <w:b/>
+          <w:bCs/>
+          <w:sz w:val="28"/>
+          <w:szCs w:val="28"/>
+          <w:lang w:val="ro-RO"/>
+        </w:rPr>
+      </w:pPr>
+    </w:p>
+    <w:p>
+      <w:pPr>
+        <w:rPr>
+          <w:rFonts w:ascii="Times New Roman" w:hAnsi="Times New Roman" w:cs="Times New Roman"/>
+          <w:b/>
+          <w:bCs/>
+          <w:sz w:val="28"/>
+          <w:szCs w:val="28"/>
+          <w:lang w:val="ro-RO"/>
+        </w:rPr>
+      </w:pPr>
+    </w:p>
+    <w:p>
+      <w:pPr>
+        <w:rPr>
+          <w:rFonts w:ascii="Times New Roman" w:hAnsi="Times New Roman" w:cs="Times New Roman"/>
+          <w:b/>
+          <w:bCs/>
+          <w:sz w:val="28"/>
+          <w:szCs w:val="28"/>
+          <w:lang w:val="ro-RO"/>
+        </w:rPr>
+      </w:pPr>
+    </w:p>
+    <w:p>
+      <w:pPr>
+        <w:rPr>
+          <w:rFonts w:ascii="Times New Roman" w:hAnsi="Times New Roman" w:cs="Times New Roman"/>
+          <w:b/>
+          <w:bCs/>
+          <w:sz w:val="28"/>
+          <w:szCs w:val="28"/>
+          <w:lang w:val="ro-RO"/>
+        </w:rPr>
+      </w:pPr>
+    </w:p>
+    <w:p>
+      <w:pPr>
+        <w:rPr>
+          <w:rFonts w:ascii="Times New Roman" w:hAnsi="Times New Roman" w:cs="Times New Roman"/>
+          <w:b/>
+          <w:bCs/>
+          <w:sz w:val="28"/>
+          <w:szCs w:val="28"/>
         </w:rPr>
       </w:pPr>
       <w:r>
@@ -1935,14 +1831,13 @@
           <w:szCs w:val="28"/>
           <w:lang w:val="ro-RO"/>
         </w:rPr>
-        <w:lastRenderedPageBreak/>
         <mc:AlternateContent>
           <mc:Choice Requires="wps">
             <w:drawing>
-              <wp:anchor distT="0" distB="0" distL="114300" distR="114300" simplePos="0" relativeHeight="251658240" behindDoc="0" locked="0" layoutInCell="1" allowOverlap="1" wp14:anchorId="547BC18C" wp14:editId="6903436E">
+              <wp:anchor distT="0" distB="0" distL="114300" distR="114300" simplePos="0" relativeHeight="251658240" behindDoc="0" locked="0" layoutInCell="1" allowOverlap="1" wp14:anchorId="547BC18C" wp14:editId="7CB624AE">
                 <wp:simplePos x="0" y="0"/>
                 <wp:positionH relativeFrom="page">
-                  <wp:align>left</wp:align>
+                  <wp:posOffset>411480</wp:posOffset>
                 </wp:positionH>
                 <wp:positionV relativeFrom="paragraph">
                   <wp:posOffset>0</wp:posOffset>
@@ -2028,7 +1923,7 @@
                 <v:stroke joinstyle="miter"/>
                 <v:path gradientshapeok="t" o:connecttype="rect"/>
               </v:shapetype>
-              <v:shape id="Text Box 2" o:spid="_x0000_s1026" type="#_x0000_t202" style="position:absolute;margin-left:0;margin-top:0;width:185.9pt;height:27.6pt;z-index:251658240;visibility:visible;mso-wrap-style:square;mso-wrap-distance-left:9pt;mso-wrap-distance-top:0;mso-wrap-distance-right:9pt;mso-wrap-distance-bottom:0;mso-position-horizontal:left;mso-position-horizontal-relative:page;mso-position-vertical:absolute;mso-position-vertical-relative:text;v-text-anchor:top" o:gfxdata="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" strokecolor="white [3212]">
+              <v:shape id="Text Box 2" o:spid="_x0000_s1026" type="#_x0000_t202" style="position:absolute;margin-left:32.4pt;margin-top:0;width:185.9pt;height:27.6pt;z-index:251658240;visibility:visible;mso-wrap-style:square;mso-wrap-distance-left:9pt;mso-wrap-distance-top:0;mso-wrap-distance-right:9pt;mso-wrap-distance-bottom:0;mso-position-horizontal:absolute;mso-position-horizontal-relative:page;mso-position-vertical:absolute;mso-position-vertical-relative:text;v-text-anchor:top" o:gfxdata="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" strokecolor="white [3212]">
                 <v:textbox>
                   <w:txbxContent>
                     <w:p>
@@ -2068,16 +1963,42 @@
           </mc:Fallback>
         </mc:AlternateContent>
       </w:r>
-      <w:r>
-        <w:rPr>
+    </w:p>
+    <w:p>
+      <w:pPr>
+        <w:rPr>
+          <w:rFonts w:ascii="Times New Roman" w:hAnsi="Times New Roman" w:cs="Times New Roman"/>
+          <w:b/>
+          <w:bCs/>
+          <w:sz w:val="28"/>
+          <w:szCs w:val="28"/>
+        </w:rPr>
+      </w:pPr>
+    </w:p>
+    <w:p>
+      <w:pPr>
+        <w:rPr>
+          <w:rFonts w:ascii="Times New Roman" w:hAnsi="Times New Roman" w:cs="Times New Roman"/>
+          <w:b/>
+          <w:bCs/>
+          <w:sz w:val="28"/>
+          <w:szCs w:val="28"/>
+        </w:rPr>
+      </w:pPr>
+      <w:r>
+        <w:rPr>
+          <w:rFonts w:ascii="Times New Roman" w:hAnsi="Times New Roman" w:cs="Times New Roman"/>
+          <w:b/>
+          <w:bCs/>
           <w:noProof/>
-          <w:lang w:val="ro-RO"/>
+          <w:sz w:val="28"/>
+          <w:szCs w:val="28"/>
         </w:rPr>
         <w:drawing>
-          <wp:inline distT="0" distB="0" distL="0" distR="0" wp14:anchorId="4D2B8BAD" wp14:editId="13C9A1C5">
-            <wp:extent cx="5943600" cy="7863840"/>
-            <wp:effectExtent l="0" t="0" r="0" b="3810"/>
-            <wp:docPr id="1810313865" name="Picture 1"/>
+          <wp:inline distT="0" distB="0" distL="0" distR="0" wp14:anchorId="132E8B3F" wp14:editId="1DF5DF49">
+            <wp:extent cx="5928360" cy="5608320"/>
+            <wp:effectExtent l="0" t="0" r="0" b="0"/>
+            <wp:docPr id="375517074" name="Picture 3"/>
             <wp:cNvGraphicFramePr>
               <a:graphicFrameLocks xmlns:a="http://schemas.openxmlformats.org/drawingml/2006/main" noChangeAspect="1"/>
             </wp:cNvGraphicFramePr>
@@ -2085,13 +2006,13 @@
               <a:graphicData uri="http://schemas.openxmlformats.org/drawingml/2006/picture">
                 <pic:pic xmlns:pic="http://schemas.openxmlformats.org/drawingml/2006/picture">
                   <pic:nvPicPr>
-                    <pic:cNvPr id="0" name="Picture 1"/>
+                    <pic:cNvPr id="0" name="Picture 2"/>
                     <pic:cNvPicPr>
                       <a:picLocks noChangeAspect="1" noChangeArrowheads="1"/>
                     </pic:cNvPicPr>
                   </pic:nvPicPr>
                   <pic:blipFill>
-                    <a:blip r:embed="rId7">
+                    <a:blip r:embed="rId7" cstate="print">
                       <a:extLst>
                         <a:ext uri="{28A0092B-C50C-407E-A947-70E740481C1C}">
                           <a14:useLocalDpi xmlns:a14="http://schemas.microsoft.com/office/drawing/2010/main" val="0"/>
@@ -2106,7 +2027,7 @@
                   <pic:spPr bwMode="auto">
                     <a:xfrm>
                       <a:off x="0" y="0"/>
-                      <a:ext cx="5943600" cy="7863840"/>
+                      <a:ext cx="5928360" cy="5608320"/>
                     </a:xfrm>
                     <a:prstGeom prst="rect">
                       <a:avLst/>
@@ -2131,10 +2052,11 @@
           <w:bCs/>
           <w:sz w:val="28"/>
           <w:szCs w:val="28"/>
-          <w:lang w:val="ro-RO"/>
-        </w:rPr>
-      </w:pPr>
-      <w:r>
+        </w:rPr>
+      </w:pPr>
+    </w:p>
+    <w:p>
+      <w:pPr>
         <w:rPr>
           <w:rFonts w:ascii="Times New Roman" w:hAnsi="Times New Roman" w:cs="Times New Roman"/>
           <w:b/>
@@ -2142,8 +2064,156 @@
           <w:sz w:val="28"/>
           <w:szCs w:val="28"/>
         </w:rPr>
+      </w:pPr>
+    </w:p>
+    <w:p>
+      <w:pPr>
+        <w:rPr>
+          <w:rFonts w:ascii="Times New Roman" w:hAnsi="Times New Roman" w:cs="Times New Roman"/>
+          <w:b/>
+          <w:bCs/>
+          <w:sz w:val="28"/>
+          <w:szCs w:val="28"/>
+        </w:rPr>
+      </w:pPr>
+    </w:p>
+    <w:p>
+      <w:pPr>
+        <w:rPr>
+          <w:rFonts w:ascii="Times New Roman" w:hAnsi="Times New Roman" w:cs="Times New Roman"/>
+          <w:b/>
+          <w:bCs/>
+          <w:sz w:val="28"/>
+          <w:szCs w:val="28"/>
+        </w:rPr>
+      </w:pPr>
+    </w:p>
+    <w:p>
+      <w:pPr>
+        <w:rPr>
+          <w:rFonts w:ascii="Times New Roman" w:hAnsi="Times New Roman" w:cs="Times New Roman"/>
+          <w:b/>
+          <w:bCs/>
+          <w:sz w:val="28"/>
+          <w:szCs w:val="28"/>
+          <w:lang w:val="ro-RO"/>
+        </w:rPr>
+      </w:pPr>
+      <w:proofErr w:type="spellStart"/>
+      <w:r>
+        <w:rPr>
+          <w:rFonts w:ascii="Times New Roman" w:hAnsi="Times New Roman" w:cs="Times New Roman"/>
+          <w:b/>
+          <w:bCs/>
+          <w:sz w:val="28"/>
+          <w:szCs w:val="28"/>
+        </w:rPr>
         <w:lastRenderedPageBreak/>
-        <w:t>Descrierea claselor și a atributelor</w:t>
+        <w:t>Descrierea</w:t>
+      </w:r>
+      <w:proofErr w:type="spellEnd"/>
+      <w:r>
+        <w:rPr>
+          <w:rFonts w:ascii="Times New Roman" w:hAnsi="Times New Roman" w:cs="Times New Roman"/>
+          <w:b/>
+          <w:bCs/>
+          <w:sz w:val="28"/>
+          <w:szCs w:val="28"/>
+        </w:rPr>
+        <w:t xml:space="preserve"> </w:t>
+      </w:r>
+      <w:proofErr w:type="spellStart"/>
+      <w:r>
+        <w:rPr>
+          <w:rFonts w:ascii="Times New Roman" w:hAnsi="Times New Roman" w:cs="Times New Roman"/>
+          <w:b/>
+          <w:bCs/>
+          <w:sz w:val="28"/>
+          <w:szCs w:val="28"/>
+        </w:rPr>
+        <w:t>claselor</w:t>
+      </w:r>
+      <w:proofErr w:type="spellEnd"/>
+      <w:r>
+        <w:rPr>
+          <w:rFonts w:ascii="Times New Roman" w:hAnsi="Times New Roman" w:cs="Times New Roman"/>
+          <w:b/>
+          <w:bCs/>
+          <w:sz w:val="28"/>
+          <w:szCs w:val="28"/>
+        </w:rPr>
+        <w:t xml:space="preserve"> </w:t>
+      </w:r>
+      <w:proofErr w:type="spellStart"/>
+      <w:r>
+        <w:rPr>
+          <w:rFonts w:ascii="Times New Roman" w:hAnsi="Times New Roman" w:cs="Times New Roman"/>
+          <w:b/>
+          <w:bCs/>
+          <w:sz w:val="28"/>
+          <w:szCs w:val="28"/>
+        </w:rPr>
+        <w:t>și</w:t>
+      </w:r>
+      <w:proofErr w:type="spellEnd"/>
+      <w:r>
+        <w:rPr>
+          <w:rFonts w:ascii="Times New Roman" w:hAnsi="Times New Roman" w:cs="Times New Roman"/>
+          <w:b/>
+          <w:bCs/>
+          <w:sz w:val="28"/>
+          <w:szCs w:val="28"/>
+        </w:rPr>
+        <w:t xml:space="preserve"> </w:t>
+      </w:r>
+      <w:proofErr w:type="gramStart"/>
+      <w:r>
+        <w:rPr>
+          <w:rFonts w:ascii="Times New Roman" w:hAnsi="Times New Roman" w:cs="Times New Roman"/>
+          <w:b/>
+          <w:bCs/>
+          <w:sz w:val="28"/>
+          <w:szCs w:val="28"/>
+        </w:rPr>
+        <w:t>a</w:t>
+      </w:r>
+      <w:proofErr w:type="gramEnd"/>
+      <w:r>
+        <w:rPr>
+          <w:rFonts w:ascii="Times New Roman" w:hAnsi="Times New Roman" w:cs="Times New Roman"/>
+          <w:b/>
+          <w:bCs/>
+          <w:sz w:val="28"/>
+          <w:szCs w:val="28"/>
+        </w:rPr>
+        <w:t xml:space="preserve"> </w:t>
+      </w:r>
+      <w:proofErr w:type="spellStart"/>
+      <w:r>
+        <w:rPr>
+          <w:rFonts w:ascii="Times New Roman" w:hAnsi="Times New Roman" w:cs="Times New Roman"/>
+          <w:b/>
+          <w:bCs/>
+          <w:sz w:val="28"/>
+          <w:szCs w:val="28"/>
+        </w:rPr>
+        <w:t>atributelor</w:t>
+      </w:r>
+      <w:proofErr w:type="spellEnd"/>
+    </w:p>
+    <w:p>
+      <w:pPr>
+        <w:rPr>
+          <w:rFonts w:ascii="Times New Roman" w:hAnsi="Times New Roman" w:cs="Times New Roman"/>
+          <w:lang w:val="ro-RO"/>
+        </w:rPr>
+      </w:pPr>
+      <w:r>
+        <w:rPr>
+          <w:rFonts w:ascii="Times New Roman" w:hAnsi="Times New Roman" w:cs="Times New Roman"/>
+          <w:lang w:val="ro-RO"/>
+        </w:rPr>
+        <w:t>Diagrama UML de mai sus prezintă structura bazei de date a aplicației. În continuare sunt descrise clasele, atributele lor și relațiile dintre ele.</w:t>
       </w:r>
     </w:p>
     <w:p>
@@ -2173,13 +2243,77 @@
         <w:rPr>
           <w:rFonts w:ascii="Times New Roman" w:hAnsi="Times New Roman" w:cs="Times New Roman"/>
         </w:rPr>
-        <w:t>Rol: Reprezintă entitatea principală a competiției</w:t>
-      </w:r>
-      <w:r>
-        <w:rPr>
-          <w:rFonts w:ascii="Times New Roman" w:hAnsi="Times New Roman" w:cs="Times New Roman"/>
-        </w:rPr>
-        <w:t>, adică Premier League.</w:t>
+        <w:t xml:space="preserve">Rol: </w:t>
+      </w:r>
+      <w:proofErr w:type="spellStart"/>
+      <w:r>
+        <w:rPr>
+          <w:rFonts w:ascii="Times New Roman" w:hAnsi="Times New Roman" w:cs="Times New Roman"/>
+        </w:rPr>
+        <w:t>Reprezintă</w:t>
+      </w:r>
+      <w:proofErr w:type="spellEnd"/>
+      <w:r>
+        <w:rPr>
+          <w:rFonts w:ascii="Times New Roman" w:hAnsi="Times New Roman" w:cs="Times New Roman"/>
+        </w:rPr>
+        <w:t xml:space="preserve"> </w:t>
+      </w:r>
+      <w:proofErr w:type="spellStart"/>
+      <w:r>
+        <w:rPr>
+          <w:rFonts w:ascii="Times New Roman" w:hAnsi="Times New Roman" w:cs="Times New Roman"/>
+        </w:rPr>
+        <w:t>entitatea</w:t>
+      </w:r>
+      <w:proofErr w:type="spellEnd"/>
+      <w:r>
+        <w:rPr>
+          <w:rFonts w:ascii="Times New Roman" w:hAnsi="Times New Roman" w:cs="Times New Roman"/>
+        </w:rPr>
+        <w:t xml:space="preserve"> </w:t>
+      </w:r>
+      <w:proofErr w:type="spellStart"/>
+      <w:r>
+        <w:rPr>
+          <w:rFonts w:ascii="Times New Roman" w:hAnsi="Times New Roman" w:cs="Times New Roman"/>
+        </w:rPr>
+        <w:t>principală</w:t>
+      </w:r>
+      <w:proofErr w:type="spellEnd"/>
+      <w:r>
+        <w:rPr>
+          <w:rFonts w:ascii="Times New Roman" w:hAnsi="Times New Roman" w:cs="Times New Roman"/>
+        </w:rPr>
+        <w:t xml:space="preserve"> a </w:t>
+      </w:r>
+      <w:proofErr w:type="spellStart"/>
+      <w:r>
+        <w:rPr>
+          <w:rFonts w:ascii="Times New Roman" w:hAnsi="Times New Roman" w:cs="Times New Roman"/>
+        </w:rPr>
+        <w:t>competiției</w:t>
+      </w:r>
+      <w:proofErr w:type="spellEnd"/>
+      <w:r>
+        <w:rPr>
+          <w:rFonts w:ascii="Times New Roman" w:hAnsi="Times New Roman" w:cs="Times New Roman"/>
+        </w:rPr>
+        <w:t xml:space="preserve">, </w:t>
+      </w:r>
+      <w:proofErr w:type="spellStart"/>
+      <w:r>
+        <w:rPr>
+          <w:rFonts w:ascii="Times New Roman" w:hAnsi="Times New Roman" w:cs="Times New Roman"/>
+        </w:rPr>
+        <w:t>adică</w:t>
+      </w:r>
+      <w:proofErr w:type="spellEnd"/>
+      <w:r>
+        <w:rPr>
+          <w:rFonts w:ascii="Times New Roman" w:hAnsi="Times New Roman" w:cs="Times New Roman"/>
+        </w:rPr>
+        <w:t xml:space="preserve"> Premier League.</w:t>
       </w:r>
     </w:p>
     <w:p>
@@ -2192,11 +2326,33 @@
           <w:rFonts w:ascii="Times New Roman" w:hAnsi="Times New Roman" w:cs="Times New Roman"/>
         </w:rPr>
       </w:pPr>
-      <w:r>
-        <w:rPr>
-          <w:rFonts w:ascii="Times New Roman" w:hAnsi="Times New Roman" w:cs="Times New Roman"/>
-        </w:rPr>
-        <w:t>Atribute: championship_id, country, teams, field, awards.</w:t>
+      <w:proofErr w:type="spellStart"/>
+      <w:r>
+        <w:rPr>
+          <w:rFonts w:ascii="Times New Roman" w:hAnsi="Times New Roman" w:cs="Times New Roman"/>
+        </w:rPr>
+        <w:t>Atribute</w:t>
+      </w:r>
+      <w:proofErr w:type="spellEnd"/>
+      <w:r>
+        <w:rPr>
+          <w:rFonts w:ascii="Times New Roman" w:hAnsi="Times New Roman" w:cs="Times New Roman"/>
+        </w:rPr>
+        <w:t xml:space="preserve">: </w:t>
+      </w:r>
+      <w:proofErr w:type="spellStart"/>
+      <w:r>
+        <w:rPr>
+          <w:rFonts w:ascii="Times New Roman" w:hAnsi="Times New Roman" w:cs="Times New Roman"/>
+        </w:rPr>
+        <w:t>championship_id</w:t>
+      </w:r>
+      <w:proofErr w:type="spellEnd"/>
+      <w:r>
+        <w:rPr>
+          <w:rFonts w:ascii="Times New Roman" w:hAnsi="Times New Roman" w:cs="Times New Roman"/>
+        </w:rPr>
+        <w:t>, country, teams, field, awards.</w:t>
       </w:r>
     </w:p>
     <w:p>
@@ -2209,11 +2365,89 @@
           <w:rFonts w:ascii="Times New Roman" w:hAnsi="Times New Roman" w:cs="Times New Roman"/>
         </w:rPr>
       </w:pPr>
-      <w:r>
-        <w:rPr>
-          <w:rFonts w:ascii="Times New Roman" w:hAnsi="Times New Roman" w:cs="Times New Roman"/>
-        </w:rPr>
-        <w:t>Relații: Grupează minim 20 de echipe și corpul de arbitri.</w:t>
+      <w:proofErr w:type="spellStart"/>
+      <w:r>
+        <w:rPr>
+          <w:rFonts w:ascii="Times New Roman" w:hAnsi="Times New Roman" w:cs="Times New Roman"/>
+        </w:rPr>
+        <w:t>Relații</w:t>
+      </w:r>
+      <w:proofErr w:type="spellEnd"/>
+      <w:r>
+        <w:rPr>
+          <w:rFonts w:ascii="Times New Roman" w:hAnsi="Times New Roman" w:cs="Times New Roman"/>
+        </w:rPr>
+        <w:t xml:space="preserve">: </w:t>
+      </w:r>
+      <w:proofErr w:type="spellStart"/>
+      <w:r>
+        <w:rPr>
+          <w:rFonts w:ascii="Times New Roman" w:hAnsi="Times New Roman" w:cs="Times New Roman"/>
+        </w:rPr>
+        <w:t>Grupează</w:t>
+      </w:r>
+      <w:proofErr w:type="spellEnd"/>
+      <w:r>
+        <w:rPr>
+          <w:rFonts w:ascii="Times New Roman" w:hAnsi="Times New Roman" w:cs="Times New Roman"/>
+        </w:rPr>
+        <w:t xml:space="preserve"> minim 20 de </w:t>
+      </w:r>
+      <w:proofErr w:type="spellStart"/>
+      <w:r>
+        <w:rPr>
+          <w:rFonts w:ascii="Times New Roman" w:hAnsi="Times New Roman" w:cs="Times New Roman"/>
+        </w:rPr>
+        <w:t>echipe</w:t>
+      </w:r>
+      <w:proofErr w:type="spellEnd"/>
+      <w:r>
+        <w:rPr>
+          <w:rFonts w:ascii="Times New Roman" w:hAnsi="Times New Roman" w:cs="Times New Roman"/>
+        </w:rPr>
+        <w:t xml:space="preserve"> </w:t>
+      </w:r>
+      <w:proofErr w:type="spellStart"/>
+      <w:r>
+        <w:rPr>
+          <w:rFonts w:ascii="Times New Roman" w:hAnsi="Times New Roman" w:cs="Times New Roman"/>
+        </w:rPr>
+        <w:t>și</w:t>
+      </w:r>
+      <w:proofErr w:type="spellEnd"/>
+      <w:r>
+        <w:rPr>
+          <w:rFonts w:ascii="Times New Roman" w:hAnsi="Times New Roman" w:cs="Times New Roman"/>
+        </w:rPr>
+        <w:t xml:space="preserve"> </w:t>
+      </w:r>
+      <w:proofErr w:type="spellStart"/>
+      <w:r>
+        <w:rPr>
+          <w:rFonts w:ascii="Times New Roman" w:hAnsi="Times New Roman" w:cs="Times New Roman"/>
+        </w:rPr>
+        <w:t>corpul</w:t>
+      </w:r>
+      <w:proofErr w:type="spellEnd"/>
+      <w:r>
+        <w:rPr>
+          <w:rFonts w:ascii="Times New Roman" w:hAnsi="Times New Roman" w:cs="Times New Roman"/>
+        </w:rPr>
+        <w:t xml:space="preserve"> de </w:t>
+      </w:r>
+      <w:proofErr w:type="spellStart"/>
+      <w:r>
+        <w:rPr>
+          <w:rFonts w:ascii="Times New Roman" w:hAnsi="Times New Roman" w:cs="Times New Roman"/>
+        </w:rPr>
+        <w:t>arbitri</w:t>
+      </w:r>
+      <w:proofErr w:type="spellEnd"/>
+      <w:r>
+        <w:rPr>
+          <w:rFonts w:ascii="Times New Roman" w:hAnsi="Times New Roman" w:cs="Times New Roman"/>
+        </w:rPr>
+        <w:t>.</w:t>
       </w:r>
     </w:p>
     <w:p>
@@ -2243,7 +2477,77 @@
         <w:rPr>
           <w:rFonts w:ascii="Times New Roman" w:hAnsi="Times New Roman" w:cs="Times New Roman"/>
         </w:rPr>
-        <w:t>Rol: Stochează datele cluburilor de fotbal din campionat.</w:t>
+        <w:t xml:space="preserve">Rol: </w:t>
+      </w:r>
+      <w:proofErr w:type="spellStart"/>
+      <w:r>
+        <w:rPr>
+          <w:rFonts w:ascii="Times New Roman" w:hAnsi="Times New Roman" w:cs="Times New Roman"/>
+        </w:rPr>
+        <w:t>Stochează</w:t>
+      </w:r>
+      <w:proofErr w:type="spellEnd"/>
+      <w:r>
+        <w:rPr>
+          <w:rFonts w:ascii="Times New Roman" w:hAnsi="Times New Roman" w:cs="Times New Roman"/>
+        </w:rPr>
+        <w:t xml:space="preserve"> </w:t>
+      </w:r>
+      <w:proofErr w:type="spellStart"/>
+      <w:r>
+        <w:rPr>
+          <w:rFonts w:ascii="Times New Roman" w:hAnsi="Times New Roman" w:cs="Times New Roman"/>
+        </w:rPr>
+        <w:t>datele</w:t>
+      </w:r>
+      <w:proofErr w:type="spellEnd"/>
+      <w:r>
+        <w:rPr>
+          <w:rFonts w:ascii="Times New Roman" w:hAnsi="Times New Roman" w:cs="Times New Roman"/>
+        </w:rPr>
+        <w:t xml:space="preserve"> </w:t>
+      </w:r>
+      <w:proofErr w:type="spellStart"/>
+      <w:r>
+        <w:rPr>
+          <w:rFonts w:ascii="Times New Roman" w:hAnsi="Times New Roman" w:cs="Times New Roman"/>
+        </w:rPr>
+        <w:t>cluburilor</w:t>
+      </w:r>
+      <w:proofErr w:type="spellEnd"/>
+      <w:r>
+        <w:rPr>
+          <w:rFonts w:ascii="Times New Roman" w:hAnsi="Times New Roman" w:cs="Times New Roman"/>
+        </w:rPr>
+        <w:t xml:space="preserve"> de </w:t>
+      </w:r>
+      <w:proofErr w:type="spellStart"/>
+      <w:r>
+        <w:rPr>
+          <w:rFonts w:ascii="Times New Roman" w:hAnsi="Times New Roman" w:cs="Times New Roman"/>
+        </w:rPr>
+        <w:t>fotbal</w:t>
+      </w:r>
+      <w:proofErr w:type="spellEnd"/>
+      <w:r>
+        <w:rPr>
+          <w:rFonts w:ascii="Times New Roman" w:hAnsi="Times New Roman" w:cs="Times New Roman"/>
+        </w:rPr>
+        <w:t xml:space="preserve"> din </w:t>
+      </w:r>
+      <w:proofErr w:type="spellStart"/>
+      <w:r>
+        <w:rPr>
+          <w:rFonts w:ascii="Times New Roman" w:hAnsi="Times New Roman" w:cs="Times New Roman"/>
+        </w:rPr>
+        <w:t>campionat</w:t>
+      </w:r>
+      <w:proofErr w:type="spellEnd"/>
+      <w:r>
+        <w:rPr>
+          <w:rFonts w:ascii="Times New Roman" w:hAnsi="Times New Roman" w:cs="Times New Roman"/>
+        </w:rPr>
+        <w:t>.</w:t>
       </w:r>
     </w:p>
     <w:p>
@@ -2256,11 +2560,75 @@
           <w:rFonts w:ascii="Times New Roman" w:hAnsi="Times New Roman" w:cs="Times New Roman"/>
         </w:rPr>
       </w:pPr>
-      <w:r>
-        <w:rPr>
-          <w:rFonts w:ascii="Times New Roman" w:hAnsi="Times New Roman" w:cs="Times New Roman"/>
-        </w:rPr>
-        <w:t>Atribute: team_id, team_name, points, players , position, stadium_id, rating.</w:t>
+      <w:proofErr w:type="spellStart"/>
+      <w:r>
+        <w:rPr>
+          <w:rFonts w:ascii="Times New Roman" w:hAnsi="Times New Roman" w:cs="Times New Roman"/>
+        </w:rPr>
+        <w:t>Atribute</w:t>
+      </w:r>
+      <w:proofErr w:type="spellEnd"/>
+      <w:r>
+        <w:rPr>
+          <w:rFonts w:ascii="Times New Roman" w:hAnsi="Times New Roman" w:cs="Times New Roman"/>
+        </w:rPr>
+        <w:t xml:space="preserve">: </w:t>
+      </w:r>
+      <w:proofErr w:type="spellStart"/>
+      <w:r>
+        <w:rPr>
+          <w:rFonts w:ascii="Times New Roman" w:hAnsi="Times New Roman" w:cs="Times New Roman"/>
+        </w:rPr>
+        <w:t>team_id</w:t>
+      </w:r>
+      <w:proofErr w:type="spellEnd"/>
+      <w:r>
+        <w:rPr>
+          <w:rFonts w:ascii="Times New Roman" w:hAnsi="Times New Roman" w:cs="Times New Roman"/>
+        </w:rPr>
+        <w:t xml:space="preserve">, </w:t>
+      </w:r>
+      <w:proofErr w:type="spellStart"/>
+      <w:r>
+        <w:rPr>
+          <w:rFonts w:ascii="Times New Roman" w:hAnsi="Times New Roman" w:cs="Times New Roman"/>
+        </w:rPr>
+        <w:t>team_name</w:t>
+      </w:r>
+      <w:proofErr w:type="spellEnd"/>
+      <w:r>
+        <w:rPr>
+          <w:rFonts w:ascii="Times New Roman" w:hAnsi="Times New Roman" w:cs="Times New Roman"/>
+        </w:rPr>
+        <w:t xml:space="preserve">, points, </w:t>
+      </w:r>
+      <w:proofErr w:type="gramStart"/>
+      <w:r>
+        <w:rPr>
+          <w:rFonts w:ascii="Times New Roman" w:hAnsi="Times New Roman" w:cs="Times New Roman"/>
+        </w:rPr>
+        <w:t>players ,</w:t>
+      </w:r>
+      <w:proofErr w:type="gramEnd"/>
+      <w:r>
+        <w:rPr>
+          <w:rFonts w:ascii="Times New Roman" w:hAnsi="Times New Roman" w:cs="Times New Roman"/>
+        </w:rPr>
+        <w:t xml:space="preserve"> position, </w:t>
+      </w:r>
+      <w:proofErr w:type="spellStart"/>
+      <w:r>
+        <w:rPr>
+          <w:rFonts w:ascii="Times New Roman" w:hAnsi="Times New Roman" w:cs="Times New Roman"/>
+        </w:rPr>
+        <w:t>stadium_id</w:t>
+      </w:r>
+      <w:proofErr w:type="spellEnd"/>
+      <w:r>
+        <w:rPr>
+          <w:rFonts w:ascii="Times New Roman" w:hAnsi="Times New Roman" w:cs="Times New Roman"/>
+        </w:rPr>
+        <w:t>, rating.</w:t>
       </w:r>
     </w:p>
     <w:p>
@@ -2273,11 +2641,173 @@
           <w:rFonts w:ascii="Times New Roman" w:hAnsi="Times New Roman" w:cs="Times New Roman"/>
         </w:rPr>
       </w:pPr>
-      <w:r>
-        <w:rPr>
-          <w:rFonts w:ascii="Times New Roman" w:hAnsi="Times New Roman" w:cs="Times New Roman"/>
-        </w:rPr>
-        <w:t>Relații: Aparține de Championship, este legată de un Season, un Stadium, lotul de jucători, colectivul tehnic și meciurile programate.</w:t>
+      <w:proofErr w:type="spellStart"/>
+      <w:r>
+        <w:rPr>
+          <w:rFonts w:ascii="Times New Roman" w:hAnsi="Times New Roman" w:cs="Times New Roman"/>
+        </w:rPr>
+        <w:t>Relații</w:t>
+      </w:r>
+      <w:proofErr w:type="spellEnd"/>
+      <w:r>
+        <w:rPr>
+          <w:rFonts w:ascii="Times New Roman" w:hAnsi="Times New Roman" w:cs="Times New Roman"/>
+        </w:rPr>
+        <w:t xml:space="preserve">: </w:t>
+      </w:r>
+      <w:proofErr w:type="spellStart"/>
+      <w:r>
+        <w:rPr>
+          <w:rFonts w:ascii="Times New Roman" w:hAnsi="Times New Roman" w:cs="Times New Roman"/>
+        </w:rPr>
+        <w:t>Aparține</w:t>
+      </w:r>
+      <w:proofErr w:type="spellEnd"/>
+      <w:r>
+        <w:rPr>
+          <w:rFonts w:ascii="Times New Roman" w:hAnsi="Times New Roman" w:cs="Times New Roman"/>
+        </w:rPr>
+        <w:t xml:space="preserve"> de Championship, </w:t>
+      </w:r>
+      <w:proofErr w:type="spellStart"/>
+      <w:r>
+        <w:rPr>
+          <w:rFonts w:ascii="Times New Roman" w:hAnsi="Times New Roman" w:cs="Times New Roman"/>
+        </w:rPr>
+        <w:t>este</w:t>
+      </w:r>
+      <w:proofErr w:type="spellEnd"/>
+      <w:r>
+        <w:rPr>
+          <w:rFonts w:ascii="Times New Roman" w:hAnsi="Times New Roman" w:cs="Times New Roman"/>
+        </w:rPr>
+        <w:t xml:space="preserve"> </w:t>
+      </w:r>
+      <w:proofErr w:type="spellStart"/>
+      <w:r>
+        <w:rPr>
+          <w:rFonts w:ascii="Times New Roman" w:hAnsi="Times New Roman" w:cs="Times New Roman"/>
+        </w:rPr>
+        <w:t>legată</w:t>
+      </w:r>
+      <w:proofErr w:type="spellEnd"/>
+      <w:r>
+        <w:rPr>
+          <w:rFonts w:ascii="Times New Roman" w:hAnsi="Times New Roman" w:cs="Times New Roman"/>
+        </w:rPr>
+        <w:t xml:space="preserve"> de </w:t>
+      </w:r>
+      <w:proofErr w:type="gramStart"/>
+      <w:r>
+        <w:rPr>
+          <w:rFonts w:ascii="Times New Roman" w:hAnsi="Times New Roman" w:cs="Times New Roman"/>
+        </w:rPr>
+        <w:t>un Season</w:t>
+      </w:r>
+      <w:proofErr w:type="gramEnd"/>
+      <w:r>
+        <w:rPr>
+          <w:rFonts w:ascii="Times New Roman" w:hAnsi="Times New Roman" w:cs="Times New Roman"/>
+        </w:rPr>
+        <w:t xml:space="preserve">, </w:t>
+      </w:r>
+      <w:proofErr w:type="gramStart"/>
+      <w:r>
+        <w:rPr>
+          <w:rFonts w:ascii="Times New Roman" w:hAnsi="Times New Roman" w:cs="Times New Roman"/>
+        </w:rPr>
+        <w:t>un Stadium</w:t>
+      </w:r>
+      <w:proofErr w:type="gramEnd"/>
+      <w:r>
+        <w:rPr>
+          <w:rFonts w:ascii="Times New Roman" w:hAnsi="Times New Roman" w:cs="Times New Roman"/>
+        </w:rPr>
+        <w:t xml:space="preserve">, </w:t>
+      </w:r>
+      <w:proofErr w:type="spellStart"/>
+      <w:r>
+        <w:rPr>
+          <w:rFonts w:ascii="Times New Roman" w:hAnsi="Times New Roman" w:cs="Times New Roman"/>
+        </w:rPr>
+        <w:t>lotul</w:t>
+      </w:r>
+      <w:proofErr w:type="spellEnd"/>
+      <w:r>
+        <w:rPr>
+          <w:rFonts w:ascii="Times New Roman" w:hAnsi="Times New Roman" w:cs="Times New Roman"/>
+        </w:rPr>
+        <w:t xml:space="preserve"> de </w:t>
+      </w:r>
+      <w:proofErr w:type="spellStart"/>
+      <w:r>
+        <w:rPr>
+          <w:rFonts w:ascii="Times New Roman" w:hAnsi="Times New Roman" w:cs="Times New Roman"/>
+        </w:rPr>
+        <w:t>jucători</w:t>
+      </w:r>
+      <w:proofErr w:type="spellEnd"/>
+      <w:r>
+        <w:rPr>
+          <w:rFonts w:ascii="Times New Roman" w:hAnsi="Times New Roman" w:cs="Times New Roman"/>
+        </w:rPr>
+        <w:t xml:space="preserve">, </w:t>
+      </w:r>
+      <w:proofErr w:type="spellStart"/>
+      <w:r>
+        <w:rPr>
+          <w:rFonts w:ascii="Times New Roman" w:hAnsi="Times New Roman" w:cs="Times New Roman"/>
+        </w:rPr>
+        <w:t>colectivul</w:t>
+      </w:r>
+      <w:proofErr w:type="spellEnd"/>
+      <w:r>
+        <w:rPr>
+          <w:rFonts w:ascii="Times New Roman" w:hAnsi="Times New Roman" w:cs="Times New Roman"/>
+        </w:rPr>
+        <w:t xml:space="preserve"> </w:t>
+      </w:r>
+      <w:proofErr w:type="spellStart"/>
+      <w:r>
+        <w:rPr>
+          <w:rFonts w:ascii="Times New Roman" w:hAnsi="Times New Roman" w:cs="Times New Roman"/>
+        </w:rPr>
+        <w:t>tehnic</w:t>
+      </w:r>
+      <w:proofErr w:type="spellEnd"/>
+      <w:r>
+        <w:rPr>
+          <w:rFonts w:ascii="Times New Roman" w:hAnsi="Times New Roman" w:cs="Times New Roman"/>
+        </w:rPr>
+        <w:t xml:space="preserve"> și </w:t>
+      </w:r>
+      <w:proofErr w:type="spellStart"/>
+      <w:r>
+        <w:rPr>
+          <w:rFonts w:ascii="Times New Roman" w:hAnsi="Times New Roman" w:cs="Times New Roman"/>
+        </w:rPr>
+        <w:t>meciurile</w:t>
+      </w:r>
+      <w:proofErr w:type="spellEnd"/>
+      <w:r>
+        <w:rPr>
+          <w:rFonts w:ascii="Times New Roman" w:hAnsi="Times New Roman" w:cs="Times New Roman"/>
+        </w:rPr>
+        <w:t xml:space="preserve"> </w:t>
+      </w:r>
+      <w:proofErr w:type="spellStart"/>
+      <w:r>
+        <w:rPr>
+          <w:rFonts w:ascii="Times New Roman" w:hAnsi="Times New Roman" w:cs="Times New Roman"/>
+        </w:rPr>
+        <w:t>programate</w:t>
+      </w:r>
+      <w:proofErr w:type="spellEnd"/>
+      <w:r>
+        <w:rPr>
+          <w:rFonts w:ascii="Times New Roman" w:hAnsi="Times New Roman" w:cs="Times New Roman"/>
+        </w:rPr>
+        <w:t>.</w:t>
       </w:r>
     </w:p>
     <w:p>
@@ -2307,7 +2837,105 @@
         <w:rPr>
           <w:rFonts w:ascii="Times New Roman" w:hAnsi="Times New Roman" w:cs="Times New Roman"/>
         </w:rPr>
-        <w:t>Rol: Definește cadrul temporal și organizatoric al unei ediții competiționale.</w:t>
+        <w:t xml:space="preserve">Rol: </w:t>
+      </w:r>
+      <w:proofErr w:type="spellStart"/>
+      <w:r>
+        <w:rPr>
+          <w:rFonts w:ascii="Times New Roman" w:hAnsi="Times New Roman" w:cs="Times New Roman"/>
+        </w:rPr>
+        <w:t>Definește</w:t>
+      </w:r>
+      <w:proofErr w:type="spellEnd"/>
+      <w:r>
+        <w:rPr>
+          <w:rFonts w:ascii="Times New Roman" w:hAnsi="Times New Roman" w:cs="Times New Roman"/>
+        </w:rPr>
+        <w:t xml:space="preserve"> </w:t>
+      </w:r>
+      <w:proofErr w:type="spellStart"/>
+      <w:r>
+        <w:rPr>
+          <w:rFonts w:ascii="Times New Roman" w:hAnsi="Times New Roman" w:cs="Times New Roman"/>
+        </w:rPr>
+        <w:t>cadrul</w:t>
+      </w:r>
+      <w:proofErr w:type="spellEnd"/>
+      <w:r>
+        <w:rPr>
+          <w:rFonts w:ascii="Times New Roman" w:hAnsi="Times New Roman" w:cs="Times New Roman"/>
+        </w:rPr>
+        <w:t xml:space="preserve"> temporal </w:t>
+      </w:r>
+      <w:proofErr w:type="spellStart"/>
+      <w:r>
+        <w:rPr>
+          <w:rFonts w:ascii="Times New Roman" w:hAnsi="Times New Roman" w:cs="Times New Roman"/>
+        </w:rPr>
+        <w:t>și</w:t>
+      </w:r>
+      <w:proofErr w:type="spellEnd"/>
+      <w:r>
+        <w:rPr>
+          <w:rFonts w:ascii="Times New Roman" w:hAnsi="Times New Roman" w:cs="Times New Roman"/>
+        </w:rPr>
+        <w:t xml:space="preserve"> </w:t>
+      </w:r>
+      <w:proofErr w:type="spellStart"/>
+      <w:r>
+        <w:rPr>
+          <w:rFonts w:ascii="Times New Roman" w:hAnsi="Times New Roman" w:cs="Times New Roman"/>
+        </w:rPr>
+        <w:t>organizatoric</w:t>
+      </w:r>
+      <w:proofErr w:type="spellEnd"/>
+      <w:r>
+        <w:rPr>
+          <w:rFonts w:ascii="Times New Roman" w:hAnsi="Times New Roman" w:cs="Times New Roman"/>
+        </w:rPr>
+        <w:t xml:space="preserve"> al </w:t>
+      </w:r>
+      <w:proofErr w:type="spellStart"/>
+      <w:r>
+        <w:rPr>
+          <w:rFonts w:ascii="Times New Roman" w:hAnsi="Times New Roman" w:cs="Times New Roman"/>
+        </w:rPr>
+        <w:t>unei</w:t>
+      </w:r>
+      <w:proofErr w:type="spellEnd"/>
+      <w:r>
+        <w:rPr>
+          <w:rFonts w:ascii="Times New Roman" w:hAnsi="Times New Roman" w:cs="Times New Roman"/>
+        </w:rPr>
+        <w:t xml:space="preserve"> </w:t>
+      </w:r>
+      <w:proofErr w:type="spellStart"/>
+      <w:r>
+        <w:rPr>
+          <w:rFonts w:ascii="Times New Roman" w:hAnsi="Times New Roman" w:cs="Times New Roman"/>
+        </w:rPr>
+        <w:t>ediții</w:t>
+      </w:r>
+      <w:proofErr w:type="spellEnd"/>
+      <w:r>
+        <w:rPr>
+          <w:rFonts w:ascii="Times New Roman" w:hAnsi="Times New Roman" w:cs="Times New Roman"/>
+        </w:rPr>
+        <w:t xml:space="preserve"> </w:t>
+      </w:r>
+      <w:proofErr w:type="spellStart"/>
+      <w:r>
+        <w:rPr>
+          <w:rFonts w:ascii="Times New Roman" w:hAnsi="Times New Roman" w:cs="Times New Roman"/>
+        </w:rPr>
+        <w:t>competiționale</w:t>
+      </w:r>
+      <w:proofErr w:type="spellEnd"/>
+      <w:r>
+        <w:rPr>
+          <w:rFonts w:ascii="Times New Roman" w:hAnsi="Times New Roman" w:cs="Times New Roman"/>
+        </w:rPr>
+        <w:t>.</w:t>
       </w:r>
     </w:p>
     <w:p>
@@ -2320,23 +2948,131 @@
           <w:rFonts w:ascii="Times New Roman" w:hAnsi="Times New Roman" w:cs="Times New Roman"/>
         </w:rPr>
       </w:pPr>
-      <w:r>
-        <w:rPr>
-          <w:rFonts w:ascii="Times New Roman" w:hAnsi="Times New Roman" w:cs="Times New Roman"/>
-        </w:rPr>
-        <w:t>Atribute: season_id, year, date_start / date_end, transfer_window, fixture_id</w:t>
-      </w:r>
-      <w:r>
-        <w:rPr>
-          <w:rFonts w:ascii="Times New Roman" w:hAnsi="Times New Roman" w:cs="Times New Roman"/>
-        </w:rPr>
-        <w:t>(foreign key pentru tabelul Fixtures)</w:t>
-      </w:r>
-      <w:r>
-        <w:rPr>
-          <w:rFonts w:ascii="Times New Roman" w:hAnsi="Times New Roman" w:cs="Times New Roman"/>
-        </w:rPr>
-        <w:t>.</w:t>
+      <w:proofErr w:type="spellStart"/>
+      <w:r>
+        <w:rPr>
+          <w:rFonts w:ascii="Times New Roman" w:hAnsi="Times New Roman" w:cs="Times New Roman"/>
+        </w:rPr>
+        <w:t>Atribute</w:t>
+      </w:r>
+      <w:proofErr w:type="spellEnd"/>
+      <w:r>
+        <w:rPr>
+          <w:rFonts w:ascii="Times New Roman" w:hAnsi="Times New Roman" w:cs="Times New Roman"/>
+        </w:rPr>
+        <w:t xml:space="preserve">: </w:t>
+      </w:r>
+      <w:proofErr w:type="spellStart"/>
+      <w:r>
+        <w:rPr>
+          <w:rFonts w:ascii="Times New Roman" w:hAnsi="Times New Roman" w:cs="Times New Roman"/>
+        </w:rPr>
+        <w:t>season_id</w:t>
+      </w:r>
+      <w:proofErr w:type="spellEnd"/>
+      <w:r>
+        <w:rPr>
+          <w:rFonts w:ascii="Times New Roman" w:hAnsi="Times New Roman" w:cs="Times New Roman"/>
+        </w:rPr>
+        <w:t xml:space="preserve">, year, </w:t>
+      </w:r>
+      <w:proofErr w:type="spellStart"/>
+      <w:r>
+        <w:rPr>
+          <w:rFonts w:ascii="Times New Roman" w:hAnsi="Times New Roman" w:cs="Times New Roman"/>
+        </w:rPr>
+        <w:t>date_start</w:t>
+      </w:r>
+      <w:proofErr w:type="spellEnd"/>
+      <w:r>
+        <w:rPr>
+          <w:rFonts w:ascii="Times New Roman" w:hAnsi="Times New Roman" w:cs="Times New Roman"/>
+        </w:rPr>
+        <w:t xml:space="preserve"> / </w:t>
+      </w:r>
+      <w:proofErr w:type="spellStart"/>
+      <w:r>
+        <w:rPr>
+          <w:rFonts w:ascii="Times New Roman" w:hAnsi="Times New Roman" w:cs="Times New Roman"/>
+        </w:rPr>
+        <w:t>date_end</w:t>
+      </w:r>
+      <w:proofErr w:type="spellEnd"/>
+      <w:r>
+        <w:rPr>
+          <w:rFonts w:ascii="Times New Roman" w:hAnsi="Times New Roman" w:cs="Times New Roman"/>
+        </w:rPr>
+        <w:t xml:space="preserve">, </w:t>
+      </w:r>
+      <w:proofErr w:type="spellStart"/>
+      <w:r>
+        <w:rPr>
+          <w:rFonts w:ascii="Times New Roman" w:hAnsi="Times New Roman" w:cs="Times New Roman"/>
+        </w:rPr>
+        <w:t>transfer_window</w:t>
+      </w:r>
+      <w:proofErr w:type="spellEnd"/>
+      <w:r>
+        <w:rPr>
+          <w:rFonts w:ascii="Times New Roman" w:hAnsi="Times New Roman" w:cs="Times New Roman"/>
+        </w:rPr>
+        <w:t xml:space="preserve">, </w:t>
+      </w:r>
+      <w:proofErr w:type="spellStart"/>
+      <w:r>
+        <w:rPr>
+          <w:rFonts w:ascii="Times New Roman" w:hAnsi="Times New Roman" w:cs="Times New Roman"/>
+        </w:rPr>
+        <w:t>fixture_</w:t>
+      </w:r>
+      <w:proofErr w:type="gramStart"/>
+      <w:r>
+        <w:rPr>
+          <w:rFonts w:ascii="Times New Roman" w:hAnsi="Times New Roman" w:cs="Times New Roman"/>
+        </w:rPr>
+        <w:t>id</w:t>
+      </w:r>
+      <w:proofErr w:type="spellEnd"/>
+      <w:r>
+        <w:rPr>
+          <w:rFonts w:ascii="Times New Roman" w:hAnsi="Times New Roman" w:cs="Times New Roman"/>
+        </w:rPr>
+        <w:t>(</w:t>
+      </w:r>
+      <w:proofErr w:type="gramEnd"/>
+      <w:r>
+        <w:rPr>
+          <w:rFonts w:ascii="Times New Roman" w:hAnsi="Times New Roman" w:cs="Times New Roman"/>
+        </w:rPr>
+        <w:t xml:space="preserve">foreign key </w:t>
+      </w:r>
+      <w:proofErr w:type="spellStart"/>
+      <w:r>
+        <w:rPr>
+          <w:rFonts w:ascii="Times New Roman" w:hAnsi="Times New Roman" w:cs="Times New Roman"/>
+        </w:rPr>
+        <w:t>pentru</w:t>
+      </w:r>
+      <w:proofErr w:type="spellEnd"/>
+      <w:r>
+        <w:rPr>
+          <w:rFonts w:ascii="Times New Roman" w:hAnsi="Times New Roman" w:cs="Times New Roman"/>
+        </w:rPr>
+        <w:t xml:space="preserve"> </w:t>
+      </w:r>
+      <w:proofErr w:type="spellStart"/>
+      <w:r>
+        <w:rPr>
+          <w:rFonts w:ascii="Times New Roman" w:hAnsi="Times New Roman" w:cs="Times New Roman"/>
+        </w:rPr>
+        <w:t>tabelul</w:t>
+      </w:r>
+      <w:proofErr w:type="spellEnd"/>
+      <w:r>
+        <w:rPr>
+          <w:rFonts w:ascii="Times New Roman" w:hAnsi="Times New Roman" w:cs="Times New Roman"/>
+        </w:rPr>
+        <w:t xml:space="preserve"> Fixtures).</w:t>
       </w:r>
     </w:p>
     <w:p>
@@ -2366,7 +3102,91 @@
         <w:rPr>
           <w:rFonts w:ascii="Times New Roman" w:hAnsi="Times New Roman" w:cs="Times New Roman"/>
         </w:rPr>
-        <w:t>Rol: Centralizează partidele programate în cadrul etapelor.</w:t>
+        <w:t xml:space="preserve">Rol: </w:t>
+      </w:r>
+      <w:proofErr w:type="spellStart"/>
+      <w:r>
+        <w:rPr>
+          <w:rFonts w:ascii="Times New Roman" w:hAnsi="Times New Roman" w:cs="Times New Roman"/>
+        </w:rPr>
+        <w:t>Centralizează</w:t>
+      </w:r>
+      <w:proofErr w:type="spellEnd"/>
+      <w:r>
+        <w:rPr>
+          <w:rFonts w:ascii="Times New Roman" w:hAnsi="Times New Roman" w:cs="Times New Roman"/>
+        </w:rPr>
+        <w:t xml:space="preserve"> </w:t>
+      </w:r>
+      <w:proofErr w:type="spellStart"/>
+      <w:r>
+        <w:rPr>
+          <w:rFonts w:ascii="Times New Roman" w:hAnsi="Times New Roman" w:cs="Times New Roman"/>
+        </w:rPr>
+        <w:t>partidele</w:t>
+      </w:r>
+      <w:proofErr w:type="spellEnd"/>
+      <w:r>
+        <w:rPr>
+          <w:rFonts w:ascii="Times New Roman" w:hAnsi="Times New Roman" w:cs="Times New Roman"/>
+        </w:rPr>
+        <w:t xml:space="preserve"> </w:t>
+      </w:r>
+      <w:proofErr w:type="spellStart"/>
+      <w:r>
+        <w:rPr>
+          <w:rFonts w:ascii="Times New Roman" w:hAnsi="Times New Roman" w:cs="Times New Roman"/>
+        </w:rPr>
+        <w:t>programate</w:t>
+      </w:r>
+      <w:proofErr w:type="spellEnd"/>
+      <w:r>
+        <w:rPr>
+          <w:rFonts w:ascii="Times New Roman" w:hAnsi="Times New Roman" w:cs="Times New Roman"/>
+        </w:rPr>
+        <w:t xml:space="preserve"> </w:t>
+      </w:r>
+      <w:proofErr w:type="spellStart"/>
+      <w:r>
+        <w:rPr>
+          <w:rFonts w:ascii="Times New Roman" w:hAnsi="Times New Roman" w:cs="Times New Roman"/>
+        </w:rPr>
+        <w:t>în</w:t>
+      </w:r>
+      <w:proofErr w:type="spellEnd"/>
+      <w:r>
+        <w:rPr>
+          <w:rFonts w:ascii="Times New Roman" w:hAnsi="Times New Roman" w:cs="Times New Roman"/>
+        </w:rPr>
+        <w:t xml:space="preserve"> </w:t>
+      </w:r>
+      <w:proofErr w:type="spellStart"/>
+      <w:r>
+        <w:rPr>
+          <w:rFonts w:ascii="Times New Roman" w:hAnsi="Times New Roman" w:cs="Times New Roman"/>
+        </w:rPr>
+        <w:t>cadrul</w:t>
+      </w:r>
+      <w:proofErr w:type="spellEnd"/>
+      <w:r>
+        <w:rPr>
+          <w:rFonts w:ascii="Times New Roman" w:hAnsi="Times New Roman" w:cs="Times New Roman"/>
+        </w:rPr>
+        <w:t xml:space="preserve"> </w:t>
+      </w:r>
+      <w:proofErr w:type="spellStart"/>
+      <w:r>
+        <w:rPr>
+          <w:rFonts w:ascii="Times New Roman" w:hAnsi="Times New Roman" w:cs="Times New Roman"/>
+        </w:rPr>
+        <w:t>etapelor</w:t>
+      </w:r>
+      <w:proofErr w:type="spellEnd"/>
+      <w:r>
+        <w:rPr>
+          <w:rFonts w:ascii="Times New Roman" w:hAnsi="Times New Roman" w:cs="Times New Roman"/>
+        </w:rPr>
+        <w:t>.</w:t>
       </w:r>
     </w:p>
     <w:p>
@@ -2379,11 +3199,19 @@
           <w:rFonts w:ascii="Times New Roman" w:hAnsi="Times New Roman" w:cs="Times New Roman"/>
         </w:rPr>
       </w:pPr>
-      <w:r>
-        <w:rPr>
-          <w:rFonts w:ascii="Times New Roman" w:hAnsi="Times New Roman" w:cs="Times New Roman"/>
-        </w:rPr>
-        <w:t>Atribute: id, date, time.</w:t>
+      <w:proofErr w:type="spellStart"/>
+      <w:r>
+        <w:rPr>
+          <w:rFonts w:ascii="Times New Roman" w:hAnsi="Times New Roman" w:cs="Times New Roman"/>
+        </w:rPr>
+        <w:t>Atribute</w:t>
+      </w:r>
+      <w:proofErr w:type="spellEnd"/>
+      <w:r>
+        <w:rPr>
+          <w:rFonts w:ascii="Times New Roman" w:hAnsi="Times New Roman" w:cs="Times New Roman"/>
+        </w:rPr>
+        <w:t>: id, date, time.</w:t>
       </w:r>
     </w:p>
     <w:p>
@@ -2396,23 +3224,131 @@
           <w:rFonts w:ascii="Times New Roman" w:hAnsi="Times New Roman" w:cs="Times New Roman"/>
         </w:rPr>
       </w:pPr>
-      <w:r>
-        <w:rPr>
-          <w:rFonts w:ascii="Times New Roman" w:hAnsi="Times New Roman" w:cs="Times New Roman"/>
-        </w:rPr>
-        <w:t xml:space="preserve">Relații: Conectează echipele participante, sezonul </w:t>
-      </w:r>
+      <w:proofErr w:type="spellStart"/>
+      <w:r>
+        <w:rPr>
+          <w:rFonts w:ascii="Times New Roman" w:hAnsi="Times New Roman" w:cs="Times New Roman"/>
+        </w:rPr>
+        <w:t>Relații</w:t>
+      </w:r>
+      <w:proofErr w:type="spellEnd"/>
+      <w:r>
+        <w:rPr>
+          <w:rFonts w:ascii="Times New Roman" w:hAnsi="Times New Roman" w:cs="Times New Roman"/>
+        </w:rPr>
+        <w:t xml:space="preserve">: </w:t>
+      </w:r>
+      <w:proofErr w:type="spellStart"/>
+      <w:r>
+        <w:rPr>
+          <w:rFonts w:ascii="Times New Roman" w:hAnsi="Times New Roman" w:cs="Times New Roman"/>
+        </w:rPr>
+        <w:t>Conectează</w:t>
+      </w:r>
+      <w:proofErr w:type="spellEnd"/>
+      <w:r>
+        <w:rPr>
+          <w:rFonts w:ascii="Times New Roman" w:hAnsi="Times New Roman" w:cs="Times New Roman"/>
+        </w:rPr>
+        <w:t xml:space="preserve"> </w:t>
+      </w:r>
+      <w:proofErr w:type="spellStart"/>
+      <w:r>
+        <w:rPr>
+          <w:rFonts w:ascii="Times New Roman" w:hAnsi="Times New Roman" w:cs="Times New Roman"/>
+        </w:rPr>
+        <w:t>echipele</w:t>
+      </w:r>
+      <w:proofErr w:type="spellEnd"/>
+      <w:r>
+        <w:rPr>
+          <w:rFonts w:ascii="Times New Roman" w:hAnsi="Times New Roman" w:cs="Times New Roman"/>
+        </w:rPr>
+        <w:t xml:space="preserve"> </w:t>
+      </w:r>
+      <w:proofErr w:type="spellStart"/>
+      <w:r>
+        <w:rPr>
+          <w:rFonts w:ascii="Times New Roman" w:hAnsi="Times New Roman" w:cs="Times New Roman"/>
+        </w:rPr>
+        <w:t>participante</w:t>
+      </w:r>
+      <w:proofErr w:type="spellEnd"/>
+      <w:r>
+        <w:rPr>
+          <w:rFonts w:ascii="Times New Roman" w:hAnsi="Times New Roman" w:cs="Times New Roman"/>
+        </w:rPr>
+        <w:t xml:space="preserve">, </w:t>
+      </w:r>
+      <w:proofErr w:type="spellStart"/>
+      <w:r>
+        <w:rPr>
+          <w:rFonts w:ascii="Times New Roman" w:hAnsi="Times New Roman" w:cs="Times New Roman"/>
+        </w:rPr>
+        <w:t>sezonul</w:t>
+      </w:r>
+      <w:proofErr w:type="spellEnd"/>
+      <w:r>
+        <w:rPr>
+          <w:rFonts w:ascii="Times New Roman" w:hAnsi="Times New Roman" w:cs="Times New Roman"/>
+        </w:rPr>
+        <w:t xml:space="preserve"> </w:t>
+      </w:r>
+      <w:proofErr w:type="spellStart"/>
       <w:r>
         <w:rPr>
           <w:rFonts w:ascii="Times New Roman" w:hAnsi="Times New Roman" w:cs="Times New Roman"/>
         </w:rPr>
         <w:t>respectiv</w:t>
       </w:r>
-      <w:r>
-        <w:rPr>
-          <w:rFonts w:ascii="Times New Roman" w:hAnsi="Times New Roman" w:cs="Times New Roman"/>
-        </w:rPr>
-        <w:t xml:space="preserve"> și arbitrii delegați.</w:t>
+      <w:proofErr w:type="spellEnd"/>
+      <w:r>
+        <w:rPr>
+          <w:rFonts w:ascii="Times New Roman" w:hAnsi="Times New Roman" w:cs="Times New Roman"/>
+        </w:rPr>
+        <w:t xml:space="preserve"> </w:t>
+      </w:r>
+      <w:proofErr w:type="spellStart"/>
+      <w:r>
+        <w:rPr>
+          <w:rFonts w:ascii="Times New Roman" w:hAnsi="Times New Roman" w:cs="Times New Roman"/>
+        </w:rPr>
+        <w:t>și</w:t>
+      </w:r>
+      <w:proofErr w:type="spellEnd"/>
+      <w:r>
+        <w:rPr>
+          <w:rFonts w:ascii="Times New Roman" w:hAnsi="Times New Roman" w:cs="Times New Roman"/>
+        </w:rPr>
+        <w:t xml:space="preserve"> </w:t>
+      </w:r>
+      <w:proofErr w:type="spellStart"/>
+      <w:r>
+        <w:rPr>
+          <w:rFonts w:ascii="Times New Roman" w:hAnsi="Times New Roman" w:cs="Times New Roman"/>
+        </w:rPr>
+        <w:t>arbitrii</w:t>
+      </w:r>
+      <w:proofErr w:type="spellEnd"/>
+      <w:r>
+        <w:rPr>
+          <w:rFonts w:ascii="Times New Roman" w:hAnsi="Times New Roman" w:cs="Times New Roman"/>
+        </w:rPr>
+        <w:t xml:space="preserve"> </w:t>
+      </w:r>
+      <w:proofErr w:type="spellStart"/>
+      <w:r>
+        <w:rPr>
+          <w:rFonts w:ascii="Times New Roman" w:hAnsi="Times New Roman" w:cs="Times New Roman"/>
+        </w:rPr>
+        <w:t>delegați</w:t>
+      </w:r>
+      <w:proofErr w:type="spellEnd"/>
+      <w:r>
+        <w:rPr>
+          <w:rFonts w:ascii="Times New Roman" w:hAnsi="Times New Roman" w:cs="Times New Roman"/>
+        </w:rPr>
+        <w:t>.</w:t>
       </w:r>
     </w:p>
     <w:p>
@@ -2442,7 +3378,91 @@
         <w:rPr>
           <w:rFonts w:ascii="Times New Roman" w:hAnsi="Times New Roman" w:cs="Times New Roman"/>
         </w:rPr>
-        <w:t>Rol: Contorizează informațiile despre infrastructura sportivă a cluburilor.</w:t>
+        <w:t xml:space="preserve">Rol: </w:t>
+      </w:r>
+      <w:proofErr w:type="spellStart"/>
+      <w:r>
+        <w:rPr>
+          <w:rFonts w:ascii="Times New Roman" w:hAnsi="Times New Roman" w:cs="Times New Roman"/>
+        </w:rPr>
+        <w:t>Contorizează</w:t>
+      </w:r>
+      <w:proofErr w:type="spellEnd"/>
+      <w:r>
+        <w:rPr>
+          <w:rFonts w:ascii="Times New Roman" w:hAnsi="Times New Roman" w:cs="Times New Roman"/>
+        </w:rPr>
+        <w:t xml:space="preserve"> </w:t>
+      </w:r>
+      <w:proofErr w:type="spellStart"/>
+      <w:r>
+        <w:rPr>
+          <w:rFonts w:ascii="Times New Roman" w:hAnsi="Times New Roman" w:cs="Times New Roman"/>
+        </w:rPr>
+        <w:t>informațiile</w:t>
+      </w:r>
+      <w:proofErr w:type="spellEnd"/>
+      <w:r>
+        <w:rPr>
+          <w:rFonts w:ascii="Times New Roman" w:hAnsi="Times New Roman" w:cs="Times New Roman"/>
+        </w:rPr>
+        <w:t xml:space="preserve"> </w:t>
+      </w:r>
+      <w:proofErr w:type="spellStart"/>
+      <w:r>
+        <w:rPr>
+          <w:rFonts w:ascii="Times New Roman" w:hAnsi="Times New Roman" w:cs="Times New Roman"/>
+        </w:rPr>
+        <w:t>despre</w:t>
+      </w:r>
+      <w:proofErr w:type="spellEnd"/>
+      <w:r>
+        <w:rPr>
+          <w:rFonts w:ascii="Times New Roman" w:hAnsi="Times New Roman" w:cs="Times New Roman"/>
+        </w:rPr>
+        <w:t xml:space="preserve"> </w:t>
+      </w:r>
+      <w:proofErr w:type="spellStart"/>
+      <w:r>
+        <w:rPr>
+          <w:rFonts w:ascii="Times New Roman" w:hAnsi="Times New Roman" w:cs="Times New Roman"/>
+        </w:rPr>
+        <w:t>infrastructura</w:t>
+      </w:r>
+      <w:proofErr w:type="spellEnd"/>
+      <w:r>
+        <w:rPr>
+          <w:rFonts w:ascii="Times New Roman" w:hAnsi="Times New Roman" w:cs="Times New Roman"/>
+        </w:rPr>
+        <w:t xml:space="preserve"> </w:t>
+      </w:r>
+      <w:proofErr w:type="spellStart"/>
+      <w:r>
+        <w:rPr>
+          <w:rFonts w:ascii="Times New Roman" w:hAnsi="Times New Roman" w:cs="Times New Roman"/>
+        </w:rPr>
+        <w:t>sportivă</w:t>
+      </w:r>
+      <w:proofErr w:type="spellEnd"/>
+      <w:r>
+        <w:rPr>
+          <w:rFonts w:ascii="Times New Roman" w:hAnsi="Times New Roman" w:cs="Times New Roman"/>
+        </w:rPr>
+        <w:t xml:space="preserve"> a </w:t>
+      </w:r>
+      <w:proofErr w:type="spellStart"/>
+      <w:r>
+        <w:rPr>
+          <w:rFonts w:ascii="Times New Roman" w:hAnsi="Times New Roman" w:cs="Times New Roman"/>
+        </w:rPr>
+        <w:t>cluburilor</w:t>
+      </w:r>
+      <w:proofErr w:type="spellEnd"/>
+      <w:r>
+        <w:rPr>
+          <w:rFonts w:ascii="Times New Roman" w:hAnsi="Times New Roman" w:cs="Times New Roman"/>
+        </w:rPr>
+        <w:t>.</w:t>
       </w:r>
     </w:p>
     <w:p>
@@ -2455,23 +3475,47 @@
           <w:rFonts w:ascii="Times New Roman" w:hAnsi="Times New Roman" w:cs="Times New Roman"/>
         </w:rPr>
       </w:pPr>
-      <w:r>
-        <w:rPr>
-          <w:rFonts w:ascii="Times New Roman" w:hAnsi="Times New Roman" w:cs="Times New Roman"/>
-        </w:rPr>
-        <w:t xml:space="preserve">Atribute: id, staium_name, </w:t>
-      </w:r>
-      <w:r>
-        <w:rPr>
-          <w:rFonts w:ascii="Times New Roman" w:hAnsi="Times New Roman" w:cs="Times New Roman"/>
-        </w:rPr>
-        <w:t>stadium_</w:t>
-      </w:r>
-      <w:r>
-        <w:rPr>
-          <w:rFonts w:ascii="Times New Roman" w:hAnsi="Times New Roman" w:cs="Times New Roman"/>
-        </w:rPr>
-        <w:t>capacity.</w:t>
+      <w:proofErr w:type="spellStart"/>
+      <w:r>
+        <w:rPr>
+          <w:rFonts w:ascii="Times New Roman" w:hAnsi="Times New Roman" w:cs="Times New Roman"/>
+        </w:rPr>
+        <w:t>Atribute</w:t>
+      </w:r>
+      <w:proofErr w:type="spellEnd"/>
+      <w:r>
+        <w:rPr>
+          <w:rFonts w:ascii="Times New Roman" w:hAnsi="Times New Roman" w:cs="Times New Roman"/>
+        </w:rPr>
+        <w:t xml:space="preserve">: id, </w:t>
+      </w:r>
+      <w:proofErr w:type="spellStart"/>
+      <w:r>
+        <w:rPr>
+          <w:rFonts w:ascii="Times New Roman" w:hAnsi="Times New Roman" w:cs="Times New Roman"/>
+        </w:rPr>
+        <w:t>staium_name</w:t>
+      </w:r>
+      <w:proofErr w:type="spellEnd"/>
+      <w:r>
+        <w:rPr>
+          <w:rFonts w:ascii="Times New Roman" w:hAnsi="Times New Roman" w:cs="Times New Roman"/>
+        </w:rPr>
+        <w:t xml:space="preserve">, </w:t>
+      </w:r>
+      <w:proofErr w:type="spellStart"/>
+      <w:r>
+        <w:rPr>
+          <w:rFonts w:ascii="Times New Roman" w:hAnsi="Times New Roman" w:cs="Times New Roman"/>
+        </w:rPr>
+        <w:t>stadium_capacity</w:t>
+      </w:r>
+      <w:proofErr w:type="spellEnd"/>
+      <w:r>
+        <w:rPr>
+          <w:rFonts w:ascii="Times New Roman" w:hAnsi="Times New Roman" w:cs="Times New Roman"/>
+        </w:rPr>
+        <w:t>.</w:t>
       </w:r>
     </w:p>
     <w:p>
@@ -2501,7 +3545,77 @@
         <w:rPr>
           <w:rFonts w:ascii="Times New Roman" w:hAnsi="Times New Roman" w:cs="Times New Roman"/>
         </w:rPr>
-        <w:t>Rol: Retine datele personale și sportive ale fotbaliștilor.</w:t>
+        <w:t xml:space="preserve">Rol: </w:t>
+      </w:r>
+      <w:proofErr w:type="spellStart"/>
+      <w:r>
+        <w:rPr>
+          <w:rFonts w:ascii="Times New Roman" w:hAnsi="Times New Roman" w:cs="Times New Roman"/>
+        </w:rPr>
+        <w:t>Retine</w:t>
+      </w:r>
+      <w:proofErr w:type="spellEnd"/>
+      <w:r>
+        <w:rPr>
+          <w:rFonts w:ascii="Times New Roman" w:hAnsi="Times New Roman" w:cs="Times New Roman"/>
+        </w:rPr>
+        <w:t xml:space="preserve"> </w:t>
+      </w:r>
+      <w:proofErr w:type="spellStart"/>
+      <w:r>
+        <w:rPr>
+          <w:rFonts w:ascii="Times New Roman" w:hAnsi="Times New Roman" w:cs="Times New Roman"/>
+        </w:rPr>
+        <w:t>datele</w:t>
+      </w:r>
+      <w:proofErr w:type="spellEnd"/>
+      <w:r>
+        <w:rPr>
+          <w:rFonts w:ascii="Times New Roman" w:hAnsi="Times New Roman" w:cs="Times New Roman"/>
+        </w:rPr>
+        <w:t xml:space="preserve"> </w:t>
+      </w:r>
+      <w:proofErr w:type="spellStart"/>
+      <w:r>
+        <w:rPr>
+          <w:rFonts w:ascii="Times New Roman" w:hAnsi="Times New Roman" w:cs="Times New Roman"/>
+        </w:rPr>
+        <w:t>personale</w:t>
+      </w:r>
+      <w:proofErr w:type="spellEnd"/>
+      <w:r>
+        <w:rPr>
+          <w:rFonts w:ascii="Times New Roman" w:hAnsi="Times New Roman" w:cs="Times New Roman"/>
+        </w:rPr>
+        <w:t xml:space="preserve"> </w:t>
+      </w:r>
+      <w:proofErr w:type="spellStart"/>
+      <w:r>
+        <w:rPr>
+          <w:rFonts w:ascii="Times New Roman" w:hAnsi="Times New Roman" w:cs="Times New Roman"/>
+        </w:rPr>
+        <w:t>și</w:t>
+      </w:r>
+      <w:proofErr w:type="spellEnd"/>
+      <w:r>
+        <w:rPr>
+          <w:rFonts w:ascii="Times New Roman" w:hAnsi="Times New Roman" w:cs="Times New Roman"/>
+        </w:rPr>
+        <w:t xml:space="preserve"> sportive ale </w:t>
+      </w:r>
+      <w:proofErr w:type="spellStart"/>
+      <w:r>
+        <w:rPr>
+          <w:rFonts w:ascii="Times New Roman" w:hAnsi="Times New Roman" w:cs="Times New Roman"/>
+        </w:rPr>
+        <w:t>fotbaliștilor</w:t>
+      </w:r>
+      <w:proofErr w:type="spellEnd"/>
+      <w:r>
+        <w:rPr>
+          <w:rFonts w:ascii="Times New Roman" w:hAnsi="Times New Roman" w:cs="Times New Roman"/>
+        </w:rPr>
+        <w:t>.</w:t>
       </w:r>
     </w:p>
     <w:p>
@@ -2514,11 +3628,103 @@
           <w:rFonts w:ascii="Times New Roman" w:hAnsi="Times New Roman" w:cs="Times New Roman"/>
         </w:rPr>
       </w:pPr>
-      <w:r>
-        <w:rPr>
-          <w:rFonts w:ascii="Times New Roman" w:hAnsi="Times New Roman" w:cs="Times New Roman"/>
-        </w:rPr>
-        <w:t>Atribute: player_id, player_name, age, player_position, shirt_number, player_value, games_played.</w:t>
+      <w:proofErr w:type="spellStart"/>
+      <w:r>
+        <w:rPr>
+          <w:rFonts w:ascii="Times New Roman" w:hAnsi="Times New Roman" w:cs="Times New Roman"/>
+        </w:rPr>
+        <w:t>Atribute</w:t>
+      </w:r>
+      <w:proofErr w:type="spellEnd"/>
+      <w:r>
+        <w:rPr>
+          <w:rFonts w:ascii="Times New Roman" w:hAnsi="Times New Roman" w:cs="Times New Roman"/>
+        </w:rPr>
+        <w:t xml:space="preserve">: </w:t>
+      </w:r>
+      <w:proofErr w:type="spellStart"/>
+      <w:r>
+        <w:rPr>
+          <w:rFonts w:ascii="Times New Roman" w:hAnsi="Times New Roman" w:cs="Times New Roman"/>
+        </w:rPr>
+        <w:t>player_id</w:t>
+      </w:r>
+      <w:proofErr w:type="spellEnd"/>
+      <w:r>
+        <w:rPr>
+          <w:rFonts w:ascii="Times New Roman" w:hAnsi="Times New Roman" w:cs="Times New Roman"/>
+        </w:rPr>
+        <w:t xml:space="preserve">, </w:t>
+      </w:r>
+      <w:proofErr w:type="spellStart"/>
+      <w:r>
+        <w:rPr>
+          <w:rFonts w:ascii="Times New Roman" w:hAnsi="Times New Roman" w:cs="Times New Roman"/>
+        </w:rPr>
+        <w:t>player_name</w:t>
+      </w:r>
+      <w:proofErr w:type="spellEnd"/>
+      <w:r>
+        <w:rPr>
+          <w:rFonts w:ascii="Times New Roman" w:hAnsi="Times New Roman" w:cs="Times New Roman"/>
+        </w:rPr>
+        <w:t xml:space="preserve">, age, </w:t>
+      </w:r>
+      <w:proofErr w:type="spellStart"/>
+      <w:r>
+        <w:rPr>
+          <w:rFonts w:ascii="Times New Roman" w:hAnsi="Times New Roman" w:cs="Times New Roman"/>
+        </w:rPr>
+        <w:t>player_position</w:t>
+      </w:r>
+      <w:proofErr w:type="spellEnd"/>
+      <w:r>
+        <w:rPr>
+          <w:rFonts w:ascii="Times New Roman" w:hAnsi="Times New Roman" w:cs="Times New Roman"/>
+        </w:rPr>
+        <w:t xml:space="preserve">, </w:t>
+      </w:r>
+      <w:proofErr w:type="spellStart"/>
+      <w:r>
+        <w:rPr>
+          <w:rFonts w:ascii="Times New Roman" w:hAnsi="Times New Roman" w:cs="Times New Roman"/>
+        </w:rPr>
+        <w:t>shirt_number</w:t>
+      </w:r>
+      <w:proofErr w:type="spellEnd"/>
+      <w:r>
+        <w:rPr>
+          <w:rFonts w:ascii="Times New Roman" w:hAnsi="Times New Roman" w:cs="Times New Roman"/>
+        </w:rPr>
+        <w:t xml:space="preserve">, </w:t>
+      </w:r>
+      <w:proofErr w:type="spellStart"/>
+      <w:r>
+        <w:rPr>
+          <w:rFonts w:ascii="Times New Roman" w:hAnsi="Times New Roman" w:cs="Times New Roman"/>
+        </w:rPr>
+        <w:t>player_value</w:t>
+      </w:r>
+      <w:proofErr w:type="spellEnd"/>
+      <w:r>
+        <w:rPr>
+          <w:rFonts w:ascii="Times New Roman" w:hAnsi="Times New Roman" w:cs="Times New Roman"/>
+        </w:rPr>
+        <w:t xml:space="preserve">, </w:t>
+      </w:r>
+      <w:proofErr w:type="spellStart"/>
+      <w:r>
+        <w:rPr>
+          <w:rFonts w:ascii="Times New Roman" w:hAnsi="Times New Roman" w:cs="Times New Roman"/>
+        </w:rPr>
+        <w:t>games_played</w:t>
+      </w:r>
+      <w:proofErr w:type="spellEnd"/>
+      <w:r>
+        <w:rPr>
+          <w:rFonts w:ascii="Times New Roman" w:hAnsi="Times New Roman" w:cs="Times New Roman"/>
+        </w:rPr>
+        <w:t>.</w:t>
       </w:r>
     </w:p>
     <w:p>
@@ -2531,39 +3737,203 @@
           <w:rFonts w:ascii="Times New Roman" w:hAnsi="Times New Roman" w:cs="Times New Roman"/>
         </w:rPr>
       </w:pPr>
-      <w:r>
-        <w:rPr>
-          <w:rFonts w:ascii="Times New Roman" w:hAnsi="Times New Roman" w:cs="Times New Roman"/>
-        </w:rPr>
-        <w:t>Relații: Fiecare echipă are un lot de minim 17 jucători; un jucător are asociată o poziție în teren și statistici individuale.</w:t>
-      </w:r>
-    </w:p>
-    <w:p>
-      <w:pPr>
-        <w:rPr>
-          <w:rFonts w:ascii="Times New Roman" w:hAnsi="Times New Roman" w:cs="Times New Roman"/>
-        </w:rPr>
-      </w:pPr>
-    </w:p>
-    <w:p>
-      <w:pPr>
-        <w:rPr>
-          <w:rFonts w:ascii="Times New Roman" w:hAnsi="Times New Roman" w:cs="Times New Roman"/>
-        </w:rPr>
-      </w:pPr>
+      <w:proofErr w:type="spellStart"/>
       <w:r>
         <w:rPr>
           <w:rFonts w:ascii="Times New Roman" w:hAnsi="Times New Roman" w:cs="Times New Roman"/>
         </w:rPr>
         <w:lastRenderedPageBreak/>
-        <w:t xml:space="preserve"> Player_Position</w:t>
-      </w:r>
-      <w:r>
-        <w:rPr>
-          <w:rFonts w:ascii="Times New Roman" w:hAnsi="Times New Roman" w:cs="Times New Roman"/>
-        </w:rPr>
-        <w:t>s</w:t>
-      </w:r>
+        <w:t>Relații</w:t>
+      </w:r>
+      <w:proofErr w:type="spellEnd"/>
+      <w:r>
+        <w:rPr>
+          <w:rFonts w:ascii="Times New Roman" w:hAnsi="Times New Roman" w:cs="Times New Roman"/>
+        </w:rPr>
+        <w:t xml:space="preserve">: </w:t>
+      </w:r>
+      <w:proofErr w:type="spellStart"/>
+      <w:r>
+        <w:rPr>
+          <w:rFonts w:ascii="Times New Roman" w:hAnsi="Times New Roman" w:cs="Times New Roman"/>
+        </w:rPr>
+        <w:t>Fiecare</w:t>
+      </w:r>
+      <w:proofErr w:type="spellEnd"/>
+      <w:r>
+        <w:rPr>
+          <w:rFonts w:ascii="Times New Roman" w:hAnsi="Times New Roman" w:cs="Times New Roman"/>
+        </w:rPr>
+        <w:t xml:space="preserve"> </w:t>
+      </w:r>
+      <w:proofErr w:type="spellStart"/>
+      <w:r>
+        <w:rPr>
+          <w:rFonts w:ascii="Times New Roman" w:hAnsi="Times New Roman" w:cs="Times New Roman"/>
+        </w:rPr>
+        <w:t>echipă</w:t>
+      </w:r>
+      <w:proofErr w:type="spellEnd"/>
+      <w:r>
+        <w:rPr>
+          <w:rFonts w:ascii="Times New Roman" w:hAnsi="Times New Roman" w:cs="Times New Roman"/>
+        </w:rPr>
+        <w:t xml:space="preserve"> are un lot de minim 17 </w:t>
+      </w:r>
+      <w:proofErr w:type="spellStart"/>
+      <w:r>
+        <w:rPr>
+          <w:rFonts w:ascii="Times New Roman" w:hAnsi="Times New Roman" w:cs="Times New Roman"/>
+        </w:rPr>
+        <w:t>jucători</w:t>
+      </w:r>
+      <w:proofErr w:type="spellEnd"/>
+      <w:r>
+        <w:rPr>
+          <w:rFonts w:ascii="Times New Roman" w:hAnsi="Times New Roman" w:cs="Times New Roman"/>
+        </w:rPr>
+        <w:t xml:space="preserve">; un </w:t>
+      </w:r>
+      <w:proofErr w:type="spellStart"/>
+      <w:r>
+        <w:rPr>
+          <w:rFonts w:ascii="Times New Roman" w:hAnsi="Times New Roman" w:cs="Times New Roman"/>
+        </w:rPr>
+        <w:t>jucător</w:t>
+      </w:r>
+      <w:proofErr w:type="spellEnd"/>
+      <w:r>
+        <w:rPr>
+          <w:rFonts w:ascii="Times New Roman" w:hAnsi="Times New Roman" w:cs="Times New Roman"/>
+        </w:rPr>
+        <w:t xml:space="preserve"> are </w:t>
+      </w:r>
+      <w:proofErr w:type="spellStart"/>
+      <w:r>
+        <w:rPr>
+          <w:rFonts w:ascii="Times New Roman" w:hAnsi="Times New Roman" w:cs="Times New Roman"/>
+        </w:rPr>
+        <w:t>asociată</w:t>
+      </w:r>
+      <w:proofErr w:type="spellEnd"/>
+      <w:r>
+        <w:rPr>
+          <w:rFonts w:ascii="Times New Roman" w:hAnsi="Times New Roman" w:cs="Times New Roman"/>
+        </w:rPr>
+        <w:t xml:space="preserve"> o </w:t>
+      </w:r>
+      <w:proofErr w:type="spellStart"/>
+      <w:r>
+        <w:rPr>
+          <w:rFonts w:ascii="Times New Roman" w:hAnsi="Times New Roman" w:cs="Times New Roman"/>
+        </w:rPr>
+        <w:t>poziție</w:t>
+      </w:r>
+      <w:proofErr w:type="spellEnd"/>
+      <w:r>
+        <w:rPr>
+          <w:rFonts w:ascii="Times New Roman" w:hAnsi="Times New Roman" w:cs="Times New Roman"/>
+        </w:rPr>
+        <w:t xml:space="preserve"> </w:t>
+      </w:r>
+      <w:proofErr w:type="spellStart"/>
+      <w:r>
+        <w:rPr>
+          <w:rFonts w:ascii="Times New Roman" w:hAnsi="Times New Roman" w:cs="Times New Roman"/>
+        </w:rPr>
+        <w:t>în</w:t>
+      </w:r>
+      <w:proofErr w:type="spellEnd"/>
+      <w:r>
+        <w:rPr>
+          <w:rFonts w:ascii="Times New Roman" w:hAnsi="Times New Roman" w:cs="Times New Roman"/>
+        </w:rPr>
+        <w:t xml:space="preserve"> </w:t>
+      </w:r>
+      <w:proofErr w:type="spellStart"/>
+      <w:r>
+        <w:rPr>
+          <w:rFonts w:ascii="Times New Roman" w:hAnsi="Times New Roman" w:cs="Times New Roman"/>
+        </w:rPr>
+        <w:t>teren</w:t>
+      </w:r>
+      <w:proofErr w:type="spellEnd"/>
+      <w:r>
+        <w:rPr>
+          <w:rFonts w:ascii="Times New Roman" w:hAnsi="Times New Roman" w:cs="Times New Roman"/>
+        </w:rPr>
+        <w:t xml:space="preserve"> </w:t>
+      </w:r>
+      <w:proofErr w:type="spellStart"/>
+      <w:r>
+        <w:rPr>
+          <w:rFonts w:ascii="Times New Roman" w:hAnsi="Times New Roman" w:cs="Times New Roman"/>
+        </w:rPr>
+        <w:t>și</w:t>
+      </w:r>
+      <w:proofErr w:type="spellEnd"/>
+      <w:r>
+        <w:rPr>
+          <w:rFonts w:ascii="Times New Roman" w:hAnsi="Times New Roman" w:cs="Times New Roman"/>
+        </w:rPr>
+        <w:t xml:space="preserve"> </w:t>
+      </w:r>
+      <w:proofErr w:type="spellStart"/>
+      <w:r>
+        <w:rPr>
+          <w:rFonts w:ascii="Times New Roman" w:hAnsi="Times New Roman" w:cs="Times New Roman"/>
+        </w:rPr>
+        <w:t>statistici</w:t>
+      </w:r>
+      <w:proofErr w:type="spellEnd"/>
+      <w:r>
+        <w:rPr>
+          <w:rFonts w:ascii="Times New Roman" w:hAnsi="Times New Roman" w:cs="Times New Roman"/>
+        </w:rPr>
+        <w:t xml:space="preserve"> </w:t>
+      </w:r>
+      <w:proofErr w:type="spellStart"/>
+      <w:r>
+        <w:rPr>
+          <w:rFonts w:ascii="Times New Roman" w:hAnsi="Times New Roman" w:cs="Times New Roman"/>
+        </w:rPr>
+        <w:t>individuale</w:t>
+      </w:r>
+      <w:proofErr w:type="spellEnd"/>
+      <w:r>
+        <w:rPr>
+          <w:rFonts w:ascii="Times New Roman" w:hAnsi="Times New Roman" w:cs="Times New Roman"/>
+        </w:rPr>
+        <w:t>.</w:t>
+      </w:r>
+    </w:p>
+    <w:p>
+      <w:pPr>
+        <w:rPr>
+          <w:rFonts w:ascii="Times New Roman" w:hAnsi="Times New Roman" w:cs="Times New Roman"/>
+        </w:rPr>
+      </w:pPr>
+    </w:p>
+    <w:p>
+      <w:pPr>
+        <w:rPr>
+          <w:rFonts w:ascii="Times New Roman" w:hAnsi="Times New Roman" w:cs="Times New Roman"/>
+        </w:rPr>
+      </w:pPr>
+      <w:r>
+        <w:rPr>
+          <w:rFonts w:ascii="Times New Roman" w:hAnsi="Times New Roman" w:cs="Times New Roman"/>
+        </w:rPr>
+        <w:t xml:space="preserve"> </w:t>
+      </w:r>
+      <w:proofErr w:type="spellStart"/>
+      <w:r>
+        <w:rPr>
+          <w:rFonts w:ascii="Times New Roman" w:hAnsi="Times New Roman" w:cs="Times New Roman"/>
+        </w:rPr>
+        <w:t>Player_Positions</w:t>
+      </w:r>
+      <w:proofErr w:type="spellEnd"/>
       <w:r>
         <w:rPr>
           <w:rFonts w:ascii="Times New Roman" w:hAnsi="Times New Roman" w:cs="Times New Roman"/>
@@ -2585,19 +3955,91 @@
         <w:rPr>
           <w:rFonts w:ascii="Times New Roman" w:hAnsi="Times New Roman" w:cs="Times New Roman"/>
         </w:rPr>
-        <w:t xml:space="preserve">Rol: pentru </w:t>
-      </w:r>
-      <w:r>
-        <w:rPr>
-          <w:rFonts w:ascii="Times New Roman" w:hAnsi="Times New Roman" w:cs="Times New Roman"/>
-        </w:rPr>
-        <w:t>atributile si indicatiile</w:t>
-      </w:r>
-      <w:r>
-        <w:rPr>
-          <w:rFonts w:ascii="Times New Roman" w:hAnsi="Times New Roman" w:cs="Times New Roman"/>
-        </w:rPr>
-        <w:t xml:space="preserve"> tactice din teren.</w:t>
+        <w:t xml:space="preserve">Rol: </w:t>
+      </w:r>
+      <w:proofErr w:type="spellStart"/>
+      <w:r>
+        <w:rPr>
+          <w:rFonts w:ascii="Times New Roman" w:hAnsi="Times New Roman" w:cs="Times New Roman"/>
+        </w:rPr>
+        <w:t>pentru</w:t>
+      </w:r>
+      <w:proofErr w:type="spellEnd"/>
+      <w:r>
+        <w:rPr>
+          <w:rFonts w:ascii="Times New Roman" w:hAnsi="Times New Roman" w:cs="Times New Roman"/>
+        </w:rPr>
+        <w:t xml:space="preserve"> </w:t>
+      </w:r>
+      <w:proofErr w:type="spellStart"/>
+      <w:r>
+        <w:rPr>
+          <w:rFonts w:ascii="Times New Roman" w:hAnsi="Times New Roman" w:cs="Times New Roman"/>
+        </w:rPr>
+        <w:t>atributile</w:t>
+      </w:r>
+      <w:proofErr w:type="spellEnd"/>
+      <w:r>
+        <w:rPr>
+          <w:rFonts w:ascii="Times New Roman" w:hAnsi="Times New Roman" w:cs="Times New Roman"/>
+        </w:rPr>
+        <w:t xml:space="preserve"> </w:t>
+      </w:r>
+      <w:proofErr w:type="spellStart"/>
+      <w:r>
+        <w:rPr>
+          <w:rFonts w:ascii="Times New Roman" w:hAnsi="Times New Roman" w:cs="Times New Roman"/>
+        </w:rPr>
+        <w:t>si</w:t>
+      </w:r>
+      <w:proofErr w:type="spellEnd"/>
+      <w:r>
+        <w:rPr>
+          <w:rFonts w:ascii="Times New Roman" w:hAnsi="Times New Roman" w:cs="Times New Roman"/>
+        </w:rPr>
+        <w:t xml:space="preserve"> </w:t>
+      </w:r>
+      <w:proofErr w:type="spellStart"/>
+      <w:r>
+        <w:rPr>
+          <w:rFonts w:ascii="Times New Roman" w:hAnsi="Times New Roman" w:cs="Times New Roman"/>
+        </w:rPr>
+        <w:t>indicatiile</w:t>
+      </w:r>
+      <w:proofErr w:type="spellEnd"/>
+      <w:r>
+        <w:rPr>
+          <w:rFonts w:ascii="Times New Roman" w:hAnsi="Times New Roman" w:cs="Times New Roman"/>
+        </w:rPr>
+        <w:t xml:space="preserve"> </w:t>
+      </w:r>
+      <w:proofErr w:type="spellStart"/>
+      <w:r>
+        <w:rPr>
+          <w:rFonts w:ascii="Times New Roman" w:hAnsi="Times New Roman" w:cs="Times New Roman"/>
+        </w:rPr>
+        <w:t>tactice</w:t>
+      </w:r>
+      <w:proofErr w:type="spellEnd"/>
+      <w:r>
+        <w:rPr>
+          <w:rFonts w:ascii="Times New Roman" w:hAnsi="Times New Roman" w:cs="Times New Roman"/>
+        </w:rPr>
+        <w:t xml:space="preserve"> din </w:t>
+      </w:r>
+      <w:proofErr w:type="spellStart"/>
+      <w:r>
+        <w:rPr>
+          <w:rFonts w:ascii="Times New Roman" w:hAnsi="Times New Roman" w:cs="Times New Roman"/>
+        </w:rPr>
+        <w:t>teren</w:t>
+      </w:r>
+      <w:proofErr w:type="spellEnd"/>
+      <w:r>
+        <w:rPr>
+          <w:rFonts w:ascii="Times New Roman" w:hAnsi="Times New Roman" w:cs="Times New Roman"/>
+        </w:rPr>
+        <w:t>.</w:t>
       </w:r>
     </w:p>
     <w:p>
@@ -2610,48 +4052,74 @@
           <w:rFonts w:ascii="Times New Roman" w:hAnsi="Times New Roman" w:cs="Times New Roman"/>
         </w:rPr>
       </w:pPr>
-      <w:r>
-        <w:rPr>
-          <w:rFonts w:ascii="Times New Roman" w:hAnsi="Times New Roman" w:cs="Times New Roman"/>
-        </w:rPr>
-        <w:t>Atribute: player_position_id</w:t>
-      </w:r>
-      <w:r>
-        <w:rPr>
-          <w:rFonts w:ascii="Times New Roman" w:hAnsi="Times New Roman" w:cs="Times New Roman"/>
-        </w:rPr>
-        <w:t xml:space="preserve"> (foreign key pentru tabelul Players)</w:t>
-      </w:r>
-      <w:r>
-        <w:rPr>
-          <w:rFonts w:ascii="Times New Roman" w:hAnsi="Times New Roman" w:cs="Times New Roman"/>
-        </w:rPr>
-        <w:t>, position.</w:t>
-      </w:r>
-    </w:p>
-    <w:p>
-      <w:pPr>
-        <w:rPr>
-          <w:rFonts w:ascii="Times New Roman" w:hAnsi="Times New Roman" w:cs="Times New Roman"/>
-        </w:rPr>
-      </w:pPr>
+      <w:proofErr w:type="spellStart"/>
+      <w:r>
+        <w:rPr>
+          <w:rFonts w:ascii="Times New Roman" w:hAnsi="Times New Roman" w:cs="Times New Roman"/>
+        </w:rPr>
+        <w:t>Atribute</w:t>
+      </w:r>
+      <w:proofErr w:type="spellEnd"/>
+      <w:r>
+        <w:rPr>
+          <w:rFonts w:ascii="Times New Roman" w:hAnsi="Times New Roman" w:cs="Times New Roman"/>
+        </w:rPr>
+        <w:t xml:space="preserve">: </w:t>
+      </w:r>
+      <w:proofErr w:type="spellStart"/>
+      <w:r>
+        <w:rPr>
+          <w:rFonts w:ascii="Times New Roman" w:hAnsi="Times New Roman" w:cs="Times New Roman"/>
+        </w:rPr>
+        <w:t>player_position_id</w:t>
+      </w:r>
+      <w:proofErr w:type="spellEnd"/>
+      <w:r>
+        <w:rPr>
+          <w:rFonts w:ascii="Times New Roman" w:hAnsi="Times New Roman" w:cs="Times New Roman"/>
+        </w:rPr>
+        <w:t xml:space="preserve"> (foreign key </w:t>
+      </w:r>
+      <w:proofErr w:type="spellStart"/>
+      <w:r>
+        <w:rPr>
+          <w:rFonts w:ascii="Times New Roman" w:hAnsi="Times New Roman" w:cs="Times New Roman"/>
+        </w:rPr>
+        <w:t>pentru</w:t>
+      </w:r>
+      <w:proofErr w:type="spellEnd"/>
       <w:r>
         <w:rPr>
           <w:rFonts w:ascii="Times New Roman" w:hAnsi="Times New Roman" w:cs="Times New Roman"/>
         </w:rPr>
         <w:t xml:space="preserve"> </w:t>
       </w:r>
-      <w:r>
-        <w:rPr>
-          <w:rFonts w:ascii="Times New Roman" w:hAnsi="Times New Roman" w:cs="Times New Roman"/>
-        </w:rPr>
-        <w:t xml:space="preserve">Individual </w:t>
-      </w:r>
-      <w:r>
-        <w:rPr>
-          <w:rFonts w:ascii="Times New Roman" w:hAnsi="Times New Roman" w:cs="Times New Roman"/>
-        </w:rPr>
-        <w:t>Stats:</w:t>
+      <w:proofErr w:type="spellStart"/>
+      <w:r>
+        <w:rPr>
+          <w:rFonts w:ascii="Times New Roman" w:hAnsi="Times New Roman" w:cs="Times New Roman"/>
+        </w:rPr>
+        <w:t>tabelul</w:t>
+      </w:r>
+      <w:proofErr w:type="spellEnd"/>
+      <w:r>
+        <w:rPr>
+          <w:rFonts w:ascii="Times New Roman" w:hAnsi="Times New Roman" w:cs="Times New Roman"/>
+        </w:rPr>
+        <w:t xml:space="preserve"> Players), position.</w:t>
+      </w:r>
+    </w:p>
+    <w:p>
+      <w:pPr>
+        <w:rPr>
+          <w:rFonts w:ascii="Times New Roman" w:hAnsi="Times New Roman" w:cs="Times New Roman"/>
+        </w:rPr>
+      </w:pPr>
+      <w:r>
+        <w:rPr>
+          <w:rFonts w:ascii="Times New Roman" w:hAnsi="Times New Roman" w:cs="Times New Roman"/>
+        </w:rPr>
+        <w:t xml:space="preserve"> Individual Stats:</w:t>
       </w:r>
     </w:p>
     <w:p>
@@ -2668,7 +4136,77 @@
         <w:rPr>
           <w:rFonts w:ascii="Times New Roman" w:hAnsi="Times New Roman" w:cs="Times New Roman"/>
         </w:rPr>
-        <w:t>Rol: Monitorizează randamentul sportiv al fiecărui jucător.</w:t>
+        <w:t xml:space="preserve">Rol: </w:t>
+      </w:r>
+      <w:proofErr w:type="spellStart"/>
+      <w:r>
+        <w:rPr>
+          <w:rFonts w:ascii="Times New Roman" w:hAnsi="Times New Roman" w:cs="Times New Roman"/>
+        </w:rPr>
+        <w:t>Monitorizează</w:t>
+      </w:r>
+      <w:proofErr w:type="spellEnd"/>
+      <w:r>
+        <w:rPr>
+          <w:rFonts w:ascii="Times New Roman" w:hAnsi="Times New Roman" w:cs="Times New Roman"/>
+        </w:rPr>
+        <w:t xml:space="preserve"> </w:t>
+      </w:r>
+      <w:proofErr w:type="spellStart"/>
+      <w:r>
+        <w:rPr>
+          <w:rFonts w:ascii="Times New Roman" w:hAnsi="Times New Roman" w:cs="Times New Roman"/>
+        </w:rPr>
+        <w:t>randamentul</w:t>
+      </w:r>
+      <w:proofErr w:type="spellEnd"/>
+      <w:r>
+        <w:rPr>
+          <w:rFonts w:ascii="Times New Roman" w:hAnsi="Times New Roman" w:cs="Times New Roman"/>
+        </w:rPr>
+        <w:t xml:space="preserve"> </w:t>
+      </w:r>
+      <w:proofErr w:type="spellStart"/>
+      <w:r>
+        <w:rPr>
+          <w:rFonts w:ascii="Times New Roman" w:hAnsi="Times New Roman" w:cs="Times New Roman"/>
+        </w:rPr>
+        <w:t>sportiv</w:t>
+      </w:r>
+      <w:proofErr w:type="spellEnd"/>
+      <w:r>
+        <w:rPr>
+          <w:rFonts w:ascii="Times New Roman" w:hAnsi="Times New Roman" w:cs="Times New Roman"/>
+        </w:rPr>
+        <w:t xml:space="preserve"> al </w:t>
+      </w:r>
+      <w:proofErr w:type="spellStart"/>
+      <w:r>
+        <w:rPr>
+          <w:rFonts w:ascii="Times New Roman" w:hAnsi="Times New Roman" w:cs="Times New Roman"/>
+        </w:rPr>
+        <w:t>fiecărui</w:t>
+      </w:r>
+      <w:proofErr w:type="spellEnd"/>
+      <w:r>
+        <w:rPr>
+          <w:rFonts w:ascii="Times New Roman" w:hAnsi="Times New Roman" w:cs="Times New Roman"/>
+        </w:rPr>
+        <w:t xml:space="preserve"> </w:t>
+      </w:r>
+      <w:proofErr w:type="spellStart"/>
+      <w:r>
+        <w:rPr>
+          <w:rFonts w:ascii="Times New Roman" w:hAnsi="Times New Roman" w:cs="Times New Roman"/>
+        </w:rPr>
+        <w:t>jucător</w:t>
+      </w:r>
+      <w:proofErr w:type="spellEnd"/>
+      <w:r>
+        <w:rPr>
+          <w:rFonts w:ascii="Times New Roman" w:hAnsi="Times New Roman" w:cs="Times New Roman"/>
+        </w:rPr>
+        <w:t>.</w:t>
       </w:r>
     </w:p>
     <w:p>
@@ -2681,17 +4219,131 @@
           <w:rFonts w:ascii="Times New Roman" w:hAnsi="Times New Roman" w:cs="Times New Roman"/>
         </w:rPr>
       </w:pPr>
-      <w:r>
-        <w:rPr>
-          <w:rFonts w:ascii="Times New Roman" w:hAnsi="Times New Roman" w:cs="Times New Roman"/>
-        </w:rPr>
-        <w:t>Atribute: goals, assists, clean_sheets (meciuri fără gol primit pentru portari</w:t>
-      </w:r>
-      <w:r>
-        <w:rPr>
-          <w:rFonts w:ascii="Times New Roman" w:hAnsi="Times New Roman" w:cs="Times New Roman"/>
-        </w:rPr>
-        <w:t xml:space="preserve"> sau funda</w:t>
+      <w:proofErr w:type="spellStart"/>
+      <w:r>
+        <w:rPr>
+          <w:rFonts w:ascii="Times New Roman" w:hAnsi="Times New Roman" w:cs="Times New Roman"/>
+        </w:rPr>
+        <w:t>Atribute</w:t>
+      </w:r>
+      <w:proofErr w:type="spellEnd"/>
+      <w:r>
+        <w:rPr>
+          <w:rFonts w:ascii="Times New Roman" w:hAnsi="Times New Roman" w:cs="Times New Roman"/>
+        </w:rPr>
+        <w:t xml:space="preserve">: goals, assists, </w:t>
+      </w:r>
+      <w:proofErr w:type="spellStart"/>
+      <w:r>
+        <w:rPr>
+          <w:rFonts w:ascii="Times New Roman" w:hAnsi="Times New Roman" w:cs="Times New Roman"/>
+        </w:rPr>
+        <w:t>clean_sheets</w:t>
+      </w:r>
+      <w:proofErr w:type="spellEnd"/>
+      <w:r>
+        <w:rPr>
+          <w:rFonts w:ascii="Times New Roman" w:hAnsi="Times New Roman" w:cs="Times New Roman"/>
+        </w:rPr>
+        <w:t xml:space="preserve"> (</w:t>
+      </w:r>
+      <w:proofErr w:type="spellStart"/>
+      <w:r>
+        <w:rPr>
+          <w:rFonts w:ascii="Times New Roman" w:hAnsi="Times New Roman" w:cs="Times New Roman"/>
+        </w:rPr>
+        <w:t>meciuri</w:t>
+      </w:r>
+      <w:proofErr w:type="spellEnd"/>
+      <w:r>
+        <w:rPr>
+          <w:rFonts w:ascii="Times New Roman" w:hAnsi="Times New Roman" w:cs="Times New Roman"/>
+        </w:rPr>
+        <w:t xml:space="preserve"> </w:t>
+      </w:r>
+      <w:proofErr w:type="spellStart"/>
+      <w:r>
+        <w:rPr>
+          <w:rFonts w:ascii="Times New Roman" w:hAnsi="Times New Roman" w:cs="Times New Roman"/>
+        </w:rPr>
+        <w:t>fără</w:t>
+      </w:r>
+      <w:proofErr w:type="spellEnd"/>
+      <w:r>
+        <w:rPr>
+          <w:rFonts w:ascii="Times New Roman" w:hAnsi="Times New Roman" w:cs="Times New Roman"/>
+        </w:rPr>
+        <w:t xml:space="preserve"> </w:t>
+      </w:r>
+      <w:proofErr w:type="spellStart"/>
+      <w:r>
+        <w:rPr>
+          <w:rFonts w:ascii="Times New Roman" w:hAnsi="Times New Roman" w:cs="Times New Roman"/>
+        </w:rPr>
+        <w:t>gol</w:t>
+      </w:r>
+      <w:proofErr w:type="spellEnd"/>
+      <w:r>
+        <w:rPr>
+          <w:rFonts w:ascii="Times New Roman" w:hAnsi="Times New Roman" w:cs="Times New Roman"/>
+        </w:rPr>
+        <w:t xml:space="preserve"> </w:t>
+      </w:r>
+      <w:proofErr w:type="spellStart"/>
+      <w:r>
+        <w:rPr>
+          <w:rFonts w:ascii="Times New Roman" w:hAnsi="Times New Roman" w:cs="Times New Roman"/>
+        </w:rPr>
+        <w:t>primit</w:t>
+      </w:r>
+      <w:proofErr w:type="spellEnd"/>
+      <w:r>
+        <w:rPr>
+          <w:rFonts w:ascii="Times New Roman" w:hAnsi="Times New Roman" w:cs="Times New Roman"/>
+        </w:rPr>
+        <w:t xml:space="preserve"> </w:t>
+      </w:r>
+      <w:proofErr w:type="spellStart"/>
+      <w:r>
+        <w:rPr>
+          <w:rFonts w:ascii="Times New Roman" w:hAnsi="Times New Roman" w:cs="Times New Roman"/>
+        </w:rPr>
+        <w:t>pentru</w:t>
+      </w:r>
+      <w:proofErr w:type="spellEnd"/>
+      <w:r>
+        <w:rPr>
+          <w:rFonts w:ascii="Times New Roman" w:hAnsi="Times New Roman" w:cs="Times New Roman"/>
+        </w:rPr>
+        <w:t xml:space="preserve"> </w:t>
+      </w:r>
+      <w:proofErr w:type="spellStart"/>
+      <w:r>
+        <w:rPr>
+          <w:rFonts w:ascii="Times New Roman" w:hAnsi="Times New Roman" w:cs="Times New Roman"/>
+        </w:rPr>
+        <w:t>portari</w:t>
+      </w:r>
+      <w:proofErr w:type="spellEnd"/>
+      <w:r>
+        <w:rPr>
+          <w:rFonts w:ascii="Times New Roman" w:hAnsi="Times New Roman" w:cs="Times New Roman"/>
+        </w:rPr>
+        <w:t xml:space="preserve"> </w:t>
+      </w:r>
+      <w:proofErr w:type="spellStart"/>
+      <w:r>
+        <w:rPr>
+          <w:rFonts w:ascii="Times New Roman" w:hAnsi="Times New Roman" w:cs="Times New Roman"/>
+        </w:rPr>
+        <w:t>sau</w:t>
+      </w:r>
+      <w:proofErr w:type="spellEnd"/>
+      <w:r>
+        <w:rPr>
+          <w:rFonts w:ascii="Times New Roman" w:hAnsi="Times New Roman" w:cs="Times New Roman"/>
+        </w:rPr>
+        <w:t xml:space="preserve"> funda</w:t>
       </w:r>
       <w:r>
         <w:rPr>
@@ -2734,7 +4386,91 @@
         <w:rPr>
           <w:rFonts w:ascii="Times New Roman" w:hAnsi="Times New Roman" w:cs="Times New Roman"/>
         </w:rPr>
-        <w:t>Rol: Gestionarea antrenorilor și a personalului tehnic al fiecărui club.</w:t>
+        <w:t xml:space="preserve">Rol: </w:t>
+      </w:r>
+      <w:proofErr w:type="spellStart"/>
+      <w:r>
+        <w:rPr>
+          <w:rFonts w:ascii="Times New Roman" w:hAnsi="Times New Roman" w:cs="Times New Roman"/>
+        </w:rPr>
+        <w:t>Gestionarea</w:t>
+      </w:r>
+      <w:proofErr w:type="spellEnd"/>
+      <w:r>
+        <w:rPr>
+          <w:rFonts w:ascii="Times New Roman" w:hAnsi="Times New Roman" w:cs="Times New Roman"/>
+        </w:rPr>
+        <w:t xml:space="preserve"> </w:t>
+      </w:r>
+      <w:proofErr w:type="spellStart"/>
+      <w:r>
+        <w:rPr>
+          <w:rFonts w:ascii="Times New Roman" w:hAnsi="Times New Roman" w:cs="Times New Roman"/>
+        </w:rPr>
+        <w:t>antrenorilor</w:t>
+      </w:r>
+      <w:proofErr w:type="spellEnd"/>
+      <w:r>
+        <w:rPr>
+          <w:rFonts w:ascii="Times New Roman" w:hAnsi="Times New Roman" w:cs="Times New Roman"/>
+        </w:rPr>
+        <w:t xml:space="preserve"> </w:t>
+      </w:r>
+      <w:proofErr w:type="spellStart"/>
+      <w:r>
+        <w:rPr>
+          <w:rFonts w:ascii="Times New Roman" w:hAnsi="Times New Roman" w:cs="Times New Roman"/>
+        </w:rPr>
+        <w:t>și</w:t>
+      </w:r>
+      <w:proofErr w:type="spellEnd"/>
+      <w:r>
+        <w:rPr>
+          <w:rFonts w:ascii="Times New Roman" w:hAnsi="Times New Roman" w:cs="Times New Roman"/>
+        </w:rPr>
+        <w:t xml:space="preserve"> a </w:t>
+      </w:r>
+      <w:proofErr w:type="spellStart"/>
+      <w:r>
+        <w:rPr>
+          <w:rFonts w:ascii="Times New Roman" w:hAnsi="Times New Roman" w:cs="Times New Roman"/>
+        </w:rPr>
+        <w:t>personalului</w:t>
+      </w:r>
+      <w:proofErr w:type="spellEnd"/>
+      <w:r>
+        <w:rPr>
+          <w:rFonts w:ascii="Times New Roman" w:hAnsi="Times New Roman" w:cs="Times New Roman"/>
+        </w:rPr>
+        <w:t xml:space="preserve"> </w:t>
+      </w:r>
+      <w:proofErr w:type="spellStart"/>
+      <w:r>
+        <w:rPr>
+          <w:rFonts w:ascii="Times New Roman" w:hAnsi="Times New Roman" w:cs="Times New Roman"/>
+        </w:rPr>
+        <w:t>tehnic</w:t>
+      </w:r>
+      <w:proofErr w:type="spellEnd"/>
+      <w:r>
+        <w:rPr>
+          <w:rFonts w:ascii="Times New Roman" w:hAnsi="Times New Roman" w:cs="Times New Roman"/>
+        </w:rPr>
+        <w:t xml:space="preserve"> al </w:t>
+      </w:r>
+      <w:proofErr w:type="spellStart"/>
+      <w:r>
+        <w:rPr>
+          <w:rFonts w:ascii="Times New Roman" w:hAnsi="Times New Roman" w:cs="Times New Roman"/>
+        </w:rPr>
+        <w:t>fiecărui</w:t>
+      </w:r>
+      <w:proofErr w:type="spellEnd"/>
+      <w:r>
+        <w:rPr>
+          <w:rFonts w:ascii="Times New Roman" w:hAnsi="Times New Roman" w:cs="Times New Roman"/>
+        </w:rPr>
+        <w:t xml:space="preserve"> club.</w:t>
       </w:r>
     </w:p>
     <w:p>
@@ -2747,11 +4483,47 @@
           <w:rFonts w:ascii="Times New Roman" w:hAnsi="Times New Roman" w:cs="Times New Roman"/>
         </w:rPr>
       </w:pPr>
-      <w:r>
-        <w:rPr>
-          <w:rFonts w:ascii="Times New Roman" w:hAnsi="Times New Roman" w:cs="Times New Roman"/>
-        </w:rPr>
-        <w:t>Atribute: staff_id, coach_name.</w:t>
+      <w:proofErr w:type="spellStart"/>
+      <w:r>
+        <w:rPr>
+          <w:rFonts w:ascii="Times New Roman" w:hAnsi="Times New Roman" w:cs="Times New Roman"/>
+        </w:rPr>
+        <w:t>Atribute</w:t>
+      </w:r>
+      <w:proofErr w:type="spellEnd"/>
+      <w:r>
+        <w:rPr>
+          <w:rFonts w:ascii="Times New Roman" w:hAnsi="Times New Roman" w:cs="Times New Roman"/>
+        </w:rPr>
+        <w:t xml:space="preserve">: </w:t>
+      </w:r>
+      <w:proofErr w:type="spellStart"/>
+      <w:r>
+        <w:rPr>
+          <w:rFonts w:ascii="Times New Roman" w:hAnsi="Times New Roman" w:cs="Times New Roman"/>
+        </w:rPr>
+        <w:t>staff_id</w:t>
+      </w:r>
+      <w:proofErr w:type="spellEnd"/>
+      <w:r>
+        <w:rPr>
+          <w:rFonts w:ascii="Times New Roman" w:hAnsi="Times New Roman" w:cs="Times New Roman"/>
+        </w:rPr>
+        <w:t xml:space="preserve">, </w:t>
+      </w:r>
+      <w:proofErr w:type="spellStart"/>
+      <w:r>
+        <w:rPr>
+          <w:rFonts w:ascii="Times New Roman" w:hAnsi="Times New Roman" w:cs="Times New Roman"/>
+        </w:rPr>
+        <w:t>coach_name</w:t>
+      </w:r>
+      <w:proofErr w:type="spellEnd"/>
+      <w:r>
+        <w:rPr>
+          <w:rFonts w:ascii="Times New Roman" w:hAnsi="Times New Roman" w:cs="Times New Roman"/>
+        </w:rPr>
+        <w:t>.</w:t>
       </w:r>
     </w:p>
     <w:p>
@@ -2781,19 +4553,91 @@
         <w:rPr>
           <w:rFonts w:ascii="Times New Roman" w:hAnsi="Times New Roman" w:cs="Times New Roman"/>
         </w:rPr>
-        <w:t xml:space="preserve">Rol: Evidența arbitrilor oficiali </w:t>
-      </w:r>
-      <w:r>
-        <w:rPr>
-          <w:rFonts w:ascii="Times New Roman" w:hAnsi="Times New Roman" w:cs="Times New Roman"/>
-        </w:rPr>
-        <w:t>care prestează</w:t>
-      </w:r>
-      <w:r>
-        <w:rPr>
-          <w:rFonts w:ascii="Times New Roman" w:hAnsi="Times New Roman" w:cs="Times New Roman"/>
-        </w:rPr>
-        <w:t xml:space="preserve"> pentru campionat.</w:t>
+        <w:t xml:space="preserve">Rol: </w:t>
+      </w:r>
+      <w:proofErr w:type="spellStart"/>
+      <w:r>
+        <w:rPr>
+          <w:rFonts w:ascii="Times New Roman" w:hAnsi="Times New Roman" w:cs="Times New Roman"/>
+        </w:rPr>
+        <w:t>Evidența</w:t>
+      </w:r>
+      <w:proofErr w:type="spellEnd"/>
+      <w:r>
+        <w:rPr>
+          <w:rFonts w:ascii="Times New Roman" w:hAnsi="Times New Roman" w:cs="Times New Roman"/>
+        </w:rPr>
+        <w:t xml:space="preserve"> </w:t>
+      </w:r>
+      <w:proofErr w:type="spellStart"/>
+      <w:r>
+        <w:rPr>
+          <w:rFonts w:ascii="Times New Roman" w:hAnsi="Times New Roman" w:cs="Times New Roman"/>
+        </w:rPr>
+        <w:t>arbitrilor</w:t>
+      </w:r>
+      <w:proofErr w:type="spellEnd"/>
+      <w:r>
+        <w:rPr>
+          <w:rFonts w:ascii="Times New Roman" w:hAnsi="Times New Roman" w:cs="Times New Roman"/>
+        </w:rPr>
+        <w:t xml:space="preserve"> </w:t>
+      </w:r>
+      <w:proofErr w:type="spellStart"/>
+      <w:r>
+        <w:rPr>
+          <w:rFonts w:ascii="Times New Roman" w:hAnsi="Times New Roman" w:cs="Times New Roman"/>
+        </w:rPr>
+        <w:t>oficiali</w:t>
+      </w:r>
+      <w:proofErr w:type="spellEnd"/>
+      <w:r>
+        <w:rPr>
+          <w:rFonts w:ascii="Times New Roman" w:hAnsi="Times New Roman" w:cs="Times New Roman"/>
+        </w:rPr>
+        <w:t xml:space="preserve"> care </w:t>
+      </w:r>
+      <w:proofErr w:type="spellStart"/>
+      <w:r>
+        <w:rPr>
+          <w:rFonts w:ascii="Times New Roman" w:hAnsi="Times New Roman" w:cs="Times New Roman"/>
+        </w:rPr>
+        <w:t>prestează</w:t>
+      </w:r>
+      <w:proofErr w:type="spellEnd"/>
+      <w:r>
+        <w:rPr>
+          <w:rFonts w:ascii="Times New Roman" w:hAnsi="Times New Roman" w:cs="Times New Roman"/>
+        </w:rPr>
+        <w:t xml:space="preserve"> </w:t>
+      </w:r>
+      <w:proofErr w:type="spellStart"/>
+      <w:r>
+        <w:rPr>
+          <w:rFonts w:ascii="Times New Roman" w:hAnsi="Times New Roman" w:cs="Times New Roman"/>
+        </w:rPr>
+        <w:t>pentru</w:t>
+      </w:r>
+      <w:proofErr w:type="spellEnd"/>
+      <w:r>
+        <w:rPr>
+          <w:rFonts w:ascii="Times New Roman" w:hAnsi="Times New Roman" w:cs="Times New Roman"/>
+        </w:rPr>
+        <w:t xml:space="preserve"> </w:t>
+      </w:r>
+      <w:proofErr w:type="spellStart"/>
+      <w:r>
+        <w:rPr>
+          <w:rFonts w:ascii="Times New Roman" w:hAnsi="Times New Roman" w:cs="Times New Roman"/>
+        </w:rPr>
+        <w:t>campionat</w:t>
+      </w:r>
+      <w:proofErr w:type="spellEnd"/>
+      <w:r>
+        <w:rPr>
+          <w:rFonts w:ascii="Times New Roman" w:hAnsi="Times New Roman" w:cs="Times New Roman"/>
+        </w:rPr>
+        <w:t>.</w:t>
       </w:r>
     </w:p>
     <w:p>
@@ -2806,23 +4650,61 @@
           <w:rFonts w:ascii="Times New Roman" w:hAnsi="Times New Roman" w:cs="Times New Roman"/>
         </w:rPr>
       </w:pPr>
-      <w:r>
-        <w:rPr>
-          <w:rFonts w:ascii="Times New Roman" w:hAnsi="Times New Roman" w:cs="Times New Roman"/>
-        </w:rPr>
-        <w:t>Atribute: ref_id, ref_nam</w:t>
-      </w:r>
-      <w:r>
-        <w:rPr>
-          <w:rFonts w:ascii="Times New Roman" w:hAnsi="Times New Roman" w:cs="Times New Roman"/>
-        </w:rPr>
-        <w:t>e</w:t>
-      </w:r>
-      <w:r>
-        <w:rPr>
-          <w:rFonts w:ascii="Times New Roman" w:hAnsi="Times New Roman" w:cs="Times New Roman"/>
-        </w:rPr>
-        <w:t>, officiated_matches.</w:t>
+      <w:proofErr w:type="spellStart"/>
+      <w:r>
+        <w:rPr>
+          <w:rFonts w:ascii="Times New Roman" w:hAnsi="Times New Roman" w:cs="Times New Roman"/>
+        </w:rPr>
+        <w:t>Atribute</w:t>
+      </w:r>
+      <w:proofErr w:type="spellEnd"/>
+      <w:r>
+        <w:rPr>
+          <w:rFonts w:ascii="Times New Roman" w:hAnsi="Times New Roman" w:cs="Times New Roman"/>
+        </w:rPr>
+        <w:t xml:space="preserve">: </w:t>
+      </w:r>
+      <w:proofErr w:type="spellStart"/>
+      <w:r>
+        <w:rPr>
+          <w:rFonts w:ascii="Times New Roman" w:hAnsi="Times New Roman" w:cs="Times New Roman"/>
+        </w:rPr>
+        <w:t>ref_id</w:t>
+      </w:r>
+      <w:proofErr w:type="spellEnd"/>
+      <w:r>
+        <w:rPr>
+          <w:rFonts w:ascii="Times New Roman" w:hAnsi="Times New Roman" w:cs="Times New Roman"/>
+        </w:rPr>
+        <w:t xml:space="preserve">, </w:t>
+      </w:r>
+      <w:proofErr w:type="spellStart"/>
+      <w:r>
+        <w:rPr>
+          <w:rFonts w:ascii="Times New Roman" w:hAnsi="Times New Roman" w:cs="Times New Roman"/>
+        </w:rPr>
+        <w:t>ref_name</w:t>
+      </w:r>
+      <w:proofErr w:type="spellEnd"/>
+      <w:r>
+        <w:rPr>
+          <w:rFonts w:ascii="Times New Roman" w:hAnsi="Times New Roman" w:cs="Times New Roman"/>
+        </w:rPr>
+        <w:t xml:space="preserve">, </w:t>
+      </w:r>
+      <w:proofErr w:type="spellStart"/>
+      <w:r>
+        <w:rPr>
+          <w:rFonts w:ascii="Times New Roman" w:hAnsi="Times New Roman" w:cs="Times New Roman"/>
+        </w:rPr>
+        <w:t>officiated_matches</w:t>
+      </w:r>
+      <w:proofErr w:type="spellEnd"/>
+      <w:r>
+        <w:rPr>
+          <w:rFonts w:ascii="Times New Roman" w:hAnsi="Times New Roman" w:cs="Times New Roman"/>
+        </w:rPr>
+        <w:t>.</w:t>
       </w:r>
     </w:p>
     <w:p>
@@ -2964,9 +4846,9 @@
       <w:lvlJc w:val="left"/>
       <w:pPr>
         <w:tabs>
-          <w:tab w:val="num" w:pos="720"/>
-        </w:tabs>
-        <w:ind w:left="720" w:hanging="360"/>
+          <w:tab w:val="num" w:pos="1777"/>
+        </w:tabs>
+        <w:ind w:left="1777" w:hanging="360"/>
       </w:pPr>
       <w:rPr>
         <w:rFonts w:ascii="Symbol" w:hAnsi="Symbol" w:hint="default"/>
@@ -2980,9 +4862,9 @@
       <w:lvlJc w:val="left"/>
       <w:pPr>
         <w:tabs>
-          <w:tab w:val="num" w:pos="1440"/>
-        </w:tabs>
-        <w:ind w:left="1440" w:hanging="360"/>
+          <w:tab w:val="num" w:pos="2497"/>
+        </w:tabs>
+        <w:ind w:left="2497" w:hanging="360"/>
       </w:pPr>
       <w:rPr>
         <w:rFonts w:ascii="Courier New" w:hAnsi="Courier New" w:hint="default"/>
@@ -2996,9 +4878,9 @@
       <w:lvlJc w:val="left"/>
       <w:pPr>
         <w:tabs>
-          <w:tab w:val="num" w:pos="2160"/>
-        </w:tabs>
-        <w:ind w:left="2160" w:hanging="360"/>
+          <w:tab w:val="num" w:pos="3217"/>
+        </w:tabs>
+        <w:ind w:left="3217" w:hanging="360"/>
       </w:pPr>
       <w:rPr>
         <w:rFonts w:ascii="Wingdings" w:hAnsi="Wingdings" w:hint="default"/>
@@ -3012,9 +4894,9 @@
       <w:lvlJc w:val="left"/>
       <w:pPr>
         <w:tabs>
-          <w:tab w:val="num" w:pos="2880"/>
-        </w:tabs>
-        <w:ind w:left="2880" w:hanging="360"/>
+          <w:tab w:val="num" w:pos="3937"/>
+        </w:tabs>
+        <w:ind w:left="3937" w:hanging="360"/>
       </w:pPr>
       <w:rPr>
         <w:rFonts w:ascii="Wingdings" w:hAnsi="Wingdings" w:hint="default"/>
@@ -3028,9 +4910,9 @@
       <w:lvlJc w:val="left"/>
       <w:pPr>
         <w:tabs>
-          <w:tab w:val="num" w:pos="3600"/>
-        </w:tabs>
-        <w:ind w:left="3600" w:hanging="360"/>
+          <w:tab w:val="num" w:pos="4657"/>
+        </w:tabs>
+        <w:ind w:left="4657" w:hanging="360"/>
       </w:pPr>
       <w:rPr>
         <w:rFonts w:ascii="Wingdings" w:hAnsi="Wingdings" w:hint="default"/>
@@ -3044,9 +4926,9 @@
       <w:lvlJc w:val="left"/>
       <w:pPr>
         <w:tabs>
-          <w:tab w:val="num" w:pos="4320"/>
-        </w:tabs>
-        <w:ind w:left="4320" w:hanging="360"/>
+          <w:tab w:val="num" w:pos="5377"/>
+        </w:tabs>
+        <w:ind w:left="5377" w:hanging="360"/>
       </w:pPr>
       <w:rPr>
         <w:rFonts w:ascii="Wingdings" w:hAnsi="Wingdings" w:hint="default"/>
@@ -3060,9 +4942,9 @@
       <w:lvlJc w:val="left"/>
       <w:pPr>
         <w:tabs>
-          <w:tab w:val="num" w:pos="5040"/>
-        </w:tabs>
-        <w:ind w:left="5040" w:hanging="360"/>
+          <w:tab w:val="num" w:pos="6097"/>
+        </w:tabs>
+        <w:ind w:left="6097" w:hanging="360"/>
       </w:pPr>
       <w:rPr>
         <w:rFonts w:ascii="Wingdings" w:hAnsi="Wingdings" w:hint="default"/>
@@ -3076,9 +4958,9 @@
       <w:lvlJc w:val="left"/>
       <w:pPr>
         <w:tabs>
-          <w:tab w:val="num" w:pos="5760"/>
-        </w:tabs>
-        <w:ind w:left="5760" w:hanging="360"/>
+          <w:tab w:val="num" w:pos="6817"/>
+        </w:tabs>
+        <w:ind w:left="6817" w:hanging="360"/>
       </w:pPr>
       <w:rPr>
         <w:rFonts w:ascii="Wingdings" w:hAnsi="Wingdings" w:hint="default"/>
@@ -3092,9 +4974,9 @@
       <w:lvlJc w:val="left"/>
       <w:pPr>
         <w:tabs>
-          <w:tab w:val="num" w:pos="6480"/>
-        </w:tabs>
-        <w:ind w:left="6480" w:hanging="360"/>
+          <w:tab w:val="num" w:pos="7537"/>
+        </w:tabs>
+        <w:ind w:left="7537" w:hanging="360"/>
       </w:pPr>
       <w:rPr>
         <w:rFonts w:ascii="Wingdings" w:hAnsi="Wingdings" w:hint="default"/>

--- a/SuperScorex.docx
+++ b/SuperScorex.docx
@@ -10,61 +10,6 @@
           <w:lang w:val="ro-RO"/>
         </w:rPr>
       </w:pPr>
-      <w:r>
-        <w:rPr>
-          <w:rFonts w:ascii="Times New Roman" w:hAnsi="Times New Roman" w:cs="Times New Roman"/>
-          <w:noProof/>
-          <w:lang w:val="ro-RO"/>
-        </w:rPr>
-        <w:drawing>
-          <wp:inline distT="0" distB="0" distL="0" distR="0" wp14:anchorId="3A2D36FE" wp14:editId="7C83BAEC">
-            <wp:extent cx="5928360" cy="5608320"/>
-            <wp:effectExtent l="0" t="0" r="0" b="0"/>
-            <wp:docPr id="1678521832" name="Picture 2"/>
-            <wp:cNvGraphicFramePr>
-              <a:graphicFrameLocks xmlns:a="http://schemas.openxmlformats.org/drawingml/2006/main" noChangeAspect="1"/>
-            </wp:cNvGraphicFramePr>
-            <a:graphic xmlns:a="http://schemas.openxmlformats.org/drawingml/2006/main">
-              <a:graphicData uri="http://schemas.openxmlformats.org/drawingml/2006/picture">
-                <pic:pic xmlns:pic="http://schemas.openxmlformats.org/drawingml/2006/picture">
-                  <pic:nvPicPr>
-                    <pic:cNvPr id="0" name="Picture 1"/>
-                    <pic:cNvPicPr>
-                      <a:picLocks noChangeAspect="1" noChangeArrowheads="1"/>
-                    </pic:cNvPicPr>
-                  </pic:nvPicPr>
-                  <pic:blipFill>
-                    <a:blip r:embed="rId7" cstate="print">
-                      <a:extLst>
-                        <a:ext uri="{28A0092B-C50C-407E-A947-70E740481C1C}">
-                          <a14:useLocalDpi xmlns:a14="http://schemas.microsoft.com/office/drawing/2010/main" val="0"/>
-                        </a:ext>
-                      </a:extLst>
-                    </a:blip>
-                    <a:srcRect/>
-                    <a:stretch>
-                      <a:fillRect/>
-                    </a:stretch>
-                  </pic:blipFill>
-                  <pic:spPr bwMode="auto">
-                    <a:xfrm>
-                      <a:off x="0" y="0"/>
-                      <a:ext cx="5928360" cy="5608320"/>
-                    </a:xfrm>
-                    <a:prstGeom prst="rect">
-                      <a:avLst/>
-                    </a:prstGeom>
-                    <a:noFill/>
-                    <a:ln>
-                      <a:noFill/>
-                    </a:ln>
-                  </pic:spPr>
-                </pic:pic>
-              </a:graphicData>
-            </a:graphic>
-          </wp:inline>
-        </w:drawing>
-      </w:r>
     </w:p>
     <w:p>
       <w:pPr>
@@ -376,6 +321,7 @@
           <w:u w:val="single"/>
           <w:lang w:val="ro-RO"/>
         </w:rPr>
+        <w:lastRenderedPageBreak/>
         <w:t>SUPERSCORE</w:t>
       </w:r>
     </w:p>
@@ -492,11 +438,159 @@
     </w:p>
     <w:p>
       <w:pPr>
-        <w:pStyle w:val="ListParagraph"/>
-        <w:numPr>
-          <w:ilvl w:val="0"/>
-          <w:numId w:val="1"/>
-        </w:numPr>
+        <w:rPr>
+          <w:b/>
+          <w:bCs/>
+          <w:lang w:val="ro-RO"/>
+        </w:rPr>
+      </w:pPr>
+    </w:p>
+    <w:p>
+      <w:pPr>
+        <w:rPr>
+          <w:b/>
+          <w:bCs/>
+          <w:lang w:val="ro-RO"/>
+        </w:rPr>
+      </w:pPr>
+    </w:p>
+    <w:p>
+      <w:pPr>
+        <w:rPr>
+          <w:b/>
+          <w:bCs/>
+          <w:lang w:val="ro-RO"/>
+        </w:rPr>
+      </w:pPr>
+    </w:p>
+    <w:p>
+      <w:pPr>
+        <w:rPr>
+          <w:b/>
+          <w:bCs/>
+          <w:lang w:val="ro-RO"/>
+        </w:rPr>
+      </w:pPr>
+    </w:p>
+    <w:p>
+      <w:pPr>
+        <w:rPr>
+          <w:b/>
+          <w:bCs/>
+          <w:lang w:val="ro-RO"/>
+        </w:rPr>
+      </w:pPr>
+    </w:p>
+    <w:p>
+      <w:pPr>
+        <w:rPr>
+          <w:b/>
+          <w:bCs/>
+          <w:lang w:val="ro-RO"/>
+        </w:rPr>
+      </w:pPr>
+    </w:p>
+    <w:p>
+      <w:pPr>
+        <w:rPr>
+          <w:b/>
+          <w:bCs/>
+          <w:lang w:val="ro-RO"/>
+        </w:rPr>
+      </w:pPr>
+    </w:p>
+    <w:p>
+      <w:pPr>
+        <w:rPr>
+          <w:b/>
+          <w:bCs/>
+          <w:lang w:val="ro-RO"/>
+        </w:rPr>
+      </w:pPr>
+    </w:p>
+    <w:p>
+      <w:pPr>
+        <w:rPr>
+          <w:b/>
+          <w:bCs/>
+          <w:lang w:val="ro-RO"/>
+        </w:rPr>
+      </w:pPr>
+    </w:p>
+    <w:p>
+      <w:pPr>
+        <w:rPr>
+          <w:b/>
+          <w:bCs/>
+          <w:lang w:val="ro-RO"/>
+        </w:rPr>
+      </w:pPr>
+    </w:p>
+    <w:p>
+      <w:pPr>
+        <w:rPr>
+          <w:b/>
+          <w:bCs/>
+          <w:lang w:val="ro-RO"/>
+        </w:rPr>
+      </w:pPr>
+    </w:p>
+    <w:p>
+      <w:pPr>
+        <w:rPr>
+          <w:b/>
+          <w:bCs/>
+          <w:lang w:val="ro-RO"/>
+        </w:rPr>
+      </w:pPr>
+    </w:p>
+    <w:p>
+      <w:pPr>
+        <w:rPr>
+          <w:b/>
+          <w:bCs/>
+          <w:lang w:val="ro-RO"/>
+        </w:rPr>
+      </w:pPr>
+    </w:p>
+    <w:p>
+      <w:pPr>
+        <w:rPr>
+          <w:b/>
+          <w:bCs/>
+          <w:lang w:val="ro-RO"/>
+        </w:rPr>
+      </w:pPr>
+    </w:p>
+    <w:p>
+      <w:pPr>
+        <w:rPr>
+          <w:b/>
+          <w:bCs/>
+          <w:lang w:val="ro-RO"/>
+        </w:rPr>
+      </w:pPr>
+    </w:p>
+    <w:p>
+      <w:pPr>
+        <w:rPr>
+          <w:b/>
+          <w:bCs/>
+          <w:lang w:val="ro-RO"/>
+        </w:rPr>
+      </w:pPr>
+    </w:p>
+    <w:p>
+      <w:pPr>
+        <w:rPr>
+          <w:b/>
+          <w:bCs/>
+          <w:lang w:val="ro-RO"/>
+        </w:rPr>
+      </w:pPr>
+    </w:p>
+    <w:p>
+      <w:pPr>
         <w:rPr>
           <w:b/>
           <w:bCs/>

--- a/SuperScorex.docx
+++ b/SuperScorex.docx
@@ -594,6 +594,333 @@
         <w:rPr>
           <w:b/>
           <w:bCs/>
+          <w:lang w:val="ro-RO"/>
+        </w:rPr>
+      </w:pPr>
+    </w:p>
+    <w:p>
+      <w:pPr>
+        <w:rPr>
+          <w:rFonts w:ascii="Times New Roman" w:hAnsi="Times New Roman" w:cs="Times New Roman"/>
+          <w:b/>
+          <w:bCs/>
+          <w:sz w:val="36"/>
+          <w:szCs w:val="36"/>
+          <w:lang w:val="ro-RO"/>
+        </w:rPr>
+      </w:pPr>
+      <w:r>
+        <w:rPr>
+          <w:rFonts w:ascii="Times New Roman" w:hAnsi="Times New Roman" w:cs="Times New Roman"/>
+          <w:b/>
+          <w:bCs/>
+          <w:sz w:val="36"/>
+          <w:szCs w:val="36"/>
+          <w:lang w:val="ro-RO"/>
+        </w:rPr>
+        <w:lastRenderedPageBreak/>
+        <w:t>2. ANALIZA CERINȚELOR</w:t>
+      </w:r>
+    </w:p>
+    <w:p>
+      <w:pPr>
+        <w:rPr>
+          <w:rFonts w:ascii="Times New Roman" w:hAnsi="Times New Roman" w:cs="Times New Roman"/>
+          <w:lang w:val="ro-RO"/>
+        </w:rPr>
+      </w:pPr>
+      <w:r>
+        <w:rPr>
+          <w:rFonts w:ascii="Times New Roman" w:hAnsi="Times New Roman" w:cs="Times New Roman"/>
+          <w:lang w:val="ro-RO"/>
+        </w:rPr>
+        <w:t>Analiza cerințelor stabilește ce trebuie să facă aplicația și ce condiții trebuie să respecte. Cerințele de mai jos au fost stabilite pornind de la modul în care este organizat un campionat de fotbal și de la rolurile utilizatorilor aplicației.</w:t>
+      </w:r>
+    </w:p>
+    <w:p>
+      <w:pPr>
+        <w:rPr>
+          <w:rFonts w:ascii="Times New Roman" w:hAnsi="Times New Roman" w:cs="Times New Roman"/>
+          <w:b/>
+          <w:bCs/>
+          <w:lang w:val="ro-RO"/>
+        </w:rPr>
+      </w:pPr>
+      <w:r>
+        <w:rPr>
+          <w:rFonts w:ascii="Times New Roman" w:hAnsi="Times New Roman" w:cs="Times New Roman"/>
+          <w:b/>
+          <w:bCs/>
+          <w:lang w:val="ro-RO"/>
+        </w:rPr>
+        <w:t>Cerințe funcționale</w:t>
+      </w:r>
+    </w:p>
+    <w:p>
+      <w:pPr>
+        <w:numPr>
+          <w:ilvl w:val="0"/>
+          <w:numId w:val="16"/>
+        </w:numPr>
+        <w:rPr>
+          <w:rFonts w:ascii="Times New Roman" w:hAnsi="Times New Roman" w:cs="Times New Roman"/>
+          <w:lang w:val="ro-RO"/>
+        </w:rPr>
+      </w:pPr>
+      <w:r>
+        <w:rPr>
+          <w:rFonts w:ascii="Times New Roman" w:hAnsi="Times New Roman" w:cs="Times New Roman"/>
+          <w:lang w:val="ro-RO"/>
+        </w:rPr>
+        <w:t>Administrarea (adăugare, modificare, ștergere, vizualizare) echipelor, jucătorilor, arbitrilor și stadioanelor.</w:t>
+      </w:r>
+    </w:p>
+    <w:p>
+      <w:pPr>
+        <w:numPr>
+          <w:ilvl w:val="0"/>
+          <w:numId w:val="16"/>
+        </w:numPr>
+        <w:rPr>
+          <w:rFonts w:ascii="Times New Roman" w:hAnsi="Times New Roman" w:cs="Times New Roman"/>
+          <w:lang w:val="ro-RO"/>
+        </w:rPr>
+      </w:pPr>
+      <w:r>
+        <w:rPr>
+          <w:rFonts w:ascii="Times New Roman" w:hAnsi="Times New Roman" w:cs="Times New Roman"/>
+          <w:lang w:val="ro-RO"/>
+        </w:rPr>
+        <w:t>Programarea meciurilor pe etape și asocierea fiecărui meci cu echipele participante și cu arbitrul delegat.</w:t>
+      </w:r>
+    </w:p>
+    <w:p>
+      <w:pPr>
+        <w:numPr>
+          <w:ilvl w:val="0"/>
+          <w:numId w:val="16"/>
+        </w:numPr>
+        <w:rPr>
+          <w:rFonts w:ascii="Times New Roman" w:hAnsi="Times New Roman" w:cs="Times New Roman"/>
+          <w:lang w:val="ro-RO"/>
+        </w:rPr>
+      </w:pPr>
+      <w:r>
+        <w:rPr>
+          <w:rFonts w:ascii="Times New Roman" w:hAnsi="Times New Roman" w:cs="Times New Roman"/>
+          <w:lang w:val="ro-RO"/>
+        </w:rPr>
+        <w:t>Înregistrarea rezultatelor și a statisticilor individuale (goluri, pase decisive, meciuri fără gol primit).</w:t>
+      </w:r>
+    </w:p>
+    <w:p>
+      <w:pPr>
+        <w:numPr>
+          <w:ilvl w:val="0"/>
+          <w:numId w:val="16"/>
+        </w:numPr>
+        <w:rPr>
+          <w:rFonts w:ascii="Times New Roman" w:hAnsi="Times New Roman" w:cs="Times New Roman"/>
+          <w:lang w:val="ro-RO"/>
+        </w:rPr>
+      </w:pPr>
+      <w:r>
+        <w:rPr>
+          <w:rFonts w:ascii="Times New Roman" w:hAnsi="Times New Roman" w:cs="Times New Roman"/>
+          <w:lang w:val="ro-RO"/>
+        </w:rPr>
+        <w:t>Calculul automat al punctelor și afișarea clasamentului.</w:t>
+      </w:r>
+    </w:p>
+    <w:p>
+      <w:pPr>
+        <w:numPr>
+          <w:ilvl w:val="0"/>
+          <w:numId w:val="16"/>
+        </w:numPr>
+        <w:rPr>
+          <w:rFonts w:ascii="Times New Roman" w:hAnsi="Times New Roman" w:cs="Times New Roman"/>
+          <w:lang w:val="ro-RO"/>
+        </w:rPr>
+      </w:pPr>
+      <w:r>
+        <w:rPr>
+          <w:rFonts w:ascii="Times New Roman" w:hAnsi="Times New Roman" w:cs="Times New Roman"/>
+          <w:lang w:val="ro-RO"/>
+        </w:rPr>
+        <w:t>Căutarea și filtrarea datelor după jucător, echipă, etapă sau sezon.</w:t>
+      </w:r>
+    </w:p>
+    <w:p>
+      <w:pPr>
+        <w:numPr>
+          <w:ilvl w:val="0"/>
+          <w:numId w:val="16"/>
+        </w:numPr>
+        <w:rPr>
+          <w:rFonts w:ascii="Times New Roman" w:hAnsi="Times New Roman" w:cs="Times New Roman"/>
+          <w:lang w:val="ro-RO"/>
+        </w:rPr>
+      </w:pPr>
+      <w:r>
+        <w:rPr>
+          <w:rFonts w:ascii="Times New Roman" w:hAnsi="Times New Roman" w:cs="Times New Roman"/>
+          <w:lang w:val="ro-RO"/>
+        </w:rPr>
+        <w:t>Gestionarea conturilor și a rolurilor utilizatorilor (administrator, operator / arbitru, vizitator).</w:t>
+      </w:r>
+    </w:p>
+    <w:p>
+      <w:pPr>
+        <w:rPr>
+          <w:rFonts w:ascii="Times New Roman" w:hAnsi="Times New Roman" w:cs="Times New Roman"/>
+          <w:b/>
+          <w:bCs/>
+          <w:lang w:val="ro-RO"/>
+        </w:rPr>
+      </w:pPr>
+      <w:r>
+        <w:rPr>
+          <w:rFonts w:ascii="Times New Roman" w:hAnsi="Times New Roman" w:cs="Times New Roman"/>
+          <w:b/>
+          <w:bCs/>
+          <w:lang w:val="ro-RO"/>
+        </w:rPr>
+        <w:t>Cerințe non-funcționale</w:t>
+      </w:r>
+    </w:p>
+    <w:p>
+      <w:pPr>
+        <w:numPr>
+          <w:ilvl w:val="0"/>
+          <w:numId w:val="16"/>
+        </w:numPr>
+        <w:rPr>
+          <w:rFonts w:ascii="Times New Roman" w:hAnsi="Times New Roman" w:cs="Times New Roman"/>
+          <w:lang w:val="ro-RO"/>
+        </w:rPr>
+      </w:pPr>
+      <w:r>
+        <w:rPr>
+          <w:rFonts w:ascii="Times New Roman" w:hAnsi="Times New Roman" w:cs="Times New Roman"/>
+          <w:lang w:val="ro-RO"/>
+        </w:rPr>
+        <w:t>Integritatea datelor: relațiile dintre tabele și regulile de validare trebuie să împiedice introducerea de date incorecte.</w:t>
+      </w:r>
+    </w:p>
+    <w:p>
+      <w:pPr>
+        <w:numPr>
+          <w:ilvl w:val="0"/>
+          <w:numId w:val="16"/>
+        </w:numPr>
+        <w:rPr>
+          <w:rFonts w:ascii="Times New Roman" w:hAnsi="Times New Roman" w:cs="Times New Roman"/>
+          <w:lang w:val="ro-RO"/>
+        </w:rPr>
+      </w:pPr>
+      <w:r>
+        <w:rPr>
+          <w:rFonts w:ascii="Times New Roman" w:hAnsi="Times New Roman" w:cs="Times New Roman"/>
+          <w:lang w:val="ro-RO"/>
+        </w:rPr>
+        <w:t>Securitate: fiecare utilizator are acces doar la operațiile permise de rolul său.</w:t>
+      </w:r>
+    </w:p>
+    <w:p>
+      <w:pPr>
+        <w:numPr>
+          <w:ilvl w:val="0"/>
+          <w:numId w:val="16"/>
+        </w:numPr>
+        <w:rPr>
+          <w:rFonts w:ascii="Times New Roman" w:hAnsi="Times New Roman" w:cs="Times New Roman"/>
+          <w:lang w:val="ro-RO"/>
+        </w:rPr>
+      </w:pPr>
+      <w:r>
+        <w:rPr>
+          <w:rFonts w:ascii="Times New Roman" w:hAnsi="Times New Roman" w:cs="Times New Roman"/>
+          <w:lang w:val="ro-RO"/>
+        </w:rPr>
+        <w:t>Ușurință în utilizare: clasamentul și programul meciurilor trebuie să poată fi consultate rapid.</w:t>
+      </w:r>
+    </w:p>
+    <w:p>
+      <w:pPr>
+        <w:numPr>
+          <w:ilvl w:val="0"/>
+          <w:numId w:val="16"/>
+        </w:numPr>
+        <w:rPr>
+          <w:rFonts w:ascii="Times New Roman" w:hAnsi="Times New Roman" w:cs="Times New Roman"/>
+          <w:lang w:val="ro-RO"/>
+        </w:rPr>
+      </w:pPr>
+      <w:r>
+        <w:rPr>
+          <w:rFonts w:ascii="Times New Roman" w:hAnsi="Times New Roman" w:cs="Times New Roman"/>
+          <w:lang w:val="ro-RO"/>
+        </w:rPr>
+        <w:t>Performanță: căutările și afișarea clasamentului trebuie să se facă într-un timp rezonabil pentru un campionat de 20 de echipe.</w:t>
+      </w:r>
+    </w:p>
+    <w:p>
+      <w:pPr>
+        <w:rPr>
+          <w:rFonts w:ascii="Times New Roman" w:hAnsi="Times New Roman" w:cs="Times New Roman"/>
+          <w:b/>
+          <w:bCs/>
+          <w:sz w:val="36"/>
+          <w:szCs w:val="36"/>
+          <w:lang w:val="ro-RO"/>
+        </w:rPr>
+      </w:pPr>
+    </w:p>
+    <w:p>
+      <w:pPr>
+        <w:rPr>
+          <w:rFonts w:ascii="Times New Roman" w:hAnsi="Times New Roman" w:cs="Times New Roman"/>
+          <w:b/>
+          <w:bCs/>
+          <w:sz w:val="36"/>
+          <w:szCs w:val="36"/>
+          <w:lang w:val="ro-RO"/>
+        </w:rPr>
+      </w:pPr>
+    </w:p>
+    <w:p>
+      <w:pPr>
+        <w:rPr>
+          <w:rFonts w:ascii="Times New Roman" w:hAnsi="Times New Roman" w:cs="Times New Roman"/>
+          <w:b/>
+          <w:bCs/>
+          <w:sz w:val="36"/>
+          <w:szCs w:val="36"/>
+          <w:lang w:val="ro-RO"/>
+        </w:rPr>
+      </w:pPr>
+    </w:p>
+    <w:p>
+      <w:pPr>
+        <w:rPr>
+          <w:rFonts w:ascii="Times New Roman" w:hAnsi="Times New Roman" w:cs="Times New Roman"/>
+          <w:b/>
+          <w:bCs/>
+          <w:sz w:val="36"/>
+          <w:szCs w:val="36"/>
+          <w:lang w:val="ro-RO"/>
+        </w:rPr>
+      </w:pPr>
+    </w:p>
+    <w:p>
+      <w:pPr>
+        <w:rPr>
+          <w:rFonts w:ascii="Times New Roman" w:hAnsi="Times New Roman" w:cs="Times New Roman"/>
+          <w:b/>
+          <w:bCs/>
+          <w:sz w:val="36"/>
+          <w:szCs w:val="36"/>
           <w:lang w:val="ro-RO"/>
         </w:rPr>
       </w:pPr>
@@ -2258,29 +2585,7 @@
           <w:sz w:val="28"/>
           <w:szCs w:val="28"/>
         </w:rPr>
-        <w:t xml:space="preserve"> </w:t>
-      </w:r>
-      <w:proofErr w:type="gramStart"/>
-      <w:r>
-        <w:rPr>
-          <w:rFonts w:ascii="Times New Roman" w:hAnsi="Times New Roman" w:cs="Times New Roman"/>
-          <w:b/>
-          <w:bCs/>
-          <w:sz w:val="28"/>
-          <w:szCs w:val="28"/>
-        </w:rPr>
-        <w:t>a</w:t>
-      </w:r>
-      <w:proofErr w:type="gramEnd"/>
-      <w:r>
-        <w:rPr>
-          <w:rFonts w:ascii="Times New Roman" w:hAnsi="Times New Roman" w:cs="Times New Roman"/>
-          <w:b/>
-          <w:bCs/>
-          <w:sz w:val="28"/>
-          <w:szCs w:val="28"/>
-        </w:rPr>
-        <w:t xml:space="preserve"> </w:t>
+        <w:t xml:space="preserve"> a </w:t>
       </w:r>
       <w:proofErr w:type="spellStart"/>
       <w:r>
@@ -2694,21 +2999,7 @@
         <w:rPr>
           <w:rFonts w:ascii="Times New Roman" w:hAnsi="Times New Roman" w:cs="Times New Roman"/>
         </w:rPr>
-        <w:t xml:space="preserve">, points, </w:t>
-      </w:r>
-      <w:proofErr w:type="gramStart"/>
-      <w:r>
-        <w:rPr>
-          <w:rFonts w:ascii="Times New Roman" w:hAnsi="Times New Roman" w:cs="Times New Roman"/>
-        </w:rPr>
-        <w:t>players ,</w:t>
-      </w:r>
-      <w:proofErr w:type="gramEnd"/>
-      <w:r>
-        <w:rPr>
-          <w:rFonts w:ascii="Times New Roman" w:hAnsi="Times New Roman" w:cs="Times New Roman"/>
-        </w:rPr>
-        <w:t xml:space="preserve"> position, </w:t>
+        <w:t xml:space="preserve">, points, players , position, </w:t>
       </w:r>
       <w:proofErr w:type="spellStart"/>
       <w:r>
@@ -2789,35 +3080,7 @@
         <w:rPr>
           <w:rFonts w:ascii="Times New Roman" w:hAnsi="Times New Roman" w:cs="Times New Roman"/>
         </w:rPr>
-        <w:t xml:space="preserve"> de </w:t>
-      </w:r>
-      <w:proofErr w:type="gramStart"/>
-      <w:r>
-        <w:rPr>
-          <w:rFonts w:ascii="Times New Roman" w:hAnsi="Times New Roman" w:cs="Times New Roman"/>
-        </w:rPr>
-        <w:t>un Season</w:t>
-      </w:r>
-      <w:proofErr w:type="gramEnd"/>
-      <w:r>
-        <w:rPr>
-          <w:rFonts w:ascii="Times New Roman" w:hAnsi="Times New Roman" w:cs="Times New Roman"/>
-        </w:rPr>
-        <w:t xml:space="preserve">, </w:t>
-      </w:r>
-      <w:proofErr w:type="gramStart"/>
-      <w:r>
-        <w:rPr>
-          <w:rFonts w:ascii="Times New Roman" w:hAnsi="Times New Roman" w:cs="Times New Roman"/>
-        </w:rPr>
-        <w:t>un Stadium</w:t>
-      </w:r>
-      <w:proofErr w:type="gramEnd"/>
-      <w:r>
-        <w:rPr>
-          <w:rFonts w:ascii="Times New Roman" w:hAnsi="Times New Roman" w:cs="Times New Roman"/>
-        </w:rPr>
-        <w:t xml:space="preserve">, </w:t>
+        <w:t xml:space="preserve"> de un Season, un Stadium, </w:t>
       </w:r>
       <w:proofErr w:type="spellStart"/>
       <w:r>
@@ -3117,28 +3380,14 @@
         <w:rPr>
           <w:rFonts w:ascii="Times New Roman" w:hAnsi="Times New Roman" w:cs="Times New Roman"/>
         </w:rPr>
-        <w:t>fixture_</w:t>
-      </w:r>
-      <w:proofErr w:type="gramStart"/>
-      <w:r>
-        <w:rPr>
-          <w:rFonts w:ascii="Times New Roman" w:hAnsi="Times New Roman" w:cs="Times New Roman"/>
-        </w:rPr>
-        <w:t>id</w:t>
-      </w:r>
-      <w:proofErr w:type="spellEnd"/>
-      <w:r>
-        <w:rPr>
-          <w:rFonts w:ascii="Times New Roman" w:hAnsi="Times New Roman" w:cs="Times New Roman"/>
-        </w:rPr>
-        <w:t>(</w:t>
-      </w:r>
-      <w:proofErr w:type="gramEnd"/>
-      <w:r>
-        <w:rPr>
-          <w:rFonts w:ascii="Times New Roman" w:hAnsi="Times New Roman" w:cs="Times New Roman"/>
-        </w:rPr>
-        <w:t xml:space="preserve">foreign key </w:t>
+        <w:t>fixture_id</w:t>
+      </w:r>
+      <w:proofErr w:type="spellEnd"/>
+      <w:r>
+        <w:rPr>
+          <w:rFonts w:ascii="Times New Roman" w:hAnsi="Times New Roman" w:cs="Times New Roman"/>
+        </w:rPr>
+        <w:t xml:space="preserve">(foreign key </w:t>
       </w:r>
       <w:proofErr w:type="spellStart"/>
       <w:r>
@@ -7366,6 +7615,18 @@
   </w:num>
   <w:num w:numId="15" w16cid:durableId="376974792">
     <w:abstractNumId w:val="2"/>
+  </w:num>
+  <w:num w:numId="16" w16cid:durableId="128516376">
+    <w:abstractNumId w:val="3"/>
+    <w:lvlOverride w:ilvl="0"/>
+    <w:lvlOverride w:ilvl="1"/>
+    <w:lvlOverride w:ilvl="2"/>
+    <w:lvlOverride w:ilvl="3"/>
+    <w:lvlOverride w:ilvl="4"/>
+    <w:lvlOverride w:ilvl="5"/>
+    <w:lvlOverride w:ilvl="6"/>
+    <w:lvlOverride w:ilvl="7"/>
+    <w:lvlOverride w:ilvl="8"/>
   </w:num>
 </w:numbering>
 </file>
@@ -7974,7 +8235,6 @@
   <w:style w:type="character" w:default="1" w:styleId="DefaultParagraphFont">
     <w:name w:val="Default Paragraph Font"/>
     <w:uiPriority w:val="1"/>
-    <w:semiHidden/>
     <w:unhideWhenUsed/>
   </w:style>
   <w:style w:type="table" w:default="1" w:styleId="TableNormal">

--- a/SuperScorex.docx
+++ b/SuperScorex.docx
@@ -392,7 +392,7 @@
           <w:bCs/>
           <w:lang w:val="ro-RO"/>
         </w:rPr>
-        <w:t>Scopul Proiectului.................3</w:t>
+        <w:t>Analiza Cerintelor..................3</w:t>
       </w:r>
     </w:p>
     <w:p>
@@ -411,7 +411,42 @@
           <w:bCs/>
           <w:lang w:val="ro-RO"/>
         </w:rPr>
-        <w:t>Obiectivele Sistemului..........4</w:t>
+        <w:t>Scopul Proiectului.................</w:t>
+      </w:r>
+      <w:r>
+        <w:rPr>
+          <w:b/>
+          <w:bCs/>
+          <w:lang w:val="ro-RO"/>
+        </w:rPr>
+        <w:t>4</w:t>
+      </w:r>
+    </w:p>
+    <w:p>
+      <w:pPr>
+        <w:numPr>
+          <w:ilvl w:val="0"/>
+          <w:numId w:val="1"/>
+        </w:numPr>
+        <w:rPr>
+          <w:lang w:val="ro-RO"/>
+        </w:rPr>
+      </w:pPr>
+      <w:r>
+        <w:rPr>
+          <w:b/>
+          <w:bCs/>
+          <w:lang w:val="ro-RO"/>
+        </w:rPr>
+        <w:t>Obiectivele Sistemului..........</w:t>
+      </w:r>
+      <w:r>
+        <w:rPr>
+          <w:b/>
+          <w:bCs/>
+          <w:lang w:val="ro-RO"/>
+        </w:rPr>
+        <w:t>5</w:t>
       </w:r>
     </w:p>
     <w:p>
@@ -433,7 +468,31 @@
           <w:bCs/>
           <w:lang w:val="ro-RO"/>
         </w:rPr>
-        <w:t>Diagrama UML.......................6</w:t>
+        <w:t>Diagrama</w:t>
+      </w:r>
+      <w:r>
+        <w:rPr>
+          <w:b/>
+          <w:bCs/>
+          <w:lang w:val="ro-RO"/>
+        </w:rPr>
+        <w:t>.......</w:t>
+      </w:r>
+      <w:r>
+        <w:rPr>
+          <w:b/>
+          <w:bCs/>
+          <w:lang w:val="ro-RO"/>
+        </w:rPr>
+        <w:t>.......................</w:t>
+      </w:r>
+      <w:r>
+        <w:rPr>
+          <w:b/>
+          <w:bCs/>
+          <w:lang w:val="ro-RO"/>
+        </w:rPr>
+        <w:t>6</w:t>
       </w:r>
     </w:p>
     <w:p>
@@ -618,7 +677,6 @@
           <w:szCs w:val="36"/>
           <w:lang w:val="ro-RO"/>
         </w:rPr>
-        <w:lastRenderedPageBreak/>
         <w:t>2. ANALIZA CERINȚELOR</w:t>
       </w:r>
     </w:p>
@@ -672,7 +730,7 @@
           <w:rFonts w:ascii="Times New Roman" w:hAnsi="Times New Roman" w:cs="Times New Roman"/>
           <w:lang w:val="ro-RO"/>
         </w:rPr>
-        <w:t>Administrarea (adăugare, modificare, ștergere, vizualizare) echipelor, jucătorilor, arbitrilor și stadioanelor.</w:t>
+        <w:t>Administrarea echipelor, jucătorilor, arbitrilor și stadioanelor.</w:t>
       </w:r>
     </w:p>
     <w:p>
@@ -767,7 +825,14 @@
           <w:rFonts w:ascii="Times New Roman" w:hAnsi="Times New Roman" w:cs="Times New Roman"/>
           <w:lang w:val="ro-RO"/>
         </w:rPr>
-        <w:t>Gestionarea conturilor și a rolurilor utilizatorilor (administrator, operator / arbitru, vizitator).</w:t>
+        <w:t>Gestionarea conturilor și a rolurilor utilizatorilor</w:t>
+      </w:r>
+      <w:r>
+        <w:rPr>
+          <w:rFonts w:ascii="Times New Roman" w:hAnsi="Times New Roman" w:cs="Times New Roman"/>
+          <w:lang w:val="ro-RO"/>
+        </w:rPr>
+        <w:t>.</w:t>
       </w:r>
     </w:p>
     <w:p>
@@ -946,7 +1011,18 @@
           <w:lang w:val="ro-RO"/>
         </w:rPr>
         <w:lastRenderedPageBreak/>
-        <w:t>2. SCOPUL PROIECTULUI</w:t>
+        <w:t>3</w:t>
+      </w:r>
+      <w:r>
+        <w:rPr>
+          <w:rFonts w:ascii="Times New Roman" w:hAnsi="Times New Roman" w:cs="Times New Roman"/>
+          <w:b/>
+          <w:bCs/>
+          <w:sz w:val="36"/>
+          <w:szCs w:val="36"/>
+          <w:lang w:val="ro-RO"/>
+        </w:rPr>
+        <w:t>. SCOPUL PROIECTULUI</w:t>
       </w:r>
     </w:p>
     <w:p>
@@ -963,125 +1039,1171 @@
           <w:rFonts w:ascii="Times New Roman" w:hAnsi="Times New Roman" w:cs="Times New Roman"/>
           <w:lang w:val="ro-RO"/>
         </w:rPr>
-        <w:t>Proiectul se încadrează în domeniul Sistemelor de Management Informațional în Sport. În fotbalul modern, în special în competiții de mare amploare precum Premier League (care e și campionatul pe care se bazează aceasta aplicație), volumul de date care trebuie urmărit este mare: echipe, jucători, arbitri, stadioane, meciuri, rezultate și statistici individuale. Aceste informații trebuie păstrate corect și actualizate constant, iar o bază de date bine structurată ușurează acest lucru.</w:t>
-      </w:r>
-    </w:p>
-    <w:p>
-      <w:pPr>
-        <w:rPr>
-          <w:rFonts w:ascii="Times New Roman" w:hAnsi="Times New Roman" w:cs="Times New Roman"/>
-          <w:lang w:val="ro-RO"/>
-        </w:rPr>
-      </w:pPr>
-      <w:bookmarkStart w:id="2" w:name="_v5sq6zrg633y"/>
+        <w:t xml:space="preserve">Proiectul se încadrează în domeniul Sistemelor de Management Informațional în Sport. </w:t>
+      </w:r>
+      <w:proofErr w:type="spellStart"/>
+      <w:r>
+        <w:rPr>
+          <w:rFonts w:ascii="Times New Roman" w:hAnsi="Times New Roman" w:cs="Times New Roman"/>
+        </w:rPr>
+        <w:t>În</w:t>
+      </w:r>
+      <w:proofErr w:type="spellEnd"/>
+      <w:r>
+        <w:rPr>
+          <w:rFonts w:ascii="Times New Roman" w:hAnsi="Times New Roman" w:cs="Times New Roman"/>
+        </w:rPr>
+        <w:t xml:space="preserve"> </w:t>
+      </w:r>
+      <w:proofErr w:type="spellStart"/>
+      <w:r>
+        <w:rPr>
+          <w:rFonts w:ascii="Times New Roman" w:hAnsi="Times New Roman" w:cs="Times New Roman"/>
+        </w:rPr>
+        <w:t>fotbalul</w:t>
+      </w:r>
+      <w:proofErr w:type="spellEnd"/>
+      <w:r>
+        <w:rPr>
+          <w:rFonts w:ascii="Times New Roman" w:hAnsi="Times New Roman" w:cs="Times New Roman"/>
+        </w:rPr>
+        <w:t xml:space="preserve"> modern, </w:t>
+      </w:r>
+      <w:proofErr w:type="spellStart"/>
+      <w:r>
+        <w:rPr>
+          <w:rFonts w:ascii="Times New Roman" w:hAnsi="Times New Roman" w:cs="Times New Roman"/>
+        </w:rPr>
+        <w:t>în</w:t>
+      </w:r>
+      <w:proofErr w:type="spellEnd"/>
+      <w:r>
+        <w:rPr>
+          <w:rFonts w:ascii="Times New Roman" w:hAnsi="Times New Roman" w:cs="Times New Roman"/>
+        </w:rPr>
+        <w:t xml:space="preserve"> special </w:t>
+      </w:r>
+      <w:proofErr w:type="spellStart"/>
+      <w:r>
+        <w:rPr>
+          <w:rFonts w:ascii="Times New Roman" w:hAnsi="Times New Roman" w:cs="Times New Roman"/>
+        </w:rPr>
+        <w:t>în</w:t>
+      </w:r>
+      <w:proofErr w:type="spellEnd"/>
+      <w:r>
+        <w:rPr>
+          <w:rFonts w:ascii="Times New Roman" w:hAnsi="Times New Roman" w:cs="Times New Roman"/>
+        </w:rPr>
+        <w:t xml:space="preserve"> </w:t>
+      </w:r>
+      <w:proofErr w:type="spellStart"/>
+      <w:r>
+        <w:rPr>
+          <w:rFonts w:ascii="Times New Roman" w:hAnsi="Times New Roman" w:cs="Times New Roman"/>
+        </w:rPr>
+        <w:t>competiții</w:t>
+      </w:r>
+      <w:proofErr w:type="spellEnd"/>
+      <w:r>
+        <w:rPr>
+          <w:rFonts w:ascii="Times New Roman" w:hAnsi="Times New Roman" w:cs="Times New Roman"/>
+        </w:rPr>
+        <w:t xml:space="preserve"> de </w:t>
+      </w:r>
+      <w:proofErr w:type="spellStart"/>
+      <w:r>
+        <w:rPr>
+          <w:rFonts w:ascii="Times New Roman" w:hAnsi="Times New Roman" w:cs="Times New Roman"/>
+        </w:rPr>
+        <w:t>amploare</w:t>
+      </w:r>
+      <w:proofErr w:type="spellEnd"/>
+      <w:r>
+        <w:rPr>
+          <w:rFonts w:ascii="Times New Roman" w:hAnsi="Times New Roman" w:cs="Times New Roman"/>
+        </w:rPr>
+        <w:t xml:space="preserve"> precum Premier League (care </w:t>
+      </w:r>
+      <w:proofErr w:type="spellStart"/>
+      <w:r>
+        <w:rPr>
+          <w:rFonts w:ascii="Times New Roman" w:hAnsi="Times New Roman" w:cs="Times New Roman"/>
+        </w:rPr>
+        <w:t>este</w:t>
+      </w:r>
+      <w:proofErr w:type="spellEnd"/>
+      <w:r>
+        <w:rPr>
+          <w:rFonts w:ascii="Times New Roman" w:hAnsi="Times New Roman" w:cs="Times New Roman"/>
+        </w:rPr>
+        <w:t xml:space="preserve"> </w:t>
+      </w:r>
+      <w:proofErr w:type="spellStart"/>
+      <w:r>
+        <w:rPr>
+          <w:rFonts w:ascii="Times New Roman" w:hAnsi="Times New Roman" w:cs="Times New Roman"/>
+        </w:rPr>
+        <w:t>și</w:t>
+      </w:r>
+      <w:proofErr w:type="spellEnd"/>
+      <w:r>
+        <w:rPr>
+          <w:rFonts w:ascii="Times New Roman" w:hAnsi="Times New Roman" w:cs="Times New Roman"/>
+        </w:rPr>
+        <w:t xml:space="preserve"> </w:t>
+      </w:r>
+      <w:proofErr w:type="spellStart"/>
+      <w:r>
+        <w:rPr>
+          <w:rFonts w:ascii="Times New Roman" w:hAnsi="Times New Roman" w:cs="Times New Roman"/>
+        </w:rPr>
+        <w:t>campionatul</w:t>
+      </w:r>
+      <w:proofErr w:type="spellEnd"/>
+      <w:r>
+        <w:rPr>
+          <w:rFonts w:ascii="Times New Roman" w:hAnsi="Times New Roman" w:cs="Times New Roman"/>
+        </w:rPr>
+        <w:t xml:space="preserve"> pe care se </w:t>
+      </w:r>
+      <w:proofErr w:type="spellStart"/>
+      <w:r>
+        <w:rPr>
+          <w:rFonts w:ascii="Times New Roman" w:hAnsi="Times New Roman" w:cs="Times New Roman"/>
+        </w:rPr>
+        <w:t>bazează</w:t>
+      </w:r>
+      <w:proofErr w:type="spellEnd"/>
+      <w:r>
+        <w:rPr>
+          <w:rFonts w:ascii="Times New Roman" w:hAnsi="Times New Roman" w:cs="Times New Roman"/>
+        </w:rPr>
+        <w:t xml:space="preserve"> </w:t>
+      </w:r>
+      <w:proofErr w:type="spellStart"/>
+      <w:r>
+        <w:rPr>
+          <w:rFonts w:ascii="Times New Roman" w:hAnsi="Times New Roman" w:cs="Times New Roman"/>
+        </w:rPr>
+        <w:t>această</w:t>
+      </w:r>
+      <w:proofErr w:type="spellEnd"/>
+      <w:r>
+        <w:rPr>
+          <w:rFonts w:ascii="Times New Roman" w:hAnsi="Times New Roman" w:cs="Times New Roman"/>
+        </w:rPr>
+        <w:t xml:space="preserve"> </w:t>
+      </w:r>
+      <w:proofErr w:type="spellStart"/>
+      <w:r>
+        <w:rPr>
+          <w:rFonts w:ascii="Times New Roman" w:hAnsi="Times New Roman" w:cs="Times New Roman"/>
+        </w:rPr>
+        <w:t>aplicație</w:t>
+      </w:r>
+      <w:proofErr w:type="spellEnd"/>
+      <w:r>
+        <w:rPr>
+          <w:rFonts w:ascii="Times New Roman" w:hAnsi="Times New Roman" w:cs="Times New Roman"/>
+        </w:rPr>
+        <w:t xml:space="preserve">), </w:t>
+      </w:r>
+      <w:proofErr w:type="spellStart"/>
+      <w:r>
+        <w:rPr>
+          <w:rFonts w:ascii="Times New Roman" w:hAnsi="Times New Roman" w:cs="Times New Roman"/>
+        </w:rPr>
+        <w:t>informațiile</w:t>
+      </w:r>
+      <w:proofErr w:type="spellEnd"/>
+      <w:r>
+        <w:rPr>
+          <w:rFonts w:ascii="Times New Roman" w:hAnsi="Times New Roman" w:cs="Times New Roman"/>
+        </w:rPr>
+        <w:t xml:space="preserve"> care </w:t>
+      </w:r>
+      <w:proofErr w:type="spellStart"/>
+      <w:r>
+        <w:rPr>
+          <w:rFonts w:ascii="Times New Roman" w:hAnsi="Times New Roman" w:cs="Times New Roman"/>
+        </w:rPr>
+        <w:t>trebuie</w:t>
+      </w:r>
+      <w:proofErr w:type="spellEnd"/>
+      <w:r>
+        <w:rPr>
+          <w:rFonts w:ascii="Times New Roman" w:hAnsi="Times New Roman" w:cs="Times New Roman"/>
+        </w:rPr>
+        <w:t xml:space="preserve"> </w:t>
+      </w:r>
+      <w:proofErr w:type="spellStart"/>
+      <w:r>
+        <w:rPr>
+          <w:rFonts w:ascii="Times New Roman" w:hAnsi="Times New Roman" w:cs="Times New Roman"/>
+        </w:rPr>
+        <w:t>urmărite</w:t>
+      </w:r>
+      <w:proofErr w:type="spellEnd"/>
+      <w:r>
+        <w:rPr>
+          <w:rFonts w:ascii="Times New Roman" w:hAnsi="Times New Roman" w:cs="Times New Roman"/>
+        </w:rPr>
+        <w:t xml:space="preserve"> sunt variate </w:t>
+      </w:r>
+      <w:proofErr w:type="spellStart"/>
+      <w:r>
+        <w:rPr>
+          <w:rFonts w:ascii="Times New Roman" w:hAnsi="Times New Roman" w:cs="Times New Roman"/>
+        </w:rPr>
+        <w:t>și</w:t>
+      </w:r>
+      <w:proofErr w:type="spellEnd"/>
+      <w:r>
+        <w:rPr>
+          <w:rFonts w:ascii="Times New Roman" w:hAnsi="Times New Roman" w:cs="Times New Roman"/>
+        </w:rPr>
+        <w:t xml:space="preserve"> </w:t>
+      </w:r>
+      <w:proofErr w:type="spellStart"/>
+      <w:r>
+        <w:rPr>
+          <w:rFonts w:ascii="Times New Roman" w:hAnsi="Times New Roman" w:cs="Times New Roman"/>
+        </w:rPr>
+        <w:t>strâns</w:t>
+      </w:r>
+      <w:proofErr w:type="spellEnd"/>
+      <w:r>
+        <w:rPr>
+          <w:rFonts w:ascii="Times New Roman" w:hAnsi="Times New Roman" w:cs="Times New Roman"/>
+        </w:rPr>
+        <w:t xml:space="preserve"> legate </w:t>
+      </w:r>
+      <w:proofErr w:type="spellStart"/>
+      <w:r>
+        <w:rPr>
+          <w:rFonts w:ascii="Times New Roman" w:hAnsi="Times New Roman" w:cs="Times New Roman"/>
+        </w:rPr>
+        <w:t>între</w:t>
+      </w:r>
+      <w:proofErr w:type="spellEnd"/>
+      <w:r>
+        <w:rPr>
+          <w:rFonts w:ascii="Times New Roman" w:hAnsi="Times New Roman" w:cs="Times New Roman"/>
+        </w:rPr>
+        <w:t xml:space="preserve"> </w:t>
+      </w:r>
+      <w:proofErr w:type="spellStart"/>
+      <w:r>
+        <w:rPr>
+          <w:rFonts w:ascii="Times New Roman" w:hAnsi="Times New Roman" w:cs="Times New Roman"/>
+        </w:rPr>
+        <w:t>ele</w:t>
+      </w:r>
+      <w:proofErr w:type="spellEnd"/>
+      <w:r>
+        <w:rPr>
+          <w:rFonts w:ascii="Times New Roman" w:hAnsi="Times New Roman" w:cs="Times New Roman"/>
+        </w:rPr>
+        <w:t xml:space="preserve">: </w:t>
+      </w:r>
+      <w:proofErr w:type="spellStart"/>
+      <w:r>
+        <w:rPr>
+          <w:rFonts w:ascii="Times New Roman" w:hAnsi="Times New Roman" w:cs="Times New Roman"/>
+        </w:rPr>
+        <w:t>echipe</w:t>
+      </w:r>
+      <w:proofErr w:type="spellEnd"/>
+      <w:r>
+        <w:rPr>
+          <w:rFonts w:ascii="Times New Roman" w:hAnsi="Times New Roman" w:cs="Times New Roman"/>
+        </w:rPr>
+        <w:t xml:space="preserve">, </w:t>
+      </w:r>
+      <w:proofErr w:type="spellStart"/>
+      <w:r>
+        <w:rPr>
+          <w:rFonts w:ascii="Times New Roman" w:hAnsi="Times New Roman" w:cs="Times New Roman"/>
+        </w:rPr>
+        <w:t>jucători</w:t>
+      </w:r>
+      <w:proofErr w:type="spellEnd"/>
+      <w:r>
+        <w:rPr>
+          <w:rFonts w:ascii="Times New Roman" w:hAnsi="Times New Roman" w:cs="Times New Roman"/>
+        </w:rPr>
+        <w:t xml:space="preserve">, </w:t>
+      </w:r>
+      <w:proofErr w:type="spellStart"/>
+      <w:r>
+        <w:rPr>
+          <w:rFonts w:ascii="Times New Roman" w:hAnsi="Times New Roman" w:cs="Times New Roman"/>
+        </w:rPr>
+        <w:t>arbitri</w:t>
+      </w:r>
+      <w:proofErr w:type="spellEnd"/>
+      <w:r>
+        <w:rPr>
+          <w:rFonts w:ascii="Times New Roman" w:hAnsi="Times New Roman" w:cs="Times New Roman"/>
+        </w:rPr>
+        <w:t xml:space="preserve">, </w:t>
+      </w:r>
+      <w:proofErr w:type="spellStart"/>
+      <w:r>
+        <w:rPr>
+          <w:rFonts w:ascii="Times New Roman" w:hAnsi="Times New Roman" w:cs="Times New Roman"/>
+        </w:rPr>
+        <w:t>stadioane</w:t>
+      </w:r>
+      <w:proofErr w:type="spellEnd"/>
+      <w:r>
+        <w:rPr>
+          <w:rFonts w:ascii="Times New Roman" w:hAnsi="Times New Roman" w:cs="Times New Roman"/>
+        </w:rPr>
+        <w:t xml:space="preserve">, </w:t>
+      </w:r>
+      <w:proofErr w:type="spellStart"/>
+      <w:r>
+        <w:rPr>
+          <w:rFonts w:ascii="Times New Roman" w:hAnsi="Times New Roman" w:cs="Times New Roman"/>
+        </w:rPr>
+        <w:t>meciuri</w:t>
+      </w:r>
+      <w:proofErr w:type="spellEnd"/>
+      <w:r>
+        <w:rPr>
+          <w:rFonts w:ascii="Times New Roman" w:hAnsi="Times New Roman" w:cs="Times New Roman"/>
+        </w:rPr>
+        <w:t xml:space="preserve">, </w:t>
+      </w:r>
+      <w:proofErr w:type="spellStart"/>
+      <w:r>
+        <w:rPr>
+          <w:rFonts w:ascii="Times New Roman" w:hAnsi="Times New Roman" w:cs="Times New Roman"/>
+        </w:rPr>
+        <w:t>rezultate</w:t>
+      </w:r>
+      <w:proofErr w:type="spellEnd"/>
+      <w:r>
+        <w:rPr>
+          <w:rFonts w:ascii="Times New Roman" w:hAnsi="Times New Roman" w:cs="Times New Roman"/>
+        </w:rPr>
+        <w:t xml:space="preserve"> </w:t>
+      </w:r>
+      <w:proofErr w:type="spellStart"/>
+      <w:r>
+        <w:rPr>
+          <w:rFonts w:ascii="Times New Roman" w:hAnsi="Times New Roman" w:cs="Times New Roman"/>
+        </w:rPr>
+        <w:t>și</w:t>
+      </w:r>
+      <w:proofErr w:type="spellEnd"/>
+      <w:r>
+        <w:rPr>
+          <w:rFonts w:ascii="Times New Roman" w:hAnsi="Times New Roman" w:cs="Times New Roman"/>
+        </w:rPr>
+        <w:t xml:space="preserve"> </w:t>
+      </w:r>
+      <w:proofErr w:type="spellStart"/>
+      <w:r>
+        <w:rPr>
+          <w:rFonts w:ascii="Times New Roman" w:hAnsi="Times New Roman" w:cs="Times New Roman"/>
+        </w:rPr>
+        <w:t>statistici</w:t>
+      </w:r>
+      <w:proofErr w:type="spellEnd"/>
+      <w:r>
+        <w:rPr>
+          <w:rFonts w:ascii="Times New Roman" w:hAnsi="Times New Roman" w:cs="Times New Roman"/>
+        </w:rPr>
+        <w:t xml:space="preserve"> </w:t>
+      </w:r>
+      <w:proofErr w:type="spellStart"/>
+      <w:r>
+        <w:rPr>
+          <w:rFonts w:ascii="Times New Roman" w:hAnsi="Times New Roman" w:cs="Times New Roman"/>
+        </w:rPr>
+        <w:t>individuale</w:t>
+      </w:r>
+      <w:proofErr w:type="spellEnd"/>
+      <w:r>
+        <w:rPr>
+          <w:rFonts w:ascii="Times New Roman" w:hAnsi="Times New Roman" w:cs="Times New Roman"/>
+        </w:rPr>
+        <w:t>.</w:t>
+      </w:r>
+      <w:r>
+        <w:rPr>
+          <w:rFonts w:ascii="Times New Roman" w:hAnsi="Times New Roman" w:cs="Times New Roman"/>
+        </w:rPr>
+        <w:t xml:space="preserve"> </w:t>
+      </w:r>
+      <w:proofErr w:type="spellStart"/>
+      <w:r>
+        <w:rPr>
+          <w:rFonts w:ascii="Times New Roman" w:hAnsi="Times New Roman" w:cs="Times New Roman"/>
+        </w:rPr>
+        <w:t>Aceste</w:t>
+      </w:r>
+      <w:proofErr w:type="spellEnd"/>
+      <w:r>
+        <w:rPr>
+          <w:rFonts w:ascii="Times New Roman" w:hAnsi="Times New Roman" w:cs="Times New Roman"/>
+        </w:rPr>
+        <w:t xml:space="preserve"> </w:t>
+      </w:r>
+      <w:proofErr w:type="spellStart"/>
+      <w:r>
+        <w:rPr>
+          <w:rFonts w:ascii="Times New Roman" w:hAnsi="Times New Roman" w:cs="Times New Roman"/>
+        </w:rPr>
+        <w:t>informații</w:t>
+      </w:r>
+      <w:proofErr w:type="spellEnd"/>
+      <w:r>
+        <w:rPr>
+          <w:rFonts w:ascii="Times New Roman" w:hAnsi="Times New Roman" w:cs="Times New Roman"/>
+        </w:rPr>
+        <w:t xml:space="preserve"> </w:t>
+      </w:r>
+      <w:proofErr w:type="spellStart"/>
+      <w:r>
+        <w:rPr>
+          <w:rFonts w:ascii="Times New Roman" w:hAnsi="Times New Roman" w:cs="Times New Roman"/>
+        </w:rPr>
+        <w:t>trebuie</w:t>
+      </w:r>
+      <w:proofErr w:type="spellEnd"/>
+      <w:r>
+        <w:rPr>
+          <w:rFonts w:ascii="Times New Roman" w:hAnsi="Times New Roman" w:cs="Times New Roman"/>
+        </w:rPr>
+        <w:t xml:space="preserve"> </w:t>
+      </w:r>
+      <w:proofErr w:type="spellStart"/>
+      <w:r>
+        <w:rPr>
+          <w:rFonts w:ascii="Times New Roman" w:hAnsi="Times New Roman" w:cs="Times New Roman"/>
+        </w:rPr>
+        <w:t>păstrate</w:t>
+      </w:r>
+      <w:proofErr w:type="spellEnd"/>
+      <w:r>
+        <w:rPr>
+          <w:rFonts w:ascii="Times New Roman" w:hAnsi="Times New Roman" w:cs="Times New Roman"/>
+        </w:rPr>
+        <w:t xml:space="preserve"> </w:t>
+      </w:r>
+      <w:proofErr w:type="spellStart"/>
+      <w:r>
+        <w:rPr>
+          <w:rFonts w:ascii="Times New Roman" w:hAnsi="Times New Roman" w:cs="Times New Roman"/>
+        </w:rPr>
+        <w:t>corect</w:t>
+      </w:r>
+      <w:proofErr w:type="spellEnd"/>
+      <w:r>
+        <w:rPr>
+          <w:rFonts w:ascii="Times New Roman" w:hAnsi="Times New Roman" w:cs="Times New Roman"/>
+        </w:rPr>
+        <w:t xml:space="preserve"> </w:t>
+      </w:r>
+      <w:proofErr w:type="spellStart"/>
+      <w:r>
+        <w:rPr>
+          <w:rFonts w:ascii="Times New Roman" w:hAnsi="Times New Roman" w:cs="Times New Roman"/>
+        </w:rPr>
+        <w:t>și</w:t>
+      </w:r>
+      <w:proofErr w:type="spellEnd"/>
+      <w:r>
+        <w:rPr>
+          <w:rFonts w:ascii="Times New Roman" w:hAnsi="Times New Roman" w:cs="Times New Roman"/>
+        </w:rPr>
+        <w:t xml:space="preserve"> </w:t>
+      </w:r>
+      <w:proofErr w:type="spellStart"/>
+      <w:r>
+        <w:rPr>
+          <w:rFonts w:ascii="Times New Roman" w:hAnsi="Times New Roman" w:cs="Times New Roman"/>
+        </w:rPr>
+        <w:t>actualizate</w:t>
+      </w:r>
+      <w:proofErr w:type="spellEnd"/>
+      <w:r>
+        <w:rPr>
+          <w:rFonts w:ascii="Times New Roman" w:hAnsi="Times New Roman" w:cs="Times New Roman"/>
+        </w:rPr>
+        <w:t xml:space="preserve"> constant, </w:t>
+      </w:r>
+      <w:proofErr w:type="spellStart"/>
+      <w:r>
+        <w:rPr>
+          <w:rFonts w:ascii="Times New Roman" w:hAnsi="Times New Roman" w:cs="Times New Roman"/>
+        </w:rPr>
+        <w:t>iar</w:t>
+      </w:r>
+      <w:proofErr w:type="spellEnd"/>
+      <w:r>
+        <w:rPr>
+          <w:rFonts w:ascii="Times New Roman" w:hAnsi="Times New Roman" w:cs="Times New Roman"/>
+        </w:rPr>
+        <w:t xml:space="preserve"> o </w:t>
+      </w:r>
+      <w:proofErr w:type="spellStart"/>
+      <w:r>
+        <w:rPr>
+          <w:rFonts w:ascii="Times New Roman" w:hAnsi="Times New Roman" w:cs="Times New Roman"/>
+        </w:rPr>
+        <w:t>bază</w:t>
+      </w:r>
+      <w:proofErr w:type="spellEnd"/>
+      <w:r>
+        <w:rPr>
+          <w:rFonts w:ascii="Times New Roman" w:hAnsi="Times New Roman" w:cs="Times New Roman"/>
+        </w:rPr>
+        <w:t xml:space="preserve"> de date bine </w:t>
+      </w:r>
+      <w:proofErr w:type="spellStart"/>
+      <w:r>
+        <w:rPr>
+          <w:rFonts w:ascii="Times New Roman" w:hAnsi="Times New Roman" w:cs="Times New Roman"/>
+        </w:rPr>
+        <w:t>structurată</w:t>
+      </w:r>
+      <w:proofErr w:type="spellEnd"/>
+      <w:r>
+        <w:rPr>
+          <w:rFonts w:ascii="Times New Roman" w:hAnsi="Times New Roman" w:cs="Times New Roman"/>
+        </w:rPr>
+        <w:t xml:space="preserve"> </w:t>
+      </w:r>
+      <w:proofErr w:type="spellStart"/>
+      <w:r>
+        <w:rPr>
+          <w:rFonts w:ascii="Times New Roman" w:hAnsi="Times New Roman" w:cs="Times New Roman"/>
+        </w:rPr>
+        <w:t>ușurează</w:t>
+      </w:r>
+      <w:proofErr w:type="spellEnd"/>
+      <w:r>
+        <w:rPr>
+          <w:rFonts w:ascii="Times New Roman" w:hAnsi="Times New Roman" w:cs="Times New Roman"/>
+        </w:rPr>
+        <w:t xml:space="preserve"> </w:t>
+      </w:r>
+      <w:proofErr w:type="spellStart"/>
+      <w:r>
+        <w:rPr>
+          <w:rFonts w:ascii="Times New Roman" w:hAnsi="Times New Roman" w:cs="Times New Roman"/>
+        </w:rPr>
+        <w:t>acest</w:t>
+      </w:r>
+      <w:proofErr w:type="spellEnd"/>
+      <w:r>
+        <w:rPr>
+          <w:rFonts w:ascii="Times New Roman" w:hAnsi="Times New Roman" w:cs="Times New Roman"/>
+        </w:rPr>
+        <w:t xml:space="preserve"> </w:t>
+      </w:r>
+      <w:proofErr w:type="spellStart"/>
+      <w:r>
+        <w:rPr>
+          <w:rFonts w:ascii="Times New Roman" w:hAnsi="Times New Roman" w:cs="Times New Roman"/>
+        </w:rPr>
+        <w:t>lucru</w:t>
+      </w:r>
+      <w:proofErr w:type="spellEnd"/>
+      <w:r>
+        <w:rPr>
+          <w:rFonts w:ascii="Times New Roman" w:hAnsi="Times New Roman" w:cs="Times New Roman"/>
+        </w:rPr>
+        <w:t xml:space="preserve">, </w:t>
+      </w:r>
+      <w:proofErr w:type="spellStart"/>
+      <w:r>
+        <w:rPr>
+          <w:rFonts w:ascii="Times New Roman" w:hAnsi="Times New Roman" w:cs="Times New Roman"/>
+        </w:rPr>
+        <w:t>deoarece</w:t>
+      </w:r>
+      <w:proofErr w:type="spellEnd"/>
+      <w:r>
+        <w:rPr>
+          <w:rFonts w:ascii="Times New Roman" w:hAnsi="Times New Roman" w:cs="Times New Roman"/>
+        </w:rPr>
+        <w:t xml:space="preserve"> o </w:t>
+      </w:r>
+      <w:proofErr w:type="spellStart"/>
+      <w:r>
+        <w:rPr>
+          <w:rFonts w:ascii="Times New Roman" w:hAnsi="Times New Roman" w:cs="Times New Roman"/>
+        </w:rPr>
+        <w:t>modificare</w:t>
+      </w:r>
+      <w:proofErr w:type="spellEnd"/>
+      <w:r>
+        <w:rPr>
+          <w:rFonts w:ascii="Times New Roman" w:hAnsi="Times New Roman" w:cs="Times New Roman"/>
+        </w:rPr>
+        <w:t xml:space="preserve"> </w:t>
+      </w:r>
+      <w:proofErr w:type="spellStart"/>
+      <w:r>
+        <w:rPr>
+          <w:rFonts w:ascii="Times New Roman" w:hAnsi="Times New Roman" w:cs="Times New Roman"/>
+        </w:rPr>
+        <w:t>dintr</w:t>
+      </w:r>
+      <w:proofErr w:type="spellEnd"/>
+      <w:r>
+        <w:rPr>
+          <w:rFonts w:ascii="Times New Roman" w:hAnsi="Times New Roman" w:cs="Times New Roman"/>
+        </w:rPr>
+        <w:t xml:space="preserve">-un loc (de </w:t>
+      </w:r>
+      <w:proofErr w:type="spellStart"/>
+      <w:r>
+        <w:rPr>
+          <w:rFonts w:ascii="Times New Roman" w:hAnsi="Times New Roman" w:cs="Times New Roman"/>
+        </w:rPr>
+        <w:t>exemplu</w:t>
+      </w:r>
+      <w:proofErr w:type="spellEnd"/>
+      <w:r>
+        <w:rPr>
+          <w:rFonts w:ascii="Times New Roman" w:hAnsi="Times New Roman" w:cs="Times New Roman"/>
+        </w:rPr>
+        <w:t xml:space="preserve">, </w:t>
+      </w:r>
+      <w:proofErr w:type="spellStart"/>
+      <w:r>
+        <w:rPr>
+          <w:rFonts w:ascii="Times New Roman" w:hAnsi="Times New Roman" w:cs="Times New Roman"/>
+        </w:rPr>
+        <w:t>rezultatul</w:t>
+      </w:r>
+      <w:proofErr w:type="spellEnd"/>
+      <w:r>
+        <w:rPr>
+          <w:rFonts w:ascii="Times New Roman" w:hAnsi="Times New Roman" w:cs="Times New Roman"/>
+        </w:rPr>
+        <w:t xml:space="preserve"> </w:t>
+      </w:r>
+      <w:proofErr w:type="spellStart"/>
+      <w:r>
+        <w:rPr>
+          <w:rFonts w:ascii="Times New Roman" w:hAnsi="Times New Roman" w:cs="Times New Roman"/>
+        </w:rPr>
+        <w:t>unui</w:t>
+      </w:r>
+      <w:proofErr w:type="spellEnd"/>
+      <w:r>
+        <w:rPr>
+          <w:rFonts w:ascii="Times New Roman" w:hAnsi="Times New Roman" w:cs="Times New Roman"/>
+        </w:rPr>
+        <w:t xml:space="preserve"> </w:t>
+      </w:r>
+      <w:proofErr w:type="spellStart"/>
+      <w:r>
+        <w:rPr>
+          <w:rFonts w:ascii="Times New Roman" w:hAnsi="Times New Roman" w:cs="Times New Roman"/>
+        </w:rPr>
+        <w:t>meci</w:t>
+      </w:r>
+      <w:proofErr w:type="spellEnd"/>
+      <w:r>
+        <w:rPr>
+          <w:rFonts w:ascii="Times New Roman" w:hAnsi="Times New Roman" w:cs="Times New Roman"/>
+        </w:rPr>
+        <w:t xml:space="preserve">) </w:t>
+      </w:r>
+      <w:proofErr w:type="spellStart"/>
+      <w:r>
+        <w:rPr>
+          <w:rFonts w:ascii="Times New Roman" w:hAnsi="Times New Roman" w:cs="Times New Roman"/>
+        </w:rPr>
+        <w:t>influențează</w:t>
+      </w:r>
+      <w:proofErr w:type="spellEnd"/>
+      <w:r>
+        <w:rPr>
+          <w:rFonts w:ascii="Times New Roman" w:hAnsi="Times New Roman" w:cs="Times New Roman"/>
+        </w:rPr>
+        <w:t xml:space="preserve"> </w:t>
+      </w:r>
+      <w:proofErr w:type="spellStart"/>
+      <w:r>
+        <w:rPr>
+          <w:rFonts w:ascii="Times New Roman" w:hAnsi="Times New Roman" w:cs="Times New Roman"/>
+        </w:rPr>
+        <w:t>mai</w:t>
+      </w:r>
+      <w:proofErr w:type="spellEnd"/>
+      <w:r>
+        <w:rPr>
+          <w:rFonts w:ascii="Times New Roman" w:hAnsi="Times New Roman" w:cs="Times New Roman"/>
+        </w:rPr>
+        <w:t xml:space="preserve"> </w:t>
+      </w:r>
+      <w:proofErr w:type="spellStart"/>
+      <w:r>
+        <w:rPr>
+          <w:rFonts w:ascii="Times New Roman" w:hAnsi="Times New Roman" w:cs="Times New Roman"/>
+        </w:rPr>
+        <w:t>multe</w:t>
+      </w:r>
+      <w:proofErr w:type="spellEnd"/>
+      <w:r>
+        <w:rPr>
+          <w:rFonts w:ascii="Times New Roman" w:hAnsi="Times New Roman" w:cs="Times New Roman"/>
+        </w:rPr>
+        <w:t xml:space="preserve"> date, precum </w:t>
+      </w:r>
+      <w:proofErr w:type="spellStart"/>
+      <w:r>
+        <w:rPr>
+          <w:rFonts w:ascii="Times New Roman" w:hAnsi="Times New Roman" w:cs="Times New Roman"/>
+        </w:rPr>
+        <w:t>punctele</w:t>
+      </w:r>
+      <w:proofErr w:type="spellEnd"/>
+      <w:r>
+        <w:rPr>
+          <w:rFonts w:ascii="Times New Roman" w:hAnsi="Times New Roman" w:cs="Times New Roman"/>
+        </w:rPr>
+        <w:t xml:space="preserve"> </w:t>
+      </w:r>
+      <w:proofErr w:type="spellStart"/>
+      <w:r>
+        <w:rPr>
+          <w:rFonts w:ascii="Times New Roman" w:hAnsi="Times New Roman" w:cs="Times New Roman"/>
+        </w:rPr>
+        <w:t>și</w:t>
+      </w:r>
+      <w:proofErr w:type="spellEnd"/>
+      <w:r>
+        <w:rPr>
+          <w:rFonts w:ascii="Times New Roman" w:hAnsi="Times New Roman" w:cs="Times New Roman"/>
+        </w:rPr>
+        <w:t xml:space="preserve"> </w:t>
+      </w:r>
+      <w:proofErr w:type="spellStart"/>
+      <w:r>
+        <w:rPr>
+          <w:rFonts w:ascii="Times New Roman" w:hAnsi="Times New Roman" w:cs="Times New Roman"/>
+        </w:rPr>
+        <w:t>pozițile</w:t>
+      </w:r>
+      <w:proofErr w:type="spellEnd"/>
+      <w:r>
+        <w:rPr>
+          <w:rFonts w:ascii="Times New Roman" w:hAnsi="Times New Roman" w:cs="Times New Roman"/>
+        </w:rPr>
+        <w:t xml:space="preserve"> a </w:t>
+      </w:r>
+      <w:proofErr w:type="spellStart"/>
+      <w:r>
+        <w:rPr>
+          <w:rFonts w:ascii="Times New Roman" w:hAnsi="Times New Roman" w:cs="Times New Roman"/>
+        </w:rPr>
+        <w:t>mai</w:t>
+      </w:r>
+      <w:proofErr w:type="spellEnd"/>
+      <w:r>
+        <w:rPr>
+          <w:rFonts w:ascii="Times New Roman" w:hAnsi="Times New Roman" w:cs="Times New Roman"/>
+        </w:rPr>
+        <w:t xml:space="preserve"> </w:t>
+      </w:r>
+      <w:proofErr w:type="spellStart"/>
+      <w:r>
+        <w:rPr>
+          <w:rFonts w:ascii="Times New Roman" w:hAnsi="Times New Roman" w:cs="Times New Roman"/>
+        </w:rPr>
+        <w:t>multor</w:t>
+      </w:r>
+      <w:proofErr w:type="spellEnd"/>
+      <w:r>
+        <w:rPr>
+          <w:rFonts w:ascii="Times New Roman" w:hAnsi="Times New Roman" w:cs="Times New Roman"/>
+        </w:rPr>
+        <w:t xml:space="preserve"> </w:t>
+      </w:r>
+      <w:proofErr w:type="spellStart"/>
+      <w:r>
+        <w:rPr>
+          <w:rFonts w:ascii="Times New Roman" w:hAnsi="Times New Roman" w:cs="Times New Roman"/>
+        </w:rPr>
+        <w:t>echipe</w:t>
+      </w:r>
+      <w:proofErr w:type="spellEnd"/>
+      <w:r>
+        <w:rPr>
+          <w:rFonts w:ascii="Times New Roman" w:hAnsi="Times New Roman" w:cs="Times New Roman"/>
+        </w:rPr>
+        <w:t xml:space="preserve"> din</w:t>
+      </w:r>
+      <w:r>
+        <w:rPr>
+          <w:rFonts w:ascii="Times New Roman" w:hAnsi="Times New Roman" w:cs="Times New Roman"/>
+        </w:rPr>
+        <w:t xml:space="preserve"> </w:t>
+      </w:r>
+      <w:proofErr w:type="spellStart"/>
+      <w:r>
+        <w:rPr>
+          <w:rFonts w:ascii="Times New Roman" w:hAnsi="Times New Roman" w:cs="Times New Roman"/>
+        </w:rPr>
+        <w:t>c</w:t>
+      </w:r>
+      <w:r>
+        <w:rPr>
+          <w:rFonts w:ascii="Times New Roman" w:hAnsi="Times New Roman" w:cs="Times New Roman"/>
+        </w:rPr>
+        <w:t>ampionat</w:t>
+      </w:r>
+      <w:proofErr w:type="spellEnd"/>
+      <w:r>
+        <w:rPr>
+          <w:rFonts w:ascii="Times New Roman" w:hAnsi="Times New Roman" w:cs="Times New Roman"/>
+        </w:rPr>
+        <w:t>.</w:t>
+      </w:r>
+      <w:r>
+        <w:rPr>
+          <w:rFonts w:ascii="Times New Roman" w:hAnsi="Times New Roman" w:cs="Times New Roman"/>
+        </w:rPr>
+        <w:t xml:space="preserve"> </w:t>
+      </w:r>
+      <w:proofErr w:type="gramStart"/>
+      <w:r>
+        <w:rPr>
+          <w:rFonts w:ascii="Times New Roman" w:hAnsi="Times New Roman" w:cs="Times New Roman"/>
+          <w:lang w:val="ro-RO"/>
+        </w:rPr>
+        <w:t>Gestionarea</w:t>
+      </w:r>
+      <w:proofErr w:type="gramEnd"/>
+      <w:r>
+        <w:rPr>
+          <w:rFonts w:ascii="Times New Roman" w:hAnsi="Times New Roman" w:cs="Times New Roman"/>
+          <w:lang w:val="ro-RO"/>
+        </w:rPr>
+        <w:t xml:space="preserve"> manuală sau prin fișiere disparate a unui campionat de fotbal întâmpină multiple dificultăți:</w:t>
+      </w:r>
+    </w:p>
+    <w:p>
+      <w:pPr>
+        <w:ind w:left="720"/>
+        <w:rPr>
+          <w:rFonts w:ascii="Times New Roman" w:hAnsi="Times New Roman" w:cs="Times New Roman"/>
+          <w:lang w:val="ro-RO"/>
+        </w:rPr>
+      </w:pPr>
+      <w:r>
+        <w:rPr>
+          <w:rFonts w:ascii="Times New Roman" w:hAnsi="Times New Roman" w:cs="Times New Roman"/>
+          <w:b/>
+          <w:bCs/>
+          <w:lang w:val="ro-RO"/>
+        </w:rPr>
+        <w:t>Risc ridicat de eroare umană</w:t>
+      </w:r>
+      <w:r>
+        <w:rPr>
+          <w:rFonts w:ascii="Times New Roman" w:hAnsi="Times New Roman" w:cs="Times New Roman"/>
+          <w:lang w:val="ro-RO"/>
+        </w:rPr>
+        <w:t xml:space="preserve"> – introducerea manuală a rezultatelor, a punctelor sau a statisticilor poate duce la greșeli care se reflectă apoi în clasament.</w:t>
+      </w:r>
+    </w:p>
+    <w:p>
+      <w:pPr>
+        <w:ind w:left="720"/>
+        <w:rPr>
+          <w:rFonts w:ascii="Times New Roman" w:hAnsi="Times New Roman" w:cs="Times New Roman"/>
+          <w:lang w:val="ro-RO"/>
+        </w:rPr>
+      </w:pPr>
+      <w:r>
+        <w:rPr>
+          <w:rFonts w:ascii="Times New Roman" w:hAnsi="Times New Roman" w:cs="Times New Roman"/>
+          <w:b/>
+          <w:bCs/>
+          <w:lang w:val="ro-RO"/>
+        </w:rPr>
+        <w:t>Lipsa de sincronizare</w:t>
+      </w:r>
+      <w:r>
+        <w:rPr>
+          <w:rFonts w:ascii="Times New Roman" w:hAnsi="Times New Roman" w:cs="Times New Roman"/>
+          <w:lang w:val="ro-RO"/>
+        </w:rPr>
+        <w:t xml:space="preserve"> – aceleași date sunt păstrate în mai multe fișiere, iar o modificare făcută într-unul nu apare automat în celelalte.</w:t>
+      </w:r>
+    </w:p>
+    <w:p>
+      <w:pPr>
+        <w:ind w:left="720"/>
+        <w:rPr>
+          <w:rFonts w:ascii="Times New Roman" w:hAnsi="Times New Roman" w:cs="Times New Roman"/>
+          <w:lang w:val="ro-RO"/>
+        </w:rPr>
+      </w:pPr>
+      <w:r>
+        <w:rPr>
+          <w:rFonts w:ascii="Times New Roman" w:hAnsi="Times New Roman" w:cs="Times New Roman"/>
+          <w:b/>
+          <w:bCs/>
+          <w:lang w:val="ro-RO"/>
+        </w:rPr>
+        <w:t>Lipse de accesibilitate</w:t>
+      </w:r>
+      <w:r>
+        <w:rPr>
+          <w:rFonts w:ascii="Times New Roman" w:hAnsi="Times New Roman" w:cs="Times New Roman"/>
+          <w:lang w:val="ro-RO"/>
+        </w:rPr>
+        <w:t xml:space="preserve"> – informațiile sunt greu de consultat de mai mulți utilizatori în același timp.</w:t>
+      </w:r>
+    </w:p>
+    <w:p>
+      <w:pPr>
+        <w:rPr>
+          <w:rFonts w:ascii="Times New Roman" w:hAnsi="Times New Roman" w:cs="Times New Roman"/>
+          <w:lang w:val="ro-RO"/>
+        </w:rPr>
+      </w:pPr>
+      <w:bookmarkStart w:id="2" w:name="_9kkmlnnf89fu"/>
       <w:bookmarkEnd w:id="2"/>
       <w:r>
         <w:rPr>
           <w:rFonts w:ascii="Times New Roman" w:hAnsi="Times New Roman" w:cs="Times New Roman"/>
           <w:lang w:val="ro-RO"/>
         </w:rPr>
-        <w:t>Gestionarea manuală sau prin fișiere disparate a unui campionat de fotbal întâmpină multiple dificultăți:</w:t>
-      </w:r>
-    </w:p>
-    <w:p>
-      <w:pPr>
-        <w:numPr>
-          <w:ilvl w:val="0"/>
-          <w:numId w:val="2"/>
-        </w:numPr>
-        <w:rPr>
-          <w:rFonts w:ascii="Times New Roman" w:hAnsi="Times New Roman" w:cs="Times New Roman"/>
-          <w:lang w:val="ro-RO"/>
-        </w:rPr>
-      </w:pPr>
-      <w:r>
-        <w:rPr>
-          <w:rFonts w:ascii="Times New Roman" w:hAnsi="Times New Roman" w:cs="Times New Roman"/>
-          <w:b/>
-          <w:bCs/>
-          <w:lang w:val="ro-RO"/>
-        </w:rPr>
-        <w:t>Risc ridicat de eroare umană</w:t>
-      </w:r>
-      <w:r>
-        <w:rPr>
-          <w:rFonts w:ascii="Times New Roman" w:hAnsi="Times New Roman" w:cs="Times New Roman"/>
-          <w:lang w:val="ro-RO"/>
-        </w:rPr>
-        <w:t xml:space="preserve"> – introducerea manuală a rezultatelor, a punctelor sau a statisticilor poate duce la greșeli care se reflectă apoi în clasament.</w:t>
-      </w:r>
-    </w:p>
-    <w:p>
-      <w:pPr>
-        <w:numPr>
-          <w:ilvl w:val="0"/>
-          <w:numId w:val="2"/>
-        </w:numPr>
-        <w:rPr>
-          <w:rFonts w:ascii="Times New Roman" w:hAnsi="Times New Roman" w:cs="Times New Roman"/>
-          <w:lang w:val="ro-RO"/>
-        </w:rPr>
-      </w:pPr>
-      <w:r>
-        <w:rPr>
-          <w:rFonts w:ascii="Times New Roman" w:hAnsi="Times New Roman" w:cs="Times New Roman"/>
-          <w:b/>
-          <w:bCs/>
-          <w:lang w:val="ro-RO"/>
-        </w:rPr>
-        <w:t>Lipsa de sincronizare</w:t>
-      </w:r>
-      <w:r>
-        <w:rPr>
-          <w:rFonts w:ascii="Times New Roman" w:hAnsi="Times New Roman" w:cs="Times New Roman"/>
-          <w:lang w:val="ro-RO"/>
-        </w:rPr>
-        <w:t xml:space="preserve"> – aceleași date sunt păstrate în mai multe fișiere, iar o modificare făcută într-unul nu apare automat în celelalte.</w:t>
-      </w:r>
-    </w:p>
-    <w:p>
-      <w:pPr>
-        <w:numPr>
-          <w:ilvl w:val="0"/>
-          <w:numId w:val="2"/>
-        </w:numPr>
-        <w:rPr>
-          <w:rFonts w:ascii="Times New Roman" w:hAnsi="Times New Roman" w:cs="Times New Roman"/>
-          <w:lang w:val="ro-RO"/>
-        </w:rPr>
-      </w:pPr>
-      <w:r>
-        <w:rPr>
-          <w:rFonts w:ascii="Times New Roman" w:hAnsi="Times New Roman" w:cs="Times New Roman"/>
-          <w:b/>
-          <w:bCs/>
-          <w:lang w:val="ro-RO"/>
-        </w:rPr>
-        <w:t>Lipse de accesibilitate</w:t>
-      </w:r>
-      <w:r>
-        <w:rPr>
-          <w:rFonts w:ascii="Times New Roman" w:hAnsi="Times New Roman" w:cs="Times New Roman"/>
-          <w:lang w:val="ro-RO"/>
-        </w:rPr>
-        <w:t xml:space="preserve"> – informațiile sunt greu de consultat de mai mulți utilizatori în același timp.</w:t>
-      </w:r>
-    </w:p>
-    <w:p>
-      <w:pPr>
-        <w:rPr>
-          <w:rFonts w:ascii="Times New Roman" w:hAnsi="Times New Roman" w:cs="Times New Roman"/>
-          <w:lang w:val="ro-RO"/>
-        </w:rPr>
-      </w:pPr>
-      <w:bookmarkStart w:id="3" w:name="_9kkmlnnf89fu"/>
+        <w:t>Aplicația oferă o soluție software integrată care automatizează întreaga logistică informațională a competiției:</w:t>
+      </w:r>
+    </w:p>
+    <w:p>
+      <w:pPr>
+        <w:ind w:left="720"/>
+        <w:rPr>
+          <w:rFonts w:ascii="Times New Roman" w:hAnsi="Times New Roman" w:cs="Times New Roman"/>
+          <w:lang w:val="ro-RO"/>
+        </w:rPr>
+      </w:pPr>
+      <w:r>
+        <w:rPr>
+          <w:rFonts w:ascii="Times New Roman" w:hAnsi="Times New Roman" w:cs="Times New Roman"/>
+          <w:b/>
+          <w:bCs/>
+          <w:lang w:val="ro-RO"/>
+        </w:rPr>
+        <w:t>Automatizare completă</w:t>
+      </w:r>
+      <w:r>
+        <w:rPr>
+          <w:rFonts w:ascii="Times New Roman" w:hAnsi="Times New Roman" w:cs="Times New Roman"/>
+          <w:lang w:val="ro-RO"/>
+        </w:rPr>
+        <w:t xml:space="preserve"> – calculul punctelor și actualizarea clasamentului se fac automat după introducerea rezultatului unui meci.</w:t>
+      </w:r>
+    </w:p>
+    <w:p>
+      <w:pPr>
+        <w:ind w:left="720"/>
+        <w:rPr>
+          <w:rFonts w:ascii="Times New Roman" w:hAnsi="Times New Roman" w:cs="Times New Roman"/>
+          <w:lang w:val="ro-RO"/>
+        </w:rPr>
+      </w:pPr>
+      <w:r>
+        <w:rPr>
+          <w:rFonts w:ascii="Times New Roman" w:hAnsi="Times New Roman" w:cs="Times New Roman"/>
+          <w:b/>
+          <w:bCs/>
+          <w:lang w:val="ro-RO"/>
+        </w:rPr>
+        <w:t>Consistență și integritate a datelor</w:t>
+      </w:r>
+      <w:r>
+        <w:rPr>
+          <w:rFonts w:ascii="Times New Roman" w:hAnsi="Times New Roman" w:cs="Times New Roman"/>
+          <w:lang w:val="ro-RO"/>
+        </w:rPr>
+        <w:t xml:space="preserve"> – datele sunt stocate într-o singură bază de date, iar relațiile dintre tabele limitează apariția unor înregistrări greșite sau duplicate.</w:t>
+      </w:r>
+    </w:p>
+    <w:p>
+      <w:pPr>
+        <w:ind w:left="720"/>
+        <w:rPr>
+          <w:rFonts w:ascii="Times New Roman" w:hAnsi="Times New Roman" w:cs="Times New Roman"/>
+          <w:lang w:val="ro-RO"/>
+        </w:rPr>
+      </w:pPr>
+      <w:r>
+        <w:rPr>
+          <w:rFonts w:ascii="Times New Roman" w:hAnsi="Times New Roman" w:cs="Times New Roman"/>
+          <w:b/>
+          <w:bCs/>
+          <w:lang w:val="ro-RO"/>
+        </w:rPr>
+        <w:t>Eficiență operațională</w:t>
+      </w:r>
+      <w:r>
+        <w:rPr>
+          <w:rFonts w:ascii="Times New Roman" w:hAnsi="Times New Roman" w:cs="Times New Roman"/>
+          <w:lang w:val="ro-RO"/>
+        </w:rPr>
+        <w:t xml:space="preserve"> – scade timpul necesar pentru administrarea echipelor, a meciurilor și a statisticilor.</w:t>
+      </w:r>
+    </w:p>
+    <w:p>
+      <w:pPr>
+        <w:ind w:left="720"/>
+        <w:rPr>
+          <w:rFonts w:ascii="Times New Roman" w:hAnsi="Times New Roman" w:cs="Times New Roman"/>
+          <w:lang w:val="ro-RO"/>
+        </w:rPr>
+      </w:pPr>
+      <w:r>
+        <w:rPr>
+          <w:rFonts w:ascii="Times New Roman" w:hAnsi="Times New Roman" w:cs="Times New Roman"/>
+          <w:b/>
+          <w:bCs/>
+          <w:lang w:val="ro-RO"/>
+        </w:rPr>
+        <w:t>Transparență și accesibilitate</w:t>
+      </w:r>
+      <w:r>
+        <w:rPr>
+          <w:rFonts w:ascii="Times New Roman" w:hAnsi="Times New Roman" w:cs="Times New Roman"/>
+          <w:lang w:val="ro-RO"/>
+        </w:rPr>
+        <w:t xml:space="preserve"> – clasamentul, programul etapelor și statisticile pot fi consultate de utilizatori, în funcție de rolul lor.</w:t>
+      </w:r>
+    </w:p>
+    <w:p>
+      <w:pPr>
+        <w:ind w:left="720"/>
+        <w:rPr>
+          <w:rFonts w:ascii="Times New Roman" w:hAnsi="Times New Roman" w:cs="Times New Roman"/>
+          <w:lang w:val="ro-RO"/>
+        </w:rPr>
+      </w:pPr>
+    </w:p>
+    <w:p>
+      <w:pPr>
+        <w:rPr>
+          <w:rFonts w:ascii="Times New Roman" w:hAnsi="Times New Roman" w:cs="Times New Roman"/>
+          <w:b/>
+          <w:bCs/>
+          <w:sz w:val="32"/>
+          <w:szCs w:val="32"/>
+          <w:lang w:val="ro-RO"/>
+        </w:rPr>
+      </w:pPr>
+      <w:bookmarkStart w:id="3" w:name="_cn3392u3yboa"/>
       <w:bookmarkEnd w:id="3"/>
-      <w:r>
-        <w:rPr>
-          <w:rFonts w:ascii="Times New Roman" w:hAnsi="Times New Roman" w:cs="Times New Roman"/>
-          <w:lang w:val="ro-RO"/>
-        </w:rPr>
-        <w:t>Aplicația oferă o soluție software integrată care automatizează întreaga logistică informațională a competiției:</w:t>
+    </w:p>
+    <w:p>
+      <w:pPr>
+        <w:rPr>
+          <w:rFonts w:ascii="Times New Roman" w:hAnsi="Times New Roman" w:cs="Times New Roman"/>
+          <w:b/>
+          <w:bCs/>
+          <w:sz w:val="32"/>
+          <w:szCs w:val="32"/>
+          <w:lang w:val="ro-RO"/>
+        </w:rPr>
+      </w:pPr>
+    </w:p>
+    <w:p>
+      <w:pPr>
+        <w:rPr>
+          <w:rFonts w:ascii="Times New Roman" w:hAnsi="Times New Roman" w:cs="Times New Roman"/>
+          <w:b/>
+          <w:bCs/>
+          <w:sz w:val="32"/>
+          <w:szCs w:val="32"/>
+          <w:lang w:val="ro-RO"/>
+        </w:rPr>
+      </w:pPr>
+    </w:p>
+    <w:p>
+      <w:pPr>
+        <w:rPr>
+          <w:rFonts w:ascii="Times New Roman" w:hAnsi="Times New Roman" w:cs="Times New Roman"/>
+          <w:b/>
+          <w:bCs/>
+          <w:sz w:val="32"/>
+          <w:szCs w:val="32"/>
+          <w:lang w:val="ro-RO"/>
+        </w:rPr>
+      </w:pPr>
+    </w:p>
+    <w:p>
+      <w:pPr>
+        <w:rPr>
+          <w:rFonts w:ascii="Times New Roman" w:hAnsi="Times New Roman" w:cs="Times New Roman"/>
+          <w:b/>
+          <w:bCs/>
+          <w:sz w:val="32"/>
+          <w:szCs w:val="32"/>
+          <w:lang w:val="ro-RO"/>
+        </w:rPr>
+      </w:pPr>
+    </w:p>
+    <w:p>
+      <w:pPr>
+        <w:rPr>
+          <w:rFonts w:ascii="Times New Roman" w:hAnsi="Times New Roman" w:cs="Times New Roman"/>
+          <w:b/>
+          <w:bCs/>
+          <w:sz w:val="32"/>
+          <w:szCs w:val="32"/>
+          <w:lang w:val="ro-RO"/>
+        </w:rPr>
+      </w:pPr>
+      <w:r>
+        <w:rPr>
+          <w:rFonts w:ascii="Times New Roman" w:hAnsi="Times New Roman" w:cs="Times New Roman"/>
+          <w:b/>
+          <w:bCs/>
+          <w:sz w:val="32"/>
+          <w:szCs w:val="32"/>
+          <w:lang w:val="ro-RO"/>
+        </w:rPr>
+        <w:t>4</w:t>
+      </w:r>
+      <w:r>
+        <w:rPr>
+          <w:rFonts w:ascii="Times New Roman" w:hAnsi="Times New Roman" w:cs="Times New Roman"/>
+          <w:b/>
+          <w:bCs/>
+          <w:sz w:val="32"/>
+          <w:szCs w:val="32"/>
+          <w:lang w:val="ro-RO"/>
+        </w:rPr>
+        <w:t>. OBIECTIVELE APLICAȚIEI</w:t>
+      </w:r>
+    </w:p>
+    <w:p>
+      <w:pPr>
+        <w:rPr>
+          <w:rFonts w:ascii="Times New Roman" w:hAnsi="Times New Roman" w:cs="Times New Roman"/>
+          <w:lang w:val="ro-RO"/>
+        </w:rPr>
+      </w:pPr>
+      <w:r>
+        <w:rPr>
+          <w:rFonts w:ascii="Times New Roman" w:hAnsi="Times New Roman" w:cs="Times New Roman"/>
+          <w:lang w:val="ro-RO"/>
+        </w:rPr>
+        <w:t>Obiectivele aplicației pornesc de la nevoile de bază ale unui campionat de fotbal: păstrarea datelor despre competiție, organizarea meciurilor, calculul clasamentului și consultarea rapidă a informațiilor. Acestea sunt grupate mai jos pe module și operații.</w:t>
       </w:r>
     </w:p>
     <w:p>
@@ -1095,21 +2217,23 @@
           <w:lang w:val="ro-RO"/>
         </w:rPr>
       </w:pPr>
-      <w:r>
-        <w:rPr>
-          <w:rFonts w:ascii="Times New Roman" w:hAnsi="Times New Roman" w:cs="Times New Roman"/>
-          <w:b/>
-          <w:bCs/>
-          <w:lang w:val="ro-RO"/>
-        </w:rPr>
-        <w:t>Automatizare completă</w:t>
-      </w:r>
-      <w:r>
-        <w:rPr>
-          <w:rFonts w:ascii="Times New Roman" w:hAnsi="Times New Roman" w:cs="Times New Roman"/>
-          <w:lang w:val="ro-RO"/>
-        </w:rPr>
-        <w:t xml:space="preserve"> – calculul punctelor și actualizarea clasamentului se fac automat după introducerea rezultatului unui meci.</w:t>
+      <w:bookmarkStart w:id="4" w:name="_jnphsrknr88"/>
+      <w:bookmarkEnd w:id="4"/>
+      <w:r>
+        <w:rPr>
+          <w:rFonts w:ascii="Times New Roman" w:hAnsi="Times New Roman" w:cs="Times New Roman"/>
+          <w:b/>
+          <w:bCs/>
+          <w:lang w:val="ro-RO"/>
+        </w:rPr>
+        <w:t>Gestiunea Entităților Competiționale:</w:t>
+      </w:r>
+      <w:r>
+        <w:rPr>
+          <w:rFonts w:ascii="Times New Roman" w:hAnsi="Times New Roman" w:cs="Times New Roman"/>
+          <w:lang w:val="ro-RO"/>
+        </w:rPr>
+        <w:t xml:space="preserve"> Crearea și administrarea cluburilor, stadioanelor, antrenorilor și a loturilor de jucători.</w:t>
       </w:r>
     </w:p>
     <w:p>
@@ -1130,14 +2254,14 @@
           <w:bCs/>
           <w:lang w:val="ro-RO"/>
         </w:rPr>
-        <w:t>Consistență și integritate a datelor</w:t>
-      </w:r>
-      <w:r>
-        <w:rPr>
-          <w:rFonts w:ascii="Times New Roman" w:hAnsi="Times New Roman" w:cs="Times New Roman"/>
-          <w:lang w:val="ro-RO"/>
-        </w:rPr>
-        <w:t xml:space="preserve"> – datele sunt stocate într-o singură bază de date, iar relațiile dintre tabele limitează apariția unor înregistrări greșite sau duplicate.</w:t>
+        <w:t>Generator de Calendar / Meciuri:</w:t>
+      </w:r>
+      <w:r>
+        <w:rPr>
+          <w:rFonts w:ascii="Times New Roman" w:hAnsi="Times New Roman" w:cs="Times New Roman"/>
+          <w:lang w:val="ro-RO"/>
+        </w:rPr>
+        <w:t xml:space="preserve"> Generarea automată sau manuală a programului competițional tur-retur pentru cele 38 de etape.</w:t>
       </w:r>
     </w:p>
     <w:p>
@@ -1158,14 +2282,14 @@
           <w:bCs/>
           <w:lang w:val="ro-RO"/>
         </w:rPr>
-        <w:t>Eficiență operațională</w:t>
-      </w:r>
-      <w:r>
-        <w:rPr>
-          <w:rFonts w:ascii="Times New Roman" w:hAnsi="Times New Roman" w:cs="Times New Roman"/>
-          <w:lang w:val="ro-RO"/>
-        </w:rPr>
-        <w:t xml:space="preserve"> – scade timpul necesar pentru administrarea echipelor, a meciurilor și a statisticilor.</w:t>
+        <w:t>Centru de Meci în Timp Real:</w:t>
+      </w:r>
+      <w:r>
+        <w:rPr>
+          <w:rFonts w:ascii="Times New Roman" w:hAnsi="Times New Roman" w:cs="Times New Roman"/>
+          <w:lang w:val="ro-RO"/>
+        </w:rPr>
+        <w:t xml:space="preserve"> Înregistrarea evoluției scorului, a marcatorilor, a pasatorilor decisivi, a schimbărilor și a sancțiunilor.</w:t>
       </w:r>
     </w:p>
     <w:p>
@@ -1186,112 +2310,14 @@
           <w:bCs/>
           <w:lang w:val="ro-RO"/>
         </w:rPr>
-        <w:t>Transparență și accesibilitate</w:t>
-      </w:r>
-      <w:r>
-        <w:rPr>
-          <w:rFonts w:ascii="Times New Roman" w:hAnsi="Times New Roman" w:cs="Times New Roman"/>
-          <w:lang w:val="ro-RO"/>
-        </w:rPr>
-        <w:t xml:space="preserve"> – clasamentul, programul etapelor și statisticile pot fi consultate de utilizatori, în funcție de rolul lor.</w:t>
-      </w:r>
-    </w:p>
-    <w:p>
-      <w:pPr>
-        <w:ind w:left="720"/>
-        <w:rPr>
-          <w:rFonts w:ascii="Times New Roman" w:hAnsi="Times New Roman" w:cs="Times New Roman"/>
-          <w:lang w:val="ro-RO"/>
-        </w:rPr>
-      </w:pPr>
-    </w:p>
-    <w:p>
-      <w:pPr>
-        <w:rPr>
-          <w:rFonts w:ascii="Times New Roman" w:hAnsi="Times New Roman" w:cs="Times New Roman"/>
-          <w:b/>
-          <w:bCs/>
-          <w:sz w:val="32"/>
-          <w:szCs w:val="32"/>
-          <w:lang w:val="ro-RO"/>
-        </w:rPr>
-      </w:pPr>
-      <w:bookmarkStart w:id="4" w:name="_cn3392u3yboa"/>
-      <w:bookmarkEnd w:id="4"/>
-    </w:p>
-    <w:p>
-      <w:pPr>
-        <w:rPr>
-          <w:rFonts w:ascii="Times New Roman" w:hAnsi="Times New Roman" w:cs="Times New Roman"/>
-          <w:b/>
-          <w:bCs/>
-          <w:sz w:val="32"/>
-          <w:szCs w:val="32"/>
-          <w:lang w:val="ro-RO"/>
-        </w:rPr>
-      </w:pPr>
-    </w:p>
-    <w:p>
-      <w:pPr>
-        <w:rPr>
-          <w:rFonts w:ascii="Times New Roman" w:hAnsi="Times New Roman" w:cs="Times New Roman"/>
-          <w:b/>
-          <w:bCs/>
-          <w:sz w:val="32"/>
-          <w:szCs w:val="32"/>
-          <w:lang w:val="ro-RO"/>
-        </w:rPr>
-      </w:pPr>
-    </w:p>
-    <w:p>
-      <w:pPr>
-        <w:rPr>
-          <w:rFonts w:ascii="Times New Roman" w:hAnsi="Times New Roman" w:cs="Times New Roman"/>
-          <w:b/>
-          <w:bCs/>
-          <w:sz w:val="32"/>
-          <w:szCs w:val="32"/>
-          <w:lang w:val="ro-RO"/>
-        </w:rPr>
-      </w:pPr>
-    </w:p>
-    <w:p>
-      <w:pPr>
-        <w:rPr>
-          <w:rFonts w:ascii="Times New Roman" w:hAnsi="Times New Roman" w:cs="Times New Roman"/>
-          <w:b/>
-          <w:bCs/>
-          <w:sz w:val="32"/>
-          <w:szCs w:val="32"/>
-          <w:lang w:val="ro-RO"/>
-        </w:rPr>
-      </w:pPr>
-      <w:r>
-        <w:rPr>
-          <w:rFonts w:ascii="Times New Roman" w:hAnsi="Times New Roman" w:cs="Times New Roman"/>
-          <w:b/>
-          <w:bCs/>
-          <w:sz w:val="32"/>
-          <w:szCs w:val="32"/>
-          <w:lang w:val="ro-RO"/>
-        </w:rPr>
-        <w:lastRenderedPageBreak/>
-        <w:t>3. OBIECTIVELE APLICAȚIEI</w:t>
-      </w:r>
-    </w:p>
-    <w:p>
-      <w:pPr>
-        <w:rPr>
-          <w:rFonts w:ascii="Times New Roman" w:hAnsi="Times New Roman" w:cs="Times New Roman"/>
-          <w:lang w:val="ro-RO"/>
-        </w:rPr>
-      </w:pPr>
-      <w:r>
-        <w:rPr>
-          <w:rFonts w:ascii="Times New Roman" w:hAnsi="Times New Roman" w:cs="Times New Roman"/>
-          <w:lang w:val="ro-RO"/>
-        </w:rPr>
-        <w:t>Obiectivele aplicației pornesc de la nevoile de bază ale unui campionat de fotbal: păstrarea datelor despre competiție, organizarea meciurilor, calculul clasamentului și consultarea rapidă a informațiilor. Acestea sunt grupate mai jos pe module și operații.</w:t>
+        <w:t>Modul de Calcul și Tablou de Clasament:</w:t>
+      </w:r>
+      <w:r>
+        <w:rPr>
+          <w:rFonts w:ascii="Times New Roman" w:hAnsi="Times New Roman" w:cs="Times New Roman"/>
+          <w:lang w:val="ro-RO"/>
+        </w:rPr>
+        <w:t xml:space="preserve"> Generarea dinamică a clasamentului cu posibilitatea de filtrare pe meciuri acasă/deplasare sau ultimele N meciuri.</w:t>
       </w:r>
     </w:p>
     <w:p>
@@ -1305,23 +2331,96 @@
           <w:lang w:val="ro-RO"/>
         </w:rPr>
       </w:pPr>
-      <w:bookmarkStart w:id="5" w:name="_jnphsrknr88"/>
+      <w:r>
+        <w:rPr>
+          <w:rFonts w:ascii="Times New Roman" w:hAnsi="Times New Roman" w:cs="Times New Roman"/>
+          <w:b/>
+          <w:bCs/>
+          <w:lang w:val="ro-RO"/>
+        </w:rPr>
+        <w:t>Modul de Statistici Avansate:</w:t>
+      </w:r>
+      <w:r>
+        <w:rPr>
+          <w:rFonts w:ascii="Times New Roman" w:hAnsi="Times New Roman" w:cs="Times New Roman"/>
+          <w:lang w:val="ro-RO"/>
+        </w:rPr>
+        <w:t xml:space="preserve"> Notarea și prezentarea topului golgheterilor (</w:t>
+      </w:r>
+      <w:r>
+        <w:rPr>
+          <w:rFonts w:ascii="Times New Roman" w:hAnsi="Times New Roman" w:cs="Times New Roman"/>
+          <w:i/>
+          <w:iCs/>
+          <w:lang w:val="ro-RO"/>
+        </w:rPr>
+        <w:t>Golden Boot Award</w:t>
+      </w:r>
+      <w:r>
+        <w:rPr>
+          <w:rFonts w:ascii="Times New Roman" w:hAnsi="Times New Roman" w:cs="Times New Roman"/>
+          <w:lang w:val="ro-RO"/>
+        </w:rPr>
+        <w:t>), pasatorilor (</w:t>
+      </w:r>
+      <w:r>
+        <w:rPr>
+          <w:rFonts w:ascii="Times New Roman" w:hAnsi="Times New Roman" w:cs="Times New Roman"/>
+          <w:i/>
+          <w:iCs/>
+          <w:lang w:val="ro-RO"/>
+        </w:rPr>
+        <w:t>Playmaker Award</w:t>
+      </w:r>
+      <w:r>
+        <w:rPr>
+          <w:rFonts w:ascii="Times New Roman" w:hAnsi="Times New Roman" w:cs="Times New Roman"/>
+          <w:lang w:val="ro-RO"/>
+        </w:rPr>
+        <w:t>) și meciurilor fără gol primit de către un portar (</w:t>
+      </w:r>
+      <w:r>
+        <w:rPr>
+          <w:rFonts w:ascii="Times New Roman" w:hAnsi="Times New Roman" w:cs="Times New Roman"/>
+          <w:i/>
+          <w:iCs/>
+          <w:lang w:val="ro-RO"/>
+        </w:rPr>
+        <w:t>Clean Sheets Award</w:t>
+      </w:r>
+      <w:r>
+        <w:rPr>
+          <w:rFonts w:ascii="Times New Roman" w:hAnsi="Times New Roman" w:cs="Times New Roman"/>
+          <w:lang w:val="ro-RO"/>
+        </w:rPr>
+        <w:t>).</w:t>
+      </w:r>
+    </w:p>
+    <w:p>
+      <w:pPr>
+        <w:rPr>
+          <w:rFonts w:ascii="Times New Roman" w:hAnsi="Times New Roman" w:cs="Times New Roman"/>
+          <w:b/>
+          <w:bCs/>
+          <w:sz w:val="28"/>
+          <w:szCs w:val="28"/>
+          <w:lang w:val="ro-RO"/>
+        </w:rPr>
+      </w:pPr>
+      <w:bookmarkStart w:id="5" w:name="_wxmxt85cqdun"/>
+      <w:bookmarkStart w:id="6" w:name="_o1udgd14v0e"/>
       <w:bookmarkEnd w:id="5"/>
-      <w:r>
-        <w:rPr>
-          <w:rFonts w:ascii="Times New Roman" w:hAnsi="Times New Roman" w:cs="Times New Roman"/>
-          <w:b/>
-          <w:bCs/>
-          <w:lang w:val="ro-RO"/>
-        </w:rPr>
-        <w:t>Gestiunea Entităților Competiționale:</w:t>
-      </w:r>
-      <w:r>
-        <w:rPr>
-          <w:rFonts w:ascii="Times New Roman" w:hAnsi="Times New Roman" w:cs="Times New Roman"/>
-          <w:lang w:val="ro-RO"/>
-        </w:rPr>
-        <w:t xml:space="preserve"> Crearea și administrarea cluburilor, stadioanelor, antrenorilor și a loturilor de jucători.</w:t>
+      <w:bookmarkEnd w:id="6"/>
+      <w:r>
+        <w:rPr>
+          <w:rFonts w:ascii="Times New Roman" w:hAnsi="Times New Roman" w:cs="Times New Roman"/>
+          <w:b/>
+          <w:bCs/>
+          <w:sz w:val="28"/>
+          <w:szCs w:val="28"/>
+          <w:lang w:val="ro-RO"/>
+        </w:rPr>
+        <w:t>Operații CRUD</w:t>
       </w:r>
     </w:p>
     <w:p>
@@ -1338,18 +2437,34 @@
       <w:r>
         <w:rPr>
           <w:rFonts w:ascii="Times New Roman" w:hAnsi="Times New Roman" w:cs="Times New Roman"/>
-          <w:b/>
-          <w:bCs/>
-          <w:lang w:val="ro-RO"/>
-        </w:rPr>
-        <w:t>Generator de Calendar / Meciuri:</w:t>
-      </w:r>
-      <w:r>
-        <w:rPr>
-          <w:rFonts w:ascii="Times New Roman" w:hAnsi="Times New Roman" w:cs="Times New Roman"/>
-          <w:lang w:val="ro-RO"/>
-        </w:rPr>
-        <w:t xml:space="preserve"> Generarea automată sau manuală a programului competițional tur-retur pentru cele 38 de etape.</w:t>
+          <w:lang w:val="ro-RO"/>
+        </w:rPr>
+        <w:t>Administrare Echipe, Jucători, Arbitri, Stadioane și Meciuri.</w:t>
+      </w:r>
+    </w:p>
+    <w:p>
+      <w:pPr>
+        <w:rPr>
+          <w:rFonts w:ascii="Times New Roman" w:hAnsi="Times New Roman" w:cs="Times New Roman"/>
+          <w:b/>
+          <w:bCs/>
+          <w:sz w:val="28"/>
+          <w:szCs w:val="28"/>
+          <w:lang w:val="ro-RO"/>
+        </w:rPr>
+      </w:pPr>
+      <w:bookmarkStart w:id="7" w:name="_o2eblgpbajn8"/>
+      <w:bookmarkEnd w:id="7"/>
+      <w:r>
+        <w:rPr>
+          <w:rFonts w:ascii="Times New Roman" w:hAnsi="Times New Roman" w:cs="Times New Roman"/>
+          <w:b/>
+          <w:bCs/>
+          <w:sz w:val="28"/>
+          <w:szCs w:val="28"/>
+          <w:lang w:val="ro-RO"/>
+        </w:rPr>
+        <w:t>Operații de Calcul și Logică de Business</w:t>
       </w:r>
     </w:p>
     <w:p>
@@ -1366,18 +2481,9 @@
       <w:r>
         <w:rPr>
           <w:rFonts w:ascii="Times New Roman" w:hAnsi="Times New Roman" w:cs="Times New Roman"/>
-          <w:b/>
-          <w:bCs/>
-          <w:lang w:val="ro-RO"/>
-        </w:rPr>
-        <w:t>Centru de Meci în Timp Real:</w:t>
-      </w:r>
-      <w:r>
-        <w:rPr>
-          <w:rFonts w:ascii="Times New Roman" w:hAnsi="Times New Roman" w:cs="Times New Roman"/>
-          <w:lang w:val="ro-RO"/>
-        </w:rPr>
-        <w:t xml:space="preserve"> Înregistrarea evoluției scorului, a marcatorilor, a pasatorilor decisivi, a schimbărilor și a sancțiunilor.</w:t>
+          <w:lang w:val="ro-RO"/>
+        </w:rPr>
+        <w:t>Calculul automat al punctelor.</w:t>
       </w:r>
     </w:p>
     <w:p>
@@ -1394,18 +2500,9 @@
       <w:r>
         <w:rPr>
           <w:rFonts w:ascii="Times New Roman" w:hAnsi="Times New Roman" w:cs="Times New Roman"/>
-          <w:b/>
-          <w:bCs/>
-          <w:lang w:val="ro-RO"/>
-        </w:rPr>
-        <w:t>Modul de Calcul și Tablou de Clasament:</w:t>
-      </w:r>
-      <w:r>
-        <w:rPr>
-          <w:rFonts w:ascii="Times New Roman" w:hAnsi="Times New Roman" w:cs="Times New Roman"/>
-          <w:lang w:val="ro-RO"/>
-        </w:rPr>
-        <w:t xml:space="preserve"> Generarea dinamică a clasamentului cu posibilitatea de filtrare pe meciuri acasă/deplasare sau ultimele N meciuri.</w:t>
+          <w:lang w:val="ro-RO"/>
+        </w:rPr>
+        <w:t>Actualizarea automată a etapelor de suspendare ale jucătorilor în funcție de acumulările de cartonașe.</w:t>
       </w:r>
     </w:p>
     <w:p>
@@ -1422,66 +2519,9 @@
       <w:r>
         <w:rPr>
           <w:rFonts w:ascii="Times New Roman" w:hAnsi="Times New Roman" w:cs="Times New Roman"/>
-          <w:b/>
-          <w:bCs/>
-          <w:lang w:val="ro-RO"/>
-        </w:rPr>
-        <w:t>Modul de Statistici Avansate:</w:t>
-      </w:r>
-      <w:r>
-        <w:rPr>
-          <w:rFonts w:ascii="Times New Roman" w:hAnsi="Times New Roman" w:cs="Times New Roman"/>
-          <w:lang w:val="ro-RO"/>
-        </w:rPr>
-        <w:t xml:space="preserve"> Notarea și prezentarea topului golgheterilor (</w:t>
-      </w:r>
-      <w:r>
-        <w:rPr>
-          <w:rFonts w:ascii="Times New Roman" w:hAnsi="Times New Roman" w:cs="Times New Roman"/>
-          <w:i/>
-          <w:iCs/>
-          <w:lang w:val="ro-RO"/>
-        </w:rPr>
-        <w:t>Golden Boot Award</w:t>
-      </w:r>
-      <w:r>
-        <w:rPr>
-          <w:rFonts w:ascii="Times New Roman" w:hAnsi="Times New Roman" w:cs="Times New Roman"/>
-          <w:lang w:val="ro-RO"/>
-        </w:rPr>
-        <w:t>), pasatorilor (</w:t>
-      </w:r>
-      <w:r>
-        <w:rPr>
-          <w:rFonts w:ascii="Times New Roman" w:hAnsi="Times New Roman" w:cs="Times New Roman"/>
-          <w:i/>
-          <w:iCs/>
-          <w:lang w:val="ro-RO"/>
-        </w:rPr>
-        <w:t>Playmaker Award</w:t>
-      </w:r>
-      <w:r>
-        <w:rPr>
-          <w:rFonts w:ascii="Times New Roman" w:hAnsi="Times New Roman" w:cs="Times New Roman"/>
-          <w:lang w:val="ro-RO"/>
-        </w:rPr>
-        <w:t>) și meciurilor fără gol primit de către un portar (</w:t>
-      </w:r>
-      <w:r>
-        <w:rPr>
-          <w:rFonts w:ascii="Times New Roman" w:hAnsi="Times New Roman" w:cs="Times New Roman"/>
-          <w:i/>
-          <w:iCs/>
-          <w:lang w:val="ro-RO"/>
-        </w:rPr>
-        <w:t>Clean Sheets Award</w:t>
-      </w:r>
-      <w:r>
-        <w:rPr>
-          <w:rFonts w:ascii="Times New Roman" w:hAnsi="Times New Roman" w:cs="Times New Roman"/>
-          <w:lang w:val="ro-RO"/>
-        </w:rPr>
-        <w:t>).</w:t>
+          <w:lang w:val="ro-RO"/>
+        </w:rPr>
+        <w:t>Validarea regulilor de business.</w:t>
       </w:r>
     </w:p>
     <w:p>
@@ -1495,10 +2535,8 @@
           <w:lang w:val="ro-RO"/>
         </w:rPr>
       </w:pPr>
-      <w:bookmarkStart w:id="6" w:name="_wxmxt85cqdun"/>
-      <w:bookmarkStart w:id="7" w:name="_o1udgd14v0e"/>
-      <w:bookmarkEnd w:id="6"/>
-      <w:bookmarkEnd w:id="7"/>
+      <w:bookmarkStart w:id="8" w:name="_3nwgpvv2oh2d"/>
+      <w:bookmarkEnd w:id="8"/>
       <w:r>
         <w:rPr>
           <w:rFonts w:ascii="Times New Roman" w:hAnsi="Times New Roman" w:cs="Times New Roman"/>
@@ -1508,7 +2546,7 @@
           <w:szCs w:val="28"/>
           <w:lang w:val="ro-RO"/>
         </w:rPr>
-        <w:t>Operații CRUD</w:t>
+        <w:t>Căutare și Filtrare</w:t>
       </w:r>
     </w:p>
     <w:p>
@@ -1527,32 +2565,7 @@
           <w:rFonts w:ascii="Times New Roman" w:hAnsi="Times New Roman" w:cs="Times New Roman"/>
           <w:lang w:val="ro-RO"/>
         </w:rPr>
-        <w:t>Administrare Echipe, Jucători, Arbitri, Stadioane și Meciuri.</w:t>
-      </w:r>
-    </w:p>
-    <w:p>
-      <w:pPr>
-        <w:rPr>
-          <w:rFonts w:ascii="Times New Roman" w:hAnsi="Times New Roman" w:cs="Times New Roman"/>
-          <w:b/>
-          <w:bCs/>
-          <w:sz w:val="28"/>
-          <w:szCs w:val="28"/>
-          <w:lang w:val="ro-RO"/>
-        </w:rPr>
-      </w:pPr>
-      <w:bookmarkStart w:id="8" w:name="_o2eblgpbajn8"/>
-      <w:bookmarkEnd w:id="8"/>
-      <w:r>
-        <w:rPr>
-          <w:rFonts w:ascii="Times New Roman" w:hAnsi="Times New Roman" w:cs="Times New Roman"/>
-          <w:b/>
-          <w:bCs/>
-          <w:sz w:val="28"/>
-          <w:szCs w:val="28"/>
-          <w:lang w:val="ro-RO"/>
-        </w:rPr>
-        <w:t>Operații de Calcul și Logică de Business</w:t>
+        <w:t>Căutare rapidă după jucător, echipă sau meci.</w:t>
       </w:r>
     </w:p>
     <w:p>
@@ -1571,45 +2584,7 @@
           <w:rFonts w:ascii="Times New Roman" w:hAnsi="Times New Roman" w:cs="Times New Roman"/>
           <w:lang w:val="ro-RO"/>
         </w:rPr>
-        <w:t>Calculul automat al punctelor.</w:t>
-      </w:r>
-    </w:p>
-    <w:p>
-      <w:pPr>
-        <w:numPr>
-          <w:ilvl w:val="0"/>
-          <w:numId w:val="3"/>
-        </w:numPr>
-        <w:rPr>
-          <w:rFonts w:ascii="Times New Roman" w:hAnsi="Times New Roman" w:cs="Times New Roman"/>
-          <w:lang w:val="ro-RO"/>
-        </w:rPr>
-      </w:pPr>
-      <w:r>
-        <w:rPr>
-          <w:rFonts w:ascii="Times New Roman" w:hAnsi="Times New Roman" w:cs="Times New Roman"/>
-          <w:lang w:val="ro-RO"/>
-        </w:rPr>
-        <w:t>Actualizarea automată a etapelor de suspendare ale jucătorilor în funcție de acumulările de cartonașe.</w:t>
-      </w:r>
-    </w:p>
-    <w:p>
-      <w:pPr>
-        <w:numPr>
-          <w:ilvl w:val="0"/>
-          <w:numId w:val="3"/>
-        </w:numPr>
-        <w:rPr>
-          <w:rFonts w:ascii="Times New Roman" w:hAnsi="Times New Roman" w:cs="Times New Roman"/>
-          <w:lang w:val="ro-RO"/>
-        </w:rPr>
-      </w:pPr>
-      <w:r>
-        <w:rPr>
-          <w:rFonts w:ascii="Times New Roman" w:hAnsi="Times New Roman" w:cs="Times New Roman"/>
-          <w:lang w:val="ro-RO"/>
-        </w:rPr>
-        <w:t>Validarea regulilor de business.</w:t>
+        <w:t>Filtrare după etapă, sezon sau statutul meciului.</w:t>
       </w:r>
     </w:p>
     <w:p>
@@ -1623,8 +2598,6 @@
           <w:lang w:val="ro-RO"/>
         </w:rPr>
       </w:pPr>
-      <w:bookmarkStart w:id="9" w:name="_3nwgpvv2oh2d"/>
-      <w:bookmarkEnd w:id="9"/>
       <w:r>
         <w:rPr>
           <w:rFonts w:ascii="Times New Roman" w:hAnsi="Times New Roman" w:cs="Times New Roman"/>
@@ -1634,601 +2607,831 @@
           <w:szCs w:val="28"/>
           <w:lang w:val="ro-RO"/>
         </w:rPr>
-        <w:t>Căutare și Filtrare</w:t>
-      </w:r>
-    </w:p>
-    <w:p>
-      <w:pPr>
-        <w:numPr>
-          <w:ilvl w:val="0"/>
-          <w:numId w:val="3"/>
-        </w:numPr>
-        <w:rPr>
-          <w:rFonts w:ascii="Times New Roman" w:hAnsi="Times New Roman" w:cs="Times New Roman"/>
-          <w:lang w:val="ro-RO"/>
-        </w:rPr>
-      </w:pPr>
-      <w:r>
-        <w:rPr>
-          <w:rFonts w:ascii="Times New Roman" w:hAnsi="Times New Roman" w:cs="Times New Roman"/>
-          <w:lang w:val="ro-RO"/>
-        </w:rPr>
-        <w:t>Căutare rapidă după jucător, echipă sau meci.</w:t>
-      </w:r>
-    </w:p>
-    <w:p>
-      <w:pPr>
-        <w:numPr>
-          <w:ilvl w:val="0"/>
-          <w:numId w:val="3"/>
-        </w:numPr>
-        <w:rPr>
-          <w:rFonts w:ascii="Times New Roman" w:hAnsi="Times New Roman" w:cs="Times New Roman"/>
-          <w:lang w:val="ro-RO"/>
-        </w:rPr>
-      </w:pPr>
-      <w:r>
-        <w:rPr>
-          <w:rFonts w:ascii="Times New Roman" w:hAnsi="Times New Roman" w:cs="Times New Roman"/>
-          <w:lang w:val="ro-RO"/>
-        </w:rPr>
-        <w:t>Filtrare după etapă, sezon sau statutul meciului.</w:t>
-      </w:r>
-    </w:p>
-    <w:p>
-      <w:pPr>
-        <w:rPr>
-          <w:lang w:val="ro-RO"/>
-        </w:rPr>
-      </w:pPr>
-    </w:p>
-    <w:p>
-      <w:pPr>
-        <w:rPr>
-          <w:lang w:val="ro-RO"/>
-        </w:rPr>
-      </w:pPr>
-    </w:p>
-    <w:p>
-      <w:pPr>
-        <w:rPr>
-          <w:lang w:val="ro-RO"/>
-        </w:rPr>
-      </w:pPr>
-    </w:p>
-    <w:p>
-      <w:pPr>
-        <w:rPr>
-          <w:b/>
-          <w:bCs/>
-          <w:sz w:val="28"/>
-          <w:szCs w:val="28"/>
-          <w:lang w:val="ro-RO"/>
-        </w:rPr>
-      </w:pPr>
-      <w:bookmarkStart w:id="10" w:name="_avvozj6i1z1i"/>
-      <w:bookmarkEnd w:id="10"/>
-    </w:p>
-    <w:p>
-      <w:pPr>
-        <w:rPr>
-          <w:b/>
-          <w:bCs/>
-          <w:sz w:val="28"/>
-          <w:szCs w:val="28"/>
-          <w:lang w:val="ro-RO"/>
-        </w:rPr>
-      </w:pPr>
-    </w:p>
-    <w:p>
-      <w:pPr>
-        <w:rPr>
-          <w:b/>
-          <w:bCs/>
-          <w:sz w:val="28"/>
-          <w:szCs w:val="28"/>
-          <w:lang w:val="ro-RO"/>
-        </w:rPr>
-      </w:pPr>
-    </w:p>
-    <w:p>
-      <w:pPr>
-        <w:rPr>
-          <w:b/>
-          <w:bCs/>
-          <w:sz w:val="28"/>
-          <w:szCs w:val="28"/>
-          <w:lang w:val="ro-RO"/>
-        </w:rPr>
-      </w:pPr>
-    </w:p>
-    <w:p>
-      <w:pPr>
-        <w:pStyle w:val="ListParagraph"/>
-        <w:numPr>
-          <w:ilvl w:val="0"/>
-          <w:numId w:val="4"/>
-        </w:numPr>
-        <w:rPr>
-          <w:rFonts w:ascii="Times New Roman" w:hAnsi="Times New Roman" w:cs="Times New Roman"/>
-          <w:lang w:val="ro-RO"/>
-        </w:rPr>
-      </w:pPr>
-      <w:r>
-        <w:rPr>
-          <w:rFonts w:ascii="Times New Roman" w:hAnsi="Times New Roman" w:cs="Times New Roman"/>
-          <w:lang w:val="ro-RO"/>
-        </w:rPr>
-        <w:t>Fiecare utilizator si cum poate acesta folosi aplicatia</w:t>
-      </w:r>
-      <w:r>
-        <w:rPr>
-          <w:rFonts w:ascii="Times New Roman" w:hAnsi="Times New Roman" w:cs="Times New Roman"/>
-        </w:rPr>
+        <w:t>Tipuri de Utilizatori</w:t>
+      </w:r>
+    </w:p>
+    <w:p>
+      <w:pPr>
+        <w:pStyle w:val="NormalWeb"/>
+        <w:ind w:left="720"/>
+      </w:pPr>
+      <w:proofErr w:type="spellStart"/>
+      <w:r>
+        <w:t>Aplicația</w:t>
+      </w:r>
+      <w:proofErr w:type="spellEnd"/>
+      <w:r>
+        <w:t xml:space="preserve"> are </w:t>
+      </w:r>
+      <w:proofErr w:type="spellStart"/>
+      <w:r>
+        <w:t>trei</w:t>
+      </w:r>
+      <w:proofErr w:type="spellEnd"/>
+      <w:r>
+        <w:t xml:space="preserve"> </w:t>
+      </w:r>
+      <w:proofErr w:type="spellStart"/>
+      <w:r>
+        <w:t>tipuri</w:t>
+      </w:r>
+      <w:proofErr w:type="spellEnd"/>
+      <w:r>
+        <w:t xml:space="preserve"> de </w:t>
+      </w:r>
+      <w:proofErr w:type="spellStart"/>
+      <w:r>
+        <w:t>utilizatori</w:t>
+      </w:r>
+      <w:proofErr w:type="spellEnd"/>
+      <w:r>
+        <w:t xml:space="preserve">, </w:t>
+      </w:r>
+      <w:proofErr w:type="spellStart"/>
+      <w:r>
+        <w:t>fiecare</w:t>
+      </w:r>
+      <w:proofErr w:type="spellEnd"/>
+      <w:r>
+        <w:t xml:space="preserve"> cu un </w:t>
+      </w:r>
+      <w:proofErr w:type="spellStart"/>
+      <w:r>
+        <w:t>nivel</w:t>
+      </w:r>
+      <w:proofErr w:type="spellEnd"/>
+      <w:r>
+        <w:t xml:space="preserve"> de </w:t>
+      </w:r>
+      <w:proofErr w:type="spellStart"/>
+      <w:r>
+        <w:t>acces</w:t>
+      </w:r>
+      <w:proofErr w:type="spellEnd"/>
+      <w:r>
+        <w:t xml:space="preserve"> </w:t>
+      </w:r>
+      <w:proofErr w:type="spellStart"/>
+      <w:r>
+        <w:t>diferit</w:t>
+      </w:r>
+      <w:proofErr w:type="spellEnd"/>
+      <w:r>
         <w:t>:</w:t>
       </w:r>
     </w:p>
     <w:p>
       <w:pPr>
-        <w:pStyle w:val="ListParagraph"/>
-        <w:ind w:left="1440" w:firstLine="720"/>
-        <w:rPr>
-          <w:rFonts w:ascii="Italic" w:hAnsi="Italic" w:cs="Italic"/>
-          <w:sz w:val="18"/>
-          <w:szCs w:val="18"/>
-          <w:lang w:val="ro-RO"/>
-        </w:rPr>
-      </w:pPr>
-      <w:r>
-        <w:rPr>
-          <w:rFonts w:ascii="Italic" w:hAnsi="Italic" w:cs="Italic"/>
-          <w:sz w:val="18"/>
-          <w:szCs w:val="18"/>
-        </w:rPr>
-        <w:t xml:space="preserve">Tabel 1-utilizatorii </w:t>
-      </w:r>
-      <w:r>
-        <w:rPr>
-          <w:rFonts w:ascii="Italic" w:hAnsi="Italic" w:cs="Italic"/>
-          <w:sz w:val="18"/>
-          <w:szCs w:val="18"/>
-          <w:lang w:val="ro-RO"/>
-        </w:rPr>
-        <w:t>si rolurile acestora</w:t>
-      </w:r>
-    </w:p>
-    <w:tbl>
-      <w:tblPr>
-        <w:tblW w:w="10500" w:type="dxa"/>
-        <w:tblInd w:w="-564" w:type="dxa"/>
-        <w:tblBorders>
-          <w:top w:val="single" w:sz="4" w:space="0" w:color="auto"/>
-          <w:bottom w:val="single" w:sz="4" w:space="0" w:color="auto"/>
-          <w:insideH w:val="single" w:sz="8" w:space="0" w:color="F1F5F9"/>
-        </w:tblBorders>
-        <w:tblLayout w:type="fixed"/>
-        <w:tblLook w:val="0620" w:firstRow="1" w:lastRow="0" w:firstColumn="0" w:lastColumn="0" w:noHBand="1" w:noVBand="1"/>
-      </w:tblPr>
-      <w:tblGrid>
-        <w:gridCol w:w="3500"/>
-        <w:gridCol w:w="3500"/>
-        <w:gridCol w:w="3500"/>
-      </w:tblGrid>
-      <w:tr>
-        <w:trPr>
-          <w:tblHeader/>
-        </w:trPr>
-        <w:tc>
-          <w:tcPr>
-            <w:tcW w:w="3500" w:type="dxa"/>
-            <w:hideMark/>
-          </w:tcPr>
-          <w:p>
-            <w:pPr>
-              <w:rPr>
-                <w:rFonts w:ascii="Times New Roman" w:hAnsi="Times New Roman" w:cs="Times New Roman"/>
-                <w:lang w:val="ro-RO"/>
-              </w:rPr>
-            </w:pPr>
-            <w:r>
-              <w:rPr>
-                <w:rFonts w:ascii="Times New Roman" w:hAnsi="Times New Roman" w:cs="Times New Roman"/>
-                <w:lang w:val="ro-RO"/>
-              </w:rPr>
-              <w:t>Rol Utilizator</w:t>
-            </w:r>
-          </w:p>
-        </w:tc>
-        <w:tc>
-          <w:tcPr>
-            <w:tcW w:w="3500" w:type="dxa"/>
-            <w:tcBorders>
-              <w:bottom w:val="single" w:sz="8" w:space="0" w:color="F1F5F9"/>
-            </w:tcBorders>
-            <w:hideMark/>
-          </w:tcPr>
-          <w:p>
-            <w:pPr>
-              <w:rPr>
-                <w:rFonts w:ascii="Times New Roman" w:hAnsi="Times New Roman" w:cs="Times New Roman"/>
-                <w:lang w:val="ro-RO"/>
-              </w:rPr>
-            </w:pPr>
-            <w:r>
-              <w:rPr>
-                <w:rFonts w:ascii="Times New Roman" w:hAnsi="Times New Roman" w:cs="Times New Roman"/>
-                <w:lang w:val="ro-RO"/>
-              </w:rPr>
-              <w:t>Nivel Acces</w:t>
-            </w:r>
-          </w:p>
-        </w:tc>
-        <w:tc>
-          <w:tcPr>
-            <w:tcW w:w="3500" w:type="dxa"/>
-            <w:hideMark/>
-          </w:tcPr>
-          <w:p>
-            <w:pPr>
-              <w:rPr>
-                <w:rFonts w:ascii="Times New Roman" w:hAnsi="Times New Roman" w:cs="Times New Roman"/>
-                <w:lang w:val="ro-RO"/>
-              </w:rPr>
-            </w:pPr>
-            <w:r>
-              <w:rPr>
-                <w:rFonts w:ascii="Times New Roman" w:hAnsi="Times New Roman" w:cs="Times New Roman"/>
-                <w:lang w:val="ro-RO"/>
-              </w:rPr>
-              <w:t>Permisiuni și Responsabilități</w:t>
-            </w:r>
-          </w:p>
-        </w:tc>
-      </w:tr>
-      <w:tr>
-        <w:tc>
-          <w:tcPr>
-            <w:tcW w:w="3500" w:type="dxa"/>
-            <w:tcBorders>
-              <w:right w:val="nil"/>
-            </w:tcBorders>
-            <w:hideMark/>
-          </w:tcPr>
-          <w:p>
-            <w:pPr>
-              <w:rPr>
-                <w:rFonts w:ascii="Times New Roman" w:hAnsi="Times New Roman" w:cs="Times New Roman"/>
-                <w:lang w:val="ro-RO"/>
-              </w:rPr>
-            </w:pPr>
-            <w:r>
-              <w:rPr>
-                <w:rFonts w:ascii="Times New Roman" w:hAnsi="Times New Roman" w:cs="Times New Roman"/>
-                <w:b/>
-                <w:bCs/>
-                <w:lang w:val="ro-RO"/>
-              </w:rPr>
-              <w:t>Admin</w:t>
-            </w:r>
-          </w:p>
-        </w:tc>
-        <w:tc>
-          <w:tcPr>
-            <w:tcW w:w="3500" w:type="dxa"/>
-            <w:tcBorders>
-              <w:top w:val="single" w:sz="8" w:space="0" w:color="F1F5F9"/>
-              <w:left w:val="nil"/>
-              <w:bottom w:val="single" w:sz="8" w:space="0" w:color="F1F5F9"/>
-              <w:right w:val="nil"/>
-            </w:tcBorders>
-            <w:hideMark/>
-          </w:tcPr>
-          <w:p>
-            <w:pPr>
-              <w:rPr>
-                <w:rFonts w:ascii="Times New Roman" w:hAnsi="Times New Roman" w:cs="Times New Roman"/>
-                <w:lang w:val="ro-RO"/>
-              </w:rPr>
-            </w:pPr>
-            <w:r>
-              <w:rPr>
-                <w:rFonts w:ascii="Times New Roman" w:hAnsi="Times New Roman" w:cs="Times New Roman"/>
-                <w:lang w:val="ro-RO"/>
-              </w:rPr>
-              <w:t>Drepturi Complete</w:t>
-            </w:r>
-          </w:p>
-        </w:tc>
-        <w:tc>
-          <w:tcPr>
-            <w:tcW w:w="3500" w:type="dxa"/>
-            <w:tcBorders>
-              <w:left w:val="nil"/>
-            </w:tcBorders>
-            <w:hideMark/>
-          </w:tcPr>
-          <w:p>
-            <w:pPr>
-              <w:rPr>
-                <w:rFonts w:ascii="Times New Roman" w:hAnsi="Times New Roman" w:cs="Times New Roman"/>
-                <w:lang w:val="ro-RO"/>
-              </w:rPr>
-            </w:pPr>
-            <w:r>
-              <w:rPr>
-                <w:rFonts w:ascii="Times New Roman" w:hAnsi="Times New Roman" w:cs="Times New Roman"/>
-                <w:lang w:val="ro-RO"/>
-              </w:rPr>
-              <w:t>Configurează sezoanele, adaugă/șterge echipe, modifică structura ligii, gestionează conturile de utilizatori.</w:t>
-            </w:r>
-          </w:p>
-        </w:tc>
-      </w:tr>
-      <w:tr>
-        <w:tc>
-          <w:tcPr>
-            <w:tcW w:w="3500" w:type="dxa"/>
-            <w:hideMark/>
-          </w:tcPr>
-          <w:p>
-            <w:pPr>
-              <w:rPr>
-                <w:rFonts w:ascii="Times New Roman" w:hAnsi="Times New Roman" w:cs="Times New Roman"/>
-                <w:lang w:val="ro-RO"/>
-              </w:rPr>
-            </w:pPr>
-            <w:r>
-              <w:rPr>
-                <w:rFonts w:ascii="Times New Roman" w:hAnsi="Times New Roman" w:cs="Times New Roman"/>
-                <w:b/>
-                <w:bCs/>
-                <w:lang w:val="ro-RO"/>
-              </w:rPr>
-              <w:t>Operator / Arbitru</w:t>
-            </w:r>
-          </w:p>
-        </w:tc>
-        <w:tc>
-          <w:tcPr>
-            <w:tcW w:w="3500" w:type="dxa"/>
-            <w:tcBorders>
-              <w:top w:val="single" w:sz="8" w:space="0" w:color="F1F5F9"/>
-            </w:tcBorders>
-            <w:hideMark/>
-          </w:tcPr>
-          <w:p>
-            <w:pPr>
-              <w:rPr>
-                <w:rFonts w:ascii="Times New Roman" w:hAnsi="Times New Roman" w:cs="Times New Roman"/>
-                <w:lang w:val="ro-RO"/>
-              </w:rPr>
-            </w:pPr>
-            <w:r>
-              <w:rPr>
-                <w:rFonts w:ascii="Times New Roman" w:hAnsi="Times New Roman" w:cs="Times New Roman"/>
-                <w:lang w:val="ro-RO"/>
-              </w:rPr>
-              <w:t>Drepturi de Scriere Limitata</w:t>
-            </w:r>
-          </w:p>
-        </w:tc>
-        <w:tc>
-          <w:tcPr>
-            <w:tcW w:w="3500" w:type="dxa"/>
-            <w:hideMark/>
-          </w:tcPr>
-          <w:p>
-            <w:pPr>
-              <w:rPr>
-                <w:rFonts w:ascii="Times New Roman" w:hAnsi="Times New Roman" w:cs="Times New Roman"/>
-                <w:lang w:val="ro-RO"/>
-              </w:rPr>
-            </w:pPr>
-            <w:r>
-              <w:rPr>
-                <w:rFonts w:ascii="Times New Roman" w:hAnsi="Times New Roman" w:cs="Times New Roman"/>
-                <w:lang w:val="ro-RO"/>
-              </w:rPr>
-              <w:t>Introduce scorul, marcatorii, minutul golurilor, cartonașele și modifică starea meciurilor alocate.</w:t>
-            </w:r>
-          </w:p>
-        </w:tc>
-      </w:tr>
-      <w:tr>
-        <w:trPr>
-          <w:trHeight w:val="648"/>
-        </w:trPr>
-        <w:tc>
-          <w:tcPr>
-            <w:tcW w:w="3500" w:type="dxa"/>
-            <w:hideMark/>
-          </w:tcPr>
-          <w:p>
-            <w:pPr>
-              <w:rPr>
-                <w:rFonts w:ascii="Times New Roman" w:hAnsi="Times New Roman" w:cs="Times New Roman"/>
-                <w:lang w:val="ro-RO"/>
-              </w:rPr>
-            </w:pPr>
-            <w:r>
-              <w:rPr>
-                <w:rFonts w:ascii="Times New Roman" w:hAnsi="Times New Roman" w:cs="Times New Roman"/>
-                <w:b/>
-                <w:bCs/>
-                <w:lang w:val="ro-RO"/>
-              </w:rPr>
-              <w:t>Utilizator Final / Vizitator</w:t>
-            </w:r>
-          </w:p>
-        </w:tc>
-        <w:tc>
-          <w:tcPr>
-            <w:tcW w:w="3500" w:type="dxa"/>
-            <w:hideMark/>
-          </w:tcPr>
-          <w:p>
-            <w:pPr>
-              <w:rPr>
-                <w:rFonts w:ascii="Times New Roman" w:hAnsi="Times New Roman" w:cs="Times New Roman"/>
-                <w:lang w:val="ro-RO"/>
-              </w:rPr>
-            </w:pPr>
-            <w:r>
-              <w:rPr>
-                <w:rFonts w:ascii="Times New Roman" w:hAnsi="Times New Roman" w:cs="Times New Roman"/>
-                <w:lang w:val="ro-RO"/>
-              </w:rPr>
-              <w:t xml:space="preserve">Doar Vizualizare </w:t>
-            </w:r>
-          </w:p>
-        </w:tc>
-        <w:tc>
-          <w:tcPr>
-            <w:tcW w:w="3500" w:type="dxa"/>
-            <w:hideMark/>
-          </w:tcPr>
-          <w:p>
-            <w:pPr>
-              <w:rPr>
-                <w:rFonts w:ascii="Times New Roman" w:hAnsi="Times New Roman" w:cs="Times New Roman"/>
-                <w:lang w:val="ro-RO"/>
-              </w:rPr>
-            </w:pPr>
-            <w:r>
-              <w:rPr>
-                <w:rFonts w:ascii="Times New Roman" w:hAnsi="Times New Roman" w:cs="Times New Roman"/>
-                <w:lang w:val="ro-RO"/>
-              </w:rPr>
-              <w:t>Consultă clasamentul, programul etapelor, detaliile meciurilor și statisticile jucătorilor/echipelor.</w:t>
-            </w:r>
-          </w:p>
-        </w:tc>
-      </w:tr>
-    </w:tbl>
-    <w:p>
-      <w:pPr>
-        <w:rPr>
-          <w:lang w:val="ro-RO"/>
-        </w:rPr>
-      </w:pPr>
-    </w:p>
-    <w:p>
-      <w:pPr>
-        <w:rPr>
-          <w:noProof/>
-          <w:lang w:val="ro-RO"/>
-        </w:rPr>
-      </w:pPr>
-    </w:p>
-    <w:p>
-      <w:pPr>
-        <w:rPr>
-          <w:noProof/>
-          <w:lang w:val="ro-RO"/>
-        </w:rPr>
-      </w:pPr>
-    </w:p>
-    <w:p>
-      <w:pPr>
-        <w:rPr>
-          <w:noProof/>
-          <w:lang w:val="ro-RO"/>
-        </w:rPr>
-      </w:pPr>
-    </w:p>
-    <w:p>
-      <w:pPr>
-        <w:rPr>
-          <w:rFonts w:ascii="Times New Roman" w:hAnsi="Times New Roman" w:cs="Times New Roman"/>
-          <w:b/>
-          <w:bCs/>
-          <w:sz w:val="28"/>
-          <w:szCs w:val="28"/>
-          <w:lang w:val="ro-RO"/>
-        </w:rPr>
-      </w:pPr>
-    </w:p>
-    <w:p>
-      <w:pPr>
-        <w:rPr>
-          <w:rFonts w:ascii="Times New Roman" w:hAnsi="Times New Roman" w:cs="Times New Roman"/>
-          <w:b/>
-          <w:bCs/>
-          <w:sz w:val="28"/>
-          <w:szCs w:val="28"/>
-          <w:lang w:val="ro-RO"/>
-        </w:rPr>
-      </w:pPr>
-    </w:p>
-    <w:p>
-      <w:pPr>
-        <w:rPr>
-          <w:rFonts w:ascii="Times New Roman" w:hAnsi="Times New Roman" w:cs="Times New Roman"/>
-          <w:b/>
-          <w:bCs/>
-          <w:sz w:val="28"/>
-          <w:szCs w:val="28"/>
-          <w:lang w:val="ro-RO"/>
-        </w:rPr>
-      </w:pPr>
-    </w:p>
-    <w:p>
-      <w:pPr>
-        <w:rPr>
-          <w:rFonts w:ascii="Times New Roman" w:hAnsi="Times New Roman" w:cs="Times New Roman"/>
-          <w:b/>
-          <w:bCs/>
-          <w:sz w:val="28"/>
-          <w:szCs w:val="28"/>
-          <w:lang w:val="ro-RO"/>
-        </w:rPr>
-      </w:pPr>
-    </w:p>
-    <w:p>
-      <w:pPr>
-        <w:rPr>
-          <w:rFonts w:ascii="Times New Roman" w:hAnsi="Times New Roman" w:cs="Times New Roman"/>
-          <w:b/>
-          <w:bCs/>
-          <w:sz w:val="28"/>
-          <w:szCs w:val="28"/>
-          <w:lang w:val="ro-RO"/>
-        </w:rPr>
-      </w:pPr>
-    </w:p>
-    <w:p>
-      <w:pPr>
-        <w:rPr>
-          <w:rFonts w:ascii="Times New Roman" w:hAnsi="Times New Roman" w:cs="Times New Roman"/>
-          <w:b/>
-          <w:bCs/>
-          <w:sz w:val="28"/>
-          <w:szCs w:val="28"/>
-          <w:lang w:val="ro-RO"/>
-        </w:rPr>
-      </w:pPr>
-    </w:p>
-    <w:p>
-      <w:pPr>
-        <w:rPr>
-          <w:rFonts w:ascii="Times New Roman" w:hAnsi="Times New Roman" w:cs="Times New Roman"/>
-          <w:b/>
-          <w:bCs/>
-          <w:sz w:val="28"/>
-          <w:szCs w:val="28"/>
-          <w:lang w:val="ro-RO"/>
-        </w:rPr>
-      </w:pPr>
-    </w:p>
-    <w:p>
-      <w:pPr>
-        <w:rPr>
-          <w:rFonts w:ascii="Times New Roman" w:hAnsi="Times New Roman" w:cs="Times New Roman"/>
-          <w:b/>
-          <w:bCs/>
-          <w:sz w:val="28"/>
-          <w:szCs w:val="28"/>
-          <w:lang w:val="ro-RO"/>
+        <w:rPr>
+          <w:rFonts w:ascii="Times New Roman" w:hAnsi="Times New Roman" w:cs="Times New Roman"/>
+        </w:rPr>
+      </w:pPr>
+      <w:r>
+        <w:rPr>
+          <w:rStyle w:val="Strong"/>
+          <w:rFonts w:ascii="Times New Roman" w:hAnsi="Times New Roman" w:cs="Times New Roman"/>
+        </w:rPr>
+        <w:lastRenderedPageBreak/>
+        <w:t>Administrator.</w:t>
+      </w:r>
+      <w:r>
+        <w:rPr>
+          <w:rFonts w:ascii="Times New Roman" w:hAnsi="Times New Roman" w:cs="Times New Roman"/>
+        </w:rPr>
+        <w:t xml:space="preserve"> Are </w:t>
+      </w:r>
+      <w:proofErr w:type="spellStart"/>
+      <w:r>
+        <w:rPr>
+          <w:rFonts w:ascii="Times New Roman" w:hAnsi="Times New Roman" w:cs="Times New Roman"/>
+        </w:rPr>
+        <w:t>drepturi</w:t>
+      </w:r>
+      <w:proofErr w:type="spellEnd"/>
+      <w:r>
+        <w:rPr>
+          <w:rFonts w:ascii="Times New Roman" w:hAnsi="Times New Roman" w:cs="Times New Roman"/>
+        </w:rPr>
+        <w:t xml:space="preserve"> complete </w:t>
+      </w:r>
+      <w:proofErr w:type="spellStart"/>
+      <w:r>
+        <w:rPr>
+          <w:rFonts w:ascii="Times New Roman" w:hAnsi="Times New Roman" w:cs="Times New Roman"/>
+        </w:rPr>
+        <w:t>asupra</w:t>
+      </w:r>
+      <w:proofErr w:type="spellEnd"/>
+      <w:r>
+        <w:rPr>
+          <w:rFonts w:ascii="Times New Roman" w:hAnsi="Times New Roman" w:cs="Times New Roman"/>
+        </w:rPr>
+        <w:t xml:space="preserve"> </w:t>
+      </w:r>
+      <w:proofErr w:type="spellStart"/>
+      <w:r>
+        <w:rPr>
+          <w:rFonts w:ascii="Times New Roman" w:hAnsi="Times New Roman" w:cs="Times New Roman"/>
+        </w:rPr>
+        <w:t>aplicației</w:t>
+      </w:r>
+      <w:proofErr w:type="spellEnd"/>
+      <w:r>
+        <w:rPr>
+          <w:rFonts w:ascii="Times New Roman" w:hAnsi="Times New Roman" w:cs="Times New Roman"/>
+        </w:rPr>
+        <w:t xml:space="preserve">. </w:t>
+      </w:r>
+      <w:proofErr w:type="spellStart"/>
+      <w:r>
+        <w:rPr>
+          <w:rFonts w:ascii="Times New Roman" w:hAnsi="Times New Roman" w:cs="Times New Roman"/>
+        </w:rPr>
+        <w:t>Configurează</w:t>
+      </w:r>
+      <w:proofErr w:type="spellEnd"/>
+      <w:r>
+        <w:rPr>
+          <w:rFonts w:ascii="Times New Roman" w:hAnsi="Times New Roman" w:cs="Times New Roman"/>
+        </w:rPr>
+        <w:t xml:space="preserve"> </w:t>
+      </w:r>
+      <w:proofErr w:type="spellStart"/>
+      <w:r>
+        <w:rPr>
+          <w:rFonts w:ascii="Times New Roman" w:hAnsi="Times New Roman" w:cs="Times New Roman"/>
+        </w:rPr>
+        <w:t>sezoanele</w:t>
+      </w:r>
+      <w:proofErr w:type="spellEnd"/>
+      <w:r>
+        <w:rPr>
+          <w:rFonts w:ascii="Times New Roman" w:hAnsi="Times New Roman" w:cs="Times New Roman"/>
+        </w:rPr>
+        <w:t xml:space="preserve">, </w:t>
+      </w:r>
+      <w:proofErr w:type="spellStart"/>
+      <w:r>
+        <w:rPr>
+          <w:rFonts w:ascii="Times New Roman" w:hAnsi="Times New Roman" w:cs="Times New Roman"/>
+        </w:rPr>
+        <w:t>adaugă</w:t>
+      </w:r>
+      <w:proofErr w:type="spellEnd"/>
+      <w:r>
+        <w:rPr>
+          <w:rFonts w:ascii="Times New Roman" w:hAnsi="Times New Roman" w:cs="Times New Roman"/>
+        </w:rPr>
+        <w:t xml:space="preserve"> </w:t>
+      </w:r>
+      <w:proofErr w:type="spellStart"/>
+      <w:r>
+        <w:rPr>
+          <w:rFonts w:ascii="Times New Roman" w:hAnsi="Times New Roman" w:cs="Times New Roman"/>
+        </w:rPr>
+        <w:t>sau</w:t>
+      </w:r>
+      <w:proofErr w:type="spellEnd"/>
+      <w:r>
+        <w:rPr>
+          <w:rFonts w:ascii="Times New Roman" w:hAnsi="Times New Roman" w:cs="Times New Roman"/>
+        </w:rPr>
+        <w:t xml:space="preserve"> </w:t>
+      </w:r>
+      <w:proofErr w:type="spellStart"/>
+      <w:r>
+        <w:rPr>
+          <w:rFonts w:ascii="Times New Roman" w:hAnsi="Times New Roman" w:cs="Times New Roman"/>
+        </w:rPr>
+        <w:t>șterge</w:t>
+      </w:r>
+      <w:proofErr w:type="spellEnd"/>
+      <w:r>
+        <w:rPr>
+          <w:rFonts w:ascii="Times New Roman" w:hAnsi="Times New Roman" w:cs="Times New Roman"/>
+        </w:rPr>
+        <w:t xml:space="preserve"> </w:t>
+      </w:r>
+      <w:proofErr w:type="spellStart"/>
+      <w:r>
+        <w:rPr>
+          <w:rFonts w:ascii="Times New Roman" w:hAnsi="Times New Roman" w:cs="Times New Roman"/>
+        </w:rPr>
+        <w:t>echipe</w:t>
+      </w:r>
+      <w:proofErr w:type="spellEnd"/>
+      <w:r>
+        <w:rPr>
+          <w:rFonts w:ascii="Times New Roman" w:hAnsi="Times New Roman" w:cs="Times New Roman"/>
+        </w:rPr>
+        <w:t xml:space="preserve">, </w:t>
+      </w:r>
+      <w:proofErr w:type="spellStart"/>
+      <w:r>
+        <w:rPr>
+          <w:rFonts w:ascii="Times New Roman" w:hAnsi="Times New Roman" w:cs="Times New Roman"/>
+        </w:rPr>
+        <w:t>modifică</w:t>
+      </w:r>
+      <w:proofErr w:type="spellEnd"/>
+      <w:r>
+        <w:rPr>
+          <w:rFonts w:ascii="Times New Roman" w:hAnsi="Times New Roman" w:cs="Times New Roman"/>
+        </w:rPr>
+        <w:t xml:space="preserve"> </w:t>
+      </w:r>
+      <w:proofErr w:type="spellStart"/>
+      <w:r>
+        <w:rPr>
+          <w:rFonts w:ascii="Times New Roman" w:hAnsi="Times New Roman" w:cs="Times New Roman"/>
+        </w:rPr>
+        <w:t>structura</w:t>
+      </w:r>
+      <w:proofErr w:type="spellEnd"/>
+      <w:r>
+        <w:rPr>
+          <w:rFonts w:ascii="Times New Roman" w:hAnsi="Times New Roman" w:cs="Times New Roman"/>
+        </w:rPr>
+        <w:t xml:space="preserve"> </w:t>
+      </w:r>
+      <w:proofErr w:type="spellStart"/>
+      <w:r>
+        <w:rPr>
+          <w:rFonts w:ascii="Times New Roman" w:hAnsi="Times New Roman" w:cs="Times New Roman"/>
+        </w:rPr>
+        <w:t>ligii</w:t>
+      </w:r>
+      <w:proofErr w:type="spellEnd"/>
+      <w:r>
+        <w:rPr>
+          <w:rFonts w:ascii="Times New Roman" w:hAnsi="Times New Roman" w:cs="Times New Roman"/>
+        </w:rPr>
+        <w:t xml:space="preserve"> </w:t>
+      </w:r>
+      <w:proofErr w:type="spellStart"/>
+      <w:r>
+        <w:rPr>
+          <w:rFonts w:ascii="Times New Roman" w:hAnsi="Times New Roman" w:cs="Times New Roman"/>
+        </w:rPr>
+        <w:t>și</w:t>
+      </w:r>
+      <w:proofErr w:type="spellEnd"/>
+      <w:r>
+        <w:rPr>
+          <w:rFonts w:ascii="Times New Roman" w:hAnsi="Times New Roman" w:cs="Times New Roman"/>
+        </w:rPr>
+        <w:t xml:space="preserve"> </w:t>
+      </w:r>
+      <w:proofErr w:type="spellStart"/>
+      <w:r>
+        <w:rPr>
+          <w:rFonts w:ascii="Times New Roman" w:hAnsi="Times New Roman" w:cs="Times New Roman"/>
+        </w:rPr>
+        <w:t>gestionează</w:t>
+      </w:r>
+      <w:proofErr w:type="spellEnd"/>
+      <w:r>
+        <w:rPr>
+          <w:rFonts w:ascii="Times New Roman" w:hAnsi="Times New Roman" w:cs="Times New Roman"/>
+        </w:rPr>
+        <w:t xml:space="preserve"> </w:t>
+      </w:r>
+      <w:proofErr w:type="spellStart"/>
+      <w:r>
+        <w:rPr>
+          <w:rFonts w:ascii="Times New Roman" w:hAnsi="Times New Roman" w:cs="Times New Roman"/>
+        </w:rPr>
+        <w:t>conturile</w:t>
+      </w:r>
+      <w:proofErr w:type="spellEnd"/>
+      <w:r>
+        <w:rPr>
+          <w:rFonts w:ascii="Times New Roman" w:hAnsi="Times New Roman" w:cs="Times New Roman"/>
+        </w:rPr>
+        <w:t xml:space="preserve"> de </w:t>
+      </w:r>
+      <w:proofErr w:type="spellStart"/>
+      <w:r>
+        <w:rPr>
+          <w:rFonts w:ascii="Times New Roman" w:hAnsi="Times New Roman" w:cs="Times New Roman"/>
+        </w:rPr>
+        <w:t>utilizatori</w:t>
+      </w:r>
+      <w:proofErr w:type="spellEnd"/>
+      <w:r>
+        <w:rPr>
+          <w:rFonts w:ascii="Times New Roman" w:hAnsi="Times New Roman" w:cs="Times New Roman"/>
+        </w:rPr>
+        <w:t>.</w:t>
+      </w:r>
+    </w:p>
+    <w:p>
+      <w:pPr>
+        <w:rPr>
+          <w:rFonts w:ascii="Times New Roman" w:hAnsi="Times New Roman" w:cs="Times New Roman"/>
+        </w:rPr>
+      </w:pPr>
+      <w:r>
+        <w:rPr>
+          <w:rStyle w:val="Strong"/>
+          <w:rFonts w:ascii="Times New Roman" w:hAnsi="Times New Roman" w:cs="Times New Roman"/>
+        </w:rPr>
+        <w:t xml:space="preserve">Operator / </w:t>
+      </w:r>
+      <w:proofErr w:type="spellStart"/>
+      <w:r>
+        <w:rPr>
+          <w:rStyle w:val="Strong"/>
+          <w:rFonts w:ascii="Times New Roman" w:hAnsi="Times New Roman" w:cs="Times New Roman"/>
+        </w:rPr>
+        <w:t>Arbitru</w:t>
+      </w:r>
+      <w:proofErr w:type="spellEnd"/>
+      <w:r>
+        <w:rPr>
+          <w:rStyle w:val="Strong"/>
+          <w:rFonts w:ascii="Times New Roman" w:hAnsi="Times New Roman" w:cs="Times New Roman"/>
+        </w:rPr>
+        <w:t>.</w:t>
+      </w:r>
+      <w:r>
+        <w:rPr>
+          <w:rFonts w:ascii="Times New Roman" w:hAnsi="Times New Roman" w:cs="Times New Roman"/>
+        </w:rPr>
+        <w:t xml:space="preserve"> Are </w:t>
+      </w:r>
+      <w:proofErr w:type="spellStart"/>
+      <w:r>
+        <w:rPr>
+          <w:rFonts w:ascii="Times New Roman" w:hAnsi="Times New Roman" w:cs="Times New Roman"/>
+        </w:rPr>
+        <w:t>drepturi</w:t>
+      </w:r>
+      <w:proofErr w:type="spellEnd"/>
+      <w:r>
+        <w:rPr>
+          <w:rFonts w:ascii="Times New Roman" w:hAnsi="Times New Roman" w:cs="Times New Roman"/>
+        </w:rPr>
+        <w:t xml:space="preserve"> de </w:t>
+      </w:r>
+      <w:proofErr w:type="spellStart"/>
+      <w:r>
+        <w:rPr>
+          <w:rFonts w:ascii="Times New Roman" w:hAnsi="Times New Roman" w:cs="Times New Roman"/>
+        </w:rPr>
+        <w:t>scriere</w:t>
+      </w:r>
+      <w:proofErr w:type="spellEnd"/>
+      <w:r>
+        <w:rPr>
+          <w:rFonts w:ascii="Times New Roman" w:hAnsi="Times New Roman" w:cs="Times New Roman"/>
+        </w:rPr>
+        <w:t xml:space="preserve"> </w:t>
+      </w:r>
+      <w:proofErr w:type="spellStart"/>
+      <w:r>
+        <w:rPr>
+          <w:rFonts w:ascii="Times New Roman" w:hAnsi="Times New Roman" w:cs="Times New Roman"/>
+        </w:rPr>
+        <w:t>limitată</w:t>
+      </w:r>
+      <w:proofErr w:type="spellEnd"/>
+      <w:r>
+        <w:rPr>
+          <w:rFonts w:ascii="Times New Roman" w:hAnsi="Times New Roman" w:cs="Times New Roman"/>
+        </w:rPr>
+        <w:t xml:space="preserve">. Introduce </w:t>
+      </w:r>
+      <w:proofErr w:type="spellStart"/>
+      <w:r>
+        <w:rPr>
+          <w:rFonts w:ascii="Times New Roman" w:hAnsi="Times New Roman" w:cs="Times New Roman"/>
+        </w:rPr>
+        <w:t>scorul</w:t>
+      </w:r>
+      <w:proofErr w:type="spellEnd"/>
+      <w:r>
+        <w:rPr>
+          <w:rFonts w:ascii="Times New Roman" w:hAnsi="Times New Roman" w:cs="Times New Roman"/>
+        </w:rPr>
+        <w:t xml:space="preserve">, </w:t>
+      </w:r>
+      <w:proofErr w:type="spellStart"/>
+      <w:r>
+        <w:rPr>
+          <w:rFonts w:ascii="Times New Roman" w:hAnsi="Times New Roman" w:cs="Times New Roman"/>
+        </w:rPr>
+        <w:t>marcatorii</w:t>
+      </w:r>
+      <w:proofErr w:type="spellEnd"/>
+      <w:r>
+        <w:rPr>
+          <w:rFonts w:ascii="Times New Roman" w:hAnsi="Times New Roman" w:cs="Times New Roman"/>
+        </w:rPr>
+        <w:t xml:space="preserve">, </w:t>
+      </w:r>
+      <w:proofErr w:type="spellStart"/>
+      <w:r>
+        <w:rPr>
+          <w:rFonts w:ascii="Times New Roman" w:hAnsi="Times New Roman" w:cs="Times New Roman"/>
+        </w:rPr>
+        <w:t>minutul</w:t>
+      </w:r>
+      <w:proofErr w:type="spellEnd"/>
+      <w:r>
+        <w:rPr>
+          <w:rFonts w:ascii="Times New Roman" w:hAnsi="Times New Roman" w:cs="Times New Roman"/>
+        </w:rPr>
+        <w:t xml:space="preserve"> </w:t>
+      </w:r>
+      <w:proofErr w:type="spellStart"/>
+      <w:r>
+        <w:rPr>
+          <w:rFonts w:ascii="Times New Roman" w:hAnsi="Times New Roman" w:cs="Times New Roman"/>
+        </w:rPr>
+        <w:t>golurilor</w:t>
+      </w:r>
+      <w:proofErr w:type="spellEnd"/>
+      <w:r>
+        <w:rPr>
+          <w:rFonts w:ascii="Times New Roman" w:hAnsi="Times New Roman" w:cs="Times New Roman"/>
+        </w:rPr>
+        <w:t xml:space="preserve"> </w:t>
+      </w:r>
+      <w:proofErr w:type="spellStart"/>
+      <w:r>
+        <w:rPr>
+          <w:rFonts w:ascii="Times New Roman" w:hAnsi="Times New Roman" w:cs="Times New Roman"/>
+        </w:rPr>
+        <w:t>și</w:t>
+      </w:r>
+      <w:proofErr w:type="spellEnd"/>
+      <w:r>
+        <w:rPr>
+          <w:rFonts w:ascii="Times New Roman" w:hAnsi="Times New Roman" w:cs="Times New Roman"/>
+        </w:rPr>
+        <w:t xml:space="preserve"> </w:t>
+      </w:r>
+      <w:proofErr w:type="spellStart"/>
+      <w:r>
+        <w:rPr>
+          <w:rFonts w:ascii="Times New Roman" w:hAnsi="Times New Roman" w:cs="Times New Roman"/>
+        </w:rPr>
+        <w:t>cartonașele</w:t>
+      </w:r>
+      <w:proofErr w:type="spellEnd"/>
+      <w:r>
+        <w:rPr>
+          <w:rFonts w:ascii="Times New Roman" w:hAnsi="Times New Roman" w:cs="Times New Roman"/>
+        </w:rPr>
+        <w:t xml:space="preserve"> </w:t>
+      </w:r>
+      <w:proofErr w:type="spellStart"/>
+      <w:r>
+        <w:rPr>
+          <w:rFonts w:ascii="Times New Roman" w:hAnsi="Times New Roman" w:cs="Times New Roman"/>
+        </w:rPr>
+        <w:t>și</w:t>
+      </w:r>
+      <w:proofErr w:type="spellEnd"/>
+      <w:r>
+        <w:rPr>
+          <w:rFonts w:ascii="Times New Roman" w:hAnsi="Times New Roman" w:cs="Times New Roman"/>
+        </w:rPr>
+        <w:t xml:space="preserve"> </w:t>
+      </w:r>
+      <w:proofErr w:type="spellStart"/>
+      <w:r>
+        <w:rPr>
+          <w:rFonts w:ascii="Times New Roman" w:hAnsi="Times New Roman" w:cs="Times New Roman"/>
+        </w:rPr>
+        <w:t>modifică</w:t>
+      </w:r>
+      <w:proofErr w:type="spellEnd"/>
+      <w:r>
+        <w:rPr>
+          <w:rFonts w:ascii="Times New Roman" w:hAnsi="Times New Roman" w:cs="Times New Roman"/>
+        </w:rPr>
+        <w:t xml:space="preserve"> </w:t>
+      </w:r>
+      <w:proofErr w:type="spellStart"/>
+      <w:r>
+        <w:rPr>
+          <w:rFonts w:ascii="Times New Roman" w:hAnsi="Times New Roman" w:cs="Times New Roman"/>
+        </w:rPr>
+        <w:t>starea</w:t>
+      </w:r>
+      <w:proofErr w:type="spellEnd"/>
+      <w:r>
+        <w:rPr>
+          <w:rFonts w:ascii="Times New Roman" w:hAnsi="Times New Roman" w:cs="Times New Roman"/>
+        </w:rPr>
+        <w:t xml:space="preserve"> </w:t>
+      </w:r>
+      <w:proofErr w:type="spellStart"/>
+      <w:r>
+        <w:rPr>
+          <w:rFonts w:ascii="Times New Roman" w:hAnsi="Times New Roman" w:cs="Times New Roman"/>
+        </w:rPr>
+        <w:t>meciurilor</w:t>
+      </w:r>
+      <w:proofErr w:type="spellEnd"/>
+      <w:r>
+        <w:rPr>
+          <w:rFonts w:ascii="Times New Roman" w:hAnsi="Times New Roman" w:cs="Times New Roman"/>
+        </w:rPr>
+        <w:t xml:space="preserve"> care </w:t>
+      </w:r>
+      <w:proofErr w:type="spellStart"/>
+      <w:r>
+        <w:rPr>
+          <w:rFonts w:ascii="Times New Roman" w:hAnsi="Times New Roman" w:cs="Times New Roman"/>
+        </w:rPr>
+        <w:t>îi</w:t>
+      </w:r>
+      <w:proofErr w:type="spellEnd"/>
+      <w:r>
+        <w:rPr>
+          <w:rFonts w:ascii="Times New Roman" w:hAnsi="Times New Roman" w:cs="Times New Roman"/>
+        </w:rPr>
+        <w:t xml:space="preserve"> sunt </w:t>
+      </w:r>
+      <w:proofErr w:type="spellStart"/>
+      <w:r>
+        <w:rPr>
+          <w:rFonts w:ascii="Times New Roman" w:hAnsi="Times New Roman" w:cs="Times New Roman"/>
+        </w:rPr>
+        <w:t>alocate</w:t>
+      </w:r>
+      <w:proofErr w:type="spellEnd"/>
+      <w:r>
+        <w:rPr>
+          <w:rFonts w:ascii="Times New Roman" w:hAnsi="Times New Roman" w:cs="Times New Roman"/>
+        </w:rPr>
+        <w:t>.</w:t>
+      </w:r>
+    </w:p>
+    <w:p>
+      <w:pPr>
+        <w:rPr>
+          <w:rFonts w:ascii="Times New Roman" w:hAnsi="Times New Roman" w:cs="Times New Roman"/>
+        </w:rPr>
+      </w:pPr>
+      <w:proofErr w:type="spellStart"/>
+      <w:r>
+        <w:rPr>
+          <w:rStyle w:val="Strong"/>
+          <w:rFonts w:ascii="Times New Roman" w:hAnsi="Times New Roman" w:cs="Times New Roman"/>
+        </w:rPr>
+        <w:t>Utilizator</w:t>
+      </w:r>
+      <w:proofErr w:type="spellEnd"/>
+      <w:r>
+        <w:rPr>
+          <w:rStyle w:val="Strong"/>
+          <w:rFonts w:ascii="Times New Roman" w:hAnsi="Times New Roman" w:cs="Times New Roman"/>
+        </w:rPr>
+        <w:t xml:space="preserve"> final / </w:t>
+      </w:r>
+      <w:proofErr w:type="spellStart"/>
+      <w:r>
+        <w:rPr>
+          <w:rStyle w:val="Strong"/>
+          <w:rFonts w:ascii="Times New Roman" w:hAnsi="Times New Roman" w:cs="Times New Roman"/>
+        </w:rPr>
+        <w:t>Vizitator</w:t>
+      </w:r>
+      <w:proofErr w:type="spellEnd"/>
+      <w:r>
+        <w:rPr>
+          <w:rStyle w:val="Strong"/>
+          <w:rFonts w:ascii="Times New Roman" w:hAnsi="Times New Roman" w:cs="Times New Roman"/>
+        </w:rPr>
+        <w:t>.</w:t>
+      </w:r>
+      <w:r>
+        <w:rPr>
+          <w:rFonts w:ascii="Times New Roman" w:hAnsi="Times New Roman" w:cs="Times New Roman"/>
+        </w:rPr>
+        <w:t xml:space="preserve"> Are </w:t>
+      </w:r>
+      <w:proofErr w:type="spellStart"/>
+      <w:r>
+        <w:rPr>
+          <w:rFonts w:ascii="Times New Roman" w:hAnsi="Times New Roman" w:cs="Times New Roman"/>
+        </w:rPr>
+        <w:t>acces</w:t>
+      </w:r>
+      <w:proofErr w:type="spellEnd"/>
+      <w:r>
+        <w:rPr>
+          <w:rFonts w:ascii="Times New Roman" w:hAnsi="Times New Roman" w:cs="Times New Roman"/>
+        </w:rPr>
+        <w:t xml:space="preserve"> </w:t>
+      </w:r>
+      <w:proofErr w:type="spellStart"/>
+      <w:r>
+        <w:rPr>
+          <w:rFonts w:ascii="Times New Roman" w:hAnsi="Times New Roman" w:cs="Times New Roman"/>
+        </w:rPr>
+        <w:t>doar</w:t>
+      </w:r>
+      <w:proofErr w:type="spellEnd"/>
+      <w:r>
+        <w:rPr>
+          <w:rFonts w:ascii="Times New Roman" w:hAnsi="Times New Roman" w:cs="Times New Roman"/>
+        </w:rPr>
+        <w:t xml:space="preserve"> </w:t>
+      </w:r>
+      <w:proofErr w:type="spellStart"/>
+      <w:r>
+        <w:rPr>
+          <w:rFonts w:ascii="Times New Roman" w:hAnsi="Times New Roman" w:cs="Times New Roman"/>
+        </w:rPr>
+        <w:t>pentru</w:t>
+      </w:r>
+      <w:proofErr w:type="spellEnd"/>
+      <w:r>
+        <w:rPr>
+          <w:rFonts w:ascii="Times New Roman" w:hAnsi="Times New Roman" w:cs="Times New Roman"/>
+        </w:rPr>
+        <w:t xml:space="preserve"> </w:t>
+      </w:r>
+      <w:proofErr w:type="spellStart"/>
+      <w:r>
+        <w:rPr>
+          <w:rFonts w:ascii="Times New Roman" w:hAnsi="Times New Roman" w:cs="Times New Roman"/>
+        </w:rPr>
+        <w:t>vizualizare</w:t>
+      </w:r>
+      <w:proofErr w:type="spellEnd"/>
+      <w:r>
+        <w:rPr>
+          <w:rFonts w:ascii="Times New Roman" w:hAnsi="Times New Roman" w:cs="Times New Roman"/>
+        </w:rPr>
+        <w:t xml:space="preserve">. </w:t>
+      </w:r>
+      <w:proofErr w:type="spellStart"/>
+      <w:r>
+        <w:rPr>
+          <w:rFonts w:ascii="Times New Roman" w:hAnsi="Times New Roman" w:cs="Times New Roman"/>
+        </w:rPr>
+        <w:t>Consultă</w:t>
+      </w:r>
+      <w:proofErr w:type="spellEnd"/>
+      <w:r>
+        <w:rPr>
+          <w:rFonts w:ascii="Times New Roman" w:hAnsi="Times New Roman" w:cs="Times New Roman"/>
+        </w:rPr>
+        <w:t xml:space="preserve"> </w:t>
+      </w:r>
+      <w:proofErr w:type="spellStart"/>
+      <w:r>
+        <w:rPr>
+          <w:rFonts w:ascii="Times New Roman" w:hAnsi="Times New Roman" w:cs="Times New Roman"/>
+        </w:rPr>
+        <w:t>clasamentul</w:t>
+      </w:r>
+      <w:proofErr w:type="spellEnd"/>
+      <w:r>
+        <w:rPr>
+          <w:rFonts w:ascii="Times New Roman" w:hAnsi="Times New Roman" w:cs="Times New Roman"/>
+        </w:rPr>
+        <w:t xml:space="preserve">, </w:t>
+      </w:r>
+      <w:proofErr w:type="spellStart"/>
+      <w:r>
+        <w:rPr>
+          <w:rFonts w:ascii="Times New Roman" w:hAnsi="Times New Roman" w:cs="Times New Roman"/>
+        </w:rPr>
+        <w:t>programul</w:t>
+      </w:r>
+      <w:proofErr w:type="spellEnd"/>
+      <w:r>
+        <w:rPr>
+          <w:rFonts w:ascii="Times New Roman" w:hAnsi="Times New Roman" w:cs="Times New Roman"/>
+        </w:rPr>
+        <w:t xml:space="preserve"> </w:t>
+      </w:r>
+      <w:proofErr w:type="spellStart"/>
+      <w:r>
+        <w:rPr>
+          <w:rFonts w:ascii="Times New Roman" w:hAnsi="Times New Roman" w:cs="Times New Roman"/>
+        </w:rPr>
+        <w:t>etapelor</w:t>
+      </w:r>
+      <w:proofErr w:type="spellEnd"/>
+      <w:r>
+        <w:rPr>
+          <w:rFonts w:ascii="Times New Roman" w:hAnsi="Times New Roman" w:cs="Times New Roman"/>
+        </w:rPr>
+        <w:t xml:space="preserve">, </w:t>
+      </w:r>
+      <w:proofErr w:type="spellStart"/>
+      <w:r>
+        <w:rPr>
+          <w:rFonts w:ascii="Times New Roman" w:hAnsi="Times New Roman" w:cs="Times New Roman"/>
+        </w:rPr>
+        <w:t>detaliile</w:t>
+      </w:r>
+      <w:proofErr w:type="spellEnd"/>
+      <w:r>
+        <w:rPr>
+          <w:rFonts w:ascii="Times New Roman" w:hAnsi="Times New Roman" w:cs="Times New Roman"/>
+        </w:rPr>
+        <w:t xml:space="preserve"> </w:t>
+      </w:r>
+      <w:proofErr w:type="spellStart"/>
+      <w:r>
+        <w:rPr>
+          <w:rFonts w:ascii="Times New Roman" w:hAnsi="Times New Roman" w:cs="Times New Roman"/>
+        </w:rPr>
+        <w:t>meciurilor</w:t>
+      </w:r>
+      <w:proofErr w:type="spellEnd"/>
+      <w:r>
+        <w:rPr>
+          <w:rFonts w:ascii="Times New Roman" w:hAnsi="Times New Roman" w:cs="Times New Roman"/>
+        </w:rPr>
+        <w:t xml:space="preserve"> </w:t>
+      </w:r>
+      <w:proofErr w:type="spellStart"/>
+      <w:r>
+        <w:rPr>
+          <w:rFonts w:ascii="Times New Roman" w:hAnsi="Times New Roman" w:cs="Times New Roman"/>
+        </w:rPr>
+        <w:t>și</w:t>
+      </w:r>
+      <w:proofErr w:type="spellEnd"/>
+      <w:r>
+        <w:rPr>
+          <w:rFonts w:ascii="Times New Roman" w:hAnsi="Times New Roman" w:cs="Times New Roman"/>
+        </w:rPr>
+        <w:t xml:space="preserve"> </w:t>
+      </w:r>
+      <w:proofErr w:type="spellStart"/>
+      <w:r>
+        <w:rPr>
+          <w:rFonts w:ascii="Times New Roman" w:hAnsi="Times New Roman" w:cs="Times New Roman"/>
+        </w:rPr>
+        <w:t>statisticile</w:t>
+      </w:r>
+      <w:proofErr w:type="spellEnd"/>
+      <w:r>
+        <w:rPr>
+          <w:rFonts w:ascii="Times New Roman" w:hAnsi="Times New Roman" w:cs="Times New Roman"/>
+        </w:rPr>
+        <w:t xml:space="preserve"> </w:t>
+      </w:r>
+      <w:proofErr w:type="spellStart"/>
+      <w:r>
+        <w:rPr>
+          <w:rFonts w:ascii="Times New Roman" w:hAnsi="Times New Roman" w:cs="Times New Roman"/>
+        </w:rPr>
+        <w:t>jucătorilor</w:t>
+      </w:r>
+      <w:proofErr w:type="spellEnd"/>
+      <w:r>
+        <w:rPr>
+          <w:rFonts w:ascii="Times New Roman" w:hAnsi="Times New Roman" w:cs="Times New Roman"/>
+        </w:rPr>
+        <w:t xml:space="preserve"> </w:t>
+      </w:r>
+      <w:proofErr w:type="spellStart"/>
+      <w:r>
+        <w:rPr>
+          <w:rFonts w:ascii="Times New Roman" w:hAnsi="Times New Roman" w:cs="Times New Roman"/>
+        </w:rPr>
+        <w:t>și</w:t>
+      </w:r>
+      <w:proofErr w:type="spellEnd"/>
+      <w:r>
+        <w:rPr>
+          <w:rFonts w:ascii="Times New Roman" w:hAnsi="Times New Roman" w:cs="Times New Roman"/>
+        </w:rPr>
+        <w:t xml:space="preserve"> ale </w:t>
+      </w:r>
+      <w:proofErr w:type="spellStart"/>
+      <w:r>
+        <w:rPr>
+          <w:rFonts w:ascii="Times New Roman" w:hAnsi="Times New Roman" w:cs="Times New Roman"/>
+        </w:rPr>
+        <w:t>echipelor</w:t>
+      </w:r>
+      <w:proofErr w:type="spellEnd"/>
+      <w:r>
+        <w:rPr>
+          <w:rFonts w:ascii="Times New Roman" w:hAnsi="Times New Roman" w:cs="Times New Roman"/>
+        </w:rPr>
+        <w:t>.</w:t>
+      </w:r>
+      <w:bookmarkStart w:id="9" w:name="_avvozj6i1z1i"/>
+      <w:bookmarkEnd w:id="9"/>
+    </w:p>
+    <w:p>
+      <w:pPr>
+        <w:rPr>
+          <w:rFonts w:ascii="Times New Roman" w:hAnsi="Times New Roman" w:cs="Times New Roman"/>
         </w:rPr>
       </w:pPr>
     </w:p>
@@ -2303,7 +3506,7 @@
                               <w:pStyle w:val="ListParagraph"/>
                               <w:numPr>
                                 <w:ilvl w:val="0"/>
-                                <w:numId w:val="5"/>
+                                <w:numId w:val="17"/>
                               </w:numPr>
                               <w:rPr>
                                 <w:rFonts w:ascii="Times New Roman" w:hAnsi="Times New Roman" w:cs="Times New Roman"/>
@@ -2352,7 +3555,7 @@
                         <w:pStyle w:val="ListParagraph"/>
                         <w:numPr>
                           <w:ilvl w:val="0"/>
-                          <w:numId w:val="5"/>
+                          <w:numId w:val="17"/>
                         </w:numPr>
                         <w:rPr>
                           <w:rFonts w:ascii="Times New Roman" w:hAnsi="Times New Roman" w:cs="Times New Roman"/>
@@ -2484,11 +3687,11 @@
           <w:bCs/>
           <w:sz w:val="28"/>
           <w:szCs w:val="28"/>
-        </w:rPr>
-      </w:pPr>
-    </w:p>
-    <w:p>
-      <w:pPr>
+          <w:lang w:val="ro-RO"/>
+        </w:rPr>
+      </w:pPr>
+      <w:proofErr w:type="spellStart"/>
+      <w:r>
         <w:rPr>
           <w:rFonts w:ascii="Times New Roman" w:hAnsi="Times New Roman" w:cs="Times New Roman"/>
           <w:b/>
@@ -2496,10 +3699,10 @@
           <w:sz w:val="28"/>
           <w:szCs w:val="28"/>
         </w:rPr>
-      </w:pPr>
-    </w:p>
-    <w:p>
-      <w:pPr>
+        <w:t>Descrierea</w:t>
+      </w:r>
+      <w:proofErr w:type="spellEnd"/>
+      <w:r>
         <w:rPr>
           <w:rFonts w:ascii="Times New Roman" w:hAnsi="Times New Roman" w:cs="Times New Roman"/>
           <w:b/>
@@ -2507,20 +3710,20 @@
           <w:sz w:val="28"/>
           <w:szCs w:val="28"/>
         </w:rPr>
-      </w:pPr>
-    </w:p>
-    <w:p>
-      <w:pPr>
+        <w:t xml:space="preserve"> </w:t>
+      </w:r>
+      <w:proofErr w:type="spellStart"/>
+      <w:r>
         <w:rPr>
           <w:rFonts w:ascii="Times New Roman" w:hAnsi="Times New Roman" w:cs="Times New Roman"/>
           <w:b/>
           <w:bCs/>
           <w:sz w:val="28"/>
           <w:szCs w:val="28"/>
-          <w:lang w:val="ro-RO"/>
-        </w:rPr>
-      </w:pPr>
-      <w:proofErr w:type="spellStart"/>
+        </w:rPr>
+        <w:t>entităților</w:t>
+      </w:r>
+      <w:proofErr w:type="spellEnd"/>
       <w:r>
         <w:rPr>
           <w:rFonts w:ascii="Times New Roman" w:hAnsi="Times New Roman" w:cs="Times New Roman"/>
@@ -2529,10 +3732,9 @@
           <w:sz w:val="28"/>
           <w:szCs w:val="28"/>
         </w:rPr>
-        <w:lastRenderedPageBreak/>
-        <w:t>Descrierea</w:t>
-      </w:r>
-      <w:proofErr w:type="spellEnd"/>
+        <w:t xml:space="preserve"> </w:t>
+      </w:r>
+      <w:proofErr w:type="spellStart"/>
       <w:r>
         <w:rPr>
           <w:rFonts w:ascii="Times New Roman" w:hAnsi="Times New Roman" w:cs="Times New Roman"/>
@@ -2541,9 +3743,9 @@
           <w:sz w:val="28"/>
           <w:szCs w:val="28"/>
         </w:rPr>
-        <w:t xml:space="preserve"> </w:t>
-      </w:r>
-      <w:proofErr w:type="spellStart"/>
+        <w:t>și</w:t>
+      </w:r>
+      <w:proofErr w:type="spellEnd"/>
       <w:r>
         <w:rPr>
           <w:rFonts w:ascii="Times New Roman" w:hAnsi="Times New Roman" w:cs="Times New Roman"/>
@@ -2552,9 +3754,9 @@
           <w:sz w:val="28"/>
           <w:szCs w:val="28"/>
         </w:rPr>
-        <w:t>claselor</w:t>
-      </w:r>
-      <w:proofErr w:type="spellEnd"/>
+        <w:t xml:space="preserve"> </w:t>
+      </w:r>
+      <w:proofErr w:type="gramStart"/>
       <w:r>
         <w:rPr>
           <w:rFonts w:ascii="Times New Roman" w:hAnsi="Times New Roman" w:cs="Times New Roman"/>
@@ -2563,9 +3765,9 @@
           <w:sz w:val="28"/>
           <w:szCs w:val="28"/>
         </w:rPr>
-        <w:t xml:space="preserve"> </w:t>
-      </w:r>
-      <w:proofErr w:type="spellStart"/>
+        <w:t>a</w:t>
+      </w:r>
+      <w:proofErr w:type="gramEnd"/>
       <w:r>
         <w:rPr>
           <w:rFonts w:ascii="Times New Roman" w:hAnsi="Times New Roman" w:cs="Times New Roman"/>
@@ -2574,9 +3776,9 @@
           <w:sz w:val="28"/>
           <w:szCs w:val="28"/>
         </w:rPr>
-        <w:t>și</w:t>
-      </w:r>
-      <w:proofErr w:type="spellEnd"/>
+        <w:t xml:space="preserve"> </w:t>
+      </w:r>
+      <w:proofErr w:type="spellStart"/>
       <w:r>
         <w:rPr>
           <w:rFonts w:ascii="Times New Roman" w:hAnsi="Times New Roman" w:cs="Times New Roman"/>
@@ -2585,17 +3787,6 @@
           <w:sz w:val="28"/>
           <w:szCs w:val="28"/>
         </w:rPr>
-        <w:t xml:space="preserve"> a </w:t>
-      </w:r>
-      <w:proofErr w:type="spellStart"/>
-      <w:r>
-        <w:rPr>
-          <w:rFonts w:ascii="Times New Roman" w:hAnsi="Times New Roman" w:cs="Times New Roman"/>
-          <w:b/>
-          <w:bCs/>
-          <w:sz w:val="28"/>
-          <w:szCs w:val="28"/>
-        </w:rPr>
         <w:t>atributelor</w:t>
       </w:r>
       <w:proofErr w:type="spellEnd"/>
@@ -2604,26 +3795,414 @@
       <w:pPr>
         <w:rPr>
           <w:rFonts w:ascii="Times New Roman" w:hAnsi="Times New Roman" w:cs="Times New Roman"/>
-          <w:lang w:val="ro-RO"/>
-        </w:rPr>
-      </w:pPr>
-      <w:r>
-        <w:rPr>
-          <w:rFonts w:ascii="Times New Roman" w:hAnsi="Times New Roman" w:cs="Times New Roman"/>
-          <w:lang w:val="ro-RO"/>
-        </w:rPr>
-        <w:t>Diagrama UML de mai sus prezintă structura bazei de date a aplicației. În continuare sunt descrise clasele, atributele lor și relațiile dintre ele.</w:t>
-      </w:r>
-    </w:p>
-    <w:p>
-      <w:pPr>
-        <w:rPr>
-          <w:rFonts w:ascii="Times New Roman" w:hAnsi="Times New Roman" w:cs="Times New Roman"/>
-        </w:rPr>
-      </w:pPr>
-      <w:r>
-        <w:rPr>
-          <w:rFonts w:ascii="Times New Roman" w:hAnsi="Times New Roman" w:cs="Times New Roman"/>
+        </w:rPr>
+      </w:pPr>
+      <w:proofErr w:type="spellStart"/>
+      <w:r>
+        <w:rPr>
+          <w:rFonts w:ascii="Times New Roman" w:hAnsi="Times New Roman" w:cs="Times New Roman"/>
+        </w:rPr>
+        <w:t>Diagrama</w:t>
+      </w:r>
+      <w:proofErr w:type="spellEnd"/>
+      <w:r>
+        <w:rPr>
+          <w:rFonts w:ascii="Times New Roman" w:hAnsi="Times New Roman" w:cs="Times New Roman"/>
+        </w:rPr>
+        <w:t xml:space="preserve"> ER de </w:t>
+      </w:r>
+      <w:proofErr w:type="spellStart"/>
+      <w:r>
+        <w:rPr>
+          <w:rFonts w:ascii="Times New Roman" w:hAnsi="Times New Roman" w:cs="Times New Roman"/>
+        </w:rPr>
+        <w:t>mai</w:t>
+      </w:r>
+      <w:proofErr w:type="spellEnd"/>
+      <w:r>
+        <w:rPr>
+          <w:rFonts w:ascii="Times New Roman" w:hAnsi="Times New Roman" w:cs="Times New Roman"/>
+        </w:rPr>
+        <w:t xml:space="preserve"> sus </w:t>
+      </w:r>
+      <w:proofErr w:type="spellStart"/>
+      <w:r>
+        <w:rPr>
+          <w:rFonts w:ascii="Times New Roman" w:hAnsi="Times New Roman" w:cs="Times New Roman"/>
+        </w:rPr>
+        <w:t>reprezintă</w:t>
+      </w:r>
+      <w:proofErr w:type="spellEnd"/>
+      <w:r>
+        <w:rPr>
+          <w:rFonts w:ascii="Times New Roman" w:hAnsi="Times New Roman" w:cs="Times New Roman"/>
+        </w:rPr>
+        <w:t xml:space="preserve"> </w:t>
+      </w:r>
+      <w:proofErr w:type="spellStart"/>
+      <w:r>
+        <w:rPr>
+          <w:rFonts w:ascii="Times New Roman" w:hAnsi="Times New Roman" w:cs="Times New Roman"/>
+        </w:rPr>
+        <w:t>modelul</w:t>
+      </w:r>
+      <w:proofErr w:type="spellEnd"/>
+      <w:r>
+        <w:rPr>
+          <w:rFonts w:ascii="Times New Roman" w:hAnsi="Times New Roman" w:cs="Times New Roman"/>
+        </w:rPr>
+        <w:t xml:space="preserve"> conceptual al </w:t>
+      </w:r>
+      <w:proofErr w:type="spellStart"/>
+      <w:r>
+        <w:rPr>
+          <w:rFonts w:ascii="Times New Roman" w:hAnsi="Times New Roman" w:cs="Times New Roman"/>
+        </w:rPr>
+        <w:t>bazei</w:t>
+      </w:r>
+      <w:proofErr w:type="spellEnd"/>
+      <w:r>
+        <w:rPr>
+          <w:rFonts w:ascii="Times New Roman" w:hAnsi="Times New Roman" w:cs="Times New Roman"/>
+        </w:rPr>
+        <w:t xml:space="preserve"> de date </w:t>
+      </w:r>
+      <w:proofErr w:type="gramStart"/>
+      <w:r>
+        <w:rPr>
+          <w:rFonts w:ascii="Times New Roman" w:hAnsi="Times New Roman" w:cs="Times New Roman"/>
+        </w:rPr>
+        <w:t>a</w:t>
+      </w:r>
+      <w:proofErr w:type="gramEnd"/>
+      <w:r>
+        <w:rPr>
+          <w:rFonts w:ascii="Times New Roman" w:hAnsi="Times New Roman" w:cs="Times New Roman"/>
+        </w:rPr>
+        <w:t xml:space="preserve"> </w:t>
+      </w:r>
+      <w:proofErr w:type="spellStart"/>
+      <w:r>
+        <w:rPr>
+          <w:rFonts w:ascii="Times New Roman" w:hAnsi="Times New Roman" w:cs="Times New Roman"/>
+        </w:rPr>
+        <w:t>aplicației</w:t>
+      </w:r>
+      <w:proofErr w:type="spellEnd"/>
+      <w:r>
+        <w:rPr>
+          <w:rFonts w:ascii="Times New Roman" w:hAnsi="Times New Roman" w:cs="Times New Roman"/>
+        </w:rPr>
+        <w:t xml:space="preserve">. </w:t>
+      </w:r>
+      <w:proofErr w:type="spellStart"/>
+      <w:r>
+        <w:rPr>
+          <w:rFonts w:ascii="Times New Roman" w:hAnsi="Times New Roman" w:cs="Times New Roman"/>
+        </w:rPr>
+        <w:t>Ea</w:t>
+      </w:r>
+      <w:proofErr w:type="spellEnd"/>
+      <w:r>
+        <w:rPr>
+          <w:rFonts w:ascii="Times New Roman" w:hAnsi="Times New Roman" w:cs="Times New Roman"/>
+        </w:rPr>
+        <w:t xml:space="preserve"> </w:t>
+      </w:r>
+      <w:proofErr w:type="spellStart"/>
+      <w:r>
+        <w:rPr>
+          <w:rFonts w:ascii="Times New Roman" w:hAnsi="Times New Roman" w:cs="Times New Roman"/>
+        </w:rPr>
+        <w:t>arată</w:t>
+      </w:r>
+      <w:proofErr w:type="spellEnd"/>
+      <w:r>
+        <w:rPr>
+          <w:rFonts w:ascii="Times New Roman" w:hAnsi="Times New Roman" w:cs="Times New Roman"/>
+        </w:rPr>
+        <w:t xml:space="preserve"> </w:t>
+      </w:r>
+      <w:proofErr w:type="spellStart"/>
+      <w:r>
+        <w:rPr>
+          <w:rFonts w:ascii="Times New Roman" w:hAnsi="Times New Roman" w:cs="Times New Roman"/>
+        </w:rPr>
+        <w:t>entitățile</w:t>
+      </w:r>
+      <w:proofErr w:type="spellEnd"/>
+      <w:r>
+        <w:rPr>
+          <w:rFonts w:ascii="Times New Roman" w:hAnsi="Times New Roman" w:cs="Times New Roman"/>
+        </w:rPr>
+        <w:t xml:space="preserve"> din </w:t>
+      </w:r>
+      <w:proofErr w:type="spellStart"/>
+      <w:r>
+        <w:rPr>
+          <w:rFonts w:ascii="Times New Roman" w:hAnsi="Times New Roman" w:cs="Times New Roman"/>
+        </w:rPr>
+        <w:t>sistem</w:t>
+      </w:r>
+      <w:proofErr w:type="spellEnd"/>
+      <w:r>
+        <w:rPr>
+          <w:rFonts w:ascii="Times New Roman" w:hAnsi="Times New Roman" w:cs="Times New Roman"/>
+        </w:rPr>
+        <w:t xml:space="preserve">, </w:t>
+      </w:r>
+      <w:proofErr w:type="spellStart"/>
+      <w:r>
+        <w:rPr>
+          <w:rFonts w:ascii="Times New Roman" w:hAnsi="Times New Roman" w:cs="Times New Roman"/>
+        </w:rPr>
+        <w:t>atributele</w:t>
+      </w:r>
+      <w:proofErr w:type="spellEnd"/>
+      <w:r>
+        <w:rPr>
+          <w:rFonts w:ascii="Times New Roman" w:hAnsi="Times New Roman" w:cs="Times New Roman"/>
+        </w:rPr>
+        <w:t xml:space="preserve"> care le </w:t>
+      </w:r>
+      <w:proofErr w:type="spellStart"/>
+      <w:r>
+        <w:rPr>
+          <w:rFonts w:ascii="Times New Roman" w:hAnsi="Times New Roman" w:cs="Times New Roman"/>
+        </w:rPr>
+        <w:t>descriu</w:t>
+      </w:r>
+      <w:proofErr w:type="spellEnd"/>
+      <w:r>
+        <w:rPr>
+          <w:rFonts w:ascii="Times New Roman" w:hAnsi="Times New Roman" w:cs="Times New Roman"/>
+        </w:rPr>
+        <w:t xml:space="preserve"> </w:t>
+      </w:r>
+      <w:proofErr w:type="spellStart"/>
+      <w:r>
+        <w:rPr>
+          <w:rFonts w:ascii="Times New Roman" w:hAnsi="Times New Roman" w:cs="Times New Roman"/>
+        </w:rPr>
+        <w:t>și</w:t>
+      </w:r>
+      <w:proofErr w:type="spellEnd"/>
+      <w:r>
+        <w:rPr>
+          <w:rFonts w:ascii="Times New Roman" w:hAnsi="Times New Roman" w:cs="Times New Roman"/>
+        </w:rPr>
+        <w:t xml:space="preserve"> </w:t>
+      </w:r>
+      <w:proofErr w:type="spellStart"/>
+      <w:r>
+        <w:rPr>
+          <w:rFonts w:ascii="Times New Roman" w:hAnsi="Times New Roman" w:cs="Times New Roman"/>
+        </w:rPr>
+        <w:t>relațiile</w:t>
+      </w:r>
+      <w:proofErr w:type="spellEnd"/>
+      <w:r>
+        <w:rPr>
+          <w:rFonts w:ascii="Times New Roman" w:hAnsi="Times New Roman" w:cs="Times New Roman"/>
+        </w:rPr>
+        <w:t xml:space="preserve"> </w:t>
+      </w:r>
+      <w:proofErr w:type="spellStart"/>
+      <w:r>
+        <w:rPr>
+          <w:rFonts w:ascii="Times New Roman" w:hAnsi="Times New Roman" w:cs="Times New Roman"/>
+        </w:rPr>
+        <w:t>dintre</w:t>
+      </w:r>
+      <w:proofErr w:type="spellEnd"/>
+      <w:r>
+        <w:rPr>
+          <w:rFonts w:ascii="Times New Roman" w:hAnsi="Times New Roman" w:cs="Times New Roman"/>
+        </w:rPr>
+        <w:t xml:space="preserve"> </w:t>
+      </w:r>
+      <w:proofErr w:type="spellStart"/>
+      <w:r>
+        <w:rPr>
+          <w:rFonts w:ascii="Times New Roman" w:hAnsi="Times New Roman" w:cs="Times New Roman"/>
+        </w:rPr>
+        <w:t>ele</w:t>
+      </w:r>
+      <w:proofErr w:type="spellEnd"/>
+      <w:r>
+        <w:rPr>
+          <w:rFonts w:ascii="Times New Roman" w:hAnsi="Times New Roman" w:cs="Times New Roman"/>
+        </w:rPr>
+        <w:t xml:space="preserve">, </w:t>
+      </w:r>
+      <w:proofErr w:type="spellStart"/>
+      <w:r>
+        <w:rPr>
+          <w:rFonts w:ascii="Times New Roman" w:hAnsi="Times New Roman" w:cs="Times New Roman"/>
+        </w:rPr>
+        <w:t>împreună</w:t>
+      </w:r>
+      <w:proofErr w:type="spellEnd"/>
+      <w:r>
+        <w:rPr>
+          <w:rFonts w:ascii="Times New Roman" w:hAnsi="Times New Roman" w:cs="Times New Roman"/>
+        </w:rPr>
+        <w:t xml:space="preserve"> cu </w:t>
+      </w:r>
+      <w:proofErr w:type="spellStart"/>
+      <w:r>
+        <w:rPr>
+          <w:rFonts w:ascii="Times New Roman" w:hAnsi="Times New Roman" w:cs="Times New Roman"/>
+        </w:rPr>
+        <w:t>legăturile</w:t>
+      </w:r>
+      <w:proofErr w:type="spellEnd"/>
+      <w:r>
+        <w:rPr>
+          <w:rFonts w:ascii="Times New Roman" w:hAnsi="Times New Roman" w:cs="Times New Roman"/>
+        </w:rPr>
+        <w:t xml:space="preserve"> </w:t>
+      </w:r>
+      <w:proofErr w:type="spellStart"/>
+      <w:r>
+        <w:rPr>
+          <w:rFonts w:ascii="Times New Roman" w:hAnsi="Times New Roman" w:cs="Times New Roman"/>
+        </w:rPr>
+        <w:t>acestora</w:t>
+      </w:r>
+      <w:proofErr w:type="spellEnd"/>
+      <w:r>
+        <w:rPr>
+          <w:rFonts w:ascii="Times New Roman" w:hAnsi="Times New Roman" w:cs="Times New Roman"/>
+        </w:rPr>
+        <w:t xml:space="preserve">. </w:t>
+      </w:r>
+      <w:proofErr w:type="spellStart"/>
+      <w:r>
+        <w:rPr>
+          <w:rFonts w:ascii="Times New Roman" w:hAnsi="Times New Roman" w:cs="Times New Roman"/>
+        </w:rPr>
+        <w:t>În</w:t>
+      </w:r>
+      <w:proofErr w:type="spellEnd"/>
+      <w:r>
+        <w:rPr>
+          <w:rFonts w:ascii="Times New Roman" w:hAnsi="Times New Roman" w:cs="Times New Roman"/>
+        </w:rPr>
+        <w:t xml:space="preserve"> </w:t>
+      </w:r>
+      <w:proofErr w:type="spellStart"/>
+      <w:r>
+        <w:rPr>
+          <w:rFonts w:ascii="Times New Roman" w:hAnsi="Times New Roman" w:cs="Times New Roman"/>
+        </w:rPr>
+        <w:t>continuare</w:t>
+      </w:r>
+      <w:proofErr w:type="spellEnd"/>
+      <w:r>
+        <w:rPr>
+          <w:rFonts w:ascii="Times New Roman" w:hAnsi="Times New Roman" w:cs="Times New Roman"/>
+        </w:rPr>
+        <w:t xml:space="preserve"> sunt </w:t>
+      </w:r>
+      <w:proofErr w:type="spellStart"/>
+      <w:r>
+        <w:rPr>
+          <w:rFonts w:ascii="Times New Roman" w:hAnsi="Times New Roman" w:cs="Times New Roman"/>
+        </w:rPr>
+        <w:t>descrise</w:t>
+      </w:r>
+      <w:proofErr w:type="spellEnd"/>
+      <w:r>
+        <w:rPr>
+          <w:rFonts w:ascii="Times New Roman" w:hAnsi="Times New Roman" w:cs="Times New Roman"/>
+        </w:rPr>
+        <w:t xml:space="preserve"> </w:t>
+      </w:r>
+      <w:proofErr w:type="spellStart"/>
+      <w:r>
+        <w:rPr>
+          <w:rFonts w:ascii="Times New Roman" w:hAnsi="Times New Roman" w:cs="Times New Roman"/>
+        </w:rPr>
+        <w:t>entitățile</w:t>
+      </w:r>
+      <w:proofErr w:type="spellEnd"/>
+      <w:r>
+        <w:rPr>
+          <w:rFonts w:ascii="Times New Roman" w:hAnsi="Times New Roman" w:cs="Times New Roman"/>
+        </w:rPr>
+        <w:t xml:space="preserve">, </w:t>
+      </w:r>
+      <w:proofErr w:type="spellStart"/>
+      <w:r>
+        <w:rPr>
+          <w:rFonts w:ascii="Times New Roman" w:hAnsi="Times New Roman" w:cs="Times New Roman"/>
+        </w:rPr>
+        <w:t>atributele</w:t>
+      </w:r>
+      <w:proofErr w:type="spellEnd"/>
+      <w:r>
+        <w:rPr>
+          <w:rFonts w:ascii="Times New Roman" w:hAnsi="Times New Roman" w:cs="Times New Roman"/>
+        </w:rPr>
+        <w:t xml:space="preserve"> lor </w:t>
+      </w:r>
+      <w:proofErr w:type="spellStart"/>
+      <w:r>
+        <w:rPr>
+          <w:rFonts w:ascii="Times New Roman" w:hAnsi="Times New Roman" w:cs="Times New Roman"/>
+        </w:rPr>
+        <w:t>și</w:t>
+      </w:r>
+      <w:proofErr w:type="spellEnd"/>
+      <w:r>
+        <w:rPr>
+          <w:rFonts w:ascii="Times New Roman" w:hAnsi="Times New Roman" w:cs="Times New Roman"/>
+        </w:rPr>
+        <w:t xml:space="preserve"> </w:t>
+      </w:r>
+      <w:proofErr w:type="spellStart"/>
+      <w:r>
+        <w:rPr>
+          <w:rFonts w:ascii="Times New Roman" w:hAnsi="Times New Roman" w:cs="Times New Roman"/>
+        </w:rPr>
+        <w:t>relațiile</w:t>
+      </w:r>
+      <w:proofErr w:type="spellEnd"/>
+      <w:r>
+        <w:rPr>
+          <w:rFonts w:ascii="Times New Roman" w:hAnsi="Times New Roman" w:cs="Times New Roman"/>
+        </w:rPr>
+        <w:t xml:space="preserve"> </w:t>
+      </w:r>
+      <w:proofErr w:type="spellStart"/>
+      <w:r>
+        <w:rPr>
+          <w:rFonts w:ascii="Times New Roman" w:hAnsi="Times New Roman" w:cs="Times New Roman"/>
+        </w:rPr>
+        <w:t>în</w:t>
+      </w:r>
+      <w:proofErr w:type="spellEnd"/>
+      <w:r>
+        <w:rPr>
+          <w:rFonts w:ascii="Times New Roman" w:hAnsi="Times New Roman" w:cs="Times New Roman"/>
+        </w:rPr>
+        <w:t xml:space="preserve"> care sunt implicate.</w:t>
+      </w:r>
+    </w:p>
+    <w:p>
+      <w:pPr>
+        <w:rPr>
+          <w:rFonts w:ascii="Times New Roman" w:hAnsi="Times New Roman" w:cs="Times New Roman"/>
+          <w:b/>
+          <w:bCs/>
+        </w:rPr>
+      </w:pPr>
+      <w:r>
+        <w:rPr>
+          <w:rFonts w:ascii="Times New Roman" w:hAnsi="Times New Roman" w:cs="Times New Roman"/>
+          <w:b/>
+          <w:bCs/>
         </w:rPr>
         <w:t>Championship:</w:t>
       </w:r>
@@ -2853,11 +4432,15 @@
       <w:pPr>
         <w:rPr>
           <w:rFonts w:ascii="Times New Roman" w:hAnsi="Times New Roman" w:cs="Times New Roman"/>
-        </w:rPr>
-      </w:pPr>
-      <w:r>
-        <w:rPr>
-          <w:rFonts w:ascii="Times New Roman" w:hAnsi="Times New Roman" w:cs="Times New Roman"/>
+          <w:b/>
+          <w:bCs/>
+        </w:rPr>
+      </w:pPr>
+      <w:r>
+        <w:rPr>
+          <w:rFonts w:ascii="Times New Roman" w:hAnsi="Times New Roman" w:cs="Times New Roman"/>
+          <w:b/>
+          <w:bCs/>
         </w:rPr>
         <w:t>Team:</w:t>
       </w:r>
@@ -2999,7 +4582,21 @@
         <w:rPr>
           <w:rFonts w:ascii="Times New Roman" w:hAnsi="Times New Roman" w:cs="Times New Roman"/>
         </w:rPr>
-        <w:t xml:space="preserve">, points, players , position, </w:t>
+        <w:t xml:space="preserve">, points, </w:t>
+      </w:r>
+      <w:proofErr w:type="gramStart"/>
+      <w:r>
+        <w:rPr>
+          <w:rFonts w:ascii="Times New Roman" w:hAnsi="Times New Roman" w:cs="Times New Roman"/>
+        </w:rPr>
+        <w:t>players ,</w:t>
+      </w:r>
+      <w:proofErr w:type="gramEnd"/>
+      <w:r>
+        <w:rPr>
+          <w:rFonts w:ascii="Times New Roman" w:hAnsi="Times New Roman" w:cs="Times New Roman"/>
+        </w:rPr>
+        <w:t xml:space="preserve"> position, </w:t>
       </w:r>
       <w:proofErr w:type="spellStart"/>
       <w:r>
@@ -3080,7 +4677,35 @@
         <w:rPr>
           <w:rFonts w:ascii="Times New Roman" w:hAnsi="Times New Roman" w:cs="Times New Roman"/>
         </w:rPr>
-        <w:t xml:space="preserve"> de un Season, un Stadium, </w:t>
+        <w:t xml:space="preserve"> de </w:t>
+      </w:r>
+      <w:proofErr w:type="gramStart"/>
+      <w:r>
+        <w:rPr>
+          <w:rFonts w:ascii="Times New Roman" w:hAnsi="Times New Roman" w:cs="Times New Roman"/>
+        </w:rPr>
+        <w:t>un Season</w:t>
+      </w:r>
+      <w:proofErr w:type="gramEnd"/>
+      <w:r>
+        <w:rPr>
+          <w:rFonts w:ascii="Times New Roman" w:hAnsi="Times New Roman" w:cs="Times New Roman"/>
+        </w:rPr>
+        <w:t xml:space="preserve">, </w:t>
+      </w:r>
+      <w:proofErr w:type="gramStart"/>
+      <w:r>
+        <w:rPr>
+          <w:rFonts w:ascii="Times New Roman" w:hAnsi="Times New Roman" w:cs="Times New Roman"/>
+        </w:rPr>
+        <w:t>un Stadium</w:t>
+      </w:r>
+      <w:proofErr w:type="gramEnd"/>
+      <w:r>
+        <w:rPr>
+          <w:rFonts w:ascii="Times New Roman" w:hAnsi="Times New Roman" w:cs="Times New Roman"/>
+        </w:rPr>
+        <w:t xml:space="preserve">, </w:t>
       </w:r>
       <w:proofErr w:type="spellStart"/>
       <w:r>
@@ -3171,11 +4796,15 @@
       <w:pPr>
         <w:rPr>
           <w:rFonts w:ascii="Times New Roman" w:hAnsi="Times New Roman" w:cs="Times New Roman"/>
-        </w:rPr>
-      </w:pPr>
-      <w:r>
-        <w:rPr>
-          <w:rFonts w:ascii="Times New Roman" w:hAnsi="Times New Roman" w:cs="Times New Roman"/>
+          <w:b/>
+          <w:bCs/>
+        </w:rPr>
+      </w:pPr>
+      <w:r>
+        <w:rPr>
+          <w:rFonts w:ascii="Times New Roman" w:hAnsi="Times New Roman" w:cs="Times New Roman"/>
+          <w:b/>
+          <w:bCs/>
         </w:rPr>
         <w:t>Season:</w:t>
       </w:r>
@@ -3380,14 +5009,28 @@
         <w:rPr>
           <w:rFonts w:ascii="Times New Roman" w:hAnsi="Times New Roman" w:cs="Times New Roman"/>
         </w:rPr>
-        <w:t>fixture_id</w:t>
-      </w:r>
-      <w:proofErr w:type="spellEnd"/>
-      <w:r>
-        <w:rPr>
-          <w:rFonts w:ascii="Times New Roman" w:hAnsi="Times New Roman" w:cs="Times New Roman"/>
-        </w:rPr>
-        <w:t xml:space="preserve">(foreign key </w:t>
+        <w:t>fixture_</w:t>
+      </w:r>
+      <w:proofErr w:type="gramStart"/>
+      <w:r>
+        <w:rPr>
+          <w:rFonts w:ascii="Times New Roman" w:hAnsi="Times New Roman" w:cs="Times New Roman"/>
+        </w:rPr>
+        <w:t>id</w:t>
+      </w:r>
+      <w:proofErr w:type="spellEnd"/>
+      <w:r>
+        <w:rPr>
+          <w:rFonts w:ascii="Times New Roman" w:hAnsi="Times New Roman" w:cs="Times New Roman"/>
+        </w:rPr>
+        <w:t>(</w:t>
+      </w:r>
+      <w:proofErr w:type="gramEnd"/>
+      <w:r>
+        <w:rPr>
+          <w:rFonts w:ascii="Times New Roman" w:hAnsi="Times New Roman" w:cs="Times New Roman"/>
+        </w:rPr>
+        <w:t xml:space="preserve">foreign key </w:t>
       </w:r>
       <w:proofErr w:type="spellStart"/>
       <w:r>
@@ -3422,11 +5065,15 @@
       <w:pPr>
         <w:rPr>
           <w:rFonts w:ascii="Times New Roman" w:hAnsi="Times New Roman" w:cs="Times New Roman"/>
-        </w:rPr>
-      </w:pPr>
-      <w:r>
-        <w:rPr>
-          <w:rFonts w:ascii="Times New Roman" w:hAnsi="Times New Roman" w:cs="Times New Roman"/>
+          <w:b/>
+          <w:bCs/>
+        </w:rPr>
+      </w:pPr>
+      <w:r>
+        <w:rPr>
+          <w:rFonts w:ascii="Times New Roman" w:hAnsi="Times New Roman" w:cs="Times New Roman"/>
+          <w:b/>
+          <w:bCs/>
         </w:rPr>
         <w:t>Fixtures:</w:t>
       </w:r>
@@ -3698,11 +5345,15 @@
       <w:pPr>
         <w:rPr>
           <w:rFonts w:ascii="Times New Roman" w:hAnsi="Times New Roman" w:cs="Times New Roman"/>
-        </w:rPr>
-      </w:pPr>
-      <w:r>
-        <w:rPr>
-          <w:rFonts w:ascii="Times New Roman" w:hAnsi="Times New Roman" w:cs="Times New Roman"/>
+          <w:b/>
+          <w:bCs/>
+        </w:rPr>
+      </w:pPr>
+      <w:r>
+        <w:rPr>
+          <w:rFonts w:ascii="Times New Roman" w:hAnsi="Times New Roman" w:cs="Times New Roman"/>
+          <w:b/>
+          <w:bCs/>
         </w:rPr>
         <w:t>Stadiums:</w:t>
       </w:r>
@@ -3865,11 +5516,15 @@
       <w:pPr>
         <w:rPr>
           <w:rFonts w:ascii="Times New Roman" w:hAnsi="Times New Roman" w:cs="Times New Roman"/>
-        </w:rPr>
-      </w:pPr>
-      <w:r>
-        <w:rPr>
-          <w:rFonts w:ascii="Times New Roman" w:hAnsi="Times New Roman" w:cs="Times New Roman"/>
+          <w:b/>
+          <w:bCs/>
+        </w:rPr>
+      </w:pPr>
+      <w:r>
+        <w:rPr>
+          <w:rFonts w:ascii="Times New Roman" w:hAnsi="Times New Roman" w:cs="Times New Roman"/>
+          <w:b/>
+          <w:bCs/>
         </w:rPr>
         <w:t>Player:</w:t>
       </w:r>
@@ -3976,6 +5631,7 @@
         <w:rPr>
           <w:rFonts w:ascii="Times New Roman" w:hAnsi="Times New Roman" w:cs="Times New Roman"/>
         </w:rPr>
+        <w:lastRenderedPageBreak/>
         <w:t>Atribute</w:t>
       </w:r>
       <w:proofErr w:type="spellEnd"/>
@@ -4085,7 +5741,6 @@
         <w:rPr>
           <w:rFonts w:ascii="Times New Roman" w:hAnsi="Times New Roman" w:cs="Times New Roman"/>
         </w:rPr>
-        <w:lastRenderedPageBreak/>
         <w:t>Relații</w:t>
       </w:r>
       <w:proofErr w:type="spellEnd"/>
@@ -4261,18 +5916,24 @@
       <w:pPr>
         <w:rPr>
           <w:rFonts w:ascii="Times New Roman" w:hAnsi="Times New Roman" w:cs="Times New Roman"/>
-        </w:rPr>
-      </w:pPr>
-      <w:r>
-        <w:rPr>
-          <w:rFonts w:ascii="Times New Roman" w:hAnsi="Times New Roman" w:cs="Times New Roman"/>
-        </w:rPr>
-        <w:t xml:space="preserve"> </w:t>
-      </w:r>
-      <w:proofErr w:type="spellStart"/>
-      <w:r>
-        <w:rPr>
-          <w:rFonts w:ascii="Times New Roman" w:hAnsi="Times New Roman" w:cs="Times New Roman"/>
+          <w:b/>
+          <w:bCs/>
+        </w:rPr>
+      </w:pPr>
+      <w:r>
+        <w:rPr>
+          <w:rFonts w:ascii="Times New Roman" w:hAnsi="Times New Roman" w:cs="Times New Roman"/>
+          <w:b/>
+          <w:bCs/>
+        </w:rPr>
+        <w:t xml:space="preserve"> </w:t>
+      </w:r>
+      <w:proofErr w:type="spellStart"/>
+      <w:r>
+        <w:rPr>
+          <w:rFonts w:ascii="Times New Roman" w:hAnsi="Times New Roman" w:cs="Times New Roman"/>
+          <w:b/>
+          <w:bCs/>
         </w:rPr>
         <w:t>Player_Positions</w:t>
       </w:r>
@@ -4280,6 +5941,8 @@
       <w:r>
         <w:rPr>
           <w:rFonts w:ascii="Times New Roman" w:hAnsi="Times New Roman" w:cs="Times New Roman"/>
+          <w:b/>
+          <w:bCs/>
         </w:rPr>
         <w:t>:</w:t>
       </w:r>
@@ -4456,11 +6119,15 @@
       <w:pPr>
         <w:rPr>
           <w:rFonts w:ascii="Times New Roman" w:hAnsi="Times New Roman" w:cs="Times New Roman"/>
-        </w:rPr>
-      </w:pPr>
-      <w:r>
-        <w:rPr>
-          <w:rFonts w:ascii="Times New Roman" w:hAnsi="Times New Roman" w:cs="Times New Roman"/>
+          <w:b/>
+          <w:bCs/>
+        </w:rPr>
+      </w:pPr>
+      <w:r>
+        <w:rPr>
+          <w:rFonts w:ascii="Times New Roman" w:hAnsi="Times New Roman" w:cs="Times New Roman"/>
+          <w:b/>
+          <w:bCs/>
         </w:rPr>
         <w:t xml:space="preserve"> Individual Stats:</w:t>
       </w:r>
@@ -4706,11 +6373,15 @@
       <w:pPr>
         <w:rPr>
           <w:rFonts w:ascii="Times New Roman" w:hAnsi="Times New Roman" w:cs="Times New Roman"/>
-        </w:rPr>
-      </w:pPr>
-      <w:r>
-        <w:rPr>
-          <w:rFonts w:ascii="Times New Roman" w:hAnsi="Times New Roman" w:cs="Times New Roman"/>
+          <w:b/>
+          <w:bCs/>
+        </w:rPr>
+      </w:pPr>
+      <w:r>
+        <w:rPr>
+          <w:rFonts w:ascii="Times New Roman" w:hAnsi="Times New Roman" w:cs="Times New Roman"/>
+          <w:b/>
+          <w:bCs/>
         </w:rPr>
         <w:t xml:space="preserve"> Staff:</w:t>
       </w:r>
@@ -4873,11 +6544,15 @@
       <w:pPr>
         <w:rPr>
           <w:rFonts w:ascii="Times New Roman" w:hAnsi="Times New Roman" w:cs="Times New Roman"/>
-        </w:rPr>
-      </w:pPr>
-      <w:r>
-        <w:rPr>
-          <w:rFonts w:ascii="Times New Roman" w:hAnsi="Times New Roman" w:cs="Times New Roman"/>
+          <w:b/>
+          <w:bCs/>
+        </w:rPr>
+      </w:pPr>
+      <w:r>
+        <w:rPr>
+          <w:rFonts w:ascii="Times New Roman" w:hAnsi="Times New Roman" w:cs="Times New Roman"/>
+          <w:b/>
+          <w:bCs/>
         </w:rPr>
         <w:t xml:space="preserve"> Referee:</w:t>
       </w:r>
@@ -6771,6 +8446,95 @@
     </w:lvl>
   </w:abstractNum>
   <w:abstractNum w:abstractNumId="10" w15:restartNumberingAfterBreak="0">
+    <w:nsid w:val="51113C4C"/>
+    <w:multiLevelType w:val="hybridMultilevel"/>
+    <w:tmpl w:val="F8965AF4"/>
+    <w:lvl w:ilvl="0" w:tplc="0409000F">
+      <w:start w:val="5"/>
+      <w:numFmt w:val="decimal"/>
+      <w:lvlText w:val="%1."/>
+      <w:lvlJc w:val="left"/>
+      <w:pPr>
+        <w:ind w:left="720" w:hanging="360"/>
+      </w:pPr>
+      <w:rPr>
+        <w:rFonts w:hint="default"/>
+      </w:rPr>
+    </w:lvl>
+    <w:lvl w:ilvl="1" w:tplc="04090019" w:tentative="1">
+      <w:start w:val="1"/>
+      <w:numFmt w:val="lowerLetter"/>
+      <w:lvlText w:val="%2."/>
+      <w:lvlJc w:val="left"/>
+      <w:pPr>
+        <w:ind w:left="1440" w:hanging="360"/>
+      </w:pPr>
+    </w:lvl>
+    <w:lvl w:ilvl="2" w:tplc="0409001B" w:tentative="1">
+      <w:start w:val="1"/>
+      <w:numFmt w:val="lowerRoman"/>
+      <w:lvlText w:val="%3."/>
+      <w:lvlJc w:val="right"/>
+      <w:pPr>
+        <w:ind w:left="2160" w:hanging="180"/>
+      </w:pPr>
+    </w:lvl>
+    <w:lvl w:ilvl="3" w:tplc="0409000F" w:tentative="1">
+      <w:start w:val="1"/>
+      <w:numFmt w:val="decimal"/>
+      <w:lvlText w:val="%4."/>
+      <w:lvlJc w:val="left"/>
+      <w:pPr>
+        <w:ind w:left="2880" w:hanging="360"/>
+      </w:pPr>
+    </w:lvl>
+    <w:lvl w:ilvl="4" w:tplc="04090019" w:tentative="1">
+      <w:start w:val="1"/>
+      <w:numFmt w:val="lowerLetter"/>
+      <w:lvlText w:val="%5."/>
+      <w:lvlJc w:val="left"/>
+      <w:pPr>
+        <w:ind w:left="3600" w:hanging="360"/>
+      </w:pPr>
+    </w:lvl>
+    <w:lvl w:ilvl="5" w:tplc="0409001B" w:tentative="1">
+      <w:start w:val="1"/>
+      <w:numFmt w:val="lowerRoman"/>
+      <w:lvlText w:val="%6."/>
+      <w:lvlJc w:val="right"/>
+      <w:pPr>
+        <w:ind w:left="4320" w:hanging="180"/>
+      </w:pPr>
+    </w:lvl>
+    <w:lvl w:ilvl="6" w:tplc="0409000F" w:tentative="1">
+      <w:start w:val="1"/>
+      <w:numFmt w:val="decimal"/>
+      <w:lvlText w:val="%7."/>
+      <w:lvlJc w:val="left"/>
+      <w:pPr>
+        <w:ind w:left="5040" w:hanging="360"/>
+      </w:pPr>
+    </w:lvl>
+    <w:lvl w:ilvl="7" w:tplc="04090019" w:tentative="1">
+      <w:start w:val="1"/>
+      <w:numFmt w:val="lowerLetter"/>
+      <w:lvlText w:val="%8."/>
+      <w:lvlJc w:val="left"/>
+      <w:pPr>
+        <w:ind w:left="5760" w:hanging="360"/>
+      </w:pPr>
+    </w:lvl>
+    <w:lvl w:ilvl="8" w:tplc="0409001B" w:tentative="1">
+      <w:start w:val="1"/>
+      <w:numFmt w:val="lowerRoman"/>
+      <w:lvlText w:val="%9."/>
+      <w:lvlJc w:val="right"/>
+      <w:pPr>
+        <w:ind w:left="6480" w:hanging="180"/>
+      </w:pPr>
+    </w:lvl>
+  </w:abstractNum>
+  <w:abstractNum w:abstractNumId="11" w15:restartNumberingAfterBreak="0">
     <w:nsid w:val="5A332A92"/>
     <w:multiLevelType w:val="multilevel"/>
     <w:tmpl w:val="39B4FF3C"/>
@@ -7000,7 +8764,7 @@
       </w:rPr>
     </w:lvl>
   </w:abstractNum>
-  <w:abstractNum w:abstractNumId="11" w15:restartNumberingAfterBreak="0">
+  <w:abstractNum w:abstractNumId="12" w15:restartNumberingAfterBreak="0">
     <w:nsid w:val="62F64EC4"/>
     <w:multiLevelType w:val="multilevel"/>
     <w:tmpl w:val="F30CB15C"/>
@@ -7149,7 +8913,7 @@
       </w:rPr>
     </w:lvl>
   </w:abstractNum>
-  <w:abstractNum w:abstractNumId="12" w15:restartNumberingAfterBreak="0">
+  <w:abstractNum w:abstractNumId="13" w15:restartNumberingAfterBreak="0">
     <w:nsid w:val="64933712"/>
     <w:multiLevelType w:val="hybridMultilevel"/>
     <w:tmpl w:val="F4669D3A"/>
@@ -7262,7 +9026,7 @@
       </w:rPr>
     </w:lvl>
   </w:abstractNum>
-  <w:abstractNum w:abstractNumId="13" w15:restartNumberingAfterBreak="0">
+  <w:abstractNum w:abstractNumId="14" w15:restartNumberingAfterBreak="0">
     <w:nsid w:val="68066BE6"/>
     <w:multiLevelType w:val="multilevel"/>
     <w:tmpl w:val="623051F0"/>
@@ -7411,7 +9175,7 @@
       </w:rPr>
     </w:lvl>
   </w:abstractNum>
-  <w:abstractNum w:abstractNumId="14" w15:restartNumberingAfterBreak="0">
+  <w:abstractNum w:abstractNumId="15" w15:restartNumberingAfterBreak="0">
     <w:nsid w:val="6D390219"/>
     <w:multiLevelType w:val="multilevel"/>
     <w:tmpl w:val="3378130E"/>
@@ -7578,10 +9342,10 @@
     <w:abstractNumId w:val="3"/>
   </w:num>
   <w:num w:numId="3" w16cid:durableId="2062630656">
-    <w:abstractNumId w:val="10"/>
+    <w:abstractNumId w:val="11"/>
   </w:num>
   <w:num w:numId="4" w16cid:durableId="1113789406">
-    <w:abstractNumId w:val="12"/>
+    <w:abstractNumId w:val="13"/>
   </w:num>
   <w:num w:numId="5" w16cid:durableId="1823616948">
     <w:abstractNumId w:val="7"/>
@@ -7590,13 +9354,13 @@
     <w:abstractNumId w:val="4"/>
   </w:num>
   <w:num w:numId="7" w16cid:durableId="1452816955">
-    <w:abstractNumId w:val="11"/>
+    <w:abstractNumId w:val="12"/>
   </w:num>
   <w:num w:numId="8" w16cid:durableId="1636452792">
     <w:abstractNumId w:val="8"/>
   </w:num>
   <w:num w:numId="9" w16cid:durableId="617298098">
-    <w:abstractNumId w:val="14"/>
+    <w:abstractNumId w:val="15"/>
   </w:num>
   <w:num w:numId="10" w16cid:durableId="299115649">
     <w:abstractNumId w:val="9"/>
@@ -7605,7 +9369,7 @@
     <w:abstractNumId w:val="1"/>
   </w:num>
   <w:num w:numId="12" w16cid:durableId="1505315087">
-    <w:abstractNumId w:val="13"/>
+    <w:abstractNumId w:val="14"/>
   </w:num>
   <w:num w:numId="13" w16cid:durableId="793061916">
     <w:abstractNumId w:val="0"/>
@@ -7627,6 +9391,9 @@
     <w:lvlOverride w:ilvl="6"/>
     <w:lvlOverride w:ilvl="7"/>
     <w:lvlOverride w:ilvl="8"/>
+  </w:num>
+  <w:num w:numId="17" w16cid:durableId="1570261676">
+    <w:abstractNumId w:val="10"/>
   </w:num>
 </w:numbering>
 </file>
@@ -8592,6 +10359,33 @@
     <w:uiPriority w:val="99"/>
     <w:rsid w:val="00712352"/>
   </w:style>
+  <w:style w:type="paragraph" w:styleId="NormalWeb">
+    <w:name w:val="Normal (Web)"/>
+    <w:basedOn w:val="Normal"/>
+    <w:uiPriority w:val="99"/>
+    <w:semiHidden/>
+    <w:unhideWhenUsed/>
+    <w:rsid w:val="00A94AC0"/>
+    <w:pPr>
+      <w:spacing w:before="100" w:beforeAutospacing="1" w:after="100" w:afterAutospacing="1" w:line="240" w:lineRule="auto"/>
+    </w:pPr>
+    <w:rPr>
+      <w:rFonts w:ascii="Times New Roman" w:eastAsia="Times New Roman" w:hAnsi="Times New Roman" w:cs="Times New Roman"/>
+      <w:kern w:val="0"/>
+      <w14:ligatures w14:val="none"/>
+    </w:rPr>
+  </w:style>
+  <w:style w:type="character" w:styleId="Strong">
+    <w:name w:val="Strong"/>
+    <w:basedOn w:val="DefaultParagraphFont"/>
+    <w:uiPriority w:val="22"/>
+    <w:qFormat/>
+    <w:rsid w:val="00A94AC0"/>
+    <w:rPr>
+      <w:b/>
+      <w:bCs/>
+    </w:rPr>
+  </w:style>
 </w:styles>
 </file>
 
